--- a/docs/Project_Handover.docx
+++ b/docs/Project_Handover.docx
@@ -126,7 +126,7 @@
         <w:t xml:space="preserve">Drafted in October 2026, prepared by Jamie Kim</w:t>
       </w:r>
     </w:p>
-    <w:bookmarkStart w:id="20" w:name="about-this-document"/>
+    <w:bookmarkStart w:id="21" w:name="about-this-document"/>
     <w:p>
       <w:pPr>
         <w:pStyle w:val="Heading1"/>
@@ -238,6 +238,52 @@
         <w:pStyle w:val="FirstParagraph"/>
       </w:pPr>
       <w:r>
+        <w:rPr>
+          <w:bCs/>
+          <w:b/>
+        </w:rPr>
+        <w:t xml:space="preserve">Reading without a technical background.</w:t>
+      </w:r>
+      <w:r>
+        <w:t xml:space="preserve"> </w:t>
+      </w:r>
+      <w:r>
+        <w:t xml:space="preserve">Each section opens with a short</w:t>
+      </w:r>
+      <w:r>
+        <w:t xml:space="preserve"> </w:t>
+      </w:r>
+      <w:r>
+        <w:rPr>
+          <w:iCs/>
+          <w:i/>
+        </w:rPr>
+        <w:t xml:space="preserve">In short</w:t>
+      </w:r>
+      <w:r>
+        <w:t xml:space="preserve"> </w:t>
+      </w:r>
+      <w:r>
+        <w:t xml:space="preserve">summary in plain language; the bullets below it give the detail for</w:t>
+      </w:r>
+      <w:r>
+        <w:t xml:space="preserve"> </w:t>
+      </w:r>
+      <w:r>
+        <w:t xml:space="preserve">whoever maintains the device. Technical terms are explained in the Key terms</w:t>
+      </w:r>
+      <w:r>
+        <w:t xml:space="preserve"> </w:t>
+      </w:r>
+      <w:r>
+        <w:t xml:space="preserve">table below.</w:t>
+      </w:r>
+    </w:p>
+    <w:p>
+      <w:pPr>
+        <w:pStyle w:val="BodyText"/>
+      </w:pPr>
+      <w:r>
         <w:t xml:space="preserve">Companion documents:</w:t>
       </w:r>
     </w:p>
@@ -343,8 +389,1006 @@
         <w:t xml:space="preserve">as its detailed working record.</w:t>
       </w:r>
     </w:p>
+    <w:bookmarkStart w:id="20" w:name="key-terms"/>
+    <w:p>
+      <w:pPr>
+        <w:pStyle w:val="Heading2"/>
+      </w:pPr>
+      <w:r>
+        <w:t xml:space="preserve">Key terms</w:t>
+      </w:r>
+    </w:p>
+    <w:tbl>
+      <w:tblPr>
+        <w:tblStyle w:val="Table"/>
+        <w:tblW w:type="pct" w:w="5000"/>
+        <w:tblLook w:firstRow="1" w:lastRow="0" w:firstColumn="0" w:lastColumn="0" w:noHBand="0" w:noVBand="0" w:val="0020"/>
+        <w:jc w:val="start"/>
+        <w:tblBorders>
+          <w:top w:val="single" w:sz="4" w:space="0" w:color="BFBFBF"/>
+          <w:left w:val="single" w:sz="4" w:space="0" w:color="BFBFBF"/>
+          <w:bottom w:val="single" w:sz="4" w:space="0" w:color="BFBFBF"/>
+          <w:right w:val="single" w:sz="4" w:space="0" w:color="BFBFBF"/>
+          <w:insideH w:val="single" w:sz="4" w:space="0" w:color="BFBFBF"/>
+          <w:insideV w:val="single" w:sz="4" w:space="0" w:color="BFBFBF"/>
+        </w:tblBorders>
+      </w:tblPr>
+      <w:tblGrid>
+        <w:gridCol w:w="3960"/>
+        <w:gridCol w:w="3960"/>
+      </w:tblGrid>
+      <w:tr>
+        <w:trPr>
+          <w:tblHeader w:val="true"/>
+        </w:trPr>
+        <w:tc>
+          <w:tcPr>
+            <w:shd w:val="clear" w:color="auto" w:fill="DCE6F1"/>
+          </w:tcPr>
+          <w:p>
+            <w:pPr>
+              <w:pStyle w:val="Compact"/>
+              <w:jc w:val="left"/>
+            </w:pPr>
+            <w:r>
+              <w:rPr>
+                <w:b/>
+                <w:sz w:val="19"/>
+              </w:rPr>
+              <w:t xml:space="preserve">Term</w:t>
+            </w:r>
+          </w:p>
+        </w:tc>
+        <w:tc>
+          <w:tcPr>
+            <w:shd w:val="clear" w:color="auto" w:fill="DCE6F1"/>
+          </w:tcPr>
+          <w:p>
+            <w:pPr>
+              <w:pStyle w:val="Compact"/>
+              <w:jc w:val="left"/>
+            </w:pPr>
+            <w:r>
+              <w:rPr>
+                <w:b/>
+                <w:sz w:val="19"/>
+              </w:rPr>
+              <w:t xml:space="preserve">Meaning</w:t>
+            </w:r>
+          </w:p>
+        </w:tc>
+      </w:tr>
+      <w:tr>
+        <w:tc>
+          <w:tcPr/>
+          <w:p>
+            <w:pPr>
+              <w:pStyle w:val="Compact"/>
+              <w:jc w:val="left"/>
+            </w:pPr>
+            <w:r>
+              <w:rPr>
+                <w:sz w:val="19"/>
+              </w:rPr>
+              <w:t xml:space="preserve">IMU (inertial measurement unit)</w:t>
+            </w:r>
+          </w:p>
+        </w:tc>
+        <w:tc>
+          <w:tcPr/>
+          <w:p>
+            <w:pPr>
+              <w:pStyle w:val="Compact"/>
+              <w:jc w:val="left"/>
+            </w:pPr>
+            <w:r>
+              <w:rPr>
+                <w:sz w:val="19"/>
+              </w:rPr>
+              <w:t xml:space="preserve">A small motion-sensor chip. The one used here (BMI270) contains an accelerometer and a gyroscope.</w:t>
+            </w:r>
+          </w:p>
+        </w:tc>
+      </w:tr>
+      <w:tr>
+        <w:tc>
+          <w:tcPr/>
+          <w:p>
+            <w:pPr>
+              <w:pStyle w:val="Compact"/>
+              <w:jc w:val="left"/>
+            </w:pPr>
+            <w:r>
+              <w:rPr>
+                <w:sz w:val="19"/>
+              </w:rPr>
+              <w:t xml:space="preserve">Accelerometer</w:t>
+            </w:r>
+          </w:p>
+        </w:tc>
+        <w:tc>
+          <w:tcPr/>
+          <w:p>
+            <w:pPr>
+              <w:pStyle w:val="Compact"/>
+              <w:jc w:val="left"/>
+            </w:pPr>
+            <w:r>
+              <w:rPr>
+                <w:sz w:val="19"/>
+              </w:rPr>
+              <w:t xml:space="preserve">Measures acceleration, including gravity. When the board is still, it shows which way is down.</w:t>
+            </w:r>
+          </w:p>
+        </w:tc>
+      </w:tr>
+      <w:tr>
+        <w:tc>
+          <w:tcPr/>
+          <w:p>
+            <w:pPr>
+              <w:pStyle w:val="Compact"/>
+              <w:jc w:val="left"/>
+            </w:pPr>
+            <w:r>
+              <w:rPr>
+                <w:sz w:val="19"/>
+              </w:rPr>
+              <w:t xml:space="preserve">Gyroscope (</w:t>
+            </w:r>
+            <w:r>
+              <w:rPr>
+                <w:sz w:val="19"/>
+              </w:rPr>
+              <w:t xml:space="preserve">“</w:t>
+            </w:r>
+            <w:r>
+              <w:rPr>
+                <w:sz w:val="19"/>
+              </w:rPr>
+              <w:t xml:space="preserve">gyro</w:t>
+            </w:r>
+            <w:r>
+              <w:rPr>
+                <w:sz w:val="19"/>
+              </w:rPr>
+              <w:t xml:space="preserve">”</w:t>
+            </w:r>
+            <w:r>
+              <w:rPr>
+                <w:sz w:val="19"/>
+              </w:rPr>
+              <w:t xml:space="preserve">)</w:t>
+            </w:r>
+          </w:p>
+        </w:tc>
+        <w:tc>
+          <w:tcPr/>
+          <w:p>
+            <w:pPr>
+              <w:pStyle w:val="Compact"/>
+              <w:jc w:val="left"/>
+            </w:pPr>
+            <w:r>
+              <w:rPr>
+                <w:sz w:val="19"/>
+              </w:rPr>
+              <w:t xml:space="preserve">Measures how fast the board is rotating. Good for quick movements, but small errors add up over time.</w:t>
+            </w:r>
+          </w:p>
+        </w:tc>
+      </w:tr>
+      <w:tr>
+        <w:tc>
+          <w:tcPr/>
+          <w:p>
+            <w:pPr>
+              <w:pStyle w:val="Compact"/>
+              <w:jc w:val="left"/>
+            </w:pPr>
+            <w:r>
+              <w:rPr>
+                <w:sz w:val="19"/>
+              </w:rPr>
+              <w:t xml:space="preserve">Magnetometer</w:t>
+            </w:r>
+          </w:p>
+        </w:tc>
+        <w:tc>
+          <w:tcPr/>
+          <w:p>
+            <w:pPr>
+              <w:pStyle w:val="Compact"/>
+              <w:jc w:val="left"/>
+            </w:pPr>
+            <w:r>
+              <w:rPr>
+                <w:sz w:val="19"/>
+              </w:rPr>
+              <w:t xml:space="preserve">Measures the magnetic field, like a compass. Present on the board (BMM150) but not used.</w:t>
+            </w:r>
+          </w:p>
+        </w:tc>
+      </w:tr>
+      <w:tr>
+        <w:tc>
+          <w:tcPr/>
+          <w:p>
+            <w:pPr>
+              <w:pStyle w:val="Compact"/>
+              <w:jc w:val="left"/>
+            </w:pPr>
+            <w:r>
+              <w:rPr>
+                <w:sz w:val="19"/>
+              </w:rPr>
+              <w:t xml:space="preserve">Orientation</w:t>
+            </w:r>
+          </w:p>
+        </w:tc>
+        <w:tc>
+          <w:tcPr/>
+          <w:p>
+            <w:pPr>
+              <w:pStyle w:val="Compact"/>
+              <w:jc w:val="left"/>
+            </w:pPr>
+            <w:r>
+              <w:rPr>
+                <w:sz w:val="19"/>
+              </w:rPr>
+              <w:t xml:space="preserve">How a board is tilted and turned in space. Stored as a</w:t>
+            </w:r>
+            <w:r>
+              <w:rPr>
+                <w:sz w:val="19"/>
+              </w:rPr>
+              <w:t xml:space="preserve"> </w:t>
+            </w:r>
+            <w:r>
+              <w:rPr>
+                <w:iCs/>
+                <w:i/>
+                <w:sz w:val="19"/>
+              </w:rPr>
+              <w:t xml:space="preserve">quaternion</w:t>
+            </w:r>
+            <w:r>
+              <w:rPr>
+                <w:sz w:val="19"/>
+              </w:rPr>
+              <w:t xml:space="preserve">, a set of four numbers.</w:t>
+            </w:r>
+          </w:p>
+        </w:tc>
+      </w:tr>
+      <w:tr>
+        <w:tc>
+          <w:tcPr/>
+          <w:p>
+            <w:pPr>
+              <w:pStyle w:val="Compact"/>
+              <w:jc w:val="left"/>
+            </w:pPr>
+            <w:r>
+              <w:rPr>
+                <w:sz w:val="19"/>
+              </w:rPr>
+              <w:t xml:space="preserve">Sensor fusion / filter</w:t>
+            </w:r>
+          </w:p>
+        </w:tc>
+        <w:tc>
+          <w:tcPr/>
+          <w:p>
+            <w:pPr>
+              <w:pStyle w:val="Compact"/>
+              <w:jc w:val="left"/>
+            </w:pPr>
+            <w:r>
+              <w:rPr>
+                <w:sz w:val="19"/>
+              </w:rPr>
+              <w:t xml:space="preserve">Software that combines accelerometer and gyroscope readings into one steady orientation. This project uses a</w:t>
+            </w:r>
+            <w:r>
+              <w:rPr>
+                <w:sz w:val="19"/>
+              </w:rPr>
+              <w:t xml:space="preserve"> </w:t>
+            </w:r>
+            <w:r>
+              <w:rPr>
+                <w:iCs/>
+                <w:i/>
+                <w:sz w:val="19"/>
+              </w:rPr>
+              <w:t xml:space="preserve">Mahony filter</w:t>
+            </w:r>
+            <w:r>
+              <w:rPr>
+                <w:sz w:val="19"/>
+              </w:rPr>
+              <w:t xml:space="preserve">.</w:t>
+            </w:r>
+          </w:p>
+        </w:tc>
+      </w:tr>
+      <w:tr>
+        <w:tc>
+          <w:tcPr/>
+          <w:p>
+            <w:pPr>
+              <w:pStyle w:val="Compact"/>
+              <w:jc w:val="left"/>
+            </w:pPr>
+            <w:r>
+              <w:rPr>
+                <w:sz w:val="19"/>
+              </w:rPr>
+              <w:t xml:space="preserve">6-DOF / 9-DOF</w:t>
+            </w:r>
+          </w:p>
+        </w:tc>
+        <w:tc>
+          <w:tcPr/>
+          <w:p>
+            <w:pPr>
+              <w:pStyle w:val="Compact"/>
+              <w:jc w:val="left"/>
+            </w:pPr>
+            <w:r>
+              <w:rPr>
+                <w:sz w:val="19"/>
+              </w:rPr>
+              <w:t xml:space="preserve">Fusion from accelerometer + gyroscope (6 measured axes), or with the magnetometer as well (9).</w:t>
+            </w:r>
+          </w:p>
+        </w:tc>
+      </w:tr>
+      <w:tr>
+        <w:tc>
+          <w:tcPr/>
+          <w:p>
+            <w:pPr>
+              <w:pStyle w:val="Compact"/>
+              <w:jc w:val="left"/>
+            </w:pPr>
+            <w:r>
+              <w:rPr>
+                <w:sz w:val="19"/>
+              </w:rPr>
+              <w:t xml:space="preserve">Drift</w:t>
+            </w:r>
+          </w:p>
+        </w:tc>
+        <w:tc>
+          <w:tcPr/>
+          <w:p>
+            <w:pPr>
+              <w:pStyle w:val="Compact"/>
+              <w:jc w:val="left"/>
+            </w:pPr>
+            <w:r>
+              <w:rPr>
+                <w:sz w:val="19"/>
+              </w:rPr>
+              <w:t xml:space="preserve">A slow, steady error that builds up over time even when nothing moves.</w:t>
+            </w:r>
+          </w:p>
+        </w:tc>
+      </w:tr>
+      <w:tr>
+        <w:tc>
+          <w:tcPr/>
+          <w:p>
+            <w:pPr>
+              <w:pStyle w:val="Compact"/>
+              <w:jc w:val="left"/>
+            </w:pPr>
+            <w:r>
+              <w:rPr>
+                <w:sz w:val="19"/>
+              </w:rPr>
+              <w:t xml:space="preserve">Gyro bias</w:t>
+            </w:r>
+          </w:p>
+        </w:tc>
+        <w:tc>
+          <w:tcPr/>
+          <w:p>
+            <w:pPr>
+              <w:pStyle w:val="Compact"/>
+              <w:jc w:val="left"/>
+            </w:pPr>
+            <w:r>
+              <w:rPr>
+                <w:sz w:val="19"/>
+              </w:rPr>
+              <w:t xml:space="preserve">The small rotation a gyroscope reports when it is actually still; the main cause of drift.</w:t>
+            </w:r>
+          </w:p>
+        </w:tc>
+      </w:tr>
+      <w:tr>
+        <w:tc>
+          <w:tcPr/>
+          <w:p>
+            <w:pPr>
+              <w:pStyle w:val="Compact"/>
+              <w:jc w:val="left"/>
+            </w:pPr>
+            <w:r>
+              <w:rPr>
+                <w:sz w:val="19"/>
+              </w:rPr>
+              <w:t xml:space="preserve">Heading (yaw)</w:t>
+            </w:r>
+          </w:p>
+        </w:tc>
+        <w:tc>
+          <w:tcPr/>
+          <w:p>
+            <w:pPr>
+              <w:pStyle w:val="Compact"/>
+              <w:jc w:val="left"/>
+            </w:pPr>
+            <w:r>
+              <w:rPr>
+                <w:sz w:val="19"/>
+              </w:rPr>
+              <w:t xml:space="preserve">Which way a board faces when turned about the vertical, like a compass direction. Gravity cannot tell this.</w:t>
+            </w:r>
+          </w:p>
+        </w:tc>
+      </w:tr>
+      <w:tr>
+        <w:tc>
+          <w:tcPr/>
+          <w:p>
+            <w:pPr>
+              <w:pStyle w:val="Compact"/>
+              <w:jc w:val="left"/>
+            </w:pPr>
+            <w:r>
+              <w:rPr>
+                <w:sz w:val="19"/>
+              </w:rPr>
+              <w:t xml:space="preserve">Sagittal plane</w:t>
+            </w:r>
+          </w:p>
+        </w:tc>
+        <w:tc>
+          <w:tcPr/>
+          <w:p>
+            <w:pPr>
+              <w:pStyle w:val="Compact"/>
+              <w:jc w:val="left"/>
+            </w:pPr>
+            <w:r>
+              <w:rPr>
+                <w:sz w:val="19"/>
+              </w:rPr>
+              <w:t xml:space="preserve">The side-view plane in which the knee bends and straightens.</w:t>
+            </w:r>
+          </w:p>
+        </w:tc>
+      </w:tr>
+      <w:tr>
+        <w:tc>
+          <w:tcPr/>
+          <w:p>
+            <w:pPr>
+              <w:pStyle w:val="Compact"/>
+              <w:jc w:val="left"/>
+            </w:pPr>
+            <w:r>
+              <w:rPr>
+                <w:sz w:val="19"/>
+              </w:rPr>
+              <w:t xml:space="preserve">Flexion / hyperextension</w:t>
+            </w:r>
+          </w:p>
+        </w:tc>
+        <w:tc>
+          <w:tcPr/>
+          <w:p>
+            <w:pPr>
+              <w:pStyle w:val="Compact"/>
+              <w:jc w:val="left"/>
+            </w:pPr>
+            <w:r>
+              <w:rPr>
+                <w:sz w:val="19"/>
+              </w:rPr>
+              <w:t xml:space="preserve">Bending the knee (positive angle) / straightening it past straight (negative angle).</w:t>
+            </w:r>
+          </w:p>
+        </w:tc>
+      </w:tr>
+      <w:tr>
+        <w:tc>
+          <w:tcPr/>
+          <w:p>
+            <w:pPr>
+              <w:pStyle w:val="Compact"/>
+              <w:jc w:val="left"/>
+            </w:pPr>
+            <w:r>
+              <w:rPr>
+                <w:sz w:val="19"/>
+              </w:rPr>
+              <w:t xml:space="preserve">ROM</w:t>
+            </w:r>
+          </w:p>
+        </w:tc>
+        <w:tc>
+          <w:tcPr/>
+          <w:p>
+            <w:pPr>
+              <w:pStyle w:val="Compact"/>
+              <w:jc w:val="left"/>
+            </w:pPr>
+            <w:r>
+              <w:rPr>
+                <w:sz w:val="19"/>
+              </w:rPr>
+              <w:t xml:space="preserve">Range of motion: how far a joint bends.</w:t>
+            </w:r>
+          </w:p>
+        </w:tc>
+      </w:tr>
+      <w:tr>
+        <w:tc>
+          <w:tcPr/>
+          <w:p>
+            <w:pPr>
+              <w:pStyle w:val="Compact"/>
+              <w:jc w:val="left"/>
+            </w:pPr>
+            <w:r>
+              <w:rPr>
+                <w:sz w:val="19"/>
+              </w:rPr>
+              <w:t xml:space="preserve">Central / peripheral</w:t>
+            </w:r>
+          </w:p>
+        </w:tc>
+        <w:tc>
+          <w:tcPr/>
+          <w:p>
+            <w:pPr>
+              <w:pStyle w:val="Compact"/>
+              <w:jc w:val="left"/>
+            </w:pPr>
+            <w:r>
+              <w:rPr>
+                <w:sz w:val="19"/>
+              </w:rPr>
+              <w:t xml:space="preserve">The thigh board (central) collects data from the shank board (peripheral) and sends both to the PC.</w:t>
+            </w:r>
+          </w:p>
+        </w:tc>
+      </w:tr>
+      <w:tr>
+        <w:tc>
+          <w:tcPr/>
+          <w:p>
+            <w:pPr>
+              <w:pStyle w:val="Compact"/>
+              <w:jc w:val="left"/>
+            </w:pPr>
+            <w:r>
+              <w:rPr>
+                <w:sz w:val="19"/>
+              </w:rPr>
+              <w:t xml:space="preserve">Firmware</w:t>
+            </w:r>
+          </w:p>
+        </w:tc>
+        <w:tc>
+          <w:tcPr/>
+          <w:p>
+            <w:pPr>
+              <w:pStyle w:val="Compact"/>
+              <w:jc w:val="left"/>
+            </w:pPr>
+            <w:r>
+              <w:rPr>
+                <w:sz w:val="19"/>
+              </w:rPr>
+              <w:t xml:space="preserve">The program running on each Arduino board (an Arduino</w:t>
+            </w:r>
+            <w:r>
+              <w:rPr>
+                <w:sz w:val="19"/>
+              </w:rPr>
+              <w:t xml:space="preserve"> </w:t>
+            </w:r>
+            <w:r>
+              <w:rPr>
+                <w:sz w:val="19"/>
+              </w:rPr>
+              <w:t xml:space="preserve">“</w:t>
+            </w:r>
+            <w:r>
+              <w:rPr>
+                <w:sz w:val="19"/>
+              </w:rPr>
+              <w:t xml:space="preserve">sketch</w:t>
+            </w:r>
+            <w:r>
+              <w:rPr>
+                <w:sz w:val="19"/>
+              </w:rPr>
+              <w:t xml:space="preserve">”</w:t>
+            </w:r>
+            <w:r>
+              <w:rPr>
+                <w:sz w:val="19"/>
+              </w:rPr>
+              <w:t xml:space="preserve">). Changing it means</w:t>
+            </w:r>
+            <w:r>
+              <w:rPr>
+                <w:sz w:val="19"/>
+              </w:rPr>
+              <w:t xml:space="preserve"> </w:t>
+            </w:r>
+            <w:r>
+              <w:rPr>
+                <w:iCs/>
+                <w:i/>
+                <w:sz w:val="19"/>
+              </w:rPr>
+              <w:t xml:space="preserve">reflashing</w:t>
+            </w:r>
+            <w:r>
+              <w:rPr>
+                <w:sz w:val="19"/>
+              </w:rPr>
+              <w:t xml:space="preserve"> </w:t>
+            </w:r>
+            <w:r>
+              <w:rPr>
+                <w:sz w:val="19"/>
+              </w:rPr>
+              <w:t xml:space="preserve">the board.</w:t>
+            </w:r>
+          </w:p>
+        </w:tc>
+      </w:tr>
+      <w:tr>
+        <w:tc>
+          <w:tcPr/>
+          <w:p>
+            <w:pPr>
+              <w:pStyle w:val="Compact"/>
+              <w:jc w:val="left"/>
+            </w:pPr>
+            <w:r>
+              <w:rPr>
+                <w:sz w:val="19"/>
+              </w:rPr>
+              <w:t xml:space="preserve">UART / serial link</w:t>
+            </w:r>
+          </w:p>
+        </w:tc>
+        <w:tc>
+          <w:tcPr/>
+          <w:p>
+            <w:pPr>
+              <w:pStyle w:val="Compact"/>
+              <w:jc w:val="left"/>
+            </w:pPr>
+            <w:r>
+              <w:rPr>
+                <w:sz w:val="19"/>
+              </w:rPr>
+              <w:t xml:space="preserve">The simple wired connection between the two boards;</w:t>
+            </w:r>
+            <w:r>
+              <w:rPr>
+                <w:sz w:val="19"/>
+              </w:rPr>
+              <w:t xml:space="preserve"> </w:t>
+            </w:r>
+            <w:r>
+              <w:rPr>
+                <w:iCs/>
+                <w:i/>
+                <w:sz w:val="19"/>
+              </w:rPr>
+              <w:t xml:space="preserve">baud</w:t>
+            </w:r>
+            <w:r>
+              <w:rPr>
+                <w:sz w:val="19"/>
+              </w:rPr>
+              <w:t xml:space="preserve"> </w:t>
+            </w:r>
+            <w:r>
+              <w:rPr>
+                <w:sz w:val="19"/>
+              </w:rPr>
+              <w:t xml:space="preserve">is its speed in bits per second.</w:t>
+            </w:r>
+          </w:p>
+        </w:tc>
+      </w:tr>
+      <w:tr>
+        <w:tc>
+          <w:tcPr/>
+          <w:p>
+            <w:pPr>
+              <w:pStyle w:val="Compact"/>
+              <w:jc w:val="left"/>
+            </w:pPr>
+            <w:r>
+              <w:rPr>
+                <w:sz w:val="19"/>
+              </w:rPr>
+              <w:t xml:space="preserve">Packet / checksum</w:t>
+            </w:r>
+          </w:p>
+        </w:tc>
+        <w:tc>
+          <w:tcPr/>
+          <w:p>
+            <w:pPr>
+              <w:pStyle w:val="Compact"/>
+              <w:jc w:val="left"/>
+            </w:pPr>
+            <w:r>
+              <w:rPr>
+                <w:sz w:val="19"/>
+              </w:rPr>
+              <w:t xml:space="preserve">One message sent between the boards / a check number that reveals a corrupted message.</w:t>
+            </w:r>
+          </w:p>
+        </w:tc>
+      </w:tr>
+      <w:tr>
+        <w:tc>
+          <w:tcPr/>
+          <w:p>
+            <w:pPr>
+              <w:pStyle w:val="Compact"/>
+              <w:jc w:val="left"/>
+            </w:pPr>
+            <w:r>
+              <w:rPr>
+                <w:sz w:val="19"/>
+              </w:rPr>
+              <w:t xml:space="preserve">Sample, Hz</w:t>
+            </w:r>
+          </w:p>
+        </w:tc>
+        <w:tc>
+          <w:tcPr/>
+          <w:p>
+            <w:pPr>
+              <w:pStyle w:val="Compact"/>
+              <w:jc w:val="left"/>
+            </w:pPr>
+            <w:r>
+              <w:rPr>
+                <w:sz w:val="19"/>
+              </w:rPr>
+              <w:t xml:space="preserve">One set of readings; Hz is samples per second (50 Hz = one every 20 ms).</w:t>
+            </w:r>
+          </w:p>
+        </w:tc>
+      </w:tr>
+      <w:tr>
+        <w:tc>
+          <w:tcPr/>
+          <w:p>
+            <w:pPr>
+              <w:pStyle w:val="Compact"/>
+              <w:jc w:val="left"/>
+            </w:pPr>
+            <w:r>
+              <w:rPr>
+                <w:sz w:val="19"/>
+              </w:rPr>
+              <w:t xml:space="preserve">Calibration (zeroing, sweep)</w:t>
+            </w:r>
+          </w:p>
+        </w:tc>
+        <w:tc>
+          <w:tcPr/>
+          <w:p>
+            <w:pPr>
+              <w:pStyle w:val="Compact"/>
+              <w:jc w:val="left"/>
+            </w:pPr>
+            <w:r>
+              <w:rPr>
+                <w:sz w:val="19"/>
+              </w:rPr>
+              <w:t xml:space="preserve">The short routine at the start of each session that tells the software how the boards sit on the leg (§5.3).</w:t>
+            </w:r>
+          </w:p>
+        </w:tc>
+      </w:tr>
+      <w:tr>
+        <w:tc>
+          <w:tcPr/>
+          <w:p>
+            <w:pPr>
+              <w:pStyle w:val="Compact"/>
+              <w:jc w:val="left"/>
+            </w:pPr>
+            <w:r>
+              <w:rPr>
+                <w:sz w:val="19"/>
+              </w:rPr>
+              <w:t xml:space="preserve">GUI / CLI</w:t>
+            </w:r>
+          </w:p>
+        </w:tc>
+        <w:tc>
+          <w:tcPr/>
+          <w:p>
+            <w:pPr>
+              <w:pStyle w:val="Compact"/>
+              <w:jc w:val="left"/>
+            </w:pPr>
+            <w:r>
+              <w:rPr>
+                <w:sz w:val="19"/>
+              </w:rPr>
+              <w:t xml:space="preserve">Graphical user interface (the windowed program) / command-line interface (text commands in a terminal).</w:t>
+            </w:r>
+          </w:p>
+        </w:tc>
+      </w:tr>
+      <w:tr>
+        <w:tc>
+          <w:tcPr/>
+          <w:p>
+            <w:pPr>
+              <w:pStyle w:val="Compact"/>
+              <w:jc w:val="left"/>
+            </w:pPr>
+            <w:r>
+              <w:rPr>
+                <w:sz w:val="19"/>
+              </w:rPr>
+              <w:t xml:space="preserve">CSV</w:t>
+            </w:r>
+          </w:p>
+        </w:tc>
+        <w:tc>
+          <w:tcPr/>
+          <w:p>
+            <w:pPr>
+              <w:pStyle w:val="Compact"/>
+              <w:jc w:val="left"/>
+            </w:pPr>
+            <w:r>
+              <w:rPr>
+                <w:sz w:val="19"/>
+              </w:rPr>
+              <w:t xml:space="preserve">A plain spreadsheet-style text file; one is saved for every session.</w:t>
+            </w:r>
+          </w:p>
+        </w:tc>
+      </w:tr>
+      <w:tr>
+        <w:tc>
+          <w:tcPr/>
+          <w:p>
+            <w:pPr>
+              <w:pStyle w:val="Compact"/>
+              <w:jc w:val="left"/>
+            </w:pPr>
+            <w:r>
+              <w:rPr>
+                <w:sz w:val="19"/>
+              </w:rPr>
+              <w:t xml:space="preserve">Self-test</w:t>
+            </w:r>
+          </w:p>
+        </w:tc>
+        <w:tc>
+          <w:tcPr/>
+          <w:p>
+            <w:pPr>
+              <w:pStyle w:val="Compact"/>
+              <w:jc w:val="left"/>
+            </w:pPr>
+            <w:r>
+              <w:rPr>
+                <w:sz w:val="19"/>
+              </w:rPr>
+              <w:t xml:space="preserve">A built-in check (</w:t>
+            </w:r>
+            <w:r>
+              <w:rPr>
+                <w:rStyle w:val="VerbatimChar"/>
+                <w:sz w:val="19"/>
+              </w:rPr>
+              <w:t xml:space="preserve">--selftest</w:t>
+            </w:r>
+            <w:r>
+              <w:rPr>
+                <w:sz w:val="19"/>
+              </w:rPr>
+              <w:t xml:space="preserve">) that confirms the angle math gives the right answers.</w:t>
+            </w:r>
+          </w:p>
+        </w:tc>
+      </w:tr>
+      <w:tr>
+        <w:tc>
+          <w:tcPr/>
+          <w:p>
+            <w:pPr>
+              <w:pStyle w:val="Compact"/>
+              <w:jc w:val="left"/>
+            </w:pPr>
+            <w:r>
+              <w:rPr>
+                <w:sz w:val="19"/>
+              </w:rPr>
+              <w:t xml:space="preserve">BLE</w:t>
+            </w:r>
+          </w:p>
+        </w:tc>
+        <w:tc>
+          <w:tcPr/>
+          <w:p>
+            <w:pPr>
+              <w:pStyle w:val="Compact"/>
+              <w:jc w:val="left"/>
+            </w:pPr>
+            <w:r>
+              <w:rPr>
+                <w:sz w:val="19"/>
+              </w:rPr>
+              <w:t xml:space="preserve">Bluetooth Low Energy, the wireless radio built into the boards (not used yet).</w:t>
+            </w:r>
+          </w:p>
+        </w:tc>
+      </w:tr>
+      <w:tr>
+        <w:tc>
+          <w:tcPr/>
+          <w:p>
+            <w:pPr>
+              <w:pStyle w:val="Compact"/>
+              <w:jc w:val="left"/>
+            </w:pPr>
+            <w:r>
+              <w:rPr>
+                <w:sz w:val="19"/>
+              </w:rPr>
+              <w:t xml:space="preserve">REB</w:t>
+            </w:r>
+          </w:p>
+        </w:tc>
+        <w:tc>
+          <w:tcPr/>
+          <w:p>
+            <w:pPr>
+              <w:pStyle w:val="Compact"/>
+              <w:jc w:val="left"/>
+            </w:pPr>
+            <w:r>
+              <w:rPr>
+                <w:sz w:val="19"/>
+              </w:rPr>
+              <w:t xml:space="preserve">Research Ethics Board.</w:t>
+            </w:r>
+          </w:p>
+        </w:tc>
+      </w:tr>
+    </w:tbl>
     <w:bookmarkEnd w:id="20"/>
-    <w:bookmarkStart w:id="26" w:name="state-at-transition-october-2026"/>
+    <w:bookmarkEnd w:id="21"/>
+    <w:bookmarkStart w:id="27" w:name="state-at-transition-october-2026"/>
     <w:p>
       <w:pPr>
         <w:pStyle w:val="Heading1"/>
@@ -353,7 +1397,7 @@
         <w:t xml:space="preserve">1. State at transition (October 2026)</w:t>
       </w:r>
     </w:p>
-    <w:bookmarkStart w:id="22" w:name="current-state"/>
+    <w:bookmarkStart w:id="23" w:name="current-state"/>
     <w:p>
       <w:pPr>
         <w:pStyle w:val="Heading2"/>
@@ -436,13 +1480,13 @@
         <w:t xml:space="preserve"> </w:t>
       </w:r>
       <w:r>
-        <w:t xml:space="preserve">guided calibration and auto-saved sessions; CLI collector; self-tests pass.</w:t>
-      </w:r>
-      <w:r>
-        <w:t xml:space="preserve"> </w:t>
-      </w:r>
-      <w:r>
-        <w:t xml:space="preserve">The GUI is released as a Windows program,</w:t>
+        <w:t xml:space="preserve">guided calibration and auto-saved sessions; command-line (CLI) collector;</w:t>
+      </w:r>
+      <w:r>
+        <w:t xml:space="preserve"> </w:t>
+      </w:r>
+      <w:r>
+        <w:t xml:space="preserve">self-tests pass. The GUI is released as a Windows program,</w:t>
       </w:r>
       <w:r>
         <w:t xml:space="preserve"> </w:t>
@@ -459,7 +1503,7 @@
       <w:r>
         <w:t xml:space="preserve">(</w:t>
       </w:r>
-      <w:hyperlink r:id="rId21">
+      <w:hyperlink r:id="rId22">
         <w:r>
           <w:rPr>
             <w:rStyle w:val="Hyperlink"/>
@@ -542,8 +1586,8 @@
         <w:t xml:space="preserve">appendices.</w:t>
       </w:r>
     </w:p>
-    <w:bookmarkEnd w:id="22"/>
-    <w:bookmarkStart w:id="23" w:name="open-issues"/>
+    <w:bookmarkEnd w:id="23"/>
+    <w:bookmarkStart w:id="24" w:name="open-issues"/>
     <w:p>
       <w:pPr>
         <w:pStyle w:val="Heading2"/>
@@ -821,8 +1865,8 @@
         <w:t xml:space="preserve">a noise floor can be measured.</w:t>
       </w:r>
     </w:p>
-    <w:bookmarkEnd w:id="23"/>
-    <w:bookmarkStart w:id="24" w:name="recommended-next-steps"/>
+    <w:bookmarkEnd w:id="24"/>
+    <w:bookmarkStart w:id="25" w:name="recommended-next-steps"/>
     <w:p>
       <w:pPr>
         <w:pStyle w:val="Heading2"/>
@@ -964,8 +2008,8 @@
         <w:t xml:space="preserve">BLE for an untethered device; absolute angle via functional calibration).</w:t>
       </w:r>
     </w:p>
-    <w:bookmarkEnd w:id="24"/>
-    <w:bookmarkStart w:id="25" w:name="documents-files-reference"/>
+    <w:bookmarkEnd w:id="25"/>
+    <w:bookmarkStart w:id="26" w:name="documents-files-reference"/>
     <w:p>
       <w:pPr>
         <w:pStyle w:val="Heading2"/>
@@ -1813,9 +2857,9 @@
         </w:tc>
       </w:tr>
     </w:tbl>
-    <w:bookmarkEnd w:id="25"/>
     <w:bookmarkEnd w:id="26"/>
-    <w:bookmarkStart w:id="27" w:name="problem-and-goals"/>
+    <w:bookmarkEnd w:id="27"/>
+    <w:bookmarkStart w:id="28" w:name="problem-and-goals"/>
     <w:p>
       <w:pPr>
         <w:pStyle w:val="Heading1"/>
@@ -2064,23 +3108,23 @@
         <w:t xml:space="preserve"> </w:t>
       </w:r>
       <w:r>
-        <w:t xml:space="preserve">knee flexion (standing ROM, gait, sit-to-stand),</w:t>
-      </w:r>
-      <w:r>
-        <w:t xml:space="preserve"> </w:t>
-      </w:r>
-      <w:r>
-        <w:t xml:space="preserve">relative to a calibration pose. Absolute anatomical angles and 3-D kinematics</w:t>
-      </w:r>
-      <w:r>
-        <w:t xml:space="preserve"> </w:t>
-      </w:r>
-      <w:r>
-        <w:t xml:space="preserve">are out of scope (see §5.5 and §10).</w:t>
-      </w:r>
-    </w:p>
-    <w:bookmarkEnd w:id="27"/>
-    <w:bookmarkStart w:id="37" w:name="system-architecture"/>
+        <w:t xml:space="preserve">knee flexion (standing range of motion, gait,</w:t>
+      </w:r>
+      <w:r>
+        <w:t xml:space="preserve"> </w:t>
+      </w:r>
+      <w:r>
+        <w:t xml:space="preserve">sit-to-stand), relative to a calibration pose. Absolute anatomical angles and</w:t>
+      </w:r>
+      <w:r>
+        <w:t xml:space="preserve"> </w:t>
+      </w:r>
+      <w:r>
+        <w:t xml:space="preserve">3-D kinematics are out of scope (see §5.5 and §10).</w:t>
+      </w:r>
+    </w:p>
+    <w:bookmarkEnd w:id="28"/>
+    <w:bookmarkStart w:id="38" w:name="system-architecture"/>
     <w:p>
       <w:pPr>
         <w:pStyle w:val="Heading1"/>
@@ -2094,13 +3138,35 @@
         <w:pStyle w:val="FirstParagraph"/>
       </w:pPr>
       <w:r>
-        <w:t xml:space="preserve">Figure 1 shows the prototype on the leg and Figure 2 the path a sample takes</w:t>
-      </w:r>
-      <w:r>
-        <w:t xml:space="preserve"> </w:t>
-      </w:r>
-      <w:r>
-        <w:t xml:space="preserve">from the sensors to the CSV file.</w:t>
+        <w:rPr>
+          <w:iCs/>
+          <w:i/>
+        </w:rPr>
+        <w:t xml:space="preserve">In short:</w:t>
+      </w:r>
+      <w:r>
+        <w:t xml:space="preserve"> </w:t>
+      </w:r>
+      <w:r>
+        <w:t xml:space="preserve">one motion sensor sits on the thigh and one on the shank. The shank</w:t>
+      </w:r>
+      <w:r>
+        <w:t xml:space="preserve"> </w:t>
+      </w:r>
+      <w:r>
+        <w:t xml:space="preserve">board sends its readings to the thigh board through a wire; the thigh board</w:t>
+      </w:r>
+      <w:r>
+        <w:t xml:space="preserve"> </w:t>
+      </w:r>
+      <w:r>
+        <w:t xml:space="preserve">adds its own and passes both to the PC, which works out the knee angle, shows</w:t>
+      </w:r>
+      <w:r>
+        <w:t xml:space="preserve"> </w:t>
+      </w:r>
+      <w:r>
+        <w:t xml:space="preserve">it live and saves it (Figures 1 and 2).</w:t>
       </w:r>
     </w:p>
     <w:p>
@@ -2112,18 +3178,18 @@
           <wp:inline>
             <wp:extent cx="6400800" cy="3627120"/>
             <wp:effectExtent b="0" l="0" r="0" t="0"/>
-            <wp:docPr descr="Figure 1. The prototype on the leg (side view). Each board sits in a printed case, held by an elastic strap with its USB port toward the hip." title="" id="29" name="Picture"/>
+            <wp:docPr descr="Figure 1. The prototype on the leg (side view). Each board sits in a printed case, held by an elastic strap with its USB port toward the hip." title="" id="30" name="Picture"/>
             <a:graphic>
               <a:graphicData uri="http://schemas.openxmlformats.org/drawingml/2006/picture">
                 <pic:pic>
                   <pic:nvPicPr>
-                    <pic:cNvPr descr="images/handover/fig1_setup.png" id="30" name="Picture"/>
+                    <pic:cNvPr descr="images/handover/fig1_setup.png" id="31" name="Picture"/>
                     <pic:cNvPicPr>
                       <a:picLocks noChangeArrowheads="1" noChangeAspect="1"/>
                     </pic:cNvPicPr>
                   </pic:nvPicPr>
                   <pic:blipFill>
-                    <a:blip r:embed="rId28"/>
+                    <a:blip r:embed="rId29"/>
                     <a:stretch>
                       <a:fillRect/>
                     </a:stretch>
@@ -2167,18 +3233,18 @@
           <wp:inline>
             <wp:extent cx="6400800" cy="2311400"/>
             <wp:effectExtent b="0" l="0" r="0" t="0"/>
-            <wp:docPr descr="Figure 2. Data flow for one sample, and the shank packet sent over the wire." title="" id="32" name="Picture"/>
+            <wp:docPr descr="Figure 2. Data flow for one sample, and the shank packet sent over the wire." title="" id="33" name="Picture"/>
             <a:graphic>
               <a:graphicData uri="http://schemas.openxmlformats.org/drawingml/2006/picture">
                 <pic:pic>
                   <pic:nvPicPr>
-                    <pic:cNvPr descr="images/handover/fig2_dataflow.png" id="33" name="Picture"/>
+                    <pic:cNvPr descr="images/handover/fig2_dataflow.png" id="34" name="Picture"/>
                     <pic:cNvPicPr>
                       <a:picLocks noChangeArrowheads="1" noChangeAspect="1"/>
                     </pic:cNvPicPr>
                   </pic:nvPicPr>
                   <pic:blipFill>
-                    <a:blip r:embed="rId31"/>
+                    <a:blip r:embed="rId32"/>
                     <a:stretch>
                       <a:fillRect/>
                     </a:stretch>
@@ -2213,13 +3279,13 @@
         <w:t xml:space="preserve">Figure 2. Data flow for one sample, and the shank packet sent over the wire.</w:t>
       </w:r>
     </w:p>
-    <w:bookmarkStart w:id="34" w:name="two-board-centralperipheral-topology"/>
+    <w:bookmarkStart w:id="35" w:name="two-boards-one-connection-to-the-pc"/>
     <w:p>
       <w:pPr>
         <w:pStyle w:val="Heading2"/>
       </w:pPr>
       <w:r>
-        <w:t xml:space="preserve">3.1 Two-board central/peripheral topology</w:t>
+        <w:t xml:space="preserve">3.1 Two boards, one connection to the PC</w:t>
       </w:r>
     </w:p>
     <w:p>
@@ -2251,13 +3317,13 @@
         <w:t xml:space="preserve">central</w:t>
       </w:r>
       <w:r>
-        <w:t xml:space="preserve">) runs its own filter, receives the</w:t>
-      </w:r>
-      <w:r>
-        <w:t xml:space="preserve"> </w:t>
-      </w:r>
-      <w:r>
-        <w:t xml:space="preserve">shank board’s (</w:t>
+        <w:t xml:space="preserve">) works out its own orientation,</w:t>
+      </w:r>
+      <w:r>
+        <w:t xml:space="preserve"> </w:t>
+      </w:r>
+      <w:r>
+        <w:t xml:space="preserve">receives the shank board’s (</w:t>
       </w:r>
       <w:r>
         <w:rPr>
@@ -2267,13 +3333,13 @@
         <w:t xml:space="preserve">peripheral</w:t>
       </w:r>
       <w:r>
-        <w:t xml:space="preserve">) orientation over a wire, merges both and sends</w:t>
-      </w:r>
-      <w:r>
-        <w:t xml:space="preserve"> </w:t>
-      </w:r>
-      <w:r>
-        <w:t xml:space="preserve">one line per sample to the PC. The PC computes the angle.</w:t>
+        <w:t xml:space="preserve">) orientation over a wire, and sends</w:t>
+      </w:r>
+      <w:r>
+        <w:t xml:space="preserve"> </w:t>
+      </w:r>
+      <w:r>
+        <w:t xml:space="preserve">both to the PC as one line per sample. The PC calculates the angle.</w:t>
       </w:r>
     </w:p>
     <w:p>
@@ -2295,19 +3361,19 @@
         <w:t xml:space="preserve"> </w:t>
       </w:r>
       <w:r>
-        <w:t xml:space="preserve">Only one board needs a PC connection; both segments arrive already</w:t>
-      </w:r>
-      <w:r>
-        <w:t xml:space="preserve"> </w:t>
-      </w:r>
-      <w:r>
-        <w:t xml:space="preserve">time-aligned on the central’s clock; the angle math stays in Python, where it</w:t>
-      </w:r>
-      <w:r>
-        <w:t xml:space="preserve"> </w:t>
-      </w:r>
-      <w:r>
-        <w:t xml:space="preserve">is easy to test and change without reflashing.</w:t>
+        <w:t xml:space="preserve">Only one board needs to be plugged into the PC, and the two boards’</w:t>
+      </w:r>
+      <w:r>
+        <w:t xml:space="preserve"> </w:t>
+      </w:r>
+      <w:r>
+        <w:t xml:space="preserve">readings arrive already matched in time. Doing the angle calculation on the PC</w:t>
+      </w:r>
+      <w:r>
+        <w:t xml:space="preserve"> </w:t>
+      </w:r>
+      <w:r>
+        <w:t xml:space="preserve">means it can be tested and changed without reprogramming the boards.</w:t>
       </w:r>
     </w:p>
     <w:p>
@@ -2329,17 +3395,23 @@
         <w:t xml:space="preserve"> </w:t>
       </w:r>
       <w:r>
-        <w:t xml:space="preserve">Each board on its own USB port (needs PC-side time alignment</w:t>
-      </w:r>
-      <w:r>
-        <w:t xml:space="preserve"> </w:t>
-      </w:r>
-      <w:r>
-        <w:t xml:space="preserve">of two streams); computing the angle on the board (harder to test and iterate).</w:t>
-      </w:r>
-    </w:p>
-    <w:bookmarkEnd w:id="34"/>
-    <w:bookmarkStart w:id="35" w:name="hardware"/>
+        <w:t xml:space="preserve">Plugging each board into the PC separately (the PC would</w:t>
+      </w:r>
+      <w:r>
+        <w:t xml:space="preserve"> </w:t>
+      </w:r>
+      <w:r>
+        <w:t xml:space="preserve">then have to line up two streams in time); calculating the angle on the board</w:t>
+      </w:r>
+      <w:r>
+        <w:t xml:space="preserve"> </w:t>
+      </w:r>
+      <w:r>
+        <w:t xml:space="preserve">(harder to test and change).</w:t>
+      </w:r>
+    </w:p>
+    <w:bookmarkEnd w:id="35"/>
+    <w:bookmarkStart w:id="36" w:name="hardware"/>
     <w:p>
       <w:pPr>
         <w:pStyle w:val="Heading2"/>
@@ -2367,33 +3439,13 @@
         <w:t xml:space="preserve"> </w:t>
       </w:r>
       <w:r>
-        <w:t xml:space="preserve">Arduino Nano 33 BLE Rev2, using the onboard</w:t>
-      </w:r>
-      <w:r>
-        <w:t xml:space="preserve"> </w:t>
-      </w:r>
-      <w:r>
-        <w:rPr>
-          <w:bCs/>
-          <w:b/>
-        </w:rPr>
-        <w:t xml:space="preserve">BMI270</w:t>
-      </w:r>
-      <w:r>
-        <w:t xml:space="preserve"> </w:t>
-      </w:r>
-      <w:r>
-        <w:t xml:space="preserve">accelerometer + gyroscope. The onboard</w:t>
-      </w:r>
-      <w:r>
-        <w:t xml:space="preserve"> </w:t>
-      </w:r>
-      <w:r>
-        <w:rPr>
-          <w:bCs/>
-          <w:b/>
-        </w:rPr>
-        <w:t xml:space="preserve">BMM150 magnetometer is not used</w:t>
+        <w:t xml:space="preserve">Arduino Nano 33 BLE Rev2, using its built-in BMI270 motion</w:t>
+      </w:r>
+      <w:r>
+        <w:t xml:space="preserve"> </w:t>
+      </w:r>
+      <w:r>
+        <w:t xml:space="preserve">sensor (accelerometer + gyroscope). Its built-in magnetometer is not used</w:t>
       </w:r>
       <w:r>
         <w:t xml:space="preserve"> </w:t>
@@ -2421,17 +3473,17 @@
         <w:t xml:space="preserve"> </w:t>
       </w:r>
       <w:r>
-        <w:t xml:space="preserve">Off-the-shelf, inexpensive, IMU on board, Arduino tooling, and a BLE</w:t>
-      </w:r>
-      <w:r>
-        <w:t xml:space="preserve"> </w:t>
-      </w:r>
-      <w:r>
-        <w:t xml:space="preserve">radio for a future wireless version.</w:t>
-      </w:r>
-    </w:p>
-    <w:bookmarkEnd w:id="35"/>
-    <w:bookmarkStart w:id="36" w:name="physical-build"/>
+        <w:t xml:space="preserve">Off-the-shelf and inexpensive, with the sensor already on the board,</w:t>
+      </w:r>
+      <w:r>
+        <w:t xml:space="preserve"> </w:t>
+      </w:r>
+      <w:r>
+        <w:t xml:space="preserve">familiar Arduino tools, and a Bluetooth radio for a future wireless version.</w:t>
+      </w:r>
+    </w:p>
+    <w:bookmarkEnd w:id="36"/>
+    <w:bookmarkStart w:id="37" w:name="physical-build"/>
     <w:p>
       <w:pPr>
         <w:pStyle w:val="Heading2"/>
@@ -2465,13 +3517,13 @@
         <w:t xml:space="preserve"> </w:t>
       </w:r>
       <w:r>
-        <w:t xml:space="preserve">soldered wires (two UART lines + ground). The central is powered and read over</w:t>
-      </w:r>
-      <w:r>
-        <w:t xml:space="preserve"> </w:t>
-      </w:r>
-      <w:r>
-        <w:t xml:space="preserve">one USB cable to the PC; the peripheral has its own USB power.</w:t>
+        <w:t xml:space="preserve">soldered wires. The thigh board is powered and read through one USB cable to</w:t>
+      </w:r>
+      <w:r>
+        <w:t xml:space="preserve"> </w:t>
+      </w:r>
+      <w:r>
+        <w:t xml:space="preserve">the PC; the shank board has its own USB power.</w:t>
       </w:r>
     </w:p>
     <w:p>
@@ -2493,7 +3545,7 @@
         <w:t xml:space="preserve"> </w:t>
       </w:r>
       <w:r>
-        <w:t xml:space="preserve">Fastest route to a working, reliable bench prototype.</w:t>
+        <w:t xml:space="preserve">The quickest way to a working, reliable bench prototype.</w:t>
       </w:r>
     </w:p>
     <w:p>
@@ -2515,18 +3567,18 @@
         <w:t xml:space="preserve"> </w:t>
       </w:r>
       <w:r>
-        <w:t xml:space="preserve">The subject is tethered to the PC and to power, and a wire runs</w:t>
-      </w:r>
-      <w:r>
-        <w:t xml:space="preserve"> </w:t>
-      </w:r>
-      <w:r>
-        <w:t xml:space="preserve">across the knee. Battery power and wireless links are future work (Appendix C).</w:t>
-      </w:r>
-    </w:p>
-    <w:bookmarkEnd w:id="36"/>
+        <w:t xml:space="preserve">The person is tied to the PC and to power, and a wire runs</w:t>
+      </w:r>
+      <w:r>
+        <w:t xml:space="preserve"> </w:t>
+      </w:r>
+      <w:r>
+        <w:t xml:space="preserve">across the knee. Batteries and wireless links are future work (Appendix C).</w:t>
+      </w:r>
+    </w:p>
     <w:bookmarkEnd w:id="37"/>
-    <w:bookmarkStart w:id="42" w:name="sensor-fusion-on-each-board"/>
+    <w:bookmarkEnd w:id="38"/>
+    <w:bookmarkStart w:id="43" w:name="sensor-fusion-on-each-board"/>
     <w:p>
       <w:pPr>
         <w:pStyle w:val="Heading1"/>
@@ -2535,451 +3587,339 @@
         <w:t xml:space="preserve">4. Sensor fusion (on each board)</w:t>
       </w:r>
     </w:p>
-    <w:bookmarkStart w:id="38" w:name="dof-mahony-filter-no-magnetometer"/>
-    <w:p>
-      <w:pPr>
-        <w:pStyle w:val="Heading2"/>
-      </w:pPr>
-      <w:r>
-        <w:t xml:space="preserve">4.1 6-DOF Mahony filter, no magnetometer</w:t>
-      </w:r>
-    </w:p>
-    <w:p>
-      <w:pPr>
-        <w:numPr>
-          <w:ilvl w:val="0"/>
-          <w:numId w:val="1009"/>
-        </w:numPr>
-        <w:pStyle w:val="Compact"/>
-      </w:pPr>
-      <w:r>
-        <w:rPr>
-          <w:bCs/>
-          <w:b/>
-        </w:rPr>
-        <w:t xml:space="preserve">Decision:</w:t>
-      </w:r>
-      <w:r>
-        <w:t xml:space="preserve"> </w:t>
-      </w:r>
-      <w:r>
-        <w:t xml:space="preserve">Each board estimates its orientation with a 6-DOF Mahony filter</w:t>
-      </w:r>
-      <w:r>
-        <w:t xml:space="preserve"> </w:t>
-      </w:r>
-      <w:r>
-        <w:t xml:space="preserve">(accelerometer + gyroscope),</w:t>
-      </w:r>
-      <w:r>
-        <w:t xml:space="preserve"> </w:t>
-      </w:r>
-      <w:r>
-        <w:rPr>
-          <w:rStyle w:val="VerbatimChar"/>
-        </w:rPr>
-        <w:t xml:space="preserve">TWO_KP = 1.0</w:t>
-      </w:r>
-      <w:r>
-        <w:t xml:space="preserve">,</w:t>
-      </w:r>
-      <w:r>
-        <w:t xml:space="preserve"> </w:t>
-      </w:r>
-      <w:r>
-        <w:rPr>
-          <w:rStyle w:val="VerbatimChar"/>
-        </w:rPr>
-        <w:t xml:space="preserve">TWO_KI = 0.04</w:t>
-      </w:r>
-      <w:r>
-        <w:t xml:space="preserve">.</w:t>
-      </w:r>
-    </w:p>
-    <w:p>
-      <w:pPr>
-        <w:numPr>
-          <w:ilvl w:val="0"/>
-          <w:numId w:val="1009"/>
-        </w:numPr>
-        <w:pStyle w:val="Compact"/>
-      </w:pPr>
-      <w:r>
-        <w:rPr>
-          <w:bCs/>
-          <w:b/>
-        </w:rPr>
-        <w:t xml:space="preserve">Why:</w:t>
-      </w:r>
-      <w:r>
-        <w:t xml:space="preserve"> </w:t>
-      </w:r>
-      <w:r>
-        <w:t xml:space="preserve">The angle method (§5) only needs the direction of gravity in each</w:t>
-      </w:r>
-      <w:r>
-        <w:t xml:space="preserve"> </w:t>
-      </w:r>
-      <w:r>
-        <w:t xml:space="preserve">board’s frame, which 6-DOF provides without drift. A magnetometer is disturbed</w:t>
-      </w:r>
-      <w:r>
-        <w:t xml:space="preserve"> </w:t>
-      </w:r>
-      <w:r>
-        <w:t xml:space="preserve">by nearby metal and needs per-board calibration.</w:t>
-      </w:r>
-    </w:p>
-    <w:p>
-      <w:pPr>
-        <w:numPr>
-          <w:ilvl w:val="0"/>
-          <w:numId w:val="1009"/>
-        </w:numPr>
-        <w:pStyle w:val="Compact"/>
-      </w:pPr>
-      <w:r>
-        <w:rPr>
-          <w:bCs/>
-          <w:b/>
-        </w:rPr>
-        <w:t xml:space="preserve">Alternatives:</w:t>
-      </w:r>
-      <w:r>
-        <w:t xml:space="preserve"> </w:t>
-      </w:r>
-      <w:r>
-        <w:t xml:space="preserve">A 9-DOF path with magnetometer calibration was built and</w:t>
-      </w:r>
-      <w:r>
-        <w:t xml:space="preserve"> </w:t>
-      </w:r>
-      <w:r>
-        <w:t xml:space="preserve">then removed to get back to a clean, verifiable baseline; it was never</w:t>
-      </w:r>
-      <w:r>
-        <w:t xml:space="preserve"> </w:t>
-      </w:r>
-      <w:r>
-        <w:t xml:space="preserve">confirmed on hardware. Appendix A concludes it adds nothing for sagittal</w:t>
-      </w:r>
-      <w:r>
-        <w:t xml:space="preserve"> </w:t>
-      </w:r>
-      <w:r>
-        <w:t xml:space="preserve">angles. The code is recoverable from history if 3-D is ever needed.</w:t>
-      </w:r>
-    </w:p>
-    <w:bookmarkEnd w:id="38"/>
-    <w:bookmarkStart w:id="39" w:name="fixing-the-librarys-left-handed-axes"/>
-    <w:p>
-      <w:pPr>
-        <w:pStyle w:val="Heading2"/>
-      </w:pPr>
-      <w:r>
-        <w:t xml:space="preserve">4.2 Fixing the library’s left-handed axes</w:t>
-      </w:r>
-    </w:p>
-    <w:p>
-      <w:pPr>
-        <w:numPr>
-          <w:ilvl w:val="0"/>
-          <w:numId w:val="1010"/>
-        </w:numPr>
-        <w:pStyle w:val="Compact"/>
-      </w:pPr>
-      <w:r>
-        <w:rPr>
-          <w:bCs/>
-          <w:b/>
-        </w:rPr>
-        <w:t xml:space="preserve">Decision:</w:t>
-      </w:r>
-      <w:r>
-        <w:t xml:space="preserve"> </w:t>
-      </w:r>
-      <w:r>
-        <w:t xml:space="preserve">Negate the x axis of both accelerometer and gyroscope after</w:t>
-      </w:r>
-      <w:r>
-        <w:t xml:space="preserve"> </w:t>
-      </w:r>
-      <w:r>
-        <w:t xml:space="preserve">reading them.</w:t>
-      </w:r>
-      <w:r>
-        <w:t xml:space="preserve"> </w:t>
-      </w:r>
-      <w:r>
-        <w:rPr>
-          <w:bCs/>
-          <w:b/>
-        </w:rPr>
-        <w:t xml:space="preserve">Any new firmware must keep this.</w:t>
-      </w:r>
-    </w:p>
-    <w:p>
-      <w:pPr>
-        <w:numPr>
-          <w:ilvl w:val="0"/>
-          <w:numId w:val="1010"/>
-        </w:numPr>
-        <w:pStyle w:val="Compact"/>
-      </w:pPr>
-      <w:r>
-        <w:rPr>
-          <w:bCs/>
-          <w:b/>
-        </w:rPr>
-        <w:t xml:space="preserve">Why:</w:t>
-      </w:r>
-      <w:r>
-        <w:t xml:space="preserve"> </w:t>
-      </w:r>
-      <w:r>
-        <w:rPr>
-          <w:rStyle w:val="VerbatimChar"/>
-        </w:rPr>
-        <w:t xml:space="preserve">Arduino_BMI270_BMM150</w:t>
-      </w:r>
-      <w:r>
-        <w:t xml:space="preserve"> </w:t>
-      </w:r>
-      <w:r>
-        <w:t xml:space="preserve">returns</w:t>
-      </w:r>
-      <w:r>
-        <w:t xml:space="preserve"> </w:t>
-      </w:r>
-      <w:r>
-        <w:rPr>
-          <w:rStyle w:val="VerbatimChar"/>
-        </w:rPr>
-        <w:t xml:space="preserve">x=-sensor.y, y=-sensor.x, z=sensor.z</w:t>
-      </w:r>
-      <w:r>
-        <w:t xml:space="preserve">,</w:t>
-      </w:r>
-      <w:r>
-        <w:t xml:space="preserve"> </w:t>
-      </w:r>
-      <w:r>
-        <w:t xml:space="preserve">a mirrored (left-handed) frame. A quaternion filter needs a right-handed frame;</w:t>
-      </w:r>
-      <w:r>
-        <w:t xml:space="preserve"> </w:t>
-      </w:r>
-      <w:r>
-        <w:t xml:space="preserve">without the fix the filter wandered.</w:t>
-      </w:r>
-    </w:p>
-    <w:bookmarkEnd w:id="39"/>
-    <w:bookmarkStart w:id="40" w:name="gyro-bias-calibration-with-a-sanity-gate"/>
-    <w:p>
-      <w:pPr>
-        <w:pStyle w:val="Heading2"/>
-      </w:pPr>
-      <w:r>
-        <w:t xml:space="preserve">4.3 Gyro bias calibration with a sanity gate</w:t>
-      </w:r>
-    </w:p>
-    <w:p>
-      <w:pPr>
-        <w:numPr>
-          <w:ilvl w:val="0"/>
-          <w:numId w:val="1011"/>
-        </w:numPr>
-        <w:pStyle w:val="Compact"/>
-      </w:pPr>
-      <w:r>
-        <w:rPr>
-          <w:bCs/>
-          <w:b/>
-        </w:rPr>
-        <w:t xml:space="preserve">Decision:</w:t>
-      </w:r>
-      <w:r>
-        <w:t xml:space="preserve"> </w:t>
-      </w:r>
-      <w:r>
-        <w:t xml:space="preserve">When a collection starts, average ~300 gyro samples (up to 4 s)</w:t>
-      </w:r>
-      <w:r>
-        <w:t xml:space="preserve"> </w:t>
-      </w:r>
-      <w:r>
-        <w:t xml:space="preserve">and subtract the result as bias, but</w:t>
-      </w:r>
-      <w:r>
-        <w:t xml:space="preserve"> </w:t>
-      </w:r>
-      <w:r>
-        <w:rPr>
-          <w:bCs/>
-          <w:b/>
-        </w:rPr>
-        <w:t xml:space="preserve">discard it</w:t>
-      </w:r>
-      <w:r>
-        <w:t xml:space="preserve"> </w:t>
-      </w:r>
-      <w:r>
-        <w:t xml:space="preserve">if any axis exceeds 3 °/s.</w:t>
-      </w:r>
-    </w:p>
-    <w:p>
-      <w:pPr>
-        <w:numPr>
-          <w:ilvl w:val="0"/>
-          <w:numId w:val="1011"/>
-        </w:numPr>
-        <w:pStyle w:val="Compact"/>
-      </w:pPr>
-      <w:r>
-        <w:rPr>
-          <w:bCs/>
-          <w:b/>
-        </w:rPr>
-        <w:t xml:space="preserve">Why:</w:t>
-      </w:r>
-      <w:r>
-        <w:t xml:space="preserve"> </w:t>
-      </w:r>
-      <w:r>
-        <w:t xml:space="preserve">Bias is the main drift source in a 6-DOF filter. If the board moves</w:t>
-      </w:r>
-      <w:r>
-        <w:t xml:space="preserve"> </w:t>
-      </w:r>
-      <w:r>
-        <w:t xml:space="preserve">during calibration, the</w:t>
-      </w:r>
-      <w:r>
-        <w:t xml:space="preserve"> </w:t>
-      </w:r>
-      <w:r>
-        <w:t xml:space="preserve">“</w:t>
-      </w:r>
-      <w:r>
-        <w:t xml:space="preserve">bias</w:t>
-      </w:r>
-      <w:r>
-        <w:t xml:space="preserve">”</w:t>
-      </w:r>
-      <w:r>
-        <w:t xml:space="preserve"> </w:t>
-      </w:r>
-      <w:r>
-        <w:t xml:space="preserve">is a false rate that can make the filter</w:t>
-      </w:r>
-      <w:r>
-        <w:t xml:space="preserve"> </w:t>
-      </w:r>
-      <w:r>
-        <w:t xml:space="preserve">diverge, so zero is safer.</w:t>
-      </w:r>
-    </w:p>
-    <w:bookmarkEnd w:id="40"/>
-    <w:bookmarkStart w:id="41" w:name="soft-accelerometer-trust-gate"/>
-    <w:p>
-      <w:pPr>
-        <w:pStyle w:val="Heading2"/>
-      </w:pPr>
-      <w:r>
-        <w:t xml:space="preserve">4.4 Soft accelerometer-trust gate</w:t>
-      </w:r>
-    </w:p>
-    <w:p>
-      <w:pPr>
-        <w:numPr>
-          <w:ilvl w:val="0"/>
-          <w:numId w:val="1012"/>
-        </w:numPr>
-        <w:pStyle w:val="Compact"/>
-      </w:pPr>
-      <w:r>
-        <w:rPr>
-          <w:bCs/>
-          <w:b/>
-        </w:rPr>
-        <w:t xml:space="preserve">Decision:</w:t>
-      </w:r>
-      <w:r>
-        <w:t xml:space="preserve"> </w:t>
-      </w:r>
-      <w:r>
-        <w:t xml:space="preserve">Weight the accelerometer correction by how close</w:t>
-      </w:r>
-      <w:r>
-        <w:t xml:space="preserve"> </w:t>
-      </w:r>
-      <w:r>
-        <w:rPr>
-          <w:rStyle w:val="VerbatimChar"/>
-        </w:rPr>
-        <w:t xml:space="preserve">|accel|</w:t>
-      </w:r>
-      <w:r>
-        <w:t xml:space="preserve"> </w:t>
-      </w:r>
-      <w:r>
-        <w:t xml:space="preserve">is to</w:t>
-      </w:r>
-      <w:r>
-        <w:t xml:space="preserve"> </w:t>
-      </w:r>
-      <w:r>
-        <w:t xml:space="preserve">1 g: full trust within 0.10 g, ramping to none at 0.60 g.</w:t>
-      </w:r>
-    </w:p>
-    <w:p>
-      <w:pPr>
-        <w:numPr>
-          <w:ilvl w:val="0"/>
-          <w:numId w:val="1012"/>
-        </w:numPr>
-        <w:pStyle w:val="Compact"/>
-      </w:pPr>
-      <w:r>
-        <w:rPr>
-          <w:bCs/>
-          <w:b/>
-        </w:rPr>
-        <w:t xml:space="preserve">Why:</w:t>
-      </w:r>
-      <w:r>
-        <w:t xml:space="preserve"> </w:t>
-      </w:r>
-      <w:r>
-        <w:t xml:space="preserve">During brisk motion the accelerometer reads gravity</w:t>
-      </w:r>
-      <w:r>
-        <w:t xml:space="preserve"> </w:t>
-      </w:r>
+    <w:p>
+      <w:pPr>
+        <w:pStyle w:val="FirstParagraph"/>
+      </w:pPr>
       <w:r>
         <w:rPr>
           <w:iCs/>
           <w:i/>
         </w:rPr>
-        <w:t xml:space="preserve">plus</w:t>
-      </w:r>
-      <w:r>
-        <w:t xml:space="preserve"> </w:t>
-      </w:r>
-      <w:r>
-        <w:t xml:space="preserve">linear</w:t>
-      </w:r>
-      <w:r>
-        <w:t xml:space="preserve"> </w:t>
-      </w:r>
-      <w:r>
-        <w:t xml:space="preserve">acceleration. A hard on/off gate let the filter run gyro-only through a fast</w:t>
-      </w:r>
-      <w:r>
-        <w:t xml:space="preserve"> </w:t>
-      </w:r>
-      <w:r>
-        <w:t xml:space="preserve">move, drift, then snap back. A soft ramp always applies some correction.</w:t>
+        <w:t xml:space="preserve">In short:</w:t>
+      </w:r>
+      <w:r>
+        <w:t xml:space="preserve"> </w:t>
+      </w:r>
+      <w:r>
+        <w:t xml:space="preserve">each board turns its raw sensor readings into a steady estimate of</w:t>
+      </w:r>
+      <w:r>
+        <w:t xml:space="preserve"> </w:t>
+      </w:r>
+      <w:r>
+        <w:t xml:space="preserve">how it is tilted. These choices keep that estimate stable at rest and accurate</w:t>
+      </w:r>
+      <w:r>
+        <w:t xml:space="preserve"> </w:t>
+      </w:r>
+      <w:r>
+        <w:t xml:space="preserve">during movement.</w:t>
+      </w:r>
+    </w:p>
+    <w:bookmarkStart w:id="39" w:name="X7f7b30f7a2a671f5dce91e2a36597f151e9e360"/>
+    <w:p>
+      <w:pPr>
+        <w:pStyle w:val="Heading2"/>
+      </w:pPr>
+      <w:r>
+        <w:t xml:space="preserve">4.1 Accelerometer + gyroscope only, no magnetometer</w:t>
+      </w:r>
+    </w:p>
+    <w:p>
+      <w:pPr>
+        <w:numPr>
+          <w:ilvl w:val="0"/>
+          <w:numId w:val="1009"/>
+        </w:numPr>
+        <w:pStyle w:val="Compact"/>
+      </w:pPr>
+      <w:r>
+        <w:rPr>
+          <w:bCs/>
+          <w:b/>
+        </w:rPr>
+        <w:t xml:space="preserve">Decision:</w:t>
+      </w:r>
+      <w:r>
+        <w:t xml:space="preserve"> </w:t>
+      </w:r>
+      <w:r>
+        <w:t xml:space="preserve">Each board estimates its orientation by combining the</w:t>
+      </w:r>
+      <w:r>
+        <w:t xml:space="preserve"> </w:t>
+      </w:r>
+      <w:r>
+        <w:t xml:space="preserve">accelerometer and gyroscope (a 6-DOF Mahony filter, settings</w:t>
+      </w:r>
+      <w:r>
+        <w:t xml:space="preserve"> </w:t>
+      </w:r>
+      <w:r>
+        <w:rPr>
+          <w:rStyle w:val="VerbatimChar"/>
+        </w:rPr>
+        <w:t xml:space="preserve">TWO_KP = 1.0</w:t>
+      </w:r>
+      <w:r>
+        <w:t xml:space="preserve">,</w:t>
+      </w:r>
+      <w:r>
+        <w:t xml:space="preserve"> </w:t>
+      </w:r>
+      <w:r>
+        <w:rPr>
+          <w:rStyle w:val="VerbatimChar"/>
+        </w:rPr>
+        <w:t xml:space="preserve">TWO_KI = 0.04</w:t>
+      </w:r>
+      <w:r>
+        <w:t xml:space="preserve">).</w:t>
+      </w:r>
+    </w:p>
+    <w:p>
+      <w:pPr>
+        <w:numPr>
+          <w:ilvl w:val="0"/>
+          <w:numId w:val="1009"/>
+        </w:numPr>
+        <w:pStyle w:val="Compact"/>
+      </w:pPr>
+      <w:r>
+        <w:rPr>
+          <w:bCs/>
+          <w:b/>
+        </w:rPr>
+        <w:t xml:space="preserve">Why:</w:t>
+      </w:r>
+      <w:r>
+        <w:t xml:space="preserve"> </w:t>
+      </w:r>
+      <w:r>
+        <w:t xml:space="preserve">The angle method (§5) only needs to know which way gravity points</w:t>
+      </w:r>
+      <w:r>
+        <w:t xml:space="preserve"> </w:t>
+      </w:r>
+      <w:r>
+        <w:t xml:space="preserve">for each board, and these two sensors give that without drift. A magnetometer</w:t>
+      </w:r>
+      <w:r>
+        <w:t xml:space="preserve"> </w:t>
+      </w:r>
+      <w:r>
+        <w:t xml:space="preserve">is thrown off by nearby metal (furniture, treadmills, cables, the other board)</w:t>
+      </w:r>
+      <w:r>
+        <w:t xml:space="preserve"> </w:t>
+      </w:r>
+      <w:r>
+        <w:t xml:space="preserve">and needs extra calibration for each board.</w:t>
+      </w:r>
+    </w:p>
+    <w:p>
+      <w:pPr>
+        <w:numPr>
+          <w:ilvl w:val="0"/>
+          <w:numId w:val="1009"/>
+        </w:numPr>
+        <w:pStyle w:val="Compact"/>
+      </w:pPr>
+      <w:r>
+        <w:rPr>
+          <w:bCs/>
+          <w:b/>
+        </w:rPr>
+        <w:t xml:space="preserve">Alternatives:</w:t>
+      </w:r>
+      <w:r>
+        <w:t xml:space="preserve"> </w:t>
+      </w:r>
+      <w:r>
+        <w:t xml:space="preserve">A version using the magnetometer was built and then removed</w:t>
+      </w:r>
+      <w:r>
+        <w:t xml:space="preserve"> </w:t>
+      </w:r>
+      <w:r>
+        <w:t xml:space="preserve">to get back to a simple, checkable baseline; it was never confirmed to work on</w:t>
+      </w:r>
+      <w:r>
+        <w:t xml:space="preserve"> </w:t>
+      </w:r>
+      <w:r>
+        <w:t xml:space="preserve">the hardware. Appendix A explains why it would not help for this</w:t>
+      </w:r>
+      <w:r>
+        <w:t xml:space="preserve"> </w:t>
+      </w:r>
+      <w:r>
+        <w:t xml:space="preserve">measurement. The code can be recovered if ever needed.</w:t>
+      </w:r>
+    </w:p>
+    <w:bookmarkEnd w:id="39"/>
+    <w:bookmarkStart w:id="40" w:name="correcting-the-sensor-librarys-axes"/>
+    <w:p>
+      <w:pPr>
+        <w:pStyle w:val="Heading2"/>
+      </w:pPr>
+      <w:r>
+        <w:t xml:space="preserve">4.2 Correcting the sensor library’s axes</w:t>
+      </w:r>
+    </w:p>
+    <w:p>
+      <w:pPr>
+        <w:numPr>
+          <w:ilvl w:val="0"/>
+          <w:numId w:val="1010"/>
+        </w:numPr>
+        <w:pStyle w:val="Compact"/>
+      </w:pPr>
+      <w:r>
+        <w:rPr>
+          <w:bCs/>
+          <w:b/>
+        </w:rPr>
+        <w:t xml:space="preserve">Decision:</w:t>
+      </w:r>
+      <w:r>
+        <w:t xml:space="preserve"> </w:t>
+      </w:r>
+      <w:r>
+        <w:t xml:space="preserve">Flip the sign of one axis (x) of both the accelerometer and the</w:t>
+      </w:r>
+      <w:r>
+        <w:t xml:space="preserve"> </w:t>
+      </w:r>
+      <w:r>
+        <w:t xml:space="preserve">gyroscope after reading them.</w:t>
+      </w:r>
+      <w:r>
+        <w:t xml:space="preserve"> </w:t>
+      </w:r>
+      <w:r>
+        <w:rPr>
+          <w:bCs/>
+          <w:b/>
+        </w:rPr>
+        <w:t xml:space="preserve">Any new firmware must keep this.</w:t>
+      </w:r>
+    </w:p>
+    <w:p>
+      <w:pPr>
+        <w:numPr>
+          <w:ilvl w:val="0"/>
+          <w:numId w:val="1010"/>
+        </w:numPr>
+        <w:pStyle w:val="Compact"/>
+      </w:pPr>
+      <w:r>
+        <w:rPr>
+          <w:bCs/>
+          <w:b/>
+        </w:rPr>
+        <w:t xml:space="preserve">Why:</w:t>
+      </w:r>
+      <w:r>
+        <w:t xml:space="preserve"> </w:t>
+      </w:r>
+      <w:r>
+        <w:t xml:space="preserve">The Arduino library for this sensor reports the axes as a mirror</w:t>
+      </w:r>
+      <w:r>
+        <w:t xml:space="preserve"> </w:t>
+      </w:r>
+      <w:r>
+        <w:t xml:space="preserve">image of the real directions. The filter assumes the real directions; without</w:t>
+      </w:r>
+      <w:r>
+        <w:t xml:space="preserve"> </w:t>
+      </w:r>
+      <w:r>
+        <w:t xml:space="preserve">the correction it wandered.</w:t>
+      </w:r>
+    </w:p>
+    <w:bookmarkEnd w:id="40"/>
+    <w:bookmarkStart w:id="41" w:name="X17aa7f3bcf72b5777b59c0b88079b440f2e7306"/>
+    <w:p>
+      <w:pPr>
+        <w:pStyle w:val="Heading2"/>
+      </w:pPr>
+      <w:r>
+        <w:t xml:space="preserve">4.3 Measuring gyroscope bias at the start, with a safety check</w:t>
+      </w:r>
+    </w:p>
+    <w:p>
+      <w:pPr>
+        <w:numPr>
+          <w:ilvl w:val="0"/>
+          <w:numId w:val="1011"/>
+        </w:numPr>
+        <w:pStyle w:val="Compact"/>
+      </w:pPr>
+      <w:r>
+        <w:rPr>
+          <w:bCs/>
+          <w:b/>
+        </w:rPr>
+        <w:t xml:space="preserve">Decision:</w:t>
+      </w:r>
+      <w:r>
+        <w:t xml:space="preserve"> </w:t>
+      </w:r>
+      <w:r>
+        <w:t xml:space="preserve">When a collection starts, the board averages about 300 gyroscope</w:t>
+      </w:r>
+      <w:r>
+        <w:t xml:space="preserve"> </w:t>
+      </w:r>
+      <w:r>
+        <w:t xml:space="preserve">readings (up to 4 s) and subtracts that as the bias. If the result is larger</w:t>
+      </w:r>
+      <w:r>
+        <w:t xml:space="preserve"> </w:t>
+      </w:r>
+      <w:r>
+        <w:t xml:space="preserve">than 3 °/s on any axis, it is thrown away instead.</w:t>
+      </w:r>
+    </w:p>
+    <w:p>
+      <w:pPr>
+        <w:numPr>
+          <w:ilvl w:val="0"/>
+          <w:numId w:val="1011"/>
+        </w:numPr>
+        <w:pStyle w:val="Compact"/>
+      </w:pPr>
+      <w:r>
+        <w:rPr>
+          <w:bCs/>
+          <w:b/>
+        </w:rPr>
+        <w:t xml:space="preserve">Why:</w:t>
+      </w:r>
+      <w:r>
+        <w:t xml:space="preserve"> </w:t>
+      </w:r>
+      <w:r>
+        <w:t xml:space="preserve">Bias is the main source of drift. A result that large means the board</w:t>
+      </w:r>
+      <w:r>
+        <w:t xml:space="preserve"> </w:t>
+      </w:r>
+      <w:r>
+        <w:t xml:space="preserve">was moving rather than still, and using it would make things worse.</w:t>
+      </w:r>
+    </w:p>
+    <w:bookmarkEnd w:id="41"/>
+    <w:bookmarkStart w:id="42" w:name="X323e9a984e72dcefdfa4053bb236aaf93520988"/>
+    <w:p>
+      <w:pPr>
+        <w:pStyle w:val="Heading2"/>
+      </w:pPr>
+      <w:r>
+        <w:t xml:space="preserve">4.4 Trusting the accelerometer less during fast movement</w:t>
       </w:r>
     </w:p>
     <w:p>
@@ -2995,18 +3935,107 @@
           <w:bCs/>
           <w:b/>
         </w:rPr>
+        <w:t xml:space="preserve">Decision:</w:t>
+      </w:r>
+      <w:r>
+        <w:t xml:space="preserve"> </w:t>
+      </w:r>
+      <w:r>
+        <w:t xml:space="preserve">The accelerometer’s influence is gradually reduced the further</w:t>
+      </w:r>
+      <w:r>
+        <w:t xml:space="preserve"> </w:t>
+      </w:r>
+      <w:r>
+        <w:t xml:space="preserve">its reading is from normal gravity: full trust within 0.10 g of 1 g, none</w:t>
+      </w:r>
+      <w:r>
+        <w:t xml:space="preserve"> </w:t>
+      </w:r>
+      <w:r>
+        <w:t xml:space="preserve">beyond 0.60 g.</w:t>
+      </w:r>
+    </w:p>
+    <w:p>
+      <w:pPr>
+        <w:numPr>
+          <w:ilvl w:val="0"/>
+          <w:numId w:val="1012"/>
+        </w:numPr>
+        <w:pStyle w:val="Compact"/>
+      </w:pPr>
+      <w:r>
+        <w:rPr>
+          <w:bCs/>
+          <w:b/>
+        </w:rPr>
+        <w:t xml:space="preserve">Why:</w:t>
+      </w:r>
+      <w:r>
+        <w:t xml:space="preserve"> </w:t>
+      </w:r>
+      <w:r>
+        <w:t xml:space="preserve">During quick movements the accelerometer feels the movement as well as</w:t>
+      </w:r>
+      <w:r>
+        <w:t xml:space="preserve"> </w:t>
+      </w:r>
+      <w:r>
+        <w:t xml:space="preserve">gravity, so it no longer points cleanly</w:t>
+      </w:r>
+      <w:r>
+        <w:t xml:space="preserve"> </w:t>
+      </w:r>
+      <w:r>
+        <w:t xml:space="preserve">“</w:t>
+      </w:r>
+      <w:r>
+        <w:t xml:space="preserve">down</w:t>
+      </w:r>
+      <w:r>
+        <w:t xml:space="preserve">”</w:t>
+      </w:r>
+      <w:r>
+        <w:t xml:space="preserve">. An earlier on/off switch made</w:t>
+      </w:r>
+      <w:r>
+        <w:t xml:space="preserve"> </w:t>
+      </w:r>
+      <w:r>
+        <w:t xml:space="preserve">the angle drift during a fast move and then jump back; a gradual reduction</w:t>
+      </w:r>
+      <w:r>
+        <w:t xml:space="preserve"> </w:t>
+      </w:r>
+      <w:r>
+        <w:t xml:space="preserve">avoids the jump.</w:t>
+      </w:r>
+    </w:p>
+    <w:p>
+      <w:pPr>
+        <w:numPr>
+          <w:ilvl w:val="0"/>
+          <w:numId w:val="1012"/>
+        </w:numPr>
+        <w:pStyle w:val="Compact"/>
+      </w:pPr>
+      <w:r>
+        <w:rPr>
+          <w:bCs/>
+          <w:b/>
+        </w:rPr>
         <w:t xml:space="preserve">Status:</w:t>
       </w:r>
       <w:r>
         <w:t xml:space="preserve"> </w:t>
       </w:r>
       <w:r>
-        <w:t xml:space="preserve">Not yet tuned on dynamic data.</w:t>
-      </w:r>
-    </w:p>
-    <w:bookmarkEnd w:id="41"/>
+        <w:t xml:space="preserve">Not yet tuned on real movement data.</w:t>
+      </w:r>
+    </w:p>
     <w:bookmarkEnd w:id="42"/>
-    <w:bookmarkStart w:id="55" w:name="knee-angle-method-pc-side"/>
+    <w:bookmarkEnd w:id="43"/>
+    <w:bookmarkStart w:id="56" w:name="knee-angle-method-pc-side"/>
     <w:p>
       <w:pPr>
         <w:pStyle w:val="Heading1"/>
@@ -3015,13 +4044,49 @@
         <w:t xml:space="preserve">5. Knee-angle method (PC side)</w:t>
       </w:r>
     </w:p>
-    <w:bookmarkStart w:id="46" w:name="gravity-referenced-sagittal-inclinometer"/>
+    <w:p>
+      <w:pPr>
+        <w:pStyle w:val="FirstParagraph"/>
+      </w:pPr>
+      <w:r>
+        <w:rPr>
+          <w:iCs/>
+          <w:i/>
+        </w:rPr>
+        <w:t xml:space="preserve">In short:</w:t>
+      </w:r>
+      <w:r>
+        <w:t xml:space="preserve"> </w:t>
+      </w:r>
+      <w:r>
+        <w:t xml:space="preserve">the PC measures how far each segment has tilted from the pose held</w:t>
+      </w:r>
+      <w:r>
+        <w:t xml:space="preserve"> </w:t>
+      </w:r>
+      <w:r>
+        <w:t xml:space="preserve">at the start, using the direction of gravity seen by each board. The knee angle</w:t>
+      </w:r>
+      <w:r>
+        <w:t xml:space="preserve"> </w:t>
+      </w:r>
+      <w:r>
+        <w:t xml:space="preserve">is the thigh’s tilt minus the shank’s tilt (Figure 3). Because only tilt relative</w:t>
+      </w:r>
+      <w:r>
+        <w:t xml:space="preserve"> </w:t>
+      </w:r>
+      <w:r>
+        <w:t xml:space="preserve">to gravity is used, the boards do not need to be placed precisely.</w:t>
+      </w:r>
+    </w:p>
+    <w:bookmarkStart w:id="47" w:name="X04c5120b06bfebfa2037d784ccddf562daf5414"/>
     <w:p>
       <w:pPr>
         <w:pStyle w:val="Heading2"/>
       </w:pPr>
       <w:r>
-        <w:t xml:space="preserve">5.1 Gravity-referenced sagittal inclinometer</w:t>
+        <w:t xml:space="preserve">5.1 Measuring each segment’s tilt against gravity</w:t>
       </w:r>
     </w:p>
     <w:p>
@@ -3033,18 +4098,18 @@
           <wp:inline>
             <wp:extent cx="6400800" cy="3200400"/>
             <wp:effectExtent b="0" l="0" r="0" t="0"/>
-            <wp:docPr descr="Figure 3. How the knee angle is computed. Each segment’s inclination is its tilt from the zero pose, measured from gravity in its own board; the knee angle is their difference." title="" id="44" name="Picture"/>
+            <wp:docPr descr="Figure 3. How the knee angle is computed. Each segment’s inclination is its tilt from the zero pose, measured from gravity in its own board; the knee angle is their difference." title="" id="45" name="Picture"/>
             <a:graphic>
               <a:graphicData uri="http://schemas.openxmlformats.org/drawingml/2006/picture">
                 <pic:pic>
                   <pic:nvPicPr>
-                    <pic:cNvPr descr="images/handover/fig3_angle.png" id="45" name="Picture"/>
+                    <pic:cNvPr descr="images/handover/fig3_angle.png" id="46" name="Picture"/>
                     <pic:cNvPicPr>
                       <a:picLocks noChangeArrowheads="1" noChangeAspect="1"/>
                     </pic:cNvPicPr>
                   </pic:nvPicPr>
                   <pic:blipFill>
-                    <a:blip r:embed="rId43"/>
+                    <a:blip r:embed="rId44"/>
                     <a:stretch>
                       <a:fillRect/>
                     </a:stretch>
@@ -3098,19 +4163,19 @@
         <w:t xml:space="preserve"> </w:t>
       </w:r>
       <w:r>
-        <w:t xml:space="preserve">For each board, take the direction of gravity in the board’s own</w:t>
-      </w:r>
-      <w:r>
-        <w:t xml:space="preserve"> </w:t>
-      </w:r>
-      <w:r>
-        <w:t xml:space="preserve">frame (from the fused quaternion), express it as a signed inclination in that</w:t>
-      </w:r>
-      <w:r>
-        <w:t xml:space="preserve"> </w:t>
-      </w:r>
-      <w:r>
-        <w:t xml:space="preserve">segment’s sagittal plane, and define the knee angle as</w:t>
+        <w:t xml:space="preserve">For each board, find which way gravity points in that board’s</w:t>
+      </w:r>
+      <w:r>
+        <w:t xml:space="preserve"> </w:t>
+      </w:r>
+      <w:r>
+        <w:t xml:space="preserve">own frame, turn that into a signed tilt (inclination) in the side-view plane,</w:t>
+      </w:r>
+      <w:r>
+        <w:t xml:space="preserve"> </w:t>
+      </w:r>
+      <w:r>
+        <w:t xml:space="preserve">and take the knee angle as</w:t>
       </w:r>
       <w:r>
         <w:t xml:space="preserve"> </w:t>
@@ -3147,32 +4212,25 @@
         <w:t xml:space="preserve"> </w:t>
       </w:r>
       <w:r>
-        <w:t xml:space="preserve">Gravity-in-board is drift-free in tilt and</w:t>
-      </w:r>
-      <w:r>
-        <w:t xml:space="preserve"> </w:t>
-      </w:r>
-      <w:r>
-        <w:rPr>
-          <w:bCs/>
-          <w:b/>
-        </w:rPr>
-        <w:t xml:space="preserve">unaffected by heading</w:t>
-      </w:r>
-      <w:r>
-        <w:t xml:space="preserve">,</w:t>
-      </w:r>
-      <w:r>
-        <w:t xml:space="preserve"> </w:t>
-      </w:r>
-      <w:r>
-        <w:t xml:space="preserve">so the 6-DOF yaw drift never enters. Any constant mounting rotation cancels,</w:t>
-      </w:r>
-      <w:r>
-        <w:t xml:space="preserve"> </w:t>
-      </w:r>
-      <w:r>
-        <w:t xml:space="preserve">which gives placement independence.</w:t>
+        <w:t xml:space="preserve">Tilt measured against gravity does not drift, and it does not depend</w:t>
+      </w:r>
+      <w:r>
+        <w:t xml:space="preserve"> </w:t>
+      </w:r>
+      <w:r>
+        <w:t xml:space="preserve">on which way the person is facing (heading), the one thing these sensors</w:t>
+      </w:r>
+      <w:r>
+        <w:t xml:space="preserve"> </w:t>
+      </w:r>
+      <w:r>
+        <w:t xml:space="preserve">cannot track reliably. How each board is mounted cancels out, so placement does</w:t>
+      </w:r>
+      <w:r>
+        <w:t xml:space="preserve"> </w:t>
+      </w:r>
+      <w:r>
+        <w:t xml:space="preserve">not need to be exact.</w:t>
       </w:r>
     </w:p>
     <w:p>
@@ -3194,35 +4252,35 @@
         <w:t xml:space="preserve"> </w:t>
       </w:r>
       <w:r>
-        <w:t xml:space="preserve">(a) Relative quaternion between the boards — rejected because</w:t>
-      </w:r>
-      <w:r>
-        <w:t xml:space="preserve"> </w:t>
-      </w:r>
-      <w:r>
-        <w:t xml:space="preserve">each board’s heading drifts independently in 6-DOF, so the angle drifted even</w:t>
-      </w:r>
-      <w:r>
-        <w:t xml:space="preserve"> </w:t>
-      </w:r>
-      <w:r>
-        <w:t xml:space="preserve">with both boards on a rigid ruler. (b) Four selectable angle modes —</w:t>
-      </w:r>
-      <w:r>
-        <w:t xml:space="preserve"> </w:t>
-      </w:r>
-      <w:r>
-        <w:t xml:space="preserve">consolidated to one so that modes could not mask each other’s failures.</w:t>
-      </w:r>
-    </w:p>
-    <w:bookmarkEnd w:id="46"/>
-    <w:bookmarkStart w:id="47" w:name="X97d5e3f26b1ca11014ae7eae0bbd81408510ca1"/>
+        <w:t xml:space="preserve">(a) Comparing the two boards’ full orientations directly —</w:t>
+      </w:r>
+      <w:r>
+        <w:t xml:space="preserve"> </w:t>
+      </w:r>
+      <w:r>
+        <w:t xml:space="preserve">rejected because each board’s heading drifts separately, so the angle drifted</w:t>
+      </w:r>
+      <w:r>
+        <w:t xml:space="preserve"> </w:t>
+      </w:r>
+      <w:r>
+        <w:t xml:space="preserve">even with both boards fixed to one ruler. (b) Several selectable angle methods</w:t>
+      </w:r>
+      <w:r>
+        <w:t xml:space="preserve"> </w:t>
+      </w:r>
+      <w:r>
+        <w:t xml:space="preserve">— reduced to one so that one method’s problems could not hide another’s.</w:t>
+      </w:r>
+    </w:p>
+    <w:bookmarkEnd w:id="47"/>
+    <w:bookmarkStart w:id="48" w:name="X91c4be8f6cda2c58d77cbe85d1138c3e39ce815"/>
     <w:p>
       <w:pPr>
         <w:pStyle w:val="Heading2"/>
       </w:pPr>
       <w:r>
-        <w:t xml:space="preserve">5.2 Gravity from the fused quaternion, not the raw accelerometer</w:t>
+        <w:t xml:space="preserve">5.2 Gravity from the filter, not the raw accelerometer</w:t>
       </w:r>
     </w:p>
     <w:p>
@@ -3244,13 +4302,13 @@
         <w:t xml:space="preserve"> </w:t>
       </w:r>
       <w:r>
-        <w:t xml:space="preserve">Read gravity from the filter’s quaternion; keep the raw</w:t>
-      </w:r>
-      <w:r>
-        <w:t xml:space="preserve"> </w:t>
-      </w:r>
-      <w:r>
-        <w:t xml:space="preserve">accelerometer only as a filter-free cross-check (still streamed and logged).</w:t>
+        <w:t xml:space="preserve">Take the gravity direction from the filtered orientation (§4.1).</w:t>
+      </w:r>
+      <w:r>
+        <w:t xml:space="preserve"> </w:t>
+      </w:r>
+      <w:r>
+        <w:t xml:space="preserve">The raw accelerometer readings are still saved, as an independent check.</w:t>
       </w:r>
     </w:p>
     <w:p>
@@ -3272,23 +4330,29 @@
         <w:t xml:space="preserve"> </w:t>
       </w:r>
       <w:r>
-        <w:t xml:space="preserve">The raw accelerometer is corrupted during motion; the fused quaternion</w:t>
-      </w:r>
-      <w:r>
-        <w:t xml:space="preserve"> </w:t>
-      </w:r>
-      <w:r>
-        <w:t xml:space="preserve">lets the gyro carry fast movement while the accelerometer keeps tilt drift-free.</w:t>
-      </w:r>
-    </w:p>
-    <w:bookmarkEnd w:id="47"/>
-    <w:bookmarkStart w:id="51" w:name="Xabfd864ddf85676607d213ccc73fb815a58b541"/>
+        <w:t xml:space="preserve">The raw accelerometer is disturbed by movement; the filter uses the</w:t>
+      </w:r>
+      <w:r>
+        <w:t xml:space="preserve"> </w:t>
+      </w:r>
+      <w:r>
+        <w:t xml:space="preserve">gyroscope to follow fast movement while the accelerometer keeps the tilt from</w:t>
+      </w:r>
+      <w:r>
+        <w:t xml:space="preserve"> </w:t>
+      </w:r>
+      <w:r>
+        <w:t xml:space="preserve">drifting.</w:t>
+      </w:r>
+    </w:p>
+    <w:bookmarkEnd w:id="48"/>
+    <w:bookmarkStart w:id="52" w:name="Xb2ec56b897b1ae872dbafa28d9d81924c5d12d6"/>
     <w:p>
       <w:pPr>
         <w:pStyle w:val="Heading2"/>
       </w:pPr>
       <w:r>
-        <w:t xml:space="preserve">5.3 Two-step calibration: static zero + functional sweep</w:t>
+        <w:t xml:space="preserve">5.3 Two-step calibration: hold still, then move</w:t>
       </w:r>
     </w:p>
     <w:p>
@@ -3300,18 +4364,18 @@
           <wp:inline>
             <wp:extent cx="6400800" cy="1508760"/>
             <wp:effectExtent b="0" l="0" r="0" t="0"/>
-            <wp:docPr descr="Figure 4. A session in the GUI, from connecting to stopping." title="" id="49" name="Picture"/>
+            <wp:docPr descr="Figure 4. A session in the GUI, from connecting to stopping." title="" id="50" name="Picture"/>
             <a:graphic>
               <a:graphicData uri="http://schemas.openxmlformats.org/drawingml/2006/picture">
                 <pic:pic>
                   <pic:nvPicPr>
-                    <pic:cNvPr descr="images/handover/fig4_session.png" id="50" name="Picture"/>
+                    <pic:cNvPr descr="images/handover/fig4_session.png" id="51" name="Picture"/>
                     <pic:cNvPicPr>
                       <a:picLocks noChangeArrowheads="1" noChangeAspect="1"/>
                     </pic:cNvPicPr>
                   </pic:nvPicPr>
                   <pic:blipFill>
-                    <a:blip r:embed="rId48"/>
+                    <a:blip r:embed="rId49"/>
                     <a:stretch>
                       <a:fillRect/>
                     </a:stretch>
@@ -3387,13 +4451,13 @@
         <w:t xml:space="preserve"> </w:t>
       </w:r>
       <w:r>
-        <w:t xml:space="preserve">(2 s): leg straight and still; the average gravity direction</w:t>
-      </w:r>
-      <w:r>
-        <w:t xml:space="preserve"> </w:t>
-      </w:r>
-      <w:r>
-        <w:t xml:space="preserve">becomes each segment’s 0° axis.</w:t>
+        <w:t xml:space="preserve">(2 s): leg straight and still. The gravity direction each board</w:t>
+      </w:r>
+      <w:r>
+        <w:t xml:space="preserve"> </w:t>
+      </w:r>
+      <w:r>
+        <w:t xml:space="preserve">sees becomes its 0°.</w:t>
       </w:r>
     </w:p>
     <w:p>
@@ -3415,13 +4479,28 @@
         <w:t xml:space="preserve"> </w:t>
       </w:r>
       <w:r>
-        <w:t xml:space="preserve">(6 s): a few slow movements bending knee and hip; the direction</w:t>
-      </w:r>
-      <w:r>
-        <w:t xml:space="preserve"> </w:t>
-      </w:r>
-      <w:r>
-        <w:t xml:space="preserve">of tilt becomes each segment’s forward axis.</w:t>
+        <w:t xml:space="preserve">(6 s): a few slow movements bending the knee and hip. The</w:t>
+      </w:r>
+      <w:r>
+        <w:t xml:space="preserve"> </w:t>
+      </w:r>
+      <w:r>
+        <w:t xml:space="preserve">direction each board tilts becomes its</w:t>
+      </w:r>
+      <w:r>
+        <w:t xml:space="preserve"> </w:t>
+      </w:r>
+      <w:r>
+        <w:t xml:space="preserve">“</w:t>
+      </w:r>
+      <w:r>
+        <w:t xml:space="preserve">forward</w:t>
+      </w:r>
+      <w:r>
+        <w:t xml:space="preserve">”</w:t>
+      </w:r>
+      <w:r>
+        <w:t xml:space="preserve">.</w:t>
       </w:r>
     </w:p>
     <w:p>
@@ -3443,13 +4522,13 @@
         <w:t xml:space="preserve"> </w:t>
       </w:r>
       <w:r>
-        <w:t xml:space="preserve">These two axes define each segment’s sagittal plane in its own board</w:t>
-      </w:r>
-      <w:r>
-        <w:t xml:space="preserve"> </w:t>
-      </w:r>
-      <w:r>
-        <w:t xml:space="preserve">frame, without knowing how the board is mounted.</w:t>
+        <w:t xml:space="preserve">Together these tell the software how each board sits on its segment,</w:t>
+      </w:r>
+      <w:r>
+        <w:t xml:space="preserve"> </w:t>
+      </w:r>
+      <w:r>
+        <w:t xml:space="preserve">without anyone having to measure the mounting.</w:t>
       </w:r>
     </w:p>
     <w:p>
@@ -3471,19 +4550,19 @@
         <w:t xml:space="preserve"> </w:t>
       </w:r>
       <w:r>
-        <w:t xml:space="preserve">A segment that does not tilt at least 5° during the sweep</w:t>
-      </w:r>
-      <w:r>
-        <w:t xml:space="preserve"> </w:t>
-      </w:r>
-      <w:r>
-        <w:t xml:space="preserve">contributes 0 (treated as fixed). In all bench tests only the shank was swept,</w:t>
-      </w:r>
-      <w:r>
-        <w:t xml:space="preserve"> </w:t>
-      </w:r>
-      <w:r>
-        <w:t xml:space="preserve">so the angle came from the shank alone; both-node sweeps are a required next</w:t>
+        <w:t xml:space="preserve">A segment that tilts less than 5° during the sweep is treated as</w:t>
+      </w:r>
+      <w:r>
+        <w:t xml:space="preserve"> </w:t>
+      </w:r>
+      <w:r>
+        <w:t xml:space="preserve">not moving and contributes 0°. In all bench tests only the shank was moved, so</w:t>
+      </w:r>
+      <w:r>
+        <w:t xml:space="preserve"> </w:t>
+      </w:r>
+      <w:r>
+        <w:t xml:space="preserve">the angle came from the shank alone; moving both segments is a required next</w:t>
       </w:r>
       <w:r>
         <w:t xml:space="preserve"> </w:t>
@@ -3492,8 +4571,8 @@
         <w:t xml:space="preserve">step (§1.3).</w:t>
       </w:r>
     </w:p>
-    <w:bookmarkEnd w:id="51"/>
-    <w:bookmarkStart w:id="52" w:name="signed-continuous-angle"/>
+    <w:bookmarkEnd w:id="52"/>
+    <w:bookmarkStart w:id="53" w:name="signed-continuous-angle"/>
     <w:p>
       <w:pPr>
         <w:pStyle w:val="Heading2"/>
@@ -3521,19 +4600,25 @@
         <w:t xml:space="preserve"> </w:t>
       </w:r>
       <w:r>
+        <w:t xml:space="preserve">Bending reads positive and over-straightening reads negative,</w:t>
+      </w:r>
+      <w:r>
+        <w:t xml:space="preserve"> </w:t>
+      </w:r>
+      <w:r>
+        <w:t xml:space="preserve">with no jumps anywhere in the range (calculated as</w:t>
+      </w:r>
+      <w:r>
+        <w:t xml:space="preserve"> </w:t>
+      </w:r>
+      <w:r>
         <w:rPr>
           <w:rStyle w:val="VerbatimChar"/>
         </w:rPr>
-        <w:t xml:space="preserve">incl = atan2(g·f, g·d)</w:t>
-      </w:r>
-      <w:r>
-        <w:t xml:space="preserve">: flexion positive, hyperextension</w:t>
-      </w:r>
-      <w:r>
-        <w:t xml:space="preserve"> </w:t>
-      </w:r>
-      <w:r>
-        <w:t xml:space="preserve">negative, continuous through the full range with no ±90° wrap.</w:t>
+        <w:t xml:space="preserve">atan2(g·f, g·d)</w:t>
+      </w:r>
+      <w:r>
+        <w:t xml:space="preserve">).</w:t>
       </w:r>
     </w:p>
     <w:p>
@@ -3555,13 +4640,687 @@
         <w:t xml:space="preserve"> </w:t>
       </w:r>
       <w:r>
-        <w:t xml:space="preserve">Distinguishes flexion from hyperextension and retraces identically on</w:t>
-      </w:r>
-      <w:r>
-        <w:t xml:space="preserve"> </w:t>
-      </w:r>
-      <w:r>
-        <w:t xml:space="preserve">the way back from high flexion (checked in</w:t>
+        <w:t xml:space="preserve">It tells bending apart from over-straightening and gives the same</w:t>
+      </w:r>
+      <w:r>
+        <w:t xml:space="preserve"> </w:t>
+      </w:r>
+      <w:r>
+        <w:t xml:space="preserve">readings on the way back from deep bending (checked by the self-test with a</w:t>
+      </w:r>
+      <w:r>
+        <w:t xml:space="preserve"> </w:t>
+      </w:r>
+      <w:r>
+        <w:t xml:space="preserve">0° → 130° → 0° movement).</w:t>
+      </w:r>
+    </w:p>
+    <w:bookmarkEnd w:id="53"/>
+    <w:bookmarkStart w:id="54" w:name="Xcf21e74af5107a3e546488ffbd76c258e48e573"/>
+    <w:p>
+      <w:pPr>
+        <w:pStyle w:val="Heading2"/>
+      </w:pPr>
+      <w:r>
+        <w:t xml:space="preserve">5.5 Angles relative to the start pose, not anatomical angles</w:t>
+      </w:r>
+    </w:p>
+    <w:p>
+      <w:pPr>
+        <w:numPr>
+          <w:ilvl w:val="0"/>
+          <w:numId w:val="1018"/>
+        </w:numPr>
+        <w:pStyle w:val="Compact"/>
+      </w:pPr>
+      <w:r>
+        <w:rPr>
+          <w:bCs/>
+          <w:b/>
+        </w:rPr>
+        <w:t xml:space="preserve">Decision:</w:t>
+      </w:r>
+      <w:r>
+        <w:t xml:space="preserve"> </w:t>
+      </w:r>
+      <w:r>
+        <w:t xml:space="preserve">Accept that 0° means</w:t>
+      </w:r>
+      <w:r>
+        <w:t xml:space="preserve"> </w:t>
+      </w:r>
+      <w:r>
+        <w:t xml:space="preserve">“</w:t>
+      </w:r>
+      <w:r>
+        <w:t xml:space="preserve">the pose held during zeroing</w:t>
+      </w:r>
+      <w:r>
+        <w:t xml:space="preserve">”</w:t>
+      </w:r>
+      <w:r>
+        <w:t xml:space="preserve">, not</w:t>
+      </w:r>
+      <w:r>
+        <w:t xml:space="preserve"> </w:t>
+      </w:r>
+      <w:r>
+        <w:t xml:space="preserve">“</w:t>
+      </w:r>
+      <w:r>
+        <w:t xml:space="preserve">the</w:t>
+      </w:r>
+      <w:r>
+        <w:t xml:space="preserve"> </w:t>
+      </w:r>
+      <w:r>
+        <w:t xml:space="preserve">leg is anatomically straight</w:t>
+      </w:r>
+      <w:r>
+        <w:t xml:space="preserve">”</w:t>
+      </w:r>
+      <w:r>
+        <w:t xml:space="preserve">.</w:t>
+      </w:r>
+    </w:p>
+    <w:p>
+      <w:pPr>
+        <w:numPr>
+          <w:ilvl w:val="0"/>
+          <w:numId w:val="1018"/>
+        </w:numPr>
+        <w:pStyle w:val="Compact"/>
+      </w:pPr>
+      <w:r>
+        <w:rPr>
+          <w:bCs/>
+          <w:b/>
+        </w:rPr>
+        <w:t xml:space="preserve">Why:</w:t>
+      </w:r>
+      <w:r>
+        <w:t xml:space="preserve"> </w:t>
+      </w:r>
+      <w:r>
+        <w:t xml:space="preserve">Range of motion, repetition counting, gait and movement quality all</w:t>
+      </w:r>
+      <w:r>
+        <w:t xml:space="preserve"> </w:t>
+      </w:r>
+      <w:r>
+        <w:t xml:space="preserve">use differences between angles, so the starting point cancels out. A true</w:t>
+      </w:r>
+      <w:r>
+        <w:t xml:space="preserve"> </w:t>
+      </w:r>
+      <w:r>
+        <w:t xml:space="preserve">anatomical angle (for example, measuring a knee that cannot fully straighten)</w:t>
+      </w:r>
+      <w:r>
+        <w:t xml:space="preserve"> </w:t>
+      </w:r>
+      <w:r>
+        <w:t xml:space="preserve">needs an outside reference that sees the anatomy; the sensors cannot provide</w:t>
+      </w:r>
+      <w:r>
+        <w:t xml:space="preserve"> </w:t>
+      </w:r>
+      <w:r>
+        <w:t xml:space="preserve">it, and a magnetometer would not help (Appendix A).</w:t>
+      </w:r>
+    </w:p>
+    <w:p>
+      <w:pPr>
+        <w:numPr>
+          <w:ilvl w:val="0"/>
+          <w:numId w:val="1018"/>
+        </w:numPr>
+        <w:pStyle w:val="Compact"/>
+      </w:pPr>
+      <w:r>
+        <w:rPr>
+          <w:bCs/>
+          <w:b/>
+        </w:rPr>
+        <w:t xml:space="preserve">Alternatives:</w:t>
+      </w:r>
+      <w:r>
+        <w:t xml:space="preserve"> </w:t>
+      </w:r>
+      <w:r>
+        <w:t xml:space="preserve">A calibration movement that finds the knee’s hinge axis, or</w:t>
+      </w:r>
+      <w:r>
+        <w:t xml:space="preserve"> </w:t>
+      </w:r>
+      <w:r>
+        <w:t xml:space="preserve">a fixture that sets a known straight pose (Appendix B) — identified, not built.</w:t>
+      </w:r>
+    </w:p>
+    <w:bookmarkEnd w:id="54"/>
+    <w:bookmarkStart w:id="55" w:name="accepted-limitation-side-view-plane-only"/>
+    <w:p>
+      <w:pPr>
+        <w:pStyle w:val="Heading2"/>
+      </w:pPr>
+      <w:r>
+        <w:t xml:space="preserve">5.6 Accepted limitation: side-view plane only</w:t>
+      </w:r>
+    </w:p>
+    <w:p>
+      <w:pPr>
+        <w:pStyle w:val="FirstParagraph"/>
+      </w:pPr>
+      <w:r>
+        <w:t xml:space="preserve">Gravity shows tilt but not rotation about the vertical. The method therefore</w:t>
+      </w:r>
+      <w:r>
+        <w:t xml:space="preserve"> </w:t>
+      </w:r>
+      <w:r>
+        <w:t xml:space="preserve">under-reads movement well outside the side-view plane (for example, lying down</w:t>
+      </w:r>
+      <w:r>
+        <w:t xml:space="preserve"> </w:t>
+      </w:r>
+      <w:r>
+        <w:t xml:space="preserve">with the hip turned a lot). This is accepted because the target is ordinary</w:t>
+      </w:r>
+      <w:r>
+        <w:t xml:space="preserve"> </w:t>
+      </w:r>
+      <w:r>
+        <w:t xml:space="preserve">knee bending while upright.</w:t>
+      </w:r>
+    </w:p>
+    <w:bookmarkEnd w:id="55"/>
+    <w:bookmarkEnd w:id="56"/>
+    <w:bookmarkStart w:id="63" w:name="board-to-board-link-and-data-protocol"/>
+    <w:p>
+      <w:pPr>
+        <w:pStyle w:val="Heading1"/>
+      </w:pPr>
+      <w:r>
+        <w:t xml:space="preserve">6. Board-to-board link and data protocol</w:t>
+      </w:r>
+    </w:p>
+    <w:p>
+      <w:pPr>
+        <w:pStyle w:val="FirstParagraph"/>
+      </w:pPr>
+      <w:r>
+        <w:rPr>
+          <w:iCs/>
+          <w:i/>
+        </w:rPr>
+        <w:t xml:space="preserve">In short:</w:t>
+      </w:r>
+      <w:r>
+        <w:t xml:space="preserve"> </w:t>
+      </w:r>
+      <w:r>
+        <w:t xml:space="preserve">how the two boards talk to each other and to the PC. The choices</w:t>
+      </w:r>
+      <w:r>
+        <w:t xml:space="preserve"> </w:t>
+      </w:r>
+      <w:r>
+        <w:t xml:space="preserve">favour reliability: a lost or corrupted message costs one sample instead of</w:t>
+      </w:r>
+      <w:r>
+        <w:t xml:space="preserve"> </w:t>
+      </w:r>
+      <w:r>
+        <w:t xml:space="preserve">breaking the stream, and neither board ever waits on the other.</w:t>
+      </w:r>
+    </w:p>
+    <w:bookmarkStart w:id="57" w:name="wired-serial-link-at-115-200-baud"/>
+    <w:p>
+      <w:pPr>
+        <w:pStyle w:val="Heading2"/>
+      </w:pPr>
+      <w:r>
+        <w:t xml:space="preserve">6.1 Wired serial link at 115 200 baud</w:t>
+      </w:r>
+    </w:p>
+    <w:p>
+      <w:pPr>
+        <w:numPr>
+          <w:ilvl w:val="0"/>
+          <w:numId w:val="1019"/>
+        </w:numPr>
+        <w:pStyle w:val="Compact"/>
+      </w:pPr>
+      <w:r>
+        <w:rPr>
+          <w:bCs/>
+          <w:b/>
+        </w:rPr>
+        <w:t xml:space="preserve">Decision:</w:t>
+      </w:r>
+      <w:r>
+        <w:t xml:space="preserve"> </w:t>
+      </w:r>
+      <w:r>
+        <w:t xml:space="preserve">A wired UART link at 115 200 bits per second in both directions:</w:t>
+      </w:r>
+      <w:r>
+        <w:t xml:space="preserve"> </w:t>
+      </w:r>
+      <w:r>
+        <w:t xml:space="preserve">shank data to the thigh board, and a</w:t>
+      </w:r>
+      <w:r>
+        <w:t xml:space="preserve"> </w:t>
+      </w:r>
+      <w:r>
+        <w:t xml:space="preserve">“</w:t>
+      </w:r>
+      <w:r>
+        <w:t xml:space="preserve">keep going</w:t>
+      </w:r>
+      <w:r>
+        <w:t xml:space="preserve">”</w:t>
+      </w:r>
+      <w:r>
+        <w:t xml:space="preserve"> </w:t>
+      </w:r>
+      <w:r>
+        <w:t xml:space="preserve">signal (keepalive) back to</w:t>
+      </w:r>
+      <w:r>
+        <w:t xml:space="preserve"> </w:t>
+      </w:r>
+      <w:r>
+        <w:t xml:space="preserve">the shank board (Figure 2).</w:t>
+      </w:r>
+    </w:p>
+    <w:p>
+      <w:pPr>
+        <w:numPr>
+          <w:ilvl w:val="0"/>
+          <w:numId w:val="1019"/>
+        </w:numPr>
+        <w:pStyle w:val="Compact"/>
+      </w:pPr>
+      <w:r>
+        <w:rPr>
+          <w:bCs/>
+          <w:b/>
+        </w:rPr>
+        <w:t xml:space="preserve">Why:</w:t>
+      </w:r>
+      <w:r>
+        <w:t xml:space="preserve"> </w:t>
+      </w:r>
+      <w:r>
+        <w:t xml:space="preserve">Simple and predictable. A faster speed (460 800) was tried; it hid a</w:t>
+      </w:r>
+      <w:r>
+        <w:t xml:space="preserve"> </w:t>
+      </w:r>
+      <w:r>
+        <w:t xml:space="preserve">bug and became less reliable as the boards warmed up. 115 200 is still far more</w:t>
+      </w:r>
+      <w:r>
+        <w:t xml:space="preserve"> </w:t>
+      </w:r>
+      <w:r>
+        <w:t xml:space="preserve">than needed (about 15 000 bits per second).</w:t>
+      </w:r>
+    </w:p>
+    <w:p>
+      <w:pPr>
+        <w:numPr>
+          <w:ilvl w:val="0"/>
+          <w:numId w:val="1019"/>
+        </w:numPr>
+        <w:pStyle w:val="Compact"/>
+      </w:pPr>
+      <w:r>
+        <w:rPr>
+          <w:bCs/>
+          <w:b/>
+        </w:rPr>
+        <w:t xml:space="preserve">Alternatives:</w:t>
+      </w:r>
+      <w:r>
+        <w:t xml:space="preserve"> </w:t>
+      </w:r>
+      <w:r>
+        <w:t xml:space="preserve">Bluetooth (Appendix C) — deferred.</w:t>
+      </w:r>
+    </w:p>
+    <w:bookmarkEnd w:id="57"/>
+    <w:bookmarkStart w:id="58" w:name="Xe97c985c67099079fe2d680aa30ea5f508a5616"/>
+    <w:p>
+      <w:pPr>
+        <w:pStyle w:val="Heading2"/>
+      </w:pPr>
+      <w:r>
+        <w:t xml:space="preserve">6.2 Messages with a start marker and a check number</w:t>
+      </w:r>
+    </w:p>
+    <w:p>
+      <w:pPr>
+        <w:numPr>
+          <w:ilvl w:val="0"/>
+          <w:numId w:val="1020"/>
+        </w:numPr>
+        <w:pStyle w:val="Compact"/>
+      </w:pPr>
+      <w:r>
+        <w:rPr>
+          <w:bCs/>
+          <w:b/>
+        </w:rPr>
+        <w:t xml:space="preserve">Decision:</w:t>
+      </w:r>
+      <w:r>
+        <w:t xml:space="preserve"> </w:t>
+      </w:r>
+      <w:r>
+        <w:t xml:space="preserve">Each 30-byte message (packet) starts with a fixed marker byte and</w:t>
+      </w:r>
+      <w:r>
+        <w:t xml:space="preserve"> </w:t>
+      </w:r>
+      <w:r>
+        <w:t xml:space="preserve">ends with a checksum (Figure 2). The thigh board finds the start of each</w:t>
+      </w:r>
+      <w:r>
+        <w:t xml:space="preserve"> </w:t>
+      </w:r>
+      <w:r>
+        <w:t xml:space="preserve">message by its marker and discards any message whose checksum is wrong.</w:t>
+      </w:r>
+    </w:p>
+    <w:p>
+      <w:pPr>
+        <w:numPr>
+          <w:ilvl w:val="0"/>
+          <w:numId w:val="1020"/>
+        </w:numPr>
+        <w:pStyle w:val="Compact"/>
+      </w:pPr>
+      <w:r>
+        <w:rPr>
+          <w:bCs/>
+          <w:b/>
+        </w:rPr>
+        <w:t xml:space="preserve">Why:</w:t>
+      </w:r>
+      <w:r>
+        <w:t xml:space="preserve"> </w:t>
+      </w:r>
+      <w:r>
+        <w:t xml:space="preserve">The first version had no marker, so one lost byte scrambled every</w:t>
+      </w:r>
+      <w:r>
+        <w:t xml:space="preserve"> </w:t>
+      </w:r>
+      <w:r>
+        <w:t xml:space="preserve">message after it. Now a glitch costs a single sample.</w:t>
+      </w:r>
+    </w:p>
+    <w:bookmarkEnd w:id="58"/>
+    <w:bookmarkStart w:id="59" w:name="Xcbe181a3c558f5c8a3423854add817af734bed2"/>
+    <w:p>
+      <w:pPr>
+        <w:pStyle w:val="Heading2"/>
+      </w:pPr>
+      <w:r>
+        <w:t xml:space="preserve">6.3 The shank board keeps sending; the thigh board never waits</w:t>
+      </w:r>
+    </w:p>
+    <w:p>
+      <w:pPr>
+        <w:numPr>
+          <w:ilvl w:val="0"/>
+          <w:numId w:val="1021"/>
+        </w:numPr>
+        <w:pStyle w:val="Compact"/>
+      </w:pPr>
+      <w:r>
+        <w:rPr>
+          <w:bCs/>
+          <w:b/>
+        </w:rPr>
+        <w:t xml:space="preserve">Decision:</w:t>
+      </w:r>
+      <w:r>
+        <w:t xml:space="preserve"> </w:t>
+      </w:r>
+      <w:r>
+        <w:t xml:space="preserve">The shank board sends a message 50 times a second without being</w:t>
+      </w:r>
+      <w:r>
+        <w:t xml:space="preserve"> </w:t>
+      </w:r>
+      <w:r>
+        <w:t xml:space="preserve">asked; the thigh board always uses the newest good one. If that is more than</w:t>
+      </w:r>
+      <w:r>
+        <w:t xml:space="preserve"> </w:t>
+      </w:r>
+      <w:r>
+        <w:t xml:space="preserve">30 ms old, the shank reading is marked missing and the PC fills the gap (§8.3).</w:t>
+      </w:r>
+    </w:p>
+    <w:p>
+      <w:pPr>
+        <w:numPr>
+          <w:ilvl w:val="0"/>
+          <w:numId w:val="1021"/>
+        </w:numPr>
+        <w:pStyle w:val="Compact"/>
+      </w:pPr>
+      <w:r>
+        <w:rPr>
+          <w:bCs/>
+          <w:b/>
+        </w:rPr>
+        <w:t xml:space="preserve">Why:</w:t>
+      </w:r>
+      <w:r>
+        <w:t xml:space="preserve"> </w:t>
+      </w:r>
+      <w:r>
+        <w:t xml:space="preserve">In the earlier ask-and-wait design, any short pause on the shank board</w:t>
+      </w:r>
+      <w:r>
+        <w:t xml:space="preserve"> </w:t>
+      </w:r>
+      <w:r>
+        <w:t xml:space="preserve">lost samples, and waiting longer just held up the thigh board.</w:t>
+      </w:r>
+    </w:p>
+    <w:bookmarkEnd w:id="59"/>
+    <w:bookmarkStart w:id="60" w:name="X9eb7abce69150d83334db07f8a8eb5a700c4d97"/>
+    <w:p>
+      <w:pPr>
+        <w:pStyle w:val="Heading2"/>
+      </w:pPr>
+      <w:r>
+        <w:t xml:space="preserve">6.4 Collecting only while the PC is connected</w:t>
+      </w:r>
+    </w:p>
+    <w:p>
+      <w:pPr>
+        <w:numPr>
+          <w:ilvl w:val="0"/>
+          <w:numId w:val="1022"/>
+        </w:numPr>
+        <w:pStyle w:val="Compact"/>
+      </w:pPr>
+      <w:r>
+        <w:rPr>
+          <w:bCs/>
+          <w:b/>
+        </w:rPr>
+        <w:t xml:space="preserve">Decision:</w:t>
+      </w:r>
+      <w:r>
+        <w:t xml:space="preserve"> </w:t>
+      </w:r>
+      <w:r>
+        <w:t xml:space="preserve">The sensors run only while the PC has the thigh board’s USB</w:t>
+      </w:r>
+      <w:r>
+        <w:t xml:space="preserve"> </w:t>
+      </w:r>
+      <w:r>
+        <w:t xml:space="preserve">connection open. The thigh board then measures its gyroscope bias and sends a</w:t>
+      </w:r>
+      <w:r>
+        <w:t xml:space="preserve"> </w:t>
+      </w:r>
+      <w:r>
+        <w:t xml:space="preserve">keepalive every 200 ms; the shank board stops if it hears nothing for 1 s.</w:t>
+      </w:r>
+    </w:p>
+    <w:p>
+      <w:pPr>
+        <w:numPr>
+          <w:ilvl w:val="0"/>
+          <w:numId w:val="1022"/>
+        </w:numPr>
+        <w:pStyle w:val="Compact"/>
+      </w:pPr>
+      <w:r>
+        <w:rPr>
+          <w:bCs/>
+          <w:b/>
+        </w:rPr>
+        <w:t xml:space="preserve">Why:</w:t>
+      </w:r>
+      <w:r>
+        <w:t xml:space="preserve"> </w:t>
+      </w:r>
+      <w:r>
+        <w:t xml:space="preserve">Nothing runs unobserved, and every session starts with a fresh bias</w:t>
+      </w:r>
+      <w:r>
+        <w:t xml:space="preserve"> </w:t>
+      </w:r>
+      <w:r>
+        <w:t xml:space="preserve">measurement taken while the boards are still (Figure 4).</w:t>
+      </w:r>
+    </w:p>
+    <w:bookmarkEnd w:id="60"/>
+    <w:bookmarkStart w:id="61" w:name="a-steady-50-samples-per-second"/>
+    <w:p>
+      <w:pPr>
+        <w:pStyle w:val="Heading2"/>
+      </w:pPr>
+      <w:r>
+        <w:t xml:space="preserve">6.5 A steady 50 samples per second</w:t>
+      </w:r>
+    </w:p>
+    <w:p>
+      <w:pPr>
+        <w:numPr>
+          <w:ilvl w:val="0"/>
+          <w:numId w:val="1023"/>
+        </w:numPr>
+        <w:pStyle w:val="Compact"/>
+      </w:pPr>
+      <w:r>
+        <w:rPr>
+          <w:bCs/>
+          <w:b/>
+        </w:rPr>
+        <w:t xml:space="preserve">Decision:</w:t>
+      </w:r>
+      <w:r>
+        <w:t xml:space="preserve"> </w:t>
+      </w:r>
+      <w:r>
+        <w:t xml:space="preserve">Both boards send at a fixed 50 Hz, and the thigh board sends each</w:t>
+      </w:r>
+      <w:r>
+        <w:t xml:space="preserve"> </w:t>
+      </w:r>
+      <w:r>
+        <w:t xml:space="preserve">line to the PC in a single write. The sensors and filters still run faster</w:t>
+      </w:r>
+      <w:r>
+        <w:t xml:space="preserve"> </w:t>
+      </w:r>
+      <w:r>
+        <w:t xml:space="preserve">internally.</w:t>
+      </w:r>
+    </w:p>
+    <w:p>
+      <w:pPr>
+        <w:numPr>
+          <w:ilvl w:val="0"/>
+          <w:numId w:val="1023"/>
+        </w:numPr>
+        <w:pStyle w:val="Compact"/>
+      </w:pPr>
+      <w:r>
+        <w:rPr>
+          <w:bCs/>
+          <w:b/>
+        </w:rPr>
+        <w:t xml:space="preserve">Why:</w:t>
+      </w:r>
+      <w:r>
+        <w:t xml:space="preserve"> </w:t>
+      </w:r>
+      <w:r>
+        <w:t xml:space="preserve">50 Hz is plenty for knee movement. Sending each line in about 36</w:t>
+      </w:r>
+      <w:r>
+        <w:t xml:space="preserve"> </w:t>
+      </w:r>
+      <w:r>
+        <w:t xml:space="preserve">small pieces took ~11.7 ms and held the real rate to ~43.5 Hz; one write takes</w:t>
+      </w:r>
+      <w:r>
+        <w:t xml:space="preserve"> </w:t>
+      </w:r>
+      <w:r>
+        <w:t xml:space="preserve">~1–1.8 ms and restored a true 50 Hz.</w:t>
+      </w:r>
+    </w:p>
+    <w:bookmarkEnd w:id="61"/>
+    <w:bookmarkStart w:id="62" w:name="health-reports-diagnostics"/>
+    <w:p>
+      <w:pPr>
+        <w:pStyle w:val="Heading2"/>
+      </w:pPr>
+      <w:r>
+        <w:t xml:space="preserve">6.6 Health reports (diagnostics)</w:t>
+      </w:r>
+    </w:p>
+    <w:p>
+      <w:pPr>
+        <w:numPr>
+          <w:ilvl w:val="0"/>
+          <w:numId w:val="1024"/>
+        </w:numPr>
+        <w:pStyle w:val="Compact"/>
+      </w:pPr>
+      <w:r>
+        <w:rPr>
+          <w:bCs/>
+          <w:b/>
+        </w:rPr>
+        <w:t xml:space="preserve">Decision:</w:t>
+      </w:r>
+      <w:r>
+        <w:t xml:space="preserve"> </w:t>
+      </w:r>
+      <w:r>
+        <w:t xml:space="preserve">Both boards report a short health summary once a second (on by</w:t>
+      </w:r>
+      <w:r>
+        <w:t xml:space="preserve"> </w:t>
+      </w:r>
+      <w:r>
+        <w:t xml:space="preserve">default). The GUI saves these to</w:t>
       </w:r>
       <w:r>
         <w:t xml:space="preserve"> </w:t>
@@ -3570,30 +5329,226 @@
         <w:rPr>
           <w:rStyle w:val="VerbatimChar"/>
         </w:rPr>
-        <w:t xml:space="preserve">--selftest</w:t>
-      </w:r>
-      <w:r>
-        <w:t xml:space="preserve"> </w:t>
-      </w:r>
-      <w:r>
-        <w:t xml:space="preserve">with a 0→130°→0 sweep).</w:t>
-      </w:r>
-    </w:p>
-    <w:bookmarkEnd w:id="52"/>
-    <w:bookmarkStart w:id="53" w:name="Xd30e279da17d6640a8a4dcedc2691a7156864c9"/>
+        <w:t xml:space="preserve">knee_diag_&lt;timestamp&gt;.log</w:t>
+      </w:r>
+      <w:r>
+        <w:t xml:space="preserve">, and</w:t>
+      </w:r>
+      <w:r>
+        <w:t xml:space="preserve"> </w:t>
+      </w:r>
+      <w:r>
+        <w:rPr>
+          <w:rStyle w:val="VerbatimChar"/>
+        </w:rPr>
+        <w:t xml:space="preserve">analysis/diagnostics/parse_diag.py</w:t>
+      </w:r>
+      <w:r>
+        <w:t xml:space="preserve"> </w:t>
+      </w:r>
+      <w:r>
+        <w:t xml:space="preserve">turns them into tables.</w:t>
+      </w:r>
+    </w:p>
+    <w:p>
+      <w:pPr>
+        <w:numPr>
+          <w:ilvl w:val="0"/>
+          <w:numId w:val="1024"/>
+        </w:numPr>
+        <w:pStyle w:val="Compact"/>
+      </w:pPr>
+      <w:r>
+        <w:rPr>
+          <w:bCs/>
+          <w:b/>
+        </w:rPr>
+        <w:t xml:space="preserve">Why:</w:t>
+      </w:r>
+      <w:r>
+        <w:t xml:space="preserve"> </w:t>
+      </w:r>
+      <w:r>
+        <w:t xml:space="preserve">These reports found the sample-rate shortfall and the faulty sensor.</w:t>
+      </w:r>
+    </w:p>
+    <w:p>
+      <w:pPr>
+        <w:numPr>
+          <w:ilvl w:val="0"/>
+          <w:numId w:val="1024"/>
+        </w:numPr>
+        <w:pStyle w:val="Compact"/>
+      </w:pPr>
+      <w:r>
+        <w:rPr>
+          <w:bCs/>
+          <w:b/>
+        </w:rPr>
+        <w:t xml:space="preserve">Constraint:</w:t>
+      </w:r>
+      <w:r>
+        <w:t xml:space="preserve"> </w:t>
+      </w:r>
+      <w:r>
+        <w:t xml:space="preserve">Both boards must run firmware from the same version, because</w:t>
+      </w:r>
+      <w:r>
+        <w:t xml:space="preserve"> </w:t>
+      </w:r>
+      <w:r>
+        <w:t xml:space="preserve">the report format must match exactly.</w:t>
+      </w:r>
+    </w:p>
+    <w:bookmarkEnd w:id="62"/>
+    <w:bookmarkEnd w:id="63"/>
+    <w:bookmarkStart w:id="67" w:name="robustness-and-fault-handling"/>
+    <w:p>
+      <w:pPr>
+        <w:pStyle w:val="Heading1"/>
+      </w:pPr>
+      <w:r>
+        <w:t xml:space="preserve">7. Robustness and fault handling</w:t>
+      </w:r>
+    </w:p>
+    <w:p>
+      <w:pPr>
+        <w:pStyle w:val="FirstParagraph"/>
+      </w:pPr>
+      <w:r>
+        <w:rPr>
+          <w:iCs/>
+          <w:i/>
+        </w:rPr>
+        <w:t xml:space="preserve">In short:</w:t>
+      </w:r>
+      <w:r>
+        <w:t xml:space="preserve"> </w:t>
+      </w:r>
+      <w:r>
+        <w:t xml:space="preserve">the shank board watches its own sensor and restarts it when it</w:t>
+      </w:r>
+      <w:r>
+        <w:t xml:space="preserve"> </w:t>
+      </w:r>
+      <w:r>
+        <w:t xml:space="preserve">misbehaves, and it sends a gap rather than a wrong reading. The LEDs show what</w:t>
+      </w:r>
+      <w:r>
+        <w:t xml:space="preserve"> </w:t>
+      </w:r>
+      <w:r>
+        <w:t xml:space="preserve">each board is doing.</w:t>
+      </w:r>
+    </w:p>
+    <w:bookmarkStart w:id="64" w:name="shank-board-self-repair"/>
     <w:p>
       <w:pPr>
         <w:pStyle w:val="Heading2"/>
       </w:pPr>
       <w:r>
-        <w:t xml:space="preserve">5.5 Relative zero, not an absolute anatomical angle</w:t>
-      </w:r>
-    </w:p>
-    <w:p>
-      <w:pPr>
-        <w:numPr>
-          <w:ilvl w:val="0"/>
-          <w:numId w:val="1018"/>
+        <w:t xml:space="preserve">7.1 Shank board self-repair</w:t>
+      </w:r>
+    </w:p>
+    <w:p>
+      <w:pPr>
+        <w:numPr>
+          <w:ilvl w:val="0"/>
+          <w:numId w:val="1025"/>
+        </w:numPr>
+        <w:pStyle w:val="Compact"/>
+      </w:pPr>
+      <w:r>
+        <w:rPr>
+          <w:bCs/>
+          <w:b/>
+        </w:rPr>
+        <w:t xml:space="preserve">Slow start:</w:t>
+      </w:r>
+      <w:r>
+        <w:t xml:space="preserve"> </w:t>
+      </w:r>
+      <w:r>
+        <w:t xml:space="preserve">if the sensor delivers fewer than 30 readings in its first</w:t>
+      </w:r>
+      <w:r>
+        <w:t xml:space="preserve"> </w:t>
+      </w:r>
+      <w:r>
+        <w:t xml:space="preserve">second (it occasionally starts at ~10 Hz), it is restarted.</w:t>
+      </w:r>
+    </w:p>
+    <w:p>
+      <w:pPr>
+        <w:numPr>
+          <w:ilvl w:val="0"/>
+          <w:numId w:val="1025"/>
+        </w:numPr>
+        <w:pStyle w:val="Compact"/>
+      </w:pPr>
+      <w:r>
+        <w:rPr>
+          <w:bCs/>
+          <w:b/>
+        </w:rPr>
+        <w:t xml:space="preserve">Stalled sensor:</w:t>
+      </w:r>
+      <w:r>
+        <w:t xml:space="preserve"> </w:t>
+      </w:r>
+      <w:r>
+        <w:t xml:space="preserve">if no reading arrives for 250 ms, the LED stays on and the</w:t>
+      </w:r>
+      <w:r>
+        <w:t xml:space="preserve"> </w:t>
+      </w:r>
+      <w:r>
+        <w:t xml:space="preserve">sensor is restarted every 500 ms.</w:t>
+      </w:r>
+    </w:p>
+    <w:p>
+      <w:pPr>
+        <w:numPr>
+          <w:ilvl w:val="0"/>
+          <w:numId w:val="1025"/>
+        </w:numPr>
+        <w:pStyle w:val="Compact"/>
+      </w:pPr>
+      <w:r>
+        <w:rPr>
+          <w:bCs/>
+          <w:b/>
+        </w:rPr>
+        <w:t xml:space="preserve">Sensor not found at power-up:</w:t>
+      </w:r>
+      <w:r>
+        <w:t xml:space="preserve"> </w:t>
+      </w:r>
+      <w:r>
+        <w:t xml:space="preserve">the LED blinks fast for ~3 s and the board</w:t>
+      </w:r>
+      <w:r>
+        <w:t xml:space="preserve"> </w:t>
+      </w:r>
+      <w:r>
+        <w:t xml:space="preserve">restarts.</w:t>
+      </w:r>
+    </w:p>
+    <w:bookmarkEnd w:id="64"/>
+    <w:bookmarkStart w:id="65" w:name="rejecting-impossible-readings"/>
+    <w:p>
+      <w:pPr>
+        <w:pStyle w:val="Heading2"/>
+      </w:pPr>
+      <w:r>
+        <w:t xml:space="preserve">7.2 Rejecting impossible readings</w:t>
+      </w:r>
+    </w:p>
+    <w:p>
+      <w:pPr>
+        <w:numPr>
+          <w:ilvl w:val="0"/>
+          <w:numId w:val="1026"/>
         </w:numPr>
         <w:pStyle w:val="Compact"/>
       </w:pPr>
@@ -3608,29 +5563,32 @@
         <w:t xml:space="preserve"> </w:t>
       </w:r>
       <w:r>
-        <w:t xml:space="preserve">Accept that 0° is</w:t>
-      </w:r>
-      <w:r>
-        <w:t xml:space="preserve"> </w:t>
-      </w:r>
-      <w:r>
-        <w:t xml:space="preserve">“</w:t>
-      </w:r>
-      <w:r>
-        <w:t xml:space="preserve">the pose held during zeroing</w:t>
-      </w:r>
-      <w:r>
-        <w:t xml:space="preserve">”</w:t>
-      </w:r>
-      <w:r>
-        <w:t xml:space="preserve">.</w:t>
-      </w:r>
-    </w:p>
-    <w:p>
-      <w:pPr>
-        <w:numPr>
-          <w:ilvl w:val="0"/>
-          <w:numId w:val="1018"/>
+        <w:t xml:space="preserve">The shank board rejects a reading that took too long (over</w:t>
+      </w:r>
+      <w:r>
+        <w:t xml:space="preserve"> </w:t>
+      </w:r>
+      <w:r>
+        <w:t xml:space="preserve">50 ms) or is physically implausible (acceleration below 0.25 g or above 4 g, or</w:t>
+      </w:r>
+      <w:r>
+        <w:t xml:space="preserve"> </w:t>
+      </w:r>
+      <w:r>
+        <w:t xml:space="preserve">very fast rotation while the board is otherwise near rest). A rejected reading</w:t>
+      </w:r>
+      <w:r>
+        <w:t xml:space="preserve"> </w:t>
+      </w:r>
+      <w:r>
+        <w:t xml:space="preserve">is sent as a gap. If no good reading arrives for 5 s, the board restarts.</w:t>
+      </w:r>
+    </w:p>
+    <w:p>
+      <w:pPr>
+        <w:numPr>
+          <w:ilvl w:val="0"/>
+          <w:numId w:val="1026"/>
         </w:numPr>
         <w:pStyle w:val="Compact"/>
       </w:pPr>
@@ -3645,823 +5603,17 @@
         <w:t xml:space="preserve"> </w:t>
       </w:r>
       <w:r>
-        <w:t xml:space="preserve">ROM, rep counting, gait and movement quality are difference-based, so</w:t>
-      </w:r>
-      <w:r>
-        <w:t xml:space="preserve"> </w:t>
-      </w:r>
-      <w:r>
-        <w:t xml:space="preserve">the zero cancels. An absolute angle (e.g. a flexion contracture) needs an</w:t>
-      </w:r>
-      <w:r>
-        <w:t xml:space="preserve"> </w:t>
-      </w:r>
-      <w:r>
-        <w:t xml:space="preserve">external reference that observes the anatomy; the sensors cannot supply it,</w:t>
-      </w:r>
-      <w:r>
-        <w:t xml:space="preserve"> </w:t>
-      </w:r>
-      <w:r>
-        <w:t xml:space="preserve">and a magnetometer does not help (Appendix A).</w:t>
-      </w:r>
-    </w:p>
-    <w:p>
-      <w:pPr>
-        <w:numPr>
-          <w:ilvl w:val="0"/>
-          <w:numId w:val="1018"/>
-        </w:numPr>
-        <w:pStyle w:val="Compact"/>
-      </w:pPr>
-      <w:r>
-        <w:rPr>
-          <w:bCs/>
-          <w:b/>
-        </w:rPr>
-        <w:t xml:space="preserve">Alternatives:</w:t>
-      </w:r>
-      <w:r>
-        <w:t xml:space="preserve"> </w:t>
-      </w:r>
-      <w:r>
-        <w:t xml:space="preserve">Functional joint-axis calibration or a known-pose fixture</w:t>
-      </w:r>
-      <w:r>
-        <w:t xml:space="preserve"> </w:t>
-      </w:r>
-      <w:r>
-        <w:t xml:space="preserve">(Appendix B) — identified, not prototyped.</w:t>
-      </w:r>
-    </w:p>
-    <w:bookmarkEnd w:id="53"/>
-    <w:bookmarkStart w:id="54" w:name="accepted-limitation-sagittal-plane-only"/>
-    <w:p>
-      <w:pPr>
-        <w:pStyle w:val="Heading2"/>
-      </w:pPr>
-      <w:r>
-        <w:t xml:space="preserve">5.6 Accepted limitation: sagittal plane only</w:t>
-      </w:r>
-    </w:p>
-    <w:p>
-      <w:pPr>
-        <w:pStyle w:val="FirstParagraph"/>
-      </w:pPr>
-      <w:r>
-        <w:t xml:space="preserve">Gravity gives 2 of 3 rotational degrees of freedom; rotation about vertical is</w:t>
-      </w:r>
-      <w:r>
-        <w:t xml:space="preserve"> </w:t>
-      </w:r>
-      <w:r>
-        <w:t xml:space="preserve">unobservable. The method therefore under-reads motion well out of the vertical</w:t>
-      </w:r>
-      <w:r>
-        <w:t xml:space="preserve"> </w:t>
-      </w:r>
-      <w:r>
-        <w:t xml:space="preserve">plane (e.g. lying down with large hip rotation). This is accepted for upright</w:t>
-      </w:r>
-      <w:r>
-        <w:t xml:space="preserve"> </w:t>
-      </w:r>
-      <w:r>
-        <w:t xml:space="preserve">knee flexion.</w:t>
-      </w:r>
-    </w:p>
-    <w:bookmarkEnd w:id="54"/>
-    <w:bookmarkEnd w:id="55"/>
-    <w:bookmarkStart w:id="62" w:name="board-to-board-link-and-data-protocol"/>
-    <w:p>
-      <w:pPr>
-        <w:pStyle w:val="Heading1"/>
-      </w:pPr>
-      <w:r>
-        <w:t xml:space="preserve">6. Board-to-board link and data protocol</w:t>
-      </w:r>
-    </w:p>
-    <w:bookmarkStart w:id="56" w:name="wired-uart-at-115-200-baud"/>
-    <w:p>
-      <w:pPr>
-        <w:pStyle w:val="Heading2"/>
-      </w:pPr>
-      <w:r>
-        <w:t xml:space="preserve">6.1 Wired UART at 115 200 baud</w:t>
-      </w:r>
-    </w:p>
-    <w:p>
-      <w:pPr>
-        <w:numPr>
-          <w:ilvl w:val="0"/>
-          <w:numId w:val="1019"/>
-        </w:numPr>
-        <w:pStyle w:val="Compact"/>
-      </w:pPr>
-      <w:r>
-        <w:rPr>
-          <w:bCs/>
-          <w:b/>
-        </w:rPr>
-        <w:t xml:space="preserve">Decision:</w:t>
-      </w:r>
-      <w:r>
-        <w:t xml:space="preserve"> </w:t>
-      </w:r>
-      <w:r>
-        <w:t xml:space="preserve">UART at 115 200 baud, wired both ways: shank data to the</w:t>
-      </w:r>
-      <w:r>
-        <w:t xml:space="preserve"> </w:t>
-      </w:r>
-      <w:r>
-        <w:t xml:space="preserve">central, keepalive to the peripheral (Figure 2).</w:t>
-      </w:r>
-    </w:p>
-    <w:p>
-      <w:pPr>
-        <w:numPr>
-          <w:ilvl w:val="0"/>
-          <w:numId w:val="1019"/>
-        </w:numPr>
-        <w:pStyle w:val="Compact"/>
-      </w:pPr>
-      <w:r>
-        <w:rPr>
-          <w:bCs/>
-          <w:b/>
-        </w:rPr>
-        <w:t xml:space="preserve">Why:</w:t>
-      </w:r>
-      <w:r>
-        <w:t xml:space="preserve"> </w:t>
-      </w:r>
-      <w:r>
-        <w:t xml:space="preserve">Simple and deterministic. A faster rate (460 800) was tried; it hid a</w:t>
-      </w:r>
-      <w:r>
-        <w:t xml:space="preserve"> </w:t>
-      </w:r>
-      <w:r>
-        <w:t xml:space="preserve">framing bug and was more sensitive to clock drift as the boards warmed up.</w:t>
-      </w:r>
-      <w:r>
-        <w:t xml:space="preserve"> </w:t>
-      </w:r>
-      <w:r>
-        <w:t xml:space="preserve">115 200 is far above the ~15 kbit/s needed.</w:t>
-      </w:r>
-    </w:p>
-    <w:p>
-      <w:pPr>
-        <w:numPr>
-          <w:ilvl w:val="0"/>
-          <w:numId w:val="1019"/>
-        </w:numPr>
-        <w:pStyle w:val="Compact"/>
-      </w:pPr>
-      <w:r>
-        <w:rPr>
-          <w:bCs/>
-          <w:b/>
-        </w:rPr>
-        <w:t xml:space="preserve">Alternatives:</w:t>
-      </w:r>
-      <w:r>
-        <w:t xml:space="preserve"> </w:t>
-      </w:r>
-      <w:r>
-        <w:t xml:space="preserve">BLE (Appendix C) — deferred.</w:t>
-      </w:r>
-    </w:p>
-    <w:bookmarkEnd w:id="56"/>
-    <w:bookmarkStart w:id="57" w:name="Xab921e0515e8d36de9d321a90e702d9b3b8ecb2"/>
-    <w:p>
-      <w:pPr>
-        <w:pStyle w:val="Heading2"/>
-      </w:pPr>
-      <w:r>
-        <w:t xml:space="preserve">6.2 Framed binary packet with resync and checksum</w:t>
-      </w:r>
-    </w:p>
-    <w:p>
-      <w:pPr>
-        <w:numPr>
-          <w:ilvl w:val="0"/>
-          <w:numId w:val="1020"/>
-        </w:numPr>
-        <w:pStyle w:val="Compact"/>
-      </w:pPr>
-      <w:r>
-        <w:rPr>
-          <w:bCs/>
-          <w:b/>
-        </w:rPr>
-        <w:t xml:space="preserve">Decision:</w:t>
-      </w:r>
-      <w:r>
-        <w:t xml:space="preserve"> </w:t>
-      </w:r>
-      <w:r>
-        <w:t xml:space="preserve">30-byte packet: header byte, quaternion, raw accelerometer and an</w:t>
-      </w:r>
-      <w:r>
-        <w:t xml:space="preserve"> </w:t>
-      </w:r>
-      <w:r>
-        <w:t xml:space="preserve">XOR checksum (Figure 2). The central resyncs on the header and drops packets</w:t>
-      </w:r>
-      <w:r>
-        <w:t xml:space="preserve"> </w:t>
-      </w:r>
-      <w:r>
-        <w:t xml:space="preserve">that fail the checksum.</w:t>
-      </w:r>
-    </w:p>
-    <w:p>
-      <w:pPr>
-        <w:numPr>
-          <w:ilvl w:val="0"/>
-          <w:numId w:val="1020"/>
-        </w:numPr>
-        <w:pStyle w:val="Compact"/>
-      </w:pPr>
-      <w:r>
-        <w:rPr>
-          <w:bCs/>
-          <w:b/>
-        </w:rPr>
-        <w:t xml:space="preserve">Why:</w:t>
-      </w:r>
-      <w:r>
-        <w:t xml:space="preserve"> </w:t>
-      </w:r>
-      <w:r>
-        <w:t xml:space="preserve">The original fixed-length read had no resync, so one lost byte shifted</w:t>
-      </w:r>
-      <w:r>
-        <w:t xml:space="preserve"> </w:t>
-      </w:r>
-      <w:r>
-        <w:t xml:space="preserve">every following packet. Now a glitch costs one packet.</w:t>
-      </w:r>
-    </w:p>
-    <w:bookmarkEnd w:id="57"/>
-    <w:bookmarkStart w:id="58" w:name="peripheral-streams-central-never-waits"/>
-    <w:p>
-      <w:pPr>
-        <w:pStyle w:val="Heading2"/>
-      </w:pPr>
-      <w:r>
-        <w:t xml:space="preserve">6.3 Peripheral streams; central never waits</w:t>
-      </w:r>
-    </w:p>
-    <w:p>
-      <w:pPr>
-        <w:numPr>
-          <w:ilvl w:val="0"/>
-          <w:numId w:val="1021"/>
-        </w:numPr>
-        <w:pStyle w:val="Compact"/>
-      </w:pPr>
-      <w:r>
-        <w:rPr>
-          <w:bCs/>
-          <w:b/>
-        </w:rPr>
-        <w:t xml:space="preserve">Decision:</w:t>
-      </w:r>
-      <w:r>
-        <w:t xml:space="preserve"> </w:t>
-      </w:r>
-      <w:r>
-        <w:t xml:space="preserve">The peripheral</w:t>
-      </w:r>
-      <w:r>
-        <w:t xml:space="preserve"> </w:t>
-      </w:r>
-      <w:r>
-        <w:rPr>
-          <w:bCs/>
-          <w:b/>
-        </w:rPr>
-        <w:t xml:space="preserve">streams</w:t>
-      </w:r>
-      <w:r>
-        <w:t xml:space="preserve"> </w:t>
-      </w:r>
-      <w:r>
-        <w:t xml:space="preserve">packets at 50 Hz; the central keeps</w:t>
-      </w:r>
-      <w:r>
-        <w:t xml:space="preserve"> </w:t>
-      </w:r>
-      <w:r>
-        <w:t xml:space="preserve">the newest valid one. If it is older than 30 ms the shank is reported invalid</w:t>
-      </w:r>
-      <w:r>
-        <w:t xml:space="preserve"> </w:t>
-      </w:r>
-      <w:r>
-        <w:t xml:space="preserve">and the PC forward-fills it (§8.3).</w:t>
-      </w:r>
-    </w:p>
-    <w:p>
-      <w:pPr>
-        <w:numPr>
-          <w:ilvl w:val="0"/>
-          <w:numId w:val="1021"/>
-        </w:numPr>
-        <w:pStyle w:val="Compact"/>
-      </w:pPr>
-      <w:r>
-        <w:rPr>
-          <w:bCs/>
-          <w:b/>
-        </w:rPr>
-        <w:t xml:space="preserve">Why:</w:t>
-      </w:r>
-      <w:r>
-        <w:t xml:space="preserve"> </w:t>
-      </w:r>
-      <w:r>
-        <w:t xml:space="preserve">Polling the peripheral lost samples whenever it stalled for a few ms,</w:t>
-      </w:r>
-      <w:r>
-        <w:t xml:space="preserve"> </w:t>
-      </w:r>
-      <w:r>
-        <w:t xml:space="preserve">and longer waits only stalled the central. Streaming decouples the two boards.</w:t>
-      </w:r>
-    </w:p>
-    <w:bookmarkEnd w:id="58"/>
-    <w:bookmarkStart w:id="59" w:name="collect-on-demand"/>
-    <w:p>
-      <w:pPr>
-        <w:pStyle w:val="Heading2"/>
-      </w:pPr>
-      <w:r>
-        <w:t xml:space="preserve">6.4 Collect-on-demand</w:t>
-      </w:r>
-    </w:p>
-    <w:p>
-      <w:pPr>
-        <w:numPr>
-          <w:ilvl w:val="0"/>
-          <w:numId w:val="1022"/>
-        </w:numPr>
-        <w:pStyle w:val="Compact"/>
-      </w:pPr>
-      <w:r>
-        <w:rPr>
-          <w:bCs/>
-          <w:b/>
-        </w:rPr>
-        <w:t xml:space="preserve">Decision:</w:t>
-      </w:r>
-      <w:r>
-        <w:t xml:space="preserve"> </w:t>
-      </w:r>
-      <w:r>
-        <w:t xml:space="preserve">Both boards run their IMUs only while the central’s USB port is</w:t>
-      </w:r>
-      <w:r>
-        <w:t xml:space="preserve"> </w:t>
-      </w:r>
-      <w:r>
-        <w:t xml:space="preserve">open. On open, the central calibrates its gyro and sends keepalives every</w:t>
-      </w:r>
-      <w:r>
-        <w:t xml:space="preserve"> </w:t>
-      </w:r>
-      <w:r>
-        <w:t xml:space="preserve">200 ms; the peripheral goes idle if none arrives for 1 s.</w:t>
-      </w:r>
-    </w:p>
-    <w:p>
-      <w:pPr>
-        <w:numPr>
-          <w:ilvl w:val="0"/>
-          <w:numId w:val="1022"/>
-        </w:numPr>
-        <w:pStyle w:val="Compact"/>
-      </w:pPr>
-      <w:r>
-        <w:rPr>
-          <w:bCs/>
-          <w:b/>
-        </w:rPr>
-        <w:t xml:space="preserve">Why:</w:t>
-      </w:r>
-      <w:r>
-        <w:t xml:space="preserve"> </w:t>
-      </w:r>
-      <w:r>
-        <w:t xml:space="preserve">Nothing runs unobserved, and each session starts with a fresh gyro</w:t>
-      </w:r>
-      <w:r>
-        <w:t xml:space="preserve"> </w:t>
-      </w:r>
-      <w:r>
-        <w:t xml:space="preserve">calibration on a still board (Figure 4).</w:t>
-      </w:r>
-    </w:p>
-    <w:bookmarkEnd w:id="59"/>
-    <w:bookmarkStart w:id="60" w:name="fixed-50-hz-output-one-write-per-line"/>
-    <w:p>
-      <w:pPr>
-        <w:pStyle w:val="Heading2"/>
-      </w:pPr>
-      <w:r>
-        <w:t xml:space="preserve">6.5 Fixed 50 Hz output, one write per line</w:t>
-      </w:r>
-    </w:p>
-    <w:p>
-      <w:pPr>
-        <w:numPr>
-          <w:ilvl w:val="0"/>
-          <w:numId w:val="1023"/>
-        </w:numPr>
-        <w:pStyle w:val="Compact"/>
-      </w:pPr>
-      <w:r>
-        <w:rPr>
-          <w:bCs/>
-          <w:b/>
-        </w:rPr>
-        <w:t xml:space="preserve">Decision:</w:t>
-      </w:r>
-      <w:r>
-        <w:t xml:space="preserve"> </w:t>
-      </w:r>
-      <w:r>
-        <w:t xml:space="preserve">Both boards send at a fixed 50 Hz; the central builds each PC</w:t>
-      </w:r>
-      <w:r>
-        <w:t xml:space="preserve"> </w:t>
-      </w:r>
-      <w:r>
-        <w:t xml:space="preserve">line in memory and sends it with</w:t>
-      </w:r>
-      <w:r>
-        <w:t xml:space="preserve"> </w:t>
-      </w:r>
-      <w:r>
-        <w:rPr>
-          <w:bCs/>
-          <w:b/>
-        </w:rPr>
-        <w:t xml:space="preserve">one</w:t>
-      </w:r>
-      <w:r>
-        <w:t xml:space="preserve"> </w:t>
-      </w:r>
-      <w:r>
-        <w:t xml:space="preserve">write. The filters still run at the</w:t>
-      </w:r>
-      <w:r>
-        <w:t xml:space="preserve"> </w:t>
-      </w:r>
-      <w:r>
-        <w:t xml:space="preserve">sensor’s native rate.</w:t>
-      </w:r>
-    </w:p>
-    <w:p>
-      <w:pPr>
-        <w:numPr>
-          <w:ilvl w:val="0"/>
-          <w:numId w:val="1023"/>
-        </w:numPr>
-        <w:pStyle w:val="Compact"/>
-      </w:pPr>
-      <w:r>
-        <w:rPr>
-          <w:bCs/>
-          <w:b/>
-        </w:rPr>
-        <w:t xml:space="preserve">Why:</w:t>
-      </w:r>
-      <w:r>
-        <w:t xml:space="preserve"> </w:t>
-      </w:r>
-      <w:r>
-        <w:t xml:space="preserve">50 Hz is ample for knee ROM and leaves timing margin. Printing each</w:t>
-      </w:r>
-      <w:r>
-        <w:t xml:space="preserve"> </w:t>
-      </w:r>
-      <w:r>
-        <w:t xml:space="preserve">line piece by piece took ~11.7 ms and held the real rate to ~43.5 Hz; one write</w:t>
-      </w:r>
-      <w:r>
-        <w:t xml:space="preserve"> </w:t>
-      </w:r>
-      <w:r>
-        <w:t xml:space="preserve">takes ~1–1.8 ms and restored a true 50 Hz.</w:t>
-      </w:r>
-    </w:p>
-    <w:bookmarkEnd w:id="60"/>
-    <w:bookmarkStart w:id="61" w:name="diagnostics-channel"/>
-    <w:p>
-      <w:pPr>
-        <w:pStyle w:val="Heading2"/>
-      </w:pPr>
-      <w:r>
-        <w:t xml:space="preserve">6.6 Diagnostics channel</w:t>
-      </w:r>
-    </w:p>
-    <w:p>
-      <w:pPr>
-        <w:numPr>
-          <w:ilvl w:val="0"/>
-          <w:numId w:val="1024"/>
-        </w:numPr>
-        <w:pStyle w:val="Compact"/>
-      </w:pPr>
-      <w:r>
-        <w:rPr>
-          <w:bCs/>
-          <w:b/>
-        </w:rPr>
-        <w:t xml:space="preserve">Decision:</w:t>
-      </w:r>
-      <w:r>
-        <w:t xml:space="preserve"> </w:t>
-      </w:r>
-      <w:r>
-        <w:t xml:space="preserve">Both boards report a health summary once a second (on by</w:t>
-      </w:r>
-      <w:r>
-        <w:t xml:space="preserve"> </w:t>
-      </w:r>
-      <w:r>
-        <w:t xml:space="preserve">default). The GUI saves these lines to</w:t>
-      </w:r>
-      <w:r>
-        <w:t xml:space="preserve"> </w:t>
-      </w:r>
-      <w:r>
-        <w:rPr>
-          <w:rStyle w:val="VerbatimChar"/>
-        </w:rPr>
-        <w:t xml:space="preserve">knee_diag_&lt;timestamp&gt;.log</w:t>
-      </w:r>
-      <w:r>
-        <w:t xml:space="preserve">, and</w:t>
-      </w:r>
-      <w:r>
-        <w:t xml:space="preserve"> </w:t>
-      </w:r>
-      <w:r>
-        <w:rPr>
-          <w:rStyle w:val="VerbatimChar"/>
-        </w:rPr>
-        <w:t xml:space="preserve">analysis/diagnostics/parse_diag.py</w:t>
-      </w:r>
-      <w:r>
-        <w:t xml:space="preserve"> </w:t>
-      </w:r>
-      <w:r>
-        <w:t xml:space="preserve">turns them into tables.</w:t>
-      </w:r>
-    </w:p>
-    <w:p>
-      <w:pPr>
-        <w:numPr>
-          <w:ilvl w:val="0"/>
-          <w:numId w:val="1024"/>
-        </w:numPr>
-        <w:pStyle w:val="Compact"/>
-      </w:pPr>
-      <w:r>
-        <w:rPr>
-          <w:bCs/>
-          <w:b/>
-        </w:rPr>
-        <w:t xml:space="preserve">Why:</w:t>
-      </w:r>
-      <w:r>
-        <w:t xml:space="preserve"> </w:t>
-      </w:r>
-      <w:r>
-        <w:t xml:space="preserve">Needed to find the sample-rate shortfall and the faulty sensor.</w:t>
-      </w:r>
-    </w:p>
-    <w:p>
-      <w:pPr>
-        <w:numPr>
-          <w:ilvl w:val="0"/>
-          <w:numId w:val="1024"/>
-        </w:numPr>
-        <w:pStyle w:val="Compact"/>
-      </w:pPr>
-      <w:r>
-        <w:rPr>
-          <w:bCs/>
-          <w:b/>
-        </w:rPr>
-        <w:t xml:space="preserve">Constraint:</w:t>
-      </w:r>
-      <w:r>
-        <w:t xml:space="preserve"> </w:t>
-      </w:r>
-      <w:r>
-        <w:t xml:space="preserve">The diagnostic frame layout must match in both sketches; flash</w:t>
-      </w:r>
-      <w:r>
-        <w:t xml:space="preserve"> </w:t>
-      </w:r>
-      <w:r>
-        <w:t xml:space="preserve">both boards from the same commit.</w:t>
-      </w:r>
-    </w:p>
-    <w:bookmarkEnd w:id="61"/>
-    <w:bookmarkEnd w:id="62"/>
-    <w:bookmarkStart w:id="66" w:name="robustness-and-fault-handling"/>
-    <w:p>
-      <w:pPr>
-        <w:pStyle w:val="Heading1"/>
-      </w:pPr>
-      <w:r>
-        <w:t xml:space="preserve">7. Robustness and fault handling</w:t>
-      </w:r>
-    </w:p>
-    <w:bookmarkStart w:id="63" w:name="peripheral-self-healing"/>
-    <w:p>
-      <w:pPr>
-        <w:pStyle w:val="Heading2"/>
-      </w:pPr>
-      <w:r>
-        <w:t xml:space="preserve">7.1 Peripheral self-healing</w:t>
-      </w:r>
-    </w:p>
-    <w:p>
-      <w:pPr>
-        <w:numPr>
-          <w:ilvl w:val="0"/>
-          <w:numId w:val="1025"/>
-        </w:numPr>
-        <w:pStyle w:val="Compact"/>
-      </w:pPr>
-      <w:r>
-        <w:rPr>
-          <w:bCs/>
-          <w:b/>
-        </w:rPr>
-        <w:t xml:space="preserve">Low-rate start:</w:t>
-      </w:r>
-      <w:r>
-        <w:t xml:space="preserve"> </w:t>
-      </w:r>
-      <w:r>
-        <w:t xml:space="preserve">if fewer than 30 samples arrive in 1 s, re-initialise the</w:t>
-      </w:r>
-      <w:r>
-        <w:t xml:space="preserve"> </w:t>
-      </w:r>
-      <w:r>
-        <w:t xml:space="preserve">sensor (the BMI270 occasionally starts at a wrong ~10 Hz rate).</w:t>
-      </w:r>
-    </w:p>
-    <w:p>
-      <w:pPr>
-        <w:numPr>
-          <w:ilvl w:val="0"/>
-          <w:numId w:val="1025"/>
-        </w:numPr>
-        <w:pStyle w:val="Compact"/>
-      </w:pPr>
-      <w:r>
-        <w:rPr>
-          <w:bCs/>
-          <w:b/>
-        </w:rPr>
-        <w:t xml:space="preserve">Stalled sensor:</w:t>
-      </w:r>
-      <w:r>
-        <w:t xml:space="preserve"> </w:t>
-      </w:r>
-      <w:r>
-        <w:t xml:space="preserve">if no sample arrives for 250 ms, the LED goes solid and</w:t>
-      </w:r>
-      <w:r>
-        <w:t xml:space="preserve"> </w:t>
-      </w:r>
-      <w:r>
-        <w:t xml:space="preserve">the sensor is re-initialised every 500 ms.</w:t>
-      </w:r>
-    </w:p>
-    <w:p>
-      <w:pPr>
-        <w:numPr>
-          <w:ilvl w:val="0"/>
-          <w:numId w:val="1025"/>
-        </w:numPr>
-        <w:pStyle w:val="Compact"/>
-      </w:pPr>
-      <w:r>
-        <w:rPr>
-          <w:bCs/>
-          <w:b/>
-        </w:rPr>
-        <w:t xml:space="preserve">IMU failure at boot:</w:t>
-      </w:r>
-      <w:r>
-        <w:t xml:space="preserve"> </w:t>
-      </w:r>
-      <w:r>
-        <w:t xml:space="preserve">fast-blink for ~3 s, then reboot.</w:t>
-      </w:r>
-    </w:p>
-    <w:bookmarkEnd w:id="63"/>
-    <w:bookmarkStart w:id="64" w:name="sensor-fault-guard"/>
-    <w:p>
-      <w:pPr>
-        <w:pStyle w:val="Heading2"/>
-      </w:pPr>
-      <w:r>
-        <w:t xml:space="preserve">7.2 Sensor-fault guard</w:t>
-      </w:r>
-    </w:p>
-    <w:p>
-      <w:pPr>
-        <w:numPr>
-          <w:ilvl w:val="0"/>
-          <w:numId w:val="1026"/>
-        </w:numPr>
-        <w:pStyle w:val="Compact"/>
-      </w:pPr>
-      <w:r>
-        <w:rPr>
-          <w:bCs/>
-          <w:b/>
-        </w:rPr>
-        <w:t xml:space="preserve">Decision:</w:t>
-      </w:r>
-      <w:r>
-        <w:t xml:space="preserve"> </w:t>
-      </w:r>
-      <w:r>
-        <w:t xml:space="preserve">On the peripheral, reject a sample if the read took over 50 ms,</w:t>
-      </w:r>
-      <w:r>
-        <w:t xml:space="preserve"> </w:t>
-      </w:r>
-      <w:r>
-        <w:rPr>
-          <w:rStyle w:val="VerbatimChar"/>
-        </w:rPr>
-        <w:t xml:space="preserve">|accel|</w:t>
-      </w:r>
-      <w:r>
-        <w:t xml:space="preserve"> </w:t>
-      </w:r>
-      <w:r>
-        <w:t xml:space="preserve">is below 0.25 g or above 4 g, or the gyro reads over 1000 °/s while</w:t>
-      </w:r>
-      <w:r>
-        <w:t xml:space="preserve"> </w:t>
-      </w:r>
-      <w:r>
-        <w:t xml:space="preserve">the board is otherwise near 1 g. Rejected samples are sent as a gap, not a</w:t>
-      </w:r>
-      <w:r>
-        <w:t xml:space="preserve"> </w:t>
-      </w:r>
-      <w:r>
-        <w:t xml:space="preserve">wrong angle. If no good sample arrives for 5 s, the board reboots.</w:t>
-      </w:r>
-    </w:p>
-    <w:p>
-      <w:pPr>
-        <w:numPr>
-          <w:ilvl w:val="0"/>
-          <w:numId w:val="1026"/>
-        </w:numPr>
-        <w:pStyle w:val="Compact"/>
-      </w:pPr>
-      <w:r>
-        <w:rPr>
-          <w:bCs/>
-          <w:b/>
-        </w:rPr>
-        <w:t xml:space="preserve">Why:</w:t>
-      </w:r>
-      <w:r>
-        <w:t xml:space="preserve"> </w:t>
-      </w:r>
-      <w:r>
-        <w:t xml:space="preserve">In endurance runs one board’s BMI270 began returning garbage after</w:t>
-      </w:r>
-      <w:r>
-        <w:t xml:space="preserve"> </w:t>
-      </w:r>
-      <w:r>
-        <w:t xml:space="preserve">20–38 min and then stopped; the guard turns wrong angles into visible gaps.</w:t>
-      </w:r>
-    </w:p>
-    <w:bookmarkEnd w:id="64"/>
-    <w:bookmarkStart w:id="65" w:name="led-indicators"/>
+        <w:t xml:space="preserve">In long tests one board’s sensor began returning nonsense after</w:t>
+      </w:r>
+      <w:r>
+        <w:t xml:space="preserve"> </w:t>
+      </w:r>
+      <w:r>
+        <w:t xml:space="preserve">20–38 min and then stopped; this turns wrong angles into visible gaps.</w:t>
+      </w:r>
+    </w:p>
+    <w:bookmarkEnd w:id="65"/>
+    <w:bookmarkStart w:id="66" w:name="led-indicators"/>
     <w:p>
       <w:pPr>
         <w:pStyle w:val="Heading2"/>
@@ -4685,7 +5837,7 @@
               <w:rPr>
                 <w:sz w:val="19"/>
               </w:rPr>
-              <w:t xml:space="preserve">Boot</w:t>
+              <w:t xml:space="preserve">Starting up</w:t>
             </w:r>
           </w:p>
         </w:tc>
@@ -4732,7 +5884,7 @@
               <w:rPr>
                 <w:sz w:val="19"/>
               </w:rPr>
-              <w:t xml:space="preserve">Idle, waiting for keepalive</w:t>
+              <w:t xml:space="preserve">Idle, waiting for the start signal</w:t>
             </w:r>
           </w:p>
         </w:tc>
@@ -4779,7 +5931,7 @@
               <w:rPr>
                 <w:sz w:val="19"/>
               </w:rPr>
-              <w:t xml:space="preserve">Active, streaming</w:t>
+              <w:t xml:space="preserve">Active, sending data</w:t>
             </w:r>
           </w:p>
         </w:tc>
@@ -4826,7 +5978,7 @@
               <w:rPr>
                 <w:sz w:val="19"/>
               </w:rPr>
-              <w:t xml:space="preserve">Sensor stalled (re-init firing)</w:t>
+              <w:t xml:space="preserve">Sensor stalled (being restarted)</w:t>
             </w:r>
           </w:p>
         </w:tc>
@@ -4873,15 +6025,15 @@
               <w:rPr>
                 <w:sz w:val="19"/>
               </w:rPr>
-              <w:t xml:space="preserve">Unpowered or hard fault</w:t>
+              <w:t xml:space="preserve">No power or a serious fault</w:t>
             </w:r>
           </w:p>
         </w:tc>
       </w:tr>
     </w:tbl>
-    <w:bookmarkEnd w:id="65"/>
     <w:bookmarkEnd w:id="66"/>
-    <w:bookmarkStart w:id="72" w:name="pc-software"/>
+    <w:bookmarkEnd w:id="67"/>
+    <w:bookmarkStart w:id="73" w:name="pc-software"/>
     <w:p>
       <w:pPr>
         <w:pStyle w:val="Heading1"/>
@@ -4890,13 +6042,43 @@
         <w:t xml:space="preserve">8. PC software</w:t>
       </w:r>
     </w:p>
-    <w:bookmarkStart w:id="67" w:name="cli-collector-plus-a-live-gui"/>
+    <w:p>
+      <w:pPr>
+        <w:pStyle w:val="FirstParagraph"/>
+      </w:pPr>
+      <w:r>
+        <w:rPr>
+          <w:iCs/>
+          <w:i/>
+        </w:rPr>
+        <w:t xml:space="preserve">In short:</w:t>
+      </w:r>
+      <w:r>
+        <w:t xml:space="preserve"> </w:t>
+      </w:r>
+      <w:r>
+        <w:t xml:space="preserve">operators use a Windows program that walks them through calibration,</w:t>
+      </w:r>
+      <w:r>
+        <w:t xml:space="preserve"> </w:t>
+      </w:r>
+      <w:r>
+        <w:t xml:space="preserve">shows the angle live and saves every session to its own file. Every reading</w:t>
+      </w:r>
+      <w:r>
+        <w:t xml:space="preserve"> </w:t>
+      </w:r>
+      <w:r>
+        <w:t xml:space="preserve">received is saved once, and gaps are marked rather than hidden.</w:t>
+      </w:r>
+    </w:p>
+    <w:bookmarkStart w:id="68" w:name="one-calculation-engine-two-front-ends"/>
     <w:p>
       <w:pPr>
         <w:pStyle w:val="Heading2"/>
       </w:pPr>
       <w:r>
-        <w:t xml:space="preserve">8.1 CLI collector plus a live GUI</w:t>
+        <w:t xml:space="preserve">8.1 One calculation engine, two front ends</w:t>
       </w:r>
     </w:p>
     <w:p>
@@ -4927,13 +6109,13 @@
         <w:t xml:space="preserve"> </w:t>
       </w:r>
       <w:r>
-        <w:t xml:space="preserve">holds the math, calibration, CSV logic</w:t>
-      </w:r>
-      <w:r>
-        <w:t xml:space="preserve"> </w:t>
-      </w:r>
-      <w:r>
-        <w:t xml:space="preserve">and</w:t>
+        <w:t xml:space="preserve">holds the angle math, calibration, file</w:t>
+      </w:r>
+      <w:r>
+        <w:t xml:space="preserve"> </w:t>
+      </w:r>
+      <w:r>
+        <w:t xml:space="preserve">saving and self-test;</w:t>
       </w:r>
       <w:r>
         <w:t xml:space="preserve"> </w:t>
@@ -4942,10 +6124,211 @@
         <w:rPr>
           <w:rStyle w:val="VerbatimChar"/>
         </w:rPr>
-        <w:t xml:space="preserve">--selftest</w:t>
-      </w:r>
-      <w:r>
-        <w:t xml:space="preserve">;</w:t>
+        <w:t xml:space="preserve">knee_gui.py</w:t>
+      </w:r>
+      <w:r>
+        <w:t xml:space="preserve"> </w:t>
+      </w:r>
+      <w:r>
+        <w:t xml:space="preserve">(the GUI) reuses it and adds port</w:t>
+      </w:r>
+      <w:r>
+        <w:t xml:space="preserve"> </w:t>
+      </w:r>
+      <w:r>
+        <w:t xml:space="preserve">selection, a colour-coded instruction banner, live plots and automatic saving.</w:t>
+      </w:r>
+    </w:p>
+    <w:p>
+      <w:pPr>
+        <w:numPr>
+          <w:ilvl w:val="0"/>
+          <w:numId w:val="1027"/>
+        </w:numPr>
+        <w:pStyle w:val="Compact"/>
+      </w:pPr>
+      <w:r>
+        <w:rPr>
+          <w:bCs/>
+          <w:b/>
+        </w:rPr>
+        <w:t xml:space="preserve">Why:</w:t>
+      </w:r>
+      <w:r>
+        <w:t xml:space="preserve"> </w:t>
+      </w:r>
+      <w:r>
+        <w:t xml:space="preserve">The math exists in one tested place, and the GUI makes sessions easy</w:t>
+      </w:r>
+      <w:r>
+        <w:t xml:space="preserve"> </w:t>
+      </w:r>
+      <w:r>
+        <w:t xml:space="preserve">and repeatable for people who are not developers.</w:t>
+      </w:r>
+    </w:p>
+    <w:bookmarkEnd w:id="68"/>
+    <w:bookmarkStart w:id="69" w:name="sessions-and-saved-rows"/>
+    <w:p>
+      <w:pPr>
+        <w:pStyle w:val="Heading2"/>
+      </w:pPr>
+      <w:r>
+        <w:t xml:space="preserve">8.2 Sessions and saved rows</w:t>
+      </w:r>
+    </w:p>
+    <w:p>
+      <w:pPr>
+        <w:numPr>
+          <w:ilvl w:val="0"/>
+          <w:numId w:val="1028"/>
+        </w:numPr>
+        <w:pStyle w:val="Compact"/>
+      </w:pPr>
+      <w:r>
+        <w:rPr>
+          <w:bCs/>
+          <w:b/>
+        </w:rPr>
+        <w:t xml:space="preserve">Decision:</w:t>
+      </w:r>
+      <w:r>
+        <w:t xml:space="preserve"> </w:t>
+      </w:r>
+      <w:r>
+        <w:t xml:space="preserve">Each</w:t>
+      </w:r>
+      <w:r>
+        <w:t xml:space="preserve"> </w:t>
+      </w:r>
+      <w:r>
+        <w:t xml:space="preserve">“</w:t>
+      </w:r>
+      <w:r>
+        <w:t xml:space="preserve">Calibrate &amp; collect</w:t>
+      </w:r>
+      <w:r>
+        <w:t xml:space="preserve">”</w:t>
+      </w:r>
+      <w:r>
+        <w:t xml:space="preserve"> </w:t>
+      </w:r>
+      <w:r>
+        <w:t xml:space="preserve">starts a new session with a fresh</w:t>
+      </w:r>
+      <w:r>
+        <w:t xml:space="preserve"> </w:t>
+      </w:r>
+      <w:r>
+        <w:t xml:space="preserve">calibration and a new time-stamped CSV file;</w:t>
+      </w:r>
+      <w:r>
+        <w:t xml:space="preserve"> </w:t>
+      </w:r>
+      <w:r>
+        <w:t xml:space="preserve">“</w:t>
+      </w:r>
+      <w:r>
+        <w:t xml:space="preserve">Stop collecting</w:t>
+      </w:r>
+      <w:r>
+        <w:t xml:space="preserve">”</w:t>
+      </w:r>
+      <w:r>
+        <w:t xml:space="preserve"> </w:t>
+      </w:r>
+      <w:r>
+        <w:t xml:space="preserve">freezes the plot</w:t>
+      </w:r>
+      <w:r>
+        <w:t xml:space="preserve"> </w:t>
+      </w:r>
+      <w:r>
+        <w:t xml:space="preserve">so the whole session can be reviewed (Figure 4). Exactly one row is saved per</w:t>
+      </w:r>
+      <w:r>
+        <w:t xml:space="preserve"> </w:t>
+      </w:r>
+      <w:r>
+        <w:t xml:space="preserve">reading received, timed by the board’s clock.</w:t>
+      </w:r>
+    </w:p>
+    <w:p>
+      <w:pPr>
+        <w:numPr>
+          <w:ilvl w:val="0"/>
+          <w:numId w:val="1028"/>
+        </w:numPr>
+        <w:pStyle w:val="Compact"/>
+      </w:pPr>
+      <w:r>
+        <w:rPr>
+          <w:bCs/>
+          <w:b/>
+        </w:rPr>
+        <w:t xml:space="preserve">Why:</w:t>
+      </w:r>
+      <w:r>
+        <w:t xml:space="preserve"> </w:t>
+      </w:r>
+      <w:r>
+        <w:t xml:space="preserve">Each file then has exactly one calibration. An earlier version saved</w:t>
+      </w:r>
+      <w:r>
+        <w:t xml:space="preserve"> </w:t>
+      </w:r>
+      <w:r>
+        <w:t xml:space="preserve">rows on a PC timer, which runs unevenly on Windows: about 20 % of rows were</w:t>
+      </w:r>
+      <w:r>
+        <w:t xml:space="preserve"> </w:t>
+      </w:r>
+      <w:r>
+        <w:t xml:space="preserve">duplicates and others were skipped.</w:t>
+      </w:r>
+    </w:p>
+    <w:bookmarkEnd w:id="69"/>
+    <w:bookmarkStart w:id="70" w:name="short-gaps-filled-long-gaps-marked"/>
+    <w:p>
+      <w:pPr>
+        <w:pStyle w:val="Heading2"/>
+      </w:pPr>
+      <w:r>
+        <w:t xml:space="preserve">8.3 Short gaps filled, long gaps marked</w:t>
+      </w:r>
+    </w:p>
+    <w:p>
+      <w:pPr>
+        <w:numPr>
+          <w:ilvl w:val="0"/>
+          <w:numId w:val="1029"/>
+        </w:numPr>
+        <w:pStyle w:val="Compact"/>
+      </w:pPr>
+      <w:r>
+        <w:rPr>
+          <w:bCs/>
+          <w:b/>
+        </w:rPr>
+        <w:t xml:space="preserve">Decision:</w:t>
+      </w:r>
+      <w:r>
+        <w:t xml:space="preserve"> </w:t>
+      </w:r>
+      <w:r>
+        <w:t xml:space="preserve">If up to 10 shank readings in a row are missing, the last good</w:t>
+      </w:r>
+      <w:r>
+        <w:t xml:space="preserve"> </w:t>
+      </w:r>
+      <w:r>
+        <w:t xml:space="preserve">value is repeated (forward-filled); longer gaps are left empty. Every row</w:t>
+      </w:r>
+      <w:r>
+        <w:t xml:space="preserve"> </w:t>
+      </w:r>
+      <w:r>
+        <w:t xml:space="preserve">records whether it is</w:t>
       </w:r>
       <w:r>
         <w:t xml:space="preserve"> </w:t>
@@ -4954,26 +6337,44 @@
         <w:rPr>
           <w:rStyle w:val="VerbatimChar"/>
         </w:rPr>
-        <w:t xml:space="preserve">knee_gui.py</w:t>
-      </w:r>
-      <w:r>
-        <w:t xml:space="preserve"> </w:t>
-      </w:r>
-      <w:r>
-        <w:t xml:space="preserve">reuses it and adds port scanning, a</w:t>
-      </w:r>
-      <w:r>
-        <w:t xml:space="preserve"> </w:t>
-      </w:r>
-      <w:r>
-        <w:t xml:space="preserve">colour-coded calibration banner, live plots, and auto-saved sessions.</w:t>
-      </w:r>
-    </w:p>
-    <w:p>
-      <w:pPr>
-        <w:numPr>
-          <w:ilvl w:val="0"/>
-          <w:numId w:val="1027"/>
+        <w:t xml:space="preserve">valid</w:t>
+      </w:r>
+      <w:r>
+        <w:t xml:space="preserve">,</w:t>
+      </w:r>
+      <w:r>
+        <w:t xml:space="preserve"> </w:t>
+      </w:r>
+      <w:r>
+        <w:rPr>
+          <w:rStyle w:val="VerbatimChar"/>
+        </w:rPr>
+        <w:t xml:space="preserve">filled</w:t>
+      </w:r>
+      <w:r>
+        <w:t xml:space="preserve"> </w:t>
+      </w:r>
+      <w:r>
+        <w:t xml:space="preserve">or</w:t>
+      </w:r>
+      <w:r>
+        <w:t xml:space="preserve"> </w:t>
+      </w:r>
+      <w:r>
+        <w:rPr>
+          <w:rStyle w:val="VerbatimChar"/>
+        </w:rPr>
+        <w:t xml:space="preserve">missing</w:t>
+      </w:r>
+      <w:r>
+        <w:t xml:space="preserve">.</w:t>
+      </w:r>
+    </w:p>
+    <w:p>
+      <w:pPr>
+        <w:numPr>
+          <w:ilvl w:val="0"/>
+          <w:numId w:val="1029"/>
         </w:numPr>
         <w:pStyle w:val="Compact"/>
       </w:pPr>
@@ -4988,30 +6389,54 @@
         <w:t xml:space="preserve"> </w:t>
       </w:r>
       <w:r>
-        <w:t xml:space="preserve">One tested implementation of the math; a GUI makes test sessions</w:t>
-      </w:r>
-      <w:r>
-        <w:t xml:space="preserve"> </w:t>
-      </w:r>
-      <w:r>
-        <w:t xml:space="preserve">repeatable for non-developers.</w:t>
-      </w:r>
-    </w:p>
-    <w:bookmarkEnd w:id="67"/>
-    <w:bookmarkStart w:id="68" w:name="sessions-and-csv-rows"/>
+        <w:t xml:space="preserve">Plots stay readable, and it is always clear which data were real.</w:t>
+      </w:r>
+    </w:p>
+    <w:bookmarkEnd w:id="70"/>
+    <w:bookmarkStart w:id="71" w:name="clear-error-messages"/>
     <w:p>
       <w:pPr>
         <w:pStyle w:val="Heading2"/>
       </w:pPr>
       <w:r>
-        <w:t xml:space="preserve">8.2 Sessions and CSV rows</w:t>
-      </w:r>
-    </w:p>
-    <w:p>
-      <w:pPr>
-        <w:numPr>
-          <w:ilvl w:val="0"/>
-          <w:numId w:val="1028"/>
+        <w:t xml:space="preserve">8.4 Clear error messages</w:t>
+      </w:r>
+    </w:p>
+    <w:p>
+      <w:pPr>
+        <w:pStyle w:val="FirstParagraph"/>
+      </w:pPr>
+      <w:r>
+        <w:t xml:space="preserve">If no good data arrive, the software says which part is failing: nothing coming</w:t>
+      </w:r>
+      <w:r>
+        <w:t xml:space="preserve"> </w:t>
+      </w:r>
+      <w:r>
+        <w:t xml:space="preserve">from the USB port, wrong or out-of-date firmware, or no data from the shank</w:t>
+      </w:r>
+      <w:r>
+        <w:t xml:space="preserve"> </w:t>
+      </w:r>
+      <w:r>
+        <w:t xml:space="preserve">board.</w:t>
+      </w:r>
+    </w:p>
+    <w:bookmarkEnd w:id="71"/>
+    <w:bookmarkStart w:id="72" w:name="windows-program-built-automatically"/>
+    <w:p>
+      <w:pPr>
+        <w:pStyle w:val="Heading2"/>
+      </w:pPr>
+      <w:r>
+        <w:t xml:space="preserve">8.5 Windows program, built automatically</w:t>
+      </w:r>
+    </w:p>
+    <w:p>
+      <w:pPr>
+        <w:numPr>
+          <w:ilvl w:val="0"/>
+          <w:numId w:val="1030"/>
         </w:numPr>
         <w:pStyle w:val="Compact"/>
       </w:pPr>
@@ -5026,7 +6451,31 @@
         <w:t xml:space="preserve"> </w:t>
       </w:r>
       <w:r>
-        <w:t xml:space="preserve">Each</w:t>
+        <w:t xml:space="preserve">The GUI is shipped as a single Windows program,</w:t>
+      </w:r>
+      <w:r>
+        <w:t xml:space="preserve"> </w:t>
+      </w:r>
+      <w:r>
+        <w:rPr>
+          <w:rStyle w:val="VerbatimChar"/>
+        </w:rPr>
+        <w:t xml:space="preserve">KneeGoniometerGUI.exe</w:t>
+      </w:r>
+      <w:r>
+        <w:t xml:space="preserve">, built automatically by GitHub when a new version is</w:t>
+      </w:r>
+      <w:r>
+        <w:t xml:space="preserve"> </w:t>
+      </w:r>
+      <w:r>
+        <w:t xml:space="preserve">tagged. The build runs the self-test first and publishes the program on the</w:t>
+      </w:r>
+      <w:r>
+        <w:t xml:space="preserve"> </w:t>
+      </w:r>
+      <w:r>
+        <w:t xml:space="preserve">Releases page (steps: README</w:t>
       </w:r>
       <w:r>
         <w:t xml:space="preserve"> </w:t>
@@ -5035,59 +6484,20 @@
         <w:t xml:space="preserve">“</w:t>
       </w:r>
       <w:r>
-        <w:t xml:space="preserve">Calibrate &amp; collect</w:t>
+        <w:t xml:space="preserve">Releasing an updated GUI</w:t>
       </w:r>
       <w:r>
         <w:t xml:space="preserve">”</w:t>
       </w:r>
       <w:r>
-        <w:t xml:space="preserve"> </w:t>
-      </w:r>
-      <w:r>
-        <w:t xml:space="preserve">starts a new session with a fresh</w:t>
-      </w:r>
-      <w:r>
-        <w:t xml:space="preserve"> </w:t>
-      </w:r>
-      <w:r>
-        <w:t xml:space="preserve">calibration and a new timestamped CSV;</w:t>
-      </w:r>
-      <w:r>
-        <w:t xml:space="preserve"> </w:t>
-      </w:r>
-      <w:r>
-        <w:t xml:space="preserve">“</w:t>
-      </w:r>
-      <w:r>
-        <w:t xml:space="preserve">Stop collecting</w:t>
-      </w:r>
-      <w:r>
-        <w:t xml:space="preserve">”</w:t>
-      </w:r>
-      <w:r>
-        <w:t xml:space="preserve"> </w:t>
-      </w:r>
-      <w:r>
-        <w:t xml:space="preserve">freezes the plot on</w:t>
-      </w:r>
-      <w:r>
-        <w:t xml:space="preserve"> </w:t>
-      </w:r>
-      <w:r>
-        <w:t xml:space="preserve">the whole session (Figure 4). Exactly one row is written per line received from</w:t>
-      </w:r>
-      <w:r>
-        <w:t xml:space="preserve"> </w:t>
-      </w:r>
-      <w:r>
-        <w:t xml:space="preserve">the central, timed by the board’s clock.</w:t>
-      </w:r>
-    </w:p>
-    <w:p>
-      <w:pPr>
-        <w:numPr>
-          <w:ilvl w:val="0"/>
-          <w:numId w:val="1028"/>
+        <w:t xml:space="preserve">, SOP Appendix B).</w:t>
+      </w:r>
+    </w:p>
+    <w:p>
+      <w:pPr>
+        <w:numPr>
+          <w:ilvl w:val="0"/>
+          <w:numId w:val="1030"/>
         </w:numPr>
         <w:pStyle w:val="Compact"/>
       </w:pPr>
@@ -5102,104 +6512,98 @@
         <w:t xml:space="preserve"> </w:t>
       </w:r>
       <w:r>
-        <w:t xml:space="preserve">Keeps one calibration per file. The GUI used to write rows on its own</w:t>
-      </w:r>
-      <w:r>
-        <w:t xml:space="preserve"> </w:t>
-      </w:r>
-      <w:r>
-        <w:t xml:space="preserve">20 ms timer, which ticks unevenly on Windows: ~20 % of rows repeated a sample</w:t>
-      </w:r>
-      <w:r>
-        <w:t xml:space="preserve"> </w:t>
-      </w:r>
-      <w:r>
-        <w:t xml:space="preserve">and others were skipped.</w:t>
-      </w:r>
-    </w:p>
-    <w:bookmarkEnd w:id="68"/>
-    <w:bookmarkStart w:id="69" w:name="dropouts-forward-fill-vs-gap"/>
-    <w:p>
-      <w:pPr>
-        <w:pStyle w:val="Heading2"/>
-      </w:pPr>
-      <w:r>
-        <w:t xml:space="preserve">8.3 Dropouts: forward-fill vs gap</w:t>
-      </w:r>
-    </w:p>
-    <w:p>
-      <w:pPr>
-        <w:numPr>
-          <w:ilvl w:val="0"/>
-          <w:numId w:val="1029"/>
-        </w:numPr>
-        <w:pStyle w:val="Compact"/>
-      </w:pPr>
-      <w:r>
-        <w:rPr>
-          <w:bCs/>
-          <w:b/>
-        </w:rPr>
-        <w:t xml:space="preserve">Decision:</w:t>
-      </w:r>
-      <w:r>
-        <w:t xml:space="preserve"> </w:t>
-      </w:r>
-      <w:r>
-        <w:t xml:space="preserve">Short shank gaps (up to 10 samples) are forward-filled; longer</w:t>
-      </w:r>
-      <w:r>
-        <w:t xml:space="preserve"> </w:t>
-      </w:r>
-      <w:r>
-        <w:t xml:space="preserve">gaps are marked missing. Every CSV row records its status</w:t>
-      </w:r>
-      <w:r>
-        <w:t xml:space="preserve"> </w:t>
-      </w:r>
-      <w:r>
-        <w:t xml:space="preserve">(</w:t>
-      </w:r>
-      <w:r>
-        <w:rPr>
-          <w:rStyle w:val="VerbatimChar"/>
-        </w:rPr>
-        <w:t xml:space="preserve">valid / filled / missing</w:t>
-      </w:r>
-      <w:r>
-        <w:t xml:space="preserve">).</w:t>
-      </w:r>
-    </w:p>
-    <w:p>
-      <w:pPr>
-        <w:numPr>
-          <w:ilvl w:val="0"/>
-          <w:numId w:val="1029"/>
-        </w:numPr>
-        <w:pStyle w:val="Compact"/>
-      </w:pPr>
-      <w:r>
-        <w:rPr>
-          <w:bCs/>
-          <w:b/>
-        </w:rPr>
-        <w:t xml:space="preserve">Why:</w:t>
-      </w:r>
-      <w:r>
-        <w:t xml:space="preserve"> </w:t>
-      </w:r>
-      <w:r>
-        <w:t xml:space="preserve">Keeps plots readable without hiding where data was real.</w:t>
-      </w:r>
-    </w:p>
-    <w:bookmarkEnd w:id="69"/>
-    <w:bookmarkStart w:id="70" w:name="clear-error-diagnosis"/>
-    <w:p>
-      <w:pPr>
-        <w:pStyle w:val="Heading2"/>
-      </w:pPr>
-      <w:r>
-        <w:t xml:space="preserve">8.4 Clear error diagnosis</w:t>
+        <w:t xml:space="preserve">Operators do not need to install Python. Each program is tied to an</w:t>
+      </w:r>
+      <w:r>
+        <w:t xml:space="preserve"> </w:t>
+      </w:r>
+      <w:r>
+        <w:t xml:space="preserve">exact version of the code, and a failing self-test stops a broken program from</w:t>
+      </w:r>
+      <w:r>
+        <w:t xml:space="preserve"> </w:t>
+      </w:r>
+      <w:r>
+        <w:t xml:space="preserve">being released.</w:t>
+      </w:r>
+    </w:p>
+    <w:p>
+      <w:pPr>
+        <w:numPr>
+          <w:ilvl w:val="0"/>
+          <w:numId w:val="1030"/>
+        </w:numPr>
+        <w:pStyle w:val="Compact"/>
+      </w:pPr>
+      <w:r>
+        <w:rPr>
+          <w:bCs/>
+          <w:b/>
+        </w:rPr>
+        <w:t xml:space="preserve">Alternatives:</w:t>
+      </w:r>
+      <w:r>
+        <w:t xml:space="preserve"> </w:t>
+      </w:r>
+      <w:r>
+        <w:t xml:space="preserve">Running the Python code directly (too much setup for</w:t>
+      </w:r>
+      <w:r>
+        <w:t xml:space="preserve"> </w:t>
+      </w:r>
+      <w:r>
+        <w:t xml:space="preserve">operators); building the program by hand (not repeatable, and easy to include</w:t>
+      </w:r>
+      <w:r>
+        <w:t xml:space="preserve"> </w:t>
+      </w:r>
+      <w:r>
+        <w:t xml:space="preserve">untested changes).</w:t>
+      </w:r>
+    </w:p>
+    <w:p>
+      <w:pPr>
+        <w:numPr>
+          <w:ilvl w:val="0"/>
+          <w:numId w:val="1030"/>
+        </w:numPr>
+        <w:pStyle w:val="Compact"/>
+      </w:pPr>
+      <w:r>
+        <w:rPr>
+          <w:bCs/>
+          <w:b/>
+        </w:rPr>
+        <w:t xml:space="preserve">Trade-offs:</w:t>
+      </w:r>
+      <w:r>
+        <w:t xml:space="preserve"> </w:t>
+      </w:r>
+      <w:r>
+        <w:t xml:space="preserve">Windows only (macOS and Linux use the Python version); the</w:t>
+      </w:r>
+      <w:r>
+        <w:t xml:space="preserve"> </w:t>
+      </w:r>
+      <w:r>
+        <w:t xml:space="preserve">program is not digitally signed, so Windows shows a warning the first time it</w:t>
+      </w:r>
+      <w:r>
+        <w:t xml:space="preserve"> </w:t>
+      </w:r>
+      <w:r>
+        <w:t xml:space="preserve">runs.</w:t>
+      </w:r>
+    </w:p>
+    <w:bookmarkEnd w:id="72"/>
+    <w:bookmarkEnd w:id="73"/>
+    <w:bookmarkStart w:id="76" w:name="testing-and-validation"/>
+    <w:p>
+      <w:pPr>
+        <w:pStyle w:val="Heading1"/>
+      </w:pPr>
+      <w:r>
+        <w:t xml:space="preserve">9. Testing and validation</w:t>
       </w:r>
     </w:p>
     <w:p>
@@ -5207,197 +6611,38 @@
         <w:pStyle w:val="FirstParagraph"/>
       </w:pPr>
       <w:r>
-        <w:t xml:space="preserve">When no valid data arrives, the CLI and GUI name the failing link: nothing on</w:t>
-      </w:r>
-      <w:r>
-        <w:t xml:space="preserve"> </w:t>
-      </w:r>
-      <w:r>
-        <w:t xml:space="preserve">the port, wrong or old firmware, or a dead peripheral.</w:t>
-      </w:r>
-    </w:p>
-    <w:bookmarkEnd w:id="70"/>
-    <w:bookmarkStart w:id="71" w:name="Xaa329d417512866ba0f3049d83699d9155adb3c"/>
-    <w:p>
-      <w:pPr>
-        <w:pStyle w:val="Heading2"/>
-      </w:pPr>
-      <w:r>
-        <w:t xml:space="preserve">8.5 Windows executable, released on version tags</w:t>
-      </w:r>
-    </w:p>
-    <w:p>
-      <w:pPr>
-        <w:numPr>
-          <w:ilvl w:val="0"/>
-          <w:numId w:val="1030"/>
-        </w:numPr>
-        <w:pStyle w:val="Compact"/>
-      </w:pPr>
-      <w:r>
-        <w:rPr>
-          <w:bCs/>
-          <w:b/>
-        </w:rPr>
-        <w:t xml:space="preserve">Decision:</w:t>
-      </w:r>
-      <w:r>
-        <w:t xml:space="preserve"> </w:t>
-      </w:r>
-      <w:r>
-        <w:t xml:space="preserve">Ship the GUI as a single Windows program,</w:t>
-      </w:r>
-      <w:r>
-        <w:t xml:space="preserve"> </w:t>
-      </w:r>
-      <w:r>
-        <w:rPr>
-          <w:rStyle w:val="VerbatimChar"/>
-        </w:rPr>
-        <w:t xml:space="preserve">KneeGoniometerGUI.exe</w:t>
-      </w:r>
-      <w:r>
-        <w:t xml:space="preserve">, built by a GitHub Actions workflow. Pushing a</w:t>
-      </w:r>
-      <w:r>
-        <w:t xml:space="preserve"> </w:t>
-      </w:r>
-      <w:r>
-        <w:rPr>
-          <w:rStyle w:val="VerbatimChar"/>
-        </w:rPr>
-        <w:t xml:space="preserve">v*</w:t>
-      </w:r>
-      <w:r>
-        <w:t xml:space="preserve"> </w:t>
-      </w:r>
-      <w:r>
-        <w:t xml:space="preserve">tag runs the self-test, builds the exe and publishes it on the Releases page</w:t>
-      </w:r>
-      <w:r>
-        <w:t xml:space="preserve"> </w:t>
-      </w:r>
-      <w:r>
-        <w:t xml:space="preserve">(steps: README</w:t>
-      </w:r>
-      <w:r>
-        <w:t xml:space="preserve"> </w:t>
-      </w:r>
-      <w:r>
-        <w:t xml:space="preserve">“</w:t>
-      </w:r>
-      <w:r>
-        <w:t xml:space="preserve">Releasing an updated GUI</w:t>
-      </w:r>
-      <w:r>
-        <w:t xml:space="preserve">”</w:t>
-      </w:r>
-      <w:r>
-        <w:t xml:space="preserve">, SOP Appendix B).</w:t>
-      </w:r>
-    </w:p>
-    <w:p>
-      <w:pPr>
-        <w:numPr>
-          <w:ilvl w:val="0"/>
-          <w:numId w:val="1030"/>
-        </w:numPr>
-        <w:pStyle w:val="Compact"/>
-      </w:pPr>
-      <w:r>
-        <w:rPr>
-          <w:bCs/>
-          <w:b/>
-        </w:rPr>
-        <w:t xml:space="preserve">Why:</w:t>
-      </w:r>
-      <w:r>
-        <w:t xml:space="preserve"> </w:t>
-      </w:r>
-      <w:r>
-        <w:t xml:space="preserve">Operators should not need to install Python. Building from a tag ties</w:t>
-      </w:r>
-      <w:r>
-        <w:t xml:space="preserve"> </w:t>
-      </w:r>
-      <w:r>
-        <w:t xml:space="preserve">each exe to a known commit, and the self-test stops a broken GUI from being</w:t>
-      </w:r>
-      <w:r>
-        <w:t xml:space="preserve"> </w:t>
-      </w:r>
-      <w:r>
-        <w:t xml:space="preserve">released.</w:t>
-      </w:r>
-    </w:p>
-    <w:p>
-      <w:pPr>
-        <w:numPr>
-          <w:ilvl w:val="0"/>
-          <w:numId w:val="1030"/>
-        </w:numPr>
-        <w:pStyle w:val="Compact"/>
-      </w:pPr>
-      <w:r>
-        <w:rPr>
-          <w:bCs/>
-          <w:b/>
-        </w:rPr>
-        <w:t xml:space="preserve">Alternatives:</w:t>
-      </w:r>
-      <w:r>
-        <w:t xml:space="preserve"> </w:t>
-      </w:r>
-      <w:r>
-        <w:t xml:space="preserve">Running from source (too much setup for operators); building</w:t>
-      </w:r>
-      <w:r>
-        <w:t xml:space="preserve"> </w:t>
-      </w:r>
-      <w:r>
-        <w:t xml:space="preserve">the exe by hand (not repeatable, easy to ship uncommitted changes).</w:t>
-      </w:r>
-    </w:p>
-    <w:p>
-      <w:pPr>
-        <w:numPr>
-          <w:ilvl w:val="0"/>
-          <w:numId w:val="1030"/>
-        </w:numPr>
-        <w:pStyle w:val="Compact"/>
-      </w:pPr>
-      <w:r>
-        <w:rPr>
-          <w:bCs/>
-          <w:b/>
-        </w:rPr>
-        <w:t xml:space="preserve">Trade-offs:</w:t>
-      </w:r>
-      <w:r>
-        <w:t xml:space="preserve"> </w:t>
-      </w:r>
-      <w:r>
-        <w:t xml:space="preserve">Windows only (macOS/Linux use the Python version); the exe is</w:t>
-      </w:r>
-      <w:r>
-        <w:t xml:space="preserve"> </w:t>
-      </w:r>
-      <w:r>
-        <w:t xml:space="preserve">unsigned, so Windows SmartScreen warns on first run.</w:t>
-      </w:r>
-    </w:p>
-    <w:bookmarkEnd w:id="71"/>
-    <w:bookmarkEnd w:id="72"/>
-    <w:bookmarkStart w:id="75" w:name="testing-and-validation"/>
-    <w:p>
-      <w:pPr>
-        <w:pStyle w:val="Heading1"/>
-      </w:pPr>
-      <w:r>
-        <w:t xml:space="preserve">9. Testing and validation</w:t>
-      </w:r>
-    </w:p>
-    <w:bookmarkStart w:id="73" w:name="preliminary-stationary-testing-sept-2026"/>
+        <w:rPr>
+          <w:iCs/>
+          <w:i/>
+        </w:rPr>
+        <w:t xml:space="preserve">In short:</w:t>
+      </w:r>
+      <w:r>
+        <w:t xml:space="preserve"> </w:t>
+      </w:r>
+      <w:r>
+        <w:t xml:space="preserve">with the sensors held still, the angle was very steady (changes of a</w:t>
+      </w:r>
+      <w:r>
+        <w:t xml:space="preserve"> </w:t>
+      </w:r>
+      <w:r>
+        <w:t xml:space="preserve">few hundredths of a degree) and did not drift on healthy hardware. Long runs</w:t>
+      </w:r>
+      <w:r>
+        <w:t xml:space="preserve"> </w:t>
+      </w:r>
+      <w:r>
+        <w:t xml:space="preserve">exposed one faulty board. Movement and on-body testing have not been done yet</w:t>
+      </w:r>
+      <w:r>
+        <w:t xml:space="preserve"> </w:t>
+      </w:r>
+      <w:r>
+        <w:t xml:space="preserve">(§1.3).</w:t>
+      </w:r>
+    </w:p>
+    <w:bookmarkStart w:id="74" w:name="preliminary-stationary-testing-sept-2026"/>
     <w:p>
       <w:pPr>
         <w:pStyle w:val="Heading2"/>
@@ -5486,22 +6731,22 @@
               <w:rPr>
                 <w:sz w:val="19"/>
               </w:rPr>
-              <w:t xml:space="preserve">Stability (6 × ~5 min holds)</w:t>
-            </w:r>
-          </w:p>
-        </w:tc>
-        <w:tc>
-          <w:tcPr/>
-          <w:p>
-            <w:pPr>
-              <w:pStyle w:val="Compact"/>
-              <w:jc w:val="left"/>
-            </w:pPr>
-            <w:r>
-              <w:rPr>
-                <w:sz w:val="19"/>
-              </w:rPr>
-              <w:t xml:space="preserve">~0.01–0.02° noise; no noise growth over 0.1–60 s</w:t>
+              <w:t xml:space="preserve">Stability (6 holds of ~5 min)</w:t>
+            </w:r>
+          </w:p>
+        </w:tc>
+        <w:tc>
+          <w:tcPr/>
+          <w:p>
+            <w:pPr>
+              <w:pStyle w:val="Compact"/>
+              <w:jc w:val="left"/>
+            </w:pPr>
+            <w:r>
+              <w:rPr>
+                <w:sz w:val="19"/>
+              </w:rPr>
+              <w:t xml:space="preserve">~0.01–0.02° noise; no growth in noise over longer periods</w:t>
             </w:r>
           </w:p>
         </w:tc>
@@ -5643,13 +6888,13 @@
                 <w:b/>
                 <w:sz w:val="19"/>
               </w:rPr>
-              <w:t xml:space="preserve">faulty BMI270 on one board</w:t>
-            </w:r>
-            <w:r>
-              <w:rPr>
-                <w:sz w:val="19"/>
-              </w:rPr>
-              <w:t xml:space="preserve">; the other ran &gt; 1 h clean in either role</w:t>
+              <w:t xml:space="preserve">faulty sensor on one board</w:t>
+            </w:r>
+            <w:r>
+              <w:rPr>
+                <w:sz w:val="19"/>
+              </w:rPr>
+              <w:t xml:space="preserve">; the other ran over 1 h without problems in either role</w:t>
             </w:r>
           </w:p>
         </w:tc>
@@ -5676,13 +6921,13 @@
           <w:bCs/>
           <w:b/>
         </w:rPr>
-        <w:t xml:space="preserve">Exclude the first 20 s</w:t>
-      </w:r>
-      <w:r>
-        <w:t xml:space="preserve"> </w:t>
-      </w:r>
-      <w:r>
-        <w:t xml:space="preserve">of each session from stationary analysis</w:t>
+        <w:t xml:space="preserve">Leave out the first 20 s</w:t>
+      </w:r>
+      <w:r>
+        <w:t xml:space="preserve"> </w:t>
+      </w:r>
+      <w:r>
+        <w:t xml:space="preserve">of each session when analysing still holds</w:t>
       </w:r>
       <w:r>
         <w:t xml:space="preserve"> </w:t>
@@ -5704,19 +6949,19 @@
           <w:bCs/>
           <w:b/>
         </w:rPr>
-        <w:t xml:space="preserve">Board-swap test</w:t>
-      </w:r>
-      <w:r>
-        <w:t xml:space="preserve"> </w:t>
-      </w:r>
-      <w:r>
-        <w:t xml:space="preserve">to separate a hardware fault from a firmware fault — the</w:t>
-      </w:r>
-      <w:r>
-        <w:t xml:space="preserve"> </w:t>
-      </w:r>
-      <w:r>
-        <w:t xml:space="preserve">fault moved with the board.</w:t>
+        <w:t xml:space="preserve">Swap the boards</w:t>
+      </w:r>
+      <w:r>
+        <w:t xml:space="preserve"> </w:t>
+      </w:r>
+      <w:r>
+        <w:t xml:space="preserve">to tell a hardware fault from a software fault — the fault</w:t>
+      </w:r>
+      <w:r>
+        <w:t xml:space="preserve"> </w:t>
+      </w:r>
+      <w:r>
+        <w:t xml:space="preserve">followed the board.</w:t>
       </w:r>
     </w:p>
     <w:p>
@@ -5732,23 +6977,29 @@
           <w:bCs/>
           <w:b/>
         </w:rPr>
-        <w:t xml:space="preserve">Raw accelerometer as an independent check</w:t>
-      </w:r>
-      <w:r>
-        <w:t xml:space="preserve"> </w:t>
-      </w:r>
-      <w:r>
-        <w:t xml:space="preserve">of physical movement; it showed</w:t>
-      </w:r>
-      <w:r>
-        <w:t xml:space="preserve"> </w:t>
-      </w:r>
-      <w:r>
-        <w:t xml:space="preserve">that one session’s creep was the rig settling, not sensor drift.</w:t>
-      </w:r>
-    </w:p>
-    <w:bookmarkEnd w:id="73"/>
-    <w:bookmarkStart w:id="74" w:name="earlier-bench-checks"/>
+        <w:t xml:space="preserve">Use the raw accelerometer as an independent check</w:t>
+      </w:r>
+      <w:r>
+        <w:t xml:space="preserve"> </w:t>
+      </w:r>
+      <w:r>
+        <w:t xml:space="preserve">of real movement; it</w:t>
+      </w:r>
+      <w:r>
+        <w:t xml:space="preserve"> </w:t>
+      </w:r>
+      <w:r>
+        <w:t xml:space="preserve">showed that a slow creep in one session was the test rig settling, not the</w:t>
+      </w:r>
+      <w:r>
+        <w:t xml:space="preserve"> </w:t>
+      </w:r>
+      <w:r>
+        <w:t xml:space="preserve">sensors drifting.</w:t>
+      </w:r>
+    </w:p>
+    <w:bookmarkEnd w:id="74"/>
+    <w:bookmarkStart w:id="75" w:name="earlier-bench-checks"/>
     <w:p>
       <w:pPr>
         <w:pStyle w:val="Heading2"/>
@@ -5762,22 +7013,19 @@
         <w:pStyle w:val="FirstParagraph"/>
       </w:pPr>
       <w:r>
-        <w:t xml:space="preserve">A rigid-ruler test (both boards on one ruler, so the true angle is constant) was</w:t>
-      </w:r>
-      <w:r>
-        <w:t xml:space="preserve"> </w:t>
-      </w:r>
-      <w:r>
-        <w:t xml:space="preserve">the key diagnostic for drift; a right-angle placement read ~90°. The math is</w:t>
-      </w:r>
-      <w:r>
-        <w:t xml:space="preserve"> </w:t>
-      </w:r>
-      <w:r>
-        <w:t xml:space="preserve">covered by</w:t>
-      </w:r>
-      <w:r>
-        <w:t xml:space="preserve"> </w:t>
+        <w:t xml:space="preserve">Fixing both boards to one ruler (so the true angle cannot change) was the key</w:t>
+      </w:r>
+      <w:r>
+        <w:t xml:space="preserve"> </w:t>
+      </w:r>
+      <w:r>
+        <w:t xml:space="preserve">test for drift; a right-angle placement read ~90°. The self-tests</w:t>
+      </w:r>
+      <w:r>
+        <w:t xml:space="preserve"> </w:t>
+      </w:r>
+      <w:r>
+        <w:t xml:space="preserve">(</w:t>
       </w:r>
       <w:r>
         <w:rPr>
@@ -5786,10 +7034,7 @@
         <w:t xml:space="preserve">knee_collector_uart.py --selftest</w:t>
       </w:r>
       <w:r>
-        <w:t xml:space="preserve"> </w:t>
-      </w:r>
-      <w:r>
-        <w:t xml:space="preserve">and</w:t>
+        <w:t xml:space="preserve">,</w:t>
       </w:r>
       <w:r>
         <w:t xml:space="preserve"> </w:t>
@@ -5801,18 +7046,36 @@
         <w:t xml:space="preserve">knee_gui.py --selftest</w:t>
       </w:r>
       <w:r>
-        <w:t xml:space="preserve">.</w:t>
-      </w:r>
-    </w:p>
-    <w:bookmarkEnd w:id="74"/>
+        <w:t xml:space="preserve">) check the math.</w:t>
+      </w:r>
+    </w:p>
     <w:bookmarkEnd w:id="75"/>
-    <w:bookmarkStart w:id="76" w:name="directions-considered-but-not-pursued"/>
+    <w:bookmarkEnd w:id="76"/>
+    <w:bookmarkStart w:id="77" w:name="directions-considered-but-not-pursued"/>
     <w:p>
       <w:pPr>
         <w:pStyle w:val="Heading1"/>
       </w:pPr>
       <w:r>
         <w:t xml:space="preserve">10. Directions considered but not pursued</w:t>
+      </w:r>
+    </w:p>
+    <w:p>
+      <w:pPr>
+        <w:pStyle w:val="FirstParagraph"/>
+      </w:pPr>
+      <w:r>
+        <w:rPr>
+          <w:iCs/>
+          <w:i/>
+        </w:rPr>
+        <w:t xml:space="preserve">In short:</w:t>
+      </w:r>
+      <w:r>
+        <w:t xml:space="preserve"> </w:t>
+      </w:r>
+      <w:r>
+        <w:t xml:space="preserve">four ideas were looked at for later. Each is explained in an appendix.</w:t>
       </w:r>
     </w:p>
     <w:tbl>
@@ -5887,22 +7150,22 @@
               <w:rPr>
                 <w:sz w:val="19"/>
               </w:rPr>
-              <w:t xml:space="preserve">A. Magnetometer fusion</w:t>
-            </w:r>
-          </w:p>
-        </w:tc>
-        <w:tc>
-          <w:tcPr/>
-          <w:p>
-            <w:pPr>
-              <w:pStyle w:val="Compact"/>
-              <w:jc w:val="left"/>
-            </w:pPr>
-            <w:r>
-              <w:rPr>
-                <w:sz w:val="19"/>
-              </w:rPr>
-              <w:t xml:space="preserve">Do not add for sagittal angles; only for a true 3-D requirement, after checking the magnetic environment.</w:t>
+              <w:t xml:space="preserve">A. Magnetometer</w:t>
+            </w:r>
+          </w:p>
+        </w:tc>
+        <w:tc>
+          <w:tcPr/>
+          <w:p>
+            <w:pPr>
+              <w:pStyle w:val="Compact"/>
+              <w:jc w:val="left"/>
+            </w:pPr>
+            <w:r>
+              <w:rPr>
+                <w:sz w:val="19"/>
+              </w:rPr>
+              <w:t xml:space="preserve">Do not add for knee bending; only worth it if full 3-D movement must be measured, after checking the room for magnetic interference.</w:t>
             </w:r>
           </w:p>
         </w:tc>
@@ -5919,22 +7182,22 @@
               <w:rPr>
                 <w:sz w:val="19"/>
               </w:rPr>
-              <w:t xml:space="preserve">B. Absolute anatomical angle</w:t>
-            </w:r>
-          </w:p>
-        </w:tc>
-        <w:tc>
-          <w:tcPr/>
-          <w:p>
-            <w:pPr>
-              <w:pStyle w:val="Compact"/>
-              <w:jc w:val="left"/>
-            </w:pPr>
-            <w:r>
-              <w:rPr>
-                <w:sz w:val="19"/>
-              </w:rPr>
-              <w:t xml:space="preserve">Functional joint-axis calibration or a known-pose reference; not prototyped.</w:t>
+              <w:t xml:space="preserve">B. Anatomical angle</w:t>
+            </w:r>
+          </w:p>
+        </w:tc>
+        <w:tc>
+          <w:tcPr/>
+          <w:p>
+            <w:pPr>
+              <w:pStyle w:val="Compact"/>
+              <w:jc w:val="left"/>
+            </w:pPr>
+            <w:r>
+              <w:rPr>
+                <w:sz w:val="19"/>
+              </w:rPr>
+              <w:t xml:space="preserve">Use a calibration movement that finds the knee’s hinge axis, or a known straight pose; not built yet.</w:t>
             </w:r>
           </w:p>
         </w:tc>
@@ -5951,22 +7214,22 @@
               <w:rPr>
                 <w:sz w:val="19"/>
               </w:rPr>
-              <w:t xml:space="preserve">C. BLE (wireless) links</w:t>
-            </w:r>
-          </w:p>
-        </w:tc>
-        <w:tc>
-          <w:tcPr/>
-          <w:p>
-            <w:pPr>
-              <w:pStyle w:val="Compact"/>
-              <w:jc w:val="left"/>
-            </w:pPr>
-            <w:r>
-              <w:rPr>
-                <w:sz w:val="19"/>
-              </w:rPr>
-              <w:t xml:space="preserve">Start with the board-to-PC link; needs source timestamps and batteries. Main benefit is safety / REB approval.</w:t>
+              <w:t xml:space="preserve">C. Wireless (Bluetooth)</w:t>
+            </w:r>
+          </w:p>
+        </w:tc>
+        <w:tc>
+          <w:tcPr/>
+          <w:p>
+            <w:pPr>
+              <w:pStyle w:val="Compact"/>
+              <w:jc w:val="left"/>
+            </w:pPr>
+            <w:r>
+              <w:rPr>
+                <w:sz w:val="19"/>
+              </w:rPr>
+              <w:t xml:space="preserve">Start with the board-to-PC link; needs time stamps on each reading and batteries. Main benefit is safety and ethics approval.</w:t>
             </w:r>
           </w:p>
         </w:tc>
@@ -5983,35 +7246,43 @@
               <w:rPr>
                 <w:sz w:val="19"/>
               </w:rPr>
-              <w:t xml:space="preserve">D. More nodes / joints</w:t>
-            </w:r>
-          </w:p>
-        </w:tc>
-        <w:tc>
-          <w:tcPr/>
-          <w:p>
-            <w:pPr>
-              <w:pStyle w:val="Compact"/>
-              <w:jc w:val="left"/>
-            </w:pPr>
-            <w:r>
-              <w:rPr>
-                <w:sz w:val="19"/>
-              </w:rPr>
-              <w:t xml:space="preserve">Needs node IDs, a generalised data model and cross-node time sync; BLE suits a star topology.</w:t>
+              <w:t xml:space="preserve">D. More sensors / joints</w:t>
+            </w:r>
+          </w:p>
+        </w:tc>
+        <w:tc>
+          <w:tcPr/>
+          <w:p>
+            <w:pPr>
+              <w:pStyle w:val="Compact"/>
+              <w:jc w:val="left"/>
+            </w:pPr>
+            <w:r>
+              <w:rPr>
+                <w:sz w:val="19"/>
+              </w:rPr>
+              <w:t xml:space="preserve">Needs sensor IDs, a more general data format and time matching across sensors; Bluetooth suits a hub layout.</w:t>
             </w:r>
           </w:p>
         </w:tc>
       </w:tr>
     </w:tbl>
-    <w:bookmarkEnd w:id="76"/>
-    <w:bookmarkStart w:id="77" w:name="timeline-of-major-milestones"/>
+    <w:bookmarkEnd w:id="77"/>
+    <w:bookmarkStart w:id="78" w:name="timeline-of-major-milestones"/>
     <w:p>
       <w:pPr>
         <w:pStyle w:val="Heading1"/>
       </w:pPr>
       <w:r>
         <w:t xml:space="preserve">11. Timeline of major milestones</w:t>
+      </w:r>
+    </w:p>
+    <w:p>
+      <w:pPr>
+        <w:pStyle w:val="FirstParagraph"/>
+      </w:pPr>
+      <w:r>
+        <w:t xml:space="preserve">The commit codes identify each change in the project’s version history (GitHub).</w:t>
       </w:r>
     </w:p>
     <w:tbl>
@@ -6120,7 +7391,7 @@
               <w:rPr>
                 <w:sz w:val="19"/>
               </w:rPr>
-              <w:t xml:space="preserve">Initial UART master/slave prototype (pitch-based complementary filter)</w:t>
+              <w:t xml:space="preserve">First wired two-board prototype (simple tilt-based angle)</w:t>
             </w:r>
           </w:p>
         </w:tc>
@@ -6187,7 +7458,7 @@
               <w:rPr>
                 <w:sz w:val="19"/>
               </w:rPr>
-              <w:t xml:space="preserve">Quaternion, placement-independent angle; 9-DOF magnetometer path tried</w:t>
+              <w:t xml:space="preserve">Angle made independent of board placement; magnetometer version tried</w:t>
             </w:r>
           </w:p>
         </w:tc>
@@ -6254,7 +7525,7 @@
               <w:rPr>
                 <w:sz w:val="19"/>
               </w:rPr>
-              <w:t xml:space="preserve">Strip back to clean 6-DOF; handedness fix; gyro bias; gravity-referenced angle</w:t>
+              <w:t xml:space="preserve">Back to accelerometer + gyroscope only; axis correction; gyro bias; gravity-based angle</w:t>
             </w:r>
           </w:p>
         </w:tc>
@@ -6340,7 +7611,7 @@
               <w:rPr>
                 <w:sz w:val="19"/>
               </w:rPr>
-              <w:t xml:space="preserve">One angle method; live GUI</w:t>
+              <w:t xml:space="preserve">Single angle method; first live GUI</w:t>
             </w:r>
           </w:p>
         </w:tc>
@@ -6407,7 +7678,7 @@
               <w:rPr>
                 <w:sz w:val="19"/>
               </w:rPr>
-              <w:t xml:space="preserve">Link fixes (resync, stream not poll); collect-on-demand; 50 Hz</w:t>
+              <w:t xml:space="preserve">More reliable board-to-board link; collect only while connected; 50 Hz</w:t>
             </w:r>
           </w:p>
         </w:tc>
@@ -6493,7 +7764,7 @@
               <w:rPr>
                 <w:sz w:val="19"/>
               </w:rPr>
-              <w:t xml:space="preserve">Central/peripheral rename; research directions documented</w:t>
+              <w:t xml:space="preserve">Boards renamed central/peripheral; future directions written up</w:t>
             </w:r>
           </w:p>
         </w:tc>
@@ -6560,7 +7831,7 @@
               <w:rPr>
                 <w:sz w:val="19"/>
               </w:rPr>
-              <w:t xml:space="preserve">Stationary testing; diagnostics; rate fix; sensor-fault guard</w:t>
+              <w:t xml:space="preserve">Stationary testing; health reports; sample-rate fix; faulty-reading guard</w:t>
             </w:r>
           </w:p>
         </w:tc>
@@ -6732,7 +8003,7 @@
               <w:rPr>
                 <w:sz w:val="19"/>
               </w:rPr>
-              <w:t xml:space="preserve">Handover docs: SOP, design decisions, handover summary</w:t>
+              <w:t xml:space="preserve">Handover documents: SOP, design decisions, handover summary</w:t>
             </w:r>
           </w:p>
         </w:tc>
@@ -6799,7 +8070,7 @@
               <w:rPr>
                 <w:sz w:val="19"/>
               </w:rPr>
-              <w:t xml:space="preserve">Windows exe build workflow; release v1.0.0; case STL added</w:t>
+              <w:t xml:space="preserve">Windows program built automatically; version 1.0.0 released; case design added</w:t>
             </w:r>
           </w:p>
         </w:tc>
@@ -6840,186 +8111,157 @@
         </w:tc>
       </w:tr>
     </w:tbl>
-    <w:bookmarkEnd w:id="77"/>
-    <w:bookmarkStart w:id="85" w:name="Xac17efe54d1c053d6c4ed1411c71dcac82f54d6"/>
+    <w:bookmarkEnd w:id="78"/>
+    <w:bookmarkStart w:id="86" w:name="X130d7968a3057a02a7c7ebc6337d5c46e250c8a"/>
     <w:p>
       <w:pPr>
         <w:pStyle w:val="Heading1"/>
       </w:pPr>
       <w:r>
-        <w:t xml:space="preserve">Appendix A — Magnetometer fusion: accuracy, and absolute vs. relative angle</w:t>
+        <w:t xml:space="preserve">Appendix A — Magnetometer: accuracy, and absolute vs. relative angle</w:t>
       </w:r>
     </w:p>
     <w:p>
       <w:pPr>
         <w:pStyle w:val="FirstParagraph"/>
       </w:pPr>
-      <w:r>
-        <w:rPr>
-          <w:bCs/>
-          <w:b/>
-        </w:rPr>
-        <w:t xml:space="preserve">Status:</w:t>
-      </w:r>
-      <w:r>
-        <w:t xml:space="preserve"> </w:t>
-      </w:r>
-      <w:r>
-        <w:t xml:space="preserve">Investigated (analysis only). Do not add for the current sagittal</w:t>
-      </w:r>
-      <w:r>
-        <w:t xml:space="preserve"> </w:t>
-      </w:r>
-      <w:r>
-        <w:t xml:space="preserve">use case; pursue only if the requirement shifts to 3-D / out-of-plane</w:t>
-      </w:r>
-      <w:r>
-        <w:t xml:space="preserve"> </w:t>
-      </w:r>
-      <w:r>
-        <w:t xml:space="preserve">kinematics. For an absolute (anatomical) angle, see Appendix B.</w:t>
-      </w:r>
-    </w:p>
-    <w:bookmarkStart w:id="78" w:name="a.1-the-proposal"/>
-    <w:p>
-      <w:pPr>
-        <w:pStyle w:val="Heading2"/>
-      </w:pPr>
-      <w:r>
-        <w:t xml:space="preserve">A.1 The proposal</w:t>
-      </w:r>
-    </w:p>
-    <w:p>
-      <w:pPr>
-        <w:pStyle w:val="FirstParagraph"/>
-      </w:pPr>
-      <w:r>
-        <w:t xml:space="preserve">The boards carry a BMM150 magnetometer that is currently unused (§4.1). The</w:t>
-      </w:r>
-      <w:r>
-        <w:t xml:space="preserve"> </w:t>
-      </w:r>
-      <w:r>
-        <w:t xml:space="preserve">proposal was to use it to (a) improve accuracy, and/or (b) recover an</w:t>
-      </w:r>
-      <w:r>
-        <w:t xml:space="preserve"> </w:t>
-      </w:r>
-      <w:r>
-        <w:rPr>
-          <w:bCs/>
-          <w:b/>
-        </w:rPr>
-        <w:t xml:space="preserve">absolute</w:t>
-      </w:r>
-      <w:r>
-        <w:t xml:space="preserve"> </w:t>
-      </w:r>
-      <w:r>
-        <w:t xml:space="preserve">joint angle rather than the current</w:t>
-      </w:r>
-      <w:r>
-        <w:t xml:space="preserve"> </w:t>
-      </w:r>
-      <w:r>
-        <w:rPr>
-          <w:bCs/>
-          <w:b/>
-        </w:rPr>
-        <w:t xml:space="preserve">relative</w:t>
-      </w:r>
-      <w:r>
-        <w:t xml:space="preserve"> </w:t>
-      </w:r>
-      <w:r>
-        <w:t xml:space="preserve">one, on the</w:t>
-      </w:r>
-      <w:r>
-        <w:t xml:space="preserve"> </w:t>
-      </w:r>
-      <w:r>
-        <w:t xml:space="preserve">intuition that</w:t>
-      </w:r>
-      <w:r>
-        <w:t xml:space="preserve"> </w:t>
-      </w:r>
-      <w:r>
-        <w:t xml:space="preserve">“</w:t>
-      </w:r>
-      <w:r>
-        <w:t xml:space="preserve">the magnetometer gives the vector to north, so we can use it as</w:t>
-      </w:r>
-      <w:r>
-        <w:t xml:space="preserve"> </w:t>
-      </w:r>
-      <w:r>
-        <w:t xml:space="preserve">a reference to compute the absolute angle between the segments.</w:t>
-      </w:r>
-      <w:r>
-        <w:t xml:space="preserve">”</w:t>
-      </w:r>
-    </w:p>
-    <w:bookmarkEnd w:id="78"/>
-    <w:bookmarkStart w:id="79" w:name="X0c77c0bc2a1fa86a77f016941ab25743de183a2"/>
-    <w:p>
-      <w:pPr>
-        <w:pStyle w:val="Heading2"/>
-      </w:pPr>
-      <w:r>
-        <w:t xml:space="preserve">A.2 What a magnetometer actually measures</w:t>
-      </w:r>
-    </w:p>
-    <w:p>
-      <w:pPr>
-        <w:numPr>
-          <w:ilvl w:val="0"/>
-          <w:numId w:val="1032"/>
-        </w:numPr>
-        <w:pStyle w:val="Compact"/>
-      </w:pPr>
-      <w:r>
-        <w:t xml:space="preserve">The</w:t>
-      </w:r>
-      <w:r>
-        <w:t xml:space="preserve"> </w:t>
-      </w:r>
-      <w:r>
-        <w:rPr>
-          <w:bCs/>
-          <w:b/>
-        </w:rPr>
-        <w:t xml:space="preserve">local magnetic field as a 3-D vector in the sensor’s own frame</w:t>
-      </w:r>
-      <w:r>
-        <w:t xml:space="preserve">, just</w:t>
-      </w:r>
-      <w:r>
-        <w:t xml:space="preserve"> </w:t>
-      </w:r>
-      <w:r>
-        <w:t xml:space="preserve">as the accelerometer reports gravity in its own frame. Rotating the chip</w:t>
-      </w:r>
-      <w:r>
-        <w:t xml:space="preserve"> </w:t>
-      </w:r>
-      <w:r>
-        <w:t xml:space="preserve">changes the reading; that change</w:t>
-      </w:r>
-      <w:r>
-        <w:t xml:space="preserve"> </w:t>
-      </w:r>
       <w:r>
         <w:rPr>
           <w:iCs/>
           <w:i/>
         </w:rPr>
-        <w:t xml:space="preserve">is</w:t>
-      </w:r>
-      <w:r>
-        <w:t xml:space="preserve"> </w:t>
-      </w:r>
-      <w:r>
-        <w:t xml:space="preserve">the orientation information.</w:t>
+        <w:t xml:space="preserve">In short:</w:t>
+      </w:r>
+      <w:r>
+        <w:t xml:space="preserve"> </w:t>
+      </w:r>
+      <w:r>
+        <w:t xml:space="preserve">adding the board’s compass sensor would not make the knee angle more</w:t>
+      </w:r>
+      <w:r>
+        <w:t xml:space="preserve"> </w:t>
+      </w:r>
+      <w:r>
+        <w:t xml:space="preserve">accurate, and it cannot give a true anatomical angle either. It is only worth</w:t>
+      </w:r>
+      <w:r>
+        <w:t xml:space="preserve"> </w:t>
+      </w:r>
+      <w:r>
+        <w:t xml:space="preserve">revisiting if full 3-D movement ever needs to be measured.</w:t>
+      </w:r>
+    </w:p>
+    <w:p>
+      <w:pPr>
+        <w:pStyle w:val="BodyText"/>
+      </w:pPr>
+      <w:r>
+        <w:rPr>
+          <w:bCs/>
+          <w:b/>
+        </w:rPr>
+        <w:t xml:space="preserve">Status:</w:t>
+      </w:r>
+      <w:r>
+        <w:t xml:space="preserve"> </w:t>
+      </w:r>
+      <w:r>
+        <w:t xml:space="preserve">Investigated (analysis only). Not recommended for the current use.</w:t>
+      </w:r>
+    </w:p>
+    <w:bookmarkStart w:id="79" w:name="a.1-the-proposal"/>
+    <w:p>
+      <w:pPr>
+        <w:pStyle w:val="Heading2"/>
+      </w:pPr>
+      <w:r>
+        <w:t xml:space="preserve">A.1 The proposal</w:t>
+      </w:r>
+    </w:p>
+    <w:p>
+      <w:pPr>
+        <w:pStyle w:val="FirstParagraph"/>
+      </w:pPr>
+      <w:r>
+        <w:t xml:space="preserve">The boards carry a magnetometer (BMM150) that is not used (§4.1). The proposal</w:t>
+      </w:r>
+      <w:r>
+        <w:t xml:space="preserve"> </w:t>
+      </w:r>
+      <w:r>
+        <w:t xml:space="preserve">was to use it to (a) improve accuracy, and/or (b) get an</w:t>
+      </w:r>
+      <w:r>
+        <w:t xml:space="preserve"> </w:t>
+      </w:r>
+      <w:r>
+        <w:rPr>
+          <w:bCs/>
+          <w:b/>
+        </w:rPr>
+        <w:t xml:space="preserve">absolute</w:t>
+      </w:r>
+      <w:r>
+        <w:t xml:space="preserve"> </w:t>
+      </w:r>
+      <w:r>
+        <w:t xml:space="preserve">joint angle</w:t>
+      </w:r>
+      <w:r>
+        <w:t xml:space="preserve"> </w:t>
+      </w:r>
+      <w:r>
+        <w:t xml:space="preserve">instead of the current one, which is</w:t>
+      </w:r>
+      <w:r>
+        <w:t xml:space="preserve"> </w:t>
+      </w:r>
+      <w:r>
+        <w:rPr>
+          <w:bCs/>
+          <w:b/>
+        </w:rPr>
+        <w:t xml:space="preserve">relative</w:t>
+      </w:r>
+      <w:r>
+        <w:t xml:space="preserve"> </w:t>
+      </w:r>
+      <w:r>
+        <w:t xml:space="preserve">to the start pose — on the</w:t>
+      </w:r>
+      <w:r>
+        <w:t xml:space="preserve"> </w:t>
+      </w:r>
+      <w:r>
+        <w:t xml:space="preserve">idea that</w:t>
+      </w:r>
+      <w:r>
+        <w:t xml:space="preserve"> </w:t>
+      </w:r>
+      <w:r>
+        <w:t xml:space="preserve">“</w:t>
+      </w:r>
+      <w:r>
+        <w:t xml:space="preserve">the magnetometer points to north, so it can be a reference for the</w:t>
+      </w:r>
+      <w:r>
+        <w:t xml:space="preserve"> </w:t>
+      </w:r>
+      <w:r>
+        <w:t xml:space="preserve">angle between the segments.</w:t>
+      </w:r>
+      <w:r>
+        <w:t xml:space="preserve">”</w:t>
+      </w:r>
+    </w:p>
+    <w:bookmarkEnd w:id="79"/>
+    <w:bookmarkStart w:id="80" w:name="X0c77c0bc2a1fa86a77f016941ab25743de183a2"/>
+    <w:p>
+      <w:pPr>
+        <w:pStyle w:val="Heading2"/>
+      </w:pPr>
+      <w:r>
+        <w:t xml:space="preserve">A.2 What a magnetometer actually measures</w:t>
       </w:r>
     </w:p>
     <w:p>
@@ -7031,6 +8273,30 @@
         <w:pStyle w:val="Compact"/>
       </w:pPr>
       <w:r>
+        <w:t xml:space="preserve">The direction and strength of the local magnetic field, as seen by the board.</w:t>
+      </w:r>
+      <w:r>
+        <w:t xml:space="preserve"> </w:t>
+      </w:r>
+      <w:r>
+        <w:t xml:space="preserve">Turning the board changes the reading; that change is what reveals its</w:t>
+      </w:r>
+      <w:r>
+        <w:t xml:space="preserve"> </w:t>
+      </w:r>
+      <w:r>
+        <w:t xml:space="preserve">orientation.</w:t>
+      </w:r>
+    </w:p>
+    <w:p>
+      <w:pPr>
+        <w:numPr>
+          <w:ilvl w:val="0"/>
+          <w:numId w:val="1032"/>
+        </w:numPr>
+        <w:pStyle w:val="Compact"/>
+      </w:pPr>
+      <w:r>
         <w:t xml:space="preserve">The field points to</w:t>
       </w:r>
       <w:r>
@@ -7047,50 +8313,29 @@
         <w:t xml:space="preserve"> </w:t>
       </w:r>
       <w:r>
-        <w:t xml:space="preserve">north and</w:t>
-      </w:r>
-      <w:r>
-        <w:t xml:space="preserve"> </w:t>
-      </w:r>
-      <w:r>
-        <w:rPr>
-          <w:bCs/>
-          <w:b/>
-        </w:rPr>
-        <w:t xml:space="preserve">dips into the ground</w:t>
-      </w:r>
-      <w:r>
-        <w:t xml:space="preserve"> </w:t>
-      </w:r>
-      <w:r>
-        <w:t xml:space="preserve">(~60–70°</w:t>
-      </w:r>
-      <w:r>
-        <w:t xml:space="preserve"> </w:t>
-      </w:r>
-      <w:r>
-        <w:t xml:space="preserve">below horizontal at mid latitudes). It is not a clean horizontal</w:t>
-      </w:r>
-      <w:r>
-        <w:t xml:space="preserve"> </w:t>
-      </w:r>
-      <w:r>
-        <w:t xml:space="preserve">“</w:t>
-      </w:r>
-      <w:r>
-        <w:t xml:space="preserve">north</w:t>
-      </w:r>
-      <w:r>
-        <w:t xml:space="preserve"> </w:t>
-      </w:r>
-      <w:r>
-        <w:t xml:space="preserve">arrow</w:t>
-      </w:r>
-      <w:r>
-        <w:t xml:space="preserve">”</w:t>
-      </w:r>
-      <w:r>
-        <w:t xml:space="preserve">; a compass hides this by using only the horizontal component.</w:t>
+        <w:t xml:space="preserve">north and also</w:t>
+      </w:r>
+      <w:r>
+        <w:t xml:space="preserve"> </w:t>
+      </w:r>
+      <w:r>
+        <w:rPr>
+          <w:bCs/>
+          <w:b/>
+        </w:rPr>
+        <w:t xml:space="preserve">dips steeply into the ground</w:t>
+      </w:r>
+      <w:r>
+        <w:t xml:space="preserve"> </w:t>
+      </w:r>
+      <w:r>
+        <w:t xml:space="preserve">(about 60–70° at mid latitudes). It is not a neat horizontal arrow; a compass</w:t>
+      </w:r>
+      <w:r>
+        <w:t xml:space="preserve"> </w:t>
+      </w:r>
+      <w:r>
+        <w:t xml:space="preserve">hides this by using only the horizontal part.</w:t>
       </w:r>
     </w:p>
     <w:p>
@@ -7102,42 +8347,44 @@
         <w:pStyle w:val="Compact"/>
       </w:pPr>
       <w:r>
-        <w:t xml:space="preserve">The angle between the magnetic and gravity vectors is fixed by the</w:t>
-      </w:r>
-      <w:r>
-        <w:t xml:space="preserve"> </w:t>
-      </w:r>
-      <w:r>
-        <w:rPr>
-          <w:bCs/>
-          <w:b/>
-        </w:rPr>
-        <w:t xml:space="preserve">location</w:t>
-      </w:r>
-      <w:r>
-        <w:t xml:space="preserve"> </w:t>
-      </w:r>
-      <w:r>
-        <w:t xml:space="preserve">(</w:t>
-      </w:r>
-      <w:r>
-        <w:rPr>
-          <w:rStyle w:val="VerbatimChar"/>
-        </w:rPr>
-        <w:t xml:space="preserve">90° − dip</w:t>
-      </w:r>
-      <w:r>
-        <w:t xml:space="preserve">), not by the leg, so it carries no joint information.</w:t>
-      </w:r>
-    </w:p>
-    <w:bookmarkEnd w:id="79"/>
-    <w:bookmarkStart w:id="80" w:name="a.3-two-jobs-a-scale-and-a-zero"/>
+        <w:t xml:space="preserve">The angle between the magnetic field and gravity depends only on</w:t>
+      </w:r>
+      <w:r>
+        <w:t xml:space="preserve"> </w:t>
+      </w:r>
+      <w:r>
+        <w:rPr>
+          <w:bCs/>
+          <w:b/>
+        </w:rPr>
+        <w:t xml:space="preserve">where you</w:t>
+      </w:r>
+      <w:r>
+        <w:rPr>
+          <w:bCs/>
+          <w:b/>
+        </w:rPr>
+        <w:t xml:space="preserve"> </w:t>
+      </w:r>
+      <w:r>
+        <w:rPr>
+          <w:bCs/>
+          <w:b/>
+        </w:rPr>
+        <w:t xml:space="preserve">are on Earth</w:t>
+      </w:r>
+      <w:r>
+        <w:t xml:space="preserve">, not on the leg, so it says nothing about the joint.</w:t>
+      </w:r>
+    </w:p>
+    <w:bookmarkEnd w:id="80"/>
+    <w:bookmarkStart w:id="81" w:name="a.3-two-separate-jobs-a-scale-and-a-zero"/>
     <w:p>
       <w:pPr>
         <w:pStyle w:val="Heading2"/>
       </w:pPr>
       <w:r>
-        <w:t xml:space="preserve">A.3 Two jobs: a</w:t>
+        <w:t xml:space="preserve">A.3 Two separate jobs: a</w:t>
       </w:r>
       <w:r>
         <w:t xml:space="preserve"> </w:t>
@@ -7171,7 +8418,7 @@
         <w:pStyle w:val="FirstParagraph"/>
       </w:pPr>
       <w:r>
-        <w:t xml:space="preserve">Measuring any angle needs two independent things:</w:t>
+        <w:t xml:space="preserve">Measuring any angle needs two things:</w:t>
       </w:r>
     </w:p>
     <w:p>
@@ -7187,13 +8434,13 @@
           <w:bCs/>
           <w:b/>
         </w:rPr>
-        <w:t xml:space="preserve">The scale</w:t>
-      </w:r>
-      <w:r>
-        <w:t xml:space="preserve"> </w:t>
-      </w:r>
-      <w:r>
-        <w:t xml:space="preserve">— how far apart two directions are.</w:t>
+        <w:t xml:space="preserve">A scale</w:t>
+      </w:r>
+      <w:r>
+        <w:t xml:space="preserve"> </w:t>
+      </w:r>
+      <w:r>
+        <w:t xml:space="preserve">— how far apart two directions are (like the markings on a ruler).</w:t>
       </w:r>
     </w:p>
     <w:p>
@@ -7209,13 +8456,13 @@
           <w:bCs/>
           <w:b/>
         </w:rPr>
-        <w:t xml:space="preserve">The zero</w:t>
-      </w:r>
-      <w:r>
-        <w:t xml:space="preserve"> </w:t>
-      </w:r>
-      <w:r>
-        <w:t xml:space="preserve">— which configuration counts as 0°.</w:t>
+        <w:t xml:space="preserve">A zero</w:t>
+      </w:r>
+      <w:r>
+        <w:t xml:space="preserve"> </w:t>
+      </w:r>
+      <w:r>
+        <w:t xml:space="preserve">— which position counts as 0°.</w:t>
       </w:r>
     </w:p>
     <w:p>
@@ -7223,7 +8470,356 @@
         <w:pStyle w:val="FirstParagraph"/>
       </w:pPr>
       <w:r>
-        <w:t xml:space="preserve">Board-mounted sensors are good at the scale. The zero is an</w:t>
+        <w:t xml:space="preserve">Sensors on the body are good at the scale. The zero is a question about the</w:t>
+      </w:r>
+      <w:r>
+        <w:t xml:space="preserve"> </w:t>
+      </w:r>
+      <w:r>
+        <w:t xml:space="preserve">person’s anatomy, not about the sensors. This split is the heart of the</w:t>
+      </w:r>
+      <w:r>
+        <w:t xml:space="preserve"> </w:t>
+      </w:r>
+      <w:r>
+        <w:t xml:space="preserve">magnetometer question.</w:t>
+      </w:r>
+    </w:p>
+    <w:bookmarkEnd w:id="81"/>
+    <w:bookmarkStart w:id="82" w:name="a.4-what-the-magnetometer-would-add"/>
+    <w:p>
+      <w:pPr>
+        <w:pStyle w:val="Heading2"/>
+      </w:pPr>
+      <w:r>
+        <w:t xml:space="preserve">A.4 What the magnetometer would add</w:t>
+      </w:r>
+    </w:p>
+    <w:p>
+      <w:pPr>
+        <w:numPr>
+          <w:ilvl w:val="0"/>
+          <w:numId w:val="1034"/>
+        </w:numPr>
+        <w:pStyle w:val="Compact"/>
+      </w:pPr>
+      <w:r>
+        <w:rPr>
+          <w:bCs/>
+          <w:b/>
+        </w:rPr>
+        <w:t xml:space="preserve">Heading.</w:t>
+      </w:r>
+      <w:r>
+        <w:t xml:space="preserve"> </w:t>
+      </w:r>
+      <w:r>
+        <w:t xml:space="preserve">Gravity shows tilt but not which way a board faces; the</w:t>
+      </w:r>
+      <w:r>
+        <w:t xml:space="preserve"> </w:t>
+      </w:r>
+      <w:r>
+        <w:t xml:space="preserve">magnetometer supplies that, like a compass.</w:t>
+      </w:r>
+    </w:p>
+    <w:p>
+      <w:pPr>
+        <w:numPr>
+          <w:ilvl w:val="0"/>
+          <w:numId w:val="1034"/>
+        </w:numPr>
+        <w:pStyle w:val="Compact"/>
+      </w:pPr>
+      <w:r>
+        <w:t xml:space="preserve">With gravity</w:t>
+      </w:r>
+      <w:r>
+        <w:t xml:space="preserve"> </w:t>
+      </w:r>
+      <w:r>
+        <w:rPr>
+          <w:bCs/>
+          <w:b/>
+        </w:rPr>
+        <w:t xml:space="preserve">and</w:t>
+      </w:r>
+      <w:r>
+        <w:t xml:space="preserve"> </w:t>
+      </w:r>
+      <w:r>
+        <w:t xml:space="preserve">the magnetic field, each board’s full 3-D orientation is</w:t>
+      </w:r>
+      <w:r>
+        <w:t xml:space="preserve"> </w:t>
+      </w:r>
+      <w:r>
+        <w:t xml:space="preserve">known, and so is the full, drift-free rotation between the two boards.</w:t>
+      </w:r>
+    </w:p>
+    <w:p>
+      <w:pPr>
+        <w:numPr>
+          <w:ilvl w:val="0"/>
+          <w:numId w:val="1034"/>
+        </w:numPr>
+        <w:pStyle w:val="Compact"/>
+      </w:pPr>
+      <w:r>
+        <w:rPr>
+          <w:bCs/>
+          <w:b/>
+        </w:rPr>
+        <w:t xml:space="preserve">In practice:</w:t>
+      </w:r>
+      <w:r>
+        <w:t xml:space="preserve"> </w:t>
+      </w:r>
+      <w:r>
+        <w:t xml:space="preserve">its only unique contribution is movement</w:t>
+      </w:r>
+      <w:r>
+        <w:t xml:space="preserve"> </w:t>
+      </w:r>
+      <w:r>
+        <w:rPr>
+          <w:bCs/>
+          <w:b/>
+        </w:rPr>
+        <w:t xml:space="preserve">outside the</w:t>
+      </w:r>
+      <w:r>
+        <w:rPr>
+          <w:bCs/>
+          <w:b/>
+        </w:rPr>
+        <w:t xml:space="preserve"> </w:t>
+      </w:r>
+      <w:r>
+        <w:rPr>
+          <w:bCs/>
+          <w:b/>
+        </w:rPr>
+        <w:t xml:space="preserve">side-view plane</w:t>
+      </w:r>
+      <w:r>
+        <w:t xml:space="preserve">. For ordinary knee bending, gravity alone is enough because</w:t>
+      </w:r>
+      <w:r>
+        <w:t xml:space="preserve"> </w:t>
+      </w:r>
+      <w:r>
+        <w:t xml:space="preserve">both boards share the same</w:t>
+      </w:r>
+      <w:r>
+        <w:t xml:space="preserve"> </w:t>
+      </w:r>
+      <w:r>
+        <w:t xml:space="preserve">“</w:t>
+      </w:r>
+      <w:r>
+        <w:t xml:space="preserve">down</w:t>
+      </w:r>
+      <w:r>
+        <w:t xml:space="preserve">”</w:t>
+      </w:r>
+      <w:r>
+        <w:t xml:space="preserve">.</w:t>
+      </w:r>
+    </w:p>
+    <w:bookmarkEnd w:id="82"/>
+    <w:bookmarkStart w:id="83" w:name="X41b781896b0666a3601a1314ba2065d8220b8eb"/>
+    <w:p>
+      <w:pPr>
+        <w:pStyle w:val="Heading2"/>
+      </w:pPr>
+      <w:r>
+        <w:t xml:space="preserve">A.5 Why it does not give an anatomical angle</w:t>
+      </w:r>
+    </w:p>
+    <w:p>
+      <w:pPr>
+        <w:pStyle w:val="FirstParagraph"/>
+      </w:pPr>
+      <w:r>
+        <w:t xml:space="preserve">The joint angle is between the</w:t>
+      </w:r>
+      <w:r>
+        <w:t xml:space="preserve"> </w:t>
+      </w:r>
+      <w:r>
+        <w:rPr>
+          <w:bCs/>
+          <w:b/>
+        </w:rPr>
+        <w:t xml:space="preserve">bones</w:t>
+      </w:r>
+      <w:r>
+        <w:t xml:space="preserve">, not between the</w:t>
+      </w:r>
+      <w:r>
+        <w:t xml:space="preserve"> </w:t>
+      </w:r>
+      <w:r>
+        <w:rPr>
+          <w:bCs/>
+          <w:b/>
+        </w:rPr>
+        <w:t xml:space="preserve">boards</w:t>
+      </w:r>
+      <w:r>
+        <w:t xml:space="preserve">. Each board</w:t>
+      </w:r>
+      <w:r>
+        <w:t xml:space="preserve"> </w:t>
+      </w:r>
+      <w:r>
+        <w:t xml:space="preserve">sits on skin at an unknown angle to its bone. In symbols, with</w:t>
+      </w:r>
+      <w:r>
+        <w:t xml:space="preserve"> </w:t>
+      </w:r>
+      <w:r>
+        <w:rPr>
+          <w:rStyle w:val="VerbatimChar"/>
+        </w:rPr>
+        <w:t xml:space="preserve">R_rel</w:t>
+      </w:r>
+      <w:r>
+        <w:t xml:space="preserve"> </w:t>
+      </w:r>
+      <w:r>
+        <w:t xml:space="preserve">the</w:t>
+      </w:r>
+      <w:r>
+        <w:t xml:space="preserve"> </w:t>
+      </w:r>
+      <w:r>
+        <w:t xml:space="preserve">rotation between the boards and</w:t>
+      </w:r>
+      <w:r>
+        <w:t xml:space="preserve"> </w:t>
+      </w:r>
+      <w:r>
+        <w:rPr>
+          <w:rStyle w:val="VerbatimChar"/>
+        </w:rPr>
+        <w:t xml:space="preserve">M_thigh</w:t>
+      </w:r>
+      <w:r>
+        <w:t xml:space="preserve">,</w:t>
+      </w:r>
+      <w:r>
+        <w:t xml:space="preserve"> </w:t>
+      </w:r>
+      <w:r>
+        <w:rPr>
+          <w:rStyle w:val="VerbatimChar"/>
+        </w:rPr>
+        <w:t xml:space="preserve">M_shank</w:t>
+      </w:r>
+      <w:r>
+        <w:t xml:space="preserve"> </w:t>
+      </w:r>
+      <w:r>
+        <w:t xml:space="preserve">each board’s unknown</w:t>
+      </w:r>
+      <w:r>
+        <w:t xml:space="preserve"> </w:t>
+      </w:r>
+      <w:r>
+        <w:t xml:space="preserve">mounting:</w:t>
+      </w:r>
+    </w:p>
+    <w:p>
+      <w:pPr>
+        <w:pStyle w:val="SourceCode"/>
+      </w:pPr>
+      <w:r>
+        <w:rPr>
+          <w:rStyle w:val="VerbatimChar"/>
+        </w:rPr>
+        <w:t xml:space="preserve">joint = M_thigh⁻¹ · R_rel · M_shank</w:t>
+      </w:r>
+    </w:p>
+    <w:p>
+      <w:pPr>
+        <w:pStyle w:val="FirstParagraph"/>
+      </w:pPr>
+      <w:r>
+        <w:t xml:space="preserve">The magnetometer pins down</w:t>
+      </w:r>
+      <w:r>
+        <w:t xml:space="preserve"> </w:t>
+      </w:r>
+      <w:r>
+        <w:rPr>
+          <w:rStyle w:val="VerbatimChar"/>
+        </w:rPr>
+        <w:t xml:space="preserve">R_rel</w:t>
+      </w:r>
+      <w:r>
+        <w:t xml:space="preserve"> </w:t>
+      </w:r>
+      <w:r>
+        <w:t xml:space="preserve">but tells nothing about the mountings.</w:t>
+      </w:r>
+    </w:p>
+    <w:p>
+      <w:pPr>
+        <w:numPr>
+          <w:ilvl w:val="0"/>
+          <w:numId w:val="1035"/>
+        </w:numPr>
+        <w:pStyle w:val="Compact"/>
+      </w:pPr>
+      <w:r>
+        <w:rPr>
+          <w:bCs/>
+          <w:b/>
+        </w:rPr>
+        <w:t xml:space="preserve">Two meanings of</w:t>
+      </w:r>
+      <w:r>
+        <w:rPr>
+          <w:bCs/>
+          <w:b/>
+        </w:rPr>
+        <w:t xml:space="preserve"> </w:t>
+      </w:r>
+      <w:r>
+        <w:rPr>
+          <w:bCs/>
+          <w:b/>
+        </w:rPr>
+        <w:t xml:space="preserve">“</w:t>
+      </w:r>
+      <w:r>
+        <w:rPr>
+          <w:bCs/>
+          <w:b/>
+        </w:rPr>
+        <w:t xml:space="preserve">absolute</w:t>
+      </w:r>
+      <w:r>
+        <w:rPr>
+          <w:bCs/>
+          <w:b/>
+        </w:rPr>
+        <w:t xml:space="preserve">”</w:t>
+      </w:r>
+      <w:r>
+        <w:rPr>
+          <w:bCs/>
+          <w:b/>
+        </w:rPr>
+        <w:t xml:space="preserve">:</w:t>
+      </w:r>
+      <w:r>
+        <w:t xml:space="preserve"> </w:t>
+      </w:r>
+      <w:r>
+        <w:t xml:space="preserve">absolute</w:t>
       </w:r>
       <w:r>
         <w:t xml:space="preserve"> </w:t>
@@ -7233,360 +8829,19 @@
           <w:iCs/>
           <w:i/>
         </w:rPr>
-        <w:t xml:space="preserve">anatomy</w:t>
-      </w:r>
-      <w:r>
-        <w:t xml:space="preserve"> </w:t>
-      </w:r>
-      <w:r>
-        <w:t xml:space="preserve">problem,</w:t>
-      </w:r>
-      <w:r>
-        <w:t xml:space="preserve"> </w:t>
-      </w:r>
-      <w:r>
-        <w:t xml:space="preserve">not a sensor problem. This split is the crux of the magnetometer question.</w:t>
-      </w:r>
-    </w:p>
-    <w:bookmarkEnd w:id="80"/>
-    <w:bookmarkStart w:id="81" w:name="a.4-what-the-magnetometer-adds-the-scale"/>
-    <w:p>
-      <w:pPr>
-        <w:pStyle w:val="Heading2"/>
-      </w:pPr>
-      <w:r>
-        <w:t xml:space="preserve">A.4 What the magnetometer adds (the scale)</w:t>
-      </w:r>
-    </w:p>
-    <w:p>
-      <w:pPr>
-        <w:numPr>
-          <w:ilvl w:val="0"/>
-          <w:numId w:val="1034"/>
-        </w:numPr>
-        <w:pStyle w:val="Compact"/>
-      </w:pPr>
-      <w:r>
-        <w:rPr>
-          <w:bCs/>
-          <w:b/>
-        </w:rPr>
-        <w:t xml:space="preserve">Heading.</w:t>
-      </w:r>
-      <w:r>
-        <w:t xml:space="preserve"> </w:t>
-      </w:r>
-      <w:r>
-        <w:t xml:space="preserve">Gravity fixes tilt (2 degrees of freedom) but leaves rotation</w:t>
-      </w:r>
-      <w:r>
-        <w:t xml:space="preserve"> </w:t>
-      </w:r>
-      <w:r>
-        <w:t xml:space="preserve">about vertical unobservable and drifting independently on each board. The</w:t>
-      </w:r>
-      <w:r>
-        <w:t xml:space="preserve"> </w:t>
-      </w:r>
-      <w:r>
-        <w:t xml:space="preserve">magnetometer pins that last axis.</w:t>
-      </w:r>
-    </w:p>
-    <w:p>
-      <w:pPr>
-        <w:numPr>
-          <w:ilvl w:val="0"/>
-          <w:numId w:val="1034"/>
-        </w:numPr>
-        <w:pStyle w:val="Compact"/>
-      </w:pPr>
-      <w:r>
-        <w:t xml:space="preserve">With gravity</w:t>
-      </w:r>
-      <w:r>
-        <w:t xml:space="preserve"> </w:t>
-      </w:r>
-      <w:r>
-        <w:rPr>
-          <w:bCs/>
-          <w:b/>
-        </w:rPr>
-        <w:t xml:space="preserve">and</w:t>
-      </w:r>
-      <w:r>
-        <w:t xml:space="preserve"> </w:t>
-      </w:r>
-      <w:r>
-        <w:t xml:space="preserve">the magnetic field, each board’s full 3-D orientation is</w:t>
-      </w:r>
-      <w:r>
-        <w:t xml:space="preserve"> </w:t>
-      </w:r>
-      <w:r>
-        <w:t xml:space="preserve">known, and so is the full, drift-free relative orientation between the boards</w:t>
-      </w:r>
-      <w:r>
-        <w:t xml:space="preserve"> </w:t>
-      </w:r>
-      <w:r>
-        <w:t xml:space="preserve">(</w:t>
-      </w:r>
-      <w:r>
-        <w:rPr>
-          <w:rStyle w:val="VerbatimChar"/>
-        </w:rPr>
-        <w:t xml:space="preserve">R_rel = R_thigh⁻¹ · R_shank</w:t>
-      </w:r>
-      <w:r>
-        <w:t xml:space="preserve">).</w:t>
-      </w:r>
-    </w:p>
-    <w:p>
-      <w:pPr>
-        <w:numPr>
-          <w:ilvl w:val="0"/>
-          <w:numId w:val="1034"/>
-        </w:numPr>
-        <w:pStyle w:val="Compact"/>
-      </w:pPr>
-      <w:r>
-        <w:rPr>
-          <w:bCs/>
-          <w:b/>
-        </w:rPr>
-        <w:t xml:space="preserve">Net:</w:t>
-      </w:r>
-      <w:r>
-        <w:t xml:space="preserve"> </w:t>
-      </w:r>
-      <w:r>
-        <w:t xml:space="preserve">its only unique contribution is the</w:t>
-      </w:r>
-      <w:r>
-        <w:t xml:space="preserve"> </w:t>
-      </w:r>
-      <w:r>
-        <w:rPr>
-          <w:bCs/>
-          <w:b/>
-        </w:rPr>
-        <w:t xml:space="preserve">out-of-sagittal-plane</w:t>
-      </w:r>
-      <w:r>
-        <w:t xml:space="preserve"> </w:t>
-      </w:r>
-      <w:r>
-        <w:t xml:space="preserve">part of</w:t>
-      </w:r>
-      <w:r>
-        <w:t xml:space="preserve"> </w:t>
-      </w:r>
-      <w:r>
-        <w:t xml:space="preserve">the angle. For the sagittal angle, gravity alone already suffices because both</w:t>
-      </w:r>
-      <w:r>
-        <w:t xml:space="preserve"> </w:t>
-      </w:r>
-      <w:r>
-        <w:t xml:space="preserve">boards share the same</w:t>
-      </w:r>
-      <w:r>
-        <w:t xml:space="preserve"> </w:t>
-      </w:r>
-      <w:r>
-        <w:t xml:space="preserve">“</w:t>
-      </w:r>
-      <w:r>
-        <w:t xml:space="preserve">down</w:t>
-      </w:r>
-      <w:r>
-        <w:t xml:space="preserve">”</w:t>
-      </w:r>
-      <w:r>
-        <w:t xml:space="preserve">.</w:t>
-      </w:r>
-    </w:p>
-    <w:bookmarkEnd w:id="81"/>
-    <w:bookmarkStart w:id="82" w:name="Xd5a0e1ec58afcbb51a202db87de1b0d769aea3e"/>
-    <w:p>
-      <w:pPr>
-        <w:pStyle w:val="Heading2"/>
-      </w:pPr>
-      <w:r>
-        <w:t xml:space="preserve">A.5 Why it does not give an absolute angle</w:t>
-      </w:r>
-    </w:p>
-    <w:p>
-      <w:pPr>
-        <w:pStyle w:val="FirstParagraph"/>
-      </w:pPr>
-      <w:r>
-        <w:t xml:space="preserve">The joint angle is between the</w:t>
-      </w:r>
-      <w:r>
-        <w:t xml:space="preserve"> </w:t>
-      </w:r>
-      <w:r>
-        <w:rPr>
-          <w:bCs/>
-          <w:b/>
-        </w:rPr>
-        <w:t xml:space="preserve">bones</w:t>
-      </w:r>
-      <w:r>
-        <w:t xml:space="preserve">, not the</w:t>
-      </w:r>
-      <w:r>
-        <w:t xml:space="preserve"> </w:t>
-      </w:r>
-      <w:r>
-        <w:rPr>
-          <w:bCs/>
-          <w:b/>
-        </w:rPr>
-        <w:t xml:space="preserve">boards</w:t>
-      </w:r>
-      <w:r>
-        <w:t xml:space="preserve">. Each board sits on</w:t>
-      </w:r>
-      <w:r>
-        <w:t xml:space="preserve"> </w:t>
-      </w:r>
-      <w:r>
-        <w:t xml:space="preserve">skin at an unknown mounting rotation</w:t>
-      </w:r>
-      <w:r>
-        <w:t xml:space="preserve"> </w:t>
-      </w:r>
-      <w:r>
-        <w:rPr>
-          <w:rStyle w:val="VerbatimChar"/>
-        </w:rPr>
-        <w:t xml:space="preserve">M_i</w:t>
-      </w:r>
-      <w:r>
-        <w:t xml:space="preserve"> </w:t>
-      </w:r>
-      <w:r>
-        <w:t xml:space="preserve">(board → bone):</w:t>
-      </w:r>
-    </w:p>
-    <w:p>
-      <w:pPr>
-        <w:pStyle w:val="SourceCode"/>
-      </w:pPr>
-      <w:r>
-        <w:rPr>
-          <w:rStyle w:val="VerbatimChar"/>
-        </w:rPr>
-        <w:t xml:space="preserve">joint = M_thigh⁻¹ · R_rel · M_shank</w:t>
-      </w:r>
-    </w:p>
-    <w:p>
-      <w:pPr>
-        <w:pStyle w:val="FirstParagraph"/>
-      </w:pPr>
-      <w:r>
-        <w:t xml:space="preserve">The magnetometer nails</w:t>
-      </w:r>
-      <w:r>
-        <w:t xml:space="preserve"> </w:t>
-      </w:r>
-      <w:r>
-        <w:rPr>
-          <w:rStyle w:val="VerbatimChar"/>
-        </w:rPr>
-        <w:t xml:space="preserve">R_rel</w:t>
-      </w:r>
-      <w:r>
-        <w:t xml:space="preserve"> </w:t>
-      </w:r>
-      <w:r>
-        <w:t xml:space="preserve">but contributes nothing to</w:t>
-      </w:r>
-      <w:r>
-        <w:t xml:space="preserve"> </w:t>
-      </w:r>
-      <w:r>
-        <w:rPr>
-          <w:rStyle w:val="VerbatimChar"/>
-        </w:rPr>
-        <w:t xml:space="preserve">M_thigh</w:t>
-      </w:r>
-      <w:r>
-        <w:t xml:space="preserve"> </w:t>
-      </w:r>
-      <w:r>
-        <w:t xml:space="preserve">or</w:t>
-      </w:r>
-      <w:r>
-        <w:t xml:space="preserve"> </w:t>
-      </w:r>
-      <w:r>
-        <w:rPr>
-          <w:rStyle w:val="VerbatimChar"/>
-        </w:rPr>
-        <w:t xml:space="preserve">M_shank</w:t>
-      </w:r>
-      <w:r>
-        <w:t xml:space="preserve">.</w:t>
-      </w:r>
-    </w:p>
-    <w:p>
-      <w:pPr>
-        <w:numPr>
-          <w:ilvl w:val="0"/>
-          <w:numId w:val="1035"/>
-        </w:numPr>
-        <w:pStyle w:val="Compact"/>
-      </w:pPr>
-      <w:r>
-        <w:rPr>
-          <w:bCs/>
-          <w:b/>
-        </w:rPr>
-        <w:t xml:space="preserve">Two meanings of</w:t>
-      </w:r>
-      <w:r>
-        <w:rPr>
-          <w:bCs/>
-          <w:b/>
-        </w:rPr>
-        <w:t xml:space="preserve"> </w:t>
-      </w:r>
-      <w:r>
-        <w:rPr>
-          <w:bCs/>
-          <w:b/>
-        </w:rPr>
-        <w:t xml:space="preserve">“</w:t>
-      </w:r>
-      <w:r>
-        <w:rPr>
-          <w:bCs/>
-          <w:b/>
-        </w:rPr>
-        <w:t xml:space="preserve">absolute</w:t>
-      </w:r>
-      <w:r>
-        <w:rPr>
-          <w:bCs/>
-          <w:b/>
-        </w:rPr>
-        <w:t xml:space="preserve">”</w:t>
-      </w:r>
-      <w:r>
-        <w:rPr>
-          <w:bCs/>
-          <w:b/>
-        </w:rPr>
-        <w:t xml:space="preserve">:</w:t>
-      </w:r>
-      <w:r>
-        <w:t xml:space="preserve"> </w:t>
-      </w:r>
-      <w:r>
-        <w:t xml:space="preserve">absolute</w:t>
+        <w:t xml:space="preserve">heading</w:t>
+      </w:r>
+      <w:r>
+        <w:t xml:space="preserve"> </w:t>
+      </w:r>
+      <w:r>
+        <w:t xml:space="preserve">(which way you face), which</w:t>
+      </w:r>
+      <w:r>
+        <w:t xml:space="preserve"> </w:t>
+      </w:r>
+      <w:r>
+        <w:t xml:space="preserve">the magnetometer gives; and an absolute</w:t>
       </w:r>
       <w:r>
         <w:t xml:space="preserve"> </w:t>
@@ -7596,19 +8851,47 @@
           <w:iCs/>
           <w:i/>
         </w:rPr>
-        <w:t xml:space="preserve">heading</w:t>
-      </w:r>
-      <w:r>
-        <w:t xml:space="preserve"> </w:t>
-      </w:r>
-      <w:r>
-        <w:t xml:space="preserve">(Earth-referenced yaw),</w:t>
-      </w:r>
-      <w:r>
-        <w:t xml:space="preserve"> </w:t>
-      </w:r>
-      <w:r>
-        <w:t xml:space="preserve">which the magnetometer provides; and an absolute</w:t>
+        <w:t xml:space="preserve">anatomical zero</w:t>
+      </w:r>
+      <w:r>
+        <w:t xml:space="preserve"> </w:t>
+      </w:r>
+      <w:r>
+        <w:t xml:space="preserve">(the true angle</w:t>
+      </w:r>
+      <w:r>
+        <w:t xml:space="preserve"> </w:t>
+      </w:r>
+      <w:r>
+        <w:t xml:space="preserve">between thigh bone and shin bone), which it does not.</w:t>
+      </w:r>
+    </w:p>
+    <w:p>
+      <w:pPr>
+        <w:numPr>
+          <w:ilvl w:val="0"/>
+          <w:numId w:val="1035"/>
+        </w:numPr>
+        <w:pStyle w:val="Compact"/>
+      </w:pPr>
+      <w:r>
+        <w:rPr>
+          <w:bCs/>
+          <w:b/>
+        </w:rPr>
+        <w:t xml:space="preserve">The deciding example:</w:t>
+      </w:r>
+      <w:r>
+        <w:t xml:space="preserve"> </w:t>
+      </w:r>
+      <w:r>
+        <w:t xml:space="preserve">two people can hold their legs so that both boards</w:t>
+      </w:r>
+      <w:r>
+        <w:t xml:space="preserve"> </w:t>
+      </w:r>
+      <w:r>
+        <w:t xml:space="preserve">give identical readings — accelerometer</w:t>
       </w:r>
       <w:r>
         <w:t xml:space="preserve"> </w:t>
@@ -7618,19 +8901,31 @@
           <w:iCs/>
           <w:i/>
         </w:rPr>
-        <w:t xml:space="preserve">anatomical zero</w:t>
-      </w:r>
-      <w:r>
-        <w:t xml:space="preserve"> </w:t>
-      </w:r>
-      <w:r>
-        <w:t xml:space="preserve">(the true</w:t>
-      </w:r>
-      <w:r>
-        <w:t xml:space="preserve"> </w:t>
-      </w:r>
-      <w:r>
-        <w:t xml:space="preserve">femur–tibia angle, e.g. a flexion contracture), which it does not.</w:t>
+        <w:t xml:space="preserve">and</w:t>
+      </w:r>
+      <w:r>
+        <w:t xml:space="preserve"> </w:t>
+      </w:r>
+      <w:r>
+        <w:t xml:space="preserve">magnetometer — while one is a</w:t>
+      </w:r>
+      <w:r>
+        <w:t xml:space="preserve"> </w:t>
+      </w:r>
+      <w:r>
+        <w:t xml:space="preserve">healthy knee bent 10° and the other a knee that cannot straighten past 10°.</w:t>
+      </w:r>
+      <w:r>
+        <w:t xml:space="preserve"> </w:t>
+      </w:r>
+      <w:r>
+        <w:t xml:space="preserve">Same data, different clinical truth, so no calculation on the sensor data can</w:t>
+      </w:r>
+      <w:r>
+        <w:t xml:space="preserve"> </w:t>
+      </w:r>
+      <w:r>
+        <w:t xml:space="preserve">tell them apart.</w:t>
       </w:r>
     </w:p>
     <w:p>
@@ -7646,19 +8941,115 @@
           <w:bCs/>
           <w:b/>
         </w:rPr>
-        <w:t xml:space="preserve">The decisive case:</w:t>
-      </w:r>
-      <w:r>
-        <w:t xml:space="preserve"> </w:t>
-      </w:r>
-      <w:r>
-        <w:t xml:space="preserve">two people can hold their segments in identical</w:t>
-      </w:r>
-      <w:r>
-        <w:t xml:space="preserve"> </w:t>
-      </w:r>
-      <w:r>
-        <w:t xml:space="preserve">orientations, with identical accelerometer</w:t>
+        <w:t xml:space="preserve">“</w:t>
+      </w:r>
+      <w:r>
+        <w:rPr>
+          <w:bCs/>
+          <w:b/>
+        </w:rPr>
+        <w:t xml:space="preserve">Straight</w:t>
+      </w:r>
+      <w:r>
+        <w:rPr>
+          <w:bCs/>
+          <w:b/>
+        </w:rPr>
+        <w:t xml:space="preserve">”</w:t>
+      </w:r>
+      <w:r>
+        <w:rPr>
+          <w:bCs/>
+          <w:b/>
+        </w:rPr>
+        <w:t xml:space="preserve"> </w:t>
+      </w:r>
+      <w:r>
+        <w:rPr>
+          <w:bCs/>
+          <w:b/>
+        </w:rPr>
+        <w:t xml:space="preserve">is not a direction in the room.</w:t>
+      </w:r>
+      <w:r>
+        <w:t xml:space="preserve"> </w:t>
+      </w:r>
+      <w:r>
+        <w:t xml:space="preserve">A joint angle does not change</w:t>
+      </w:r>
+      <w:r>
+        <w:t xml:space="preserve"> </w:t>
+      </w:r>
+      <w:r>
+        <w:t xml:space="preserve">when the person turns around; which way the person faces is the only thing the</w:t>
+      </w:r>
+      <w:r>
+        <w:t xml:space="preserve"> </w:t>
+      </w:r>
+      <w:r>
+        <w:t xml:space="preserve">magnetometer adds.</w:t>
+      </w:r>
+    </w:p>
+    <w:p>
+      <w:pPr>
+        <w:pStyle w:val="FirstParagraph"/>
+      </w:pPr>
+      <w:r>
+        <w:t xml:space="preserve">The current method is relative because of the</w:t>
+      </w:r>
+      <w:r>
+        <w:t xml:space="preserve"> </w:t>
+      </w:r>
+      <w:r>
+        <w:rPr>
+          <w:bCs/>
+          <w:b/>
+        </w:rPr>
+        <w:t xml:space="preserve">zeroing hold</w:t>
+      </w:r>
+      <w:r>
+        <w:t xml:space="preserve"> </w:t>
+      </w:r>
+      <w:r>
+        <w:t xml:space="preserve">(§5.3): whatever</w:t>
+      </w:r>
+      <w:r>
+        <w:t xml:space="preserve"> </w:t>
+      </w:r>
+      <w:r>
+        <w:t xml:space="preserve">pose is held becomes 0°, and the unknown mounting cancels out.</w:t>
+      </w:r>
+    </w:p>
+    <w:bookmarkEnd w:id="83"/>
+    <w:bookmarkStart w:id="84" w:name="a.6-trade-offs"/>
+    <w:p>
+      <w:pPr>
+        <w:pStyle w:val="Heading2"/>
+      </w:pPr>
+      <w:r>
+        <w:t xml:space="preserve">A.6 Trade-offs</w:t>
+      </w:r>
+    </w:p>
+    <w:p>
+      <w:pPr>
+        <w:numPr>
+          <w:ilvl w:val="0"/>
+          <w:numId w:val="1036"/>
+        </w:numPr>
+        <w:pStyle w:val="Compact"/>
+      </w:pPr>
+      <w:r>
+        <w:rPr>
+          <w:bCs/>
+          <w:b/>
+        </w:rPr>
+        <w:t xml:space="preserve">The basic choice:</w:t>
+      </w:r>
+      <w:r>
+        <w:t xml:space="preserve"> </w:t>
+      </w:r>
+      <w:r>
+        <w:t xml:space="preserve">either</w:t>
       </w:r>
       <w:r>
         <w:t xml:space="preserve"> </w:t>
@@ -7668,321 +9059,19 @@
           <w:iCs/>
           <w:i/>
         </w:rPr>
-        <w:t xml:space="preserve">and</w:t>
-      </w:r>
-      <w:r>
-        <w:t xml:space="preserve"> </w:t>
-      </w:r>
-      <w:r>
-        <w:t xml:space="preserve">magnetometer readings, while</w:t>
-      </w:r>
-      <w:r>
-        <w:t xml:space="preserve"> </w:t>
-      </w:r>
-      <w:r>
-        <w:t xml:space="preserve">one is a healthy leg posed at 10° and the other a 10° contracture at</w:t>
-      </w:r>
-      <w:r>
-        <w:t xml:space="preserve"> </w:t>
-      </w:r>
-      <w:r>
-        <w:t xml:space="preserve">best-effort straight. Same data, opposite clinical truth, so no function of the</w:t>
-      </w:r>
-      <w:r>
-        <w:t xml:space="preserve"> </w:t>
-      </w:r>
-      <w:r>
-        <w:t xml:space="preserve">sensor data can recover the contracture.</w:t>
-      </w:r>
-    </w:p>
-    <w:p>
-      <w:pPr>
-        <w:numPr>
-          <w:ilvl w:val="0"/>
-          <w:numId w:val="1035"/>
-        </w:numPr>
-        <w:pStyle w:val="Compact"/>
-      </w:pPr>
-      <w:r>
-        <w:rPr>
-          <w:bCs/>
-          <w:b/>
-        </w:rPr>
-        <w:t xml:space="preserve">“</w:t>
-      </w:r>
-      <w:r>
-        <w:rPr>
-          <w:bCs/>
-          <w:b/>
-        </w:rPr>
-        <w:t xml:space="preserve">Straight</w:t>
-      </w:r>
-      <w:r>
-        <w:rPr>
-          <w:bCs/>
-          <w:b/>
-        </w:rPr>
-        <w:t xml:space="preserve">”</w:t>
-      </w:r>
-      <w:r>
-        <w:rPr>
-          <w:bCs/>
-          <w:b/>
-        </w:rPr>
-        <w:t xml:space="preserve"> </w:t>
-      </w:r>
-      <w:r>
-        <w:rPr>
-          <w:bCs/>
-          <w:b/>
-        </w:rPr>
-        <w:t xml:space="preserve">is not a direction in the room.</w:t>
-      </w:r>
-      <w:r>
-        <w:t xml:space="preserve"> </w:t>
-      </w:r>
-      <w:r>
-        <w:t xml:space="preserve">A joint angle does not depend on</w:t>
-      </w:r>
-      <w:r>
-        <w:t xml:space="preserve"> </w:t>
-      </w:r>
-      <w:r>
-        <w:t xml:space="preserve">how the person faces; room orientation is the only thing the magnetometer adds.</w:t>
-      </w:r>
-    </w:p>
-    <w:p>
-      <w:pPr>
-        <w:pStyle w:val="FirstParagraph"/>
-      </w:pPr>
-      <w:r>
-        <w:t xml:space="preserve">The current method is relative because of the</w:t>
-      </w:r>
-      <w:r>
-        <w:t xml:space="preserve"> </w:t>
-      </w:r>
-      <w:r>
-        <w:rPr>
-          <w:bCs/>
-          <w:b/>
-        </w:rPr>
-        <w:t xml:space="preserve">static zero hold</w:t>
-      </w:r>
-      <w:r>
-        <w:t xml:space="preserve"> </w:t>
-      </w:r>
-      <w:r>
-        <w:t xml:space="preserve">(§5.3): the</w:t>
-      </w:r>
-      <w:r>
-        <w:t xml:space="preserve"> </w:t>
-      </w:r>
-      <w:r>
-        <w:t xml:space="preserve">held pose becomes 0°, and the unknown mounting is absorbed into it and cancels.</w:t>
-      </w:r>
-    </w:p>
-    <w:bookmarkEnd w:id="82"/>
-    <w:bookmarkStart w:id="83" w:name="a.6-trade-offs"/>
-    <w:p>
-      <w:pPr>
-        <w:pStyle w:val="Heading2"/>
-      </w:pPr>
-      <w:r>
-        <w:t xml:space="preserve">A.6 Trade-offs</w:t>
-      </w:r>
-    </w:p>
-    <w:p>
-      <w:pPr>
-        <w:numPr>
-          <w:ilvl w:val="0"/>
-          <w:numId w:val="1036"/>
-        </w:numPr>
-        <w:pStyle w:val="Compact"/>
-      </w:pPr>
-      <w:r>
-        <w:rPr>
-          <w:bCs/>
-          <w:b/>
-        </w:rPr>
-        <w:t xml:space="preserve">The fundamental trade:</w:t>
-      </w:r>
-      <w:r>
-        <w:t xml:space="preserve"> </w:t>
-      </w:r>
-      <w:r>
-        <w:t xml:space="preserve">either</w:t>
-      </w:r>
-      <w:r>
-        <w:t xml:space="preserve"> </w:t>
-      </w:r>
-      <w:r>
-        <w:rPr>
-          <w:bCs/>
-          <w:b/>
-        </w:rPr>
-        <w:t xml:space="preserve">pin</w:t>
-      </w:r>
-      <w:r>
-        <w:t xml:space="preserve"> </w:t>
-      </w:r>
-      <w:r>
-        <w:t xml:space="preserve">the board → bone mounting</w:t>
-      </w:r>
-      <w:r>
-        <w:t xml:space="preserve"> </w:t>
-      </w:r>
-      <w:r>
-        <w:t xml:space="preserve">(calibration gives an absolute zero, but placement precision matters) or</w:t>
-      </w:r>
-      <w:r>
-        <w:t xml:space="preserve"> </w:t>
-      </w:r>
-      <w:r>
-        <w:rPr>
-          <w:bCs/>
-          <w:b/>
-        </w:rPr>
-        <w:t xml:space="preserve">cancel</w:t>
-      </w:r>
-      <w:r>
-        <w:t xml:space="preserve"> </w:t>
-      </w:r>
-      <w:r>
-        <w:t xml:space="preserve">it (re-zero each session: relative zero, robust to placement). The</w:t>
-      </w:r>
-      <w:r>
-        <w:t xml:space="preserve"> </w:t>
-      </w:r>
-      <w:r>
-        <w:t xml:space="preserve">current design cancels, which is what makes it placement-independent. The</w:t>
-      </w:r>
-      <w:r>
-        <w:t xml:space="preserve"> </w:t>
-      </w:r>
-      <w:r>
-        <w:t xml:space="preserve">magnetometer is on neither branch.</w:t>
-      </w:r>
-    </w:p>
-    <w:p>
-      <w:pPr>
-        <w:numPr>
-          <w:ilvl w:val="0"/>
-          <w:numId w:val="1036"/>
-        </w:numPr>
-        <w:pStyle w:val="Compact"/>
-      </w:pPr>
-      <w:r>
-        <w:rPr>
-          <w:bCs/>
-          <w:b/>
-        </w:rPr>
-        <w:t xml:space="preserve">Magnetic disturbance:</w:t>
-      </w:r>
-      <w:r>
-        <w:t xml:space="preserve"> </w:t>
-      </w:r>
-      <w:r>
-        <w:t xml:space="preserve">table and chair legs, treadmills, wheelchairs, rebar</w:t>
-      </w:r>
-      <w:r>
-        <w:t xml:space="preserve"> </w:t>
-      </w:r>
-      <w:r>
-        <w:t xml:space="preserve">floors, batteries, the USB cable and the other board all distort the field.</w:t>
-      </w:r>
-      <w:r>
-        <w:t xml:space="preserve"> </w:t>
-      </w:r>
-      <w:r>
-        <w:t xml:space="preserve">Indoor clinical and gym settings are magnetically dirty.</w:t>
-      </w:r>
-    </w:p>
-    <w:p>
-      <w:pPr>
-        <w:numPr>
-          <w:ilvl w:val="0"/>
-          <w:numId w:val="1036"/>
-        </w:numPr>
-        <w:pStyle w:val="Compact"/>
-      </w:pPr>
-      <w:r>
-        <w:rPr>
-          <w:bCs/>
-          <w:b/>
-        </w:rPr>
-        <w:t xml:space="preserve">Calibration burden:</w:t>
-      </w:r>
-      <w:r>
-        <w:t xml:space="preserve"> </w:t>
-      </w:r>
-      <w:r>
-        <w:t xml:space="preserve">per-board hard/soft-iron calibration (figure-8 motion),</w:t>
-      </w:r>
-      <w:r>
-        <w:t xml:space="preserve"> </w:t>
-      </w:r>
-      <w:r>
-        <w:t xml:space="preserve">repeated as conditions change.</w:t>
-      </w:r>
-    </w:p>
-    <w:p>
-      <w:pPr>
-        <w:numPr>
-          <w:ilvl w:val="0"/>
-          <w:numId w:val="1036"/>
-        </w:numPr>
-        <w:pStyle w:val="Compact"/>
-      </w:pPr>
-      <w:r>
-        <w:rPr>
-          <w:bCs/>
-          <w:b/>
-        </w:rPr>
-        <w:t xml:space="preserve">Accuracy gain for sagittal ROM, gait, sit-to-stand:</w:t>
-      </w:r>
-      <w:r>
-        <w:t xml:space="preserve"> </w:t>
-      </w:r>
-      <w:r>
-        <w:t xml:space="preserve">about zero.</w:t>
-      </w:r>
-    </w:p>
-    <w:bookmarkEnd w:id="83"/>
-    <w:bookmarkStart w:id="84" w:name="a.7-next-experiments-if-revived"/>
-    <w:p>
-      <w:pPr>
-        <w:pStyle w:val="Heading2"/>
-      </w:pPr>
-      <w:r>
-        <w:t xml:space="preserve">A.7 Next experiments (if revived)</w:t>
-      </w:r>
-    </w:p>
-    <w:p>
-      <w:pPr>
-        <w:numPr>
-          <w:ilvl w:val="0"/>
-          <w:numId w:val="1037"/>
-        </w:numPr>
-        <w:pStyle w:val="Compact"/>
-      </w:pPr>
-      <w:r>
-        <w:rPr>
-          <w:bCs/>
-          <w:b/>
-        </w:rPr>
-        <w:t xml:space="preserve">Field-quality check (do first):</w:t>
-      </w:r>
-      <w:r>
-        <w:t xml:space="preserve"> </w:t>
-      </w:r>
-      <w:r>
-        <w:t xml:space="preserve">log raw magnetometer values during a</w:t>
-      </w:r>
-      <w:r>
-        <w:t xml:space="preserve"> </w:t>
-      </w:r>
-      <w:r>
-        <w:t xml:space="preserve">normal session</w:t>
+        <w:t xml:space="preserve">measure</w:t>
+      </w:r>
+      <w:r>
+        <w:t xml:space="preserve"> </w:t>
+      </w:r>
+      <w:r>
+        <w:t xml:space="preserve">how each board sits on its bone (an</w:t>
+      </w:r>
+      <w:r>
+        <w:t xml:space="preserve"> </w:t>
+      </w:r>
+      <w:r>
+        <w:t xml:space="preserve">anatomical zero, but placement must then be careful) or</w:t>
       </w:r>
       <w:r>
         <w:t xml:space="preserve"> </w:t>
@@ -7992,25 +9081,125 @@
           <w:iCs/>
           <w:i/>
         </w:rPr>
-        <w:t xml:space="preserve">in the real test environment</w:t>
-      </w:r>
-      <w:r>
-        <w:t xml:space="preserve"> </w:t>
-      </w:r>
-      <w:r>
-        <w:t xml:space="preserve">and plot the field magnitude.</w:t>
-      </w:r>
-      <w:r>
-        <w:t xml:space="preserve"> </w:t>
-      </w:r>
-      <w:r>
-        <w:t xml:space="preserve">Roughly constant (~25–65 µT) as the limb moves means the environment is clean</w:t>
-      </w:r>
-      <w:r>
-        <w:t xml:space="preserve"> </w:t>
-      </w:r>
-      <w:r>
-        <w:t xml:space="preserve">enough; large swings mean fusion would add error.</w:t>
+        <w:t xml:space="preserve">cancel</w:t>
+      </w:r>
+      <w:r>
+        <w:t xml:space="preserve"> </w:t>
+      </w:r>
+      <w:r>
+        <w:t xml:space="preserve">it by</w:t>
+      </w:r>
+      <w:r>
+        <w:t xml:space="preserve"> </w:t>
+      </w:r>
+      <w:r>
+        <w:t xml:space="preserve">re-zeroing every session (relative zero, placement does not matter). The</w:t>
+      </w:r>
+      <w:r>
+        <w:t xml:space="preserve"> </w:t>
+      </w:r>
+      <w:r>
+        <w:t xml:space="preserve">current design cancels it, which is why placement is not critical. The</w:t>
+      </w:r>
+      <w:r>
+        <w:t xml:space="preserve"> </w:t>
+      </w:r>
+      <w:r>
+        <w:t xml:space="preserve">magnetometer helps with neither.</w:t>
+      </w:r>
+    </w:p>
+    <w:p>
+      <w:pPr>
+        <w:numPr>
+          <w:ilvl w:val="0"/>
+          <w:numId w:val="1036"/>
+        </w:numPr>
+        <w:pStyle w:val="Compact"/>
+      </w:pPr>
+      <w:r>
+        <w:rPr>
+          <w:bCs/>
+          <w:b/>
+        </w:rPr>
+        <w:t xml:space="preserve">Magnetic interference:</w:t>
+      </w:r>
+      <w:r>
+        <w:t xml:space="preserve"> </w:t>
+      </w:r>
+      <w:r>
+        <w:t xml:space="preserve">table and chair legs, treadmills, wheelchairs,</w:t>
+      </w:r>
+      <w:r>
+        <w:t xml:space="preserve"> </w:t>
+      </w:r>
+      <w:r>
+        <w:t xml:space="preserve">steel in floors, batteries, the USB cable and the other board all distort the</w:t>
+      </w:r>
+      <w:r>
+        <w:t xml:space="preserve"> </w:t>
+      </w:r>
+      <w:r>
+        <w:t xml:space="preserve">field. Clinics and gyms are full of these.</w:t>
+      </w:r>
+    </w:p>
+    <w:p>
+      <w:pPr>
+        <w:numPr>
+          <w:ilvl w:val="0"/>
+          <w:numId w:val="1036"/>
+        </w:numPr>
+        <w:pStyle w:val="Compact"/>
+      </w:pPr>
+      <w:r>
+        <w:rPr>
+          <w:bCs/>
+          <w:b/>
+        </w:rPr>
+        <w:t xml:space="preserve">Extra calibration:</w:t>
+      </w:r>
+      <w:r>
+        <w:t xml:space="preserve"> </w:t>
+      </w:r>
+      <w:r>
+        <w:t xml:space="preserve">each board would need a figure-of-eight calibration,</w:t>
+      </w:r>
+      <w:r>
+        <w:t xml:space="preserve"> </w:t>
+      </w:r>
+      <w:r>
+        <w:t xml:space="preserve">repeated whenever conditions change.</w:t>
+      </w:r>
+    </w:p>
+    <w:p>
+      <w:pPr>
+        <w:numPr>
+          <w:ilvl w:val="0"/>
+          <w:numId w:val="1036"/>
+        </w:numPr>
+        <w:pStyle w:val="Compact"/>
+      </w:pPr>
+      <w:r>
+        <w:rPr>
+          <w:bCs/>
+          <w:b/>
+        </w:rPr>
+        <w:t xml:space="preserve">Accuracy gain for knee bending, gait and sit-to-stand:</w:t>
+      </w:r>
+      <w:r>
+        <w:t xml:space="preserve"> </w:t>
+      </w:r>
+      <w:r>
+        <w:t xml:space="preserve">about none.</w:t>
+      </w:r>
+    </w:p>
+    <w:bookmarkEnd w:id="84"/>
+    <w:bookmarkStart w:id="85" w:name="a.7-next-experiments-if-revived"/>
+    <w:p>
+      <w:pPr>
+        <w:pStyle w:val="Heading2"/>
+      </w:pPr>
+      <w:r>
+        <w:t xml:space="preserve">A.7 Next experiments (if revived)</w:t>
       </w:r>
     </w:p>
     <w:p>
@@ -8026,19 +9215,47 @@
           <w:bCs/>
           <w:b/>
         </w:rPr>
-        <w:t xml:space="preserve">3-D comparison:</w:t>
-      </w:r>
-      <w:r>
-        <w:t xml:space="preserve"> </w:t>
-      </w:r>
-      <w:r>
-        <w:t xml:space="preserve">revive the old 9-DOF code behind a flag and compare it</w:t>
-      </w:r>
-      <w:r>
-        <w:t xml:space="preserve"> </w:t>
-      </w:r>
-      <w:r>
-        <w:t xml:space="preserve">with 6-DOF on out-of-plane motions, not sagittal flexion.</w:t>
+        <w:t xml:space="preserve">Check the room first:</w:t>
+      </w:r>
+      <w:r>
+        <w:t xml:space="preserve"> </w:t>
+      </w:r>
+      <w:r>
+        <w:t xml:space="preserve">record the raw magnetic field during a normal</w:t>
+      </w:r>
+      <w:r>
+        <w:t xml:space="preserve"> </w:t>
+      </w:r>
+      <w:r>
+        <w:t xml:space="preserve">session</w:t>
+      </w:r>
+      <w:r>
+        <w:t xml:space="preserve"> </w:t>
+      </w:r>
+      <w:r>
+        <w:rPr>
+          <w:iCs/>
+          <w:i/>
+        </w:rPr>
+        <w:t xml:space="preserve">in the actual test space</w:t>
+      </w:r>
+      <w:r>
+        <w:t xml:space="preserve"> </w:t>
+      </w:r>
+      <w:r>
+        <w:t xml:space="preserve">and plot its strength. If it stays roughly</w:t>
+      </w:r>
+      <w:r>
+        <w:t xml:space="preserve"> </w:t>
+      </w:r>
+      <w:r>
+        <w:t xml:space="preserve">constant (~25–65 µT) as the leg moves, the space is clean enough; large swings</w:t>
+      </w:r>
+      <w:r>
+        <w:t xml:space="preserve"> </w:t>
+      </w:r>
+      <w:r>
+        <w:t xml:space="preserve">mean the magnetometer would add error.</w:t>
       </w:r>
     </w:p>
     <w:p>
@@ -8050,18 +9267,52 @@
         <w:pStyle w:val="Compact"/>
       </w:pPr>
       <w:r>
-        <w:t xml:space="preserve">Integrate only if (1) passes and a 3-D requirement actually exists.</w:t>
-      </w:r>
-    </w:p>
-    <w:bookmarkEnd w:id="84"/>
+        <w:rPr>
+          <w:bCs/>
+          <w:b/>
+        </w:rPr>
+        <w:t xml:space="preserve">Compare in 3-D:</w:t>
+      </w:r>
+      <w:r>
+        <w:t xml:space="preserve"> </w:t>
+      </w:r>
+      <w:r>
+        <w:t xml:space="preserve">bring back the old magnetometer code as an option and</w:t>
+      </w:r>
+      <w:r>
+        <w:t xml:space="preserve"> </w:t>
+      </w:r>
+      <w:r>
+        <w:t xml:space="preserve">compare it with the current method on sideways and twisting movements, not</w:t>
+      </w:r>
+      <w:r>
+        <w:t xml:space="preserve"> </w:t>
+      </w:r>
+      <w:r>
+        <w:t xml:space="preserve">ordinary bending.</w:t>
+      </w:r>
+    </w:p>
+    <w:p>
+      <w:pPr>
+        <w:numPr>
+          <w:ilvl w:val="0"/>
+          <w:numId w:val="1037"/>
+        </w:numPr>
+        <w:pStyle w:val="Compact"/>
+      </w:pPr>
+      <w:r>
+        <w:t xml:space="preserve">Go further only if (1) passes and a 3-D requirement actually exists.</w:t>
+      </w:r>
+    </w:p>
     <w:bookmarkEnd w:id="85"/>
-    <w:bookmarkStart w:id="90" w:name="Xdcc8564b20e31c6c3b09851274aa08234a2baa5"/>
+    <w:bookmarkEnd w:id="86"/>
+    <w:bookmarkStart w:id="91" w:name="X981e3cd5754df6ffd08080a16f367bff4f36eb5"/>
     <w:p>
       <w:pPr>
         <w:pStyle w:val="Heading1"/>
       </w:pPr>
       <w:r>
-        <w:t xml:space="preserve">Appendix B — Absolute (anatomical) angle via functional calibration</w:t>
+        <w:t xml:space="preserve">Appendix B — Anatomical angle via functional calibration</w:t>
       </w:r>
     </w:p>
     <w:p>
@@ -8070,6 +9321,42 @@
       </w:pPr>
       <w:r>
         <w:rPr>
+          <w:iCs/>
+          <w:i/>
+        </w:rPr>
+        <w:t xml:space="preserve">In short:</w:t>
+      </w:r>
+      <w:r>
+        <w:t xml:space="preserve"> </w:t>
+      </w:r>
+      <w:r>
+        <w:t xml:space="preserve">to report true anatomical angles (for example, a knee that cannot</w:t>
+      </w:r>
+      <w:r>
+        <w:t xml:space="preserve"> </w:t>
+      </w:r>
+      <w:r>
+        <w:t xml:space="preserve">fully straighten), the software must learn how each board sits on its bone. A</w:t>
+      </w:r>
+      <w:r>
+        <w:t xml:space="preserve"> </w:t>
+      </w:r>
+      <w:r>
+        <w:t xml:space="preserve">short calibration movement that reveals the knee’s hinge axis can do this. Not</w:t>
+      </w:r>
+      <w:r>
+        <w:t xml:space="preserve"> </w:t>
+      </w:r>
+      <w:r>
+        <w:t xml:space="preserve">built yet.</w:t>
+      </w:r>
+    </w:p>
+    <w:p>
+      <w:pPr>
+        <w:pStyle w:val="BodyText"/>
+      </w:pPr>
+      <w:r>
+        <w:rPr>
           <w:bCs/>
           <w:b/>
         </w:rPr>
@@ -8079,16 +9366,10 @@
         <w:t xml:space="preserve"> </w:t>
       </w:r>
       <w:r>
-        <w:t xml:space="preserve">Identified as the correct path for an absolute angle. Not yet</w:t>
-      </w:r>
-      <w:r>
-        <w:t xml:space="preserve"> </w:t>
-      </w:r>
-      <w:r>
-        <w:t xml:space="preserve">prototyped.</w:t>
-      </w:r>
-    </w:p>
-    <w:bookmarkStart w:id="86" w:name="b.1-motivation"/>
+        <w:t xml:space="preserve">Identified as the right approach. Not yet prototyped.</w:t>
+      </w:r>
+    </w:p>
+    <w:bookmarkStart w:id="87" w:name="b.1-motivation"/>
     <w:p>
       <w:pPr>
         <w:pStyle w:val="Heading2"/>
@@ -8102,19 +9383,19 @@
         <w:pStyle w:val="FirstParagraph"/>
       </w:pPr>
       <w:r>
-        <w:t xml:space="preserve">The current angle is relative to the calibration pose (§5.5), so it cannot</w:t>
-      </w:r>
-      <w:r>
-        <w:t xml:space="preserve"> </w:t>
-      </w:r>
-      <w:r>
-        <w:t xml:space="preserve">report an absolute clinical angle (e.g. a flexion contracture) or be compared</w:t>
-      </w:r>
-      <w:r>
-        <w:t xml:space="preserve"> </w:t>
-      </w:r>
-      <w:r>
-        <w:t xml:space="preserve">across sessions zeroed on different poses. Per Appendix A, this needs a</w:t>
+        <w:t xml:space="preserve">The current angle is relative to the start pose (§5.5), so it cannot report a</w:t>
+      </w:r>
+      <w:r>
+        <w:t xml:space="preserve"> </w:t>
+      </w:r>
+      <w:r>
+        <w:t xml:space="preserve">clinical angle such as a knee that stops 10° short of straight, or compare</w:t>
+      </w:r>
+      <w:r>
+        <w:t xml:space="preserve"> </w:t>
+      </w:r>
+      <w:r>
+        <w:t xml:space="preserve">sessions that were zeroed in different poses. As Appendix A shows, this needs a</w:t>
       </w:r>
       <w:r>
         <w:t xml:space="preserve"> </w:t>
@@ -8130,14 +9411,14 @@
           <w:bCs/>
           <w:b/>
         </w:rPr>
-        <w:t xml:space="preserve">observes the anatomy</w:t>
+        <w:t xml:space="preserve">sees the anatomy</w:t>
       </w:r>
       <w:r>
         <w:t xml:space="preserve">.</w:t>
       </w:r>
     </w:p>
-    <w:bookmarkEnd w:id="86"/>
-    <w:bookmarkStart w:id="87" w:name="b.2-candidate-approaches"/>
+    <w:bookmarkEnd w:id="87"/>
+    <w:bookmarkStart w:id="88" w:name="b.2-candidate-approaches"/>
     <w:p>
       <w:pPr>
         <w:pStyle w:val="Heading2"/>
@@ -8159,37 +9440,37 @@
           <w:bCs/>
           <w:b/>
         </w:rPr>
-        <w:t xml:space="preserve">Functional joint-axis calibration:</w:t>
-      </w:r>
-      <w:r>
-        <w:t xml:space="preserve"> </w:t>
-      </w:r>
-      <w:r>
-        <w:t xml:space="preserve">the subject performs prescribed pure</w:t>
-      </w:r>
-      <w:r>
-        <w:t xml:space="preserve"> </w:t>
-      </w:r>
-      <w:r>
-        <w:t xml:space="preserve">knee-flexion reps. The flexion axis shows up in the gyro as the dominant,</w:t>
-      </w:r>
-      <w:r>
-        <w:t xml:space="preserve"> </w:t>
-      </w:r>
-      <w:r>
-        <w:t xml:space="preserve">consistent rotation axis in each board’s frame, which pins the board → bone</w:t>
-      </w:r>
-      <w:r>
-        <w:t xml:space="preserve"> </w:t>
-      </w:r>
-      <w:r>
-        <w:t xml:space="preserve">mounting. Needs no magnetometer; this is how research-grade IMU systems report</w:t>
-      </w:r>
-      <w:r>
-        <w:t xml:space="preserve"> </w:t>
-      </w:r>
-      <w:r>
-        <w:t xml:space="preserve">anatomical angles.</w:t>
+        <w:t xml:space="preserve">Hinge-axis (functional) calibration:</w:t>
+      </w:r>
+      <w:r>
+        <w:t xml:space="preserve"> </w:t>
+      </w:r>
+      <w:r>
+        <w:t xml:space="preserve">the person does a few pure</w:t>
+      </w:r>
+      <w:r>
+        <w:t xml:space="preserve"> </w:t>
+      </w:r>
+      <w:r>
+        <w:t xml:space="preserve">knee-bending movements. The knee’s hinge axis then shows up in each board’s</w:t>
+      </w:r>
+      <w:r>
+        <w:t xml:space="preserve"> </w:t>
+      </w:r>
+      <w:r>
+        <w:t xml:space="preserve">gyroscope as the main axis of rotation, which reveals how the board sits on the</w:t>
+      </w:r>
+      <w:r>
+        <w:t xml:space="preserve"> </w:t>
+      </w:r>
+      <w:r>
+        <w:t xml:space="preserve">bone. No magnetometer is needed; research-grade motion-sensor systems use this</w:t>
+      </w:r>
+      <w:r>
+        <w:t xml:space="preserve"> </w:t>
+      </w:r>
+      <w:r>
+        <w:t xml:space="preserve">approach.</w:t>
       </w:r>
     </w:p>
     <w:p>
@@ -8205,29 +9486,29 @@
           <w:bCs/>
           <w:b/>
         </w:rPr>
-        <w:t xml:space="preserve">Known-pose / external reference:</w:t>
-      </w:r>
-      <w:r>
-        <w:t xml:space="preserve"> </w:t>
-      </w:r>
-      <w:r>
-        <w:t xml:space="preserve">define true full extension once (a</w:t>
-      </w:r>
-      <w:r>
-        <w:t xml:space="preserve"> </w:t>
-      </w:r>
-      <w:r>
-        <w:t xml:space="preserve">straight-leg fixture, or a manual goniometer or imaging reading) and anchor the</w:t>
-      </w:r>
-      <w:r>
-        <w:t xml:space="preserve"> </w:t>
-      </w:r>
-      <w:r>
-        <w:t xml:space="preserve">anatomical zero to it.</w:t>
-      </w:r>
-    </w:p>
-    <w:bookmarkEnd w:id="87"/>
-    <w:bookmarkStart w:id="88" w:name="b.3-trade-offs"/>
+        <w:t xml:space="preserve">Known pose / outside reference:</w:t>
+      </w:r>
+      <w:r>
+        <w:t xml:space="preserve"> </w:t>
+      </w:r>
+      <w:r>
+        <w:t xml:space="preserve">define true full straightening once (with a</w:t>
+      </w:r>
+      <w:r>
+        <w:t xml:space="preserve"> </w:t>
+      </w:r>
+      <w:r>
+        <w:t xml:space="preserve">straight-leg fixture, a manual goniometer or imaging) and anchor the zero to</w:t>
+      </w:r>
+      <w:r>
+        <w:t xml:space="preserve"> </w:t>
+      </w:r>
+      <w:r>
+        <w:t xml:space="preserve">it.</w:t>
+      </w:r>
+    </w:p>
+    <w:bookmarkEnd w:id="88"/>
+    <w:bookmarkStart w:id="89" w:name="b.3-trade-offs"/>
     <w:p>
       <w:pPr>
         <w:pStyle w:val="Heading2"/>
@@ -8245,7 +9526,13 @@
         <w:pStyle w:val="Compact"/>
       </w:pPr>
       <w:r>
-        <w:t xml:space="preserve">Gains an absolute, cross-session-comparable, contracture-capable angle.</w:t>
+        <w:t xml:space="preserve">Gains an anatomical angle that can be compared across sessions and can show a</w:t>
+      </w:r>
+      <w:r>
+        <w:t xml:space="preserve"> </w:t>
+      </w:r>
+      <w:r>
+        <w:t xml:space="preserve">knee that cannot fully straighten.</w:t>
       </w:r>
     </w:p>
     <w:p>
@@ -8257,7 +9544,13 @@
         <w:pStyle w:val="Compact"/>
       </w:pPr>
       <w:r>
-        <w:t xml:space="preserve">Costs placement and calibration discipline (the</w:t>
+        <w:t xml:space="preserve">Costs more careful placement and a repeatable calibration routine for each</w:t>
+      </w:r>
+      <w:r>
+        <w:t xml:space="preserve"> </w:t>
+      </w:r>
+      <w:r>
+        <w:t xml:space="preserve">person (the</w:t>
       </w:r>
       <w:r>
         <w:t xml:space="preserve"> </w:t>
@@ -8266,7 +9559,7 @@
         <w:t xml:space="preserve">“</w:t>
       </w:r>
       <w:r>
-        <w:t xml:space="preserve">pin</w:t>
+        <w:t xml:space="preserve">measure the mounting</w:t>
       </w:r>
       <w:r>
         <w:t xml:space="preserve">”</w:t>
@@ -8275,13 +9568,7 @@
         <w:t xml:space="preserve"> </w:t>
       </w:r>
       <w:r>
-        <w:t xml:space="preserve">branch in A.6) and a</w:t>
-      </w:r>
-      <w:r>
-        <w:t xml:space="preserve"> </w:t>
-      </w:r>
-      <w:r>
-        <w:t xml:space="preserve">repeatable calibration protocol per subject.</w:t>
+        <w:t xml:space="preserve">choice in A.6).</w:t>
       </w:r>
     </w:p>
     <w:p>
@@ -8293,17 +9580,17 @@
         <w:pStyle w:val="Compact"/>
       </w:pPr>
       <w:r>
-        <w:t xml:space="preserve">Depends on how well the calibration motion isolates the flexion axis; needs</w:t>
-      </w:r>
-      <w:r>
-        <w:t xml:space="preserve"> </w:t>
-      </w:r>
-      <w:r>
-        <w:t xml:space="preserve">validation against a goniometer or other gold standard.</w:t>
-      </w:r>
-    </w:p>
-    <w:bookmarkEnd w:id="88"/>
-    <w:bookmarkStart w:id="89" w:name="b.4-next-steps"/>
+        <w:t xml:space="preserve">Accuracy depends on how purely the calibration movement bends only the knee;</w:t>
+      </w:r>
+      <w:r>
+        <w:t xml:space="preserve"> </w:t>
+      </w:r>
+      <w:r>
+        <w:t xml:space="preserve">it needs checking against a goniometer or another reference method.</w:t>
+      </w:r>
+    </w:p>
+    <w:bookmarkEnd w:id="89"/>
+    <w:bookmarkStart w:id="90" w:name="b.4-next-steps"/>
     <w:p>
       <w:pPr>
         <w:pStyle w:val="Heading2"/>
@@ -8321,13 +9608,13 @@
         <w:pStyle w:val="Compact"/>
       </w:pPr>
       <w:r>
-        <w:t xml:space="preserve">Prototype a functional-axis estimator from a flexion-only capture and compare</w:t>
-      </w:r>
-      <w:r>
-        <w:t xml:space="preserve"> </w:t>
-      </w:r>
-      <w:r>
-        <w:t xml:space="preserve">its zero against a manually measured angle at known poses.</w:t>
+        <w:t xml:space="preserve">Build a hinge-axis estimate from a bending-only recording and compare its zero</w:t>
+      </w:r>
+      <w:r>
+        <w:t xml:space="preserve"> </w:t>
+      </w:r>
+      <w:r>
+        <w:t xml:space="preserve">with a manually measured angle at known poses.</w:t>
       </w:r>
     </w:p>
     <w:p>
@@ -8339,30 +9626,24 @@
         <w:pStyle w:val="Compact"/>
       </w:pPr>
       <w:r>
-        <w:t xml:space="preserve">Decide whether the clinical use needs absolute angles at all, or whether the</w:t>
-      </w:r>
-      <w:r>
-        <w:t xml:space="preserve"> </w:t>
-      </w:r>
-      <w:r>
-        <w:t xml:space="preserve">difference-based measures (ROM, rep counting, gait, movement quality) are</w:t>
-      </w:r>
-      <w:r>
-        <w:t xml:space="preserve"> </w:t>
-      </w:r>
-      <w:r>
-        <w:t xml:space="preserve">sufficient.</w:t>
-      </w:r>
-    </w:p>
-    <w:bookmarkEnd w:id="89"/>
+        <w:t xml:space="preserve">Decide whether the clinical use needs anatomical angles at all, or whether</w:t>
+      </w:r>
+      <w:r>
+        <w:t xml:space="preserve"> </w:t>
+      </w:r>
+      <w:r>
+        <w:t xml:space="preserve">differences (range of motion, repetitions, gait, movement quality) are enough.</w:t>
+      </w:r>
+    </w:p>
     <w:bookmarkEnd w:id="90"/>
-    <w:bookmarkStart w:id="95" w:name="Xd874897da5a187db6bc91567d8332156c48deb8"/>
+    <w:bookmarkEnd w:id="91"/>
+    <w:bookmarkStart w:id="96" w:name="appendix-c-wireless-bluetooth-links"/>
     <w:p>
       <w:pPr>
         <w:pStyle w:val="Heading1"/>
       </w:pPr>
       <w:r>
-        <w:t xml:space="preserve">Appendix C — Bluetooth (BLE) links: going wireless</w:t>
+        <w:t xml:space="preserve">Appendix C — Wireless (Bluetooth) links</w:t>
       </w:r>
     </w:p>
     <w:p>
@@ -8371,6 +9652,36 @@
       </w:pPr>
       <w:r>
         <w:rPr>
+          <w:iCs/>
+          <w:i/>
+        </w:rPr>
+        <w:t xml:space="preserve">In short:</w:t>
+      </w:r>
+      <w:r>
+        <w:t xml:space="preserve"> </w:t>
+      </w:r>
+      <w:r>
+        <w:t xml:space="preserve">the boards already have Bluetooth radios. Using them would remove the</w:t>
+      </w:r>
+      <w:r>
+        <w:t xml:space="preserve"> </w:t>
+      </w:r>
+      <w:r>
+        <w:t xml:space="preserve">wires, mainly for safety and ethics approval, at the cost of batteries and less</w:t>
+      </w:r>
+      <w:r>
+        <w:t xml:space="preserve"> </w:t>
+      </w:r>
+      <w:r>
+        <w:t xml:space="preserve">predictable timing. Not investigated in depth.</w:t>
+      </w:r>
+    </w:p>
+    <w:p>
+      <w:pPr>
+        <w:pStyle w:val="BodyText"/>
+      </w:pPr>
+      <w:r>
+        <w:rPr>
           <w:bCs/>
           <w:b/>
         </w:rPr>
@@ -8383,7 +9694,7 @@
         <w:t xml:space="preserve">Idea raised; not investigated in depth.</w:t>
       </w:r>
     </w:p>
-    <w:bookmarkStart w:id="91" w:name="c.1-motivation"/>
+    <w:bookmarkStart w:id="92" w:name="c.1-motivation"/>
     <w:p>
       <w:pPr>
         <w:pStyle w:val="Heading2"/>
@@ -8397,13 +9708,7 @@
         <w:pStyle w:val="FirstParagraph"/>
       </w:pPr>
       <w:r>
-        <w:t xml:space="preserve">The boards’ nRF52840 chips already have BLE radios, unused today. Two links could</w:t>
-      </w:r>
-      <w:r>
-        <w:t xml:space="preserve"> </w:t>
-      </w:r>
-      <w:r>
-        <w:t xml:space="preserve">go wireless (Figure 2):</w:t>
+        <w:t xml:space="preserve">Two connections could go wireless (Figure 2):</w:t>
       </w:r>
     </w:p>
     <w:p>
@@ -8419,19 +9724,13 @@
           <w:bCs/>
           <w:b/>
         </w:rPr>
-        <w:t xml:space="preserve">Link A — peripheral ↔ central</w:t>
-      </w:r>
-      <w:r>
-        <w:t xml:space="preserve"> </w:t>
-      </w:r>
-      <w:r>
-        <w:t xml:space="preserve">(board to board): today the wired UART,</w:t>
-      </w:r>
-      <w:r>
-        <w:t xml:space="preserve"> </w:t>
-      </w:r>
-      <w:r>
-        <w:t xml:space="preserve">including the wire across the knee.</w:t>
+        <w:t xml:space="preserve">Link A — shank board ↔ thigh board:</w:t>
+      </w:r>
+      <w:r>
+        <w:t xml:space="preserve"> </w:t>
+      </w:r>
+      <w:r>
+        <w:t xml:space="preserve">today the wire that crosses the knee.</w:t>
       </w:r>
     </w:p>
     <w:p>
@@ -8447,13 +9746,13 @@
           <w:bCs/>
           <w:b/>
         </w:rPr>
-        <w:t xml:space="preserve">Link B — central ↔ PC</w:t>
-      </w:r>
-      <w:r>
-        <w:t xml:space="preserve"> </w:t>
-      </w:r>
-      <w:r>
-        <w:t xml:space="preserve">(board to PC): today USB serial.</w:t>
+        <w:t xml:space="preserve">Link B — thigh board ↔ PC:</w:t>
+      </w:r>
+      <w:r>
+        <w:t xml:space="preserve"> </w:t>
+      </w:r>
+      <w:r>
+        <w:t xml:space="preserve">today the USB cable.</w:t>
       </w:r>
     </w:p>
     <w:p>
@@ -8465,29 +9764,35 @@
           <w:bCs/>
           <w:b/>
         </w:rPr>
-        <w:t xml:space="preserve">Main driver: safety and REB approval.</w:t>
-      </w:r>
-      <w:r>
-        <w:t xml:space="preserve"> </w:t>
-      </w:r>
-      <w:r>
-        <w:t xml:space="preserve">Removing wires — especially one across</w:t>
-      </w:r>
-      <w:r>
-        <w:t xml:space="preserve"> </w:t>
-      </w:r>
-      <w:r>
-        <w:t xml:space="preserve">the joint or tethering the subject to a PC — reduces trip, entanglement and</w:t>
-      </w:r>
-      <w:r>
-        <w:t xml:space="preserve"> </w:t>
-      </w:r>
-      <w:r>
-        <w:t xml:space="preserve">electrical-safety concerns. It also frees gait and sit-to-stand movements.</w:t>
-      </w:r>
-    </w:p>
-    <w:bookmarkEnd w:id="91"/>
-    <w:bookmarkStart w:id="92" w:name="c.2-how"/>
+        <w:t xml:space="preserve">Main reason: safety and ethics approval.</w:t>
+      </w:r>
+      <w:r>
+        <w:t xml:space="preserve"> </w:t>
+      </w:r>
+      <w:r>
+        <w:t xml:space="preserve">Removing wires — especially one</w:t>
+      </w:r>
+      <w:r>
+        <w:t xml:space="preserve"> </w:t>
+      </w:r>
+      <w:r>
+        <w:t xml:space="preserve">across the joint or one tying the person to a PC — reduces the risk of tripping,</w:t>
+      </w:r>
+      <w:r>
+        <w:t xml:space="preserve"> </w:t>
+      </w:r>
+      <w:r>
+        <w:t xml:space="preserve">tangling and electrical hazards. It also lets people walk and stand up more</w:t>
+      </w:r>
+      <w:r>
+        <w:t xml:space="preserve"> </w:t>
+      </w:r>
+      <w:r>
+        <w:t xml:space="preserve">naturally.</w:t>
+      </w:r>
+    </w:p>
+    <w:bookmarkEnd w:id="92"/>
+    <w:bookmarkStart w:id="93" w:name="c.2-how"/>
     <w:p>
       <w:pPr>
         <w:pStyle w:val="Heading2"/>
@@ -8505,13 +9810,7 @@
         <w:pStyle w:val="Compact"/>
       </w:pPr>
       <w:r>
-        <w:t xml:space="preserve">ArduinoBLE on the boards (packets as BLE notifications); a BLE client such as</w:t>
-      </w:r>
-      <w:r>
-        <w:t xml:space="preserve"> </w:t>
-      </w:r>
-      <w:r>
-        <w:t xml:space="preserve">Python</w:t>
+        <w:t xml:space="preserve">Bluetooth software on the boards, and a Bluetooth library (such as Python</w:t>
       </w:r>
       <w:r>
         <w:t xml:space="preserve"> </w:t>
@@ -8523,10 +9822,13 @@
         <w:t xml:space="preserve">bleak</w:t>
       </w:r>
       <w:r>
-        <w:t xml:space="preserve"> </w:t>
-      </w:r>
-      <w:r>
-        <w:t xml:space="preserve">replaces pyserial on the PC. Either link can be cut on its own.</w:t>
+        <w:t xml:space="preserve">) on the PC in place of the USB serial connection. Each link can be</w:t>
+      </w:r>
+      <w:r>
+        <w:t xml:space="preserve"> </w:t>
+      </w:r>
+      <w:r>
+        <w:t xml:space="preserve">replaced on its own.</w:t>
       </w:r>
     </w:p>
     <w:p>
@@ -8548,17 +9850,17 @@
         <w:t xml:space="preserve"> </w:t>
       </w:r>
       <w:r>
-        <w:t xml:space="preserve">it removes the PC tether without touching the board-to-board</w:t>
-      </w:r>
-      <w:r>
-        <w:t xml:space="preserve"> </w:t>
-      </w:r>
-      <w:r>
-        <w:t xml:space="preserve">data path. Link A removes the wire that crosses the knee.</w:t>
-      </w:r>
-    </w:p>
-    <w:bookmarkEnd w:id="92"/>
-    <w:bookmarkStart w:id="93" w:name="c.3-things-to-watch"/>
+        <w:t xml:space="preserve">it removes the tie to the PC without changing the</w:t>
+      </w:r>
+      <w:r>
+        <w:t xml:space="preserve"> </w:t>
+      </w:r>
+      <w:r>
+        <w:t xml:space="preserve">board-to-board link. Link A removes the wire across the knee.</w:t>
+      </w:r>
+    </w:p>
+    <w:bookmarkEnd w:id="93"/>
+    <w:bookmarkStart w:id="94" w:name="c.3-things-to-watch"/>
     <w:p>
       <w:pPr>
         <w:pStyle w:val="Heading2"/>
@@ -8580,19 +9882,19 @@
           <w:bCs/>
           <w:b/>
         </w:rPr>
-        <w:t xml:space="preserve">Dropouts:</w:t>
-      </w:r>
-      <w:r>
-        <w:t xml:space="preserve"> </w:t>
-      </w:r>
-      <w:r>
-        <w:t xml:space="preserve">the existing gap handling (§6.3, §8.3) helps, but BLE adds its</w:t>
-      </w:r>
-      <w:r>
-        <w:t xml:space="preserve"> </w:t>
-      </w:r>
-      <w:r>
-        <w:t xml:space="preserve">own loss and reconnection behaviour.</w:t>
+        <w:t xml:space="preserve">Lost data:</w:t>
+      </w:r>
+      <w:r>
+        <w:t xml:space="preserve"> </w:t>
+      </w:r>
+      <w:r>
+        <w:t xml:space="preserve">the existing gap handling (§6.3, §8.3) helps, but Bluetooth has</w:t>
+      </w:r>
+      <w:r>
+        <w:t xml:space="preserve"> </w:t>
+      </w:r>
+      <w:r>
+        <w:t xml:space="preserve">its own dropouts and reconnections.</w:t>
       </w:r>
     </w:p>
     <w:p>
@@ -8614,29 +9916,13 @@
         <w:t xml:space="preserve"> </w:t>
       </w:r>
       <w:r>
-        <w:t xml:space="preserve">BLE delivers in connection intervals (≥ 7.5 ms) with jitter, so</w:t>
-      </w:r>
-      <w:r>
-        <w:t xml:space="preserve"> </w:t>
-      </w:r>
-      <w:r>
-        <w:t xml:space="preserve">samples should be</w:t>
-      </w:r>
-      <w:r>
-        <w:t xml:space="preserve"> </w:t>
-      </w:r>
-      <w:r>
-        <w:rPr>
-          <w:bCs/>
-          <w:b/>
-        </w:rPr>
-        <w:t xml:space="preserve">timestamped at the source</w:t>
-      </w:r>
-      <w:r>
-        <w:t xml:space="preserve"> </w:t>
-      </w:r>
-      <w:r>
-        <w:t xml:space="preserve">rather than on receipt.</w:t>
+        <w:t xml:space="preserve">Bluetooth delivers data in bursts (at least 7.5 ms apart) with</w:t>
+      </w:r>
+      <w:r>
+        <w:t xml:space="preserve"> </w:t>
+      </w:r>
+      <w:r>
+        <w:t xml:space="preserve">uneven delays, so each reading should carry its own time stamp from the board.</w:t>
       </w:r>
     </w:p>
     <w:p>
@@ -8652,19 +9938,19 @@
           <w:bCs/>
           <w:b/>
         </w:rPr>
-        <w:t xml:space="preserve">Throughput:</w:t>
-      </w:r>
-      <w:r>
-        <w:t xml:space="preserve"> </w:t>
-      </w:r>
-      <w:r>
-        <w:t xml:space="preserve">50 Hz is feasible but with less headroom than UART; may need a</w:t>
-      </w:r>
-      <w:r>
-        <w:t xml:space="preserve"> </w:t>
-      </w:r>
-      <w:r>
-        <w:t xml:space="preserve">larger MTU, several samples per notification, or a lower rate.</w:t>
+        <w:t xml:space="preserve">Capacity:</w:t>
+      </w:r>
+      <w:r>
+        <w:t xml:space="preserve"> </w:t>
+      </w:r>
+      <w:r>
+        <w:t xml:space="preserve">50 Hz is possible but with less spare room than the wire;</w:t>
+      </w:r>
+      <w:r>
+        <w:t xml:space="preserve"> </w:t>
+      </w:r>
+      <w:r>
+        <w:t xml:space="preserve">several readings may need to be sent together, or the rate lowered.</w:t>
       </w:r>
     </w:p>
     <w:p>
@@ -8680,19 +9966,19 @@
           <w:bCs/>
           <w:b/>
         </w:rPr>
-        <w:t xml:space="preserve">Framing gets simpler:</w:t>
-      </w:r>
-      <w:r>
-        <w:t xml:space="preserve"> </w:t>
-      </w:r>
-      <w:r>
-        <w:t xml:space="preserve">each notification is already a frame, so the header</w:t>
-      </w:r>
-      <w:r>
-        <w:t xml:space="preserve"> </w:t>
-      </w:r>
-      <w:r>
-        <w:t xml:space="preserve">and resync logic (§6.2) is not needed; keep the checksum.</w:t>
+        <w:t xml:space="preserve">Simpler messages:</w:t>
+      </w:r>
+      <w:r>
+        <w:t xml:space="preserve"> </w:t>
+      </w:r>
+      <w:r>
+        <w:t xml:space="preserve">Bluetooth already separates messages, so the start-marker</w:t>
+      </w:r>
+      <w:r>
+        <w:t xml:space="preserve"> </w:t>
+      </w:r>
+      <w:r>
+        <w:t xml:space="preserve">logic (§6.2) is not needed; the checksum is still worth keeping.</w:t>
       </w:r>
     </w:p>
     <w:p>
@@ -8714,13 +10000,13 @@
         <w:t xml:space="preserve"> </w:t>
       </w:r>
       <w:r>
-        <w:t xml:space="preserve">wireless means a battery per board (also a magnetic disturbance if</w:t>
-      </w:r>
-      <w:r>
-        <w:t xml:space="preserve"> </w:t>
-      </w:r>
-      <w:r>
-        <w:t xml:space="preserve">the magnetometer is ever revived).</w:t>
+        <w:t xml:space="preserve">wireless means a battery on each board (which would also disturb a</w:t>
+      </w:r>
+      <w:r>
+        <w:t xml:space="preserve"> </w:t>
+      </w:r>
+      <w:r>
+        <w:t xml:space="preserve">magnetometer if one were ever used).</w:t>
       </w:r>
     </w:p>
     <w:p>
@@ -8736,17 +10022,17 @@
           <w:bCs/>
           <w:b/>
         </w:rPr>
-        <w:t xml:space="preserve">2.4 GHz congestion</w:t>
-      </w:r>
-      <w:r>
-        <w:t xml:space="preserve"> </w:t>
-      </w:r>
-      <w:r>
-        <w:t xml:space="preserve">and pairing/reconnection robustness.</w:t>
-      </w:r>
-    </w:p>
-    <w:bookmarkEnd w:id="93"/>
-    <w:bookmarkStart w:id="94" w:name="c.4-next-steps"/>
+        <w:t xml:space="preserve">Interference</w:t>
+      </w:r>
+      <w:r>
+        <w:t xml:space="preserve"> </w:t>
+      </w:r>
+      <w:r>
+        <w:t xml:space="preserve">from other 2.4 GHz devices, and reliable reconnection.</w:t>
+      </w:r>
+    </w:p>
+    <w:bookmarkEnd w:id="94"/>
+    <w:bookmarkStart w:id="95" w:name="c.4-next-steps"/>
     <w:p>
       <w:pPr>
         <w:pStyle w:val="Heading2"/>
@@ -8764,13 +10050,13 @@
         <w:pStyle w:val="Compact"/>
       </w:pPr>
       <w:r>
-        <w:t xml:space="preserve">Prototype one link at a time, starting with Link B. Measure rate, dropout and</w:t>
-      </w:r>
-      <w:r>
-        <w:t xml:space="preserve"> </w:t>
-      </w:r>
-      <w:r>
-        <w:t xml:space="preserve">timing jitter against the wired baseline, and compare angle traces.</w:t>
+        <w:t xml:space="preserve">Build one link at a time, starting with Link B. Measure the rate, lost data and</w:t>
+      </w:r>
+      <w:r>
+        <w:t xml:space="preserve"> </w:t>
+      </w:r>
+      <w:r>
+        <w:t xml:space="preserve">timing against the wired version, and compare the angle traces.</w:t>
       </w:r>
     </w:p>
     <w:p>
@@ -8782,24 +10068,24 @@
         <w:pStyle w:val="Compact"/>
       </w:pPr>
       <w:r>
-        <w:t xml:space="preserve">Decide per link whether the safety benefit outweighs the added variability for</w:t>
-      </w:r>
-      <w:r>
-        <w:t xml:space="preserve"> </w:t>
-      </w:r>
-      <w:r>
-        <w:t xml:space="preserve">the intended study.</w:t>
-      </w:r>
-    </w:p>
-    <w:bookmarkEnd w:id="94"/>
+        <w:t xml:space="preserve">Decide for each link whether the safety benefit is worth the extra variability</w:t>
+      </w:r>
+      <w:r>
+        <w:t xml:space="preserve"> </w:t>
+      </w:r>
+      <w:r>
+        <w:t xml:space="preserve">for the planned study.</w:t>
+      </w:r>
+    </w:p>
     <w:bookmarkEnd w:id="95"/>
-    <w:bookmarkStart w:id="100" w:name="X323d0120f8ea92bec58e80a72b01a6a225059ab"/>
+    <w:bookmarkEnd w:id="96"/>
+    <w:bookmarkStart w:id="101" w:name="appendix-d-more-sensors-and-joints"/>
     <w:p>
       <w:pPr>
         <w:pStyle w:val="Heading1"/>
       </w:pPr>
       <w:r>
-        <w:t xml:space="preserve">Appendix D — Scaling to multiple nodes / multiple joints</w:t>
+        <w:t xml:space="preserve">Appendix D — More sensors and joints</w:t>
       </w:r>
     </w:p>
     <w:p>
@@ -8808,6 +10094,36 @@
       </w:pPr>
       <w:r>
         <w:rPr>
+          <w:iCs/>
+          <w:i/>
+        </w:rPr>
+        <w:t xml:space="preserve">In short:</w:t>
+      </w:r>
+      <w:r>
+        <w:t xml:space="preserve"> </w:t>
+      </w:r>
+      <w:r>
+        <w:t xml:space="preserve">measuring more than one joint (for example hip, knee and ankle, or</w:t>
+      </w:r>
+      <w:r>
+        <w:t xml:space="preserve"> </w:t>
+      </w:r>
+      <w:r>
+        <w:t xml:space="preserve">both knees) needs more boards, a way to tell them apart, and careful time</w:t>
+      </w:r>
+      <w:r>
+        <w:t xml:space="preserve"> </w:t>
+      </w:r>
+      <w:r>
+        <w:t xml:space="preserve">matching between them. Not investigated in depth.</w:t>
+      </w:r>
+    </w:p>
+    <w:p>
+      <w:pPr>
+        <w:pStyle w:val="BodyText"/>
+      </w:pPr>
+      <w:r>
+        <w:rPr>
           <w:bCs/>
           <w:b/>
         </w:rPr>
@@ -8820,7 +10136,7 @@
         <w:t xml:space="preserve">Idea raised; not investigated in depth.</w:t>
       </w:r>
     </w:p>
-    <w:bookmarkStart w:id="96" w:name="d.1-motivation"/>
+    <w:bookmarkStart w:id="97" w:name="d.1-motivation"/>
     <w:p>
       <w:pPr>
         <w:pStyle w:val="Heading2"/>
@@ -8834,39 +10150,48 @@
         <w:pStyle w:val="FirstParagraph"/>
       </w:pPr>
       <w:r>
-        <w:t xml:space="preserve">Today one pair (thigh + shank) measures one joint. Studies may want a</w:t>
-      </w:r>
-      <w:r>
-        <w:t xml:space="preserve"> </w:t>
-      </w:r>
-      <w:r>
-        <w:rPr>
-          <w:bCs/>
-          <w:b/>
-        </w:rPr>
-        <w:t xml:space="preserve">kinematic chain</w:t>
-      </w:r>
-      <w:r>
-        <w:t xml:space="preserve"> </w:t>
-      </w:r>
-      <w:r>
-        <w:t xml:space="preserve">(thigh + shank + foot for hip / knee / ankle),</w:t>
-      </w:r>
-      <w:r>
-        <w:t xml:space="preserve"> </w:t>
-      </w:r>
-      <w:r>
-        <w:rPr>
-          <w:bCs/>
-          <w:b/>
-        </w:rPr>
-        <w:t xml:space="preserve">bilateral</w:t>
-      </w:r>
-      <w:r>
-        <w:t xml:space="preserve"> </w:t>
-      </w:r>
-      <w:r>
-        <w:t xml:space="preserve">capture, or a fuller lower-body montage. Two topologies were raised:</w:t>
+        <w:t xml:space="preserve">Today one pair of boards measures one knee. Studies may want a</w:t>
+      </w:r>
+      <w:r>
+        <w:t xml:space="preserve"> </w:t>
+      </w:r>
+      <w:r>
+        <w:rPr>
+          <w:bCs/>
+          <w:b/>
+        </w:rPr>
+        <w:t xml:space="preserve">chain</w:t>
+      </w:r>
+      <w:r>
+        <w:t xml:space="preserve"> </w:t>
+      </w:r>
+      <w:r>
+        <w:t xml:space="preserve">on one</w:t>
+      </w:r>
+      <w:r>
+        <w:t xml:space="preserve"> </w:t>
+      </w:r>
+      <w:r>
+        <w:t xml:space="preserve">leg (thigh + shank + foot for hip, knee and ankle),</w:t>
+      </w:r>
+      <w:r>
+        <w:t xml:space="preserve"> </w:t>
+      </w:r>
+      <w:r>
+        <w:rPr>
+          <w:bCs/>
+          <w:b/>
+        </w:rPr>
+        <w:t xml:space="preserve">both legs</w:t>
+      </w:r>
+      <w:r>
+        <w:t xml:space="preserve">, or more of the</w:t>
+      </w:r>
+      <w:r>
+        <w:t xml:space="preserve"> </w:t>
+      </w:r>
+      <w:r>
+        <w:t xml:space="preserve">lower body. Two layouts were suggested:</w:t>
       </w:r>
     </w:p>
     <w:p>
@@ -8882,13 +10207,13 @@
           <w:bCs/>
           <w:b/>
         </w:rPr>
-        <w:t xml:space="preserve">Star:</w:t>
-      </w:r>
-      <w:r>
-        <w:t xml:space="preserve"> </w:t>
-      </w:r>
-      <w:r>
-        <w:t xml:space="preserve">several sensor boards stream to one hub, which forwards a single</w:t>
+        <w:t xml:space="preserve">Hub:</w:t>
+      </w:r>
+      <w:r>
+        <w:t xml:space="preserve"> </w:t>
+      </w:r>
+      <w:r>
+        <w:t xml:space="preserve">several sensor boards send to one hub board, which sends a single</w:t>
       </w:r>
       <w:r>
         <w:t xml:space="preserve"> </w:t>
@@ -8916,23 +10241,23 @@
         <w:t xml:space="preserve"> </w:t>
       </w:r>
       <w:r>
-        <w:t xml:space="preserve">several two-board units (today’s firmware), each</w:t>
-      </w:r>
-      <w:r>
-        <w:t xml:space="preserve"> </w:t>
-      </w:r>
-      <w:r>
-        <w:t xml:space="preserve">measuring one joint, combined on the PC.</w:t>
-      </w:r>
-    </w:p>
-    <w:bookmarkEnd w:id="96"/>
-    <w:bookmarkStart w:id="97" w:name="d.2-key-design-considerations"/>
+        <w:t xml:space="preserve">several of today’s two-board units, each measuring one</w:t>
+      </w:r>
+      <w:r>
+        <w:t xml:space="preserve"> </w:t>
+      </w:r>
+      <w:r>
+        <w:t xml:space="preserve">joint, combined on the PC.</w:t>
+      </w:r>
+    </w:p>
+    <w:bookmarkEnd w:id="97"/>
+    <w:bookmarkStart w:id="98" w:name="d.2-things-to-consider"/>
     <w:p>
       <w:pPr>
         <w:pStyle w:val="Heading2"/>
       </w:pPr>
       <w:r>
-        <w:t xml:space="preserve">D.2 Key design considerations</w:t>
+        <w:t xml:space="preserve">D.2 Things to consider</w:t>
       </w:r>
     </w:p>
     <w:p>
@@ -8948,25 +10273,19 @@
           <w:bCs/>
           <w:b/>
         </w:rPr>
-        <w:t xml:space="preserve">Wiring pushes toward BLE (Appendix C).</w:t>
-      </w:r>
-      <w:r>
-        <w:t xml:space="preserve"> </w:t>
-      </w:r>
-      <w:r>
-        <w:t xml:space="preserve">The board has only one hardware</w:t>
-      </w:r>
-      <w:r>
-        <w:t xml:space="preserve"> </w:t>
-      </w:r>
-      <w:r>
-        <w:t xml:space="preserve">UART, so a wired star does not fan out; a BLE hub can hold several</w:t>
-      </w:r>
-      <w:r>
-        <w:t xml:space="preserve"> </w:t>
-      </w:r>
-      <w:r>
-        <w:t xml:space="preserve">connections.</w:t>
+        <w:t xml:space="preserve">Wiring points to Bluetooth (Appendix C).</w:t>
+      </w:r>
+      <w:r>
+        <w:t xml:space="preserve"> </w:t>
+      </w:r>
+      <w:r>
+        <w:t xml:space="preserve">Each board has only one wired</w:t>
+      </w:r>
+      <w:r>
+        <w:t xml:space="preserve"> </w:t>
+      </w:r>
+      <w:r>
+        <w:t xml:space="preserve">serial link, so a wired hub cannot connect several boards; a Bluetooth hub can.</w:t>
       </w:r>
     </w:p>
     <w:p>
@@ -8982,19 +10301,19 @@
           <w:bCs/>
           <w:b/>
         </w:rPr>
-        <w:t xml:space="preserve">Node addressing:</w:t>
-      </w:r>
-      <w:r>
-        <w:t xml:space="preserve"> </w:t>
-      </w:r>
-      <w:r>
-        <w:t xml:space="preserve">packets need a node ID, and the line format and CSV must</w:t>
-      </w:r>
-      <w:r>
-        <w:t xml:space="preserve"> </w:t>
-      </w:r>
-      <w:r>
-        <w:t xml:space="preserve">generalise from fixed thigh/shank columns to N segments and M joints.</w:t>
+        <w:t xml:space="preserve">Telling sensors apart:</w:t>
+      </w:r>
+      <w:r>
+        <w:t xml:space="preserve"> </w:t>
+      </w:r>
+      <w:r>
+        <w:t xml:space="preserve">each message needs a sensor ID, and the saved files</w:t>
+      </w:r>
+      <w:r>
+        <w:t xml:space="preserve"> </w:t>
+      </w:r>
+      <w:r>
+        <w:t xml:space="preserve">need a general layout for any number of segments and joints.</w:t>
       </w:r>
     </w:p>
     <w:p>
@@ -9010,25 +10329,25 @@
           <w:bCs/>
           <w:b/>
         </w:rPr>
-        <w:t xml:space="preserve">Time alignment</w:t>
-      </w:r>
-      <w:r>
-        <w:t xml:space="preserve"> </w:t>
-      </w:r>
-      <w:r>
-        <w:t xml:space="preserve">is the biggest correctness risk: angles between segments</w:t>
-      </w:r>
-      <w:r>
-        <w:t xml:space="preserve"> </w:t>
-      </w:r>
-      <w:r>
-        <w:t xml:space="preserve">need time-aligned samples, so source timestamps and a shared clock across nodes</w:t>
-      </w:r>
-      <w:r>
-        <w:t xml:space="preserve"> </w:t>
-      </w:r>
-      <w:r>
-        <w:t xml:space="preserve">are required.</w:t>
+        <w:t xml:space="preserve">Time matching</w:t>
+      </w:r>
+      <w:r>
+        <w:t xml:space="preserve"> </w:t>
+      </w:r>
+      <w:r>
+        <w:t xml:space="preserve">is the biggest risk: an angle between two segments needs</w:t>
+      </w:r>
+      <w:r>
+        <w:t xml:space="preserve"> </w:t>
+      </w:r>
+      <w:r>
+        <w:t xml:space="preserve">readings taken at the same moment, so all boards need time stamps from a shared</w:t>
+      </w:r>
+      <w:r>
+        <w:t xml:space="preserve"> </w:t>
+      </w:r>
+      <w:r>
+        <w:t xml:space="preserve">clock.</w:t>
       </w:r>
     </w:p>
     <w:p>
@@ -9044,19 +10363,19 @@
           <w:bCs/>
           <w:b/>
         </w:rPr>
-        <w:t xml:space="preserve">Bandwidth:</w:t>
-      </w:r>
-      <w:r>
-        <w:t xml:space="preserve"> </w:t>
-      </w:r>
-      <w:r>
-        <w:t xml:space="preserve">N nodes × 50 Hz share one link budget, which may cap the rate or</w:t>
-      </w:r>
-      <w:r>
-        <w:t xml:space="preserve"> </w:t>
-      </w:r>
-      <w:r>
-        <w:t xml:space="preserve">node count.</w:t>
+        <w:t xml:space="preserve">Capacity:</w:t>
+      </w:r>
+      <w:r>
+        <w:t xml:space="preserve"> </w:t>
+      </w:r>
+      <w:r>
+        <w:t xml:space="preserve">many sensors at 50 Hz share one link, which may limit the rate or</w:t>
+      </w:r>
+      <w:r>
+        <w:t xml:space="preserve"> </w:t>
+      </w:r>
+      <w:r>
+        <w:t xml:space="preserve">the number of sensors.</w:t>
       </w:r>
     </w:p>
     <w:p>
@@ -9078,17 +10397,23 @@
         <w:t xml:space="preserve"> </w:t>
       </w:r>
       <w:r>
-        <w:t xml:space="preserve">grows with each segment, so the protocol and UI must scale.</w:t>
-      </w:r>
-    </w:p>
-    <w:bookmarkEnd w:id="97"/>
-    <w:bookmarkStart w:id="98" w:name="d.3-topology-trade-off"/>
+        <w:t xml:space="preserve">gets longer with each segment, so the routine and the GUI must</w:t>
+      </w:r>
+      <w:r>
+        <w:t xml:space="preserve"> </w:t>
+      </w:r>
+      <w:r>
+        <w:t xml:space="preserve">scale with it.</w:t>
+      </w:r>
+    </w:p>
+    <w:bookmarkEnd w:id="98"/>
+    <w:bookmarkStart w:id="99" w:name="d.3-layout-trade-off"/>
     <w:p>
       <w:pPr>
         <w:pStyle w:val="Heading2"/>
       </w:pPr>
       <w:r>
-        <w:t xml:space="preserve">D.3 Topology trade-off</w:t>
+        <w:t xml:space="preserve">D.3 Layout trade-off</w:t>
       </w:r>
     </w:p>
     <w:tbl>
@@ -9129,7 +10454,7 @@
                 <w:b/>
                 <w:sz w:val="19"/>
               </w:rPr>
-              <w:t xml:space="preserve">Topology</w:t>
+              <w:t xml:space="preserve">Layout</w:t>
             </w:r>
           </w:p>
         </w:tc>
@@ -9182,37 +10507,37 @@
               <w:rPr>
                 <w:sz w:val="19"/>
               </w:rPr>
-              <w:t xml:space="preserve">Star</w:t>
-            </w:r>
-          </w:p>
-        </w:tc>
-        <w:tc>
-          <w:tcPr/>
-          <w:p>
-            <w:pPr>
-              <w:pStyle w:val="Compact"/>
-              <w:jc w:val="left"/>
-            </w:pPr>
-            <w:r>
-              <w:rPr>
-                <w:sz w:val="19"/>
-              </w:rPr>
-              <w:t xml:space="preserve">One stream and one time base at the hub; simple PC side</w:t>
-            </w:r>
-          </w:p>
-        </w:tc>
-        <w:tc>
-          <w:tcPr/>
-          <w:p>
-            <w:pPr>
-              <w:pStyle w:val="Compact"/>
-              <w:jc w:val="left"/>
-            </w:pPr>
-            <w:r>
-              <w:rPr>
-                <w:sz w:val="19"/>
-              </w:rPr>
-              <w:t xml:space="preserve">Hub’s link budget is the ceiling; single point of failure</w:t>
+              <w:t xml:space="preserve">Hub</w:t>
+            </w:r>
+          </w:p>
+        </w:tc>
+        <w:tc>
+          <w:tcPr/>
+          <w:p>
+            <w:pPr>
+              <w:pStyle w:val="Compact"/>
+              <w:jc w:val="left"/>
+            </w:pPr>
+            <w:r>
+              <w:rPr>
+                <w:sz w:val="19"/>
+              </w:rPr>
+              <w:t xml:space="preserve">One stream and one clock at the hub; simple on the PC</w:t>
+            </w:r>
+          </w:p>
+        </w:tc>
+        <w:tc>
+          <w:tcPr/>
+          <w:p>
+            <w:pPr>
+              <w:pStyle w:val="Compact"/>
+              <w:jc w:val="left"/>
+            </w:pPr>
+            <w:r>
+              <w:rPr>
+                <w:sz w:val="19"/>
+              </w:rPr>
+              <w:t xml:space="preserve">The hub’s capacity is the limit, and if it fails everything stops</w:t>
             </w:r>
           </w:p>
         </w:tc>
@@ -9244,29 +10569,29 @@
               <w:rPr>
                 <w:sz w:val="19"/>
               </w:rPr>
-              <w:t xml:space="preserve">Modular; reuses current firmware</w:t>
-            </w:r>
-          </w:p>
-        </w:tc>
-        <w:tc>
-          <w:tcPr/>
-          <w:p>
-            <w:pPr>
-              <w:pStyle w:val="Compact"/>
-              <w:jc w:val="left"/>
-            </w:pPr>
-            <w:r>
-              <w:rPr>
-                <w:sz w:val="19"/>
-              </w:rPr>
-              <w:t xml:space="preserve">PC must time-align several streams; more radios / USB ports and hardware</w:t>
+              <w:t xml:space="preserve">Modular; reuses today’s firmware</w:t>
+            </w:r>
+          </w:p>
+        </w:tc>
+        <w:tc>
+          <w:tcPr/>
+          <w:p>
+            <w:pPr>
+              <w:pStyle w:val="Compact"/>
+              <w:jc w:val="left"/>
+            </w:pPr>
+            <w:r>
+              <w:rPr>
+                <w:sz w:val="19"/>
+              </w:rPr>
+              <w:t xml:space="preserve">The PC must time-match several streams; more radios or USB ports and more hardware</w:t>
             </w:r>
           </w:p>
         </w:tc>
       </w:tr>
     </w:tbl>
-    <w:bookmarkEnd w:id="98"/>
-    <w:bookmarkStart w:id="99" w:name="d.4-next-steps"/>
+    <w:bookmarkEnd w:id="99"/>
+    <w:bookmarkStart w:id="100" w:name="d.4-next-steps"/>
     <w:p>
       <w:pPr>
         <w:pStyle w:val="Heading2"/>
@@ -9284,13 +10609,13 @@
         <w:pStyle w:val="Compact"/>
       </w:pPr>
       <w:r>
-        <w:t xml:space="preserve">Define a node-ID packet and a generalised data model (N segments, M joints)</w:t>
-      </w:r>
-      <w:r>
-        <w:t xml:space="preserve"> </w:t>
-      </w:r>
-      <w:r>
-        <w:t xml:space="preserve">before choosing a topology.</w:t>
+        <w:t xml:space="preserve">Define a message with a sensor ID and a general data layout (any number of</w:t>
+      </w:r>
+      <w:r>
+        <w:t xml:space="preserve"> </w:t>
+      </w:r>
+      <w:r>
+        <w:t xml:space="preserve">segments and joints) before choosing a layout.</w:t>
       </w:r>
     </w:p>
     <w:p>
@@ -9302,13 +10627,13 @@
         <w:pStyle w:val="Compact"/>
       </w:pPr>
       <w:r>
-        <w:t xml:space="preserve">Prototype cross-node time sync and measure residual skew against the accuracy</w:t>
-      </w:r>
-      <w:r>
-        <w:t xml:space="preserve"> </w:t>
-      </w:r>
-      <w:r>
-        <w:t xml:space="preserve">the study needs.</w:t>
+        <w:t xml:space="preserve">Build time matching across boards and measure how closely it aligns, against</w:t>
+      </w:r>
+      <w:r>
+        <w:t xml:space="preserve"> </w:t>
+      </w:r>
+      <w:r>
+        <w:t xml:space="preserve">the accuracy the study needs.</w:t>
       </w:r>
     </w:p>
     <w:p>
@@ -9320,7 +10645,7 @@
         <w:pStyle w:val="Compact"/>
       </w:pPr>
       <w:r>
-        <w:t xml:space="preserve">Choose by study scale: a BLE star for a compact multi-segment montage;</w:t>
+        <w:t xml:space="preserve">Choose by study size: a Bluetooth hub for a compact multi-segment setup;</w:t>
       </w:r>
       <w:r>
         <w:t xml:space="preserve"> </w:t>
@@ -9329,8 +10654,8 @@
         <w:t xml:space="preserve">independent pairs when modularity matters more.</w:t>
       </w:r>
     </w:p>
-    <w:bookmarkEnd w:id="99"/>
     <w:bookmarkEnd w:id="100"/>
+    <w:bookmarkEnd w:id="101"/>
     <w:sectPr>
       <w:pgSz w:h="15840" w:w="12240"/>
       <w:pgMar w:bottom="1080" w:left="1080" w:right="1080" w:top="1080"/>

--- a/docs/Project_Handover.docx
+++ b/docs/Project_Handover.docx
@@ -674,22 +674,276 @@
               <w:rPr>
                 <w:sz w:val="19"/>
               </w:rPr>
-              <w:t xml:space="preserve">Sensor fusion / filter</w:t>
-            </w:r>
-          </w:p>
-        </w:tc>
-        <w:tc>
-          <w:tcPr/>
-          <w:p>
-            <w:pPr>
-              <w:pStyle w:val="Compact"/>
-              <w:jc w:val="left"/>
-            </w:pPr>
-            <w:r>
-              <w:rPr>
-                <w:sz w:val="19"/>
-              </w:rPr>
-              <w:t xml:space="preserve">Software that combines accelerometer and gyroscope readings into one steady orientation. This project uses a</w:t>
+              <w:t xml:space="preserve">6-DOF / 9-DOF</w:t>
+            </w:r>
+          </w:p>
+        </w:tc>
+        <w:tc>
+          <w:tcPr/>
+          <w:p>
+            <w:pPr>
+              <w:pStyle w:val="Compact"/>
+              <w:jc w:val="left"/>
+            </w:pPr>
+            <w:r>
+              <w:rPr>
+                <w:sz w:val="19"/>
+              </w:rPr>
+              <w:t xml:space="preserve">Fusion from accelerometer + gyroscope (6 measured axes), or with the magnetometer as well (9).</w:t>
+            </w:r>
+          </w:p>
+        </w:tc>
+      </w:tr>
+      <w:tr>
+        <w:tc>
+          <w:tcPr/>
+          <w:p>
+            <w:pPr>
+              <w:pStyle w:val="Compact"/>
+              <w:jc w:val="left"/>
+            </w:pPr>
+            <w:r>
+              <w:rPr>
+                <w:sz w:val="19"/>
+              </w:rPr>
+              <w:t xml:space="preserve">Drift</w:t>
+            </w:r>
+          </w:p>
+        </w:tc>
+        <w:tc>
+          <w:tcPr/>
+          <w:p>
+            <w:pPr>
+              <w:pStyle w:val="Compact"/>
+              <w:jc w:val="left"/>
+            </w:pPr>
+            <w:r>
+              <w:rPr>
+                <w:sz w:val="19"/>
+              </w:rPr>
+              <w:t xml:space="preserve">A slow, steady error that builds up over time even when nothing moves.</w:t>
+            </w:r>
+          </w:p>
+        </w:tc>
+      </w:tr>
+      <w:tr>
+        <w:tc>
+          <w:tcPr/>
+          <w:p>
+            <w:pPr>
+              <w:pStyle w:val="Compact"/>
+              <w:jc w:val="left"/>
+            </w:pPr>
+            <w:r>
+              <w:rPr>
+                <w:sz w:val="19"/>
+              </w:rPr>
+              <w:t xml:space="preserve">Gyro bias</w:t>
+            </w:r>
+          </w:p>
+        </w:tc>
+        <w:tc>
+          <w:tcPr/>
+          <w:p>
+            <w:pPr>
+              <w:pStyle w:val="Compact"/>
+              <w:jc w:val="left"/>
+            </w:pPr>
+            <w:r>
+              <w:rPr>
+                <w:sz w:val="19"/>
+              </w:rPr>
+              <w:t xml:space="preserve">The small rotation a gyroscope reports when it is actually still; the main cause of drift.</w:t>
+            </w:r>
+          </w:p>
+        </w:tc>
+      </w:tr>
+      <w:tr>
+        <w:tc>
+          <w:tcPr/>
+          <w:p>
+            <w:pPr>
+              <w:pStyle w:val="Compact"/>
+              <w:jc w:val="left"/>
+            </w:pPr>
+            <w:r>
+              <w:rPr>
+                <w:sz w:val="19"/>
+              </w:rPr>
+              <w:t xml:space="preserve">Heading (yaw)</w:t>
+            </w:r>
+          </w:p>
+        </w:tc>
+        <w:tc>
+          <w:tcPr/>
+          <w:p>
+            <w:pPr>
+              <w:pStyle w:val="Compact"/>
+              <w:jc w:val="left"/>
+            </w:pPr>
+            <w:r>
+              <w:rPr>
+                <w:sz w:val="19"/>
+              </w:rPr>
+              <w:t xml:space="preserve">Which way a board faces when turned about the vertical, like a compass direction. Gravity cannot tell this.</w:t>
+            </w:r>
+          </w:p>
+        </w:tc>
+      </w:tr>
+      <w:tr>
+        <w:tc>
+          <w:tcPr/>
+          <w:p>
+            <w:pPr>
+              <w:pStyle w:val="Compact"/>
+              <w:jc w:val="left"/>
+            </w:pPr>
+            <w:r>
+              <w:rPr>
+                <w:sz w:val="19"/>
+              </w:rPr>
+              <w:t xml:space="preserve">Sagittal plane</w:t>
+            </w:r>
+          </w:p>
+        </w:tc>
+        <w:tc>
+          <w:tcPr/>
+          <w:p>
+            <w:pPr>
+              <w:pStyle w:val="Compact"/>
+              <w:jc w:val="left"/>
+            </w:pPr>
+            <w:r>
+              <w:rPr>
+                <w:sz w:val="19"/>
+              </w:rPr>
+              <w:t xml:space="preserve">The side-view plane in which the knee bends and straightens.</w:t>
+            </w:r>
+          </w:p>
+        </w:tc>
+      </w:tr>
+      <w:tr>
+        <w:tc>
+          <w:tcPr/>
+          <w:p>
+            <w:pPr>
+              <w:pStyle w:val="Compact"/>
+              <w:jc w:val="left"/>
+            </w:pPr>
+            <w:r>
+              <w:rPr>
+                <w:sz w:val="19"/>
+              </w:rPr>
+              <w:t xml:space="preserve">Flexion / hyperextension</w:t>
+            </w:r>
+          </w:p>
+        </w:tc>
+        <w:tc>
+          <w:tcPr/>
+          <w:p>
+            <w:pPr>
+              <w:pStyle w:val="Compact"/>
+              <w:jc w:val="left"/>
+            </w:pPr>
+            <w:r>
+              <w:rPr>
+                <w:sz w:val="19"/>
+              </w:rPr>
+              <w:t xml:space="preserve">Bending the knee (positive angle) / straightening it past straight (negative angle).</w:t>
+            </w:r>
+          </w:p>
+        </w:tc>
+      </w:tr>
+      <w:tr>
+        <w:tc>
+          <w:tcPr/>
+          <w:p>
+            <w:pPr>
+              <w:pStyle w:val="Compact"/>
+              <w:jc w:val="left"/>
+            </w:pPr>
+            <w:r>
+              <w:rPr>
+                <w:sz w:val="19"/>
+              </w:rPr>
+              <w:t xml:space="preserve">Central / peripheral</w:t>
+            </w:r>
+          </w:p>
+        </w:tc>
+        <w:tc>
+          <w:tcPr/>
+          <w:p>
+            <w:pPr>
+              <w:pStyle w:val="Compact"/>
+              <w:jc w:val="left"/>
+            </w:pPr>
+            <w:r>
+              <w:rPr>
+                <w:sz w:val="19"/>
+              </w:rPr>
+              <w:t xml:space="preserve">The thigh board (central) collects data from the shank board (peripheral) and sends both to the PC.</w:t>
+            </w:r>
+          </w:p>
+        </w:tc>
+      </w:tr>
+      <w:tr>
+        <w:tc>
+          <w:tcPr/>
+          <w:p>
+            <w:pPr>
+              <w:pStyle w:val="Compact"/>
+              <w:jc w:val="left"/>
+            </w:pPr>
+            <w:r>
+              <w:rPr>
+                <w:sz w:val="19"/>
+              </w:rPr>
+              <w:t xml:space="preserve">Firmware</w:t>
+            </w:r>
+          </w:p>
+        </w:tc>
+        <w:tc>
+          <w:tcPr/>
+          <w:p>
+            <w:pPr>
+              <w:pStyle w:val="Compact"/>
+              <w:jc w:val="left"/>
+            </w:pPr>
+            <w:r>
+              <w:rPr>
+                <w:sz w:val="19"/>
+              </w:rPr>
+              <w:t xml:space="preserve">The program running on each Arduino board (an Arduino</w:t>
+            </w:r>
+            <w:r>
+              <w:rPr>
+                <w:sz w:val="19"/>
+              </w:rPr>
+              <w:t xml:space="preserve"> </w:t>
+            </w:r>
+            <w:r>
+              <w:rPr>
+                <w:sz w:val="19"/>
+              </w:rPr>
+              <w:t xml:space="preserve">“</w:t>
+            </w:r>
+            <w:r>
+              <w:rPr>
+                <w:sz w:val="19"/>
+              </w:rPr>
+              <w:t xml:space="preserve">sketch</w:t>
+            </w:r>
+            <w:r>
+              <w:rPr>
+                <w:sz w:val="19"/>
+              </w:rPr>
+              <w:t xml:space="preserve">”</w:t>
+            </w:r>
+            <w:r>
+              <w:rPr>
+                <w:sz w:val="19"/>
+              </w:rPr>
+              <w:t xml:space="preserve">). Changing it means</w:t>
             </w:r>
             <w:r>
               <w:rPr>
@@ -703,13 +957,19 @@
                 <w:i/>
                 <w:sz w:val="19"/>
               </w:rPr>
-              <w:t xml:space="preserve">Mahony filter</w:t>
-            </w:r>
-            <w:r>
-              <w:rPr>
-                <w:sz w:val="19"/>
-              </w:rPr>
-              <w:t xml:space="preserve">.</w:t>
+              <w:t xml:space="preserve">reflashing</w:t>
+            </w:r>
+            <w:r>
+              <w:rPr>
+                <w:sz w:val="19"/>
+              </w:rPr>
+              <w:t xml:space="preserve"> </w:t>
+            </w:r>
+            <w:r>
+              <w:rPr>
+                <w:sz w:val="19"/>
+              </w:rPr>
+              <w:t xml:space="preserve">the board.</w:t>
             </w:r>
           </w:p>
         </w:tc>
@@ -726,22 +986,48 @@
               <w:rPr>
                 <w:sz w:val="19"/>
               </w:rPr>
-              <w:t xml:space="preserve">6-DOF / 9-DOF</w:t>
-            </w:r>
-          </w:p>
-        </w:tc>
-        <w:tc>
-          <w:tcPr/>
-          <w:p>
-            <w:pPr>
-              <w:pStyle w:val="Compact"/>
-              <w:jc w:val="left"/>
-            </w:pPr>
-            <w:r>
-              <w:rPr>
-                <w:sz w:val="19"/>
-              </w:rPr>
-              <w:t xml:space="preserve">Fusion from accelerometer + gyroscope (6 measured axes), or with the magnetometer as well (9).</w:t>
+              <w:t xml:space="preserve">UART / serial link</w:t>
+            </w:r>
+          </w:p>
+        </w:tc>
+        <w:tc>
+          <w:tcPr/>
+          <w:p>
+            <w:pPr>
+              <w:pStyle w:val="Compact"/>
+              <w:jc w:val="left"/>
+            </w:pPr>
+            <w:r>
+              <w:rPr>
+                <w:sz w:val="19"/>
+              </w:rPr>
+              <w:t xml:space="preserve">The simple wired connection between the two boards;</w:t>
+            </w:r>
+            <w:r>
+              <w:rPr>
+                <w:sz w:val="19"/>
+              </w:rPr>
+              <w:t xml:space="preserve"> </w:t>
+            </w:r>
+            <w:r>
+              <w:rPr>
+                <w:iCs/>
+                <w:i/>
+                <w:sz w:val="19"/>
+              </w:rPr>
+              <w:t xml:space="preserve">baud</w:t>
+            </w:r>
+            <w:r>
+              <w:rPr>
+                <w:sz w:val="19"/>
+              </w:rPr>
+              <w:t xml:space="preserve"> </w:t>
+            </w:r>
+            <w:r>
+              <w:rPr>
+                <w:sz w:val="19"/>
+              </w:rPr>
+              <w:t xml:space="preserve">is its speed in bits per second.</w:t>
             </w:r>
           </w:p>
         </w:tc>
@@ -758,22 +1044,22 @@
               <w:rPr>
                 <w:sz w:val="19"/>
               </w:rPr>
-              <w:t xml:space="preserve">Drift</w:t>
-            </w:r>
-          </w:p>
-        </w:tc>
-        <w:tc>
-          <w:tcPr/>
-          <w:p>
-            <w:pPr>
-              <w:pStyle w:val="Compact"/>
-              <w:jc w:val="left"/>
-            </w:pPr>
-            <w:r>
-              <w:rPr>
-                <w:sz w:val="19"/>
-              </w:rPr>
-              <w:t xml:space="preserve">A slow, steady error that builds up over time even when nothing moves.</w:t>
+              <w:t xml:space="preserve">Packet / checksum</w:t>
+            </w:r>
+          </w:p>
+        </w:tc>
+        <w:tc>
+          <w:tcPr/>
+          <w:p>
+            <w:pPr>
+              <w:pStyle w:val="Compact"/>
+              <w:jc w:val="left"/>
+            </w:pPr>
+            <w:r>
+              <w:rPr>
+                <w:sz w:val="19"/>
+              </w:rPr>
+              <w:t xml:space="preserve">One message sent between the boards / a check number that reveals a corrupted message.</w:t>
             </w:r>
           </w:p>
         </w:tc>
@@ -790,22 +1076,22 @@
               <w:rPr>
                 <w:sz w:val="19"/>
               </w:rPr>
-              <w:t xml:space="preserve">Gyro bias</w:t>
-            </w:r>
-          </w:p>
-        </w:tc>
-        <w:tc>
-          <w:tcPr/>
-          <w:p>
-            <w:pPr>
-              <w:pStyle w:val="Compact"/>
-              <w:jc w:val="left"/>
-            </w:pPr>
-            <w:r>
-              <w:rPr>
-                <w:sz w:val="19"/>
-              </w:rPr>
-              <w:t xml:space="preserve">The small rotation a gyroscope reports when it is actually still; the main cause of drift.</w:t>
+              <w:t xml:space="preserve">Calibration (zeroing, sweep)</w:t>
+            </w:r>
+          </w:p>
+        </w:tc>
+        <w:tc>
+          <w:tcPr/>
+          <w:p>
+            <w:pPr>
+              <w:pStyle w:val="Compact"/>
+              <w:jc w:val="left"/>
+            </w:pPr>
+            <w:r>
+              <w:rPr>
+                <w:sz w:val="19"/>
+              </w:rPr>
+              <w:t xml:space="preserve">The short routine at the start of each session that tells the software how the boards sit on the leg (§5.3).</w:t>
             </w:r>
           </w:p>
         </w:tc>
@@ -822,408 +1108,6 @@
               <w:rPr>
                 <w:sz w:val="19"/>
               </w:rPr>
-              <w:t xml:space="preserve">Heading (yaw)</w:t>
-            </w:r>
-          </w:p>
-        </w:tc>
-        <w:tc>
-          <w:tcPr/>
-          <w:p>
-            <w:pPr>
-              <w:pStyle w:val="Compact"/>
-              <w:jc w:val="left"/>
-            </w:pPr>
-            <w:r>
-              <w:rPr>
-                <w:sz w:val="19"/>
-              </w:rPr>
-              <w:t xml:space="preserve">Which way a board faces when turned about the vertical, like a compass direction. Gravity cannot tell this.</w:t>
-            </w:r>
-          </w:p>
-        </w:tc>
-      </w:tr>
-      <w:tr>
-        <w:tc>
-          <w:tcPr/>
-          <w:p>
-            <w:pPr>
-              <w:pStyle w:val="Compact"/>
-              <w:jc w:val="left"/>
-            </w:pPr>
-            <w:r>
-              <w:rPr>
-                <w:sz w:val="19"/>
-              </w:rPr>
-              <w:t xml:space="preserve">Sagittal plane</w:t>
-            </w:r>
-          </w:p>
-        </w:tc>
-        <w:tc>
-          <w:tcPr/>
-          <w:p>
-            <w:pPr>
-              <w:pStyle w:val="Compact"/>
-              <w:jc w:val="left"/>
-            </w:pPr>
-            <w:r>
-              <w:rPr>
-                <w:sz w:val="19"/>
-              </w:rPr>
-              <w:t xml:space="preserve">The side-view plane in which the knee bends and straightens.</w:t>
-            </w:r>
-          </w:p>
-        </w:tc>
-      </w:tr>
-      <w:tr>
-        <w:tc>
-          <w:tcPr/>
-          <w:p>
-            <w:pPr>
-              <w:pStyle w:val="Compact"/>
-              <w:jc w:val="left"/>
-            </w:pPr>
-            <w:r>
-              <w:rPr>
-                <w:sz w:val="19"/>
-              </w:rPr>
-              <w:t xml:space="preserve">Flexion / hyperextension</w:t>
-            </w:r>
-          </w:p>
-        </w:tc>
-        <w:tc>
-          <w:tcPr/>
-          <w:p>
-            <w:pPr>
-              <w:pStyle w:val="Compact"/>
-              <w:jc w:val="left"/>
-            </w:pPr>
-            <w:r>
-              <w:rPr>
-                <w:sz w:val="19"/>
-              </w:rPr>
-              <w:t xml:space="preserve">Bending the knee (positive angle) / straightening it past straight (negative angle).</w:t>
-            </w:r>
-          </w:p>
-        </w:tc>
-      </w:tr>
-      <w:tr>
-        <w:tc>
-          <w:tcPr/>
-          <w:p>
-            <w:pPr>
-              <w:pStyle w:val="Compact"/>
-              <w:jc w:val="left"/>
-            </w:pPr>
-            <w:r>
-              <w:rPr>
-                <w:sz w:val="19"/>
-              </w:rPr>
-              <w:t xml:space="preserve">ROM</w:t>
-            </w:r>
-          </w:p>
-        </w:tc>
-        <w:tc>
-          <w:tcPr/>
-          <w:p>
-            <w:pPr>
-              <w:pStyle w:val="Compact"/>
-              <w:jc w:val="left"/>
-            </w:pPr>
-            <w:r>
-              <w:rPr>
-                <w:sz w:val="19"/>
-              </w:rPr>
-              <w:t xml:space="preserve">Range of motion: how far a joint bends.</w:t>
-            </w:r>
-          </w:p>
-        </w:tc>
-      </w:tr>
-      <w:tr>
-        <w:tc>
-          <w:tcPr/>
-          <w:p>
-            <w:pPr>
-              <w:pStyle w:val="Compact"/>
-              <w:jc w:val="left"/>
-            </w:pPr>
-            <w:r>
-              <w:rPr>
-                <w:sz w:val="19"/>
-              </w:rPr>
-              <w:t xml:space="preserve">Central / peripheral</w:t>
-            </w:r>
-          </w:p>
-        </w:tc>
-        <w:tc>
-          <w:tcPr/>
-          <w:p>
-            <w:pPr>
-              <w:pStyle w:val="Compact"/>
-              <w:jc w:val="left"/>
-            </w:pPr>
-            <w:r>
-              <w:rPr>
-                <w:sz w:val="19"/>
-              </w:rPr>
-              <w:t xml:space="preserve">The thigh board (central) collects data from the shank board (peripheral) and sends both to the PC.</w:t>
-            </w:r>
-          </w:p>
-        </w:tc>
-      </w:tr>
-      <w:tr>
-        <w:tc>
-          <w:tcPr/>
-          <w:p>
-            <w:pPr>
-              <w:pStyle w:val="Compact"/>
-              <w:jc w:val="left"/>
-            </w:pPr>
-            <w:r>
-              <w:rPr>
-                <w:sz w:val="19"/>
-              </w:rPr>
-              <w:t xml:space="preserve">Firmware</w:t>
-            </w:r>
-          </w:p>
-        </w:tc>
-        <w:tc>
-          <w:tcPr/>
-          <w:p>
-            <w:pPr>
-              <w:pStyle w:val="Compact"/>
-              <w:jc w:val="left"/>
-            </w:pPr>
-            <w:r>
-              <w:rPr>
-                <w:sz w:val="19"/>
-              </w:rPr>
-              <w:t xml:space="preserve">The program running on each Arduino board (an Arduino</w:t>
-            </w:r>
-            <w:r>
-              <w:rPr>
-                <w:sz w:val="19"/>
-              </w:rPr>
-              <w:t xml:space="preserve"> </w:t>
-            </w:r>
-            <w:r>
-              <w:rPr>
-                <w:sz w:val="19"/>
-              </w:rPr>
-              <w:t xml:space="preserve">“</w:t>
-            </w:r>
-            <w:r>
-              <w:rPr>
-                <w:sz w:val="19"/>
-              </w:rPr>
-              <w:t xml:space="preserve">sketch</w:t>
-            </w:r>
-            <w:r>
-              <w:rPr>
-                <w:sz w:val="19"/>
-              </w:rPr>
-              <w:t xml:space="preserve">”</w:t>
-            </w:r>
-            <w:r>
-              <w:rPr>
-                <w:sz w:val="19"/>
-              </w:rPr>
-              <w:t xml:space="preserve">). Changing it means</w:t>
-            </w:r>
-            <w:r>
-              <w:rPr>
-                <w:sz w:val="19"/>
-              </w:rPr>
-              <w:t xml:space="preserve"> </w:t>
-            </w:r>
-            <w:r>
-              <w:rPr>
-                <w:iCs/>
-                <w:i/>
-                <w:sz w:val="19"/>
-              </w:rPr>
-              <w:t xml:space="preserve">reflashing</w:t>
-            </w:r>
-            <w:r>
-              <w:rPr>
-                <w:sz w:val="19"/>
-              </w:rPr>
-              <w:t xml:space="preserve"> </w:t>
-            </w:r>
-            <w:r>
-              <w:rPr>
-                <w:sz w:val="19"/>
-              </w:rPr>
-              <w:t xml:space="preserve">the board.</w:t>
-            </w:r>
-          </w:p>
-        </w:tc>
-      </w:tr>
-      <w:tr>
-        <w:tc>
-          <w:tcPr/>
-          <w:p>
-            <w:pPr>
-              <w:pStyle w:val="Compact"/>
-              <w:jc w:val="left"/>
-            </w:pPr>
-            <w:r>
-              <w:rPr>
-                <w:sz w:val="19"/>
-              </w:rPr>
-              <w:t xml:space="preserve">UART / serial link</w:t>
-            </w:r>
-          </w:p>
-        </w:tc>
-        <w:tc>
-          <w:tcPr/>
-          <w:p>
-            <w:pPr>
-              <w:pStyle w:val="Compact"/>
-              <w:jc w:val="left"/>
-            </w:pPr>
-            <w:r>
-              <w:rPr>
-                <w:sz w:val="19"/>
-              </w:rPr>
-              <w:t xml:space="preserve">The simple wired connection between the two boards;</w:t>
-            </w:r>
-            <w:r>
-              <w:rPr>
-                <w:sz w:val="19"/>
-              </w:rPr>
-              <w:t xml:space="preserve"> </w:t>
-            </w:r>
-            <w:r>
-              <w:rPr>
-                <w:iCs/>
-                <w:i/>
-                <w:sz w:val="19"/>
-              </w:rPr>
-              <w:t xml:space="preserve">baud</w:t>
-            </w:r>
-            <w:r>
-              <w:rPr>
-                <w:sz w:val="19"/>
-              </w:rPr>
-              <w:t xml:space="preserve"> </w:t>
-            </w:r>
-            <w:r>
-              <w:rPr>
-                <w:sz w:val="19"/>
-              </w:rPr>
-              <w:t xml:space="preserve">is its speed in bits per second.</w:t>
-            </w:r>
-          </w:p>
-        </w:tc>
-      </w:tr>
-      <w:tr>
-        <w:tc>
-          <w:tcPr/>
-          <w:p>
-            <w:pPr>
-              <w:pStyle w:val="Compact"/>
-              <w:jc w:val="left"/>
-            </w:pPr>
-            <w:r>
-              <w:rPr>
-                <w:sz w:val="19"/>
-              </w:rPr>
-              <w:t xml:space="preserve">Packet / checksum</w:t>
-            </w:r>
-          </w:p>
-        </w:tc>
-        <w:tc>
-          <w:tcPr/>
-          <w:p>
-            <w:pPr>
-              <w:pStyle w:val="Compact"/>
-              <w:jc w:val="left"/>
-            </w:pPr>
-            <w:r>
-              <w:rPr>
-                <w:sz w:val="19"/>
-              </w:rPr>
-              <w:t xml:space="preserve">One message sent between the boards / a check number that reveals a corrupted message.</w:t>
-            </w:r>
-          </w:p>
-        </w:tc>
-      </w:tr>
-      <w:tr>
-        <w:tc>
-          <w:tcPr/>
-          <w:p>
-            <w:pPr>
-              <w:pStyle w:val="Compact"/>
-              <w:jc w:val="left"/>
-            </w:pPr>
-            <w:r>
-              <w:rPr>
-                <w:sz w:val="19"/>
-              </w:rPr>
-              <w:t xml:space="preserve">Sample, Hz</w:t>
-            </w:r>
-          </w:p>
-        </w:tc>
-        <w:tc>
-          <w:tcPr/>
-          <w:p>
-            <w:pPr>
-              <w:pStyle w:val="Compact"/>
-              <w:jc w:val="left"/>
-            </w:pPr>
-            <w:r>
-              <w:rPr>
-                <w:sz w:val="19"/>
-              </w:rPr>
-              <w:t xml:space="preserve">One set of readings; Hz is samples per second (50 Hz = one every 20 ms).</w:t>
-            </w:r>
-          </w:p>
-        </w:tc>
-      </w:tr>
-      <w:tr>
-        <w:tc>
-          <w:tcPr/>
-          <w:p>
-            <w:pPr>
-              <w:pStyle w:val="Compact"/>
-              <w:jc w:val="left"/>
-            </w:pPr>
-            <w:r>
-              <w:rPr>
-                <w:sz w:val="19"/>
-              </w:rPr>
-              <w:t xml:space="preserve">Calibration (zeroing, sweep)</w:t>
-            </w:r>
-          </w:p>
-        </w:tc>
-        <w:tc>
-          <w:tcPr/>
-          <w:p>
-            <w:pPr>
-              <w:pStyle w:val="Compact"/>
-              <w:jc w:val="left"/>
-            </w:pPr>
-            <w:r>
-              <w:rPr>
-                <w:sz w:val="19"/>
-              </w:rPr>
-              <w:t xml:space="preserve">The short routine at the start of each session that tells the software how the boards sit on the leg (§5.3).</w:t>
-            </w:r>
-          </w:p>
-        </w:tc>
-      </w:tr>
-      <w:tr>
-        <w:tc>
-          <w:tcPr/>
-          <w:p>
-            <w:pPr>
-              <w:pStyle w:val="Compact"/>
-              <w:jc w:val="left"/>
-            </w:pPr>
-            <w:r>
-              <w:rPr>
-                <w:sz w:val="19"/>
-              </w:rPr>
               <w:t xml:space="preserve">GUI / CLI</w:t>
             </w:r>
           </w:p>
@@ -1240,147 +1124,6 @@
                 <w:sz w:val="19"/>
               </w:rPr>
               <w:t xml:space="preserve">Graphical user interface (the windowed program) / command-line interface (text commands in a terminal).</w:t>
-            </w:r>
-          </w:p>
-        </w:tc>
-      </w:tr>
-      <w:tr>
-        <w:tc>
-          <w:tcPr/>
-          <w:p>
-            <w:pPr>
-              <w:pStyle w:val="Compact"/>
-              <w:jc w:val="left"/>
-            </w:pPr>
-            <w:r>
-              <w:rPr>
-                <w:sz w:val="19"/>
-              </w:rPr>
-              <w:t xml:space="preserve">CSV</w:t>
-            </w:r>
-          </w:p>
-        </w:tc>
-        <w:tc>
-          <w:tcPr/>
-          <w:p>
-            <w:pPr>
-              <w:pStyle w:val="Compact"/>
-              <w:jc w:val="left"/>
-            </w:pPr>
-            <w:r>
-              <w:rPr>
-                <w:sz w:val="19"/>
-              </w:rPr>
-              <w:t xml:space="preserve">A plain spreadsheet-style text file; one is saved for every session.</w:t>
-            </w:r>
-          </w:p>
-        </w:tc>
-      </w:tr>
-      <w:tr>
-        <w:tc>
-          <w:tcPr/>
-          <w:p>
-            <w:pPr>
-              <w:pStyle w:val="Compact"/>
-              <w:jc w:val="left"/>
-            </w:pPr>
-            <w:r>
-              <w:rPr>
-                <w:sz w:val="19"/>
-              </w:rPr>
-              <w:t xml:space="preserve">Self-test</w:t>
-            </w:r>
-          </w:p>
-        </w:tc>
-        <w:tc>
-          <w:tcPr/>
-          <w:p>
-            <w:pPr>
-              <w:pStyle w:val="Compact"/>
-              <w:jc w:val="left"/>
-            </w:pPr>
-            <w:r>
-              <w:rPr>
-                <w:sz w:val="19"/>
-              </w:rPr>
-              <w:t xml:space="preserve">A built-in check (</w:t>
-            </w:r>
-            <w:r>
-              <w:rPr>
-                <w:rStyle w:val="VerbatimChar"/>
-                <w:sz w:val="19"/>
-              </w:rPr>
-              <w:t xml:space="preserve">--selftest</w:t>
-            </w:r>
-            <w:r>
-              <w:rPr>
-                <w:sz w:val="19"/>
-              </w:rPr>
-              <w:t xml:space="preserve">) that confirms the angle math gives the right answers.</w:t>
-            </w:r>
-          </w:p>
-        </w:tc>
-      </w:tr>
-      <w:tr>
-        <w:tc>
-          <w:tcPr/>
-          <w:p>
-            <w:pPr>
-              <w:pStyle w:val="Compact"/>
-              <w:jc w:val="left"/>
-            </w:pPr>
-            <w:r>
-              <w:rPr>
-                <w:sz w:val="19"/>
-              </w:rPr>
-              <w:t xml:space="preserve">BLE</w:t>
-            </w:r>
-          </w:p>
-        </w:tc>
-        <w:tc>
-          <w:tcPr/>
-          <w:p>
-            <w:pPr>
-              <w:pStyle w:val="Compact"/>
-              <w:jc w:val="left"/>
-            </w:pPr>
-            <w:r>
-              <w:rPr>
-                <w:sz w:val="19"/>
-              </w:rPr>
-              <w:t xml:space="preserve">Bluetooth Low Energy, the wireless radio built into the boards (not used yet).</w:t>
-            </w:r>
-          </w:p>
-        </w:tc>
-      </w:tr>
-      <w:tr>
-        <w:tc>
-          <w:tcPr/>
-          <w:p>
-            <w:pPr>
-              <w:pStyle w:val="Compact"/>
-              <w:jc w:val="left"/>
-            </w:pPr>
-            <w:r>
-              <w:rPr>
-                <w:sz w:val="19"/>
-              </w:rPr>
-              <w:t xml:space="preserve">REB</w:t>
-            </w:r>
-          </w:p>
-        </w:tc>
-        <w:tc>
-          <w:tcPr/>
-          <w:p>
-            <w:pPr>
-              <w:pStyle w:val="Compact"/>
-              <w:jc w:val="left"/>
-            </w:pPr>
-            <w:r>
-              <w:rPr>
-                <w:sz w:val="19"/>
-              </w:rPr>
-              <w:t xml:space="preserve">Research Ethics Board.</w:t>
             </w:r>
           </w:p>
         </w:tc>
@@ -1710,118 +1453,6 @@
           <w:bCs/>
           <w:b/>
         </w:rPr>
-        <w:t xml:space="preserve">Analysis scripts are working scripts.</w:t>
-      </w:r>
-      <w:r>
-        <w:t xml:space="preserve"> </w:t>
-      </w:r>
-      <w:r>
-        <w:rPr>
-          <w:rStyle w:val="VerbatimChar"/>
-        </w:rPr>
-        <w:t xml:space="preserve">analysis/static_test/stats.py</w:t>
-      </w:r>
-      <w:r>
-        <w:t xml:space="preserve">,</w:t>
-      </w:r>
-      <w:r>
-        <w:t xml:space="preserve"> </w:t>
-      </w:r>
-      <w:r>
-        <w:rPr>
-          <w:rStyle w:val="VerbatimChar"/>
-        </w:rPr>
-        <w:t xml:space="preserve">plot.py</w:t>
-      </w:r>
-      <w:r>
-        <w:t xml:space="preserve"> </w:t>
-      </w:r>
-      <w:r>
-        <w:t xml:space="preserve">and</w:t>
-      </w:r>
-      <w:r>
-        <w:t xml:space="preserve"> </w:t>
-      </w:r>
-      <w:r>
-        <w:rPr>
-          <w:rStyle w:val="VerbatimChar"/>
-        </w:rPr>
-        <w:t xml:space="preserve">calibration.py</w:t>
-      </w:r>
-      <w:r>
-        <w:t xml:space="preserve"> </w:t>
-      </w:r>
-      <w:r>
-        <w:t xml:space="preserve">were written ad hoc for this dataset (they</w:t>
-      </w:r>
-      <w:r>
-        <w:t xml:space="preserve"> </w:t>
-      </w:r>
-      <w:r>
-        <w:t xml:space="preserve">read every CSV in the current folder).</w:t>
-      </w:r>
-      <w:r>
-        <w:t xml:space="preserve"> </w:t>
-      </w:r>
-      <w:r>
-        <w:rPr>
-          <w:rStyle w:val="VerbatimChar"/>
-        </w:rPr>
-        <w:t xml:space="preserve">plot_report.py</w:t>
-      </w:r>
-      <w:r>
-        <w:t xml:space="preserve">,</w:t>
-      </w:r>
-      <w:r>
-        <w:t xml:space="preserve"> </w:t>
-      </w:r>
-      <w:r>
-        <w:rPr>
-          <w:rStyle w:val="VerbatimChar"/>
-        </w:rPr>
-        <w:t xml:space="preserve">plot_session2.py</w:t>
-      </w:r>
-      <w:r>
-        <w:t xml:space="preserve"> </w:t>
-      </w:r>
-      <w:r>
-        <w:t xml:space="preserve">and</w:t>
-      </w:r>
-      <w:r>
-        <w:t xml:space="preserve"> </w:t>
-      </w:r>
-      <w:r>
-        <w:rPr>
-          <w:rStyle w:val="VerbatimChar"/>
-        </w:rPr>
-        <w:t xml:space="preserve">plot_angle_rig.py</w:t>
-      </w:r>
-      <w:r>
-        <w:t xml:space="preserve"> </w:t>
-      </w:r>
-      <w:r>
-        <w:t xml:space="preserve">produced the report figures and expect specific file</w:t>
-      </w:r>
-      <w:r>
-        <w:t xml:space="preserve"> </w:t>
-      </w:r>
-      <w:r>
-        <w:t xml:space="preserve">names.</w:t>
-      </w:r>
-    </w:p>
-    <w:p>
-      <w:pPr>
-        <w:numPr>
-          <w:ilvl w:val="0"/>
-          <w:numId w:val="1004"/>
-        </w:numPr>
-        <w:pStyle w:val="Compact"/>
-      </w:pPr>
-      <w:r>
-        <w:rPr>
-          <w:bCs/>
-          <w:b/>
-        </w:rPr>
         <w:t xml:space="preserve">Peripheral-only fault guard.</w:t>
       </w:r>
       <w:r>
@@ -1981,7 +1612,7 @@
         <w:t xml:space="preserve"> </w:t>
       </w:r>
       <w:r>
-        <w:t xml:space="preserve">and the soft accel gate, §4.4,</w:t>
+        <w:t xml:space="preserve">and the soft accel gate, §4.3,</w:t>
       </w:r>
       <w:r>
         <w:t xml:space="preserve"> </w:t>
@@ -2005,7 +1636,7 @@
         <w:t xml:space="preserve"> </w:t>
       </w:r>
       <w:r>
-        <w:t xml:space="preserve">BLE for an untethered device; absolute angle via functional calibration).</w:t>
+        <w:t xml:space="preserve">Bluetooth for an untethered device; absolute angle via functional calibration).</w:t>
       </w:r>
     </w:p>
     <w:bookmarkEnd w:id="25"/>
@@ -2631,7 +2262,7 @@
               <w:rPr>
                 <w:sz w:val="19"/>
               </w:rPr>
-              <w:t xml:space="preserve">Stationary test scripts, figures, report</w:t>
+              <w:t xml:space="preserve">Stationary Test Report, its figures, and the one-off scripts that produced them (written for that dataset)</w:t>
             </w:r>
           </w:p>
         </w:tc>
@@ -3049,7 +2680,7 @@
               <w:rPr>
                 <w:sz w:val="19"/>
               </w:rPr>
-              <w:t xml:space="preserve">Prefer the smallest system as a proof of concept that can be easily built and tested</w:t>
+              <w:t xml:space="preserve">Prefer the smallest system as a proof of concept that can be easily built and tested.</w:t>
             </w:r>
           </w:p>
         </w:tc>
@@ -3178,7 +2809,7 @@
           <wp:inline>
             <wp:extent cx="6400800" cy="3627120"/>
             <wp:effectExtent b="0" l="0" r="0" t="0"/>
-            <wp:docPr descr="Figure 1. The prototype on the leg (side view). Each board sits in a printed case, held by an elastic strap with its USB port toward the hip." title="" id="30" name="Picture"/>
+            <wp:docPr descr="Figure 1. The prototype on the leg (side view). Each board sits in a printed case, held by an elastic strap. Pointing the USB ports toward the hip is a convention for tidy cables and consistent placement; the calibration does not depend on it." title="" id="30" name="Picture"/>
             <a:graphic>
               <a:graphicData uri="http://schemas.openxmlformats.org/drawingml/2006/picture">
                 <pic:pic>
@@ -3221,7 +2852,7 @@
         <w:pStyle w:val="ImageCaption"/>
       </w:pPr>
       <w:r>
-        <w:t xml:space="preserve">Figure 1. The prototype on the leg (side view). Each board sits in a printed case, held by an elastic strap with its USB port toward the hip.</w:t>
+        <w:t xml:space="preserve">Figure 1. The prototype on the leg (side view). Each board sits in a printed case, held by an elastic strap. Pointing the USB ports toward the hip is a convention for tidy cables and consistent placement; the calibration does not depend on it.</w:t>
       </w:r>
     </w:p>
     <w:p>
@@ -3231,7 +2862,7 @@
       <w:r>
         <w:drawing>
           <wp:inline>
-            <wp:extent cx="6400800" cy="2311400"/>
+            <wp:extent cx="6400800" cy="2665060"/>
             <wp:effectExtent b="0" l="0" r="0" t="0"/>
             <wp:docPr descr="Figure 2. Data flow for one sample, and the shank packet sent over the wire." title="" id="33" name="Picture"/>
             <a:graphic>
@@ -3252,7 +2883,7 @@
                   <pic:spPr bwMode="auto">
                     <a:xfrm>
                       <a:off x="0" y="0"/>
-                      <a:ext cx="6400800" cy="2311400"/>
+                      <a:ext cx="6400800" cy="2665060"/>
                     </a:xfrm>
                     <a:prstGeom prst="rect">
                       <a:avLst/>
@@ -3301,7 +2932,7 @@
           <w:bCs/>
           <w:b/>
         </w:rPr>
-        <w:t xml:space="preserve">Decision:</w:t>
+        <w:t xml:space="preserve">Design Decision:</w:t>
       </w:r>
       <w:r>
         <w:t xml:space="preserve"> </w:t>
@@ -3361,19 +2992,49 @@
         <w:t xml:space="preserve"> </w:t>
       </w:r>
       <w:r>
-        <w:t xml:space="preserve">Only one board needs to be plugged into the PC, and the two boards’</w:t>
-      </w:r>
-      <w:r>
-        <w:t xml:space="preserve"> </w:t>
-      </w:r>
-      <w:r>
-        <w:t xml:space="preserve">readings arrive already matched in time. Doing the angle calculation on the PC</w:t>
-      </w:r>
-      <w:r>
-        <w:t xml:space="preserve"> </w:t>
-      </w:r>
-      <w:r>
-        <w:t xml:space="preserve">means it can be tested and changed without reprogramming the boards.</w:t>
+        <w:t xml:space="preserve">The thigh and shank readings must belong to the same moment. At 50</w:t>
+      </w:r>
+      <w:r>
+        <w:t xml:space="preserve"> </w:t>
+      </w:r>
+      <w:r>
+        <w:t xml:space="preserve">samples per second a new sample arrives every 20 ms, so even a small mismatch</w:t>
+      </w:r>
+      <w:r>
+        <w:t xml:space="preserve"> </w:t>
+      </w:r>
+      <w:r>
+        <w:t xml:space="preserve">between the two boards would pair readings taken at different times and</w:t>
+      </w:r>
+      <w:r>
+        <w:t xml:space="preserve"> </w:t>
+      </w:r>
+      <w:r>
+        <w:t xml:space="preserve">distort the angle during movement. Merging on the thigh board means each line</w:t>
+      </w:r>
+      <w:r>
+        <w:t xml:space="preserve"> </w:t>
+      </w:r>
+      <w:r>
+        <w:t xml:space="preserve">already holds a matched pair when it reaches the PC. Of the ways to keep the</w:t>
+      </w:r>
+      <w:r>
+        <w:t xml:space="preserve"> </w:t>
+      </w:r>
+      <w:r>
+        <w:t xml:space="preserve">two in step, this was the simplest and the most reliable. It also means only</w:t>
+      </w:r>
+      <w:r>
+        <w:t xml:space="preserve"> </w:t>
+      </w:r>
+      <w:r>
+        <w:t xml:space="preserve">one board is plugged into the PC, and the angle calculation stays on the PC,</w:t>
+      </w:r>
+      <w:r>
+        <w:t xml:space="preserve"> </w:t>
+      </w:r>
+      <w:r>
+        <w:t xml:space="preserve">where it can be tested and changed without reprogramming the boards.</w:t>
       </w:r>
     </w:p>
     <w:p>
@@ -3395,19 +3056,19 @@
         <w:t xml:space="preserve"> </w:t>
       </w:r>
       <w:r>
-        <w:t xml:space="preserve">Plugging each board into the PC separately (the PC would</w:t>
-      </w:r>
-      <w:r>
-        <w:t xml:space="preserve"> </w:t>
-      </w:r>
-      <w:r>
-        <w:t xml:space="preserve">then have to line up two streams in time); calculating the angle on the board</w:t>
-      </w:r>
-      <w:r>
-        <w:t xml:space="preserve"> </w:t>
-      </w:r>
-      <w:r>
-        <w:t xml:space="preserve">(harder to test and change).</w:t>
+        <w:t xml:space="preserve">Plugging each board into the PC separately, which would</w:t>
+      </w:r>
+      <w:r>
+        <w:t xml:space="preserve"> </w:t>
+      </w:r>
+      <w:r>
+        <w:t xml:space="preserve">leave the PC to line up two independent streams in time; calculating the angle</w:t>
+      </w:r>
+      <w:r>
+        <w:t xml:space="preserve"> </w:t>
+      </w:r>
+      <w:r>
+        <w:t xml:space="preserve">on the board (harder to test and change).</w:t>
       </w:r>
     </w:p>
     <w:bookmarkEnd w:id="35"/>
@@ -3433,7 +3094,7 @@
           <w:bCs/>
           <w:b/>
         </w:rPr>
-        <w:t xml:space="preserve">Decision:</w:t>
+        <w:t xml:space="preserve">Design Decision:</w:t>
       </w:r>
       <w:r>
         <w:t xml:space="preserve"> </w:t>
@@ -3505,7 +3166,7 @@
           <w:bCs/>
           <w:b/>
         </w:rPr>
-        <w:t xml:space="preserve">Decision:</w:t>
+        <w:t xml:space="preserve">Design Decision:</w:t>
       </w:r>
       <w:r>
         <w:t xml:space="preserve"> </w:t>
@@ -3578,7 +3239,7 @@
     </w:p>
     <w:bookmarkEnd w:id="37"/>
     <w:bookmarkEnd w:id="38"/>
-    <w:bookmarkStart w:id="43" w:name="sensor-fusion-on-each-board"/>
+    <w:bookmarkStart w:id="41" w:name="sensor-fusion-on-each-board"/>
     <w:p>
       <w:pPr>
         <w:pStyle w:val="Heading1"/>
@@ -3617,442 +3278,358 @@
         <w:t xml:space="preserve">during movement.</w:t>
       </w:r>
     </w:p>
-    <w:bookmarkStart w:id="39" w:name="X7f7b30f7a2a671f5dce91e2a36597f151e9e360"/>
-    <w:p>
-      <w:pPr>
-        <w:pStyle w:val="Heading2"/>
-      </w:pPr>
-      <w:r>
-        <w:t xml:space="preserve">4.1 Accelerometer + gyroscope only, no magnetometer</w:t>
-      </w:r>
-    </w:p>
-    <w:p>
-      <w:pPr>
-        <w:numPr>
-          <w:ilvl w:val="0"/>
-          <w:numId w:val="1009"/>
-        </w:numPr>
-        <w:pStyle w:val="Compact"/>
-      </w:pPr>
-      <w:r>
-        <w:rPr>
-          <w:bCs/>
-          <w:b/>
-        </w:rPr>
-        <w:t xml:space="preserve">Decision:</w:t>
-      </w:r>
-      <w:r>
-        <w:t xml:space="preserve"> </w:t>
-      </w:r>
-      <w:r>
-        <w:t xml:space="preserve">Each board estimates its orientation by combining the</w:t>
-      </w:r>
-      <w:r>
-        <w:t xml:space="preserve"> </w:t>
-      </w:r>
-      <w:r>
-        <w:t xml:space="preserve">accelerometer and gyroscope (a 6-DOF Mahony filter, settings</w:t>
-      </w:r>
-      <w:r>
-        <w:t xml:space="preserve"> </w:t>
-      </w:r>
-      <w:r>
-        <w:rPr>
-          <w:rStyle w:val="VerbatimChar"/>
-        </w:rPr>
-        <w:t xml:space="preserve">TWO_KP = 1.0</w:t>
-      </w:r>
-      <w:r>
-        <w:t xml:space="preserve">,</w:t>
-      </w:r>
-      <w:r>
-        <w:t xml:space="preserve"> </w:t>
-      </w:r>
-      <w:r>
-        <w:rPr>
-          <w:rStyle w:val="VerbatimChar"/>
-        </w:rPr>
-        <w:t xml:space="preserve">TWO_KI = 0.04</w:t>
-      </w:r>
-      <w:r>
-        <w:t xml:space="preserve">).</w:t>
-      </w:r>
-    </w:p>
-    <w:p>
-      <w:pPr>
-        <w:numPr>
-          <w:ilvl w:val="0"/>
-          <w:numId w:val="1009"/>
-        </w:numPr>
-        <w:pStyle w:val="Compact"/>
-      </w:pPr>
-      <w:r>
-        <w:rPr>
-          <w:bCs/>
-          <w:b/>
-        </w:rPr>
-        <w:t xml:space="preserve">Why:</w:t>
-      </w:r>
-      <w:r>
-        <w:t xml:space="preserve"> </w:t>
-      </w:r>
-      <w:r>
-        <w:t xml:space="preserve">The angle method (§5) only needs to know which way gravity points</w:t>
-      </w:r>
-      <w:r>
-        <w:t xml:space="preserve"> </w:t>
-      </w:r>
-      <w:r>
-        <w:t xml:space="preserve">for each board, and these two sensors give that without drift. A magnetometer</w:t>
-      </w:r>
-      <w:r>
-        <w:t xml:space="preserve"> </w:t>
-      </w:r>
-      <w:r>
-        <w:t xml:space="preserve">is thrown off by nearby metal (furniture, treadmills, cables, the other board)</w:t>
-      </w:r>
-      <w:r>
-        <w:t xml:space="preserve"> </w:t>
-      </w:r>
-      <w:r>
-        <w:t xml:space="preserve">and needs extra calibration for each board.</w:t>
-      </w:r>
-    </w:p>
-    <w:p>
-      <w:pPr>
-        <w:numPr>
-          <w:ilvl w:val="0"/>
-          <w:numId w:val="1009"/>
-        </w:numPr>
-        <w:pStyle w:val="Compact"/>
-      </w:pPr>
-      <w:r>
-        <w:rPr>
-          <w:bCs/>
-          <w:b/>
-        </w:rPr>
-        <w:t xml:space="preserve">Alternatives:</w:t>
-      </w:r>
-      <w:r>
-        <w:t xml:space="preserve"> </w:t>
-      </w:r>
-      <w:r>
-        <w:t xml:space="preserve">A version using the magnetometer was built and then removed</w:t>
-      </w:r>
-      <w:r>
-        <w:t xml:space="preserve"> </w:t>
-      </w:r>
-      <w:r>
-        <w:t xml:space="preserve">to get back to a simple, checkable baseline; it was never confirmed to work on</w:t>
-      </w:r>
-      <w:r>
-        <w:t xml:space="preserve"> </w:t>
-      </w:r>
-      <w:r>
-        <w:t xml:space="preserve">the hardware. Appendix A explains why it would not help for this</w:t>
-      </w:r>
-      <w:r>
-        <w:t xml:space="preserve"> </w:t>
-      </w:r>
-      <w:r>
-        <w:t xml:space="preserve">measurement. The code can be recovered if ever needed.</w:t>
-      </w:r>
-    </w:p>
-    <w:bookmarkEnd w:id="39"/>
-    <w:bookmarkStart w:id="40" w:name="correcting-the-sensor-librarys-axes"/>
-    <w:p>
-      <w:pPr>
-        <w:pStyle w:val="Heading2"/>
-      </w:pPr>
-      <w:r>
-        <w:t xml:space="preserve">4.2 Correcting the sensor library’s axes</w:t>
-      </w:r>
-    </w:p>
-    <w:p>
-      <w:pPr>
-        <w:numPr>
-          <w:ilvl w:val="0"/>
-          <w:numId w:val="1010"/>
-        </w:numPr>
-        <w:pStyle w:val="Compact"/>
-      </w:pPr>
-      <w:r>
-        <w:rPr>
-          <w:bCs/>
-          <w:b/>
-        </w:rPr>
-        <w:t xml:space="preserve">Decision:</w:t>
-      </w:r>
-      <w:r>
-        <w:t xml:space="preserve"> </w:t>
-      </w:r>
-      <w:r>
-        <w:t xml:space="preserve">Flip the sign of one axis (x) of both the accelerometer and the</w:t>
-      </w:r>
-      <w:r>
-        <w:t xml:space="preserve"> </w:t>
-      </w:r>
-      <w:r>
-        <w:t xml:space="preserve">gyroscope after reading them.</w:t>
-      </w:r>
-      <w:r>
-        <w:t xml:space="preserve"> </w:t>
-      </w:r>
-      <w:r>
-        <w:rPr>
-          <w:bCs/>
-          <w:b/>
-        </w:rPr>
-        <w:t xml:space="preserve">Any new firmware must keep this.</w:t>
-      </w:r>
-    </w:p>
-    <w:p>
-      <w:pPr>
-        <w:numPr>
-          <w:ilvl w:val="0"/>
-          <w:numId w:val="1010"/>
-        </w:numPr>
-        <w:pStyle w:val="Compact"/>
-      </w:pPr>
-      <w:r>
-        <w:rPr>
-          <w:bCs/>
-          <w:b/>
-        </w:rPr>
-        <w:t xml:space="preserve">Why:</w:t>
-      </w:r>
-      <w:r>
-        <w:t xml:space="preserve"> </w:t>
-      </w:r>
-      <w:r>
-        <w:t xml:space="preserve">The Arduino library for this sensor reports the axes as a mirror</w:t>
-      </w:r>
-      <w:r>
-        <w:t xml:space="preserve"> </w:t>
-      </w:r>
-      <w:r>
-        <w:t xml:space="preserve">image of the real directions. The filter assumes the real directions; without</w:t>
-      </w:r>
-      <w:r>
-        <w:t xml:space="preserve"> </w:t>
-      </w:r>
-      <w:r>
-        <w:t xml:space="preserve">the correction it wandered.</w:t>
-      </w:r>
-    </w:p>
-    <w:bookmarkEnd w:id="40"/>
-    <w:bookmarkStart w:id="41" w:name="X17aa7f3bcf72b5777b59c0b88079b440f2e7306"/>
-    <w:p>
-      <w:pPr>
-        <w:pStyle w:val="Heading2"/>
-      </w:pPr>
-      <w:r>
-        <w:t xml:space="preserve">4.3 Measuring gyroscope bias at the start, with a safety check</w:t>
-      </w:r>
-    </w:p>
-    <w:p>
-      <w:pPr>
-        <w:numPr>
-          <w:ilvl w:val="0"/>
-          <w:numId w:val="1011"/>
-        </w:numPr>
-        <w:pStyle w:val="Compact"/>
-      </w:pPr>
-      <w:r>
-        <w:rPr>
-          <w:bCs/>
-          <w:b/>
-        </w:rPr>
-        <w:t xml:space="preserve">Decision:</w:t>
-      </w:r>
-      <w:r>
-        <w:t xml:space="preserve"> </w:t>
-      </w:r>
-      <w:r>
-        <w:t xml:space="preserve">When a collection starts, the board averages about 300 gyroscope</w:t>
-      </w:r>
-      <w:r>
-        <w:t xml:space="preserve"> </w:t>
-      </w:r>
-      <w:r>
-        <w:t xml:space="preserve">readings (up to 4 s) and subtracts that as the bias. If the result is larger</w:t>
-      </w:r>
-      <w:r>
-        <w:t xml:space="preserve"> </w:t>
-      </w:r>
-      <w:r>
-        <w:t xml:space="preserve">than 3 °/s on any axis, it is thrown away instead.</w:t>
-      </w:r>
-    </w:p>
-    <w:p>
-      <w:pPr>
-        <w:numPr>
-          <w:ilvl w:val="0"/>
-          <w:numId w:val="1011"/>
-        </w:numPr>
-        <w:pStyle w:val="Compact"/>
-      </w:pPr>
-      <w:r>
-        <w:rPr>
-          <w:bCs/>
-          <w:b/>
-        </w:rPr>
-        <w:t xml:space="preserve">Why:</w:t>
-      </w:r>
-      <w:r>
-        <w:t xml:space="preserve"> </w:t>
-      </w:r>
-      <w:r>
-        <w:t xml:space="preserve">Bias is the main source of drift. A result that large means the board</w:t>
-      </w:r>
-      <w:r>
-        <w:t xml:space="preserve"> </w:t>
-      </w:r>
-      <w:r>
-        <w:t xml:space="preserve">was moving rather than still, and using it would make things worse.</w:t>
-      </w:r>
-    </w:p>
-    <w:bookmarkEnd w:id="41"/>
-    <w:bookmarkStart w:id="42" w:name="X323e9a984e72dcefdfa4053bb236aaf93520988"/>
-    <w:p>
-      <w:pPr>
-        <w:pStyle w:val="Heading2"/>
-      </w:pPr>
-      <w:r>
-        <w:t xml:space="preserve">4.4 Trusting the accelerometer less during fast movement</w:t>
-      </w:r>
-    </w:p>
-    <w:p>
-      <w:pPr>
-        <w:numPr>
-          <w:ilvl w:val="0"/>
-          <w:numId w:val="1012"/>
-        </w:numPr>
-        <w:pStyle w:val="Compact"/>
-      </w:pPr>
-      <w:r>
-        <w:rPr>
-          <w:bCs/>
-          <w:b/>
-        </w:rPr>
-        <w:t xml:space="preserve">Decision:</w:t>
-      </w:r>
-      <w:r>
-        <w:t xml:space="preserve"> </w:t>
-      </w:r>
-      <w:r>
-        <w:t xml:space="preserve">The accelerometer’s influence is gradually reduced the further</w:t>
-      </w:r>
-      <w:r>
-        <w:t xml:space="preserve"> </w:t>
-      </w:r>
-      <w:r>
-        <w:t xml:space="preserve">its reading is from normal gravity: full trust within 0.10 g of 1 g, none</w:t>
-      </w:r>
-      <w:r>
-        <w:t xml:space="preserve"> </w:t>
-      </w:r>
-      <w:r>
-        <w:t xml:space="preserve">beyond 0.60 g.</w:t>
-      </w:r>
-    </w:p>
-    <w:p>
-      <w:pPr>
-        <w:numPr>
-          <w:ilvl w:val="0"/>
-          <w:numId w:val="1012"/>
-        </w:numPr>
-        <w:pStyle w:val="Compact"/>
-      </w:pPr>
-      <w:r>
-        <w:rPr>
-          <w:bCs/>
-          <w:b/>
-        </w:rPr>
-        <w:t xml:space="preserve">Why:</w:t>
-      </w:r>
-      <w:r>
-        <w:t xml:space="preserve"> </w:t>
-      </w:r>
-      <w:r>
-        <w:t xml:space="preserve">During quick movements the accelerometer feels the movement as well as</w:t>
-      </w:r>
-      <w:r>
-        <w:t xml:space="preserve"> </w:t>
-      </w:r>
-      <w:r>
-        <w:t xml:space="preserve">gravity, so it no longer points cleanly</w:t>
-      </w:r>
-      <w:r>
-        <w:t xml:space="preserve"> </w:t>
-      </w:r>
-      <w:r>
-        <w:t xml:space="preserve">“</w:t>
-      </w:r>
-      <w:r>
-        <w:t xml:space="preserve">down</w:t>
-      </w:r>
-      <w:r>
-        <w:t xml:space="preserve">”</w:t>
-      </w:r>
-      <w:r>
-        <w:t xml:space="preserve">. An earlier on/off switch made</w:t>
-      </w:r>
-      <w:r>
-        <w:t xml:space="preserve"> </w:t>
-      </w:r>
-      <w:r>
-        <w:t xml:space="preserve">the angle drift during a fast move and then jump back; a gradual reduction</w:t>
-      </w:r>
-      <w:r>
-        <w:t xml:space="preserve"> </w:t>
-      </w:r>
-      <w:r>
-        <w:t xml:space="preserve">avoids the jump.</w:t>
-      </w:r>
-    </w:p>
-    <w:p>
-      <w:pPr>
-        <w:numPr>
-          <w:ilvl w:val="0"/>
-          <w:numId w:val="1012"/>
-        </w:numPr>
-        <w:pStyle w:val="Compact"/>
-      </w:pPr>
-      <w:r>
-        <w:rPr>
-          <w:bCs/>
-          <w:b/>
-        </w:rPr>
-        <w:t xml:space="preserve">Status:</w:t>
-      </w:r>
-      <w:r>
-        <w:t xml:space="preserve"> </w:t>
-      </w:r>
-      <w:r>
-        <w:t xml:space="preserve">Not yet tuned on real movement data.</w:t>
-      </w:r>
-    </w:p>
-    <w:bookmarkEnd w:id="42"/>
-    <w:bookmarkEnd w:id="43"/>
-    <w:bookmarkStart w:id="56" w:name="knee-angle-method-pc-side"/>
-    <w:p>
-      <w:pPr>
-        <w:pStyle w:val="Heading1"/>
-      </w:pPr>
-      <w:r>
-        <w:t xml:space="preserve">5. Knee-angle method (PC side)</w:t>
-      </w:r>
-    </w:p>
-    <w:p>
-      <w:pPr>
-        <w:pStyle w:val="FirstParagraph"/>
+    <w:p>
+      <w:pPr>
+        <w:pStyle w:val="BodyText"/>
       </w:pPr>
       <w:r>
         <w:rPr>
           <w:iCs/>
           <w:i/>
         </w:rPr>
+        <w:t xml:space="preserve">Note for maintainers:</w:t>
+      </w:r>
+      <w:r>
+        <w:t xml:space="preserve"> </w:t>
+      </w:r>
+      <w:r>
+        <w:t xml:space="preserve">the Arduino library for this sensor reports its axes as</w:t>
+      </w:r>
+      <w:r>
+        <w:t xml:space="preserve"> </w:t>
+      </w:r>
+      <w:r>
+        <w:t xml:space="preserve">a mirror image of the real directions, so the firmware flips one axis (x) of the</w:t>
+      </w:r>
+      <w:r>
+        <w:t xml:space="preserve"> </w:t>
+      </w:r>
+      <w:r>
+        <w:t xml:space="preserve">accelerometer and gyroscope after reading them. This is a bug fix rather than a</w:t>
+      </w:r>
+      <w:r>
+        <w:t xml:space="preserve"> </w:t>
+      </w:r>
+      <w:r>
+        <w:t xml:space="preserve">design choice, but</w:t>
+      </w:r>
+      <w:r>
+        <w:t xml:space="preserve"> </w:t>
+      </w:r>
+      <w:r>
+        <w:rPr>
+          <w:bCs/>
+          <w:b/>
+        </w:rPr>
+        <w:t xml:space="preserve">any new firmware must keep it</w:t>
+      </w:r>
+      <w:r>
+        <w:t xml:space="preserve"> </w:t>
+      </w:r>
+      <w:r>
+        <w:t xml:space="preserve">(README, finding #1).</w:t>
+      </w:r>
+    </w:p>
+    <w:bookmarkStart w:id="39" w:name="X7f7b30f7a2a671f5dce91e2a36597f151e9e360"/>
+    <w:p>
+      <w:pPr>
+        <w:pStyle w:val="Heading2"/>
+      </w:pPr>
+      <w:r>
+        <w:t xml:space="preserve">4.1 Accelerometer + gyroscope only, no magnetometer</w:t>
+      </w:r>
+    </w:p>
+    <w:p>
+      <w:pPr>
+        <w:numPr>
+          <w:ilvl w:val="0"/>
+          <w:numId w:val="1009"/>
+        </w:numPr>
+      </w:pPr>
+      <w:r>
+        <w:rPr>
+          <w:bCs/>
+          <w:b/>
+        </w:rPr>
+        <w:t xml:space="preserve">Design Decision:</w:t>
+      </w:r>
+      <w:r>
+        <w:t xml:space="preserve"> </w:t>
+      </w:r>
+      <w:r>
+        <w:t xml:space="preserve">Each board estimates its orientation by combining the</w:t>
+      </w:r>
+      <w:r>
+        <w:t xml:space="preserve"> </w:t>
+      </w:r>
+      <w:r>
+        <w:t xml:space="preserve">accelerometer and gyroscope (a 6-DOF Mahony filter, settings</w:t>
+      </w:r>
+      <w:r>
+        <w:t xml:space="preserve"> </w:t>
+      </w:r>
+      <w:r>
+        <w:rPr>
+          <w:rStyle w:val="VerbatimChar"/>
+        </w:rPr>
+        <w:t xml:space="preserve">TWO_KP = 1.0</w:t>
+      </w:r>
+      <w:r>
+        <w:t xml:space="preserve">,</w:t>
+      </w:r>
+      <w:r>
+        <w:t xml:space="preserve"> </w:t>
+      </w:r>
+      <w:r>
+        <w:rPr>
+          <w:rStyle w:val="VerbatimChar"/>
+        </w:rPr>
+        <w:t xml:space="preserve">TWO_KI = 0.04</w:t>
+      </w:r>
+      <w:r>
+        <w:t xml:space="preserve">).</w:t>
+      </w:r>
+    </w:p>
+    <w:p>
+      <w:pPr>
+        <w:numPr>
+          <w:ilvl w:val="0"/>
+          <w:numId w:val="1009"/>
+        </w:numPr>
+      </w:pPr>
+      <w:r>
+        <w:rPr>
+          <w:bCs/>
+          <w:b/>
+        </w:rPr>
+        <w:t xml:space="preserve">Why:</w:t>
+      </w:r>
+      <w:r>
+        <w:t xml:space="preserve"> </w:t>
+      </w:r>
+      <w:r>
+        <w:t xml:space="preserve">The angle method (§5) only needs to know which way gravity points</w:t>
+      </w:r>
+      <w:r>
+        <w:t xml:space="preserve"> </w:t>
+      </w:r>
+      <w:r>
+        <w:t xml:space="preserve">for each board, and these two sensors give that without drift. A magnetometer</w:t>
+      </w:r>
+      <w:r>
+        <w:t xml:space="preserve"> </w:t>
+      </w:r>
+      <w:r>
+        <w:t xml:space="preserve">is sensitive to the nearby environment (furniture, treadmills, cables, the</w:t>
+      </w:r>
+      <w:r>
+        <w:t xml:space="preserve"> </w:t>
+      </w:r>
+      <w:r>
+        <w:t xml:space="preserve">other board) and needs extra calibration for each board.</w:t>
+      </w:r>
+      <w:r>
+        <w:t xml:space="preserve"> </w:t>
+      </w:r>
+      <w:r>
+        <w:t xml:space="preserve">## 4.2 Measuring gyroscope bias at the start, with a safety check</w:t>
+      </w:r>
+    </w:p>
+    <w:p>
+      <w:pPr>
+        <w:numPr>
+          <w:ilvl w:val="0"/>
+          <w:numId w:val="1009"/>
+        </w:numPr>
+      </w:pPr>
+      <w:r>
+        <w:rPr>
+          <w:bCs/>
+          <w:b/>
+        </w:rPr>
+        <w:t xml:space="preserve">Design Decision:</w:t>
+      </w:r>
+      <w:r>
+        <w:t xml:space="preserve"> </w:t>
+      </w:r>
+      <w:r>
+        <w:t xml:space="preserve">When a collection starts, the board averages about 300 gyroscope</w:t>
+      </w:r>
+      <w:r>
+        <w:t xml:space="preserve"> </w:t>
+      </w:r>
+      <w:r>
+        <w:t xml:space="preserve">readings (up to 4 s) and subtracts that as the bias. If the result is larger</w:t>
+      </w:r>
+      <w:r>
+        <w:t xml:space="preserve"> </w:t>
+      </w:r>
+      <w:r>
+        <w:t xml:space="preserve">than 3 °/s on any axis, it is thrown away instead.</w:t>
+      </w:r>
+    </w:p>
+    <w:p>
+      <w:pPr>
+        <w:numPr>
+          <w:ilvl w:val="0"/>
+          <w:numId w:val="1009"/>
+        </w:numPr>
+      </w:pPr>
+      <w:r>
+        <w:rPr>
+          <w:bCs/>
+          <w:b/>
+        </w:rPr>
+        <w:t xml:space="preserve">Why:</w:t>
+      </w:r>
+      <w:r>
+        <w:t xml:space="preserve"> </w:t>
+      </w:r>
+      <w:r>
+        <w:t xml:space="preserve">Bias is the main source of drift. A result that large means the board</w:t>
+      </w:r>
+      <w:r>
+        <w:t xml:space="preserve"> </w:t>
+      </w:r>
+      <w:r>
+        <w:t xml:space="preserve">was moving rather than still, and using it would make things worse.</w:t>
+      </w:r>
+    </w:p>
+    <w:bookmarkEnd w:id="39"/>
+    <w:bookmarkStart w:id="40" w:name="X323e9a984e72dcefdfa4053bb236aaf93520988"/>
+    <w:p>
+      <w:pPr>
+        <w:pStyle w:val="Heading2"/>
+      </w:pPr>
+      <w:r>
+        <w:t xml:space="preserve">4.3 Trusting the accelerometer less during fast movement</w:t>
+      </w:r>
+    </w:p>
+    <w:p>
+      <w:pPr>
+        <w:numPr>
+          <w:ilvl w:val="0"/>
+          <w:numId w:val="1010"/>
+        </w:numPr>
+        <w:pStyle w:val="Compact"/>
+      </w:pPr>
+      <w:r>
+        <w:rPr>
+          <w:bCs/>
+          <w:b/>
+        </w:rPr>
+        <w:t xml:space="preserve">Design Decision:</w:t>
+      </w:r>
+      <w:r>
+        <w:t xml:space="preserve"> </w:t>
+      </w:r>
+      <w:r>
+        <w:t xml:space="preserve">The accelerometer’s influence is gradually reduced the further</w:t>
+      </w:r>
+      <w:r>
+        <w:t xml:space="preserve"> </w:t>
+      </w:r>
+      <w:r>
+        <w:t xml:space="preserve">its reading is from normal gravity: full trust within 0.10 g of 1 g, none</w:t>
+      </w:r>
+      <w:r>
+        <w:t xml:space="preserve"> </w:t>
+      </w:r>
+      <w:r>
+        <w:t xml:space="preserve">beyond 0.60 g.</w:t>
+      </w:r>
+    </w:p>
+    <w:p>
+      <w:pPr>
+        <w:numPr>
+          <w:ilvl w:val="0"/>
+          <w:numId w:val="1010"/>
+        </w:numPr>
+        <w:pStyle w:val="Compact"/>
+      </w:pPr>
+      <w:r>
+        <w:rPr>
+          <w:bCs/>
+          <w:b/>
+        </w:rPr>
+        <w:t xml:space="preserve">Why:</w:t>
+      </w:r>
+      <w:r>
+        <w:t xml:space="preserve"> </w:t>
+      </w:r>
+      <w:r>
+        <w:t xml:space="preserve">During quick movements the accelerometer feels the movement as well as</w:t>
+      </w:r>
+      <w:r>
+        <w:t xml:space="preserve"> </w:t>
+      </w:r>
+      <w:r>
+        <w:t xml:space="preserve">gravity, so it no longer points cleanly</w:t>
+      </w:r>
+      <w:r>
+        <w:t xml:space="preserve"> </w:t>
+      </w:r>
+      <w:r>
+        <w:t xml:space="preserve">“</w:t>
+      </w:r>
+      <w:r>
+        <w:t xml:space="preserve">down</w:t>
+      </w:r>
+      <w:r>
+        <w:t xml:space="preserve">”</w:t>
+      </w:r>
+      <w:r>
+        <w:t xml:space="preserve">. Switching it fully off and on</w:t>
+      </w:r>
+      <w:r>
+        <w:t xml:space="preserve"> </w:t>
+      </w:r>
+      <w:r>
+        <w:t xml:space="preserve">instead would let the angle drift during a fast move and then jump back.</w:t>
+      </w:r>
+    </w:p>
+    <w:p>
+      <w:pPr>
+        <w:numPr>
+          <w:ilvl w:val="0"/>
+          <w:numId w:val="1010"/>
+        </w:numPr>
+        <w:pStyle w:val="Compact"/>
+      </w:pPr>
+      <w:r>
+        <w:rPr>
+          <w:bCs/>
+          <w:b/>
+        </w:rPr>
+        <w:t xml:space="preserve">Status:</w:t>
+      </w:r>
+      <w:r>
+        <w:t xml:space="preserve"> </w:t>
+      </w:r>
+      <w:r>
+        <w:t xml:space="preserve">Not yet tuned on real movement data.</w:t>
+      </w:r>
+    </w:p>
+    <w:bookmarkEnd w:id="40"/>
+    <w:bookmarkEnd w:id="41"/>
+    <w:bookmarkStart w:id="54" w:name="knee-angle-method-pc-side"/>
+    <w:p>
+      <w:pPr>
+        <w:pStyle w:val="Heading1"/>
+      </w:pPr>
+      <w:r>
+        <w:t xml:space="preserve">5. Knee-angle method (PC side)</w:t>
+      </w:r>
+    </w:p>
+    <w:p>
+      <w:pPr>
+        <w:pStyle w:val="FirstParagraph"/>
+      </w:pPr>
+      <w:r>
+        <w:rPr>
+          <w:iCs/>
+          <w:i/>
+        </w:rPr>
         <w:t xml:space="preserve">In short:</w:t>
       </w:r>
       <w:r>
@@ -4080,7 +3657,7 @@
         <w:t xml:space="preserve">to gravity is used, the boards do not need to be placed precisely.</w:t>
       </w:r>
     </w:p>
-    <w:bookmarkStart w:id="47" w:name="X04c5120b06bfebfa2037d784ccddf562daf5414"/>
+    <w:bookmarkStart w:id="45" w:name="X04c5120b06bfebfa2037d784ccddf562daf5414"/>
     <w:p>
       <w:pPr>
         <w:pStyle w:val="Heading2"/>
@@ -4098,18 +3675,18 @@
           <wp:inline>
             <wp:extent cx="6400800" cy="3200400"/>
             <wp:effectExtent b="0" l="0" r="0" t="0"/>
-            <wp:docPr descr="Figure 3. How the knee angle is computed. Each segment’s inclination is its tilt from the zero pose, measured from gravity in its own board; the knee angle is their difference." title="" id="45" name="Picture"/>
+            <wp:docPr descr="Figure 3. How the knee angle is computed. Each segment’s inclination is its tilt from the zero pose, measured from gravity in its own board; the knee angle is their difference." title="" id="43" name="Picture"/>
             <a:graphic>
               <a:graphicData uri="http://schemas.openxmlformats.org/drawingml/2006/picture">
                 <pic:pic>
                   <pic:nvPicPr>
-                    <pic:cNvPr descr="images/handover/fig3_angle.png" id="46" name="Picture"/>
+                    <pic:cNvPr descr="images/handover/fig3_angle.png" id="44" name="Picture"/>
                     <pic:cNvPicPr>
                       <a:picLocks noChangeArrowheads="1" noChangeAspect="1"/>
                     </pic:cNvPicPr>
                   </pic:nvPicPr>
                   <pic:blipFill>
-                    <a:blip r:embed="rId44"/>
+                    <a:blip r:embed="rId42"/>
                     <a:stretch>
                       <a:fillRect/>
                     </a:stretch>
@@ -4148,16 +3725,16 @@
       <w:pPr>
         <w:numPr>
           <w:ilvl w:val="0"/>
-          <w:numId w:val="1013"/>
-        </w:numPr>
-        <w:pStyle w:val="Compact"/>
-      </w:pPr>
-      <w:r>
-        <w:rPr>
-          <w:bCs/>
-          <w:b/>
-        </w:rPr>
-        <w:t xml:space="preserve">Decision:</w:t>
+          <w:numId w:val="1011"/>
+        </w:numPr>
+        <w:pStyle w:val="Compact"/>
+      </w:pPr>
+      <w:r>
+        <w:rPr>
+          <w:bCs/>
+          <w:b/>
+        </w:rPr>
+        <w:t xml:space="preserve">Design Decision:</w:t>
       </w:r>
       <w:r>
         <w:t xml:space="preserve"> </w:t>
@@ -4197,7 +3774,7 @@
       <w:pPr>
         <w:numPr>
           <w:ilvl w:val="0"/>
-          <w:numId w:val="1013"/>
+          <w:numId w:val="1011"/>
         </w:numPr>
         <w:pStyle w:val="Compact"/>
       </w:pPr>
@@ -4237,7 +3814,7 @@
       <w:pPr>
         <w:numPr>
           <w:ilvl w:val="0"/>
-          <w:numId w:val="1013"/>
+          <w:numId w:val="1011"/>
         </w:numPr>
         <w:pStyle w:val="Compact"/>
       </w:pPr>
@@ -4273,8 +3850,8 @@
         <w:t xml:space="preserve">— reduced to one so that one method’s problems could not hide another’s.</w:t>
       </w:r>
     </w:p>
-    <w:bookmarkEnd w:id="47"/>
-    <w:bookmarkStart w:id="48" w:name="X91c4be8f6cda2c58d77cbe85d1138c3e39ce815"/>
+    <w:bookmarkEnd w:id="45"/>
+    <w:bookmarkStart w:id="46" w:name="X91c4be8f6cda2c58d77cbe85d1138c3e39ce815"/>
     <w:p>
       <w:pPr>
         <w:pStyle w:val="Heading2"/>
@@ -4287,16 +3864,16 @@
       <w:pPr>
         <w:numPr>
           <w:ilvl w:val="0"/>
-          <w:numId w:val="1014"/>
-        </w:numPr>
-        <w:pStyle w:val="Compact"/>
-      </w:pPr>
-      <w:r>
-        <w:rPr>
-          <w:bCs/>
-          <w:b/>
-        </w:rPr>
-        <w:t xml:space="preserve">Decision:</w:t>
+          <w:numId w:val="1012"/>
+        </w:numPr>
+        <w:pStyle w:val="Compact"/>
+      </w:pPr>
+      <w:r>
+        <w:rPr>
+          <w:bCs/>
+          <w:b/>
+        </w:rPr>
+        <w:t xml:space="preserve">Design Decision:</w:t>
       </w:r>
       <w:r>
         <w:t xml:space="preserve"> </w:t>
@@ -4315,7 +3892,7 @@
       <w:pPr>
         <w:numPr>
           <w:ilvl w:val="0"/>
-          <w:numId w:val="1014"/>
+          <w:numId w:val="1012"/>
         </w:numPr>
         <w:pStyle w:val="Compact"/>
       </w:pPr>
@@ -4345,8 +3922,8 @@
         <w:t xml:space="preserve">drifting.</w:t>
       </w:r>
     </w:p>
-    <w:bookmarkEnd w:id="48"/>
-    <w:bookmarkStart w:id="52" w:name="Xb2ec56b897b1ae872dbafa28d9d81924c5d12d6"/>
+    <w:bookmarkEnd w:id="46"/>
+    <w:bookmarkStart w:id="50" w:name="Xb2ec56b897b1ae872dbafa28d9d81924c5d12d6"/>
     <w:p>
       <w:pPr>
         <w:pStyle w:val="Heading2"/>
@@ -4364,18 +3941,18 @@
           <wp:inline>
             <wp:extent cx="6400800" cy="1508760"/>
             <wp:effectExtent b="0" l="0" r="0" t="0"/>
-            <wp:docPr descr="Figure 4. A session in the GUI, from connecting to stopping." title="" id="50" name="Picture"/>
+            <wp:docPr descr="Figure 4. A session in the GUI, from connecting to stopping." title="" id="48" name="Picture"/>
             <a:graphic>
               <a:graphicData uri="http://schemas.openxmlformats.org/drawingml/2006/picture">
                 <pic:pic>
                   <pic:nvPicPr>
-                    <pic:cNvPr descr="images/handover/fig4_session.png" id="51" name="Picture"/>
+                    <pic:cNvPr descr="images/handover/fig4_session.png" id="49" name="Picture"/>
                     <pic:cNvPicPr>
                       <a:picLocks noChangeArrowheads="1" noChangeAspect="1"/>
                     </pic:cNvPicPr>
                   </pic:nvPicPr>
                   <pic:blipFill>
-                    <a:blip r:embed="rId49"/>
+                    <a:blip r:embed="rId47"/>
                     <a:stretch>
                       <a:fillRect/>
                     </a:stretch>
@@ -4414,6 +3991,177 @@
       <w:pPr>
         <w:numPr>
           <w:ilvl w:val="0"/>
+          <w:numId w:val="1013"/>
+        </w:numPr>
+        <w:pStyle w:val="Compact"/>
+      </w:pPr>
+      <w:r>
+        <w:rPr>
+          <w:bCs/>
+          <w:b/>
+        </w:rPr>
+        <w:t xml:space="preserve">Design Decision:</w:t>
+      </w:r>
+      <w:r>
+        <w:t xml:space="preserve"> </w:t>
+      </w:r>
+      <w:r>
+        <w:t xml:space="preserve">Each session starts with (Figure 4):</w:t>
+      </w:r>
+    </w:p>
+    <w:p>
+      <w:pPr>
+        <w:numPr>
+          <w:ilvl w:val="1"/>
+          <w:numId w:val="1014"/>
+        </w:numPr>
+        <w:pStyle w:val="Compact"/>
+      </w:pPr>
+      <w:r>
+        <w:rPr>
+          <w:bCs/>
+          <w:b/>
+        </w:rPr>
+        <w:t xml:space="preserve">Zeroing</w:t>
+      </w:r>
+      <w:r>
+        <w:t xml:space="preserve"> </w:t>
+      </w:r>
+      <w:r>
+        <w:t xml:space="preserve">(2 s): leg straight and still. The gravity direction each board</w:t>
+      </w:r>
+      <w:r>
+        <w:t xml:space="preserve"> </w:t>
+      </w:r>
+      <w:r>
+        <w:t xml:space="preserve">sees becomes its 0°.</w:t>
+      </w:r>
+    </w:p>
+    <w:p>
+      <w:pPr>
+        <w:numPr>
+          <w:ilvl w:val="1"/>
+          <w:numId w:val="1014"/>
+        </w:numPr>
+        <w:pStyle w:val="Compact"/>
+      </w:pPr>
+      <w:r>
+        <w:rPr>
+          <w:bCs/>
+          <w:b/>
+        </w:rPr>
+        <w:t xml:space="preserve">Sweep</w:t>
+      </w:r>
+      <w:r>
+        <w:t xml:space="preserve"> </w:t>
+      </w:r>
+      <w:r>
+        <w:t xml:space="preserve">(6 s): a few slow movements bending the knee and hip. The</w:t>
+      </w:r>
+      <w:r>
+        <w:t xml:space="preserve"> </w:t>
+      </w:r>
+      <w:r>
+        <w:t xml:space="preserve">direction each board tilts becomes its</w:t>
+      </w:r>
+      <w:r>
+        <w:t xml:space="preserve"> </w:t>
+      </w:r>
+      <w:r>
+        <w:t xml:space="preserve">“</w:t>
+      </w:r>
+      <w:r>
+        <w:t xml:space="preserve">forward</w:t>
+      </w:r>
+      <w:r>
+        <w:t xml:space="preserve">”</w:t>
+      </w:r>
+      <w:r>
+        <w:t xml:space="preserve">.</w:t>
+      </w:r>
+    </w:p>
+    <w:p>
+      <w:pPr>
+        <w:numPr>
+          <w:ilvl w:val="0"/>
+          <w:numId w:val="1013"/>
+        </w:numPr>
+        <w:pStyle w:val="Compact"/>
+      </w:pPr>
+      <w:r>
+        <w:rPr>
+          <w:bCs/>
+          <w:b/>
+        </w:rPr>
+        <w:t xml:space="preserve">Why:</w:t>
+      </w:r>
+      <w:r>
+        <w:t xml:space="preserve"> </w:t>
+      </w:r>
+      <w:r>
+        <w:t xml:space="preserve">Together these tell the software how each board sits on its segment,</w:t>
+      </w:r>
+      <w:r>
+        <w:t xml:space="preserve"> </w:t>
+      </w:r>
+      <w:r>
+        <w:t xml:space="preserve">without anyone having to measure the mounting.</w:t>
+      </w:r>
+    </w:p>
+    <w:p>
+      <w:pPr>
+        <w:numPr>
+          <w:ilvl w:val="0"/>
+          <w:numId w:val="1013"/>
+        </w:numPr>
+        <w:pStyle w:val="Compact"/>
+      </w:pPr>
+      <w:r>
+        <w:rPr>
+          <w:bCs/>
+          <w:b/>
+        </w:rPr>
+        <w:t xml:space="preserve">Detail:</w:t>
+      </w:r>
+      <w:r>
+        <w:t xml:space="preserve"> </w:t>
+      </w:r>
+      <w:r>
+        <w:t xml:space="preserve">A segment that tilts less than 5° during the sweep is treated as</w:t>
+      </w:r>
+      <w:r>
+        <w:t xml:space="preserve"> </w:t>
+      </w:r>
+      <w:r>
+        <w:t xml:space="preserve">not moving and contributes 0°. In all bench tests only the shank was moved, so</w:t>
+      </w:r>
+      <w:r>
+        <w:t xml:space="preserve"> </w:t>
+      </w:r>
+      <w:r>
+        <w:t xml:space="preserve">the angle came from the shank alone; moving both segments is a required next</w:t>
+      </w:r>
+      <w:r>
+        <w:t xml:space="preserve"> </w:t>
+      </w:r>
+      <w:r>
+        <w:t xml:space="preserve">step (§1.3).</w:t>
+      </w:r>
+    </w:p>
+    <w:bookmarkEnd w:id="50"/>
+    <w:bookmarkStart w:id="51" w:name="signed-continuous-angle"/>
+    <w:p>
+      <w:pPr>
+        <w:pStyle w:val="Heading2"/>
+      </w:pPr>
+      <w:r>
+        <w:t xml:space="preserve">5.4 Signed, continuous angle</w:t>
+      </w:r>
+    </w:p>
+    <w:p>
+      <w:pPr>
+        <w:numPr>
+          <w:ilvl w:val="0"/>
           <w:numId w:val="1015"/>
         </w:numPr>
         <w:pStyle w:val="Compact"/>
@@ -4423,19 +4171,81 @@
           <w:bCs/>
           <w:b/>
         </w:rPr>
-        <w:t xml:space="preserve">Decision:</w:t>
-      </w:r>
-      <w:r>
-        <w:t xml:space="preserve"> </w:t>
-      </w:r>
-      <w:r>
-        <w:t xml:space="preserve">Each session starts with (Figure 4):</w:t>
-      </w:r>
-    </w:p>
-    <w:p>
-      <w:pPr>
-        <w:numPr>
-          <w:ilvl w:val="1"/>
+        <w:t xml:space="preserve">Design Decision:</w:t>
+      </w:r>
+      <w:r>
+        <w:t xml:space="preserve"> </w:t>
+      </w:r>
+      <w:r>
+        <w:t xml:space="preserve">Bending reads positive and over-straightening reads negative,</w:t>
+      </w:r>
+      <w:r>
+        <w:t xml:space="preserve"> </w:t>
+      </w:r>
+      <w:r>
+        <w:t xml:space="preserve">with no jumps anywhere in the range (calculated as</w:t>
+      </w:r>
+      <w:r>
+        <w:t xml:space="preserve"> </w:t>
+      </w:r>
+      <w:r>
+        <w:rPr>
+          <w:rStyle w:val="VerbatimChar"/>
+        </w:rPr>
+        <w:t xml:space="preserve">atan2(g·f, g·d)</w:t>
+      </w:r>
+      <w:r>
+        <w:t xml:space="preserve">).</w:t>
+      </w:r>
+    </w:p>
+    <w:p>
+      <w:pPr>
+        <w:numPr>
+          <w:ilvl w:val="0"/>
+          <w:numId w:val="1015"/>
+        </w:numPr>
+        <w:pStyle w:val="Compact"/>
+      </w:pPr>
+      <w:r>
+        <w:rPr>
+          <w:bCs/>
+          <w:b/>
+        </w:rPr>
+        <w:t xml:space="preserve">Why:</w:t>
+      </w:r>
+      <w:r>
+        <w:t xml:space="preserve"> </w:t>
+      </w:r>
+      <w:r>
+        <w:t xml:space="preserve">It tells bending apart from over-straightening and gives the same</w:t>
+      </w:r>
+      <w:r>
+        <w:t xml:space="preserve"> </w:t>
+      </w:r>
+      <w:r>
+        <w:t xml:space="preserve">readings on the way back from deep bending (checked by the self-test with a</w:t>
+      </w:r>
+      <w:r>
+        <w:t xml:space="preserve"> </w:t>
+      </w:r>
+      <w:r>
+        <w:t xml:space="preserve">0° → 130° → 0° movement).</w:t>
+      </w:r>
+    </w:p>
+    <w:bookmarkEnd w:id="51"/>
+    <w:bookmarkStart w:id="52" w:name="Xcf21e74af5107a3e546488ffbd76c258e48e573"/>
+    <w:p>
+      <w:pPr>
+        <w:pStyle w:val="Heading2"/>
+      </w:pPr>
+      <w:r>
+        <w:t xml:space="preserve">5.5 Angles relative to the start pose, not anatomical angles</w:t>
+      </w:r>
+    </w:p>
+    <w:p>
+      <w:pPr>
+        <w:numPr>
+          <w:ilvl w:val="0"/>
           <w:numId w:val="1016"/>
         </w:numPr>
         <w:pStyle w:val="Compact"/>
@@ -4445,25 +4255,55 @@
           <w:bCs/>
           <w:b/>
         </w:rPr>
-        <w:t xml:space="preserve">Zeroing</w:t>
-      </w:r>
-      <w:r>
-        <w:t xml:space="preserve"> </w:t>
-      </w:r>
-      <w:r>
-        <w:t xml:space="preserve">(2 s): leg straight and still. The gravity direction each board</w:t>
-      </w:r>
-      <w:r>
-        <w:t xml:space="preserve"> </w:t>
-      </w:r>
-      <w:r>
-        <w:t xml:space="preserve">sees becomes its 0°.</w:t>
-      </w:r>
-    </w:p>
-    <w:p>
-      <w:pPr>
-        <w:numPr>
-          <w:ilvl w:val="1"/>
+        <w:t xml:space="preserve">Design Decision:</w:t>
+      </w:r>
+      <w:r>
+        <w:t xml:space="preserve"> </w:t>
+      </w:r>
+      <w:r>
+        <w:t xml:space="preserve">Accept that 0° means</w:t>
+      </w:r>
+      <w:r>
+        <w:t xml:space="preserve"> </w:t>
+      </w:r>
+      <w:r>
+        <w:t xml:space="preserve">“</w:t>
+      </w:r>
+      <w:r>
+        <w:t xml:space="preserve">the pose held during zeroing</w:t>
+      </w:r>
+      <w:r>
+        <w:t xml:space="preserve">”</w:t>
+      </w:r>
+      <w:r>
+        <w:t xml:space="preserve">, not</w:t>
+      </w:r>
+      <w:r>
+        <w:t xml:space="preserve"> </w:t>
+      </w:r>
+      <w:r>
+        <w:t xml:space="preserve">“</w:t>
+      </w:r>
+      <w:r>
+        <w:t xml:space="preserve">the</w:t>
+      </w:r>
+      <w:r>
+        <w:t xml:space="preserve"> </w:t>
+      </w:r>
+      <w:r>
+        <w:t xml:space="preserve">leg is anatomically straight</w:t>
+      </w:r>
+      <w:r>
+        <w:t xml:space="preserve">”</w:t>
+      </w:r>
+      <w:r>
+        <w:t xml:space="preserve">.</w:t>
+      </w:r>
+    </w:p>
+    <w:p>
+      <w:pPr>
+        <w:numPr>
+          <w:ilvl w:val="0"/>
           <w:numId w:val="1016"/>
         </w:numPr>
         <w:pStyle w:val="Compact"/>
@@ -4473,369 +4313,78 @@
           <w:bCs/>
           <w:b/>
         </w:rPr>
-        <w:t xml:space="preserve">Sweep</w:t>
-      </w:r>
-      <w:r>
-        <w:t xml:space="preserve"> </w:t>
-      </w:r>
-      <w:r>
-        <w:t xml:space="preserve">(6 s): a few slow movements bending the knee and hip. The</w:t>
-      </w:r>
-      <w:r>
-        <w:t xml:space="preserve"> </w:t>
-      </w:r>
-      <w:r>
-        <w:t xml:space="preserve">direction each board tilts becomes its</w:t>
-      </w:r>
-      <w:r>
-        <w:t xml:space="preserve"> </w:t>
-      </w:r>
-      <w:r>
-        <w:t xml:space="preserve">“</w:t>
-      </w:r>
-      <w:r>
-        <w:t xml:space="preserve">forward</w:t>
-      </w:r>
-      <w:r>
-        <w:t xml:space="preserve">”</w:t>
-      </w:r>
-      <w:r>
-        <w:t xml:space="preserve">.</w:t>
-      </w:r>
-    </w:p>
-    <w:p>
-      <w:pPr>
-        <w:numPr>
-          <w:ilvl w:val="0"/>
-          <w:numId w:val="1015"/>
-        </w:numPr>
-        <w:pStyle w:val="Compact"/>
-      </w:pPr>
-      <w:r>
-        <w:rPr>
-          <w:bCs/>
-          <w:b/>
-        </w:rPr>
         <w:t xml:space="preserve">Why:</w:t>
       </w:r>
       <w:r>
         <w:t xml:space="preserve"> </w:t>
       </w:r>
       <w:r>
-        <w:t xml:space="preserve">Together these tell the software how each board sits on its segment,</w:t>
-      </w:r>
-      <w:r>
-        <w:t xml:space="preserve"> </w:t>
-      </w:r>
-      <w:r>
-        <w:t xml:space="preserve">without anyone having to measure the mounting.</w:t>
-      </w:r>
-    </w:p>
-    <w:p>
-      <w:pPr>
-        <w:numPr>
-          <w:ilvl w:val="0"/>
-          <w:numId w:val="1015"/>
-        </w:numPr>
-        <w:pStyle w:val="Compact"/>
-      </w:pPr>
-      <w:r>
-        <w:rPr>
-          <w:bCs/>
-          <w:b/>
-        </w:rPr>
-        <w:t xml:space="preserve">Detail:</w:t>
-      </w:r>
-      <w:r>
-        <w:t xml:space="preserve"> </w:t>
-      </w:r>
-      <w:r>
-        <w:t xml:space="preserve">A segment that tilts less than 5° during the sweep is treated as</w:t>
-      </w:r>
-      <w:r>
-        <w:t xml:space="preserve"> </w:t>
-      </w:r>
-      <w:r>
-        <w:t xml:space="preserve">not moving and contributes 0°. In all bench tests only the shank was moved, so</w:t>
-      </w:r>
-      <w:r>
-        <w:t xml:space="preserve"> </w:t>
-      </w:r>
-      <w:r>
-        <w:t xml:space="preserve">the angle came from the shank alone; moving both segments is a required next</w:t>
-      </w:r>
-      <w:r>
-        <w:t xml:space="preserve"> </w:t>
-      </w:r>
-      <w:r>
-        <w:t xml:space="preserve">step (§1.3).</w:t>
+        <w:t xml:space="preserve">Range of motion, repetition counting, gait and movement quality all</w:t>
+      </w:r>
+      <w:r>
+        <w:t xml:space="preserve"> </w:t>
+      </w:r>
+      <w:r>
+        <w:t xml:space="preserve">use differences between angles, so the starting point cancels out. A true</w:t>
+      </w:r>
+      <w:r>
+        <w:t xml:space="preserve"> </w:t>
+      </w:r>
+      <w:r>
+        <w:t xml:space="preserve">anatomical angle (for example, measuring a knee that cannot fully straighten)</w:t>
+      </w:r>
+      <w:r>
+        <w:t xml:space="preserve"> </w:t>
+      </w:r>
+      <w:r>
+        <w:t xml:space="preserve">needs an outside reference that sees the anatomy; the sensors cannot provide</w:t>
+      </w:r>
+      <w:r>
+        <w:t xml:space="preserve"> </w:t>
+      </w:r>
+      <w:r>
+        <w:t xml:space="preserve">it, and a magnetometer would not help (Appendix A).</w:t>
       </w:r>
     </w:p>
     <w:bookmarkEnd w:id="52"/>
-    <w:bookmarkStart w:id="53" w:name="signed-continuous-angle"/>
+    <w:bookmarkStart w:id="53" w:name="accepted-limitation-side-view-plane-only"/>
     <w:p>
       <w:pPr>
         <w:pStyle w:val="Heading2"/>
       </w:pPr>
       <w:r>
-        <w:t xml:space="preserve">5.4 Signed, continuous angle</w:t>
-      </w:r>
-    </w:p>
-    <w:p>
-      <w:pPr>
-        <w:numPr>
-          <w:ilvl w:val="0"/>
-          <w:numId w:val="1017"/>
-        </w:numPr>
-        <w:pStyle w:val="Compact"/>
-      </w:pPr>
-      <w:r>
-        <w:rPr>
-          <w:bCs/>
-          <w:b/>
-        </w:rPr>
-        <w:t xml:space="preserve">Decision:</w:t>
-      </w:r>
-      <w:r>
-        <w:t xml:space="preserve"> </w:t>
-      </w:r>
-      <w:r>
-        <w:t xml:space="preserve">Bending reads positive and over-straightening reads negative,</w:t>
-      </w:r>
-      <w:r>
-        <w:t xml:space="preserve"> </w:t>
-      </w:r>
-      <w:r>
-        <w:t xml:space="preserve">with no jumps anywhere in the range (calculated as</w:t>
-      </w:r>
-      <w:r>
-        <w:t xml:space="preserve"> </w:t>
-      </w:r>
-      <w:r>
-        <w:rPr>
-          <w:rStyle w:val="VerbatimChar"/>
-        </w:rPr>
-        <w:t xml:space="preserve">atan2(g·f, g·d)</w:t>
-      </w:r>
-      <w:r>
-        <w:t xml:space="preserve">).</w:t>
-      </w:r>
-    </w:p>
-    <w:p>
-      <w:pPr>
-        <w:numPr>
-          <w:ilvl w:val="0"/>
-          <w:numId w:val="1017"/>
-        </w:numPr>
-        <w:pStyle w:val="Compact"/>
-      </w:pPr>
-      <w:r>
-        <w:rPr>
-          <w:bCs/>
-          <w:b/>
-        </w:rPr>
-        <w:t xml:space="preserve">Why:</w:t>
-      </w:r>
-      <w:r>
-        <w:t xml:space="preserve"> </w:t>
-      </w:r>
-      <w:r>
-        <w:t xml:space="preserve">It tells bending apart from over-straightening and gives the same</w:t>
-      </w:r>
-      <w:r>
-        <w:t xml:space="preserve"> </w:t>
-      </w:r>
-      <w:r>
-        <w:t xml:space="preserve">readings on the way back from deep bending (checked by the self-test with a</w:t>
-      </w:r>
-      <w:r>
-        <w:t xml:space="preserve"> </w:t>
-      </w:r>
-      <w:r>
-        <w:t xml:space="preserve">0° → 130° → 0° movement).</w:t>
+        <w:t xml:space="preserve">5.6 Accepted limitation: side-view plane only</w:t>
+      </w:r>
+    </w:p>
+    <w:p>
+      <w:pPr>
+        <w:pStyle w:val="FirstParagraph"/>
+      </w:pPr>
+      <w:r>
+        <w:t xml:space="preserve">Gravity shows tilt but not rotation about the vertical. The method therefore</w:t>
+      </w:r>
+      <w:r>
+        <w:t xml:space="preserve"> </w:t>
+      </w:r>
+      <w:r>
+        <w:t xml:space="preserve">under-reads movement well outside the side-view plane (for example, lying down</w:t>
+      </w:r>
+      <w:r>
+        <w:t xml:space="preserve"> </w:t>
+      </w:r>
+      <w:r>
+        <w:t xml:space="preserve">with the hip turned a lot). This is accepted because the target is ordinary</w:t>
+      </w:r>
+      <w:r>
+        <w:t xml:space="preserve"> </w:t>
+      </w:r>
+      <w:r>
+        <w:t xml:space="preserve">knee bending while upright.</w:t>
       </w:r>
     </w:p>
     <w:bookmarkEnd w:id="53"/>
-    <w:bookmarkStart w:id="54" w:name="Xcf21e74af5107a3e546488ffbd76c258e48e573"/>
-    <w:p>
-      <w:pPr>
-        <w:pStyle w:val="Heading2"/>
-      </w:pPr>
-      <w:r>
-        <w:t xml:space="preserve">5.5 Angles relative to the start pose, not anatomical angles</w:t>
-      </w:r>
-    </w:p>
-    <w:p>
-      <w:pPr>
-        <w:numPr>
-          <w:ilvl w:val="0"/>
-          <w:numId w:val="1018"/>
-        </w:numPr>
-        <w:pStyle w:val="Compact"/>
-      </w:pPr>
-      <w:r>
-        <w:rPr>
-          <w:bCs/>
-          <w:b/>
-        </w:rPr>
-        <w:t xml:space="preserve">Decision:</w:t>
-      </w:r>
-      <w:r>
-        <w:t xml:space="preserve"> </w:t>
-      </w:r>
-      <w:r>
-        <w:t xml:space="preserve">Accept that 0° means</w:t>
-      </w:r>
-      <w:r>
-        <w:t xml:space="preserve"> </w:t>
-      </w:r>
-      <w:r>
-        <w:t xml:space="preserve">“</w:t>
-      </w:r>
-      <w:r>
-        <w:t xml:space="preserve">the pose held during zeroing</w:t>
-      </w:r>
-      <w:r>
-        <w:t xml:space="preserve">”</w:t>
-      </w:r>
-      <w:r>
-        <w:t xml:space="preserve">, not</w:t>
-      </w:r>
-      <w:r>
-        <w:t xml:space="preserve"> </w:t>
-      </w:r>
-      <w:r>
-        <w:t xml:space="preserve">“</w:t>
-      </w:r>
-      <w:r>
-        <w:t xml:space="preserve">the</w:t>
-      </w:r>
-      <w:r>
-        <w:t xml:space="preserve"> </w:t>
-      </w:r>
-      <w:r>
-        <w:t xml:space="preserve">leg is anatomically straight</w:t>
-      </w:r>
-      <w:r>
-        <w:t xml:space="preserve">”</w:t>
-      </w:r>
-      <w:r>
-        <w:t xml:space="preserve">.</w:t>
-      </w:r>
-    </w:p>
-    <w:p>
-      <w:pPr>
-        <w:numPr>
-          <w:ilvl w:val="0"/>
-          <w:numId w:val="1018"/>
-        </w:numPr>
-        <w:pStyle w:val="Compact"/>
-      </w:pPr>
-      <w:r>
-        <w:rPr>
-          <w:bCs/>
-          <w:b/>
-        </w:rPr>
-        <w:t xml:space="preserve">Why:</w:t>
-      </w:r>
-      <w:r>
-        <w:t xml:space="preserve"> </w:t>
-      </w:r>
-      <w:r>
-        <w:t xml:space="preserve">Range of motion, repetition counting, gait and movement quality all</w:t>
-      </w:r>
-      <w:r>
-        <w:t xml:space="preserve"> </w:t>
-      </w:r>
-      <w:r>
-        <w:t xml:space="preserve">use differences between angles, so the starting point cancels out. A true</w:t>
-      </w:r>
-      <w:r>
-        <w:t xml:space="preserve"> </w:t>
-      </w:r>
-      <w:r>
-        <w:t xml:space="preserve">anatomical angle (for example, measuring a knee that cannot fully straighten)</w:t>
-      </w:r>
-      <w:r>
-        <w:t xml:space="preserve"> </w:t>
-      </w:r>
-      <w:r>
-        <w:t xml:space="preserve">needs an outside reference that sees the anatomy; the sensors cannot provide</w:t>
-      </w:r>
-      <w:r>
-        <w:t xml:space="preserve"> </w:t>
-      </w:r>
-      <w:r>
-        <w:t xml:space="preserve">it, and a magnetometer would not help (Appendix A).</w:t>
-      </w:r>
-    </w:p>
-    <w:p>
-      <w:pPr>
-        <w:numPr>
-          <w:ilvl w:val="0"/>
-          <w:numId w:val="1018"/>
-        </w:numPr>
-        <w:pStyle w:val="Compact"/>
-      </w:pPr>
-      <w:r>
-        <w:rPr>
-          <w:bCs/>
-          <w:b/>
-        </w:rPr>
-        <w:t xml:space="preserve">Alternatives:</w:t>
-      </w:r>
-      <w:r>
-        <w:t xml:space="preserve"> </w:t>
-      </w:r>
-      <w:r>
-        <w:t xml:space="preserve">A calibration movement that finds the knee’s hinge axis, or</w:t>
-      </w:r>
-      <w:r>
-        <w:t xml:space="preserve"> </w:t>
-      </w:r>
-      <w:r>
-        <w:t xml:space="preserve">a fixture that sets a known straight pose (Appendix B) — identified, not built.</w:t>
-      </w:r>
-    </w:p>
     <w:bookmarkEnd w:id="54"/>
-    <w:bookmarkStart w:id="55" w:name="accepted-limitation-side-view-plane-only"/>
-    <w:p>
-      <w:pPr>
-        <w:pStyle w:val="Heading2"/>
-      </w:pPr>
-      <w:r>
-        <w:t xml:space="preserve">5.6 Accepted limitation: side-view plane only</w:t>
-      </w:r>
-    </w:p>
-    <w:p>
-      <w:pPr>
-        <w:pStyle w:val="FirstParagraph"/>
-      </w:pPr>
-      <w:r>
-        <w:t xml:space="preserve">Gravity shows tilt but not rotation about the vertical. The method therefore</w:t>
-      </w:r>
-      <w:r>
-        <w:t xml:space="preserve"> </w:t>
-      </w:r>
-      <w:r>
-        <w:t xml:space="preserve">under-reads movement well outside the side-view plane (for example, lying down</w:t>
-      </w:r>
-      <w:r>
-        <w:t xml:space="preserve"> </w:t>
-      </w:r>
-      <w:r>
-        <w:t xml:space="preserve">with the hip turned a lot). This is accepted because the target is ordinary</w:t>
-      </w:r>
-      <w:r>
-        <w:t xml:space="preserve"> </w:t>
-      </w:r>
-      <w:r>
-        <w:t xml:space="preserve">knee bending while upright.</w:t>
-      </w:r>
-    </w:p>
-    <w:bookmarkEnd w:id="55"/>
-    <w:bookmarkEnd w:id="56"/>
-    <w:bookmarkStart w:id="63" w:name="board-to-board-link-and-data-protocol"/>
+    <w:bookmarkStart w:id="61" w:name="board-to-board-link-and-data-protocol"/>
     <w:p>
       <w:pPr>
         <w:pStyle w:val="Heading1"/>
@@ -4874,7 +4423,7 @@
         <w:t xml:space="preserve">breaking the stream, and neither board ever waits on the other.</w:t>
       </w:r>
     </w:p>
-    <w:bookmarkStart w:id="57" w:name="wired-serial-link-at-115-200-baud"/>
+    <w:bookmarkStart w:id="55" w:name="wired-serial-link-at-115-200-baud"/>
     <w:p>
       <w:pPr>
         <w:pStyle w:val="Heading2"/>
@@ -4887,6 +4436,174 @@
       <w:pPr>
         <w:numPr>
           <w:ilvl w:val="0"/>
+          <w:numId w:val="1017"/>
+        </w:numPr>
+        <w:pStyle w:val="Compact"/>
+      </w:pPr>
+      <w:r>
+        <w:rPr>
+          <w:bCs/>
+          <w:b/>
+        </w:rPr>
+        <w:t xml:space="preserve">Design Decision:</w:t>
+      </w:r>
+      <w:r>
+        <w:t xml:space="preserve"> </w:t>
+      </w:r>
+      <w:r>
+        <w:t xml:space="preserve">A wired UART link at 115 200 bits per second in both directions:</w:t>
+      </w:r>
+      <w:r>
+        <w:t xml:space="preserve"> </w:t>
+      </w:r>
+      <w:r>
+        <w:t xml:space="preserve">shank data to the thigh board, and a</w:t>
+      </w:r>
+      <w:r>
+        <w:t xml:space="preserve"> </w:t>
+      </w:r>
+      <w:r>
+        <w:t xml:space="preserve">“</w:t>
+      </w:r>
+      <w:r>
+        <w:t xml:space="preserve">keep going</w:t>
+      </w:r>
+      <w:r>
+        <w:t xml:space="preserve">”</w:t>
+      </w:r>
+      <w:r>
+        <w:t xml:space="preserve"> </w:t>
+      </w:r>
+      <w:r>
+        <w:t xml:space="preserve">signal (keepalive) back to</w:t>
+      </w:r>
+      <w:r>
+        <w:t xml:space="preserve"> </w:t>
+      </w:r>
+      <w:r>
+        <w:t xml:space="preserve">the shank board (Figure 2).</w:t>
+      </w:r>
+    </w:p>
+    <w:p>
+      <w:pPr>
+        <w:numPr>
+          <w:ilvl w:val="0"/>
+          <w:numId w:val="1017"/>
+        </w:numPr>
+        <w:pStyle w:val="Compact"/>
+      </w:pPr>
+      <w:r>
+        <w:rPr>
+          <w:bCs/>
+          <w:b/>
+        </w:rPr>
+        <w:t xml:space="preserve">Why:</w:t>
+      </w:r>
+      <w:r>
+        <w:t xml:space="preserve"> </w:t>
+      </w:r>
+      <w:r>
+        <w:t xml:space="preserve">Simple and predictable. 115 200 is far more than needed (about</w:t>
+      </w:r>
+      <w:r>
+        <w:t xml:space="preserve"> </w:t>
+      </w:r>
+      <w:r>
+        <w:t xml:space="preserve">15 000 bits per second) while leaving a wide timing margin; faster speeds were</w:t>
+      </w:r>
+      <w:r>
+        <w:t xml:space="preserve"> </w:t>
+      </w:r>
+      <w:r>
+        <w:t xml:space="preserve">less reliable as the boards warmed up.</w:t>
+      </w:r>
+    </w:p>
+    <w:bookmarkEnd w:id="55"/>
+    <w:bookmarkStart w:id="56" w:name="Xe97c985c67099079fe2d680aa30ea5f508a5616"/>
+    <w:p>
+      <w:pPr>
+        <w:pStyle w:val="Heading2"/>
+      </w:pPr>
+      <w:r>
+        <w:t xml:space="preserve">6.2 Messages with a start marker and a check number</w:t>
+      </w:r>
+    </w:p>
+    <w:p>
+      <w:pPr>
+        <w:numPr>
+          <w:ilvl w:val="0"/>
+          <w:numId w:val="1018"/>
+        </w:numPr>
+        <w:pStyle w:val="Compact"/>
+      </w:pPr>
+      <w:r>
+        <w:rPr>
+          <w:bCs/>
+          <w:b/>
+        </w:rPr>
+        <w:t xml:space="preserve">Design Decision:</w:t>
+      </w:r>
+      <w:r>
+        <w:t xml:space="preserve"> </w:t>
+      </w:r>
+      <w:r>
+        <w:t xml:space="preserve">Each 30-byte message (packet) starts with a fixed marker byte and</w:t>
+      </w:r>
+      <w:r>
+        <w:t xml:space="preserve"> </w:t>
+      </w:r>
+      <w:r>
+        <w:t xml:space="preserve">ends with a checksum (Figure 2). The thigh board finds the start of each</w:t>
+      </w:r>
+      <w:r>
+        <w:t xml:space="preserve"> </w:t>
+      </w:r>
+      <w:r>
+        <w:t xml:space="preserve">message by its marker and discards any message whose checksum is wrong.</w:t>
+      </w:r>
+    </w:p>
+    <w:p>
+      <w:pPr>
+        <w:numPr>
+          <w:ilvl w:val="0"/>
+          <w:numId w:val="1018"/>
+        </w:numPr>
+        <w:pStyle w:val="Compact"/>
+      </w:pPr>
+      <w:r>
+        <w:rPr>
+          <w:bCs/>
+          <w:b/>
+        </w:rPr>
+        <w:t xml:space="preserve">Why:</w:t>
+      </w:r>
+      <w:r>
+        <w:t xml:space="preserve"> </w:t>
+      </w:r>
+      <w:r>
+        <w:t xml:space="preserve">Without a marker, one lost byte would scramble every message after it;</w:t>
+      </w:r>
+      <w:r>
+        <w:t xml:space="preserve"> </w:t>
+      </w:r>
+      <w:r>
+        <w:t xml:space="preserve">with it, a glitch costs a single sample.</w:t>
+      </w:r>
+    </w:p>
+    <w:bookmarkEnd w:id="56"/>
+    <w:bookmarkStart w:id="57" w:name="Xcbe181a3c558f5c8a3423854add817af734bed2"/>
+    <w:p>
+      <w:pPr>
+        <w:pStyle w:val="Heading2"/>
+      </w:pPr>
+      <w:r>
+        <w:t xml:space="preserve">6.3 The shank board keeps sending; the thigh board never waits</w:t>
+      </w:r>
+    </w:p>
+    <w:p>
+      <w:pPr>
+        <w:numPr>
+          <w:ilvl w:val="0"/>
           <w:numId w:val="1019"/>
         </w:numPr>
         <w:pStyle w:val="Compact"/>
@@ -4896,43 +4613,25 @@
           <w:bCs/>
           <w:b/>
         </w:rPr>
-        <w:t xml:space="preserve">Decision:</w:t>
-      </w:r>
-      <w:r>
-        <w:t xml:space="preserve"> </w:t>
-      </w:r>
-      <w:r>
-        <w:t xml:space="preserve">A wired UART link at 115 200 bits per second in both directions:</w:t>
-      </w:r>
-      <w:r>
-        <w:t xml:space="preserve"> </w:t>
-      </w:r>
-      <w:r>
-        <w:t xml:space="preserve">shank data to the thigh board, and a</w:t>
-      </w:r>
-      <w:r>
-        <w:t xml:space="preserve"> </w:t>
-      </w:r>
-      <w:r>
-        <w:t xml:space="preserve">“</w:t>
-      </w:r>
-      <w:r>
-        <w:t xml:space="preserve">keep going</w:t>
-      </w:r>
-      <w:r>
-        <w:t xml:space="preserve">”</w:t>
-      </w:r>
-      <w:r>
-        <w:t xml:space="preserve"> </w:t>
-      </w:r>
-      <w:r>
-        <w:t xml:space="preserve">signal (keepalive) back to</w:t>
-      </w:r>
-      <w:r>
-        <w:t xml:space="preserve"> </w:t>
-      </w:r>
-      <w:r>
-        <w:t xml:space="preserve">the shank board (Figure 2).</w:t>
+        <w:t xml:space="preserve">Design Decision:</w:t>
+      </w:r>
+      <w:r>
+        <w:t xml:space="preserve"> </w:t>
+      </w:r>
+      <w:r>
+        <w:t xml:space="preserve">The shank board sends a message 50 times a second without being</w:t>
+      </w:r>
+      <w:r>
+        <w:t xml:space="preserve"> </w:t>
+      </w:r>
+      <w:r>
+        <w:t xml:space="preserve">asked; the thigh board always uses the newest good one. If that is more than</w:t>
+      </w:r>
+      <w:r>
+        <w:t xml:space="preserve"> </w:t>
+      </w:r>
+      <w:r>
+        <w:t xml:space="preserve">30 ms old, the shank reading is marked missing and the PC fills the gap (§8.3).</w:t>
       </w:r>
     </w:p>
     <w:p>
@@ -4954,51 +4653,29 @@
         <w:t xml:space="preserve"> </w:t>
       </w:r>
       <w:r>
-        <w:t xml:space="preserve">Simple and predictable. A faster speed (460 800) was tried; it hid a</w:t>
-      </w:r>
-      <w:r>
-        <w:t xml:space="preserve"> </w:t>
-      </w:r>
-      <w:r>
-        <w:t xml:space="preserve">bug and became less reliable as the boards warmed up. 115 200 is still far more</w:t>
-      </w:r>
-      <w:r>
-        <w:t xml:space="preserve"> </w:t>
-      </w:r>
-      <w:r>
-        <w:t xml:space="preserve">than needed (about 15 000 bits per second).</w:t>
-      </w:r>
-    </w:p>
-    <w:p>
-      <w:pPr>
-        <w:numPr>
-          <w:ilvl w:val="0"/>
-          <w:numId w:val="1019"/>
-        </w:numPr>
-        <w:pStyle w:val="Compact"/>
-      </w:pPr>
-      <w:r>
-        <w:rPr>
-          <w:bCs/>
-          <w:b/>
-        </w:rPr>
-        <w:t xml:space="preserve">Alternatives:</w:t>
-      </w:r>
-      <w:r>
-        <w:t xml:space="preserve"> </w:t>
-      </w:r>
-      <w:r>
-        <w:t xml:space="preserve">Bluetooth (Appendix C) — deferred.</w:t>
+        <w:t xml:space="preserve">If the thigh board had to ask and wait, any short pause on the shank</w:t>
+      </w:r>
+      <w:r>
+        <w:t xml:space="preserve"> </w:t>
+      </w:r>
+      <w:r>
+        <w:t xml:space="preserve">board would lose samples or hold up the thigh board. Streaming keeps the two</w:t>
+      </w:r>
+      <w:r>
+        <w:t xml:space="preserve"> </w:t>
+      </w:r>
+      <w:r>
+        <w:t xml:space="preserve">boards independent.</w:t>
       </w:r>
     </w:p>
     <w:bookmarkEnd w:id="57"/>
-    <w:bookmarkStart w:id="58" w:name="Xe97c985c67099079fe2d680aa30ea5f508a5616"/>
+    <w:bookmarkStart w:id="58" w:name="X9eb7abce69150d83334db07f8a8eb5a700c4d97"/>
     <w:p>
       <w:pPr>
         <w:pStyle w:val="Heading2"/>
       </w:pPr>
       <w:r>
-        <w:t xml:space="preserve">6.2 Messages with a start marker and a check number</w:t>
+        <w:t xml:space="preserve">6.4 Collecting only while the PC is connected</w:t>
       </w:r>
     </w:p>
     <w:p>
@@ -5014,25 +4691,25 @@
           <w:bCs/>
           <w:b/>
         </w:rPr>
-        <w:t xml:space="preserve">Decision:</w:t>
-      </w:r>
-      <w:r>
-        <w:t xml:space="preserve"> </w:t>
-      </w:r>
-      <w:r>
-        <w:t xml:space="preserve">Each 30-byte message (packet) starts with a fixed marker byte and</w:t>
-      </w:r>
-      <w:r>
-        <w:t xml:space="preserve"> </w:t>
-      </w:r>
-      <w:r>
-        <w:t xml:space="preserve">ends with a checksum (Figure 2). The thigh board finds the start of each</w:t>
-      </w:r>
-      <w:r>
-        <w:t xml:space="preserve"> </w:t>
-      </w:r>
-      <w:r>
-        <w:t xml:space="preserve">message by its marker and discards any message whose checksum is wrong.</w:t>
+        <w:t xml:space="preserve">Design Decision:</w:t>
+      </w:r>
+      <w:r>
+        <w:t xml:space="preserve"> </w:t>
+      </w:r>
+      <w:r>
+        <w:t xml:space="preserve">The sensors run only while the PC has the thigh board’s USB</w:t>
+      </w:r>
+      <w:r>
+        <w:t xml:space="preserve"> </w:t>
+      </w:r>
+      <w:r>
+        <w:t xml:space="preserve">connection open. The thigh board then measures its gyroscope bias and sends a</w:t>
+      </w:r>
+      <w:r>
+        <w:t xml:space="preserve"> </w:t>
+      </w:r>
+      <w:r>
+        <w:t xml:space="preserve">keepalive every 200 ms; the shank board stops if it hears nothing for 1 s.</w:t>
       </w:r>
     </w:p>
     <w:p>
@@ -5054,23 +4731,23 @@
         <w:t xml:space="preserve"> </w:t>
       </w:r>
       <w:r>
-        <w:t xml:space="preserve">The first version had no marker, so one lost byte scrambled every</w:t>
-      </w:r>
-      <w:r>
-        <w:t xml:space="preserve"> </w:t>
-      </w:r>
-      <w:r>
-        <w:t xml:space="preserve">message after it. Now a glitch costs a single sample.</w:t>
+        <w:t xml:space="preserve">Nothing runs unobserved, and every session starts with a fresh bias</w:t>
+      </w:r>
+      <w:r>
+        <w:t xml:space="preserve"> </w:t>
+      </w:r>
+      <w:r>
+        <w:t xml:space="preserve">measurement taken while the boards are still (Figure 4).</w:t>
       </w:r>
     </w:p>
     <w:bookmarkEnd w:id="58"/>
-    <w:bookmarkStart w:id="59" w:name="Xcbe181a3c558f5c8a3423854add817af734bed2"/>
+    <w:bookmarkStart w:id="59" w:name="a-steady-50-samples-per-second"/>
     <w:p>
       <w:pPr>
         <w:pStyle w:val="Heading2"/>
       </w:pPr>
       <w:r>
-        <w:t xml:space="preserve">6.3 The shank board keeps sending; the thigh board never waits</w:t>
+        <w:t xml:space="preserve">6.5 A steady 50 samples per second</w:t>
       </w:r>
     </w:p>
     <w:p>
@@ -5086,25 +4763,25 @@
           <w:bCs/>
           <w:b/>
         </w:rPr>
-        <w:t xml:space="preserve">Decision:</w:t>
-      </w:r>
-      <w:r>
-        <w:t xml:space="preserve"> </w:t>
-      </w:r>
-      <w:r>
-        <w:t xml:space="preserve">The shank board sends a message 50 times a second without being</w:t>
-      </w:r>
-      <w:r>
-        <w:t xml:space="preserve"> </w:t>
-      </w:r>
-      <w:r>
-        <w:t xml:space="preserve">asked; the thigh board always uses the newest good one. If that is more than</w:t>
-      </w:r>
-      <w:r>
-        <w:t xml:space="preserve"> </w:t>
-      </w:r>
-      <w:r>
-        <w:t xml:space="preserve">30 ms old, the shank reading is marked missing and the PC fills the gap (§8.3).</w:t>
+        <w:t xml:space="preserve">Design Decision:</w:t>
+      </w:r>
+      <w:r>
+        <w:t xml:space="preserve"> </w:t>
+      </w:r>
+      <w:r>
+        <w:t xml:space="preserve">Both boards send at a fixed 50 Hz; the sensors and filters</w:t>
+      </w:r>
+      <w:r>
+        <w:t xml:space="preserve"> </w:t>
+      </w:r>
+      <w:r>
+        <w:t xml:space="preserve">still run faster internally. The thigh board sends each line to the PC in a</w:t>
+      </w:r>
+      <w:r>
+        <w:t xml:space="preserve"> </w:t>
+      </w:r>
+      <w:r>
+        <w:t xml:space="preserve">single write (~1–1.8 ms), well within the 20 ms between samples.</w:t>
       </w:r>
     </w:p>
     <w:p>
@@ -5126,23 +4803,23 @@
         <w:t xml:space="preserve"> </w:t>
       </w:r>
       <w:r>
-        <w:t xml:space="preserve">In the earlier ask-and-wait design, any short pause on the shank board</w:t>
-      </w:r>
-      <w:r>
-        <w:t xml:space="preserve"> </w:t>
-      </w:r>
-      <w:r>
-        <w:t xml:space="preserve">lost samples, and waiting longer just held up the thigh board.</w:t>
+        <w:t xml:space="preserve">50 Hz is plenty for knee movement and leaves comfortable timing</w:t>
+      </w:r>
+      <w:r>
+        <w:t xml:space="preserve"> </w:t>
+      </w:r>
+      <w:r>
+        <w:t xml:space="preserve">margin on both boards.</w:t>
       </w:r>
     </w:p>
     <w:bookmarkEnd w:id="59"/>
-    <w:bookmarkStart w:id="60" w:name="X9eb7abce69150d83334db07f8a8eb5a700c4d97"/>
+    <w:bookmarkStart w:id="60" w:name="health-reports-diagnostics"/>
     <w:p>
       <w:pPr>
         <w:pStyle w:val="Heading2"/>
       </w:pPr>
       <w:r>
-        <w:t xml:space="preserve">6.4 Collecting only while the PC is connected</w:t>
+        <w:t xml:space="preserve">6.6 Health reports (diagnostics)</w:t>
       </w:r>
     </w:p>
     <w:p>
@@ -5158,25 +4835,46 @@
           <w:bCs/>
           <w:b/>
         </w:rPr>
-        <w:t xml:space="preserve">Decision:</w:t>
-      </w:r>
-      <w:r>
-        <w:t xml:space="preserve"> </w:t>
-      </w:r>
-      <w:r>
-        <w:t xml:space="preserve">The sensors run only while the PC has the thigh board’s USB</w:t>
-      </w:r>
-      <w:r>
-        <w:t xml:space="preserve"> </w:t>
-      </w:r>
-      <w:r>
-        <w:t xml:space="preserve">connection open. The thigh board then measures its gyroscope bias and sends a</w:t>
-      </w:r>
-      <w:r>
-        <w:t xml:space="preserve"> </w:t>
-      </w:r>
-      <w:r>
-        <w:t xml:space="preserve">keepalive every 200 ms; the shank board stops if it hears nothing for 1 s.</w:t>
+        <w:t xml:space="preserve">Design Decision:</w:t>
+      </w:r>
+      <w:r>
+        <w:t xml:space="preserve"> </w:t>
+      </w:r>
+      <w:r>
+        <w:t xml:space="preserve">Both boards report a short health summary once a second (on by</w:t>
+      </w:r>
+      <w:r>
+        <w:t xml:space="preserve"> </w:t>
+      </w:r>
+      <w:r>
+        <w:t xml:space="preserve">default). The GUI saves these to</w:t>
+      </w:r>
+      <w:r>
+        <w:t xml:space="preserve"> </w:t>
+      </w:r>
+      <w:r>
+        <w:rPr>
+          <w:rStyle w:val="VerbatimChar"/>
+        </w:rPr>
+        <w:t xml:space="preserve">knee_diag_&lt;timestamp&gt;.log</w:t>
+      </w:r>
+      <w:r>
+        <w:t xml:space="preserve">, and</w:t>
+      </w:r>
+      <w:r>
+        <w:t xml:space="preserve"> </w:t>
+      </w:r>
+      <w:r>
+        <w:rPr>
+          <w:rStyle w:val="VerbatimChar"/>
+        </w:rPr>
+        <w:t xml:space="preserve">analysis/diagnostics/parse_diag.py</w:t>
+      </w:r>
+      <w:r>
+        <w:t xml:space="preserve"> </w:t>
+      </w:r>
+      <w:r>
+        <w:t xml:space="preserve">turns them into tables.</w:t>
       </w:r>
     </w:p>
     <w:p>
@@ -5198,211 +4896,40 @@
         <w:t xml:space="preserve"> </w:t>
       </w:r>
       <w:r>
-        <w:t xml:space="preserve">Nothing runs unobserved, and every session starts with a fresh bias</w:t>
-      </w:r>
-      <w:r>
-        <w:t xml:space="preserve"> </w:t>
-      </w:r>
-      <w:r>
-        <w:t xml:space="preserve">measurement taken while the boards are still (Figure 4).</w:t>
+        <w:t xml:space="preserve">These reports found the sample-rate shortfall and the faulty sensor.</w:t>
+      </w:r>
+    </w:p>
+    <w:p>
+      <w:pPr>
+        <w:numPr>
+          <w:ilvl w:val="0"/>
+          <w:numId w:val="1022"/>
+        </w:numPr>
+        <w:pStyle w:val="Compact"/>
+      </w:pPr>
+      <w:r>
+        <w:rPr>
+          <w:bCs/>
+          <w:b/>
+        </w:rPr>
+        <w:t xml:space="preserve">Constraint:</w:t>
+      </w:r>
+      <w:r>
+        <w:t xml:space="preserve"> </w:t>
+      </w:r>
+      <w:r>
+        <w:t xml:space="preserve">Both boards must run firmware from the same version, because</w:t>
+      </w:r>
+      <w:r>
+        <w:t xml:space="preserve"> </w:t>
+      </w:r>
+      <w:r>
+        <w:t xml:space="preserve">the report format must match exactly.</w:t>
       </w:r>
     </w:p>
     <w:bookmarkEnd w:id="60"/>
-    <w:bookmarkStart w:id="61" w:name="a-steady-50-samples-per-second"/>
-    <w:p>
-      <w:pPr>
-        <w:pStyle w:val="Heading2"/>
-      </w:pPr>
-      <w:r>
-        <w:t xml:space="preserve">6.5 A steady 50 samples per second</w:t>
-      </w:r>
-    </w:p>
-    <w:p>
-      <w:pPr>
-        <w:numPr>
-          <w:ilvl w:val="0"/>
-          <w:numId w:val="1023"/>
-        </w:numPr>
-        <w:pStyle w:val="Compact"/>
-      </w:pPr>
-      <w:r>
-        <w:rPr>
-          <w:bCs/>
-          <w:b/>
-        </w:rPr>
-        <w:t xml:space="preserve">Decision:</w:t>
-      </w:r>
-      <w:r>
-        <w:t xml:space="preserve"> </w:t>
-      </w:r>
-      <w:r>
-        <w:t xml:space="preserve">Both boards send at a fixed 50 Hz, and the thigh board sends each</w:t>
-      </w:r>
-      <w:r>
-        <w:t xml:space="preserve"> </w:t>
-      </w:r>
-      <w:r>
-        <w:t xml:space="preserve">line to the PC in a single write. The sensors and filters still run faster</w:t>
-      </w:r>
-      <w:r>
-        <w:t xml:space="preserve"> </w:t>
-      </w:r>
-      <w:r>
-        <w:t xml:space="preserve">internally.</w:t>
-      </w:r>
-    </w:p>
-    <w:p>
-      <w:pPr>
-        <w:numPr>
-          <w:ilvl w:val="0"/>
-          <w:numId w:val="1023"/>
-        </w:numPr>
-        <w:pStyle w:val="Compact"/>
-      </w:pPr>
-      <w:r>
-        <w:rPr>
-          <w:bCs/>
-          <w:b/>
-        </w:rPr>
-        <w:t xml:space="preserve">Why:</w:t>
-      </w:r>
-      <w:r>
-        <w:t xml:space="preserve"> </w:t>
-      </w:r>
-      <w:r>
-        <w:t xml:space="preserve">50 Hz is plenty for knee movement. Sending each line in about 36</w:t>
-      </w:r>
-      <w:r>
-        <w:t xml:space="preserve"> </w:t>
-      </w:r>
-      <w:r>
-        <w:t xml:space="preserve">small pieces took ~11.7 ms and held the real rate to ~43.5 Hz; one write takes</w:t>
-      </w:r>
-      <w:r>
-        <w:t xml:space="preserve"> </w:t>
-      </w:r>
-      <w:r>
-        <w:t xml:space="preserve">~1–1.8 ms and restored a true 50 Hz.</w:t>
-      </w:r>
-    </w:p>
     <w:bookmarkEnd w:id="61"/>
-    <w:bookmarkStart w:id="62" w:name="health-reports-diagnostics"/>
-    <w:p>
-      <w:pPr>
-        <w:pStyle w:val="Heading2"/>
-      </w:pPr>
-      <w:r>
-        <w:t xml:space="preserve">6.6 Health reports (diagnostics)</w:t>
-      </w:r>
-    </w:p>
-    <w:p>
-      <w:pPr>
-        <w:numPr>
-          <w:ilvl w:val="0"/>
-          <w:numId w:val="1024"/>
-        </w:numPr>
-        <w:pStyle w:val="Compact"/>
-      </w:pPr>
-      <w:r>
-        <w:rPr>
-          <w:bCs/>
-          <w:b/>
-        </w:rPr>
-        <w:t xml:space="preserve">Decision:</w:t>
-      </w:r>
-      <w:r>
-        <w:t xml:space="preserve"> </w:t>
-      </w:r>
-      <w:r>
-        <w:t xml:space="preserve">Both boards report a short health summary once a second (on by</w:t>
-      </w:r>
-      <w:r>
-        <w:t xml:space="preserve"> </w:t>
-      </w:r>
-      <w:r>
-        <w:t xml:space="preserve">default). The GUI saves these to</w:t>
-      </w:r>
-      <w:r>
-        <w:t xml:space="preserve"> </w:t>
-      </w:r>
-      <w:r>
-        <w:rPr>
-          <w:rStyle w:val="VerbatimChar"/>
-        </w:rPr>
-        <w:t xml:space="preserve">knee_diag_&lt;timestamp&gt;.log</w:t>
-      </w:r>
-      <w:r>
-        <w:t xml:space="preserve">, and</w:t>
-      </w:r>
-      <w:r>
-        <w:t xml:space="preserve"> </w:t>
-      </w:r>
-      <w:r>
-        <w:rPr>
-          <w:rStyle w:val="VerbatimChar"/>
-        </w:rPr>
-        <w:t xml:space="preserve">analysis/diagnostics/parse_diag.py</w:t>
-      </w:r>
-      <w:r>
-        <w:t xml:space="preserve"> </w:t>
-      </w:r>
-      <w:r>
-        <w:t xml:space="preserve">turns them into tables.</w:t>
-      </w:r>
-    </w:p>
-    <w:p>
-      <w:pPr>
-        <w:numPr>
-          <w:ilvl w:val="0"/>
-          <w:numId w:val="1024"/>
-        </w:numPr>
-        <w:pStyle w:val="Compact"/>
-      </w:pPr>
-      <w:r>
-        <w:rPr>
-          <w:bCs/>
-          <w:b/>
-        </w:rPr>
-        <w:t xml:space="preserve">Why:</w:t>
-      </w:r>
-      <w:r>
-        <w:t xml:space="preserve"> </w:t>
-      </w:r>
-      <w:r>
-        <w:t xml:space="preserve">These reports found the sample-rate shortfall and the faulty sensor.</w:t>
-      </w:r>
-    </w:p>
-    <w:p>
-      <w:pPr>
-        <w:numPr>
-          <w:ilvl w:val="0"/>
-          <w:numId w:val="1024"/>
-        </w:numPr>
-        <w:pStyle w:val="Compact"/>
-      </w:pPr>
-      <w:r>
-        <w:rPr>
-          <w:bCs/>
-          <w:b/>
-        </w:rPr>
-        <w:t xml:space="preserve">Constraint:</w:t>
-      </w:r>
-      <w:r>
-        <w:t xml:space="preserve"> </w:t>
-      </w:r>
-      <w:r>
-        <w:t xml:space="preserve">Both boards must run firmware from the same version, because</w:t>
-      </w:r>
-      <w:r>
-        <w:t xml:space="preserve"> </w:t>
-      </w:r>
-      <w:r>
-        <w:t xml:space="preserve">the report format must match exactly.</w:t>
-      </w:r>
-    </w:p>
-    <w:bookmarkEnd w:id="62"/>
-    <w:bookmarkEnd w:id="63"/>
-    <w:bookmarkStart w:id="67" w:name="robustness-and-fault-handling"/>
+    <w:bookmarkStart w:id="65" w:name="robustness-and-fault-handling"/>
     <w:p>
       <w:pPr>
         <w:pStyle w:val="Heading1"/>
@@ -5441,7 +4968,7 @@
         <w:t xml:space="preserve">each board is doing.</w:t>
       </w:r>
     </w:p>
-    <w:bookmarkStart w:id="64" w:name="shank-board-self-repair"/>
+    <w:bookmarkStart w:id="62" w:name="shank-board-self-repair"/>
     <w:p>
       <w:pPr>
         <w:pStyle w:val="Heading2"/>
@@ -5454,7 +4981,7 @@
       <w:pPr>
         <w:numPr>
           <w:ilvl w:val="0"/>
-          <w:numId w:val="1025"/>
+          <w:numId w:val="1023"/>
         </w:numPr>
         <w:pStyle w:val="Compact"/>
       </w:pPr>
@@ -5482,7 +5009,7 @@
       <w:pPr>
         <w:numPr>
           <w:ilvl w:val="0"/>
-          <w:numId w:val="1025"/>
+          <w:numId w:val="1023"/>
         </w:numPr>
         <w:pStyle w:val="Compact"/>
       </w:pPr>
@@ -5510,7 +5037,7 @@
       <w:pPr>
         <w:numPr>
           <w:ilvl w:val="0"/>
-          <w:numId w:val="1025"/>
+          <w:numId w:val="1023"/>
         </w:numPr>
         <w:pStyle w:val="Compact"/>
       </w:pPr>
@@ -5534,8 +5061,8 @@
         <w:t xml:space="preserve">restarts.</w:t>
       </w:r>
     </w:p>
-    <w:bookmarkEnd w:id="64"/>
-    <w:bookmarkStart w:id="65" w:name="rejecting-impossible-readings"/>
+    <w:bookmarkEnd w:id="62"/>
+    <w:bookmarkStart w:id="63" w:name="rejecting-impossible-readings"/>
     <w:p>
       <w:pPr>
         <w:pStyle w:val="Heading2"/>
@@ -5548,16 +5075,16 @@
       <w:pPr>
         <w:numPr>
           <w:ilvl w:val="0"/>
-          <w:numId w:val="1026"/>
-        </w:numPr>
-        <w:pStyle w:val="Compact"/>
-      </w:pPr>
-      <w:r>
-        <w:rPr>
-          <w:bCs/>
-          <w:b/>
-        </w:rPr>
-        <w:t xml:space="preserve">Decision:</w:t>
+          <w:numId w:val="1024"/>
+        </w:numPr>
+        <w:pStyle w:val="Compact"/>
+      </w:pPr>
+      <w:r>
+        <w:rPr>
+          <w:bCs/>
+          <w:b/>
+        </w:rPr>
+        <w:t xml:space="preserve">Design Decision:</w:t>
       </w:r>
       <w:r>
         <w:t xml:space="preserve"> </w:t>
@@ -5588,7 +5115,7 @@
       <w:pPr>
         <w:numPr>
           <w:ilvl w:val="0"/>
-          <w:numId w:val="1026"/>
+          <w:numId w:val="1024"/>
         </w:numPr>
         <w:pStyle w:val="Compact"/>
       </w:pPr>
@@ -5612,8 +5139,8 @@
         <w:t xml:space="preserve">20–38 min and then stopped; this turns wrong angles into visible gaps.</w:t>
       </w:r>
     </w:p>
-    <w:bookmarkEnd w:id="65"/>
-    <w:bookmarkStart w:id="66" w:name="led-indicators"/>
+    <w:bookmarkEnd w:id="63"/>
+    <w:bookmarkStart w:id="64" w:name="led-indicators"/>
     <w:p>
       <w:pPr>
         <w:pStyle w:val="Heading2"/>
@@ -6031,9 +5558,9 @@
         </w:tc>
       </w:tr>
     </w:tbl>
-    <w:bookmarkEnd w:id="66"/>
-    <w:bookmarkEnd w:id="67"/>
-    <w:bookmarkStart w:id="73" w:name="pc-software"/>
+    <w:bookmarkEnd w:id="64"/>
+    <w:bookmarkEnd w:id="65"/>
+    <w:bookmarkStart w:id="71" w:name="pc-software"/>
     <w:p>
       <w:pPr>
         <w:pStyle w:val="Heading1"/>
@@ -6072,7 +5599,7 @@
         <w:t xml:space="preserve">received is saved once, and gaps are marked rather than hidden.</w:t>
       </w:r>
     </w:p>
-    <w:bookmarkStart w:id="68" w:name="one-calculation-engine-two-front-ends"/>
+    <w:bookmarkStart w:id="66" w:name="one-calculation-engine-two-front-ends"/>
     <w:p>
       <w:pPr>
         <w:pStyle w:val="Heading2"/>
@@ -6085,6 +5612,222 @@
       <w:pPr>
         <w:numPr>
           <w:ilvl w:val="0"/>
+          <w:numId w:val="1025"/>
+        </w:numPr>
+        <w:pStyle w:val="Compact"/>
+      </w:pPr>
+      <w:r>
+        <w:rPr>
+          <w:bCs/>
+          <w:b/>
+        </w:rPr>
+        <w:t xml:space="preserve">Design Decision:</w:t>
+      </w:r>
+      <w:r>
+        <w:t xml:space="preserve"> </w:t>
+      </w:r>
+      <w:r>
+        <w:rPr>
+          <w:rStyle w:val="VerbatimChar"/>
+        </w:rPr>
+        <w:t xml:space="preserve">knee_collector_uart.py</w:t>
+      </w:r>
+      <w:r>
+        <w:t xml:space="preserve"> </w:t>
+      </w:r>
+      <w:r>
+        <w:t xml:space="preserve">holds the angle math, calibration, file</w:t>
+      </w:r>
+      <w:r>
+        <w:t xml:space="preserve"> </w:t>
+      </w:r>
+      <w:r>
+        <w:t xml:space="preserve">saving and self-test;</w:t>
+      </w:r>
+      <w:r>
+        <w:t xml:space="preserve"> </w:t>
+      </w:r>
+      <w:r>
+        <w:rPr>
+          <w:rStyle w:val="VerbatimChar"/>
+        </w:rPr>
+        <w:t xml:space="preserve">knee_gui.py</w:t>
+      </w:r>
+      <w:r>
+        <w:t xml:space="preserve"> </w:t>
+      </w:r>
+      <w:r>
+        <w:t xml:space="preserve">(the GUI) reuses it and adds port</w:t>
+      </w:r>
+      <w:r>
+        <w:t xml:space="preserve"> </w:t>
+      </w:r>
+      <w:r>
+        <w:t xml:space="preserve">selection, a colour-coded instruction banner, live plots and automatic saving.</w:t>
+      </w:r>
+    </w:p>
+    <w:p>
+      <w:pPr>
+        <w:numPr>
+          <w:ilvl w:val="0"/>
+          <w:numId w:val="1025"/>
+        </w:numPr>
+        <w:pStyle w:val="Compact"/>
+      </w:pPr>
+      <w:r>
+        <w:rPr>
+          <w:bCs/>
+          <w:b/>
+        </w:rPr>
+        <w:t xml:space="preserve">Why:</w:t>
+      </w:r>
+      <w:r>
+        <w:t xml:space="preserve"> </w:t>
+      </w:r>
+      <w:r>
+        <w:t xml:space="preserve">The math exists in one tested place, and the GUI makes sessions easy</w:t>
+      </w:r>
+      <w:r>
+        <w:t xml:space="preserve"> </w:t>
+      </w:r>
+      <w:r>
+        <w:t xml:space="preserve">and repeatable for people who are not developers.</w:t>
+      </w:r>
+    </w:p>
+    <w:bookmarkEnd w:id="66"/>
+    <w:bookmarkStart w:id="67" w:name="sessions-and-saved-rows"/>
+    <w:p>
+      <w:pPr>
+        <w:pStyle w:val="Heading2"/>
+      </w:pPr>
+      <w:r>
+        <w:t xml:space="preserve">8.2 Sessions and saved rows</w:t>
+      </w:r>
+    </w:p>
+    <w:p>
+      <w:pPr>
+        <w:numPr>
+          <w:ilvl w:val="0"/>
+          <w:numId w:val="1026"/>
+        </w:numPr>
+        <w:pStyle w:val="Compact"/>
+      </w:pPr>
+      <w:r>
+        <w:rPr>
+          <w:bCs/>
+          <w:b/>
+        </w:rPr>
+        <w:t xml:space="preserve">Design Decision:</w:t>
+      </w:r>
+      <w:r>
+        <w:t xml:space="preserve"> </w:t>
+      </w:r>
+      <w:r>
+        <w:t xml:space="preserve">Each</w:t>
+      </w:r>
+      <w:r>
+        <w:t xml:space="preserve"> </w:t>
+      </w:r>
+      <w:r>
+        <w:t xml:space="preserve">“</w:t>
+      </w:r>
+      <w:r>
+        <w:t xml:space="preserve">Calibrate &amp; collect</w:t>
+      </w:r>
+      <w:r>
+        <w:t xml:space="preserve">”</w:t>
+      </w:r>
+      <w:r>
+        <w:t xml:space="preserve"> </w:t>
+      </w:r>
+      <w:r>
+        <w:t xml:space="preserve">starts a new session with a fresh</w:t>
+      </w:r>
+      <w:r>
+        <w:t xml:space="preserve"> </w:t>
+      </w:r>
+      <w:r>
+        <w:t xml:space="preserve">calibration and a new time-stamped CSV file;</w:t>
+      </w:r>
+      <w:r>
+        <w:t xml:space="preserve"> </w:t>
+      </w:r>
+      <w:r>
+        <w:t xml:space="preserve">“</w:t>
+      </w:r>
+      <w:r>
+        <w:t xml:space="preserve">Stop collecting</w:t>
+      </w:r>
+      <w:r>
+        <w:t xml:space="preserve">”</w:t>
+      </w:r>
+      <w:r>
+        <w:t xml:space="preserve"> </w:t>
+      </w:r>
+      <w:r>
+        <w:t xml:space="preserve">freezes the plot</w:t>
+      </w:r>
+      <w:r>
+        <w:t xml:space="preserve"> </w:t>
+      </w:r>
+      <w:r>
+        <w:t xml:space="preserve">so the whole session can be reviewed (Figure 4). Exactly one row is saved per</w:t>
+      </w:r>
+      <w:r>
+        <w:t xml:space="preserve"> </w:t>
+      </w:r>
+      <w:r>
+        <w:t xml:space="preserve">reading received, timed by the board’s clock.</w:t>
+      </w:r>
+    </w:p>
+    <w:p>
+      <w:pPr>
+        <w:numPr>
+          <w:ilvl w:val="0"/>
+          <w:numId w:val="1026"/>
+        </w:numPr>
+        <w:pStyle w:val="Compact"/>
+      </w:pPr>
+      <w:r>
+        <w:rPr>
+          <w:bCs/>
+          <w:b/>
+        </w:rPr>
+        <w:t xml:space="preserve">Why:</w:t>
+      </w:r>
+      <w:r>
+        <w:t xml:space="preserve"> </w:t>
+      </w:r>
+      <w:r>
+        <w:t xml:space="preserve">Each file then has exactly one calibration, and rows follow the</w:t>
+      </w:r>
+      <w:r>
+        <w:t xml:space="preserve"> </w:t>
+      </w:r>
+      <w:r>
+        <w:t xml:space="preserve">board’s evenly spaced samples rather than the PC’s timer, which runs unevenly</w:t>
+      </w:r>
+      <w:r>
+        <w:t xml:space="preserve"> </w:t>
+      </w:r>
+      <w:r>
+        <w:t xml:space="preserve">on Windows and would duplicate or skip rows.</w:t>
+      </w:r>
+    </w:p>
+    <w:bookmarkEnd w:id="67"/>
+    <w:bookmarkStart w:id="68" w:name="short-gaps-filled-long-gaps-marked"/>
+    <w:p>
+      <w:pPr>
+        <w:pStyle w:val="Heading2"/>
+      </w:pPr>
+      <w:r>
+        <w:t xml:space="preserve">8.3 Short gaps filled, long gaps marked</w:t>
+      </w:r>
+    </w:p>
+    <w:p>
+      <w:pPr>
+        <w:numPr>
+          <w:ilvl w:val="0"/>
           <w:numId w:val="1027"/>
         </w:numPr>
         <w:pStyle w:val="Compact"/>
@@ -6094,7 +5837,25 @@
           <w:bCs/>
           <w:b/>
         </w:rPr>
-        <w:t xml:space="preserve">Decision:</w:t>
+        <w:t xml:space="preserve">Design Decision:</w:t>
+      </w:r>
+      <w:r>
+        <w:t xml:space="preserve"> </w:t>
+      </w:r>
+      <w:r>
+        <w:t xml:space="preserve">If up to 10 shank readings in a row are missing, the last good</w:t>
+      </w:r>
+      <w:r>
+        <w:t xml:space="preserve"> </w:t>
+      </w:r>
+      <w:r>
+        <w:t xml:space="preserve">value is repeated (forward-filled); longer gaps are left empty. Every row</w:t>
+      </w:r>
+      <w:r>
+        <w:t xml:space="preserve"> </w:t>
+      </w:r>
+      <w:r>
+        <w:t xml:space="preserve">records whether it is</w:t>
       </w:r>
       <w:r>
         <w:t xml:space="preserve"> </w:t>
@@ -6103,19 +5864,10 @@
         <w:rPr>
           <w:rStyle w:val="VerbatimChar"/>
         </w:rPr>
-        <w:t xml:space="preserve">knee_collector_uart.py</w:t>
-      </w:r>
-      <w:r>
-        <w:t xml:space="preserve"> </w:t>
-      </w:r>
-      <w:r>
-        <w:t xml:space="preserve">holds the angle math, calibration, file</w:t>
-      </w:r>
-      <w:r>
-        <w:t xml:space="preserve"> </w:t>
-      </w:r>
-      <w:r>
-        <w:t xml:space="preserve">saving and self-test;</w:t>
+        <w:t xml:space="preserve">valid</w:t>
+      </w:r>
+      <w:r>
+        <w:t xml:space="preserve">,</w:t>
       </w:r>
       <w:r>
         <w:t xml:space="preserve"> </w:t>
@@ -6124,19 +5876,25 @@
         <w:rPr>
           <w:rStyle w:val="VerbatimChar"/>
         </w:rPr>
-        <w:t xml:space="preserve">knee_gui.py</w:t>
-      </w:r>
-      <w:r>
-        <w:t xml:space="preserve"> </w:t>
-      </w:r>
-      <w:r>
-        <w:t xml:space="preserve">(the GUI) reuses it and adds port</w:t>
-      </w:r>
-      <w:r>
-        <w:t xml:space="preserve"> </w:t>
-      </w:r>
-      <w:r>
-        <w:t xml:space="preserve">selection, a colour-coded instruction banner, live plots and automatic saving.</w:t>
+        <w:t xml:space="preserve">filled</w:t>
+      </w:r>
+      <w:r>
+        <w:t xml:space="preserve"> </w:t>
+      </w:r>
+      <w:r>
+        <w:t xml:space="preserve">or</w:t>
+      </w:r>
+      <w:r>
+        <w:t xml:space="preserve"> </w:t>
+      </w:r>
+      <w:r>
+        <w:rPr>
+          <w:rStyle w:val="VerbatimChar"/>
+        </w:rPr>
+        <w:t xml:space="preserve">missing</w:t>
+      </w:r>
+      <w:r>
+        <w:t xml:space="preserve">.</w:t>
       </w:r>
     </w:p>
     <w:p>
@@ -6158,23 +5916,47 @@
         <w:t xml:space="preserve"> </w:t>
       </w:r>
       <w:r>
-        <w:t xml:space="preserve">The math exists in one tested place, and the GUI makes sessions easy</w:t>
-      </w:r>
-      <w:r>
-        <w:t xml:space="preserve"> </w:t>
-      </w:r>
-      <w:r>
-        <w:t xml:space="preserve">and repeatable for people who are not developers.</w:t>
+        <w:t xml:space="preserve">Plots stay readable, and it is always clear which data were real.</w:t>
       </w:r>
     </w:p>
     <w:bookmarkEnd w:id="68"/>
-    <w:bookmarkStart w:id="69" w:name="sessions-and-saved-rows"/>
+    <w:bookmarkStart w:id="69" w:name="clear-error-messages"/>
     <w:p>
       <w:pPr>
         <w:pStyle w:val="Heading2"/>
       </w:pPr>
       <w:r>
-        <w:t xml:space="preserve">8.2 Sessions and saved rows</w:t>
+        <w:t xml:space="preserve">8.4 Clear error messages</w:t>
+      </w:r>
+    </w:p>
+    <w:p>
+      <w:pPr>
+        <w:pStyle w:val="FirstParagraph"/>
+      </w:pPr>
+      <w:r>
+        <w:t xml:space="preserve">If no good data arrive, the software says which part is failing: nothing coming</w:t>
+      </w:r>
+      <w:r>
+        <w:t xml:space="preserve"> </w:t>
+      </w:r>
+      <w:r>
+        <w:t xml:space="preserve">from the USB port, wrong or out-of-date firmware, or no data from the shank</w:t>
+      </w:r>
+      <w:r>
+        <w:t xml:space="preserve"> </w:t>
+      </w:r>
+      <w:r>
+        <w:t xml:space="preserve">board.</w:t>
+      </w:r>
+    </w:p>
+    <w:bookmarkEnd w:id="69"/>
+    <w:bookmarkStart w:id="70" w:name="windows-program-built-automatically"/>
+    <w:p>
+      <w:pPr>
+        <w:pStyle w:val="Heading2"/>
+      </w:pPr>
+      <w:r>
+        <w:t xml:space="preserve">8.5 Windows program, built automatically</w:t>
       </w:r>
     </w:p>
     <w:p>
@@ -6190,13 +5972,37 @@
           <w:bCs/>
           <w:b/>
         </w:rPr>
-        <w:t xml:space="preserve">Decision:</w:t>
-      </w:r>
-      <w:r>
-        <w:t xml:space="preserve"> </w:t>
-      </w:r>
-      <w:r>
-        <w:t xml:space="preserve">Each</w:t>
+        <w:t xml:space="preserve">Design Decision:</w:t>
+      </w:r>
+      <w:r>
+        <w:t xml:space="preserve"> </w:t>
+      </w:r>
+      <w:r>
+        <w:t xml:space="preserve">The GUI is shipped as a single Windows program,</w:t>
+      </w:r>
+      <w:r>
+        <w:t xml:space="preserve"> </w:t>
+      </w:r>
+      <w:r>
+        <w:rPr>
+          <w:rStyle w:val="VerbatimChar"/>
+        </w:rPr>
+        <w:t xml:space="preserve">KneeGoniometerGUI.exe</w:t>
+      </w:r>
+      <w:r>
+        <w:t xml:space="preserve">, built automatically by GitHub when a new version is</w:t>
+      </w:r>
+      <w:r>
+        <w:t xml:space="preserve"> </w:t>
+      </w:r>
+      <w:r>
+        <w:t xml:space="preserve">tagged. The build runs the self-test first and publishes the program on the</w:t>
+      </w:r>
+      <w:r>
+        <w:t xml:space="preserve"> </w:t>
+      </w:r>
+      <w:r>
+        <w:t xml:space="preserve">Releases page (steps: README</w:t>
       </w:r>
       <w:r>
         <w:t xml:space="preserve"> </w:t>
@@ -6205,52 +6011,13 @@
         <w:t xml:space="preserve">“</w:t>
       </w:r>
       <w:r>
-        <w:t xml:space="preserve">Calibrate &amp; collect</w:t>
+        <w:t xml:space="preserve">Releasing an updated GUI</w:t>
       </w:r>
       <w:r>
         <w:t xml:space="preserve">”</w:t>
       </w:r>
       <w:r>
-        <w:t xml:space="preserve"> </w:t>
-      </w:r>
-      <w:r>
-        <w:t xml:space="preserve">starts a new session with a fresh</w:t>
-      </w:r>
-      <w:r>
-        <w:t xml:space="preserve"> </w:t>
-      </w:r>
-      <w:r>
-        <w:t xml:space="preserve">calibration and a new time-stamped CSV file;</w:t>
-      </w:r>
-      <w:r>
-        <w:t xml:space="preserve"> </w:t>
-      </w:r>
-      <w:r>
-        <w:t xml:space="preserve">“</w:t>
-      </w:r>
-      <w:r>
-        <w:t xml:space="preserve">Stop collecting</w:t>
-      </w:r>
-      <w:r>
-        <w:t xml:space="preserve">”</w:t>
-      </w:r>
-      <w:r>
-        <w:t xml:space="preserve"> </w:t>
-      </w:r>
-      <w:r>
-        <w:t xml:space="preserve">freezes the plot</w:t>
-      </w:r>
-      <w:r>
-        <w:t xml:space="preserve"> </w:t>
-      </w:r>
-      <w:r>
-        <w:t xml:space="preserve">so the whole session can be reviewed (Figure 4). Exactly one row is saved per</w:t>
-      </w:r>
-      <w:r>
-        <w:t xml:space="preserve"> </w:t>
-      </w:r>
-      <w:r>
-        <w:t xml:space="preserve">reading received, timed by the board’s clock.</w:t>
+        <w:t xml:space="preserve">, SOP Appendix B).</w:t>
       </w:r>
     </w:p>
     <w:p>
@@ -6272,332 +6039,92 @@
         <w:t xml:space="preserve"> </w:t>
       </w:r>
       <w:r>
-        <w:t xml:space="preserve">Each file then has exactly one calibration. An earlier version saved</w:t>
-      </w:r>
-      <w:r>
-        <w:t xml:space="preserve"> </w:t>
-      </w:r>
-      <w:r>
-        <w:t xml:space="preserve">rows on a PC timer, which runs unevenly on Windows: about 20 % of rows were</w:t>
-      </w:r>
-      <w:r>
-        <w:t xml:space="preserve"> </w:t>
-      </w:r>
-      <w:r>
-        <w:t xml:space="preserve">duplicates and others were skipped.</w:t>
-      </w:r>
-    </w:p>
-    <w:bookmarkEnd w:id="69"/>
-    <w:bookmarkStart w:id="70" w:name="short-gaps-filled-long-gaps-marked"/>
-    <w:p>
-      <w:pPr>
-        <w:pStyle w:val="Heading2"/>
-      </w:pPr>
-      <w:r>
-        <w:t xml:space="preserve">8.3 Short gaps filled, long gaps marked</w:t>
-      </w:r>
-    </w:p>
-    <w:p>
-      <w:pPr>
-        <w:numPr>
-          <w:ilvl w:val="0"/>
-          <w:numId w:val="1029"/>
-        </w:numPr>
-        <w:pStyle w:val="Compact"/>
-      </w:pPr>
-      <w:r>
-        <w:rPr>
-          <w:bCs/>
-          <w:b/>
-        </w:rPr>
-        <w:t xml:space="preserve">Decision:</w:t>
-      </w:r>
-      <w:r>
-        <w:t xml:space="preserve"> </w:t>
-      </w:r>
-      <w:r>
-        <w:t xml:space="preserve">If up to 10 shank readings in a row are missing, the last good</w:t>
-      </w:r>
-      <w:r>
-        <w:t xml:space="preserve"> </w:t>
-      </w:r>
-      <w:r>
-        <w:t xml:space="preserve">value is repeated (forward-filled); longer gaps are left empty. Every row</w:t>
-      </w:r>
-      <w:r>
-        <w:t xml:space="preserve"> </w:t>
-      </w:r>
-      <w:r>
-        <w:t xml:space="preserve">records whether it is</w:t>
-      </w:r>
-      <w:r>
-        <w:t xml:space="preserve"> </w:t>
-      </w:r>
-      <w:r>
-        <w:rPr>
-          <w:rStyle w:val="VerbatimChar"/>
-        </w:rPr>
-        <w:t xml:space="preserve">valid</w:t>
-      </w:r>
-      <w:r>
-        <w:t xml:space="preserve">,</w:t>
-      </w:r>
-      <w:r>
-        <w:t xml:space="preserve"> </w:t>
-      </w:r>
-      <w:r>
-        <w:rPr>
-          <w:rStyle w:val="VerbatimChar"/>
-        </w:rPr>
-        <w:t xml:space="preserve">filled</w:t>
-      </w:r>
-      <w:r>
-        <w:t xml:space="preserve"> </w:t>
-      </w:r>
-      <w:r>
-        <w:t xml:space="preserve">or</w:t>
-      </w:r>
-      <w:r>
-        <w:t xml:space="preserve"> </w:t>
-      </w:r>
-      <w:r>
-        <w:rPr>
-          <w:rStyle w:val="VerbatimChar"/>
-        </w:rPr>
-        <w:t xml:space="preserve">missing</w:t>
-      </w:r>
-      <w:r>
-        <w:t xml:space="preserve">.</w:t>
-      </w:r>
-    </w:p>
-    <w:p>
-      <w:pPr>
-        <w:numPr>
-          <w:ilvl w:val="0"/>
-          <w:numId w:val="1029"/>
-        </w:numPr>
-        <w:pStyle w:val="Compact"/>
-      </w:pPr>
-      <w:r>
-        <w:rPr>
-          <w:bCs/>
-          <w:b/>
-        </w:rPr>
-        <w:t xml:space="preserve">Why:</w:t>
-      </w:r>
-      <w:r>
-        <w:t xml:space="preserve"> </w:t>
-      </w:r>
-      <w:r>
-        <w:t xml:space="preserve">Plots stay readable, and it is always clear which data were real.</w:t>
+        <w:t xml:space="preserve">Operators do not need to install Python. Each program is tied to an</w:t>
+      </w:r>
+      <w:r>
+        <w:t xml:space="preserve"> </w:t>
+      </w:r>
+      <w:r>
+        <w:t xml:space="preserve">exact version of the code, and a failing self-test stops a broken program from</w:t>
+      </w:r>
+      <w:r>
+        <w:t xml:space="preserve"> </w:t>
+      </w:r>
+      <w:r>
+        <w:t xml:space="preserve">being released.</w:t>
+      </w:r>
+    </w:p>
+    <w:p>
+      <w:pPr>
+        <w:numPr>
+          <w:ilvl w:val="0"/>
+          <w:numId w:val="1028"/>
+        </w:numPr>
+        <w:pStyle w:val="Compact"/>
+      </w:pPr>
+      <w:r>
+        <w:rPr>
+          <w:bCs/>
+          <w:b/>
+        </w:rPr>
+        <w:t xml:space="preserve">Alternatives:</w:t>
+      </w:r>
+      <w:r>
+        <w:t xml:space="preserve"> </w:t>
+      </w:r>
+      <w:r>
+        <w:t xml:space="preserve">Running the Python code directly (too much setup for</w:t>
+      </w:r>
+      <w:r>
+        <w:t xml:space="preserve"> </w:t>
+      </w:r>
+      <w:r>
+        <w:t xml:space="preserve">operators); building the program by hand (not repeatable, and easy to include</w:t>
+      </w:r>
+      <w:r>
+        <w:t xml:space="preserve"> </w:t>
+      </w:r>
+      <w:r>
+        <w:t xml:space="preserve">untested changes).</w:t>
+      </w:r>
+    </w:p>
+    <w:p>
+      <w:pPr>
+        <w:numPr>
+          <w:ilvl w:val="0"/>
+          <w:numId w:val="1028"/>
+        </w:numPr>
+        <w:pStyle w:val="Compact"/>
+      </w:pPr>
+      <w:r>
+        <w:rPr>
+          <w:bCs/>
+          <w:b/>
+        </w:rPr>
+        <w:t xml:space="preserve">Trade-offs:</w:t>
+      </w:r>
+      <w:r>
+        <w:t xml:space="preserve"> </w:t>
+      </w:r>
+      <w:r>
+        <w:t xml:space="preserve">Windows only (macOS and Linux use the Python version); the</w:t>
+      </w:r>
+      <w:r>
+        <w:t xml:space="preserve"> </w:t>
+      </w:r>
+      <w:r>
+        <w:t xml:space="preserve">program is not digitally signed, so Windows shows a warning the first time it</w:t>
+      </w:r>
+      <w:r>
+        <w:t xml:space="preserve"> </w:t>
+      </w:r>
+      <w:r>
+        <w:t xml:space="preserve">runs.</w:t>
       </w:r>
     </w:p>
     <w:bookmarkEnd w:id="70"/>
-    <w:bookmarkStart w:id="71" w:name="clear-error-messages"/>
-    <w:p>
-      <w:pPr>
-        <w:pStyle w:val="Heading2"/>
-      </w:pPr>
-      <w:r>
-        <w:t xml:space="preserve">8.4 Clear error messages</w:t>
-      </w:r>
-    </w:p>
-    <w:p>
-      <w:pPr>
-        <w:pStyle w:val="FirstParagraph"/>
-      </w:pPr>
-      <w:r>
-        <w:t xml:space="preserve">If no good data arrive, the software says which part is failing: nothing coming</w:t>
-      </w:r>
-      <w:r>
-        <w:t xml:space="preserve"> </w:t>
-      </w:r>
-      <w:r>
-        <w:t xml:space="preserve">from the USB port, wrong or out-of-date firmware, or no data from the shank</w:t>
-      </w:r>
-      <w:r>
-        <w:t xml:space="preserve"> </w:t>
-      </w:r>
-      <w:r>
-        <w:t xml:space="preserve">board.</w:t>
-      </w:r>
-    </w:p>
     <w:bookmarkEnd w:id="71"/>
-    <w:bookmarkStart w:id="72" w:name="windows-program-built-automatically"/>
-    <w:p>
-      <w:pPr>
-        <w:pStyle w:val="Heading2"/>
-      </w:pPr>
-      <w:r>
-        <w:t xml:space="preserve">8.5 Windows program, built automatically</w:t>
-      </w:r>
-    </w:p>
-    <w:p>
-      <w:pPr>
-        <w:numPr>
-          <w:ilvl w:val="0"/>
-          <w:numId w:val="1030"/>
-        </w:numPr>
-        <w:pStyle w:val="Compact"/>
-      </w:pPr>
-      <w:r>
-        <w:rPr>
-          <w:bCs/>
-          <w:b/>
-        </w:rPr>
-        <w:t xml:space="preserve">Decision:</w:t>
-      </w:r>
-      <w:r>
-        <w:t xml:space="preserve"> </w:t>
-      </w:r>
-      <w:r>
-        <w:t xml:space="preserve">The GUI is shipped as a single Windows program,</w:t>
-      </w:r>
-      <w:r>
-        <w:t xml:space="preserve"> </w:t>
-      </w:r>
-      <w:r>
-        <w:rPr>
-          <w:rStyle w:val="VerbatimChar"/>
-        </w:rPr>
-        <w:t xml:space="preserve">KneeGoniometerGUI.exe</w:t>
-      </w:r>
-      <w:r>
-        <w:t xml:space="preserve">, built automatically by GitHub when a new version is</w:t>
-      </w:r>
-      <w:r>
-        <w:t xml:space="preserve"> </w:t>
-      </w:r>
-      <w:r>
-        <w:t xml:space="preserve">tagged. The build runs the self-test first and publishes the program on the</w:t>
-      </w:r>
-      <w:r>
-        <w:t xml:space="preserve"> </w:t>
-      </w:r>
-      <w:r>
-        <w:t xml:space="preserve">Releases page (steps: README</w:t>
-      </w:r>
-      <w:r>
-        <w:t xml:space="preserve"> </w:t>
-      </w:r>
-      <w:r>
-        <w:t xml:space="preserve">“</w:t>
-      </w:r>
-      <w:r>
-        <w:t xml:space="preserve">Releasing an updated GUI</w:t>
-      </w:r>
-      <w:r>
-        <w:t xml:space="preserve">”</w:t>
-      </w:r>
-      <w:r>
-        <w:t xml:space="preserve">, SOP Appendix B).</w:t>
-      </w:r>
-    </w:p>
-    <w:p>
-      <w:pPr>
-        <w:numPr>
-          <w:ilvl w:val="0"/>
-          <w:numId w:val="1030"/>
-        </w:numPr>
-        <w:pStyle w:val="Compact"/>
-      </w:pPr>
-      <w:r>
-        <w:rPr>
-          <w:bCs/>
-          <w:b/>
-        </w:rPr>
-        <w:t xml:space="preserve">Why:</w:t>
-      </w:r>
-      <w:r>
-        <w:t xml:space="preserve"> </w:t>
-      </w:r>
-      <w:r>
-        <w:t xml:space="preserve">Operators do not need to install Python. Each program is tied to an</w:t>
-      </w:r>
-      <w:r>
-        <w:t xml:space="preserve"> </w:t>
-      </w:r>
-      <w:r>
-        <w:t xml:space="preserve">exact version of the code, and a failing self-test stops a broken program from</w:t>
-      </w:r>
-      <w:r>
-        <w:t xml:space="preserve"> </w:t>
-      </w:r>
-      <w:r>
-        <w:t xml:space="preserve">being released.</w:t>
-      </w:r>
-    </w:p>
-    <w:p>
-      <w:pPr>
-        <w:numPr>
-          <w:ilvl w:val="0"/>
-          <w:numId w:val="1030"/>
-        </w:numPr>
-        <w:pStyle w:val="Compact"/>
-      </w:pPr>
-      <w:r>
-        <w:rPr>
-          <w:bCs/>
-          <w:b/>
-        </w:rPr>
-        <w:t xml:space="preserve">Alternatives:</w:t>
-      </w:r>
-      <w:r>
-        <w:t xml:space="preserve"> </w:t>
-      </w:r>
-      <w:r>
-        <w:t xml:space="preserve">Running the Python code directly (too much setup for</w:t>
-      </w:r>
-      <w:r>
-        <w:t xml:space="preserve"> </w:t>
-      </w:r>
-      <w:r>
-        <w:t xml:space="preserve">operators); building the program by hand (not repeatable, and easy to include</w:t>
-      </w:r>
-      <w:r>
-        <w:t xml:space="preserve"> </w:t>
-      </w:r>
-      <w:r>
-        <w:t xml:space="preserve">untested changes).</w:t>
-      </w:r>
-    </w:p>
-    <w:p>
-      <w:pPr>
-        <w:numPr>
-          <w:ilvl w:val="0"/>
-          <w:numId w:val="1030"/>
-        </w:numPr>
-        <w:pStyle w:val="Compact"/>
-      </w:pPr>
-      <w:r>
-        <w:rPr>
-          <w:bCs/>
-          <w:b/>
-        </w:rPr>
-        <w:t xml:space="preserve">Trade-offs:</w:t>
-      </w:r>
-      <w:r>
-        <w:t xml:space="preserve"> </w:t>
-      </w:r>
-      <w:r>
-        <w:t xml:space="preserve">Windows only (macOS and Linux use the Python version); the</w:t>
-      </w:r>
-      <w:r>
-        <w:t xml:space="preserve"> </w:t>
-      </w:r>
-      <w:r>
-        <w:t xml:space="preserve">program is not digitally signed, so Windows shows a warning the first time it</w:t>
-      </w:r>
-      <w:r>
-        <w:t xml:space="preserve"> </w:t>
-      </w:r>
-      <w:r>
-        <w:t xml:space="preserve">runs.</w:t>
-      </w:r>
-    </w:p>
-    <w:bookmarkEnd w:id="72"/>
-    <w:bookmarkEnd w:id="73"/>
-    <w:bookmarkStart w:id="76" w:name="testing-and-validation"/>
+    <w:bookmarkStart w:id="74" w:name="testing-and-validation"/>
     <w:p>
       <w:pPr>
         <w:pStyle w:val="Heading1"/>
@@ -6642,7 +6169,7 @@
         <w:t xml:space="preserve">(§1.3).</w:t>
       </w:r>
     </w:p>
-    <w:bookmarkStart w:id="74" w:name="preliminary-stationary-testing-sept-2026"/>
+    <w:bookmarkStart w:id="72" w:name="preliminary-stationary-testing-sept-2026"/>
     <w:p>
       <w:pPr>
         <w:pStyle w:val="Heading2"/>
@@ -6842,7 +6369,7 @@
               <w:rPr>
                 <w:sz w:val="19"/>
               </w:rPr>
-              <w:t xml:space="preserve">~40 Hz found; fixed to a true 50 Hz (§6.5, §8.2)</w:t>
+              <w:t xml:space="preserve">~40 Hz found (slow line writing on the thigh board, uneven PC timer); fixed to a true 50 Hz (§6.5, §8.2)</w:t>
             </w:r>
           </w:p>
         </w:tc>
@@ -6912,7 +6439,7 @@
       <w:pPr>
         <w:numPr>
           <w:ilvl w:val="0"/>
-          <w:numId w:val="1031"/>
+          <w:numId w:val="1029"/>
         </w:numPr>
         <w:pStyle w:val="Compact"/>
       </w:pPr>
@@ -6940,7 +6467,7 @@
       <w:pPr>
         <w:numPr>
           <w:ilvl w:val="0"/>
-          <w:numId w:val="1031"/>
+          <w:numId w:val="1029"/>
         </w:numPr>
         <w:pStyle w:val="Compact"/>
       </w:pPr>
@@ -6968,7 +6495,7 @@
       <w:pPr>
         <w:numPr>
           <w:ilvl w:val="0"/>
-          <w:numId w:val="1031"/>
+          <w:numId w:val="1029"/>
         </w:numPr>
         <w:pStyle w:val="Compact"/>
       </w:pPr>
@@ -6998,60 +6525,60 @@
         <w:t xml:space="preserve">sensors drifting.</w:t>
       </w:r>
     </w:p>
+    <w:bookmarkEnd w:id="72"/>
+    <w:bookmarkStart w:id="73" w:name="earlier-bench-checks"/>
+    <w:p>
+      <w:pPr>
+        <w:pStyle w:val="Heading2"/>
+      </w:pPr>
+      <w:r>
+        <w:t xml:space="preserve">9.2 Earlier bench checks</w:t>
+      </w:r>
+    </w:p>
+    <w:p>
+      <w:pPr>
+        <w:pStyle w:val="FirstParagraph"/>
+      </w:pPr>
+      <w:r>
+        <w:t xml:space="preserve">Fixing both boards to one ruler (so the true angle cannot change) was the key</w:t>
+      </w:r>
+      <w:r>
+        <w:t xml:space="preserve"> </w:t>
+      </w:r>
+      <w:r>
+        <w:t xml:space="preserve">test for drift; a right-angle placement read ~90°. The self-tests</w:t>
+      </w:r>
+      <w:r>
+        <w:t xml:space="preserve"> </w:t>
+      </w:r>
+      <w:r>
+        <w:t xml:space="preserve">(</w:t>
+      </w:r>
+      <w:r>
+        <w:rPr>
+          <w:rStyle w:val="VerbatimChar"/>
+        </w:rPr>
+        <w:t xml:space="preserve">knee_collector_uart.py --selftest</w:t>
+      </w:r>
+      <w:r>
+        <w:t xml:space="preserve">,</w:t>
+      </w:r>
+      <w:r>
+        <w:t xml:space="preserve"> </w:t>
+      </w:r>
+      <w:r>
+        <w:rPr>
+          <w:rStyle w:val="VerbatimChar"/>
+        </w:rPr>
+        <w:t xml:space="preserve">knee_gui.py --selftest</w:t>
+      </w:r>
+      <w:r>
+        <w:t xml:space="preserve">) check the math.</w:t>
+      </w:r>
+    </w:p>
+    <w:bookmarkEnd w:id="73"/>
     <w:bookmarkEnd w:id="74"/>
-    <w:bookmarkStart w:id="75" w:name="earlier-bench-checks"/>
-    <w:p>
-      <w:pPr>
-        <w:pStyle w:val="Heading2"/>
-      </w:pPr>
-      <w:r>
-        <w:t xml:space="preserve">9.2 Earlier bench checks</w:t>
-      </w:r>
-    </w:p>
-    <w:p>
-      <w:pPr>
-        <w:pStyle w:val="FirstParagraph"/>
-      </w:pPr>
-      <w:r>
-        <w:t xml:space="preserve">Fixing both boards to one ruler (so the true angle cannot change) was the key</w:t>
-      </w:r>
-      <w:r>
-        <w:t xml:space="preserve"> </w:t>
-      </w:r>
-      <w:r>
-        <w:t xml:space="preserve">test for drift; a right-angle placement read ~90°. The self-tests</w:t>
-      </w:r>
-      <w:r>
-        <w:t xml:space="preserve"> </w:t>
-      </w:r>
-      <w:r>
-        <w:t xml:space="preserve">(</w:t>
-      </w:r>
-      <w:r>
-        <w:rPr>
-          <w:rStyle w:val="VerbatimChar"/>
-        </w:rPr>
-        <w:t xml:space="preserve">knee_collector_uart.py --selftest</w:t>
-      </w:r>
-      <w:r>
-        <w:t xml:space="preserve">,</w:t>
-      </w:r>
-      <w:r>
-        <w:t xml:space="preserve"> </w:t>
-      </w:r>
-      <w:r>
-        <w:rPr>
-          <w:rStyle w:val="VerbatimChar"/>
-        </w:rPr>
-        <w:t xml:space="preserve">knee_gui.py --selftest</w:t>
-      </w:r>
-      <w:r>
-        <w:t xml:space="preserve">) check the math.</w:t>
-      </w:r>
-    </w:p>
-    <w:bookmarkEnd w:id="75"/>
-    <w:bookmarkEnd w:id="76"/>
-    <w:bookmarkStart w:id="77" w:name="directions-considered-but-not-pursued"/>
+    <w:bookmarkStart w:id="75" w:name="directions-considered-but-not-pursued"/>
     <w:p>
       <w:pPr>
         <w:pStyle w:val="Heading1"/>
@@ -7267,8 +6794,8 @@
         </w:tc>
       </w:tr>
     </w:tbl>
-    <w:bookmarkEnd w:id="77"/>
-    <w:bookmarkStart w:id="78" w:name="timeline-of-major-milestones"/>
+    <w:bookmarkEnd w:id="75"/>
+    <w:bookmarkStart w:id="76" w:name="timeline-of-major-milestones"/>
     <w:p>
       <w:pPr>
         <w:pStyle w:val="Heading1"/>
@@ -8111,8 +7638,8 @@
         </w:tc>
       </w:tr>
     </w:tbl>
-    <w:bookmarkEnd w:id="78"/>
-    <w:bookmarkStart w:id="86" w:name="X130d7968a3057a02a7c7ebc6337d5c46e250c8a"/>
+    <w:bookmarkEnd w:id="76"/>
+    <w:bookmarkStart w:id="84" w:name="X130d7968a3057a02a7c7ebc6337d5c46e250c8a"/>
     <w:p>
       <w:pPr>
         <w:pStyle w:val="Heading1"/>
@@ -8169,7 +7696,7 @@
         <w:t xml:space="preserve">Investigated (analysis only). Not recommended for the current use.</w:t>
       </w:r>
     </w:p>
-    <w:bookmarkStart w:id="79" w:name="a.1-the-proposal"/>
+    <w:bookmarkStart w:id="77" w:name="a.1-the-proposal"/>
     <w:p>
       <w:pPr>
         <w:pStyle w:val="Heading2"/>
@@ -8254,8 +7781,8 @@
         <w:t xml:space="preserve">”</w:t>
       </w:r>
     </w:p>
-    <w:bookmarkEnd w:id="79"/>
-    <w:bookmarkStart w:id="80" w:name="X0c77c0bc2a1fa86a77f016941ab25743de183a2"/>
+    <w:bookmarkEnd w:id="77"/>
+    <w:bookmarkStart w:id="78" w:name="X0c77c0bc2a1fa86a77f016941ab25743de183a2"/>
     <w:p>
       <w:pPr>
         <w:pStyle w:val="Heading2"/>
@@ -8268,7 +7795,7 @@
       <w:pPr>
         <w:numPr>
           <w:ilvl w:val="0"/>
-          <w:numId w:val="1032"/>
+          <w:numId w:val="1030"/>
         </w:numPr>
         <w:pStyle w:val="Compact"/>
       </w:pPr>
@@ -8292,7 +7819,7 @@
       <w:pPr>
         <w:numPr>
           <w:ilvl w:val="0"/>
-          <w:numId w:val="1032"/>
+          <w:numId w:val="1030"/>
         </w:numPr>
         <w:pStyle w:val="Compact"/>
       </w:pPr>
@@ -8342,7 +7869,7 @@
       <w:pPr>
         <w:numPr>
           <w:ilvl w:val="0"/>
-          <w:numId w:val="1032"/>
+          <w:numId w:val="1030"/>
         </w:numPr>
         <w:pStyle w:val="Compact"/>
       </w:pPr>
@@ -8377,8 +7904,8 @@
         <w:t xml:space="preserve">, not on the leg, so it says nothing about the joint.</w:t>
       </w:r>
     </w:p>
-    <w:bookmarkEnd w:id="80"/>
-    <w:bookmarkStart w:id="81" w:name="a.3-two-separate-jobs-a-scale-and-a-zero"/>
+    <w:bookmarkEnd w:id="78"/>
+    <w:bookmarkStart w:id="79" w:name="a.3-two-separate-jobs-a-scale-and-a-zero"/>
     <w:p>
       <w:pPr>
         <w:pStyle w:val="Heading2"/>
@@ -8425,351 +7952,351 @@
       <w:pPr>
         <w:numPr>
           <w:ilvl w:val="0"/>
+          <w:numId w:val="1031"/>
+        </w:numPr>
+        <w:pStyle w:val="Compact"/>
+      </w:pPr>
+      <w:r>
+        <w:rPr>
+          <w:bCs/>
+          <w:b/>
+        </w:rPr>
+        <w:t xml:space="preserve">A scale</w:t>
+      </w:r>
+      <w:r>
+        <w:t xml:space="preserve"> </w:t>
+      </w:r>
+      <w:r>
+        <w:t xml:space="preserve">— how far apart two directions are (like the markings on a ruler).</w:t>
+      </w:r>
+    </w:p>
+    <w:p>
+      <w:pPr>
+        <w:numPr>
+          <w:ilvl w:val="0"/>
+          <w:numId w:val="1031"/>
+        </w:numPr>
+        <w:pStyle w:val="Compact"/>
+      </w:pPr>
+      <w:r>
+        <w:rPr>
+          <w:bCs/>
+          <w:b/>
+        </w:rPr>
+        <w:t xml:space="preserve">A zero</w:t>
+      </w:r>
+      <w:r>
+        <w:t xml:space="preserve"> </w:t>
+      </w:r>
+      <w:r>
+        <w:t xml:space="preserve">— which position counts as 0°.</w:t>
+      </w:r>
+    </w:p>
+    <w:p>
+      <w:pPr>
+        <w:pStyle w:val="FirstParagraph"/>
+      </w:pPr>
+      <w:r>
+        <w:t xml:space="preserve">Sensors on the body are good at the scale. The zero is a question about the</w:t>
+      </w:r>
+      <w:r>
+        <w:t xml:space="preserve"> </w:t>
+      </w:r>
+      <w:r>
+        <w:t xml:space="preserve">person’s anatomy, not about the sensors. This split is the heart of the</w:t>
+      </w:r>
+      <w:r>
+        <w:t xml:space="preserve"> </w:t>
+      </w:r>
+      <w:r>
+        <w:t xml:space="preserve">magnetometer question.</w:t>
+      </w:r>
+    </w:p>
+    <w:bookmarkEnd w:id="79"/>
+    <w:bookmarkStart w:id="80" w:name="a.4-what-the-magnetometer-would-add"/>
+    <w:p>
+      <w:pPr>
+        <w:pStyle w:val="Heading2"/>
+      </w:pPr>
+      <w:r>
+        <w:t xml:space="preserve">A.4 What the magnetometer would add</w:t>
+      </w:r>
+    </w:p>
+    <w:p>
+      <w:pPr>
+        <w:numPr>
+          <w:ilvl w:val="0"/>
+          <w:numId w:val="1032"/>
+        </w:numPr>
+        <w:pStyle w:val="Compact"/>
+      </w:pPr>
+      <w:r>
+        <w:rPr>
+          <w:bCs/>
+          <w:b/>
+        </w:rPr>
+        <w:t xml:space="preserve">Heading.</w:t>
+      </w:r>
+      <w:r>
+        <w:t xml:space="preserve"> </w:t>
+      </w:r>
+      <w:r>
+        <w:t xml:space="preserve">Gravity shows tilt but not which way a board faces; the</w:t>
+      </w:r>
+      <w:r>
+        <w:t xml:space="preserve"> </w:t>
+      </w:r>
+      <w:r>
+        <w:t xml:space="preserve">magnetometer supplies that, like a compass.</w:t>
+      </w:r>
+    </w:p>
+    <w:p>
+      <w:pPr>
+        <w:numPr>
+          <w:ilvl w:val="0"/>
+          <w:numId w:val="1032"/>
+        </w:numPr>
+        <w:pStyle w:val="Compact"/>
+      </w:pPr>
+      <w:r>
+        <w:t xml:space="preserve">With gravity</w:t>
+      </w:r>
+      <w:r>
+        <w:t xml:space="preserve"> </w:t>
+      </w:r>
+      <w:r>
+        <w:rPr>
+          <w:bCs/>
+          <w:b/>
+        </w:rPr>
+        <w:t xml:space="preserve">and</w:t>
+      </w:r>
+      <w:r>
+        <w:t xml:space="preserve"> </w:t>
+      </w:r>
+      <w:r>
+        <w:t xml:space="preserve">the magnetic field, each board’s full 3-D orientation is</w:t>
+      </w:r>
+      <w:r>
+        <w:t xml:space="preserve"> </w:t>
+      </w:r>
+      <w:r>
+        <w:t xml:space="preserve">known, and so is the full, drift-free rotation between the two boards.</w:t>
+      </w:r>
+    </w:p>
+    <w:p>
+      <w:pPr>
+        <w:numPr>
+          <w:ilvl w:val="0"/>
+          <w:numId w:val="1032"/>
+        </w:numPr>
+        <w:pStyle w:val="Compact"/>
+      </w:pPr>
+      <w:r>
+        <w:rPr>
+          <w:bCs/>
+          <w:b/>
+        </w:rPr>
+        <w:t xml:space="preserve">In practice:</w:t>
+      </w:r>
+      <w:r>
+        <w:t xml:space="preserve"> </w:t>
+      </w:r>
+      <w:r>
+        <w:t xml:space="preserve">its only unique contribution is movement</w:t>
+      </w:r>
+      <w:r>
+        <w:t xml:space="preserve"> </w:t>
+      </w:r>
+      <w:r>
+        <w:rPr>
+          <w:bCs/>
+          <w:b/>
+        </w:rPr>
+        <w:t xml:space="preserve">outside the</w:t>
+      </w:r>
+      <w:r>
+        <w:rPr>
+          <w:bCs/>
+          <w:b/>
+        </w:rPr>
+        <w:t xml:space="preserve"> </w:t>
+      </w:r>
+      <w:r>
+        <w:rPr>
+          <w:bCs/>
+          <w:b/>
+        </w:rPr>
+        <w:t xml:space="preserve">side-view plane</w:t>
+      </w:r>
+      <w:r>
+        <w:t xml:space="preserve">. For ordinary knee bending, gravity alone is enough because</w:t>
+      </w:r>
+      <w:r>
+        <w:t xml:space="preserve"> </w:t>
+      </w:r>
+      <w:r>
+        <w:t xml:space="preserve">both boards share the same</w:t>
+      </w:r>
+      <w:r>
+        <w:t xml:space="preserve"> </w:t>
+      </w:r>
+      <w:r>
+        <w:t xml:space="preserve">“</w:t>
+      </w:r>
+      <w:r>
+        <w:t xml:space="preserve">down</w:t>
+      </w:r>
+      <w:r>
+        <w:t xml:space="preserve">”</w:t>
+      </w:r>
+      <w:r>
+        <w:t xml:space="preserve">.</w:t>
+      </w:r>
+    </w:p>
+    <w:bookmarkEnd w:id="80"/>
+    <w:bookmarkStart w:id="81" w:name="X41b781896b0666a3601a1314ba2065d8220b8eb"/>
+    <w:p>
+      <w:pPr>
+        <w:pStyle w:val="Heading2"/>
+      </w:pPr>
+      <w:r>
+        <w:t xml:space="preserve">A.5 Why it does not give an anatomical angle</w:t>
+      </w:r>
+    </w:p>
+    <w:p>
+      <w:pPr>
+        <w:pStyle w:val="FirstParagraph"/>
+      </w:pPr>
+      <w:r>
+        <w:t xml:space="preserve">The joint angle is between the</w:t>
+      </w:r>
+      <w:r>
+        <w:t xml:space="preserve"> </w:t>
+      </w:r>
+      <w:r>
+        <w:rPr>
+          <w:bCs/>
+          <w:b/>
+        </w:rPr>
+        <w:t xml:space="preserve">bones</w:t>
+      </w:r>
+      <w:r>
+        <w:t xml:space="preserve">, not between the</w:t>
+      </w:r>
+      <w:r>
+        <w:t xml:space="preserve"> </w:t>
+      </w:r>
+      <w:r>
+        <w:rPr>
+          <w:bCs/>
+          <w:b/>
+        </w:rPr>
+        <w:t xml:space="preserve">boards</w:t>
+      </w:r>
+      <w:r>
+        <w:t xml:space="preserve">. Each board</w:t>
+      </w:r>
+      <w:r>
+        <w:t xml:space="preserve"> </w:t>
+      </w:r>
+      <w:r>
+        <w:t xml:space="preserve">sits on skin at an unknown angle to its bone. In symbols, with</w:t>
+      </w:r>
+      <w:r>
+        <w:t xml:space="preserve"> </w:t>
+      </w:r>
+      <w:r>
+        <w:rPr>
+          <w:rStyle w:val="VerbatimChar"/>
+        </w:rPr>
+        <w:t xml:space="preserve">R_rel</w:t>
+      </w:r>
+      <w:r>
+        <w:t xml:space="preserve"> </w:t>
+      </w:r>
+      <w:r>
+        <w:t xml:space="preserve">the</w:t>
+      </w:r>
+      <w:r>
+        <w:t xml:space="preserve"> </w:t>
+      </w:r>
+      <w:r>
+        <w:t xml:space="preserve">rotation between the boards and</w:t>
+      </w:r>
+      <w:r>
+        <w:t xml:space="preserve"> </w:t>
+      </w:r>
+      <w:r>
+        <w:rPr>
+          <w:rStyle w:val="VerbatimChar"/>
+        </w:rPr>
+        <w:t xml:space="preserve">M_thigh</w:t>
+      </w:r>
+      <w:r>
+        <w:t xml:space="preserve">,</w:t>
+      </w:r>
+      <w:r>
+        <w:t xml:space="preserve"> </w:t>
+      </w:r>
+      <w:r>
+        <w:rPr>
+          <w:rStyle w:val="VerbatimChar"/>
+        </w:rPr>
+        <w:t xml:space="preserve">M_shank</w:t>
+      </w:r>
+      <w:r>
+        <w:t xml:space="preserve"> </w:t>
+      </w:r>
+      <w:r>
+        <w:t xml:space="preserve">each board’s unknown</w:t>
+      </w:r>
+      <w:r>
+        <w:t xml:space="preserve"> </w:t>
+      </w:r>
+      <w:r>
+        <w:t xml:space="preserve">mounting:</w:t>
+      </w:r>
+    </w:p>
+    <w:p>
+      <w:pPr>
+        <w:pStyle w:val="SourceCode"/>
+      </w:pPr>
+      <w:r>
+        <w:rPr>
+          <w:rStyle w:val="VerbatimChar"/>
+        </w:rPr>
+        <w:t xml:space="preserve">joint = M_thigh⁻¹ · R_rel · M_shank</w:t>
+      </w:r>
+    </w:p>
+    <w:p>
+      <w:pPr>
+        <w:pStyle w:val="FirstParagraph"/>
+      </w:pPr>
+      <w:r>
+        <w:t xml:space="preserve">The magnetometer pins down</w:t>
+      </w:r>
+      <w:r>
+        <w:t xml:space="preserve"> </w:t>
+      </w:r>
+      <w:r>
+        <w:rPr>
+          <w:rStyle w:val="VerbatimChar"/>
+        </w:rPr>
+        <w:t xml:space="preserve">R_rel</w:t>
+      </w:r>
+      <w:r>
+        <w:t xml:space="preserve"> </w:t>
+      </w:r>
+      <w:r>
+        <w:t xml:space="preserve">but tells nothing about the mountings.</w:t>
+      </w:r>
+    </w:p>
+    <w:p>
+      <w:pPr>
+        <w:numPr>
+          <w:ilvl w:val="0"/>
           <w:numId w:val="1033"/>
-        </w:numPr>
-        <w:pStyle w:val="Compact"/>
-      </w:pPr>
-      <w:r>
-        <w:rPr>
-          <w:bCs/>
-          <w:b/>
-        </w:rPr>
-        <w:t xml:space="preserve">A scale</w:t>
-      </w:r>
-      <w:r>
-        <w:t xml:space="preserve"> </w:t>
-      </w:r>
-      <w:r>
-        <w:t xml:space="preserve">— how far apart two directions are (like the markings on a ruler).</w:t>
-      </w:r>
-    </w:p>
-    <w:p>
-      <w:pPr>
-        <w:numPr>
-          <w:ilvl w:val="0"/>
-          <w:numId w:val="1033"/>
-        </w:numPr>
-        <w:pStyle w:val="Compact"/>
-      </w:pPr>
-      <w:r>
-        <w:rPr>
-          <w:bCs/>
-          <w:b/>
-        </w:rPr>
-        <w:t xml:space="preserve">A zero</w:t>
-      </w:r>
-      <w:r>
-        <w:t xml:space="preserve"> </w:t>
-      </w:r>
-      <w:r>
-        <w:t xml:space="preserve">— which position counts as 0°.</w:t>
-      </w:r>
-    </w:p>
-    <w:p>
-      <w:pPr>
-        <w:pStyle w:val="FirstParagraph"/>
-      </w:pPr>
-      <w:r>
-        <w:t xml:space="preserve">Sensors on the body are good at the scale. The zero is a question about the</w:t>
-      </w:r>
-      <w:r>
-        <w:t xml:space="preserve"> </w:t>
-      </w:r>
-      <w:r>
-        <w:t xml:space="preserve">person’s anatomy, not about the sensors. This split is the heart of the</w:t>
-      </w:r>
-      <w:r>
-        <w:t xml:space="preserve"> </w:t>
-      </w:r>
-      <w:r>
-        <w:t xml:space="preserve">magnetometer question.</w:t>
-      </w:r>
-    </w:p>
-    <w:bookmarkEnd w:id="81"/>
-    <w:bookmarkStart w:id="82" w:name="a.4-what-the-magnetometer-would-add"/>
-    <w:p>
-      <w:pPr>
-        <w:pStyle w:val="Heading2"/>
-      </w:pPr>
-      <w:r>
-        <w:t xml:space="preserve">A.4 What the magnetometer would add</w:t>
-      </w:r>
-    </w:p>
-    <w:p>
-      <w:pPr>
-        <w:numPr>
-          <w:ilvl w:val="0"/>
-          <w:numId w:val="1034"/>
-        </w:numPr>
-        <w:pStyle w:val="Compact"/>
-      </w:pPr>
-      <w:r>
-        <w:rPr>
-          <w:bCs/>
-          <w:b/>
-        </w:rPr>
-        <w:t xml:space="preserve">Heading.</w:t>
-      </w:r>
-      <w:r>
-        <w:t xml:space="preserve"> </w:t>
-      </w:r>
-      <w:r>
-        <w:t xml:space="preserve">Gravity shows tilt but not which way a board faces; the</w:t>
-      </w:r>
-      <w:r>
-        <w:t xml:space="preserve"> </w:t>
-      </w:r>
-      <w:r>
-        <w:t xml:space="preserve">magnetometer supplies that, like a compass.</w:t>
-      </w:r>
-    </w:p>
-    <w:p>
-      <w:pPr>
-        <w:numPr>
-          <w:ilvl w:val="0"/>
-          <w:numId w:val="1034"/>
-        </w:numPr>
-        <w:pStyle w:val="Compact"/>
-      </w:pPr>
-      <w:r>
-        <w:t xml:space="preserve">With gravity</w:t>
-      </w:r>
-      <w:r>
-        <w:t xml:space="preserve"> </w:t>
-      </w:r>
-      <w:r>
-        <w:rPr>
-          <w:bCs/>
-          <w:b/>
-        </w:rPr>
-        <w:t xml:space="preserve">and</w:t>
-      </w:r>
-      <w:r>
-        <w:t xml:space="preserve"> </w:t>
-      </w:r>
-      <w:r>
-        <w:t xml:space="preserve">the magnetic field, each board’s full 3-D orientation is</w:t>
-      </w:r>
-      <w:r>
-        <w:t xml:space="preserve"> </w:t>
-      </w:r>
-      <w:r>
-        <w:t xml:space="preserve">known, and so is the full, drift-free rotation between the two boards.</w:t>
-      </w:r>
-    </w:p>
-    <w:p>
-      <w:pPr>
-        <w:numPr>
-          <w:ilvl w:val="0"/>
-          <w:numId w:val="1034"/>
-        </w:numPr>
-        <w:pStyle w:val="Compact"/>
-      </w:pPr>
-      <w:r>
-        <w:rPr>
-          <w:bCs/>
-          <w:b/>
-        </w:rPr>
-        <w:t xml:space="preserve">In practice:</w:t>
-      </w:r>
-      <w:r>
-        <w:t xml:space="preserve"> </w:t>
-      </w:r>
-      <w:r>
-        <w:t xml:space="preserve">its only unique contribution is movement</w:t>
-      </w:r>
-      <w:r>
-        <w:t xml:space="preserve"> </w:t>
-      </w:r>
-      <w:r>
-        <w:rPr>
-          <w:bCs/>
-          <w:b/>
-        </w:rPr>
-        <w:t xml:space="preserve">outside the</w:t>
-      </w:r>
-      <w:r>
-        <w:rPr>
-          <w:bCs/>
-          <w:b/>
-        </w:rPr>
-        <w:t xml:space="preserve"> </w:t>
-      </w:r>
-      <w:r>
-        <w:rPr>
-          <w:bCs/>
-          <w:b/>
-        </w:rPr>
-        <w:t xml:space="preserve">side-view plane</w:t>
-      </w:r>
-      <w:r>
-        <w:t xml:space="preserve">. For ordinary knee bending, gravity alone is enough because</w:t>
-      </w:r>
-      <w:r>
-        <w:t xml:space="preserve"> </w:t>
-      </w:r>
-      <w:r>
-        <w:t xml:space="preserve">both boards share the same</w:t>
-      </w:r>
-      <w:r>
-        <w:t xml:space="preserve"> </w:t>
-      </w:r>
-      <w:r>
-        <w:t xml:space="preserve">“</w:t>
-      </w:r>
-      <w:r>
-        <w:t xml:space="preserve">down</w:t>
-      </w:r>
-      <w:r>
-        <w:t xml:space="preserve">”</w:t>
-      </w:r>
-      <w:r>
-        <w:t xml:space="preserve">.</w:t>
-      </w:r>
-    </w:p>
-    <w:bookmarkEnd w:id="82"/>
-    <w:bookmarkStart w:id="83" w:name="X41b781896b0666a3601a1314ba2065d8220b8eb"/>
-    <w:p>
-      <w:pPr>
-        <w:pStyle w:val="Heading2"/>
-      </w:pPr>
-      <w:r>
-        <w:t xml:space="preserve">A.5 Why it does not give an anatomical angle</w:t>
-      </w:r>
-    </w:p>
-    <w:p>
-      <w:pPr>
-        <w:pStyle w:val="FirstParagraph"/>
-      </w:pPr>
-      <w:r>
-        <w:t xml:space="preserve">The joint angle is between the</w:t>
-      </w:r>
-      <w:r>
-        <w:t xml:space="preserve"> </w:t>
-      </w:r>
-      <w:r>
-        <w:rPr>
-          <w:bCs/>
-          <w:b/>
-        </w:rPr>
-        <w:t xml:space="preserve">bones</w:t>
-      </w:r>
-      <w:r>
-        <w:t xml:space="preserve">, not between the</w:t>
-      </w:r>
-      <w:r>
-        <w:t xml:space="preserve"> </w:t>
-      </w:r>
-      <w:r>
-        <w:rPr>
-          <w:bCs/>
-          <w:b/>
-        </w:rPr>
-        <w:t xml:space="preserve">boards</w:t>
-      </w:r>
-      <w:r>
-        <w:t xml:space="preserve">. Each board</w:t>
-      </w:r>
-      <w:r>
-        <w:t xml:space="preserve"> </w:t>
-      </w:r>
-      <w:r>
-        <w:t xml:space="preserve">sits on skin at an unknown angle to its bone. In symbols, with</w:t>
-      </w:r>
-      <w:r>
-        <w:t xml:space="preserve"> </w:t>
-      </w:r>
-      <w:r>
-        <w:rPr>
-          <w:rStyle w:val="VerbatimChar"/>
-        </w:rPr>
-        <w:t xml:space="preserve">R_rel</w:t>
-      </w:r>
-      <w:r>
-        <w:t xml:space="preserve"> </w:t>
-      </w:r>
-      <w:r>
-        <w:t xml:space="preserve">the</w:t>
-      </w:r>
-      <w:r>
-        <w:t xml:space="preserve"> </w:t>
-      </w:r>
-      <w:r>
-        <w:t xml:space="preserve">rotation between the boards and</w:t>
-      </w:r>
-      <w:r>
-        <w:t xml:space="preserve"> </w:t>
-      </w:r>
-      <w:r>
-        <w:rPr>
-          <w:rStyle w:val="VerbatimChar"/>
-        </w:rPr>
-        <w:t xml:space="preserve">M_thigh</w:t>
-      </w:r>
-      <w:r>
-        <w:t xml:space="preserve">,</w:t>
-      </w:r>
-      <w:r>
-        <w:t xml:space="preserve"> </w:t>
-      </w:r>
-      <w:r>
-        <w:rPr>
-          <w:rStyle w:val="VerbatimChar"/>
-        </w:rPr>
-        <w:t xml:space="preserve">M_shank</w:t>
-      </w:r>
-      <w:r>
-        <w:t xml:space="preserve"> </w:t>
-      </w:r>
-      <w:r>
-        <w:t xml:space="preserve">each board’s unknown</w:t>
-      </w:r>
-      <w:r>
-        <w:t xml:space="preserve"> </w:t>
-      </w:r>
-      <w:r>
-        <w:t xml:space="preserve">mounting:</w:t>
-      </w:r>
-    </w:p>
-    <w:p>
-      <w:pPr>
-        <w:pStyle w:val="SourceCode"/>
-      </w:pPr>
-      <w:r>
-        <w:rPr>
-          <w:rStyle w:val="VerbatimChar"/>
-        </w:rPr>
-        <w:t xml:space="preserve">joint = M_thigh⁻¹ · R_rel · M_shank</w:t>
-      </w:r>
-    </w:p>
-    <w:p>
-      <w:pPr>
-        <w:pStyle w:val="FirstParagraph"/>
-      </w:pPr>
-      <w:r>
-        <w:t xml:space="preserve">The magnetometer pins down</w:t>
-      </w:r>
-      <w:r>
-        <w:t xml:space="preserve"> </w:t>
-      </w:r>
-      <w:r>
-        <w:rPr>
-          <w:rStyle w:val="VerbatimChar"/>
-        </w:rPr>
-        <w:t xml:space="preserve">R_rel</w:t>
-      </w:r>
-      <w:r>
-        <w:t xml:space="preserve"> </w:t>
-      </w:r>
-      <w:r>
-        <w:t xml:space="preserve">but tells nothing about the mountings.</w:t>
-      </w:r>
-    </w:p>
-    <w:p>
-      <w:pPr>
-        <w:numPr>
-          <w:ilvl w:val="0"/>
-          <w:numId w:val="1035"/>
         </w:numPr>
         <w:pStyle w:val="Compact"/>
       </w:pPr>
@@ -8870,7 +8397,7 @@
       <w:pPr>
         <w:numPr>
           <w:ilvl w:val="0"/>
-          <w:numId w:val="1035"/>
+          <w:numId w:val="1033"/>
         </w:numPr>
         <w:pStyle w:val="Compact"/>
       </w:pPr>
@@ -8932,7 +8459,7 @@
       <w:pPr>
         <w:numPr>
           <w:ilvl w:val="0"/>
-          <w:numId w:val="1035"/>
+          <w:numId w:val="1033"/>
         </w:numPr>
         <w:pStyle w:val="Compact"/>
       </w:pPr>
@@ -9020,8 +8547,8 @@
         <w:t xml:space="preserve">pose is held becomes 0°, and the unknown mounting cancels out.</w:t>
       </w:r>
     </w:p>
-    <w:bookmarkEnd w:id="83"/>
-    <w:bookmarkStart w:id="84" w:name="a.6-trade-offs"/>
+    <w:bookmarkEnd w:id="81"/>
+    <w:bookmarkStart w:id="82" w:name="a.6-trade-offs"/>
     <w:p>
       <w:pPr>
         <w:pStyle w:val="Heading2"/>
@@ -9034,7 +8561,7 @@
       <w:pPr>
         <w:numPr>
           <w:ilvl w:val="0"/>
-          <w:numId w:val="1036"/>
+          <w:numId w:val="1034"/>
         </w:numPr>
         <w:pStyle w:val="Compact"/>
       </w:pPr>
@@ -9112,7 +8639,7 @@
       <w:pPr>
         <w:numPr>
           <w:ilvl w:val="0"/>
-          <w:numId w:val="1036"/>
+          <w:numId w:val="1034"/>
         </w:numPr>
         <w:pStyle w:val="Compact"/>
       </w:pPr>
@@ -9146,7 +8673,7 @@
       <w:pPr>
         <w:numPr>
           <w:ilvl w:val="0"/>
-          <w:numId w:val="1036"/>
+          <w:numId w:val="1034"/>
         </w:numPr>
         <w:pStyle w:val="Compact"/>
       </w:pPr>
@@ -9174,7 +8701,7 @@
       <w:pPr>
         <w:numPr>
           <w:ilvl w:val="0"/>
-          <w:numId w:val="1036"/>
+          <w:numId w:val="1034"/>
         </w:numPr>
         <w:pStyle w:val="Compact"/>
       </w:pPr>
@@ -9192,8 +8719,8 @@
         <w:t xml:space="preserve">about none.</w:t>
       </w:r>
     </w:p>
-    <w:bookmarkEnd w:id="84"/>
-    <w:bookmarkStart w:id="85" w:name="a.7-next-experiments-if-revived"/>
+    <w:bookmarkEnd w:id="82"/>
+    <w:bookmarkStart w:id="83" w:name="a.7-next-experiments-if-revived"/>
     <w:p>
       <w:pPr>
         <w:pStyle w:val="Heading2"/>
@@ -9206,7 +8733,7 @@
       <w:pPr>
         <w:numPr>
           <w:ilvl w:val="0"/>
-          <w:numId w:val="1037"/>
+          <w:numId w:val="1035"/>
         </w:numPr>
         <w:pStyle w:val="Compact"/>
       </w:pPr>
@@ -9262,7 +8789,7 @@
       <w:pPr>
         <w:numPr>
           <w:ilvl w:val="0"/>
-          <w:numId w:val="1037"/>
+          <w:numId w:val="1035"/>
         </w:numPr>
         <w:pStyle w:val="Compact"/>
       </w:pPr>
@@ -9296,7 +8823,7 @@
       <w:pPr>
         <w:numPr>
           <w:ilvl w:val="0"/>
-          <w:numId w:val="1037"/>
+          <w:numId w:val="1035"/>
         </w:numPr>
         <w:pStyle w:val="Compact"/>
       </w:pPr>
@@ -9304,9 +8831,9 @@
         <w:t xml:space="preserve">Go further only if (1) passes and a 3-D requirement actually exists.</w:t>
       </w:r>
     </w:p>
-    <w:bookmarkEnd w:id="85"/>
-    <w:bookmarkEnd w:id="86"/>
-    <w:bookmarkStart w:id="91" w:name="X981e3cd5754df6ffd08080a16f367bff4f36eb5"/>
+    <w:bookmarkEnd w:id="83"/>
+    <w:bookmarkEnd w:id="84"/>
+    <w:bookmarkStart w:id="89" w:name="X981e3cd5754df6ffd08080a16f367bff4f36eb5"/>
     <w:p>
       <w:pPr>
         <w:pStyle w:val="Heading1"/>
@@ -9369,7 +8896,7 @@
         <w:t xml:space="preserve">Identified as the right approach. Not yet prototyped.</w:t>
       </w:r>
     </w:p>
-    <w:bookmarkStart w:id="87" w:name="b.1-motivation"/>
+    <w:bookmarkStart w:id="85" w:name="b.1-motivation"/>
     <w:p>
       <w:pPr>
         <w:pStyle w:val="Heading2"/>
@@ -9417,14 +8944,186 @@
         <w:t xml:space="preserve">.</w:t>
       </w:r>
     </w:p>
+    <w:bookmarkEnd w:id="85"/>
+    <w:bookmarkStart w:id="86" w:name="b.2-candidate-approaches"/>
+    <w:p>
+      <w:pPr>
+        <w:pStyle w:val="Heading2"/>
+      </w:pPr>
+      <w:r>
+        <w:t xml:space="preserve">B.2 Candidate approaches</w:t>
+      </w:r>
+    </w:p>
+    <w:p>
+      <w:pPr>
+        <w:numPr>
+          <w:ilvl w:val="0"/>
+          <w:numId w:val="1036"/>
+        </w:numPr>
+        <w:pStyle w:val="Compact"/>
+      </w:pPr>
+      <w:r>
+        <w:rPr>
+          <w:bCs/>
+          <w:b/>
+        </w:rPr>
+        <w:t xml:space="preserve">Hinge-axis (functional) calibration:</w:t>
+      </w:r>
+      <w:r>
+        <w:t xml:space="preserve"> </w:t>
+      </w:r>
+      <w:r>
+        <w:t xml:space="preserve">the person does a few pure</w:t>
+      </w:r>
+      <w:r>
+        <w:t xml:space="preserve"> </w:t>
+      </w:r>
+      <w:r>
+        <w:t xml:space="preserve">knee-bending movements. The knee’s hinge axis then shows up in each board’s</w:t>
+      </w:r>
+      <w:r>
+        <w:t xml:space="preserve"> </w:t>
+      </w:r>
+      <w:r>
+        <w:t xml:space="preserve">gyroscope as the main axis of rotation, which reveals how the board sits on the</w:t>
+      </w:r>
+      <w:r>
+        <w:t xml:space="preserve"> </w:t>
+      </w:r>
+      <w:r>
+        <w:t xml:space="preserve">bone. No magnetometer is needed; research-grade motion-sensor systems use this</w:t>
+      </w:r>
+      <w:r>
+        <w:t xml:space="preserve"> </w:t>
+      </w:r>
+      <w:r>
+        <w:t xml:space="preserve">approach.</w:t>
+      </w:r>
+    </w:p>
+    <w:p>
+      <w:pPr>
+        <w:numPr>
+          <w:ilvl w:val="0"/>
+          <w:numId w:val="1036"/>
+        </w:numPr>
+        <w:pStyle w:val="Compact"/>
+      </w:pPr>
+      <w:r>
+        <w:rPr>
+          <w:bCs/>
+          <w:b/>
+        </w:rPr>
+        <w:t xml:space="preserve">Known pose / outside reference:</w:t>
+      </w:r>
+      <w:r>
+        <w:t xml:space="preserve"> </w:t>
+      </w:r>
+      <w:r>
+        <w:t xml:space="preserve">define true full straightening once (with a</w:t>
+      </w:r>
+      <w:r>
+        <w:t xml:space="preserve"> </w:t>
+      </w:r>
+      <w:r>
+        <w:t xml:space="preserve">straight-leg fixture, a manual goniometer or imaging) and anchor the zero to</w:t>
+      </w:r>
+      <w:r>
+        <w:t xml:space="preserve"> </w:t>
+      </w:r>
+      <w:r>
+        <w:t xml:space="preserve">it.</w:t>
+      </w:r>
+    </w:p>
+    <w:bookmarkEnd w:id="86"/>
+    <w:bookmarkStart w:id="87" w:name="b.3-trade-offs"/>
+    <w:p>
+      <w:pPr>
+        <w:pStyle w:val="Heading2"/>
+      </w:pPr>
+      <w:r>
+        <w:t xml:space="preserve">B.3 Trade-offs</w:t>
+      </w:r>
+    </w:p>
+    <w:p>
+      <w:pPr>
+        <w:numPr>
+          <w:ilvl w:val="0"/>
+          <w:numId w:val="1037"/>
+        </w:numPr>
+        <w:pStyle w:val="Compact"/>
+      </w:pPr>
+      <w:r>
+        <w:t xml:space="preserve">Gains an anatomical angle that can be compared across sessions and can show a</w:t>
+      </w:r>
+      <w:r>
+        <w:t xml:space="preserve"> </w:t>
+      </w:r>
+      <w:r>
+        <w:t xml:space="preserve">knee that cannot fully straighten.</w:t>
+      </w:r>
+    </w:p>
+    <w:p>
+      <w:pPr>
+        <w:numPr>
+          <w:ilvl w:val="0"/>
+          <w:numId w:val="1037"/>
+        </w:numPr>
+        <w:pStyle w:val="Compact"/>
+      </w:pPr>
+      <w:r>
+        <w:t xml:space="preserve">Costs more careful placement and a repeatable calibration routine for each</w:t>
+      </w:r>
+      <w:r>
+        <w:t xml:space="preserve"> </w:t>
+      </w:r>
+      <w:r>
+        <w:t xml:space="preserve">person (the</w:t>
+      </w:r>
+      <w:r>
+        <w:t xml:space="preserve"> </w:t>
+      </w:r>
+      <w:r>
+        <w:t xml:space="preserve">“</w:t>
+      </w:r>
+      <w:r>
+        <w:t xml:space="preserve">measure the mounting</w:t>
+      </w:r>
+      <w:r>
+        <w:t xml:space="preserve">”</w:t>
+      </w:r>
+      <w:r>
+        <w:t xml:space="preserve"> </w:t>
+      </w:r>
+      <w:r>
+        <w:t xml:space="preserve">choice in A.6).</w:t>
+      </w:r>
+    </w:p>
+    <w:p>
+      <w:pPr>
+        <w:numPr>
+          <w:ilvl w:val="0"/>
+          <w:numId w:val="1037"/>
+        </w:numPr>
+        <w:pStyle w:val="Compact"/>
+      </w:pPr>
+      <w:r>
+        <w:t xml:space="preserve">Accuracy depends on how purely the calibration movement bends only the knee;</w:t>
+      </w:r>
+      <w:r>
+        <w:t xml:space="preserve"> </w:t>
+      </w:r>
+      <w:r>
+        <w:t xml:space="preserve">it needs checking against a goniometer or another reference method.</w:t>
+      </w:r>
+    </w:p>
     <w:bookmarkEnd w:id="87"/>
-    <w:bookmarkStart w:id="88" w:name="b.2-candidate-approaches"/>
+    <w:bookmarkStart w:id="88" w:name="b.4-next-steps"/>
     <w:p>
       <w:pPr>
         <w:pStyle w:val="Heading2"/>
       </w:pPr>
       <w:r>
-        <w:t xml:space="preserve">B.2 Candidate approaches</w:t>
+        <w:t xml:space="preserve">B.4 Next steps</w:t>
       </w:r>
     </w:p>
     <w:p>
@@ -9436,41 +9135,13 @@
         <w:pStyle w:val="Compact"/>
       </w:pPr>
       <w:r>
-        <w:rPr>
-          <w:bCs/>
-          <w:b/>
-        </w:rPr>
-        <w:t xml:space="preserve">Hinge-axis (functional) calibration:</w:t>
-      </w:r>
-      <w:r>
-        <w:t xml:space="preserve"> </w:t>
-      </w:r>
-      <w:r>
-        <w:t xml:space="preserve">the person does a few pure</w:t>
-      </w:r>
-      <w:r>
-        <w:t xml:space="preserve"> </w:t>
-      </w:r>
-      <w:r>
-        <w:t xml:space="preserve">knee-bending movements. The knee’s hinge axis then shows up in each board’s</w:t>
-      </w:r>
-      <w:r>
-        <w:t xml:space="preserve"> </w:t>
-      </w:r>
-      <w:r>
-        <w:t xml:space="preserve">gyroscope as the main axis of rotation, which reveals how the board sits on the</w:t>
-      </w:r>
-      <w:r>
-        <w:t xml:space="preserve"> </w:t>
-      </w:r>
-      <w:r>
-        <w:t xml:space="preserve">bone. No magnetometer is needed; research-grade motion-sensor systems use this</w:t>
-      </w:r>
-      <w:r>
-        <w:t xml:space="preserve"> </w:t>
-      </w:r>
-      <w:r>
-        <w:t xml:space="preserve">approach.</w:t>
+        <w:t xml:space="preserve">Build a hinge-axis estimate from a bending-only recording and compare its zero</w:t>
+      </w:r>
+      <w:r>
+        <w:t xml:space="preserve"> </w:t>
+      </w:r>
+      <w:r>
+        <w:t xml:space="preserve">with a manually measured angle at known poses.</w:t>
       </w:r>
     </w:p>
     <w:p>
@@ -9482,162 +9153,18 @@
         <w:pStyle w:val="Compact"/>
       </w:pPr>
       <w:r>
-        <w:rPr>
-          <w:bCs/>
-          <w:b/>
-        </w:rPr>
-        <w:t xml:space="preserve">Known pose / outside reference:</w:t>
-      </w:r>
-      <w:r>
-        <w:t xml:space="preserve"> </w:t>
-      </w:r>
-      <w:r>
-        <w:t xml:space="preserve">define true full straightening once (with a</w:t>
-      </w:r>
-      <w:r>
-        <w:t xml:space="preserve"> </w:t>
-      </w:r>
-      <w:r>
-        <w:t xml:space="preserve">straight-leg fixture, a manual goniometer or imaging) and anchor the zero to</w:t>
-      </w:r>
-      <w:r>
-        <w:t xml:space="preserve"> </w:t>
-      </w:r>
-      <w:r>
-        <w:t xml:space="preserve">it.</w:t>
+        <w:t xml:space="preserve">Decide whether the clinical use needs anatomical angles at all, or whether</w:t>
+      </w:r>
+      <w:r>
+        <w:t xml:space="preserve"> </w:t>
+      </w:r>
+      <w:r>
+        <w:t xml:space="preserve">differences (range of motion, repetitions, gait, movement quality) are enough.</w:t>
       </w:r>
     </w:p>
     <w:bookmarkEnd w:id="88"/>
-    <w:bookmarkStart w:id="89" w:name="b.3-trade-offs"/>
-    <w:p>
-      <w:pPr>
-        <w:pStyle w:val="Heading2"/>
-      </w:pPr>
-      <w:r>
-        <w:t xml:space="preserve">B.3 Trade-offs</w:t>
-      </w:r>
-    </w:p>
-    <w:p>
-      <w:pPr>
-        <w:numPr>
-          <w:ilvl w:val="0"/>
-          <w:numId w:val="1039"/>
-        </w:numPr>
-        <w:pStyle w:val="Compact"/>
-      </w:pPr>
-      <w:r>
-        <w:t xml:space="preserve">Gains an anatomical angle that can be compared across sessions and can show a</w:t>
-      </w:r>
-      <w:r>
-        <w:t xml:space="preserve"> </w:t>
-      </w:r>
-      <w:r>
-        <w:t xml:space="preserve">knee that cannot fully straighten.</w:t>
-      </w:r>
-    </w:p>
-    <w:p>
-      <w:pPr>
-        <w:numPr>
-          <w:ilvl w:val="0"/>
-          <w:numId w:val="1039"/>
-        </w:numPr>
-        <w:pStyle w:val="Compact"/>
-      </w:pPr>
-      <w:r>
-        <w:t xml:space="preserve">Costs more careful placement and a repeatable calibration routine for each</w:t>
-      </w:r>
-      <w:r>
-        <w:t xml:space="preserve"> </w:t>
-      </w:r>
-      <w:r>
-        <w:t xml:space="preserve">person (the</w:t>
-      </w:r>
-      <w:r>
-        <w:t xml:space="preserve"> </w:t>
-      </w:r>
-      <w:r>
-        <w:t xml:space="preserve">“</w:t>
-      </w:r>
-      <w:r>
-        <w:t xml:space="preserve">measure the mounting</w:t>
-      </w:r>
-      <w:r>
-        <w:t xml:space="preserve">”</w:t>
-      </w:r>
-      <w:r>
-        <w:t xml:space="preserve"> </w:t>
-      </w:r>
-      <w:r>
-        <w:t xml:space="preserve">choice in A.6).</w:t>
-      </w:r>
-    </w:p>
-    <w:p>
-      <w:pPr>
-        <w:numPr>
-          <w:ilvl w:val="0"/>
-          <w:numId w:val="1039"/>
-        </w:numPr>
-        <w:pStyle w:val="Compact"/>
-      </w:pPr>
-      <w:r>
-        <w:t xml:space="preserve">Accuracy depends on how purely the calibration movement bends only the knee;</w:t>
-      </w:r>
-      <w:r>
-        <w:t xml:space="preserve"> </w:t>
-      </w:r>
-      <w:r>
-        <w:t xml:space="preserve">it needs checking against a goniometer or another reference method.</w:t>
-      </w:r>
-    </w:p>
     <w:bookmarkEnd w:id="89"/>
-    <w:bookmarkStart w:id="90" w:name="b.4-next-steps"/>
-    <w:p>
-      <w:pPr>
-        <w:pStyle w:val="Heading2"/>
-      </w:pPr>
-      <w:r>
-        <w:t xml:space="preserve">B.4 Next steps</w:t>
-      </w:r>
-    </w:p>
-    <w:p>
-      <w:pPr>
-        <w:numPr>
-          <w:ilvl w:val="0"/>
-          <w:numId w:val="1040"/>
-        </w:numPr>
-        <w:pStyle w:val="Compact"/>
-      </w:pPr>
-      <w:r>
-        <w:t xml:space="preserve">Build a hinge-axis estimate from a bending-only recording and compare its zero</w:t>
-      </w:r>
-      <w:r>
-        <w:t xml:space="preserve"> </w:t>
-      </w:r>
-      <w:r>
-        <w:t xml:space="preserve">with a manually measured angle at known poses.</w:t>
-      </w:r>
-    </w:p>
-    <w:p>
-      <w:pPr>
-        <w:numPr>
-          <w:ilvl w:val="0"/>
-          <w:numId w:val="1040"/>
-        </w:numPr>
-        <w:pStyle w:val="Compact"/>
-      </w:pPr>
-      <w:r>
-        <w:t xml:space="preserve">Decide whether the clinical use needs anatomical angles at all, or whether</w:t>
-      </w:r>
-      <w:r>
-        <w:t xml:space="preserve"> </w:t>
-      </w:r>
-      <w:r>
-        <w:t xml:space="preserve">differences (range of motion, repetitions, gait, movement quality) are enough.</w:t>
-      </w:r>
-    </w:p>
-    <w:bookmarkEnd w:id="90"/>
-    <w:bookmarkEnd w:id="91"/>
-    <w:bookmarkStart w:id="96" w:name="appendix-c-wireless-bluetooth-links"/>
+    <w:bookmarkStart w:id="94" w:name="appendix-c-wireless-bluetooth-links"/>
     <w:p>
       <w:pPr>
         <w:pStyle w:val="Heading1"/>
@@ -9694,7 +9221,7 @@
         <w:t xml:space="preserve">Idea raised; not investigated in depth.</w:t>
       </w:r>
     </w:p>
-    <w:bookmarkStart w:id="92" w:name="c.1-motivation"/>
+    <w:bookmarkStart w:id="90" w:name="c.1-motivation"/>
     <w:p>
       <w:pPr>
         <w:pStyle w:val="Heading2"/>
@@ -9715,6 +9242,164 @@
       <w:pPr>
         <w:numPr>
           <w:ilvl w:val="0"/>
+          <w:numId w:val="1039"/>
+        </w:numPr>
+        <w:pStyle w:val="Compact"/>
+      </w:pPr>
+      <w:r>
+        <w:rPr>
+          <w:bCs/>
+          <w:b/>
+        </w:rPr>
+        <w:t xml:space="preserve">Link A — shank board ↔ thigh board:</w:t>
+      </w:r>
+      <w:r>
+        <w:t xml:space="preserve"> </w:t>
+      </w:r>
+      <w:r>
+        <w:t xml:space="preserve">today the wire that crosses the knee.</w:t>
+      </w:r>
+    </w:p>
+    <w:p>
+      <w:pPr>
+        <w:numPr>
+          <w:ilvl w:val="0"/>
+          <w:numId w:val="1039"/>
+        </w:numPr>
+        <w:pStyle w:val="Compact"/>
+      </w:pPr>
+      <w:r>
+        <w:rPr>
+          <w:bCs/>
+          <w:b/>
+        </w:rPr>
+        <w:t xml:space="preserve">Link B — thigh board ↔ PC:</w:t>
+      </w:r>
+      <w:r>
+        <w:t xml:space="preserve"> </w:t>
+      </w:r>
+      <w:r>
+        <w:t xml:space="preserve">today the USB cable.</w:t>
+      </w:r>
+    </w:p>
+    <w:p>
+      <w:pPr>
+        <w:pStyle w:val="FirstParagraph"/>
+      </w:pPr>
+      <w:r>
+        <w:rPr>
+          <w:bCs/>
+          <w:b/>
+        </w:rPr>
+        <w:t xml:space="preserve">Main reason: safety and ethics approval.</w:t>
+      </w:r>
+      <w:r>
+        <w:t xml:space="preserve"> </w:t>
+      </w:r>
+      <w:r>
+        <w:t xml:space="preserve">Removing wires — especially one</w:t>
+      </w:r>
+      <w:r>
+        <w:t xml:space="preserve"> </w:t>
+      </w:r>
+      <w:r>
+        <w:t xml:space="preserve">across the joint or one tying the person to a PC — reduces the risk of tripping,</w:t>
+      </w:r>
+      <w:r>
+        <w:t xml:space="preserve"> </w:t>
+      </w:r>
+      <w:r>
+        <w:t xml:space="preserve">tangling and electrical hazards. It also lets people walk and stand up more</w:t>
+      </w:r>
+      <w:r>
+        <w:t xml:space="preserve"> </w:t>
+      </w:r>
+      <w:r>
+        <w:t xml:space="preserve">naturally.</w:t>
+      </w:r>
+    </w:p>
+    <w:bookmarkEnd w:id="90"/>
+    <w:bookmarkStart w:id="91" w:name="c.2-how"/>
+    <w:p>
+      <w:pPr>
+        <w:pStyle w:val="Heading2"/>
+      </w:pPr>
+      <w:r>
+        <w:t xml:space="preserve">C.2 How</w:t>
+      </w:r>
+    </w:p>
+    <w:p>
+      <w:pPr>
+        <w:numPr>
+          <w:ilvl w:val="0"/>
+          <w:numId w:val="1040"/>
+        </w:numPr>
+        <w:pStyle w:val="Compact"/>
+      </w:pPr>
+      <w:r>
+        <w:t xml:space="preserve">Bluetooth software on the boards, and a Bluetooth library (such as Python</w:t>
+      </w:r>
+      <w:r>
+        <w:t xml:space="preserve"> </w:t>
+      </w:r>
+      <w:r>
+        <w:rPr>
+          <w:rStyle w:val="VerbatimChar"/>
+        </w:rPr>
+        <w:t xml:space="preserve">bleak</w:t>
+      </w:r>
+      <w:r>
+        <w:t xml:space="preserve">) on the PC in place of the USB serial connection. Each link can be</w:t>
+      </w:r>
+      <w:r>
+        <w:t xml:space="preserve"> </w:t>
+      </w:r>
+      <w:r>
+        <w:t xml:space="preserve">replaced on its own.</w:t>
+      </w:r>
+    </w:p>
+    <w:p>
+      <w:pPr>
+        <w:numPr>
+          <w:ilvl w:val="0"/>
+          <w:numId w:val="1040"/>
+        </w:numPr>
+        <w:pStyle w:val="Compact"/>
+      </w:pPr>
+      <w:r>
+        <w:rPr>
+          <w:bCs/>
+          <w:b/>
+        </w:rPr>
+        <w:t xml:space="preserve">Link B first:</w:t>
+      </w:r>
+      <w:r>
+        <w:t xml:space="preserve"> </w:t>
+      </w:r>
+      <w:r>
+        <w:t xml:space="preserve">it removes the tie to the PC without changing the</w:t>
+      </w:r>
+      <w:r>
+        <w:t xml:space="preserve"> </w:t>
+      </w:r>
+      <w:r>
+        <w:t xml:space="preserve">board-to-board link. Link A removes the wire across the knee.</w:t>
+      </w:r>
+    </w:p>
+    <w:bookmarkEnd w:id="91"/>
+    <w:bookmarkStart w:id="92" w:name="c.3-things-to-watch"/>
+    <w:p>
+      <w:pPr>
+        <w:pStyle w:val="Heading2"/>
+      </w:pPr>
+      <w:r>
+        <w:t xml:space="preserve">C.3 Things to watch</w:t>
+      </w:r>
+    </w:p>
+    <w:p>
+      <w:pPr>
+        <w:numPr>
+          <w:ilvl w:val="0"/>
           <w:numId w:val="1041"/>
         </w:numPr>
         <w:pStyle w:val="Compact"/>
@@ -9724,13 +9409,19 @@
           <w:bCs/>
           <w:b/>
         </w:rPr>
-        <w:t xml:space="preserve">Link A — shank board ↔ thigh board:</w:t>
-      </w:r>
-      <w:r>
-        <w:t xml:space="preserve"> </w:t>
-      </w:r>
-      <w:r>
-        <w:t xml:space="preserve">today the wire that crosses the knee.</w:t>
+        <w:t xml:space="preserve">Lost data:</w:t>
+      </w:r>
+      <w:r>
+        <w:t xml:space="preserve"> </w:t>
+      </w:r>
+      <w:r>
+        <w:t xml:space="preserve">the existing gap handling (§6.3, §8.3) helps, but Bluetooth has</w:t>
+      </w:r>
+      <w:r>
+        <w:t xml:space="preserve"> </w:t>
+      </w:r>
+      <w:r>
+        <w:t xml:space="preserve">its own dropouts and reconnections.</w:t>
       </w:r>
     </w:p>
     <w:p>
@@ -9746,59 +9437,135 @@
           <w:bCs/>
           <w:b/>
         </w:rPr>
-        <w:t xml:space="preserve">Link B — thigh board ↔ PC:</w:t>
-      </w:r>
-      <w:r>
-        <w:t xml:space="preserve"> </w:t>
-      </w:r>
-      <w:r>
-        <w:t xml:space="preserve">today the USB cable.</w:t>
-      </w:r>
-    </w:p>
-    <w:p>
-      <w:pPr>
-        <w:pStyle w:val="FirstParagraph"/>
-      </w:pPr>
-      <w:r>
-        <w:rPr>
-          <w:bCs/>
-          <w:b/>
-        </w:rPr>
-        <w:t xml:space="preserve">Main reason: safety and ethics approval.</w:t>
-      </w:r>
-      <w:r>
-        <w:t xml:space="preserve"> </w:t>
-      </w:r>
-      <w:r>
-        <w:t xml:space="preserve">Removing wires — especially one</w:t>
-      </w:r>
-      <w:r>
-        <w:t xml:space="preserve"> </w:t>
-      </w:r>
-      <w:r>
-        <w:t xml:space="preserve">across the joint or one tying the person to a PC — reduces the risk of tripping,</w:t>
-      </w:r>
-      <w:r>
-        <w:t xml:space="preserve"> </w:t>
-      </w:r>
-      <w:r>
-        <w:t xml:space="preserve">tangling and electrical hazards. It also lets people walk and stand up more</w:t>
-      </w:r>
-      <w:r>
-        <w:t xml:space="preserve"> </w:t>
-      </w:r>
-      <w:r>
-        <w:t xml:space="preserve">naturally.</w:t>
+        <w:t xml:space="preserve">Timing:</w:t>
+      </w:r>
+      <w:r>
+        <w:t xml:space="preserve"> </w:t>
+      </w:r>
+      <w:r>
+        <w:t xml:space="preserve">Bluetooth delivers data in bursts (at least 7.5 ms apart) with</w:t>
+      </w:r>
+      <w:r>
+        <w:t xml:space="preserve"> </w:t>
+      </w:r>
+      <w:r>
+        <w:t xml:space="preserve">uneven delays, so each reading should carry its own time stamp from the board.</w:t>
+      </w:r>
+    </w:p>
+    <w:p>
+      <w:pPr>
+        <w:numPr>
+          <w:ilvl w:val="0"/>
+          <w:numId w:val="1041"/>
+        </w:numPr>
+        <w:pStyle w:val="Compact"/>
+      </w:pPr>
+      <w:r>
+        <w:rPr>
+          <w:bCs/>
+          <w:b/>
+        </w:rPr>
+        <w:t xml:space="preserve">Capacity:</w:t>
+      </w:r>
+      <w:r>
+        <w:t xml:space="preserve"> </w:t>
+      </w:r>
+      <w:r>
+        <w:t xml:space="preserve">50 Hz is possible but with less spare room than the wire;</w:t>
+      </w:r>
+      <w:r>
+        <w:t xml:space="preserve"> </w:t>
+      </w:r>
+      <w:r>
+        <w:t xml:space="preserve">several readings may need to be sent together, or the rate lowered.</w:t>
+      </w:r>
+    </w:p>
+    <w:p>
+      <w:pPr>
+        <w:numPr>
+          <w:ilvl w:val="0"/>
+          <w:numId w:val="1041"/>
+        </w:numPr>
+        <w:pStyle w:val="Compact"/>
+      </w:pPr>
+      <w:r>
+        <w:rPr>
+          <w:bCs/>
+          <w:b/>
+        </w:rPr>
+        <w:t xml:space="preserve">Simpler messages:</w:t>
+      </w:r>
+      <w:r>
+        <w:t xml:space="preserve"> </w:t>
+      </w:r>
+      <w:r>
+        <w:t xml:space="preserve">Bluetooth already separates messages, so the start-marker</w:t>
+      </w:r>
+      <w:r>
+        <w:t xml:space="preserve"> </w:t>
+      </w:r>
+      <w:r>
+        <w:t xml:space="preserve">logic (§6.2) is not needed; the checksum is still worth keeping.</w:t>
+      </w:r>
+    </w:p>
+    <w:p>
+      <w:pPr>
+        <w:numPr>
+          <w:ilvl w:val="0"/>
+          <w:numId w:val="1041"/>
+        </w:numPr>
+        <w:pStyle w:val="Compact"/>
+      </w:pPr>
+      <w:r>
+        <w:rPr>
+          <w:bCs/>
+          <w:b/>
+        </w:rPr>
+        <w:t xml:space="preserve">Power:</w:t>
+      </w:r>
+      <w:r>
+        <w:t xml:space="preserve"> </w:t>
+      </w:r>
+      <w:r>
+        <w:t xml:space="preserve">wireless means a battery on each board (which would also disturb a</w:t>
+      </w:r>
+      <w:r>
+        <w:t xml:space="preserve"> </w:t>
+      </w:r>
+      <w:r>
+        <w:t xml:space="preserve">magnetometer if one were ever used).</w:t>
+      </w:r>
+    </w:p>
+    <w:p>
+      <w:pPr>
+        <w:numPr>
+          <w:ilvl w:val="0"/>
+          <w:numId w:val="1041"/>
+        </w:numPr>
+        <w:pStyle w:val="Compact"/>
+      </w:pPr>
+      <w:r>
+        <w:rPr>
+          <w:bCs/>
+          <w:b/>
+        </w:rPr>
+        <w:t xml:space="preserve">Interference</w:t>
+      </w:r>
+      <w:r>
+        <w:t xml:space="preserve"> </w:t>
+      </w:r>
+      <w:r>
+        <w:t xml:space="preserve">from other 2.4 GHz devices, and reliable reconnection.</w:t>
       </w:r>
     </w:p>
     <w:bookmarkEnd w:id="92"/>
-    <w:bookmarkStart w:id="93" w:name="c.2-how"/>
+    <w:bookmarkStart w:id="93" w:name="c.4-next-steps"/>
     <w:p>
       <w:pPr>
         <w:pStyle w:val="Heading2"/>
       </w:pPr>
       <w:r>
-        <w:t xml:space="preserve">C.2 How</w:t>
+        <w:t xml:space="preserve">C.4 Next steps</w:t>
       </w:r>
     </w:p>
     <w:p>
@@ -9810,25 +9577,13 @@
         <w:pStyle w:val="Compact"/>
       </w:pPr>
       <w:r>
-        <w:t xml:space="preserve">Bluetooth software on the boards, and a Bluetooth library (such as Python</w:t>
-      </w:r>
-      <w:r>
-        <w:t xml:space="preserve"> </w:t>
-      </w:r>
-      <w:r>
-        <w:rPr>
-          <w:rStyle w:val="VerbatimChar"/>
-        </w:rPr>
-        <w:t xml:space="preserve">bleak</w:t>
-      </w:r>
-      <w:r>
-        <w:t xml:space="preserve">) on the PC in place of the USB serial connection. Each link can be</w:t>
-      </w:r>
-      <w:r>
-        <w:t xml:space="preserve"> </w:t>
-      </w:r>
-      <w:r>
-        <w:t xml:space="preserve">replaced on its own.</w:t>
+        <w:t xml:space="preserve">Build one link at a time, starting with Link B. Measure the rate, lost data and</w:t>
+      </w:r>
+      <w:r>
+        <w:t xml:space="preserve"> </w:t>
+      </w:r>
+      <w:r>
+        <w:t xml:space="preserve">timing against the wired version, and compare the angle traces.</w:t>
       </w:r>
     </w:p>
     <w:p>
@@ -9840,246 +9595,18 @@
         <w:pStyle w:val="Compact"/>
       </w:pPr>
       <w:r>
-        <w:rPr>
-          <w:bCs/>
-          <w:b/>
-        </w:rPr>
-        <w:t xml:space="preserve">Link B first:</w:t>
-      </w:r>
-      <w:r>
-        <w:t xml:space="preserve"> </w:t>
-      </w:r>
-      <w:r>
-        <w:t xml:space="preserve">it removes the tie to the PC without changing the</w:t>
-      </w:r>
-      <w:r>
-        <w:t xml:space="preserve"> </w:t>
-      </w:r>
-      <w:r>
-        <w:t xml:space="preserve">board-to-board link. Link A removes the wire across the knee.</w:t>
+        <w:t xml:space="preserve">Decide for each link whether the safety benefit is worth the extra variability</w:t>
+      </w:r>
+      <w:r>
+        <w:t xml:space="preserve"> </w:t>
+      </w:r>
+      <w:r>
+        <w:t xml:space="preserve">for the planned study.</w:t>
       </w:r>
     </w:p>
     <w:bookmarkEnd w:id="93"/>
-    <w:bookmarkStart w:id="94" w:name="c.3-things-to-watch"/>
-    <w:p>
-      <w:pPr>
-        <w:pStyle w:val="Heading2"/>
-      </w:pPr>
-      <w:r>
-        <w:t xml:space="preserve">C.3 Things to watch</w:t>
-      </w:r>
-    </w:p>
-    <w:p>
-      <w:pPr>
-        <w:numPr>
-          <w:ilvl w:val="0"/>
-          <w:numId w:val="1043"/>
-        </w:numPr>
-        <w:pStyle w:val="Compact"/>
-      </w:pPr>
-      <w:r>
-        <w:rPr>
-          <w:bCs/>
-          <w:b/>
-        </w:rPr>
-        <w:t xml:space="preserve">Lost data:</w:t>
-      </w:r>
-      <w:r>
-        <w:t xml:space="preserve"> </w:t>
-      </w:r>
-      <w:r>
-        <w:t xml:space="preserve">the existing gap handling (§6.3, §8.3) helps, but Bluetooth has</w:t>
-      </w:r>
-      <w:r>
-        <w:t xml:space="preserve"> </w:t>
-      </w:r>
-      <w:r>
-        <w:t xml:space="preserve">its own dropouts and reconnections.</w:t>
-      </w:r>
-    </w:p>
-    <w:p>
-      <w:pPr>
-        <w:numPr>
-          <w:ilvl w:val="0"/>
-          <w:numId w:val="1043"/>
-        </w:numPr>
-        <w:pStyle w:val="Compact"/>
-      </w:pPr>
-      <w:r>
-        <w:rPr>
-          <w:bCs/>
-          <w:b/>
-        </w:rPr>
-        <w:t xml:space="preserve">Timing:</w:t>
-      </w:r>
-      <w:r>
-        <w:t xml:space="preserve"> </w:t>
-      </w:r>
-      <w:r>
-        <w:t xml:space="preserve">Bluetooth delivers data in bursts (at least 7.5 ms apart) with</w:t>
-      </w:r>
-      <w:r>
-        <w:t xml:space="preserve"> </w:t>
-      </w:r>
-      <w:r>
-        <w:t xml:space="preserve">uneven delays, so each reading should carry its own time stamp from the board.</w:t>
-      </w:r>
-    </w:p>
-    <w:p>
-      <w:pPr>
-        <w:numPr>
-          <w:ilvl w:val="0"/>
-          <w:numId w:val="1043"/>
-        </w:numPr>
-        <w:pStyle w:val="Compact"/>
-      </w:pPr>
-      <w:r>
-        <w:rPr>
-          <w:bCs/>
-          <w:b/>
-        </w:rPr>
-        <w:t xml:space="preserve">Capacity:</w:t>
-      </w:r>
-      <w:r>
-        <w:t xml:space="preserve"> </w:t>
-      </w:r>
-      <w:r>
-        <w:t xml:space="preserve">50 Hz is possible but with less spare room than the wire;</w:t>
-      </w:r>
-      <w:r>
-        <w:t xml:space="preserve"> </w:t>
-      </w:r>
-      <w:r>
-        <w:t xml:space="preserve">several readings may need to be sent together, or the rate lowered.</w:t>
-      </w:r>
-    </w:p>
-    <w:p>
-      <w:pPr>
-        <w:numPr>
-          <w:ilvl w:val="0"/>
-          <w:numId w:val="1043"/>
-        </w:numPr>
-        <w:pStyle w:val="Compact"/>
-      </w:pPr>
-      <w:r>
-        <w:rPr>
-          <w:bCs/>
-          <w:b/>
-        </w:rPr>
-        <w:t xml:space="preserve">Simpler messages:</w:t>
-      </w:r>
-      <w:r>
-        <w:t xml:space="preserve"> </w:t>
-      </w:r>
-      <w:r>
-        <w:t xml:space="preserve">Bluetooth already separates messages, so the start-marker</w:t>
-      </w:r>
-      <w:r>
-        <w:t xml:space="preserve"> </w:t>
-      </w:r>
-      <w:r>
-        <w:t xml:space="preserve">logic (§6.2) is not needed; the checksum is still worth keeping.</w:t>
-      </w:r>
-    </w:p>
-    <w:p>
-      <w:pPr>
-        <w:numPr>
-          <w:ilvl w:val="0"/>
-          <w:numId w:val="1043"/>
-        </w:numPr>
-        <w:pStyle w:val="Compact"/>
-      </w:pPr>
-      <w:r>
-        <w:rPr>
-          <w:bCs/>
-          <w:b/>
-        </w:rPr>
-        <w:t xml:space="preserve">Power:</w:t>
-      </w:r>
-      <w:r>
-        <w:t xml:space="preserve"> </w:t>
-      </w:r>
-      <w:r>
-        <w:t xml:space="preserve">wireless means a battery on each board (which would also disturb a</w:t>
-      </w:r>
-      <w:r>
-        <w:t xml:space="preserve"> </w:t>
-      </w:r>
-      <w:r>
-        <w:t xml:space="preserve">magnetometer if one were ever used).</w:t>
-      </w:r>
-    </w:p>
-    <w:p>
-      <w:pPr>
-        <w:numPr>
-          <w:ilvl w:val="0"/>
-          <w:numId w:val="1043"/>
-        </w:numPr>
-        <w:pStyle w:val="Compact"/>
-      </w:pPr>
-      <w:r>
-        <w:rPr>
-          <w:bCs/>
-          <w:b/>
-        </w:rPr>
-        <w:t xml:space="preserve">Interference</w:t>
-      </w:r>
-      <w:r>
-        <w:t xml:space="preserve"> </w:t>
-      </w:r>
-      <w:r>
-        <w:t xml:space="preserve">from other 2.4 GHz devices, and reliable reconnection.</w:t>
-      </w:r>
-    </w:p>
     <w:bookmarkEnd w:id="94"/>
-    <w:bookmarkStart w:id="95" w:name="c.4-next-steps"/>
-    <w:p>
-      <w:pPr>
-        <w:pStyle w:val="Heading2"/>
-      </w:pPr>
-      <w:r>
-        <w:t xml:space="preserve">C.4 Next steps</w:t>
-      </w:r>
-    </w:p>
-    <w:p>
-      <w:pPr>
-        <w:numPr>
-          <w:ilvl w:val="0"/>
-          <w:numId w:val="1044"/>
-        </w:numPr>
-        <w:pStyle w:val="Compact"/>
-      </w:pPr>
-      <w:r>
-        <w:t xml:space="preserve">Build one link at a time, starting with Link B. Measure the rate, lost data and</w:t>
-      </w:r>
-      <w:r>
-        <w:t xml:space="preserve"> </w:t>
-      </w:r>
-      <w:r>
-        <w:t xml:space="preserve">timing against the wired version, and compare the angle traces.</w:t>
-      </w:r>
-    </w:p>
-    <w:p>
-      <w:pPr>
-        <w:numPr>
-          <w:ilvl w:val="0"/>
-          <w:numId w:val="1044"/>
-        </w:numPr>
-        <w:pStyle w:val="Compact"/>
-      </w:pPr>
-      <w:r>
-        <w:t xml:space="preserve">Decide for each link whether the safety benefit is worth the extra variability</w:t>
-      </w:r>
-      <w:r>
-        <w:t xml:space="preserve"> </w:t>
-      </w:r>
-      <w:r>
-        <w:t xml:space="preserve">for the planned study.</w:t>
-      </w:r>
-    </w:p>
-    <w:bookmarkEnd w:id="95"/>
-    <w:bookmarkEnd w:id="96"/>
-    <w:bookmarkStart w:id="101" w:name="appendix-d-more-sensors-and-joints"/>
+    <w:bookmarkStart w:id="99" w:name="appendix-d-more-sensors-and-joints"/>
     <w:p>
       <w:pPr>
         <w:pStyle w:val="Heading1"/>
@@ -10136,7 +9663,7 @@
         <w:t xml:space="preserve">Idea raised; not investigated in depth.</w:t>
       </w:r>
     </w:p>
-    <w:bookmarkStart w:id="97" w:name="d.1-motivation"/>
+    <w:bookmarkStart w:id="95" w:name="d.1-motivation"/>
     <w:p>
       <w:pPr>
         <w:pStyle w:val="Heading2"/>
@@ -10198,7 +9725,7 @@
       <w:pPr>
         <w:numPr>
           <w:ilvl w:val="0"/>
-          <w:numId w:val="1045"/>
+          <w:numId w:val="1043"/>
         </w:numPr>
         <w:pStyle w:val="Compact"/>
       </w:pPr>
@@ -10226,7 +9753,7 @@
       <w:pPr>
         <w:numPr>
           <w:ilvl w:val="0"/>
-          <w:numId w:val="1045"/>
+          <w:numId w:val="1043"/>
         </w:numPr>
         <w:pStyle w:val="Compact"/>
       </w:pPr>
@@ -10250,8 +9777,8 @@
         <w:t xml:space="preserve">joint, combined on the PC.</w:t>
       </w:r>
     </w:p>
-    <w:bookmarkEnd w:id="97"/>
-    <w:bookmarkStart w:id="98" w:name="d.2-things-to-consider"/>
+    <w:bookmarkEnd w:id="95"/>
+    <w:bookmarkStart w:id="96" w:name="d.2-things-to-consider"/>
     <w:p>
       <w:pPr>
         <w:pStyle w:val="Heading2"/>
@@ -10264,7 +9791,7 @@
       <w:pPr>
         <w:numPr>
           <w:ilvl w:val="0"/>
-          <w:numId w:val="1046"/>
+          <w:numId w:val="1044"/>
         </w:numPr>
         <w:pStyle w:val="Compact"/>
       </w:pPr>
@@ -10292,7 +9819,7 @@
       <w:pPr>
         <w:numPr>
           <w:ilvl w:val="0"/>
-          <w:numId w:val="1046"/>
+          <w:numId w:val="1044"/>
         </w:numPr>
         <w:pStyle w:val="Compact"/>
       </w:pPr>
@@ -10320,7 +9847,7 @@
       <w:pPr>
         <w:numPr>
           <w:ilvl w:val="0"/>
-          <w:numId w:val="1046"/>
+          <w:numId w:val="1044"/>
         </w:numPr>
         <w:pStyle w:val="Compact"/>
       </w:pPr>
@@ -10354,7 +9881,7 @@
       <w:pPr>
         <w:numPr>
           <w:ilvl w:val="0"/>
-          <w:numId w:val="1046"/>
+          <w:numId w:val="1044"/>
         </w:numPr>
         <w:pStyle w:val="Compact"/>
       </w:pPr>
@@ -10382,7 +9909,7 @@
       <w:pPr>
         <w:numPr>
           <w:ilvl w:val="0"/>
-          <w:numId w:val="1046"/>
+          <w:numId w:val="1044"/>
         </w:numPr>
         <w:pStyle w:val="Compact"/>
       </w:pPr>
@@ -10406,8 +9933,8 @@
         <w:t xml:space="preserve">scale with it.</w:t>
       </w:r>
     </w:p>
-    <w:bookmarkEnd w:id="98"/>
-    <w:bookmarkStart w:id="99" w:name="d.3-layout-trade-off"/>
+    <w:bookmarkEnd w:id="96"/>
+    <w:bookmarkStart w:id="97" w:name="d.3-layout-trade-off"/>
     <w:p>
       <w:pPr>
         <w:pStyle w:val="Heading2"/>
@@ -10590,72 +10117,72 @@
         </w:tc>
       </w:tr>
     </w:tbl>
+    <w:bookmarkEnd w:id="97"/>
+    <w:bookmarkStart w:id="98" w:name="d.4-next-steps"/>
+    <w:p>
+      <w:pPr>
+        <w:pStyle w:val="Heading2"/>
+      </w:pPr>
+      <w:r>
+        <w:t xml:space="preserve">D.4 Next steps</w:t>
+      </w:r>
+    </w:p>
+    <w:p>
+      <w:pPr>
+        <w:numPr>
+          <w:ilvl w:val="0"/>
+          <w:numId w:val="1045"/>
+        </w:numPr>
+        <w:pStyle w:val="Compact"/>
+      </w:pPr>
+      <w:r>
+        <w:t xml:space="preserve">Define a message with a sensor ID and a general data layout (any number of</w:t>
+      </w:r>
+      <w:r>
+        <w:t xml:space="preserve"> </w:t>
+      </w:r>
+      <w:r>
+        <w:t xml:space="preserve">segments and joints) before choosing a layout.</w:t>
+      </w:r>
+    </w:p>
+    <w:p>
+      <w:pPr>
+        <w:numPr>
+          <w:ilvl w:val="0"/>
+          <w:numId w:val="1045"/>
+        </w:numPr>
+        <w:pStyle w:val="Compact"/>
+      </w:pPr>
+      <w:r>
+        <w:t xml:space="preserve">Build time matching across boards and measure how closely it aligns, against</w:t>
+      </w:r>
+      <w:r>
+        <w:t xml:space="preserve"> </w:t>
+      </w:r>
+      <w:r>
+        <w:t xml:space="preserve">the accuracy the study needs.</w:t>
+      </w:r>
+    </w:p>
+    <w:p>
+      <w:pPr>
+        <w:numPr>
+          <w:ilvl w:val="0"/>
+          <w:numId w:val="1045"/>
+        </w:numPr>
+        <w:pStyle w:val="Compact"/>
+      </w:pPr>
+      <w:r>
+        <w:t xml:space="preserve">Choose by study size: a Bluetooth hub for a compact multi-segment setup;</w:t>
+      </w:r>
+      <w:r>
+        <w:t xml:space="preserve"> </w:t>
+      </w:r>
+      <w:r>
+        <w:t xml:space="preserve">independent pairs when modularity matters more.</w:t>
+      </w:r>
+    </w:p>
+    <w:bookmarkEnd w:id="98"/>
     <w:bookmarkEnd w:id="99"/>
-    <w:bookmarkStart w:id="100" w:name="d.4-next-steps"/>
-    <w:p>
-      <w:pPr>
-        <w:pStyle w:val="Heading2"/>
-      </w:pPr>
-      <w:r>
-        <w:t xml:space="preserve">D.4 Next steps</w:t>
-      </w:r>
-    </w:p>
-    <w:p>
-      <w:pPr>
-        <w:numPr>
-          <w:ilvl w:val="0"/>
-          <w:numId w:val="1047"/>
-        </w:numPr>
-        <w:pStyle w:val="Compact"/>
-      </w:pPr>
-      <w:r>
-        <w:t xml:space="preserve">Define a message with a sensor ID and a general data layout (any number of</w:t>
-      </w:r>
-      <w:r>
-        <w:t xml:space="preserve"> </w:t>
-      </w:r>
-      <w:r>
-        <w:t xml:space="preserve">segments and joints) before choosing a layout.</w:t>
-      </w:r>
-    </w:p>
-    <w:p>
-      <w:pPr>
-        <w:numPr>
-          <w:ilvl w:val="0"/>
-          <w:numId w:val="1047"/>
-        </w:numPr>
-        <w:pStyle w:val="Compact"/>
-      </w:pPr>
-      <w:r>
-        <w:t xml:space="preserve">Build time matching across boards and measure how closely it aligns, against</w:t>
-      </w:r>
-      <w:r>
-        <w:t xml:space="preserve"> </w:t>
-      </w:r>
-      <w:r>
-        <w:t xml:space="preserve">the accuracy the study needs.</w:t>
-      </w:r>
-    </w:p>
-    <w:p>
-      <w:pPr>
-        <w:numPr>
-          <w:ilvl w:val="0"/>
-          <w:numId w:val="1047"/>
-        </w:numPr>
-        <w:pStyle w:val="Compact"/>
-      </w:pPr>
-      <w:r>
-        <w:t xml:space="preserve">Choose by study size: a Bluetooth hub for a compact multi-segment setup;</w:t>
-      </w:r>
-      <w:r>
-        <w:t xml:space="preserve"> </w:t>
-      </w:r>
-      <w:r>
-        <w:t xml:space="preserve">independent pairs when modularity matters more.</w:t>
-      </w:r>
-    </w:p>
-    <w:bookmarkEnd w:id="100"/>
-    <w:bookmarkEnd w:id="101"/>
     <w:sectPr>
       <w:pgSz w:h="15840" w:w="12240"/>
       <w:pgMar w:bottom="1080" w:left="1080" w:right="1080" w:top="1080"/>
@@ -11023,12 +10550,6 @@
     <w:abstractNumId w:val="991"/>
   </w:num>
   <w:num w:numId="1014">
-    <w:abstractNumId w:val="991"/>
-  </w:num>
-  <w:num w:numId="1015">
-    <w:abstractNumId w:val="991"/>
-  </w:num>
-  <w:num w:numId="1016">
     <w:abstractNumId w:val="99411"/>
     <w:lvlOverride w:ilvl="0">
       <w:startOverride w:val="1"/>
@@ -11057,6 +10578,12 @@
     <w:lvlOverride w:ilvl="8">
       <w:startOverride w:val="1"/>
     </w:lvlOverride>
+  </w:num>
+  <w:num w:numId="1015">
+    <w:abstractNumId w:val="991"/>
+  </w:num>
+  <w:num w:numId="1016">
+    <w:abstractNumId w:val="991"/>
   </w:num>
   <w:num w:numId="1017">
     <w:abstractNumId w:val="991"/>
@@ -11101,12 +10628,6 @@
     <w:abstractNumId w:val="991"/>
   </w:num>
   <w:num w:numId="1031">
-    <w:abstractNumId w:val="991"/>
-  </w:num>
-  <w:num w:numId="1032">
-    <w:abstractNumId w:val="991"/>
-  </w:num>
-  <w:num w:numId="1033">
     <w:abstractNumId w:val="99411"/>
     <w:lvlOverride w:ilvl="0">
       <w:startOverride w:val="1"/>
@@ -11136,16 +10657,16 @@
       <w:startOverride w:val="1"/>
     </w:lvlOverride>
   </w:num>
+  <w:num w:numId="1032">
+    <w:abstractNumId w:val="991"/>
+  </w:num>
+  <w:num w:numId="1033">
+    <w:abstractNumId w:val="991"/>
+  </w:num>
   <w:num w:numId="1034">
     <w:abstractNumId w:val="991"/>
   </w:num>
   <w:num w:numId="1035">
-    <w:abstractNumId w:val="991"/>
-  </w:num>
-  <w:num w:numId="1036">
-    <w:abstractNumId w:val="991"/>
-  </w:num>
-  <w:num w:numId="1037">
     <w:abstractNumId w:val="99411"/>
     <w:lvlOverride w:ilvl="0">
       <w:startOverride w:val="1"/>
@@ -11175,6 +10696,12 @@
       <w:startOverride w:val="1"/>
     </w:lvlOverride>
   </w:num>
+  <w:num w:numId="1036">
+    <w:abstractNumId w:val="991"/>
+  </w:num>
+  <w:num w:numId="1037">
+    <w:abstractNumId w:val="991"/>
+  </w:num>
   <w:num w:numId="1038">
     <w:abstractNumId w:val="991"/>
   </w:num>
@@ -11197,12 +10724,6 @@
     <w:abstractNumId w:val="991"/>
   </w:num>
   <w:num w:numId="1045">
-    <w:abstractNumId w:val="991"/>
-  </w:num>
-  <w:num w:numId="1046">
-    <w:abstractNumId w:val="991"/>
-  </w:num>
-  <w:num w:numId="1047">
     <w:abstractNumId w:val="991"/>
   </w:num>
 </w:numbering>

--- a/docs/Project_Handover.docx
+++ b/docs/Project_Handover.docx
@@ -2262,7 +2262,7 @@
               <w:rPr>
                 <w:sz w:val="19"/>
               </w:rPr>
-              <w:t xml:space="preserve">Stationary Test Report, its figures, and the one-off scripts that produced them (written for that dataset)</w:t>
+              <w:t xml:space="preserve">Stationary Test Report, its figures, and the analysis scripts behind them (reusable for future stationary tests)</w:t>
             </w:r>
           </w:p>
         </w:tc>

--- a/docs/Project_Handover.docx
+++ b/docs/Project_Handover.docx
@@ -254,23 +254,13 @@
         <w:t xml:space="preserve"> </w:t>
       </w:r>
       <w:r>
-        <w:rPr>
-          <w:iCs/>
-          <w:i/>
-        </w:rPr>
-        <w:t xml:space="preserve">In short</w:t>
-      </w:r>
-      <w:r>
-        <w:t xml:space="preserve"> </w:t>
-      </w:r>
-      <w:r>
-        <w:t xml:space="preserve">summary in plain language; the bullets below it give the detail for</w:t>
-      </w:r>
-      <w:r>
-        <w:t xml:space="preserve"> </w:t>
-      </w:r>
-      <w:r>
-        <w:t xml:space="preserve">whoever maintains the device. Technical terms are explained in the Key terms</w:t>
+        <w:t xml:space="preserve">summary in plain language; the bullets below it give the detail for whoever</w:t>
+      </w:r>
+      <w:r>
+        <w:t xml:space="preserve"> </w:t>
+      </w:r>
+      <w:r>
+        <w:t xml:space="preserve">maintains the device. Technical terms are explained in the Key terms</w:t>
       </w:r>
       <w:r>
         <w:t xml:space="preserve"> </w:t>
@@ -2769,17 +2759,7 @@
         <w:pStyle w:val="FirstParagraph"/>
       </w:pPr>
       <w:r>
-        <w:rPr>
-          <w:iCs/>
-          <w:i/>
-        </w:rPr>
-        <w:t xml:space="preserve">In short:</w:t>
-      </w:r>
-      <w:r>
-        <w:t xml:space="preserve"> </w:t>
-      </w:r>
-      <w:r>
-        <w:t xml:space="preserve">one motion sensor sits on the thigh and one on the shank. The shank</w:t>
+        <w:t xml:space="preserve">One motion sensor sits on the thigh and one on the shank. The shank</w:t>
       </w:r>
       <w:r>
         <w:t xml:space="preserve"> </w:t>
@@ -2862,7 +2842,7 @@
       <w:r>
         <w:drawing>
           <wp:inline>
-            <wp:extent cx="6400800" cy="2665060"/>
+            <wp:extent cx="6400800" cy="3130573"/>
             <wp:effectExtent b="0" l="0" r="0" t="0"/>
             <wp:docPr descr="Figure 2. Data flow for one sample, and the shank packet sent over the wire." title="" id="33" name="Picture"/>
             <a:graphic>
@@ -2883,7 +2863,7 @@
                   <pic:spPr bwMode="auto">
                     <a:xfrm>
                       <a:off x="0" y="0"/>
-                      <a:ext cx="6400800" cy="2665060"/>
+                      <a:ext cx="6400800" cy="3130573"/>
                     </a:xfrm>
                     <a:prstGeom prst="rect">
                       <a:avLst/>
@@ -3239,13 +3219,13 @@
     </w:p>
     <w:bookmarkEnd w:id="37"/>
     <w:bookmarkEnd w:id="38"/>
-    <w:bookmarkStart w:id="41" w:name="sensor-fusion-on-each-board"/>
+    <w:bookmarkStart w:id="45" w:name="sensor-fusion"/>
     <w:p>
       <w:pPr>
         <w:pStyle w:val="Heading1"/>
       </w:pPr>
       <w:r>
-        <w:t xml:space="preserve">4. Sensor fusion (on each board)</w:t>
+        <w:t xml:space="preserve">4. Sensor fusion</w:t>
       </w:r>
     </w:p>
     <w:p>
@@ -3253,17 +3233,7 @@
         <w:pStyle w:val="FirstParagraph"/>
       </w:pPr>
       <w:r>
-        <w:rPr>
-          <w:iCs/>
-          <w:i/>
-        </w:rPr>
-        <w:t xml:space="preserve">In short:</w:t>
-      </w:r>
-      <w:r>
-        <w:t xml:space="preserve"> </w:t>
-      </w:r>
-      <w:r>
-        <w:t xml:space="preserve">each board turns its raw sensor readings into a steady estimate of</w:t>
+        <w:t xml:space="preserve">Each board turns its raw sensor readings into a steady estimate of</w:t>
       </w:r>
       <w:r>
         <w:t xml:space="preserve"> </w:t>
@@ -3275,395 +3245,7 @@
         <w:t xml:space="preserve"> </w:t>
       </w:r>
       <w:r>
-        <w:t xml:space="preserve">during movement.</w:t>
-      </w:r>
-    </w:p>
-    <w:p>
-      <w:pPr>
-        <w:pStyle w:val="BodyText"/>
-      </w:pPr>
-      <w:r>
-        <w:rPr>
-          <w:iCs/>
-          <w:i/>
-        </w:rPr>
-        <w:t xml:space="preserve">Note for maintainers:</w:t>
-      </w:r>
-      <w:r>
-        <w:t xml:space="preserve"> </w:t>
-      </w:r>
-      <w:r>
-        <w:t xml:space="preserve">the Arduino library for this sensor reports its axes as</w:t>
-      </w:r>
-      <w:r>
-        <w:t xml:space="preserve"> </w:t>
-      </w:r>
-      <w:r>
-        <w:t xml:space="preserve">a mirror image of the real directions, so the firmware flips one axis (x) of the</w:t>
-      </w:r>
-      <w:r>
-        <w:t xml:space="preserve"> </w:t>
-      </w:r>
-      <w:r>
-        <w:t xml:space="preserve">accelerometer and gyroscope after reading them. This is a bug fix rather than a</w:t>
-      </w:r>
-      <w:r>
-        <w:t xml:space="preserve"> </w:t>
-      </w:r>
-      <w:r>
-        <w:t xml:space="preserve">design choice, but</w:t>
-      </w:r>
-      <w:r>
-        <w:t xml:space="preserve"> </w:t>
-      </w:r>
-      <w:r>
-        <w:rPr>
-          <w:bCs/>
-          <w:b/>
-        </w:rPr>
-        <w:t xml:space="preserve">any new firmware must keep it</w:t>
-      </w:r>
-      <w:r>
-        <w:t xml:space="preserve"> </w:t>
-      </w:r>
-      <w:r>
-        <w:t xml:space="preserve">(README, finding #1).</w:t>
-      </w:r>
-    </w:p>
-    <w:bookmarkStart w:id="39" w:name="X7f7b30f7a2a671f5dce91e2a36597f151e9e360"/>
-    <w:p>
-      <w:pPr>
-        <w:pStyle w:val="Heading2"/>
-      </w:pPr>
-      <w:r>
-        <w:t xml:space="preserve">4.1 Accelerometer + gyroscope only, no magnetometer</w:t>
-      </w:r>
-    </w:p>
-    <w:p>
-      <w:pPr>
-        <w:numPr>
-          <w:ilvl w:val="0"/>
-          <w:numId w:val="1009"/>
-        </w:numPr>
-      </w:pPr>
-      <w:r>
-        <w:rPr>
-          <w:bCs/>
-          <w:b/>
-        </w:rPr>
-        <w:t xml:space="preserve">Design Decision:</w:t>
-      </w:r>
-      <w:r>
-        <w:t xml:space="preserve"> </w:t>
-      </w:r>
-      <w:r>
-        <w:t xml:space="preserve">Each board estimates its orientation by combining the</w:t>
-      </w:r>
-      <w:r>
-        <w:t xml:space="preserve"> </w:t>
-      </w:r>
-      <w:r>
-        <w:t xml:space="preserve">accelerometer and gyroscope (a 6-DOF Mahony filter, settings</w:t>
-      </w:r>
-      <w:r>
-        <w:t xml:space="preserve"> </w:t>
-      </w:r>
-      <w:r>
-        <w:rPr>
-          <w:rStyle w:val="VerbatimChar"/>
-        </w:rPr>
-        <w:t xml:space="preserve">TWO_KP = 1.0</w:t>
-      </w:r>
-      <w:r>
-        <w:t xml:space="preserve">,</w:t>
-      </w:r>
-      <w:r>
-        <w:t xml:space="preserve"> </w:t>
-      </w:r>
-      <w:r>
-        <w:rPr>
-          <w:rStyle w:val="VerbatimChar"/>
-        </w:rPr>
-        <w:t xml:space="preserve">TWO_KI = 0.04</w:t>
-      </w:r>
-      <w:r>
-        <w:t xml:space="preserve">).</w:t>
-      </w:r>
-    </w:p>
-    <w:p>
-      <w:pPr>
-        <w:numPr>
-          <w:ilvl w:val="0"/>
-          <w:numId w:val="1009"/>
-        </w:numPr>
-      </w:pPr>
-      <w:r>
-        <w:rPr>
-          <w:bCs/>
-          <w:b/>
-        </w:rPr>
-        <w:t xml:space="preserve">Why:</w:t>
-      </w:r>
-      <w:r>
-        <w:t xml:space="preserve"> </w:t>
-      </w:r>
-      <w:r>
-        <w:t xml:space="preserve">The angle method (§5) only needs to know which way gravity points</w:t>
-      </w:r>
-      <w:r>
-        <w:t xml:space="preserve"> </w:t>
-      </w:r>
-      <w:r>
-        <w:t xml:space="preserve">for each board, and these two sensors give that without drift. A magnetometer</w:t>
-      </w:r>
-      <w:r>
-        <w:t xml:space="preserve"> </w:t>
-      </w:r>
-      <w:r>
-        <w:t xml:space="preserve">is sensitive to the nearby environment (furniture, treadmills, cables, the</w:t>
-      </w:r>
-      <w:r>
-        <w:t xml:space="preserve"> </w:t>
-      </w:r>
-      <w:r>
-        <w:t xml:space="preserve">other board) and needs extra calibration for each board.</w:t>
-      </w:r>
-      <w:r>
-        <w:t xml:space="preserve"> </w:t>
-      </w:r>
-      <w:r>
-        <w:t xml:space="preserve">## 4.2 Measuring gyroscope bias at the start, with a safety check</w:t>
-      </w:r>
-    </w:p>
-    <w:p>
-      <w:pPr>
-        <w:numPr>
-          <w:ilvl w:val="0"/>
-          <w:numId w:val="1009"/>
-        </w:numPr>
-      </w:pPr>
-      <w:r>
-        <w:rPr>
-          <w:bCs/>
-          <w:b/>
-        </w:rPr>
-        <w:t xml:space="preserve">Design Decision:</w:t>
-      </w:r>
-      <w:r>
-        <w:t xml:space="preserve"> </w:t>
-      </w:r>
-      <w:r>
-        <w:t xml:space="preserve">When a collection starts, the board averages about 300 gyroscope</w:t>
-      </w:r>
-      <w:r>
-        <w:t xml:space="preserve"> </w:t>
-      </w:r>
-      <w:r>
-        <w:t xml:space="preserve">readings (up to 4 s) and subtracts that as the bias. If the result is larger</w:t>
-      </w:r>
-      <w:r>
-        <w:t xml:space="preserve"> </w:t>
-      </w:r>
-      <w:r>
-        <w:t xml:space="preserve">than 3 °/s on any axis, it is thrown away instead.</w:t>
-      </w:r>
-    </w:p>
-    <w:p>
-      <w:pPr>
-        <w:numPr>
-          <w:ilvl w:val="0"/>
-          <w:numId w:val="1009"/>
-        </w:numPr>
-      </w:pPr>
-      <w:r>
-        <w:rPr>
-          <w:bCs/>
-          <w:b/>
-        </w:rPr>
-        <w:t xml:space="preserve">Why:</w:t>
-      </w:r>
-      <w:r>
-        <w:t xml:space="preserve"> </w:t>
-      </w:r>
-      <w:r>
-        <w:t xml:space="preserve">Bias is the main source of drift. A result that large means the board</w:t>
-      </w:r>
-      <w:r>
-        <w:t xml:space="preserve"> </w:t>
-      </w:r>
-      <w:r>
-        <w:t xml:space="preserve">was moving rather than still, and using it would make things worse.</w:t>
-      </w:r>
-    </w:p>
-    <w:bookmarkEnd w:id="39"/>
-    <w:bookmarkStart w:id="40" w:name="X323e9a984e72dcefdfa4053bb236aaf93520988"/>
-    <w:p>
-      <w:pPr>
-        <w:pStyle w:val="Heading2"/>
-      </w:pPr>
-      <w:r>
-        <w:t xml:space="preserve">4.3 Trusting the accelerometer less during fast movement</w:t>
-      </w:r>
-    </w:p>
-    <w:p>
-      <w:pPr>
-        <w:numPr>
-          <w:ilvl w:val="0"/>
-          <w:numId w:val="1010"/>
-        </w:numPr>
-        <w:pStyle w:val="Compact"/>
-      </w:pPr>
-      <w:r>
-        <w:rPr>
-          <w:bCs/>
-          <w:b/>
-        </w:rPr>
-        <w:t xml:space="preserve">Design Decision:</w:t>
-      </w:r>
-      <w:r>
-        <w:t xml:space="preserve"> </w:t>
-      </w:r>
-      <w:r>
-        <w:t xml:space="preserve">The accelerometer’s influence is gradually reduced the further</w:t>
-      </w:r>
-      <w:r>
-        <w:t xml:space="preserve"> </w:t>
-      </w:r>
-      <w:r>
-        <w:t xml:space="preserve">its reading is from normal gravity: full trust within 0.10 g of 1 g, none</w:t>
-      </w:r>
-      <w:r>
-        <w:t xml:space="preserve"> </w:t>
-      </w:r>
-      <w:r>
-        <w:t xml:space="preserve">beyond 0.60 g.</w:t>
-      </w:r>
-    </w:p>
-    <w:p>
-      <w:pPr>
-        <w:numPr>
-          <w:ilvl w:val="0"/>
-          <w:numId w:val="1010"/>
-        </w:numPr>
-        <w:pStyle w:val="Compact"/>
-      </w:pPr>
-      <w:r>
-        <w:rPr>
-          <w:bCs/>
-          <w:b/>
-        </w:rPr>
-        <w:t xml:space="preserve">Why:</w:t>
-      </w:r>
-      <w:r>
-        <w:t xml:space="preserve"> </w:t>
-      </w:r>
-      <w:r>
-        <w:t xml:space="preserve">During quick movements the accelerometer feels the movement as well as</w:t>
-      </w:r>
-      <w:r>
-        <w:t xml:space="preserve"> </w:t>
-      </w:r>
-      <w:r>
-        <w:t xml:space="preserve">gravity, so it no longer points cleanly</w:t>
-      </w:r>
-      <w:r>
-        <w:t xml:space="preserve"> </w:t>
-      </w:r>
-      <w:r>
-        <w:t xml:space="preserve">“</w:t>
-      </w:r>
-      <w:r>
-        <w:t xml:space="preserve">down</w:t>
-      </w:r>
-      <w:r>
-        <w:t xml:space="preserve">”</w:t>
-      </w:r>
-      <w:r>
-        <w:t xml:space="preserve">. Switching it fully off and on</w:t>
-      </w:r>
-      <w:r>
-        <w:t xml:space="preserve"> </w:t>
-      </w:r>
-      <w:r>
-        <w:t xml:space="preserve">instead would let the angle drift during a fast move and then jump back.</w:t>
-      </w:r>
-    </w:p>
-    <w:p>
-      <w:pPr>
-        <w:numPr>
-          <w:ilvl w:val="0"/>
-          <w:numId w:val="1010"/>
-        </w:numPr>
-        <w:pStyle w:val="Compact"/>
-      </w:pPr>
-      <w:r>
-        <w:rPr>
-          <w:bCs/>
-          <w:b/>
-        </w:rPr>
-        <w:t xml:space="preserve">Status:</w:t>
-      </w:r>
-      <w:r>
-        <w:t xml:space="preserve"> </w:t>
-      </w:r>
-      <w:r>
-        <w:t xml:space="preserve">Not yet tuned on real movement data.</w:t>
-      </w:r>
-    </w:p>
-    <w:bookmarkEnd w:id="40"/>
-    <w:bookmarkEnd w:id="41"/>
-    <w:bookmarkStart w:id="54" w:name="knee-angle-method-pc-side"/>
-    <w:p>
-      <w:pPr>
-        <w:pStyle w:val="Heading1"/>
-      </w:pPr>
-      <w:r>
-        <w:t xml:space="preserve">5. Knee-angle method (PC side)</w:t>
-      </w:r>
-    </w:p>
-    <w:p>
-      <w:pPr>
-        <w:pStyle w:val="FirstParagraph"/>
-      </w:pPr>
-      <w:r>
-        <w:rPr>
-          <w:iCs/>
-          <w:i/>
-        </w:rPr>
-        <w:t xml:space="preserve">In short:</w:t>
-      </w:r>
-      <w:r>
-        <w:t xml:space="preserve"> </w:t>
-      </w:r>
-      <w:r>
-        <w:t xml:space="preserve">the PC measures how far each segment has tilted from the pose held</w:t>
-      </w:r>
-      <w:r>
-        <w:t xml:space="preserve"> </w:t>
-      </w:r>
-      <w:r>
-        <w:t xml:space="preserve">at the start, using the direction of gravity seen by each board. The knee angle</w:t>
-      </w:r>
-      <w:r>
-        <w:t xml:space="preserve"> </w:t>
-      </w:r>
-      <w:r>
-        <w:t xml:space="preserve">is the thigh’s tilt minus the shank’s tilt (Figure 3). Because only tilt relative</w:t>
-      </w:r>
-      <w:r>
-        <w:t xml:space="preserve"> </w:t>
-      </w:r>
-      <w:r>
-        <w:t xml:space="preserve">to gravity is used, the boards do not need to be placed precisely.</w:t>
-      </w:r>
-    </w:p>
-    <w:bookmarkStart w:id="45" w:name="X04c5120b06bfebfa2037d784ccddf562daf5414"/>
-    <w:p>
-      <w:pPr>
-        <w:pStyle w:val="Heading2"/>
-      </w:pPr>
-      <w:r>
-        <w:t xml:space="preserve">5.1 Measuring each segment’s tilt against gravity</w:t>
+        <w:t xml:space="preserve">during movement (Figure 3).</w:t>
       </w:r>
     </w:p>
     <w:p>
@@ -3673,20 +3255,461 @@
       <w:r>
         <w:drawing>
           <wp:inline>
-            <wp:extent cx="6400800" cy="3200400"/>
+            <wp:extent cx="6400800" cy="2816352"/>
             <wp:effectExtent b="0" l="0" r="0" t="0"/>
-            <wp:docPr descr="Figure 3. How the knee angle is computed. Each segment’s inclination is its tilt from the zero pose, measured from gravity in its own board; the knee angle is their difference." title="" id="43" name="Picture"/>
+            <wp:docPr descr="Figure 3. How each board estimates its orientation. The filter blends the gyroscope and the accelerometer; the gyroscope’s bias is removed first (§4.2) and the accelerometer counts for less during fast movement (§4.3)." title="" id="40" name="Picture"/>
             <a:graphic>
               <a:graphicData uri="http://schemas.openxmlformats.org/drawingml/2006/picture">
                 <pic:pic>
                   <pic:nvPicPr>
-                    <pic:cNvPr descr="images/handover/fig3_angle.png" id="44" name="Picture"/>
+                    <pic:cNvPr descr="images/handover/fig3_fusion.png" id="41" name="Picture"/>
                     <pic:cNvPicPr>
                       <a:picLocks noChangeArrowheads="1" noChangeAspect="1"/>
                     </pic:cNvPicPr>
                   </pic:nvPicPr>
                   <pic:blipFill>
-                    <a:blip r:embed="rId42"/>
+                    <a:blip r:embed="rId39"/>
+                    <a:stretch>
+                      <a:fillRect/>
+                    </a:stretch>
+                  </pic:blipFill>
+                  <pic:spPr bwMode="auto">
+                    <a:xfrm>
+                      <a:off x="0" y="0"/>
+                      <a:ext cx="6400800" cy="2816352"/>
+                    </a:xfrm>
+                    <a:prstGeom prst="rect">
+                      <a:avLst/>
+                    </a:prstGeom>
+                    <a:noFill/>
+                    <a:ln w="9525">
+                      <a:noFill/>
+                      <a:headEnd/>
+                      <a:tailEnd/>
+                    </a:ln>
+                  </pic:spPr>
+                </pic:pic>
+              </a:graphicData>
+            </a:graphic>
+          </wp:inline>
+        </w:drawing>
+      </w:r>
+    </w:p>
+    <w:p>
+      <w:pPr>
+        <w:pStyle w:val="ImageCaption"/>
+      </w:pPr>
+      <w:r>
+        <w:t xml:space="preserve">Figure 3. How each board estimates its orientation. The filter blends the gyroscope and the accelerometer; the gyroscope’s bias is removed first (§4.2) and the accelerometer counts for less during fast movement (§4.3).</w:t>
+      </w:r>
+    </w:p>
+    <w:p>
+      <w:pPr>
+        <w:pStyle w:val="BodyText"/>
+      </w:pPr>
+      <w:r>
+        <w:rPr>
+          <w:iCs/>
+          <w:i/>
+        </w:rPr>
+        <w:t xml:space="preserve">Note for maintainers:</w:t>
+      </w:r>
+      <w:r>
+        <w:t xml:space="preserve"> </w:t>
+      </w:r>
+      <w:r>
+        <w:t xml:space="preserve">the Arduino library for this sensor reports its axes as</w:t>
+      </w:r>
+      <w:r>
+        <w:t xml:space="preserve"> </w:t>
+      </w:r>
+      <w:r>
+        <w:t xml:space="preserve">a mirror image of the real directions, so the firmware flips one axis (x) of the</w:t>
+      </w:r>
+      <w:r>
+        <w:t xml:space="preserve"> </w:t>
+      </w:r>
+      <w:r>
+        <w:t xml:space="preserve">accelerometer and gyroscope after reading them. This is a bug fix rather than a</w:t>
+      </w:r>
+      <w:r>
+        <w:t xml:space="preserve"> </w:t>
+      </w:r>
+      <w:r>
+        <w:t xml:space="preserve">design choice, but</w:t>
+      </w:r>
+      <w:r>
+        <w:t xml:space="preserve"> </w:t>
+      </w:r>
+      <w:r>
+        <w:rPr>
+          <w:bCs/>
+          <w:b/>
+        </w:rPr>
+        <w:t xml:space="preserve">any new firmware must keep it</w:t>
+      </w:r>
+      <w:r>
+        <w:t xml:space="preserve"> </w:t>
+      </w:r>
+      <w:r>
+        <w:t xml:space="preserve">(README, finding #1).</w:t>
+      </w:r>
+    </w:p>
+    <w:bookmarkStart w:id="42" w:name="X7f7b30f7a2a671f5dce91e2a36597f151e9e360"/>
+    <w:p>
+      <w:pPr>
+        <w:pStyle w:val="Heading2"/>
+      </w:pPr>
+      <w:r>
+        <w:t xml:space="preserve">4.1 Accelerometer + gyroscope only, no magnetometer</w:t>
+      </w:r>
+    </w:p>
+    <w:p>
+      <w:pPr>
+        <w:numPr>
+          <w:ilvl w:val="0"/>
+          <w:numId w:val="1009"/>
+        </w:numPr>
+        <w:pStyle w:val="Compact"/>
+      </w:pPr>
+      <w:r>
+        <w:rPr>
+          <w:bCs/>
+          <w:b/>
+        </w:rPr>
+        <w:t xml:space="preserve">Design Decision:</w:t>
+      </w:r>
+      <w:r>
+        <w:t xml:space="preserve"> </w:t>
+      </w:r>
+      <w:r>
+        <w:t xml:space="preserve">Each board estimates its orientation by combining the</w:t>
+      </w:r>
+      <w:r>
+        <w:t xml:space="preserve"> </w:t>
+      </w:r>
+      <w:r>
+        <w:t xml:space="preserve">accelerometer and gyroscope (a 6-DOF Mahony filter, settings</w:t>
+      </w:r>
+      <w:r>
+        <w:t xml:space="preserve"> </w:t>
+      </w:r>
+      <w:r>
+        <w:rPr>
+          <w:rStyle w:val="VerbatimChar"/>
+        </w:rPr>
+        <w:t xml:space="preserve">TWO_KP = 1.0</w:t>
+      </w:r>
+      <w:r>
+        <w:t xml:space="preserve">,</w:t>
+      </w:r>
+      <w:r>
+        <w:t xml:space="preserve"> </w:t>
+      </w:r>
+      <w:r>
+        <w:rPr>
+          <w:rStyle w:val="VerbatimChar"/>
+        </w:rPr>
+        <w:t xml:space="preserve">TWO_KI = 0.04</w:t>
+      </w:r>
+      <w:r>
+        <w:t xml:space="preserve">).</w:t>
+      </w:r>
+    </w:p>
+    <w:p>
+      <w:pPr>
+        <w:numPr>
+          <w:ilvl w:val="0"/>
+          <w:numId w:val="1009"/>
+        </w:numPr>
+        <w:pStyle w:val="Compact"/>
+      </w:pPr>
+      <w:r>
+        <w:rPr>
+          <w:bCs/>
+          <w:b/>
+        </w:rPr>
+        <w:t xml:space="preserve">Why:</w:t>
+      </w:r>
+      <w:r>
+        <w:t xml:space="preserve"> </w:t>
+      </w:r>
+      <w:r>
+        <w:t xml:space="preserve">The angle method (§5) only needs to know which way gravity points</w:t>
+      </w:r>
+      <w:r>
+        <w:t xml:space="preserve"> </w:t>
+      </w:r>
+      <w:r>
+        <w:t xml:space="preserve">for each board, and these two sensors give that without drift. A magnetometer</w:t>
+      </w:r>
+      <w:r>
+        <w:t xml:space="preserve"> </w:t>
+      </w:r>
+      <w:r>
+        <w:t xml:space="preserve">is sensitive to the nearby environment (furniture, treadmills, cables, the</w:t>
+      </w:r>
+      <w:r>
+        <w:t xml:space="preserve"> </w:t>
+      </w:r>
+      <w:r>
+        <w:t xml:space="preserve">other board) and needs extra calibration for each board.</w:t>
+      </w:r>
+    </w:p>
+    <w:bookmarkEnd w:id="42"/>
+    <w:bookmarkStart w:id="43" w:name="X17aa7f3bcf72b5777b59c0b88079b440f2e7306"/>
+    <w:p>
+      <w:pPr>
+        <w:pStyle w:val="Heading2"/>
+      </w:pPr>
+      <w:r>
+        <w:t xml:space="preserve">4.2 Measuring gyroscope bias at the start, with a safety check</w:t>
+      </w:r>
+    </w:p>
+    <w:p>
+      <w:pPr>
+        <w:numPr>
+          <w:ilvl w:val="0"/>
+          <w:numId w:val="1010"/>
+        </w:numPr>
+        <w:pStyle w:val="Compact"/>
+      </w:pPr>
+      <w:r>
+        <w:rPr>
+          <w:bCs/>
+          <w:b/>
+        </w:rPr>
+        <w:t xml:space="preserve">Design Decision:</w:t>
+      </w:r>
+      <w:r>
+        <w:t xml:space="preserve"> </w:t>
+      </w:r>
+      <w:r>
+        <w:t xml:space="preserve">When a collection starts, the board averages about 300 gyroscope</w:t>
+      </w:r>
+      <w:r>
+        <w:t xml:space="preserve"> </w:t>
+      </w:r>
+      <w:r>
+        <w:t xml:space="preserve">readings (up to 4 s) and subtracts that as the bias. If the result is larger</w:t>
+      </w:r>
+      <w:r>
+        <w:t xml:space="preserve"> </w:t>
+      </w:r>
+      <w:r>
+        <w:t xml:space="preserve">than 3 °/s on any axis, it is thrown away instead.</w:t>
+      </w:r>
+    </w:p>
+    <w:p>
+      <w:pPr>
+        <w:numPr>
+          <w:ilvl w:val="0"/>
+          <w:numId w:val="1010"/>
+        </w:numPr>
+        <w:pStyle w:val="Compact"/>
+      </w:pPr>
+      <w:r>
+        <w:rPr>
+          <w:bCs/>
+          <w:b/>
+        </w:rPr>
+        <w:t xml:space="preserve">Why:</w:t>
+      </w:r>
+      <w:r>
+        <w:t xml:space="preserve"> </w:t>
+      </w:r>
+      <w:r>
+        <w:t xml:space="preserve">Bias is the main source of drift. A result that large means the board</w:t>
+      </w:r>
+      <w:r>
+        <w:t xml:space="preserve"> </w:t>
+      </w:r>
+      <w:r>
+        <w:t xml:space="preserve">was moving rather than still, and using it would make things worse.</w:t>
+      </w:r>
+    </w:p>
+    <w:bookmarkEnd w:id="43"/>
+    <w:bookmarkStart w:id="44" w:name="X323e9a984e72dcefdfa4053bb236aaf93520988"/>
+    <w:p>
+      <w:pPr>
+        <w:pStyle w:val="Heading2"/>
+      </w:pPr>
+      <w:r>
+        <w:t xml:space="preserve">4.3 Trusting the accelerometer less during fast movement</w:t>
+      </w:r>
+    </w:p>
+    <w:p>
+      <w:pPr>
+        <w:numPr>
+          <w:ilvl w:val="0"/>
+          <w:numId w:val="1011"/>
+        </w:numPr>
+        <w:pStyle w:val="Compact"/>
+      </w:pPr>
+      <w:r>
+        <w:rPr>
+          <w:bCs/>
+          <w:b/>
+        </w:rPr>
+        <w:t xml:space="preserve">Design Decision:</w:t>
+      </w:r>
+      <w:r>
+        <w:t xml:space="preserve"> </w:t>
+      </w:r>
+      <w:r>
+        <w:t xml:space="preserve">The accelerometer’s influence is gradually reduced the further</w:t>
+      </w:r>
+      <w:r>
+        <w:t xml:space="preserve"> </w:t>
+      </w:r>
+      <w:r>
+        <w:t xml:space="preserve">its reading is from normal gravity: full trust within 0.10 g of 1 g, none</w:t>
+      </w:r>
+      <w:r>
+        <w:t xml:space="preserve"> </w:t>
+      </w:r>
+      <w:r>
+        <w:t xml:space="preserve">beyond 0.60 g.</w:t>
+      </w:r>
+    </w:p>
+    <w:p>
+      <w:pPr>
+        <w:numPr>
+          <w:ilvl w:val="0"/>
+          <w:numId w:val="1011"/>
+        </w:numPr>
+        <w:pStyle w:val="Compact"/>
+      </w:pPr>
+      <w:r>
+        <w:rPr>
+          <w:bCs/>
+          <w:b/>
+        </w:rPr>
+        <w:t xml:space="preserve">Why:</w:t>
+      </w:r>
+      <w:r>
+        <w:t xml:space="preserve"> </w:t>
+      </w:r>
+      <w:r>
+        <w:t xml:space="preserve">During quick movements the accelerometer feels the movement as well as</w:t>
+      </w:r>
+      <w:r>
+        <w:t xml:space="preserve"> </w:t>
+      </w:r>
+      <w:r>
+        <w:t xml:space="preserve">gravity, so it no longer points cleanly</w:t>
+      </w:r>
+      <w:r>
+        <w:t xml:space="preserve"> </w:t>
+      </w:r>
+      <w:r>
+        <w:t xml:space="preserve">“</w:t>
+      </w:r>
+      <w:r>
+        <w:t xml:space="preserve">down</w:t>
+      </w:r>
+      <w:r>
+        <w:t xml:space="preserve">”</w:t>
+      </w:r>
+      <w:r>
+        <w:t xml:space="preserve">. Switching it fully off and on</w:t>
+      </w:r>
+      <w:r>
+        <w:t xml:space="preserve"> </w:t>
+      </w:r>
+      <w:r>
+        <w:t xml:space="preserve">instead would let the angle drift during a fast move and then jump back.</w:t>
+      </w:r>
+    </w:p>
+    <w:p>
+      <w:pPr>
+        <w:numPr>
+          <w:ilvl w:val="0"/>
+          <w:numId w:val="1011"/>
+        </w:numPr>
+        <w:pStyle w:val="Compact"/>
+      </w:pPr>
+      <w:r>
+        <w:rPr>
+          <w:bCs/>
+          <w:b/>
+        </w:rPr>
+        <w:t xml:space="preserve">Status:</w:t>
+      </w:r>
+      <w:r>
+        <w:t xml:space="preserve"> </w:t>
+      </w:r>
+      <w:r>
+        <w:t xml:space="preserve">Not yet tuned on real movement data.</w:t>
+      </w:r>
+    </w:p>
+    <w:bookmarkEnd w:id="44"/>
+    <w:bookmarkEnd w:id="45"/>
+    <w:bookmarkStart w:id="58" w:name="knee-angle-method-pc-side"/>
+    <w:p>
+      <w:pPr>
+        <w:pStyle w:val="Heading1"/>
+      </w:pPr>
+      <w:r>
+        <w:t xml:space="preserve">5. Knee-angle method (PC side)</w:t>
+      </w:r>
+    </w:p>
+    <w:p>
+      <w:pPr>
+        <w:pStyle w:val="FirstParagraph"/>
+      </w:pPr>
+      <w:r>
+        <w:t xml:space="preserve">The PC measures how far each segment has tilted from the pose held</w:t>
+      </w:r>
+      <w:r>
+        <w:t xml:space="preserve"> </w:t>
+      </w:r>
+      <w:r>
+        <w:t xml:space="preserve">at the start, using the direction of gravity seen by each board. The knee angle</w:t>
+      </w:r>
+      <w:r>
+        <w:t xml:space="preserve"> </w:t>
+      </w:r>
+      <w:r>
+        <w:t xml:space="preserve">is the thigh’s tilt minus the shank’s tilt (Figure 4). Because only tilt relative</w:t>
+      </w:r>
+      <w:r>
+        <w:t xml:space="preserve"> </w:t>
+      </w:r>
+      <w:r>
+        <w:t xml:space="preserve">to gravity is used, the boards do not need to be placed precisely.</w:t>
+      </w:r>
+    </w:p>
+    <w:bookmarkStart w:id="49" w:name="X04c5120b06bfebfa2037d784ccddf562daf5414"/>
+    <w:p>
+      <w:pPr>
+        <w:pStyle w:val="Heading2"/>
+      </w:pPr>
+      <w:r>
+        <w:t xml:space="preserve">5.1 Measuring each segment’s tilt against gravity</w:t>
+      </w:r>
+    </w:p>
+    <w:p>
+      <w:pPr>
+        <w:pStyle w:val="CaptionedFigure"/>
+      </w:pPr>
+      <w:r>
+        <w:drawing>
+          <wp:inline>
+            <wp:extent cx="6400800" cy="3200400"/>
+            <wp:effectExtent b="0" l="0" r="0" t="0"/>
+            <wp:docPr descr="Figure 4. How the knee angle is computed. Each segment’s inclination is its tilt from the zero pose, measured from gravity in its own board; the knee angle is their difference." title="" id="47" name="Picture"/>
+            <a:graphic>
+              <a:graphicData uri="http://schemas.openxmlformats.org/drawingml/2006/picture">
+                <pic:pic>
+                  <pic:nvPicPr>
+                    <pic:cNvPr descr="images/handover/fig4_angle.png" id="48" name="Picture"/>
+                    <pic:cNvPicPr>
+                      <a:picLocks noChangeArrowheads="1" noChangeAspect="1"/>
+                    </pic:cNvPicPr>
+                  </pic:nvPicPr>
+                  <pic:blipFill>
+                    <a:blip r:embed="rId46"/>
                     <a:stretch>
                       <a:fillRect/>
                     </a:stretch>
@@ -3718,14 +3741,14 @@
         <w:pStyle w:val="ImageCaption"/>
       </w:pPr>
       <w:r>
-        <w:t xml:space="preserve">Figure 3. How the knee angle is computed. Each segment’s inclination is its tilt from the zero pose, measured from gravity in its own board; the knee angle is their difference.</w:t>
-      </w:r>
-    </w:p>
-    <w:p>
-      <w:pPr>
-        <w:numPr>
-          <w:ilvl w:val="0"/>
-          <w:numId w:val="1011"/>
+        <w:t xml:space="preserve">Figure 4. How the knee angle is computed. Each segment’s inclination is its tilt from the zero pose, measured from gravity in its own board; the knee angle is their difference.</w:t>
+      </w:r>
+    </w:p>
+    <w:p>
+      <w:pPr>
+        <w:numPr>
+          <w:ilvl w:val="0"/>
+          <w:numId w:val="1012"/>
         </w:numPr>
         <w:pStyle w:val="Compact"/>
       </w:pPr>
@@ -3767,14 +3790,14 @@
         <w:t xml:space="preserve"> </w:t>
       </w:r>
       <w:r>
-        <w:t xml:space="preserve">(Figure 3).</w:t>
-      </w:r>
-    </w:p>
-    <w:p>
-      <w:pPr>
-        <w:numPr>
-          <w:ilvl w:val="0"/>
-          <w:numId w:val="1011"/>
+        <w:t xml:space="preserve">(Figure 4).</w:t>
+      </w:r>
+    </w:p>
+    <w:p>
+      <w:pPr>
+        <w:numPr>
+          <w:ilvl w:val="0"/>
+          <w:numId w:val="1012"/>
         </w:numPr>
         <w:pStyle w:val="Compact"/>
       </w:pPr>
@@ -3814,7 +3837,7 @@
       <w:pPr>
         <w:numPr>
           <w:ilvl w:val="0"/>
-          <w:numId w:val="1011"/>
+          <w:numId w:val="1012"/>
         </w:numPr>
         <w:pStyle w:val="Compact"/>
       </w:pPr>
@@ -3850,8 +3873,8 @@
         <w:t xml:space="preserve">— reduced to one so that one method’s problems could not hide another’s.</w:t>
       </w:r>
     </w:p>
-    <w:bookmarkEnd w:id="45"/>
-    <w:bookmarkStart w:id="46" w:name="X91c4be8f6cda2c58d77cbe85d1138c3e39ce815"/>
+    <w:bookmarkEnd w:id="49"/>
+    <w:bookmarkStart w:id="50" w:name="X91c4be8f6cda2c58d77cbe85d1138c3e39ce815"/>
     <w:p>
       <w:pPr>
         <w:pStyle w:val="Heading2"/>
@@ -3864,7 +3887,7 @@
       <w:pPr>
         <w:numPr>
           <w:ilvl w:val="0"/>
-          <w:numId w:val="1012"/>
+          <w:numId w:val="1013"/>
         </w:numPr>
         <w:pStyle w:val="Compact"/>
       </w:pPr>
@@ -3892,7 +3915,7 @@
       <w:pPr>
         <w:numPr>
           <w:ilvl w:val="0"/>
-          <w:numId w:val="1012"/>
+          <w:numId w:val="1013"/>
         </w:numPr>
         <w:pStyle w:val="Compact"/>
       </w:pPr>
@@ -3922,8 +3945,8 @@
         <w:t xml:space="preserve">drifting.</w:t>
       </w:r>
     </w:p>
-    <w:bookmarkEnd w:id="46"/>
-    <w:bookmarkStart w:id="50" w:name="Xb2ec56b897b1ae872dbafa28d9d81924c5d12d6"/>
+    <w:bookmarkEnd w:id="50"/>
+    <w:bookmarkStart w:id="54" w:name="Xb2ec56b897b1ae872dbafa28d9d81924c5d12d6"/>
     <w:p>
       <w:pPr>
         <w:pStyle w:val="Heading2"/>
@@ -3939,20 +3962,20 @@
       <w:r>
         <w:drawing>
           <wp:inline>
-            <wp:extent cx="6400800" cy="1508760"/>
+            <wp:extent cx="6400800" cy="1532312"/>
             <wp:effectExtent b="0" l="0" r="0" t="0"/>
-            <wp:docPr descr="Figure 4. A session in the GUI, from connecting to stopping." title="" id="48" name="Picture"/>
+            <wp:docPr descr="Figure 5. A session in the GUI, from connecting to stopping." title="" id="52" name="Picture"/>
             <a:graphic>
               <a:graphicData uri="http://schemas.openxmlformats.org/drawingml/2006/picture">
                 <pic:pic>
                   <pic:nvPicPr>
-                    <pic:cNvPr descr="images/handover/fig4_session.png" id="49" name="Picture"/>
+                    <pic:cNvPr descr="images/handover/fig5_session.png" id="53" name="Picture"/>
                     <pic:cNvPicPr>
                       <a:picLocks noChangeArrowheads="1" noChangeAspect="1"/>
                     </pic:cNvPicPr>
                   </pic:nvPicPr>
                   <pic:blipFill>
-                    <a:blip r:embed="rId47"/>
+                    <a:blip r:embed="rId51"/>
                     <a:stretch>
                       <a:fillRect/>
                     </a:stretch>
@@ -3960,7 +3983,7 @@
                   <pic:spPr bwMode="auto">
                     <a:xfrm>
                       <a:off x="0" y="0"/>
-                      <a:ext cx="6400800" cy="1508760"/>
+                      <a:ext cx="6400800" cy="1532312"/>
                     </a:xfrm>
                     <a:prstGeom prst="rect">
                       <a:avLst/>
@@ -3984,14 +4007,14 @@
         <w:pStyle w:val="ImageCaption"/>
       </w:pPr>
       <w:r>
-        <w:t xml:space="preserve">Figure 4. A session in the GUI, from connecting to stopping.</w:t>
-      </w:r>
-    </w:p>
-    <w:p>
-      <w:pPr>
-        <w:numPr>
-          <w:ilvl w:val="0"/>
-          <w:numId w:val="1013"/>
+        <w:t xml:space="preserve">Figure 5. A session in the GUI, from connecting to stopping.</w:t>
+      </w:r>
+    </w:p>
+    <w:p>
+      <w:pPr>
+        <w:numPr>
+          <w:ilvl w:val="0"/>
+          <w:numId w:val="1014"/>
         </w:numPr>
         <w:pStyle w:val="Compact"/>
       </w:pPr>
@@ -4006,13 +4029,84 @@
         <w:t xml:space="preserve"> </w:t>
       </w:r>
       <w:r>
-        <w:t xml:space="preserve">Each session starts with (Figure 4):</w:t>
+        <w:t xml:space="preserve">Each session starts with (Figure 5):</w:t>
       </w:r>
     </w:p>
     <w:p>
       <w:pPr>
         <w:numPr>
           <w:ilvl w:val="1"/>
+          <w:numId w:val="1015"/>
+        </w:numPr>
+        <w:pStyle w:val="Compact"/>
+      </w:pPr>
+      <w:r>
+        <w:rPr>
+          <w:bCs/>
+          <w:b/>
+        </w:rPr>
+        <w:t xml:space="preserve">Zeroing</w:t>
+      </w:r>
+      <w:r>
+        <w:t xml:space="preserve"> </w:t>
+      </w:r>
+      <w:r>
+        <w:t xml:space="preserve">(2 s): leg straight and still. The gravity direction each board</w:t>
+      </w:r>
+      <w:r>
+        <w:t xml:space="preserve"> </w:t>
+      </w:r>
+      <w:r>
+        <w:t xml:space="preserve">sees becomes its 0°.</w:t>
+      </w:r>
+    </w:p>
+    <w:p>
+      <w:pPr>
+        <w:numPr>
+          <w:ilvl w:val="1"/>
+          <w:numId w:val="1015"/>
+        </w:numPr>
+        <w:pStyle w:val="Compact"/>
+      </w:pPr>
+      <w:r>
+        <w:rPr>
+          <w:bCs/>
+          <w:b/>
+        </w:rPr>
+        <w:t xml:space="preserve">Sweep</w:t>
+      </w:r>
+      <w:r>
+        <w:t xml:space="preserve"> </w:t>
+      </w:r>
+      <w:r>
+        <w:t xml:space="preserve">(6 s): a few slow movements bending the knee and hip. The</w:t>
+      </w:r>
+      <w:r>
+        <w:t xml:space="preserve"> </w:t>
+      </w:r>
+      <w:r>
+        <w:t xml:space="preserve">direction each board tilts becomes its</w:t>
+      </w:r>
+      <w:r>
+        <w:t xml:space="preserve"> </w:t>
+      </w:r>
+      <w:r>
+        <w:t xml:space="preserve">“</w:t>
+      </w:r>
+      <w:r>
+        <w:t xml:space="preserve">forward</w:t>
+      </w:r>
+      <w:r>
+        <w:t xml:space="preserve">”</w:t>
+      </w:r>
+      <w:r>
+        <w:t xml:space="preserve">.</w:t>
+      </w:r>
+    </w:p>
+    <w:p>
+      <w:pPr>
+        <w:numPr>
+          <w:ilvl w:val="0"/>
           <w:numId w:val="1014"/>
         </w:numPr>
         <w:pStyle w:val="Compact"/>
@@ -4022,25 +4116,25 @@
           <w:bCs/>
           <w:b/>
         </w:rPr>
-        <w:t xml:space="preserve">Zeroing</w:t>
-      </w:r>
-      <w:r>
-        <w:t xml:space="preserve"> </w:t>
-      </w:r>
-      <w:r>
-        <w:t xml:space="preserve">(2 s): leg straight and still. The gravity direction each board</w:t>
-      </w:r>
-      <w:r>
-        <w:t xml:space="preserve"> </w:t>
-      </w:r>
-      <w:r>
-        <w:t xml:space="preserve">sees becomes its 0°.</w:t>
-      </w:r>
-    </w:p>
-    <w:p>
-      <w:pPr>
-        <w:numPr>
-          <w:ilvl w:val="1"/>
+        <w:t xml:space="preserve">Why:</w:t>
+      </w:r>
+      <w:r>
+        <w:t xml:space="preserve"> </w:t>
+      </w:r>
+      <w:r>
+        <w:t xml:space="preserve">Together these tell the software how each board sits on its segment,</w:t>
+      </w:r>
+      <w:r>
+        <w:t xml:space="preserve"> </w:t>
+      </w:r>
+      <w:r>
+        <w:t xml:space="preserve">without anyone having to measure the mounting.</w:t>
+      </w:r>
+    </w:p>
+    <w:p>
+      <w:pPr>
+        <w:numPr>
+          <w:ilvl w:val="0"/>
           <w:numId w:val="1014"/>
         </w:numPr>
         <w:pStyle w:val="Compact"/>
@@ -4050,19 +4144,147 @@
           <w:bCs/>
           <w:b/>
         </w:rPr>
-        <w:t xml:space="preserve">Sweep</w:t>
-      </w:r>
-      <w:r>
-        <w:t xml:space="preserve"> </w:t>
-      </w:r>
-      <w:r>
-        <w:t xml:space="preserve">(6 s): a few slow movements bending the knee and hip. The</w:t>
-      </w:r>
-      <w:r>
-        <w:t xml:space="preserve"> </w:t>
-      </w:r>
-      <w:r>
-        <w:t xml:space="preserve">direction each board tilts becomes its</w:t>
+        <w:t xml:space="preserve">Detail:</w:t>
+      </w:r>
+      <w:r>
+        <w:t xml:space="preserve"> </w:t>
+      </w:r>
+      <w:r>
+        <w:t xml:space="preserve">A segment that tilts less than 5° during the sweep is treated as</w:t>
+      </w:r>
+      <w:r>
+        <w:t xml:space="preserve"> </w:t>
+      </w:r>
+      <w:r>
+        <w:t xml:space="preserve">not moving and contributes 0°. In all bench tests only the shank was moved, so</w:t>
+      </w:r>
+      <w:r>
+        <w:t xml:space="preserve"> </w:t>
+      </w:r>
+      <w:r>
+        <w:t xml:space="preserve">the angle came from the shank alone; moving both segments is a required next</w:t>
+      </w:r>
+      <w:r>
+        <w:t xml:space="preserve"> </w:t>
+      </w:r>
+      <w:r>
+        <w:t xml:space="preserve">step (§1.3).</w:t>
+      </w:r>
+    </w:p>
+    <w:bookmarkEnd w:id="54"/>
+    <w:bookmarkStart w:id="55" w:name="signed-continuous-angle"/>
+    <w:p>
+      <w:pPr>
+        <w:pStyle w:val="Heading2"/>
+      </w:pPr>
+      <w:r>
+        <w:t xml:space="preserve">5.4 Signed, continuous angle</w:t>
+      </w:r>
+    </w:p>
+    <w:p>
+      <w:pPr>
+        <w:numPr>
+          <w:ilvl w:val="0"/>
+          <w:numId w:val="1016"/>
+        </w:numPr>
+        <w:pStyle w:val="Compact"/>
+      </w:pPr>
+      <w:r>
+        <w:rPr>
+          <w:bCs/>
+          <w:b/>
+        </w:rPr>
+        <w:t xml:space="preserve">Design Decision:</w:t>
+      </w:r>
+      <w:r>
+        <w:t xml:space="preserve"> </w:t>
+      </w:r>
+      <w:r>
+        <w:t xml:space="preserve">Bending reads positive and over-straightening reads negative,</w:t>
+      </w:r>
+      <w:r>
+        <w:t xml:space="preserve"> </w:t>
+      </w:r>
+      <w:r>
+        <w:t xml:space="preserve">with no jumps anywhere in the range (calculated as</w:t>
+      </w:r>
+      <w:r>
+        <w:t xml:space="preserve"> </w:t>
+      </w:r>
+      <w:r>
+        <w:rPr>
+          <w:rStyle w:val="VerbatimChar"/>
+        </w:rPr>
+        <w:t xml:space="preserve">atan2(g·f, g·d)</w:t>
+      </w:r>
+      <w:r>
+        <w:t xml:space="preserve">).</w:t>
+      </w:r>
+    </w:p>
+    <w:p>
+      <w:pPr>
+        <w:numPr>
+          <w:ilvl w:val="0"/>
+          <w:numId w:val="1016"/>
+        </w:numPr>
+        <w:pStyle w:val="Compact"/>
+      </w:pPr>
+      <w:r>
+        <w:rPr>
+          <w:bCs/>
+          <w:b/>
+        </w:rPr>
+        <w:t xml:space="preserve">Why:</w:t>
+      </w:r>
+      <w:r>
+        <w:t xml:space="preserve"> </w:t>
+      </w:r>
+      <w:r>
+        <w:t xml:space="preserve">It tells bending apart from over-straightening and gives the same</w:t>
+      </w:r>
+      <w:r>
+        <w:t xml:space="preserve"> </w:t>
+      </w:r>
+      <w:r>
+        <w:t xml:space="preserve">readings on the way back from deep bending (checked by the self-test with a</w:t>
+      </w:r>
+      <w:r>
+        <w:t xml:space="preserve"> </w:t>
+      </w:r>
+      <w:r>
+        <w:t xml:space="preserve">0° → 130° → 0° movement).</w:t>
+      </w:r>
+    </w:p>
+    <w:bookmarkEnd w:id="55"/>
+    <w:bookmarkStart w:id="56" w:name="Xcf21e74af5107a3e546488ffbd76c258e48e573"/>
+    <w:p>
+      <w:pPr>
+        <w:pStyle w:val="Heading2"/>
+      </w:pPr>
+      <w:r>
+        <w:t xml:space="preserve">5.5 Angles relative to the start pose, not anatomical angles</w:t>
+      </w:r>
+    </w:p>
+    <w:p>
+      <w:pPr>
+        <w:numPr>
+          <w:ilvl w:val="0"/>
+          <w:numId w:val="1017"/>
+        </w:numPr>
+        <w:pStyle w:val="Compact"/>
+      </w:pPr>
+      <w:r>
+        <w:rPr>
+          <w:bCs/>
+          <w:b/>
+        </w:rPr>
+        <w:t xml:space="preserve">Design Decision:</w:t>
+      </w:r>
+      <w:r>
+        <w:t xml:space="preserve"> </w:t>
+      </w:r>
+      <w:r>
+        <w:t xml:space="preserve">Accept that 0° means</w:t>
       </w:r>
       <w:r>
         <w:t xml:space="preserve"> </w:t>
@@ -4071,12 +4293,33 @@
         <w:t xml:space="preserve">“</w:t>
       </w:r>
       <w:r>
-        <w:t xml:space="preserve">forward</w:t>
+        <w:t xml:space="preserve">the pose held during zeroing</w:t>
       </w:r>
       <w:r>
         <w:t xml:space="preserve">”</w:t>
       </w:r>
       <w:r>
+        <w:t xml:space="preserve">, not</w:t>
+      </w:r>
+      <w:r>
+        <w:t xml:space="preserve"> </w:t>
+      </w:r>
+      <w:r>
+        <w:t xml:space="preserve">“</w:t>
+      </w:r>
+      <w:r>
+        <w:t xml:space="preserve">the</w:t>
+      </w:r>
+      <w:r>
+        <w:t xml:space="preserve"> </w:t>
+      </w:r>
+      <w:r>
+        <w:t xml:space="preserve">leg is anatomically straight</w:t>
+      </w:r>
+      <w:r>
+        <w:t xml:space="preserve">”</w:t>
+      </w:r>
+      <w:r>
         <w:t xml:space="preserve">.</w:t>
       </w:r>
     </w:p>
@@ -4084,7 +4327,7 @@
       <w:pPr>
         <w:numPr>
           <w:ilvl w:val="0"/>
-          <w:numId w:val="1013"/>
+          <w:numId w:val="1017"/>
         </w:numPr>
         <w:pStyle w:val="Compact"/>
       </w:pPr>
@@ -4099,70 +4342,114 @@
         <w:t xml:space="preserve"> </w:t>
       </w:r>
       <w:r>
-        <w:t xml:space="preserve">Together these tell the software how each board sits on its segment,</w:t>
-      </w:r>
-      <w:r>
-        <w:t xml:space="preserve"> </w:t>
-      </w:r>
-      <w:r>
-        <w:t xml:space="preserve">without anyone having to measure the mounting.</w:t>
-      </w:r>
-    </w:p>
-    <w:p>
-      <w:pPr>
-        <w:numPr>
-          <w:ilvl w:val="0"/>
-          <w:numId w:val="1013"/>
-        </w:numPr>
-        <w:pStyle w:val="Compact"/>
-      </w:pPr>
-      <w:r>
-        <w:rPr>
-          <w:bCs/>
-          <w:b/>
-        </w:rPr>
-        <w:t xml:space="preserve">Detail:</w:t>
-      </w:r>
-      <w:r>
-        <w:t xml:space="preserve"> </w:t>
-      </w:r>
-      <w:r>
-        <w:t xml:space="preserve">A segment that tilts less than 5° during the sweep is treated as</w:t>
-      </w:r>
-      <w:r>
-        <w:t xml:space="preserve"> </w:t>
-      </w:r>
-      <w:r>
-        <w:t xml:space="preserve">not moving and contributes 0°. In all bench tests only the shank was moved, so</w:t>
-      </w:r>
-      <w:r>
-        <w:t xml:space="preserve"> </w:t>
-      </w:r>
-      <w:r>
-        <w:t xml:space="preserve">the angle came from the shank alone; moving both segments is a required next</w:t>
-      </w:r>
-      <w:r>
-        <w:t xml:space="preserve"> </w:t>
-      </w:r>
-      <w:r>
-        <w:t xml:space="preserve">step (§1.3).</w:t>
-      </w:r>
-    </w:p>
-    <w:bookmarkEnd w:id="50"/>
-    <w:bookmarkStart w:id="51" w:name="signed-continuous-angle"/>
+        <w:t xml:space="preserve">Range of motion, repetition counting, gait and movement quality all</w:t>
+      </w:r>
+      <w:r>
+        <w:t xml:space="preserve"> </w:t>
+      </w:r>
+      <w:r>
+        <w:t xml:space="preserve">use differences between angles, so the starting point cancels out. A true</w:t>
+      </w:r>
+      <w:r>
+        <w:t xml:space="preserve"> </w:t>
+      </w:r>
+      <w:r>
+        <w:t xml:space="preserve">anatomical angle (for example, measuring a knee that cannot fully straighten)</w:t>
+      </w:r>
+      <w:r>
+        <w:t xml:space="preserve"> </w:t>
+      </w:r>
+      <w:r>
+        <w:t xml:space="preserve">needs an outside reference that sees the anatomy; the sensors cannot provide</w:t>
+      </w:r>
+      <w:r>
+        <w:t xml:space="preserve"> </w:t>
+      </w:r>
+      <w:r>
+        <w:t xml:space="preserve">it, and a magnetometer would not help (Appendix A).</w:t>
+      </w:r>
+    </w:p>
+    <w:bookmarkEnd w:id="56"/>
+    <w:bookmarkStart w:id="57" w:name="accepted-limitation-side-view-plane-only"/>
     <w:p>
       <w:pPr>
         <w:pStyle w:val="Heading2"/>
       </w:pPr>
       <w:r>
-        <w:t xml:space="preserve">5.4 Signed, continuous angle</w:t>
-      </w:r>
-    </w:p>
-    <w:p>
-      <w:pPr>
-        <w:numPr>
-          <w:ilvl w:val="0"/>
-          <w:numId w:val="1015"/>
+        <w:t xml:space="preserve">5.6 Accepted limitation: side-view plane only</w:t>
+      </w:r>
+    </w:p>
+    <w:p>
+      <w:pPr>
+        <w:pStyle w:val="FirstParagraph"/>
+      </w:pPr>
+      <w:r>
+        <w:t xml:space="preserve">Gravity shows tilt but not rotation about the vertical. The method therefore</w:t>
+      </w:r>
+      <w:r>
+        <w:t xml:space="preserve"> </w:t>
+      </w:r>
+      <w:r>
+        <w:t xml:space="preserve">under-reads movement well outside the side-view plane (for example, lying down</w:t>
+      </w:r>
+      <w:r>
+        <w:t xml:space="preserve"> </w:t>
+      </w:r>
+      <w:r>
+        <w:t xml:space="preserve">with the hip turned a lot). This is accepted because the target is ordinary</w:t>
+      </w:r>
+      <w:r>
+        <w:t xml:space="preserve"> </w:t>
+      </w:r>
+      <w:r>
+        <w:t xml:space="preserve">knee bending while upright.</w:t>
+      </w:r>
+    </w:p>
+    <w:bookmarkEnd w:id="57"/>
+    <w:bookmarkEnd w:id="58"/>
+    <w:bookmarkStart w:id="65" w:name="board-to-board-link-and-data-protocol"/>
+    <w:p>
+      <w:pPr>
+        <w:pStyle w:val="Heading1"/>
+      </w:pPr>
+      <w:r>
+        <w:t xml:space="preserve">6. Board-to-board link and data protocol</w:t>
+      </w:r>
+    </w:p>
+    <w:p>
+      <w:pPr>
+        <w:pStyle w:val="FirstParagraph"/>
+      </w:pPr>
+      <w:r>
+        <w:t xml:space="preserve">This section focuses on how the two boards talk to each other and to the PC. The choices</w:t>
+      </w:r>
+      <w:r>
+        <w:t xml:space="preserve"> </w:t>
+      </w:r>
+      <w:r>
+        <w:t xml:space="preserve">favour reliability: a lost or corrupted message costs one sample instead of</w:t>
+      </w:r>
+      <w:r>
+        <w:t xml:space="preserve"> </w:t>
+      </w:r>
+      <w:r>
+        <w:t xml:space="preserve">breaking the stream, and neither board ever waits on the other.</w:t>
+      </w:r>
+    </w:p>
+    <w:bookmarkStart w:id="59" w:name="wired-serial-link-at-115-200-baud"/>
+    <w:p>
+      <w:pPr>
+        <w:pStyle w:val="Heading2"/>
+      </w:pPr>
+      <w:r>
+        <w:t xml:space="preserve">6.1 Wired serial link at 115 200 baud</w:t>
+      </w:r>
+    </w:p>
+    <w:p>
+      <w:pPr>
+        <w:numPr>
+          <w:ilvl w:val="0"/>
+          <w:numId w:val="1018"/>
         </w:numPr>
         <w:pStyle w:val="Compact"/>
       </w:pPr>
@@ -4177,13 +4464,403 @@
         <w:t xml:space="preserve"> </w:t>
       </w:r>
       <w:r>
-        <w:t xml:space="preserve">Bending reads positive and over-straightening reads negative,</w:t>
-      </w:r>
-      <w:r>
-        <w:t xml:space="preserve"> </w:t>
-      </w:r>
-      <w:r>
-        <w:t xml:space="preserve">with no jumps anywhere in the range (calculated as</w:t>
+        <w:t xml:space="preserve">A wired UART link at 115 200 bits per second in both directions:</w:t>
+      </w:r>
+      <w:r>
+        <w:t xml:space="preserve"> </w:t>
+      </w:r>
+      <w:r>
+        <w:t xml:space="preserve">shank data to the thigh board, and a</w:t>
+      </w:r>
+      <w:r>
+        <w:t xml:space="preserve"> </w:t>
+      </w:r>
+      <w:r>
+        <w:t xml:space="preserve">“</w:t>
+      </w:r>
+      <w:r>
+        <w:t xml:space="preserve">keep going</w:t>
+      </w:r>
+      <w:r>
+        <w:t xml:space="preserve">”</w:t>
+      </w:r>
+      <w:r>
+        <w:t xml:space="preserve"> </w:t>
+      </w:r>
+      <w:r>
+        <w:t xml:space="preserve">signal (keepalive) back to</w:t>
+      </w:r>
+      <w:r>
+        <w:t xml:space="preserve"> </w:t>
+      </w:r>
+      <w:r>
+        <w:t xml:space="preserve">the shank board (Figure 2).</w:t>
+      </w:r>
+    </w:p>
+    <w:p>
+      <w:pPr>
+        <w:numPr>
+          <w:ilvl w:val="0"/>
+          <w:numId w:val="1018"/>
+        </w:numPr>
+        <w:pStyle w:val="Compact"/>
+      </w:pPr>
+      <w:r>
+        <w:rPr>
+          <w:bCs/>
+          <w:b/>
+        </w:rPr>
+        <w:t xml:space="preserve">Why:</w:t>
+      </w:r>
+      <w:r>
+        <w:t xml:space="preserve"> </w:t>
+      </w:r>
+      <w:r>
+        <w:t xml:space="preserve">Simple and predictable. 115 200 is far more than needed (about</w:t>
+      </w:r>
+      <w:r>
+        <w:t xml:space="preserve"> </w:t>
+      </w:r>
+      <w:r>
+        <w:t xml:space="preserve">15 000 bits per second) while leaving a wide timing margin; faster speeds were</w:t>
+      </w:r>
+      <w:r>
+        <w:t xml:space="preserve"> </w:t>
+      </w:r>
+      <w:r>
+        <w:t xml:space="preserve">less reliable as the boards warmed up.</w:t>
+      </w:r>
+    </w:p>
+    <w:bookmarkEnd w:id="59"/>
+    <w:bookmarkStart w:id="60" w:name="Xe97c985c67099079fe2d680aa30ea5f508a5616"/>
+    <w:p>
+      <w:pPr>
+        <w:pStyle w:val="Heading2"/>
+      </w:pPr>
+      <w:r>
+        <w:t xml:space="preserve">6.2 Messages with a start marker and a check number</w:t>
+      </w:r>
+    </w:p>
+    <w:p>
+      <w:pPr>
+        <w:numPr>
+          <w:ilvl w:val="0"/>
+          <w:numId w:val="1019"/>
+        </w:numPr>
+        <w:pStyle w:val="Compact"/>
+      </w:pPr>
+      <w:r>
+        <w:rPr>
+          <w:bCs/>
+          <w:b/>
+        </w:rPr>
+        <w:t xml:space="preserve">Design Decision:</w:t>
+      </w:r>
+      <w:r>
+        <w:t xml:space="preserve"> </w:t>
+      </w:r>
+      <w:r>
+        <w:t xml:space="preserve">Each 30-byte message (packet) starts with a fixed marker byte and</w:t>
+      </w:r>
+      <w:r>
+        <w:t xml:space="preserve"> </w:t>
+      </w:r>
+      <w:r>
+        <w:t xml:space="preserve">ends with a checksum (Figure 2). The thigh board finds the start of each</w:t>
+      </w:r>
+      <w:r>
+        <w:t xml:space="preserve"> </w:t>
+      </w:r>
+      <w:r>
+        <w:t xml:space="preserve">message by its marker and discards any message whose checksum is wrong.</w:t>
+      </w:r>
+    </w:p>
+    <w:p>
+      <w:pPr>
+        <w:numPr>
+          <w:ilvl w:val="0"/>
+          <w:numId w:val="1019"/>
+        </w:numPr>
+        <w:pStyle w:val="Compact"/>
+      </w:pPr>
+      <w:r>
+        <w:rPr>
+          <w:bCs/>
+          <w:b/>
+        </w:rPr>
+        <w:t xml:space="preserve">Why:</w:t>
+      </w:r>
+      <w:r>
+        <w:t xml:space="preserve"> </w:t>
+      </w:r>
+      <w:r>
+        <w:t xml:space="preserve">Without a marker, one lost byte would scramble every message after it;</w:t>
+      </w:r>
+      <w:r>
+        <w:t xml:space="preserve"> </w:t>
+      </w:r>
+      <w:r>
+        <w:t xml:space="preserve">with it, a glitch costs a single sample.</w:t>
+      </w:r>
+    </w:p>
+    <w:bookmarkEnd w:id="60"/>
+    <w:bookmarkStart w:id="61" w:name="Xcbe181a3c558f5c8a3423854add817af734bed2"/>
+    <w:p>
+      <w:pPr>
+        <w:pStyle w:val="Heading2"/>
+      </w:pPr>
+      <w:r>
+        <w:t xml:space="preserve">6.3 The shank board keeps sending; the thigh board never waits</w:t>
+      </w:r>
+    </w:p>
+    <w:p>
+      <w:pPr>
+        <w:numPr>
+          <w:ilvl w:val="0"/>
+          <w:numId w:val="1020"/>
+        </w:numPr>
+        <w:pStyle w:val="Compact"/>
+      </w:pPr>
+      <w:r>
+        <w:rPr>
+          <w:bCs/>
+          <w:b/>
+        </w:rPr>
+        <w:t xml:space="preserve">Design Decision:</w:t>
+      </w:r>
+      <w:r>
+        <w:t xml:space="preserve"> </w:t>
+      </w:r>
+      <w:r>
+        <w:t xml:space="preserve">The shank board sends a message 50 times a second without being</w:t>
+      </w:r>
+      <w:r>
+        <w:t xml:space="preserve"> </w:t>
+      </w:r>
+      <w:r>
+        <w:t xml:space="preserve">asked; the thigh board always uses the newest good one. If that is more than</w:t>
+      </w:r>
+      <w:r>
+        <w:t xml:space="preserve"> </w:t>
+      </w:r>
+      <w:r>
+        <w:t xml:space="preserve">30 ms old, the shank reading is marked missing and the PC fills the gap (§8.3).</w:t>
+      </w:r>
+    </w:p>
+    <w:p>
+      <w:pPr>
+        <w:numPr>
+          <w:ilvl w:val="0"/>
+          <w:numId w:val="1020"/>
+        </w:numPr>
+        <w:pStyle w:val="Compact"/>
+      </w:pPr>
+      <w:r>
+        <w:rPr>
+          <w:bCs/>
+          <w:b/>
+        </w:rPr>
+        <w:t xml:space="preserve">Why:</w:t>
+      </w:r>
+      <w:r>
+        <w:t xml:space="preserve"> </w:t>
+      </w:r>
+      <w:r>
+        <w:t xml:space="preserve">If the thigh board had to ask and wait, any short pause on the shank</w:t>
+      </w:r>
+      <w:r>
+        <w:t xml:space="preserve"> </w:t>
+      </w:r>
+      <w:r>
+        <w:t xml:space="preserve">board would lose samples or hold up the thigh board. Streaming keeps the two</w:t>
+      </w:r>
+      <w:r>
+        <w:t xml:space="preserve"> </w:t>
+      </w:r>
+      <w:r>
+        <w:t xml:space="preserve">boards independent.</w:t>
+      </w:r>
+    </w:p>
+    <w:bookmarkEnd w:id="61"/>
+    <w:bookmarkStart w:id="62" w:name="X9eb7abce69150d83334db07f8a8eb5a700c4d97"/>
+    <w:p>
+      <w:pPr>
+        <w:pStyle w:val="Heading2"/>
+      </w:pPr>
+      <w:r>
+        <w:t xml:space="preserve">6.4 Collecting only while the PC is connected</w:t>
+      </w:r>
+    </w:p>
+    <w:p>
+      <w:pPr>
+        <w:numPr>
+          <w:ilvl w:val="0"/>
+          <w:numId w:val="1021"/>
+        </w:numPr>
+        <w:pStyle w:val="Compact"/>
+      </w:pPr>
+      <w:r>
+        <w:rPr>
+          <w:bCs/>
+          <w:b/>
+        </w:rPr>
+        <w:t xml:space="preserve">Design Decision:</w:t>
+      </w:r>
+      <w:r>
+        <w:t xml:space="preserve"> </w:t>
+      </w:r>
+      <w:r>
+        <w:t xml:space="preserve">The sensors run only while the PC has the thigh board’s USB</w:t>
+      </w:r>
+      <w:r>
+        <w:t xml:space="preserve"> </w:t>
+      </w:r>
+      <w:r>
+        <w:t xml:space="preserve">connection open. The thigh board then measures its gyroscope bias and sends a</w:t>
+      </w:r>
+      <w:r>
+        <w:t xml:space="preserve"> </w:t>
+      </w:r>
+      <w:r>
+        <w:t xml:space="preserve">keepalive every 200 ms; the shank board stops if it hears nothing for 1 s.</w:t>
+      </w:r>
+    </w:p>
+    <w:p>
+      <w:pPr>
+        <w:numPr>
+          <w:ilvl w:val="0"/>
+          <w:numId w:val="1021"/>
+        </w:numPr>
+        <w:pStyle w:val="Compact"/>
+      </w:pPr>
+      <w:r>
+        <w:rPr>
+          <w:bCs/>
+          <w:b/>
+        </w:rPr>
+        <w:t xml:space="preserve">Why:</w:t>
+      </w:r>
+      <w:r>
+        <w:t xml:space="preserve"> </w:t>
+      </w:r>
+      <w:r>
+        <w:t xml:space="preserve">Nothing runs unobserved, and every session starts with a fresh bias</w:t>
+      </w:r>
+      <w:r>
+        <w:t xml:space="preserve"> </w:t>
+      </w:r>
+      <w:r>
+        <w:t xml:space="preserve">measurement taken while the boards are still (Figure 5).</w:t>
+      </w:r>
+    </w:p>
+    <w:bookmarkEnd w:id="62"/>
+    <w:bookmarkStart w:id="63" w:name="a-steady-50-samples-per-second"/>
+    <w:p>
+      <w:pPr>
+        <w:pStyle w:val="Heading2"/>
+      </w:pPr>
+      <w:r>
+        <w:t xml:space="preserve">6.5 A steady 50 samples per second</w:t>
+      </w:r>
+    </w:p>
+    <w:p>
+      <w:pPr>
+        <w:numPr>
+          <w:ilvl w:val="0"/>
+          <w:numId w:val="1022"/>
+        </w:numPr>
+        <w:pStyle w:val="Compact"/>
+      </w:pPr>
+      <w:r>
+        <w:rPr>
+          <w:bCs/>
+          <w:b/>
+        </w:rPr>
+        <w:t xml:space="preserve">Design Decision:</w:t>
+      </w:r>
+      <w:r>
+        <w:t xml:space="preserve"> </w:t>
+      </w:r>
+      <w:r>
+        <w:t xml:space="preserve">Both boards send at a fixed 50 Hz; the sensors and filters</w:t>
+      </w:r>
+      <w:r>
+        <w:t xml:space="preserve"> </w:t>
+      </w:r>
+      <w:r>
+        <w:t xml:space="preserve">still run faster internally. The thigh board sends each line to the PC in a</w:t>
+      </w:r>
+      <w:r>
+        <w:t xml:space="preserve"> </w:t>
+      </w:r>
+      <w:r>
+        <w:t xml:space="preserve">single write (~1–1.8 ms), well within the 20 ms between samples.</w:t>
+      </w:r>
+    </w:p>
+    <w:p>
+      <w:pPr>
+        <w:numPr>
+          <w:ilvl w:val="0"/>
+          <w:numId w:val="1022"/>
+        </w:numPr>
+        <w:pStyle w:val="Compact"/>
+      </w:pPr>
+      <w:r>
+        <w:rPr>
+          <w:bCs/>
+          <w:b/>
+        </w:rPr>
+        <w:t xml:space="preserve">Why:</w:t>
+      </w:r>
+      <w:r>
+        <w:t xml:space="preserve"> </w:t>
+      </w:r>
+      <w:r>
+        <w:t xml:space="preserve">50 Hz is plenty for knee movement and leaves comfortable timing</w:t>
+      </w:r>
+      <w:r>
+        <w:t xml:space="preserve"> </w:t>
+      </w:r>
+      <w:r>
+        <w:t xml:space="preserve">margin on both boards.</w:t>
+      </w:r>
+    </w:p>
+    <w:bookmarkEnd w:id="63"/>
+    <w:bookmarkStart w:id="64" w:name="health-reports-diagnostics"/>
+    <w:p>
+      <w:pPr>
+        <w:pStyle w:val="Heading2"/>
+      </w:pPr>
+      <w:r>
+        <w:t xml:space="preserve">6.6 Health reports (diagnostics)</w:t>
+      </w:r>
+    </w:p>
+    <w:p>
+      <w:pPr>
+        <w:numPr>
+          <w:ilvl w:val="0"/>
+          <w:numId w:val="1023"/>
+        </w:numPr>
+        <w:pStyle w:val="Compact"/>
+      </w:pPr>
+      <w:r>
+        <w:rPr>
+          <w:bCs/>
+          <w:b/>
+        </w:rPr>
+        <w:t xml:space="preserve">Design Decision:</w:t>
+      </w:r>
+      <w:r>
+        <w:t xml:space="preserve"> </w:t>
+      </w:r>
+      <w:r>
+        <w:t xml:space="preserve">Both boards report a short health summary once a second (on by</w:t>
+      </w:r>
+      <w:r>
+        <w:t xml:space="preserve"> </w:t>
+      </w:r>
+      <w:r>
+        <w:t xml:space="preserve">default). The GUI saves these to</w:t>
       </w:r>
       <w:r>
         <w:t xml:space="preserve"> </w:t>
@@ -4192,17 +4869,32 @@
         <w:rPr>
           <w:rStyle w:val="VerbatimChar"/>
         </w:rPr>
-        <w:t xml:space="preserve">atan2(g·f, g·d)</w:t>
-      </w:r>
-      <w:r>
-        <w:t xml:space="preserve">).</w:t>
-      </w:r>
-    </w:p>
-    <w:p>
-      <w:pPr>
-        <w:numPr>
-          <w:ilvl w:val="0"/>
-          <w:numId w:val="1015"/>
+        <w:t xml:space="preserve">knee_diag_&lt;timestamp&gt;.log</w:t>
+      </w:r>
+      <w:r>
+        <w:t xml:space="preserve">, and</w:t>
+      </w:r>
+      <w:r>
+        <w:t xml:space="preserve"> </w:t>
+      </w:r>
+      <w:r>
+        <w:rPr>
+          <w:rStyle w:val="VerbatimChar"/>
+        </w:rPr>
+        <w:t xml:space="preserve">analysis/diagnostics/parse_diag.py</w:t>
+      </w:r>
+      <w:r>
+        <w:t xml:space="preserve"> </w:t>
+      </w:r>
+      <w:r>
+        <w:t xml:space="preserve">turns them into tables.</w:t>
+      </w:r>
+    </w:p>
+    <w:p>
+      <w:pPr>
+        <w:numPr>
+          <w:ilvl w:val="0"/>
+          <w:numId w:val="1023"/>
         </w:numPr>
         <w:pStyle w:val="Compact"/>
       </w:pPr>
@@ -4217,36 +4909,176 @@
         <w:t xml:space="preserve"> </w:t>
       </w:r>
       <w:r>
-        <w:t xml:space="preserve">It tells bending apart from over-straightening and gives the same</w:t>
-      </w:r>
-      <w:r>
-        <w:t xml:space="preserve"> </w:t>
-      </w:r>
-      <w:r>
-        <w:t xml:space="preserve">readings on the way back from deep bending (checked by the self-test with a</w:t>
-      </w:r>
-      <w:r>
-        <w:t xml:space="preserve"> </w:t>
-      </w:r>
-      <w:r>
-        <w:t xml:space="preserve">0° → 130° → 0° movement).</w:t>
-      </w:r>
-    </w:p>
-    <w:bookmarkEnd w:id="51"/>
-    <w:bookmarkStart w:id="52" w:name="Xcf21e74af5107a3e546488ffbd76c258e48e573"/>
+        <w:t xml:space="preserve">These reports found the sample-rate shortfall and the faulty sensor.</w:t>
+      </w:r>
+    </w:p>
+    <w:p>
+      <w:pPr>
+        <w:numPr>
+          <w:ilvl w:val="0"/>
+          <w:numId w:val="1023"/>
+        </w:numPr>
+        <w:pStyle w:val="Compact"/>
+      </w:pPr>
+      <w:r>
+        <w:rPr>
+          <w:bCs/>
+          <w:b/>
+        </w:rPr>
+        <w:t xml:space="preserve">Constraint:</w:t>
+      </w:r>
+      <w:r>
+        <w:t xml:space="preserve"> </w:t>
+      </w:r>
+      <w:r>
+        <w:t xml:space="preserve">Both boards must run firmware from the same version, because</w:t>
+      </w:r>
+      <w:r>
+        <w:t xml:space="preserve"> </w:t>
+      </w:r>
+      <w:r>
+        <w:t xml:space="preserve">the report format must match exactly.</w:t>
+      </w:r>
+    </w:p>
+    <w:bookmarkEnd w:id="64"/>
+    <w:bookmarkEnd w:id="65"/>
+    <w:bookmarkStart w:id="69" w:name="robustness-and-fault-handling"/>
+    <w:p>
+      <w:pPr>
+        <w:pStyle w:val="Heading1"/>
+      </w:pPr>
+      <w:r>
+        <w:t xml:space="preserve">7. Robustness and fault handling</w:t>
+      </w:r>
+    </w:p>
+    <w:p>
+      <w:pPr>
+        <w:pStyle w:val="FirstParagraph"/>
+      </w:pPr>
+      <w:r>
+        <w:t xml:space="preserve">The shank board watches its own sensor and restarts it when it</w:t>
+      </w:r>
+      <w:r>
+        <w:t xml:space="preserve"> </w:t>
+      </w:r>
+      <w:r>
+        <w:t xml:space="preserve">misbehaves, and it sends a gap rather than a wrong reading. The LEDs show what</w:t>
+      </w:r>
+      <w:r>
+        <w:t xml:space="preserve"> </w:t>
+      </w:r>
+      <w:r>
+        <w:t xml:space="preserve">each board is doing.</w:t>
+      </w:r>
+    </w:p>
+    <w:bookmarkStart w:id="66" w:name="shank-board-self-repair"/>
     <w:p>
       <w:pPr>
         <w:pStyle w:val="Heading2"/>
       </w:pPr>
       <w:r>
-        <w:t xml:space="preserve">5.5 Angles relative to the start pose, not anatomical angles</w:t>
-      </w:r>
-    </w:p>
-    <w:p>
-      <w:pPr>
-        <w:numPr>
-          <w:ilvl w:val="0"/>
-          <w:numId w:val="1016"/>
+        <w:t xml:space="preserve">7.1 Shank board self-repair</w:t>
+      </w:r>
+    </w:p>
+    <w:p>
+      <w:pPr>
+        <w:numPr>
+          <w:ilvl w:val="0"/>
+          <w:numId w:val="1024"/>
+        </w:numPr>
+        <w:pStyle w:val="Compact"/>
+      </w:pPr>
+      <w:r>
+        <w:rPr>
+          <w:bCs/>
+          <w:b/>
+        </w:rPr>
+        <w:t xml:space="preserve">Slow start:</w:t>
+      </w:r>
+      <w:r>
+        <w:t xml:space="preserve"> </w:t>
+      </w:r>
+      <w:r>
+        <w:t xml:space="preserve">if the sensor delivers fewer than 30 readings in its first</w:t>
+      </w:r>
+      <w:r>
+        <w:t xml:space="preserve"> </w:t>
+      </w:r>
+      <w:r>
+        <w:t xml:space="preserve">second (it occasionally starts at ~10 Hz), it is restarted.</w:t>
+      </w:r>
+    </w:p>
+    <w:p>
+      <w:pPr>
+        <w:numPr>
+          <w:ilvl w:val="0"/>
+          <w:numId w:val="1024"/>
+        </w:numPr>
+        <w:pStyle w:val="Compact"/>
+      </w:pPr>
+      <w:r>
+        <w:rPr>
+          <w:bCs/>
+          <w:b/>
+        </w:rPr>
+        <w:t xml:space="preserve">Stalled sensor:</w:t>
+      </w:r>
+      <w:r>
+        <w:t xml:space="preserve"> </w:t>
+      </w:r>
+      <w:r>
+        <w:t xml:space="preserve">if no reading arrives for 250 ms, the LED stays on and the</w:t>
+      </w:r>
+      <w:r>
+        <w:t xml:space="preserve"> </w:t>
+      </w:r>
+      <w:r>
+        <w:t xml:space="preserve">sensor is restarted every 500 ms.</w:t>
+      </w:r>
+    </w:p>
+    <w:p>
+      <w:pPr>
+        <w:numPr>
+          <w:ilvl w:val="0"/>
+          <w:numId w:val="1024"/>
+        </w:numPr>
+        <w:pStyle w:val="Compact"/>
+      </w:pPr>
+      <w:r>
+        <w:rPr>
+          <w:bCs/>
+          <w:b/>
+        </w:rPr>
+        <w:t xml:space="preserve">Sensor not found at power-up:</w:t>
+      </w:r>
+      <w:r>
+        <w:t xml:space="preserve"> </w:t>
+      </w:r>
+      <w:r>
+        <w:t xml:space="preserve">the LED blinks fast for ~3 s and the board</w:t>
+      </w:r>
+      <w:r>
+        <w:t xml:space="preserve"> </w:t>
+      </w:r>
+      <w:r>
+        <w:t xml:space="preserve">restarts.</w:t>
+      </w:r>
+    </w:p>
+    <w:bookmarkEnd w:id="66"/>
+    <w:bookmarkStart w:id="67" w:name="rejecting-impossible-readings"/>
+    <w:p>
+      <w:pPr>
+        <w:pStyle w:val="Heading2"/>
+      </w:pPr>
+      <w:r>
+        <w:t xml:space="preserve">7.2 Rejecting impossible readings</w:t>
+      </w:r>
+    </w:p>
+    <w:p>
+      <w:pPr>
+        <w:numPr>
+          <w:ilvl w:val="0"/>
+          <w:numId w:val="1025"/>
         </w:numPr>
         <w:pStyle w:val="Compact"/>
       </w:pPr>
@@ -4261,50 +5093,32 @@
         <w:t xml:space="preserve"> </w:t>
       </w:r>
       <w:r>
-        <w:t xml:space="preserve">Accept that 0° means</w:t>
-      </w:r>
-      <w:r>
-        <w:t xml:space="preserve"> </w:t>
-      </w:r>
-      <w:r>
-        <w:t xml:space="preserve">“</w:t>
-      </w:r>
-      <w:r>
-        <w:t xml:space="preserve">the pose held during zeroing</w:t>
-      </w:r>
-      <w:r>
-        <w:t xml:space="preserve">”</w:t>
-      </w:r>
-      <w:r>
-        <w:t xml:space="preserve">, not</w:t>
-      </w:r>
-      <w:r>
-        <w:t xml:space="preserve"> </w:t>
-      </w:r>
-      <w:r>
-        <w:t xml:space="preserve">“</w:t>
-      </w:r>
-      <w:r>
-        <w:t xml:space="preserve">the</w:t>
-      </w:r>
-      <w:r>
-        <w:t xml:space="preserve"> </w:t>
-      </w:r>
-      <w:r>
-        <w:t xml:space="preserve">leg is anatomically straight</w:t>
-      </w:r>
-      <w:r>
-        <w:t xml:space="preserve">”</w:t>
-      </w:r>
-      <w:r>
-        <w:t xml:space="preserve">.</w:t>
-      </w:r>
-    </w:p>
-    <w:p>
-      <w:pPr>
-        <w:numPr>
-          <w:ilvl w:val="0"/>
-          <w:numId w:val="1016"/>
+        <w:t xml:space="preserve">The shank board rejects a reading that took too long (over</w:t>
+      </w:r>
+      <w:r>
+        <w:t xml:space="preserve"> </w:t>
+      </w:r>
+      <w:r>
+        <w:t xml:space="preserve">50 ms) or is physically implausible (acceleration below 0.25 g or above 4 g, or</w:t>
+      </w:r>
+      <w:r>
+        <w:t xml:space="preserve"> </w:t>
+      </w:r>
+      <w:r>
+        <w:t xml:space="preserve">very fast rotation while the board is otherwise near rest). A rejected reading</w:t>
+      </w:r>
+      <w:r>
+        <w:t xml:space="preserve"> </w:t>
+      </w:r>
+      <w:r>
+        <w:t xml:space="preserve">is sent as a gap. If no good reading arrives for 5 s, the board restarts.</w:t>
+      </w:r>
+    </w:p>
+    <w:p>
+      <w:pPr>
+        <w:numPr>
+          <w:ilvl w:val="0"/>
+          <w:numId w:val="1025"/>
         </w:numPr>
         <w:pStyle w:val="Compact"/>
       </w:pPr>
@@ -4319,817 +5133,6 @@
         <w:t xml:space="preserve"> </w:t>
       </w:r>
       <w:r>
-        <w:t xml:space="preserve">Range of motion, repetition counting, gait and movement quality all</w:t>
-      </w:r>
-      <w:r>
-        <w:t xml:space="preserve"> </w:t>
-      </w:r>
-      <w:r>
-        <w:t xml:space="preserve">use differences between angles, so the starting point cancels out. A true</w:t>
-      </w:r>
-      <w:r>
-        <w:t xml:space="preserve"> </w:t>
-      </w:r>
-      <w:r>
-        <w:t xml:space="preserve">anatomical angle (for example, measuring a knee that cannot fully straighten)</w:t>
-      </w:r>
-      <w:r>
-        <w:t xml:space="preserve"> </w:t>
-      </w:r>
-      <w:r>
-        <w:t xml:space="preserve">needs an outside reference that sees the anatomy; the sensors cannot provide</w:t>
-      </w:r>
-      <w:r>
-        <w:t xml:space="preserve"> </w:t>
-      </w:r>
-      <w:r>
-        <w:t xml:space="preserve">it, and a magnetometer would not help (Appendix A).</w:t>
-      </w:r>
-    </w:p>
-    <w:bookmarkEnd w:id="52"/>
-    <w:bookmarkStart w:id="53" w:name="accepted-limitation-side-view-plane-only"/>
-    <w:p>
-      <w:pPr>
-        <w:pStyle w:val="Heading2"/>
-      </w:pPr>
-      <w:r>
-        <w:t xml:space="preserve">5.6 Accepted limitation: side-view plane only</w:t>
-      </w:r>
-    </w:p>
-    <w:p>
-      <w:pPr>
-        <w:pStyle w:val="FirstParagraph"/>
-      </w:pPr>
-      <w:r>
-        <w:t xml:space="preserve">Gravity shows tilt but not rotation about the vertical. The method therefore</w:t>
-      </w:r>
-      <w:r>
-        <w:t xml:space="preserve"> </w:t>
-      </w:r>
-      <w:r>
-        <w:t xml:space="preserve">under-reads movement well outside the side-view plane (for example, lying down</w:t>
-      </w:r>
-      <w:r>
-        <w:t xml:space="preserve"> </w:t>
-      </w:r>
-      <w:r>
-        <w:t xml:space="preserve">with the hip turned a lot). This is accepted because the target is ordinary</w:t>
-      </w:r>
-      <w:r>
-        <w:t xml:space="preserve"> </w:t>
-      </w:r>
-      <w:r>
-        <w:t xml:space="preserve">knee bending while upright.</w:t>
-      </w:r>
-    </w:p>
-    <w:bookmarkEnd w:id="53"/>
-    <w:bookmarkEnd w:id="54"/>
-    <w:bookmarkStart w:id="61" w:name="board-to-board-link-and-data-protocol"/>
-    <w:p>
-      <w:pPr>
-        <w:pStyle w:val="Heading1"/>
-      </w:pPr>
-      <w:r>
-        <w:t xml:space="preserve">6. Board-to-board link and data protocol</w:t>
-      </w:r>
-    </w:p>
-    <w:p>
-      <w:pPr>
-        <w:pStyle w:val="FirstParagraph"/>
-      </w:pPr>
-      <w:r>
-        <w:rPr>
-          <w:iCs/>
-          <w:i/>
-        </w:rPr>
-        <w:t xml:space="preserve">In short:</w:t>
-      </w:r>
-      <w:r>
-        <w:t xml:space="preserve"> </w:t>
-      </w:r>
-      <w:r>
-        <w:t xml:space="preserve">how the two boards talk to each other and to the PC. The choices</w:t>
-      </w:r>
-      <w:r>
-        <w:t xml:space="preserve"> </w:t>
-      </w:r>
-      <w:r>
-        <w:t xml:space="preserve">favour reliability: a lost or corrupted message costs one sample instead of</w:t>
-      </w:r>
-      <w:r>
-        <w:t xml:space="preserve"> </w:t>
-      </w:r>
-      <w:r>
-        <w:t xml:space="preserve">breaking the stream, and neither board ever waits on the other.</w:t>
-      </w:r>
-    </w:p>
-    <w:bookmarkStart w:id="55" w:name="wired-serial-link-at-115-200-baud"/>
-    <w:p>
-      <w:pPr>
-        <w:pStyle w:val="Heading2"/>
-      </w:pPr>
-      <w:r>
-        <w:t xml:space="preserve">6.1 Wired serial link at 115 200 baud</w:t>
-      </w:r>
-    </w:p>
-    <w:p>
-      <w:pPr>
-        <w:numPr>
-          <w:ilvl w:val="0"/>
-          <w:numId w:val="1017"/>
-        </w:numPr>
-        <w:pStyle w:val="Compact"/>
-      </w:pPr>
-      <w:r>
-        <w:rPr>
-          <w:bCs/>
-          <w:b/>
-        </w:rPr>
-        <w:t xml:space="preserve">Design Decision:</w:t>
-      </w:r>
-      <w:r>
-        <w:t xml:space="preserve"> </w:t>
-      </w:r>
-      <w:r>
-        <w:t xml:space="preserve">A wired UART link at 115 200 bits per second in both directions:</w:t>
-      </w:r>
-      <w:r>
-        <w:t xml:space="preserve"> </w:t>
-      </w:r>
-      <w:r>
-        <w:t xml:space="preserve">shank data to the thigh board, and a</w:t>
-      </w:r>
-      <w:r>
-        <w:t xml:space="preserve"> </w:t>
-      </w:r>
-      <w:r>
-        <w:t xml:space="preserve">“</w:t>
-      </w:r>
-      <w:r>
-        <w:t xml:space="preserve">keep going</w:t>
-      </w:r>
-      <w:r>
-        <w:t xml:space="preserve">”</w:t>
-      </w:r>
-      <w:r>
-        <w:t xml:space="preserve"> </w:t>
-      </w:r>
-      <w:r>
-        <w:t xml:space="preserve">signal (keepalive) back to</w:t>
-      </w:r>
-      <w:r>
-        <w:t xml:space="preserve"> </w:t>
-      </w:r>
-      <w:r>
-        <w:t xml:space="preserve">the shank board (Figure 2).</w:t>
-      </w:r>
-    </w:p>
-    <w:p>
-      <w:pPr>
-        <w:numPr>
-          <w:ilvl w:val="0"/>
-          <w:numId w:val="1017"/>
-        </w:numPr>
-        <w:pStyle w:val="Compact"/>
-      </w:pPr>
-      <w:r>
-        <w:rPr>
-          <w:bCs/>
-          <w:b/>
-        </w:rPr>
-        <w:t xml:space="preserve">Why:</w:t>
-      </w:r>
-      <w:r>
-        <w:t xml:space="preserve"> </w:t>
-      </w:r>
-      <w:r>
-        <w:t xml:space="preserve">Simple and predictable. 115 200 is far more than needed (about</w:t>
-      </w:r>
-      <w:r>
-        <w:t xml:space="preserve"> </w:t>
-      </w:r>
-      <w:r>
-        <w:t xml:space="preserve">15 000 bits per second) while leaving a wide timing margin; faster speeds were</w:t>
-      </w:r>
-      <w:r>
-        <w:t xml:space="preserve"> </w:t>
-      </w:r>
-      <w:r>
-        <w:t xml:space="preserve">less reliable as the boards warmed up.</w:t>
-      </w:r>
-    </w:p>
-    <w:bookmarkEnd w:id="55"/>
-    <w:bookmarkStart w:id="56" w:name="Xe97c985c67099079fe2d680aa30ea5f508a5616"/>
-    <w:p>
-      <w:pPr>
-        <w:pStyle w:val="Heading2"/>
-      </w:pPr>
-      <w:r>
-        <w:t xml:space="preserve">6.2 Messages with a start marker and a check number</w:t>
-      </w:r>
-    </w:p>
-    <w:p>
-      <w:pPr>
-        <w:numPr>
-          <w:ilvl w:val="0"/>
-          <w:numId w:val="1018"/>
-        </w:numPr>
-        <w:pStyle w:val="Compact"/>
-      </w:pPr>
-      <w:r>
-        <w:rPr>
-          <w:bCs/>
-          <w:b/>
-        </w:rPr>
-        <w:t xml:space="preserve">Design Decision:</w:t>
-      </w:r>
-      <w:r>
-        <w:t xml:space="preserve"> </w:t>
-      </w:r>
-      <w:r>
-        <w:t xml:space="preserve">Each 30-byte message (packet) starts with a fixed marker byte and</w:t>
-      </w:r>
-      <w:r>
-        <w:t xml:space="preserve"> </w:t>
-      </w:r>
-      <w:r>
-        <w:t xml:space="preserve">ends with a checksum (Figure 2). The thigh board finds the start of each</w:t>
-      </w:r>
-      <w:r>
-        <w:t xml:space="preserve"> </w:t>
-      </w:r>
-      <w:r>
-        <w:t xml:space="preserve">message by its marker and discards any message whose checksum is wrong.</w:t>
-      </w:r>
-    </w:p>
-    <w:p>
-      <w:pPr>
-        <w:numPr>
-          <w:ilvl w:val="0"/>
-          <w:numId w:val="1018"/>
-        </w:numPr>
-        <w:pStyle w:val="Compact"/>
-      </w:pPr>
-      <w:r>
-        <w:rPr>
-          <w:bCs/>
-          <w:b/>
-        </w:rPr>
-        <w:t xml:space="preserve">Why:</w:t>
-      </w:r>
-      <w:r>
-        <w:t xml:space="preserve"> </w:t>
-      </w:r>
-      <w:r>
-        <w:t xml:space="preserve">Without a marker, one lost byte would scramble every message after it;</w:t>
-      </w:r>
-      <w:r>
-        <w:t xml:space="preserve"> </w:t>
-      </w:r>
-      <w:r>
-        <w:t xml:space="preserve">with it, a glitch costs a single sample.</w:t>
-      </w:r>
-    </w:p>
-    <w:bookmarkEnd w:id="56"/>
-    <w:bookmarkStart w:id="57" w:name="Xcbe181a3c558f5c8a3423854add817af734bed2"/>
-    <w:p>
-      <w:pPr>
-        <w:pStyle w:val="Heading2"/>
-      </w:pPr>
-      <w:r>
-        <w:t xml:space="preserve">6.3 The shank board keeps sending; the thigh board never waits</w:t>
-      </w:r>
-    </w:p>
-    <w:p>
-      <w:pPr>
-        <w:numPr>
-          <w:ilvl w:val="0"/>
-          <w:numId w:val="1019"/>
-        </w:numPr>
-        <w:pStyle w:val="Compact"/>
-      </w:pPr>
-      <w:r>
-        <w:rPr>
-          <w:bCs/>
-          <w:b/>
-        </w:rPr>
-        <w:t xml:space="preserve">Design Decision:</w:t>
-      </w:r>
-      <w:r>
-        <w:t xml:space="preserve"> </w:t>
-      </w:r>
-      <w:r>
-        <w:t xml:space="preserve">The shank board sends a message 50 times a second without being</w:t>
-      </w:r>
-      <w:r>
-        <w:t xml:space="preserve"> </w:t>
-      </w:r>
-      <w:r>
-        <w:t xml:space="preserve">asked; the thigh board always uses the newest good one. If that is more than</w:t>
-      </w:r>
-      <w:r>
-        <w:t xml:space="preserve"> </w:t>
-      </w:r>
-      <w:r>
-        <w:t xml:space="preserve">30 ms old, the shank reading is marked missing and the PC fills the gap (§8.3).</w:t>
-      </w:r>
-    </w:p>
-    <w:p>
-      <w:pPr>
-        <w:numPr>
-          <w:ilvl w:val="0"/>
-          <w:numId w:val="1019"/>
-        </w:numPr>
-        <w:pStyle w:val="Compact"/>
-      </w:pPr>
-      <w:r>
-        <w:rPr>
-          <w:bCs/>
-          <w:b/>
-        </w:rPr>
-        <w:t xml:space="preserve">Why:</w:t>
-      </w:r>
-      <w:r>
-        <w:t xml:space="preserve"> </w:t>
-      </w:r>
-      <w:r>
-        <w:t xml:space="preserve">If the thigh board had to ask and wait, any short pause on the shank</w:t>
-      </w:r>
-      <w:r>
-        <w:t xml:space="preserve"> </w:t>
-      </w:r>
-      <w:r>
-        <w:t xml:space="preserve">board would lose samples or hold up the thigh board. Streaming keeps the two</w:t>
-      </w:r>
-      <w:r>
-        <w:t xml:space="preserve"> </w:t>
-      </w:r>
-      <w:r>
-        <w:t xml:space="preserve">boards independent.</w:t>
-      </w:r>
-    </w:p>
-    <w:bookmarkEnd w:id="57"/>
-    <w:bookmarkStart w:id="58" w:name="X9eb7abce69150d83334db07f8a8eb5a700c4d97"/>
-    <w:p>
-      <w:pPr>
-        <w:pStyle w:val="Heading2"/>
-      </w:pPr>
-      <w:r>
-        <w:t xml:space="preserve">6.4 Collecting only while the PC is connected</w:t>
-      </w:r>
-    </w:p>
-    <w:p>
-      <w:pPr>
-        <w:numPr>
-          <w:ilvl w:val="0"/>
-          <w:numId w:val="1020"/>
-        </w:numPr>
-        <w:pStyle w:val="Compact"/>
-      </w:pPr>
-      <w:r>
-        <w:rPr>
-          <w:bCs/>
-          <w:b/>
-        </w:rPr>
-        <w:t xml:space="preserve">Design Decision:</w:t>
-      </w:r>
-      <w:r>
-        <w:t xml:space="preserve"> </w:t>
-      </w:r>
-      <w:r>
-        <w:t xml:space="preserve">The sensors run only while the PC has the thigh board’s USB</w:t>
-      </w:r>
-      <w:r>
-        <w:t xml:space="preserve"> </w:t>
-      </w:r>
-      <w:r>
-        <w:t xml:space="preserve">connection open. The thigh board then measures its gyroscope bias and sends a</w:t>
-      </w:r>
-      <w:r>
-        <w:t xml:space="preserve"> </w:t>
-      </w:r>
-      <w:r>
-        <w:t xml:space="preserve">keepalive every 200 ms; the shank board stops if it hears nothing for 1 s.</w:t>
-      </w:r>
-    </w:p>
-    <w:p>
-      <w:pPr>
-        <w:numPr>
-          <w:ilvl w:val="0"/>
-          <w:numId w:val="1020"/>
-        </w:numPr>
-        <w:pStyle w:val="Compact"/>
-      </w:pPr>
-      <w:r>
-        <w:rPr>
-          <w:bCs/>
-          <w:b/>
-        </w:rPr>
-        <w:t xml:space="preserve">Why:</w:t>
-      </w:r>
-      <w:r>
-        <w:t xml:space="preserve"> </w:t>
-      </w:r>
-      <w:r>
-        <w:t xml:space="preserve">Nothing runs unobserved, and every session starts with a fresh bias</w:t>
-      </w:r>
-      <w:r>
-        <w:t xml:space="preserve"> </w:t>
-      </w:r>
-      <w:r>
-        <w:t xml:space="preserve">measurement taken while the boards are still (Figure 4).</w:t>
-      </w:r>
-    </w:p>
-    <w:bookmarkEnd w:id="58"/>
-    <w:bookmarkStart w:id="59" w:name="a-steady-50-samples-per-second"/>
-    <w:p>
-      <w:pPr>
-        <w:pStyle w:val="Heading2"/>
-      </w:pPr>
-      <w:r>
-        <w:t xml:space="preserve">6.5 A steady 50 samples per second</w:t>
-      </w:r>
-    </w:p>
-    <w:p>
-      <w:pPr>
-        <w:numPr>
-          <w:ilvl w:val="0"/>
-          <w:numId w:val="1021"/>
-        </w:numPr>
-        <w:pStyle w:val="Compact"/>
-      </w:pPr>
-      <w:r>
-        <w:rPr>
-          <w:bCs/>
-          <w:b/>
-        </w:rPr>
-        <w:t xml:space="preserve">Design Decision:</w:t>
-      </w:r>
-      <w:r>
-        <w:t xml:space="preserve"> </w:t>
-      </w:r>
-      <w:r>
-        <w:t xml:space="preserve">Both boards send at a fixed 50 Hz; the sensors and filters</w:t>
-      </w:r>
-      <w:r>
-        <w:t xml:space="preserve"> </w:t>
-      </w:r>
-      <w:r>
-        <w:t xml:space="preserve">still run faster internally. The thigh board sends each line to the PC in a</w:t>
-      </w:r>
-      <w:r>
-        <w:t xml:space="preserve"> </w:t>
-      </w:r>
-      <w:r>
-        <w:t xml:space="preserve">single write (~1–1.8 ms), well within the 20 ms between samples.</w:t>
-      </w:r>
-    </w:p>
-    <w:p>
-      <w:pPr>
-        <w:numPr>
-          <w:ilvl w:val="0"/>
-          <w:numId w:val="1021"/>
-        </w:numPr>
-        <w:pStyle w:val="Compact"/>
-      </w:pPr>
-      <w:r>
-        <w:rPr>
-          <w:bCs/>
-          <w:b/>
-        </w:rPr>
-        <w:t xml:space="preserve">Why:</w:t>
-      </w:r>
-      <w:r>
-        <w:t xml:space="preserve"> </w:t>
-      </w:r>
-      <w:r>
-        <w:t xml:space="preserve">50 Hz is plenty for knee movement and leaves comfortable timing</w:t>
-      </w:r>
-      <w:r>
-        <w:t xml:space="preserve"> </w:t>
-      </w:r>
-      <w:r>
-        <w:t xml:space="preserve">margin on both boards.</w:t>
-      </w:r>
-    </w:p>
-    <w:bookmarkEnd w:id="59"/>
-    <w:bookmarkStart w:id="60" w:name="health-reports-diagnostics"/>
-    <w:p>
-      <w:pPr>
-        <w:pStyle w:val="Heading2"/>
-      </w:pPr>
-      <w:r>
-        <w:t xml:space="preserve">6.6 Health reports (diagnostics)</w:t>
-      </w:r>
-    </w:p>
-    <w:p>
-      <w:pPr>
-        <w:numPr>
-          <w:ilvl w:val="0"/>
-          <w:numId w:val="1022"/>
-        </w:numPr>
-        <w:pStyle w:val="Compact"/>
-      </w:pPr>
-      <w:r>
-        <w:rPr>
-          <w:bCs/>
-          <w:b/>
-        </w:rPr>
-        <w:t xml:space="preserve">Design Decision:</w:t>
-      </w:r>
-      <w:r>
-        <w:t xml:space="preserve"> </w:t>
-      </w:r>
-      <w:r>
-        <w:t xml:space="preserve">Both boards report a short health summary once a second (on by</w:t>
-      </w:r>
-      <w:r>
-        <w:t xml:space="preserve"> </w:t>
-      </w:r>
-      <w:r>
-        <w:t xml:space="preserve">default). The GUI saves these to</w:t>
-      </w:r>
-      <w:r>
-        <w:t xml:space="preserve"> </w:t>
-      </w:r>
-      <w:r>
-        <w:rPr>
-          <w:rStyle w:val="VerbatimChar"/>
-        </w:rPr>
-        <w:t xml:space="preserve">knee_diag_&lt;timestamp&gt;.log</w:t>
-      </w:r>
-      <w:r>
-        <w:t xml:space="preserve">, and</w:t>
-      </w:r>
-      <w:r>
-        <w:t xml:space="preserve"> </w:t>
-      </w:r>
-      <w:r>
-        <w:rPr>
-          <w:rStyle w:val="VerbatimChar"/>
-        </w:rPr>
-        <w:t xml:space="preserve">analysis/diagnostics/parse_diag.py</w:t>
-      </w:r>
-      <w:r>
-        <w:t xml:space="preserve"> </w:t>
-      </w:r>
-      <w:r>
-        <w:t xml:space="preserve">turns them into tables.</w:t>
-      </w:r>
-    </w:p>
-    <w:p>
-      <w:pPr>
-        <w:numPr>
-          <w:ilvl w:val="0"/>
-          <w:numId w:val="1022"/>
-        </w:numPr>
-        <w:pStyle w:val="Compact"/>
-      </w:pPr>
-      <w:r>
-        <w:rPr>
-          <w:bCs/>
-          <w:b/>
-        </w:rPr>
-        <w:t xml:space="preserve">Why:</w:t>
-      </w:r>
-      <w:r>
-        <w:t xml:space="preserve"> </w:t>
-      </w:r>
-      <w:r>
-        <w:t xml:space="preserve">These reports found the sample-rate shortfall and the faulty sensor.</w:t>
-      </w:r>
-    </w:p>
-    <w:p>
-      <w:pPr>
-        <w:numPr>
-          <w:ilvl w:val="0"/>
-          <w:numId w:val="1022"/>
-        </w:numPr>
-        <w:pStyle w:val="Compact"/>
-      </w:pPr>
-      <w:r>
-        <w:rPr>
-          <w:bCs/>
-          <w:b/>
-        </w:rPr>
-        <w:t xml:space="preserve">Constraint:</w:t>
-      </w:r>
-      <w:r>
-        <w:t xml:space="preserve"> </w:t>
-      </w:r>
-      <w:r>
-        <w:t xml:space="preserve">Both boards must run firmware from the same version, because</w:t>
-      </w:r>
-      <w:r>
-        <w:t xml:space="preserve"> </w:t>
-      </w:r>
-      <w:r>
-        <w:t xml:space="preserve">the report format must match exactly.</w:t>
-      </w:r>
-    </w:p>
-    <w:bookmarkEnd w:id="60"/>
-    <w:bookmarkEnd w:id="61"/>
-    <w:bookmarkStart w:id="65" w:name="robustness-and-fault-handling"/>
-    <w:p>
-      <w:pPr>
-        <w:pStyle w:val="Heading1"/>
-      </w:pPr>
-      <w:r>
-        <w:t xml:space="preserve">7. Robustness and fault handling</w:t>
-      </w:r>
-    </w:p>
-    <w:p>
-      <w:pPr>
-        <w:pStyle w:val="FirstParagraph"/>
-      </w:pPr>
-      <w:r>
-        <w:rPr>
-          <w:iCs/>
-          <w:i/>
-        </w:rPr>
-        <w:t xml:space="preserve">In short:</w:t>
-      </w:r>
-      <w:r>
-        <w:t xml:space="preserve"> </w:t>
-      </w:r>
-      <w:r>
-        <w:t xml:space="preserve">the shank board watches its own sensor and restarts it when it</w:t>
-      </w:r>
-      <w:r>
-        <w:t xml:space="preserve"> </w:t>
-      </w:r>
-      <w:r>
-        <w:t xml:space="preserve">misbehaves, and it sends a gap rather than a wrong reading. The LEDs show what</w:t>
-      </w:r>
-      <w:r>
-        <w:t xml:space="preserve"> </w:t>
-      </w:r>
-      <w:r>
-        <w:t xml:space="preserve">each board is doing.</w:t>
-      </w:r>
-    </w:p>
-    <w:bookmarkStart w:id="62" w:name="shank-board-self-repair"/>
-    <w:p>
-      <w:pPr>
-        <w:pStyle w:val="Heading2"/>
-      </w:pPr>
-      <w:r>
-        <w:t xml:space="preserve">7.1 Shank board self-repair</w:t>
-      </w:r>
-    </w:p>
-    <w:p>
-      <w:pPr>
-        <w:numPr>
-          <w:ilvl w:val="0"/>
-          <w:numId w:val="1023"/>
-        </w:numPr>
-        <w:pStyle w:val="Compact"/>
-      </w:pPr>
-      <w:r>
-        <w:rPr>
-          <w:bCs/>
-          <w:b/>
-        </w:rPr>
-        <w:t xml:space="preserve">Slow start:</w:t>
-      </w:r>
-      <w:r>
-        <w:t xml:space="preserve"> </w:t>
-      </w:r>
-      <w:r>
-        <w:t xml:space="preserve">if the sensor delivers fewer than 30 readings in its first</w:t>
-      </w:r>
-      <w:r>
-        <w:t xml:space="preserve"> </w:t>
-      </w:r>
-      <w:r>
-        <w:t xml:space="preserve">second (it occasionally starts at ~10 Hz), it is restarted.</w:t>
-      </w:r>
-    </w:p>
-    <w:p>
-      <w:pPr>
-        <w:numPr>
-          <w:ilvl w:val="0"/>
-          <w:numId w:val="1023"/>
-        </w:numPr>
-        <w:pStyle w:val="Compact"/>
-      </w:pPr>
-      <w:r>
-        <w:rPr>
-          <w:bCs/>
-          <w:b/>
-        </w:rPr>
-        <w:t xml:space="preserve">Stalled sensor:</w:t>
-      </w:r>
-      <w:r>
-        <w:t xml:space="preserve"> </w:t>
-      </w:r>
-      <w:r>
-        <w:t xml:space="preserve">if no reading arrives for 250 ms, the LED stays on and the</w:t>
-      </w:r>
-      <w:r>
-        <w:t xml:space="preserve"> </w:t>
-      </w:r>
-      <w:r>
-        <w:t xml:space="preserve">sensor is restarted every 500 ms.</w:t>
-      </w:r>
-    </w:p>
-    <w:p>
-      <w:pPr>
-        <w:numPr>
-          <w:ilvl w:val="0"/>
-          <w:numId w:val="1023"/>
-        </w:numPr>
-        <w:pStyle w:val="Compact"/>
-      </w:pPr>
-      <w:r>
-        <w:rPr>
-          <w:bCs/>
-          <w:b/>
-        </w:rPr>
-        <w:t xml:space="preserve">Sensor not found at power-up:</w:t>
-      </w:r>
-      <w:r>
-        <w:t xml:space="preserve"> </w:t>
-      </w:r>
-      <w:r>
-        <w:t xml:space="preserve">the LED blinks fast for ~3 s and the board</w:t>
-      </w:r>
-      <w:r>
-        <w:t xml:space="preserve"> </w:t>
-      </w:r>
-      <w:r>
-        <w:t xml:space="preserve">restarts.</w:t>
-      </w:r>
-    </w:p>
-    <w:bookmarkEnd w:id="62"/>
-    <w:bookmarkStart w:id="63" w:name="rejecting-impossible-readings"/>
-    <w:p>
-      <w:pPr>
-        <w:pStyle w:val="Heading2"/>
-      </w:pPr>
-      <w:r>
-        <w:t xml:space="preserve">7.2 Rejecting impossible readings</w:t>
-      </w:r>
-    </w:p>
-    <w:p>
-      <w:pPr>
-        <w:numPr>
-          <w:ilvl w:val="0"/>
-          <w:numId w:val="1024"/>
-        </w:numPr>
-        <w:pStyle w:val="Compact"/>
-      </w:pPr>
-      <w:r>
-        <w:rPr>
-          <w:bCs/>
-          <w:b/>
-        </w:rPr>
-        <w:t xml:space="preserve">Design Decision:</w:t>
-      </w:r>
-      <w:r>
-        <w:t xml:space="preserve"> </w:t>
-      </w:r>
-      <w:r>
-        <w:t xml:space="preserve">The shank board rejects a reading that took too long (over</w:t>
-      </w:r>
-      <w:r>
-        <w:t xml:space="preserve"> </w:t>
-      </w:r>
-      <w:r>
-        <w:t xml:space="preserve">50 ms) or is physically implausible (acceleration below 0.25 g or above 4 g, or</w:t>
-      </w:r>
-      <w:r>
-        <w:t xml:space="preserve"> </w:t>
-      </w:r>
-      <w:r>
-        <w:t xml:space="preserve">very fast rotation while the board is otherwise near rest). A rejected reading</w:t>
-      </w:r>
-      <w:r>
-        <w:t xml:space="preserve"> </w:t>
-      </w:r>
-      <w:r>
-        <w:t xml:space="preserve">is sent as a gap. If no good reading arrives for 5 s, the board restarts.</w:t>
-      </w:r>
-    </w:p>
-    <w:p>
-      <w:pPr>
-        <w:numPr>
-          <w:ilvl w:val="0"/>
-          <w:numId w:val="1024"/>
-        </w:numPr>
-        <w:pStyle w:val="Compact"/>
-      </w:pPr>
-      <w:r>
-        <w:rPr>
-          <w:bCs/>
-          <w:b/>
-        </w:rPr>
-        <w:t xml:space="preserve">Why:</w:t>
-      </w:r>
-      <w:r>
-        <w:t xml:space="preserve"> </w:t>
-      </w:r>
-      <w:r>
         <w:t xml:space="preserve">In long tests one board’s sensor began returning nonsense after</w:t>
       </w:r>
       <w:r>
@@ -5139,8 +5142,8 @@
         <w:t xml:space="preserve">20–38 min and then stopped; this turns wrong angles into visible gaps.</w:t>
       </w:r>
     </w:p>
-    <w:bookmarkEnd w:id="63"/>
-    <w:bookmarkStart w:id="64" w:name="led-indicators"/>
+    <w:bookmarkEnd w:id="67"/>
+    <w:bookmarkStart w:id="68" w:name="led-indicators"/>
     <w:p>
       <w:pPr>
         <w:pStyle w:val="Heading2"/>
@@ -5558,9 +5561,9 @@
         </w:tc>
       </w:tr>
     </w:tbl>
-    <w:bookmarkEnd w:id="64"/>
-    <w:bookmarkEnd w:id="65"/>
-    <w:bookmarkStart w:id="71" w:name="pc-software"/>
+    <w:bookmarkEnd w:id="68"/>
+    <w:bookmarkEnd w:id="69"/>
+    <w:bookmarkStart w:id="75" w:name="pc-software"/>
     <w:p>
       <w:pPr>
         <w:pStyle w:val="Heading1"/>
@@ -5574,17 +5577,7 @@
         <w:pStyle w:val="FirstParagraph"/>
       </w:pPr>
       <w:r>
-        <w:rPr>
-          <w:iCs/>
-          <w:i/>
-        </w:rPr>
-        <w:t xml:space="preserve">In short:</w:t>
-      </w:r>
-      <w:r>
-        <w:t xml:space="preserve"> </w:t>
-      </w:r>
-      <w:r>
-        <w:t xml:space="preserve">operators use a Windows program that walks them through calibration,</w:t>
+        <w:t xml:space="preserve">Operators use a Windows program that walks them through calibration,</w:t>
       </w:r>
       <w:r>
         <w:t xml:space="preserve"> </w:t>
@@ -5599,7 +5592,7 @@
         <w:t xml:space="preserve">received is saved once, and gaps are marked rather than hidden.</w:t>
       </w:r>
     </w:p>
-    <w:bookmarkStart w:id="66" w:name="one-calculation-engine-two-front-ends"/>
+    <w:bookmarkStart w:id="70" w:name="one-calculation-engine-two-front-ends"/>
     <w:p>
       <w:pPr>
         <w:pStyle w:val="Heading2"/>
@@ -5612,7 +5605,7 @@
       <w:pPr>
         <w:numPr>
           <w:ilvl w:val="0"/>
-          <w:numId w:val="1025"/>
+          <w:numId w:val="1026"/>
         </w:numPr>
         <w:pStyle w:val="Compact"/>
       </w:pPr>
@@ -5670,7 +5663,7 @@
       <w:pPr>
         <w:numPr>
           <w:ilvl w:val="0"/>
-          <w:numId w:val="1025"/>
+          <w:numId w:val="1026"/>
         </w:numPr>
         <w:pStyle w:val="Compact"/>
       </w:pPr>
@@ -5694,8 +5687,8 @@
         <w:t xml:space="preserve">and repeatable for people who are not developers.</w:t>
       </w:r>
     </w:p>
-    <w:bookmarkEnd w:id="66"/>
-    <w:bookmarkStart w:id="67" w:name="sessions-and-saved-rows"/>
+    <w:bookmarkEnd w:id="70"/>
+    <w:bookmarkStart w:id="71" w:name="sessions-and-saved-rows"/>
     <w:p>
       <w:pPr>
         <w:pStyle w:val="Heading2"/>
@@ -5708,7 +5701,7 @@
       <w:pPr>
         <w:numPr>
           <w:ilvl w:val="0"/>
-          <w:numId w:val="1026"/>
+          <w:numId w:val="1027"/>
         </w:numPr>
         <w:pStyle w:val="Compact"/>
       </w:pPr>
@@ -5771,7 +5764,7 @@
         <w:t xml:space="preserve"> </w:t>
       </w:r>
       <w:r>
-        <w:t xml:space="preserve">so the whole session can be reviewed (Figure 4). Exactly one row is saved per</w:t>
+        <w:t xml:space="preserve">so the whole session can be reviewed (Figure 5). Exactly one row is saved per</w:t>
       </w:r>
       <w:r>
         <w:t xml:space="preserve"> </w:t>
@@ -5784,7 +5777,7 @@
       <w:pPr>
         <w:numPr>
           <w:ilvl w:val="0"/>
-          <w:numId w:val="1026"/>
+          <w:numId w:val="1027"/>
         </w:numPr>
         <w:pStyle w:val="Compact"/>
       </w:pPr>
@@ -5814,8 +5807,8 @@
         <w:t xml:space="preserve">on Windows and would duplicate or skip rows.</w:t>
       </w:r>
     </w:p>
-    <w:bookmarkEnd w:id="67"/>
-    <w:bookmarkStart w:id="68" w:name="short-gaps-filled-long-gaps-marked"/>
+    <w:bookmarkEnd w:id="71"/>
+    <w:bookmarkStart w:id="72" w:name="short-gaps-filled-long-gaps-marked"/>
     <w:p>
       <w:pPr>
         <w:pStyle w:val="Heading2"/>
@@ -5828,7 +5821,7 @@
       <w:pPr>
         <w:numPr>
           <w:ilvl w:val="0"/>
-          <w:numId w:val="1027"/>
+          <w:numId w:val="1028"/>
         </w:numPr>
         <w:pStyle w:val="Compact"/>
       </w:pPr>
@@ -5901,7 +5894,7 @@
       <w:pPr>
         <w:numPr>
           <w:ilvl w:val="0"/>
-          <w:numId w:val="1027"/>
+          <w:numId w:val="1028"/>
         </w:numPr>
         <w:pStyle w:val="Compact"/>
       </w:pPr>
@@ -5919,8 +5912,8 @@
         <w:t xml:space="preserve">Plots stay readable, and it is always clear which data were real.</w:t>
       </w:r>
     </w:p>
-    <w:bookmarkEnd w:id="68"/>
-    <w:bookmarkStart w:id="69" w:name="clear-error-messages"/>
+    <w:bookmarkEnd w:id="72"/>
+    <w:bookmarkStart w:id="73" w:name="clear-error-messages"/>
     <w:p>
       <w:pPr>
         <w:pStyle w:val="Heading2"/>
@@ -5949,8 +5942,8 @@
         <w:t xml:space="preserve">board.</w:t>
       </w:r>
     </w:p>
-    <w:bookmarkEnd w:id="69"/>
-    <w:bookmarkStart w:id="70" w:name="windows-program-built-automatically"/>
+    <w:bookmarkEnd w:id="73"/>
+    <w:bookmarkStart w:id="74" w:name="windows-program-built-automatically"/>
     <w:p>
       <w:pPr>
         <w:pStyle w:val="Heading2"/>
@@ -5963,7 +5956,7 @@
       <w:pPr>
         <w:numPr>
           <w:ilvl w:val="0"/>
-          <w:numId w:val="1028"/>
+          <w:numId w:val="1029"/>
         </w:numPr>
         <w:pStyle w:val="Compact"/>
       </w:pPr>
@@ -6024,7 +6017,7 @@
       <w:pPr>
         <w:numPr>
           <w:ilvl w:val="0"/>
-          <w:numId w:val="1028"/>
+          <w:numId w:val="1029"/>
         </w:numPr>
         <w:pStyle w:val="Compact"/>
       </w:pPr>
@@ -6058,7 +6051,7 @@
       <w:pPr>
         <w:numPr>
           <w:ilvl w:val="0"/>
-          <w:numId w:val="1028"/>
+          <w:numId w:val="1029"/>
         </w:numPr>
         <w:pStyle w:val="Compact"/>
       </w:pPr>
@@ -6092,7 +6085,7 @@
       <w:pPr>
         <w:numPr>
           <w:ilvl w:val="0"/>
-          <w:numId w:val="1028"/>
+          <w:numId w:val="1029"/>
         </w:numPr>
         <w:pStyle w:val="Compact"/>
       </w:pPr>
@@ -6122,9 +6115,9 @@
         <w:t xml:space="preserve">runs.</w:t>
       </w:r>
     </w:p>
-    <w:bookmarkEnd w:id="70"/>
-    <w:bookmarkEnd w:id="71"/>
-    <w:bookmarkStart w:id="74" w:name="testing-and-validation"/>
+    <w:bookmarkEnd w:id="74"/>
+    <w:bookmarkEnd w:id="75"/>
+    <w:bookmarkStart w:id="78" w:name="testing-and-validation"/>
     <w:p>
       <w:pPr>
         <w:pStyle w:val="Heading1"/>
@@ -6138,17 +6131,7 @@
         <w:pStyle w:val="FirstParagraph"/>
       </w:pPr>
       <w:r>
-        <w:rPr>
-          <w:iCs/>
-          <w:i/>
-        </w:rPr>
-        <w:t xml:space="preserve">In short:</w:t>
-      </w:r>
-      <w:r>
-        <w:t xml:space="preserve"> </w:t>
-      </w:r>
-      <w:r>
-        <w:t xml:space="preserve">with the sensors held still, the angle was very steady (changes of a</w:t>
+        <w:t xml:space="preserve">With the sensors held still, the angle was very steady (changes of a</w:t>
       </w:r>
       <w:r>
         <w:t xml:space="preserve"> </w:t>
@@ -6169,7 +6152,7 @@
         <w:t xml:space="preserve">(§1.3).</w:t>
       </w:r>
     </w:p>
-    <w:bookmarkStart w:id="72" w:name="preliminary-stationary-testing-sept-2026"/>
+    <w:bookmarkStart w:id="76" w:name="preliminary-stationary-testing-sept-2026"/>
     <w:p>
       <w:pPr>
         <w:pStyle w:val="Heading2"/>
@@ -6439,7 +6422,7 @@
       <w:pPr>
         <w:numPr>
           <w:ilvl w:val="0"/>
-          <w:numId w:val="1029"/>
+          <w:numId w:val="1030"/>
         </w:numPr>
         <w:pStyle w:val="Compact"/>
       </w:pPr>
@@ -6467,7 +6450,7 @@
       <w:pPr>
         <w:numPr>
           <w:ilvl w:val="0"/>
-          <w:numId w:val="1029"/>
+          <w:numId w:val="1030"/>
         </w:numPr>
         <w:pStyle w:val="Compact"/>
       </w:pPr>
@@ -6495,7 +6478,7 @@
       <w:pPr>
         <w:numPr>
           <w:ilvl w:val="0"/>
-          <w:numId w:val="1029"/>
+          <w:numId w:val="1030"/>
         </w:numPr>
         <w:pStyle w:val="Compact"/>
       </w:pPr>
@@ -6525,8 +6508,8 @@
         <w:t xml:space="preserve">sensors drifting.</w:t>
       </w:r>
     </w:p>
-    <w:bookmarkEnd w:id="72"/>
-    <w:bookmarkStart w:id="73" w:name="earlier-bench-checks"/>
+    <w:bookmarkEnd w:id="76"/>
+    <w:bookmarkStart w:id="77" w:name="earlier-bench-checks"/>
     <w:p>
       <w:pPr>
         <w:pStyle w:val="Heading2"/>
@@ -6576,33 +6559,15 @@
         <w:t xml:space="preserve">) check the math.</w:t>
       </w:r>
     </w:p>
-    <w:bookmarkEnd w:id="73"/>
-    <w:bookmarkEnd w:id="74"/>
-    <w:bookmarkStart w:id="75" w:name="directions-considered-but-not-pursued"/>
+    <w:bookmarkEnd w:id="77"/>
+    <w:bookmarkEnd w:id="78"/>
+    <w:bookmarkStart w:id="79" w:name="directions-considered-but-not-pursued"/>
     <w:p>
       <w:pPr>
         <w:pStyle w:val="Heading1"/>
       </w:pPr>
       <w:r>
         <w:t xml:space="preserve">10. Directions considered but not pursued</w:t>
-      </w:r>
-    </w:p>
-    <w:p>
-      <w:pPr>
-        <w:pStyle w:val="FirstParagraph"/>
-      </w:pPr>
-      <w:r>
-        <w:rPr>
-          <w:iCs/>
-          <w:i/>
-        </w:rPr>
-        <w:t xml:space="preserve">In short:</w:t>
-      </w:r>
-      <w:r>
-        <w:t xml:space="preserve"> </w:t>
-      </w:r>
-      <w:r>
-        <w:t xml:space="preserve">four ideas were looked at for later. Each is explained in an appendix.</w:t>
       </w:r>
     </w:p>
     <w:tbl>
@@ -6794,8 +6759,8 @@
         </w:tc>
       </w:tr>
     </w:tbl>
-    <w:bookmarkEnd w:id="75"/>
-    <w:bookmarkStart w:id="76" w:name="timeline-of-major-milestones"/>
+    <w:bookmarkEnd w:id="79"/>
+    <w:bookmarkStart w:id="80" w:name="timeline-of-major-milestones"/>
     <w:p>
       <w:pPr>
         <w:pStyle w:val="Heading1"/>
@@ -7638,8 +7603,8 @@
         </w:tc>
       </w:tr>
     </w:tbl>
-    <w:bookmarkEnd w:id="76"/>
-    <w:bookmarkStart w:id="84" w:name="X130d7968a3057a02a7c7ebc6337d5c46e250c8a"/>
+    <w:bookmarkEnd w:id="80"/>
+    <w:bookmarkStart w:id="88" w:name="X130d7968a3057a02a7c7ebc6337d5c46e250c8a"/>
     <w:p>
       <w:pPr>
         <w:pStyle w:val="Heading1"/>
@@ -7652,266 +7617,272 @@
       <w:pPr>
         <w:pStyle w:val="FirstParagraph"/>
       </w:pPr>
+      <w:r>
+        <w:t xml:space="preserve">Adding the board’s compass sensor would not make the knee angle more</w:t>
+      </w:r>
+      <w:r>
+        <w:t xml:space="preserve"> </w:t>
+      </w:r>
+      <w:r>
+        <w:t xml:space="preserve">accurate, and it cannot give a true anatomical angle either. It is only worth</w:t>
+      </w:r>
+      <w:r>
+        <w:t xml:space="preserve"> </w:t>
+      </w:r>
+      <w:r>
+        <w:t xml:space="preserve">revisiting if full 3-D movement ever needs to be measured.</w:t>
+      </w:r>
+    </w:p>
+    <w:p>
+      <w:pPr>
+        <w:pStyle w:val="BodyText"/>
+      </w:pPr>
+      <w:r>
+        <w:rPr>
+          <w:bCs/>
+          <w:b/>
+        </w:rPr>
+        <w:t xml:space="preserve">Status:</w:t>
+      </w:r>
+      <w:r>
+        <w:t xml:space="preserve"> </w:t>
+      </w:r>
+      <w:r>
+        <w:t xml:space="preserve">Investigated (analysis only). Not recommended for the current use.</w:t>
+      </w:r>
+    </w:p>
+    <w:bookmarkStart w:id="81" w:name="a.1-the-proposal"/>
+    <w:p>
+      <w:pPr>
+        <w:pStyle w:val="Heading2"/>
+      </w:pPr>
+      <w:r>
+        <w:t xml:space="preserve">A.1 The proposal</w:t>
+      </w:r>
+    </w:p>
+    <w:p>
+      <w:pPr>
+        <w:pStyle w:val="FirstParagraph"/>
+      </w:pPr>
+      <w:r>
+        <w:t xml:space="preserve">The boards carry a magnetometer (BMM150) that is not used (§4.1). The proposal</w:t>
+      </w:r>
+      <w:r>
+        <w:t xml:space="preserve"> </w:t>
+      </w:r>
+      <w:r>
+        <w:t xml:space="preserve">was to use it to (a) improve accuracy, and/or (b) get an</w:t>
+      </w:r>
+      <w:r>
+        <w:t xml:space="preserve"> </w:t>
+      </w:r>
+      <w:r>
+        <w:rPr>
+          <w:bCs/>
+          <w:b/>
+        </w:rPr>
+        <w:t xml:space="preserve">absolute</w:t>
+      </w:r>
+      <w:r>
+        <w:t xml:space="preserve"> </w:t>
+      </w:r>
+      <w:r>
+        <w:t xml:space="preserve">joint angle</w:t>
+      </w:r>
+      <w:r>
+        <w:t xml:space="preserve"> </w:t>
+      </w:r>
+      <w:r>
+        <w:t xml:space="preserve">instead of the current one, which is</w:t>
+      </w:r>
+      <w:r>
+        <w:t xml:space="preserve"> </w:t>
+      </w:r>
+      <w:r>
+        <w:rPr>
+          <w:bCs/>
+          <w:b/>
+        </w:rPr>
+        <w:t xml:space="preserve">relative</w:t>
+      </w:r>
+      <w:r>
+        <w:t xml:space="preserve"> </w:t>
+      </w:r>
+      <w:r>
+        <w:t xml:space="preserve">to the start pose — on the</w:t>
+      </w:r>
+      <w:r>
+        <w:t xml:space="preserve"> </w:t>
+      </w:r>
+      <w:r>
+        <w:t xml:space="preserve">idea that</w:t>
+      </w:r>
+      <w:r>
+        <w:t xml:space="preserve"> </w:t>
+      </w:r>
+      <w:r>
+        <w:t xml:space="preserve">“</w:t>
+      </w:r>
+      <w:r>
+        <w:t xml:space="preserve">the magnetometer points to north, so it can be a reference for the</w:t>
+      </w:r>
+      <w:r>
+        <w:t xml:space="preserve"> </w:t>
+      </w:r>
+      <w:r>
+        <w:t xml:space="preserve">angle between the segments.</w:t>
+      </w:r>
+      <w:r>
+        <w:t xml:space="preserve">”</w:t>
+      </w:r>
+    </w:p>
+    <w:bookmarkEnd w:id="81"/>
+    <w:bookmarkStart w:id="82" w:name="X0c77c0bc2a1fa86a77f016941ab25743de183a2"/>
+    <w:p>
+      <w:pPr>
+        <w:pStyle w:val="Heading2"/>
+      </w:pPr>
+      <w:r>
+        <w:t xml:space="preserve">A.2 What a magnetometer actually measures</w:t>
+      </w:r>
+    </w:p>
+    <w:p>
+      <w:pPr>
+        <w:numPr>
+          <w:ilvl w:val="0"/>
+          <w:numId w:val="1031"/>
+        </w:numPr>
+        <w:pStyle w:val="Compact"/>
+      </w:pPr>
+      <w:r>
+        <w:t xml:space="preserve">The direction and strength of the local magnetic field, as seen by the board.</w:t>
+      </w:r>
+      <w:r>
+        <w:t xml:space="preserve"> </w:t>
+      </w:r>
+      <w:r>
+        <w:t xml:space="preserve">Turning the board changes the reading; that change is what reveals its</w:t>
+      </w:r>
+      <w:r>
+        <w:t xml:space="preserve"> </w:t>
+      </w:r>
+      <w:r>
+        <w:t xml:space="preserve">orientation.</w:t>
+      </w:r>
+    </w:p>
+    <w:p>
+      <w:pPr>
+        <w:numPr>
+          <w:ilvl w:val="0"/>
+          <w:numId w:val="1031"/>
+        </w:numPr>
+        <w:pStyle w:val="Compact"/>
+      </w:pPr>
+      <w:r>
+        <w:t xml:space="preserve">The field points to</w:t>
+      </w:r>
+      <w:r>
+        <w:t xml:space="preserve"> </w:t>
+      </w:r>
+      <w:r>
+        <w:rPr>
+          <w:bCs/>
+          <w:b/>
+        </w:rPr>
+        <w:t xml:space="preserve">magnetic</w:t>
+      </w:r>
+      <w:r>
+        <w:t xml:space="preserve"> </w:t>
+      </w:r>
+      <w:r>
+        <w:t xml:space="preserve">north and also</w:t>
+      </w:r>
+      <w:r>
+        <w:t xml:space="preserve"> </w:t>
+      </w:r>
+      <w:r>
+        <w:rPr>
+          <w:bCs/>
+          <w:b/>
+        </w:rPr>
+        <w:t xml:space="preserve">dips steeply into the ground</w:t>
+      </w:r>
+      <w:r>
+        <w:t xml:space="preserve"> </w:t>
+      </w:r>
+      <w:r>
+        <w:t xml:space="preserve">(about 60–70° at mid latitudes). It is not a neat horizontal arrow; a compass</w:t>
+      </w:r>
+      <w:r>
+        <w:t xml:space="preserve"> </w:t>
+      </w:r>
+      <w:r>
+        <w:t xml:space="preserve">hides this by using only the horizontal part.</w:t>
+      </w:r>
+    </w:p>
+    <w:p>
+      <w:pPr>
+        <w:numPr>
+          <w:ilvl w:val="0"/>
+          <w:numId w:val="1031"/>
+        </w:numPr>
+        <w:pStyle w:val="Compact"/>
+      </w:pPr>
+      <w:r>
+        <w:t xml:space="preserve">The angle between the magnetic field and gravity depends only on</w:t>
+      </w:r>
+      <w:r>
+        <w:t xml:space="preserve"> </w:t>
+      </w:r>
+      <w:r>
+        <w:rPr>
+          <w:bCs/>
+          <w:b/>
+        </w:rPr>
+        <w:t xml:space="preserve">where you</w:t>
+      </w:r>
+      <w:r>
+        <w:rPr>
+          <w:bCs/>
+          <w:b/>
+        </w:rPr>
+        <w:t xml:space="preserve"> </w:t>
+      </w:r>
+      <w:r>
+        <w:rPr>
+          <w:bCs/>
+          <w:b/>
+        </w:rPr>
+        <w:t xml:space="preserve">are on Earth</w:t>
+      </w:r>
+      <w:r>
+        <w:t xml:space="preserve">, not on the leg, so it says nothing about the joint.</w:t>
+      </w:r>
+    </w:p>
+    <w:bookmarkEnd w:id="82"/>
+    <w:bookmarkStart w:id="83" w:name="a.3-two-separate-jobs-a-scale-and-a-zero"/>
+    <w:p>
+      <w:pPr>
+        <w:pStyle w:val="Heading2"/>
+      </w:pPr>
+      <w:r>
+        <w:t xml:space="preserve">A.3 Two separate jobs: a</w:t>
+      </w:r>
+      <w:r>
+        <w:t xml:space="preserve"> </w:t>
+      </w:r>
       <w:r>
         <w:rPr>
           <w:iCs/>
           <w:i/>
         </w:rPr>
-        <w:t xml:space="preserve">In short:</w:t>
-      </w:r>
-      <w:r>
-        <w:t xml:space="preserve"> </w:t>
-      </w:r>
-      <w:r>
-        <w:t xml:space="preserve">adding the board’s compass sensor would not make the knee angle more</w:t>
-      </w:r>
-      <w:r>
-        <w:t xml:space="preserve"> </w:t>
-      </w:r>
-      <w:r>
-        <w:t xml:space="preserve">accurate, and it cannot give a true anatomical angle either. It is only worth</w:t>
-      </w:r>
-      <w:r>
-        <w:t xml:space="preserve"> </w:t>
-      </w:r>
-      <w:r>
-        <w:t xml:space="preserve">revisiting if full 3-D movement ever needs to be measured.</w:t>
-      </w:r>
-    </w:p>
-    <w:p>
-      <w:pPr>
-        <w:pStyle w:val="BodyText"/>
-      </w:pPr>
-      <w:r>
-        <w:rPr>
-          <w:bCs/>
-          <w:b/>
-        </w:rPr>
-        <w:t xml:space="preserve">Status:</w:t>
-      </w:r>
-      <w:r>
-        <w:t xml:space="preserve"> </w:t>
-      </w:r>
-      <w:r>
-        <w:t xml:space="preserve">Investigated (analysis only). Not recommended for the current use.</w:t>
-      </w:r>
-    </w:p>
-    <w:bookmarkStart w:id="77" w:name="a.1-the-proposal"/>
-    <w:p>
-      <w:pPr>
-        <w:pStyle w:val="Heading2"/>
-      </w:pPr>
-      <w:r>
-        <w:t xml:space="preserve">A.1 The proposal</w:t>
-      </w:r>
-    </w:p>
-    <w:p>
-      <w:pPr>
-        <w:pStyle w:val="FirstParagraph"/>
-      </w:pPr>
-      <w:r>
-        <w:t xml:space="preserve">The boards carry a magnetometer (BMM150) that is not used (§4.1). The proposal</w:t>
-      </w:r>
-      <w:r>
-        <w:t xml:space="preserve"> </w:t>
-      </w:r>
-      <w:r>
-        <w:t xml:space="preserve">was to use it to (a) improve accuracy, and/or (b) get an</w:t>
-      </w:r>
-      <w:r>
-        <w:t xml:space="preserve"> </w:t>
-      </w:r>
-      <w:r>
-        <w:rPr>
-          <w:bCs/>
-          <w:b/>
-        </w:rPr>
-        <w:t xml:space="preserve">absolute</w:t>
-      </w:r>
-      <w:r>
-        <w:t xml:space="preserve"> </w:t>
-      </w:r>
-      <w:r>
-        <w:t xml:space="preserve">joint angle</w:t>
-      </w:r>
-      <w:r>
-        <w:t xml:space="preserve"> </w:t>
-      </w:r>
-      <w:r>
-        <w:t xml:space="preserve">instead of the current one, which is</w:t>
-      </w:r>
-      <w:r>
-        <w:t xml:space="preserve"> </w:t>
-      </w:r>
-      <w:r>
-        <w:rPr>
-          <w:bCs/>
-          <w:b/>
-        </w:rPr>
-        <w:t xml:space="preserve">relative</w:t>
-      </w:r>
-      <w:r>
-        <w:t xml:space="preserve"> </w:t>
-      </w:r>
-      <w:r>
-        <w:t xml:space="preserve">to the start pose — on the</w:t>
-      </w:r>
-      <w:r>
-        <w:t xml:space="preserve"> </w:t>
-      </w:r>
-      <w:r>
-        <w:t xml:space="preserve">idea that</w:t>
-      </w:r>
-      <w:r>
-        <w:t xml:space="preserve"> </w:t>
-      </w:r>
-      <w:r>
-        <w:t xml:space="preserve">“</w:t>
-      </w:r>
-      <w:r>
-        <w:t xml:space="preserve">the magnetometer points to north, so it can be a reference for the</w:t>
-      </w:r>
-      <w:r>
-        <w:t xml:space="preserve"> </w:t>
-      </w:r>
-      <w:r>
-        <w:t xml:space="preserve">angle between the segments.</w:t>
-      </w:r>
-      <w:r>
-        <w:t xml:space="preserve">”</w:t>
-      </w:r>
-    </w:p>
-    <w:bookmarkEnd w:id="77"/>
-    <w:bookmarkStart w:id="78" w:name="X0c77c0bc2a1fa86a77f016941ab25743de183a2"/>
-    <w:p>
-      <w:pPr>
-        <w:pStyle w:val="Heading2"/>
-      </w:pPr>
-      <w:r>
-        <w:t xml:space="preserve">A.2 What a magnetometer actually measures</w:t>
-      </w:r>
-    </w:p>
-    <w:p>
-      <w:pPr>
-        <w:numPr>
-          <w:ilvl w:val="0"/>
-          <w:numId w:val="1030"/>
-        </w:numPr>
-        <w:pStyle w:val="Compact"/>
-      </w:pPr>
-      <w:r>
-        <w:t xml:space="preserve">The direction and strength of the local magnetic field, as seen by the board.</w:t>
-      </w:r>
-      <w:r>
-        <w:t xml:space="preserve"> </w:t>
-      </w:r>
-      <w:r>
-        <w:t xml:space="preserve">Turning the board changes the reading; that change is what reveals its</w:t>
-      </w:r>
-      <w:r>
-        <w:t xml:space="preserve"> </w:t>
-      </w:r>
-      <w:r>
-        <w:t xml:space="preserve">orientation.</w:t>
-      </w:r>
-    </w:p>
-    <w:p>
-      <w:pPr>
-        <w:numPr>
-          <w:ilvl w:val="0"/>
-          <w:numId w:val="1030"/>
-        </w:numPr>
-        <w:pStyle w:val="Compact"/>
-      </w:pPr>
-      <w:r>
-        <w:t xml:space="preserve">The field points to</w:t>
-      </w:r>
-      <w:r>
-        <w:t xml:space="preserve"> </w:t>
-      </w:r>
-      <w:r>
-        <w:rPr>
-          <w:bCs/>
-          <w:b/>
-        </w:rPr>
-        <w:t xml:space="preserve">magnetic</w:t>
-      </w:r>
-      <w:r>
-        <w:t xml:space="preserve"> </w:t>
-      </w:r>
-      <w:r>
-        <w:t xml:space="preserve">north and also</w:t>
-      </w:r>
-      <w:r>
-        <w:t xml:space="preserve"> </w:t>
-      </w:r>
-      <w:r>
-        <w:rPr>
-          <w:bCs/>
-          <w:b/>
-        </w:rPr>
-        <w:t xml:space="preserve">dips steeply into the ground</w:t>
-      </w:r>
-      <w:r>
-        <w:t xml:space="preserve"> </w:t>
-      </w:r>
-      <w:r>
-        <w:t xml:space="preserve">(about 60–70° at mid latitudes). It is not a neat horizontal arrow; a compass</w:t>
-      </w:r>
-      <w:r>
-        <w:t xml:space="preserve"> </w:t>
-      </w:r>
-      <w:r>
-        <w:t xml:space="preserve">hides this by using only the horizontal part.</w:t>
-      </w:r>
-    </w:p>
-    <w:p>
-      <w:pPr>
-        <w:numPr>
-          <w:ilvl w:val="0"/>
-          <w:numId w:val="1030"/>
-        </w:numPr>
-        <w:pStyle w:val="Compact"/>
-      </w:pPr>
-      <w:r>
-        <w:t xml:space="preserve">The angle between the magnetic field and gravity depends only on</w:t>
-      </w:r>
-      <w:r>
-        <w:t xml:space="preserve"> </w:t>
-      </w:r>
-      <w:r>
-        <w:rPr>
-          <w:bCs/>
-          <w:b/>
-        </w:rPr>
-        <w:t xml:space="preserve">where you</w:t>
-      </w:r>
-      <w:r>
-        <w:rPr>
-          <w:bCs/>
-          <w:b/>
-        </w:rPr>
-        <w:t xml:space="preserve"> </w:t>
-      </w:r>
-      <w:r>
-        <w:rPr>
-          <w:bCs/>
-          <w:b/>
-        </w:rPr>
-        <w:t xml:space="preserve">are on Earth</w:t>
-      </w:r>
-      <w:r>
-        <w:t xml:space="preserve">, not on the leg, so it says nothing about the joint.</w:t>
-      </w:r>
-    </w:p>
-    <w:bookmarkEnd w:id="78"/>
-    <w:bookmarkStart w:id="79" w:name="a.3-two-separate-jobs-a-scale-and-a-zero"/>
-    <w:p>
-      <w:pPr>
-        <w:pStyle w:val="Heading2"/>
-      </w:pPr>
-      <w:r>
-        <w:t xml:space="preserve">A.3 Two separate jobs: a</w:t>
+        <w:t xml:space="preserve">scale</w:t>
+      </w:r>
+      <w:r>
+        <w:t xml:space="preserve"> </w:t>
+      </w:r>
+      <w:r>
+        <w:t xml:space="preserve">and a</w:t>
       </w:r>
       <w:r>
         <w:t xml:space="preserve"> </w:t>
@@ -7921,13 +7892,416 @@
           <w:iCs/>
           <w:i/>
         </w:rPr>
-        <w:t xml:space="preserve">scale</w:t>
-      </w:r>
-      <w:r>
-        <w:t xml:space="preserve"> </w:t>
-      </w:r>
-      <w:r>
-        <w:t xml:space="preserve">and a</w:t>
+        <w:t xml:space="preserve">zero</w:t>
+      </w:r>
+    </w:p>
+    <w:p>
+      <w:pPr>
+        <w:pStyle w:val="FirstParagraph"/>
+      </w:pPr>
+      <w:r>
+        <w:t xml:space="preserve">Measuring any angle needs two things:</w:t>
+      </w:r>
+    </w:p>
+    <w:p>
+      <w:pPr>
+        <w:numPr>
+          <w:ilvl w:val="0"/>
+          <w:numId w:val="1032"/>
+        </w:numPr>
+        <w:pStyle w:val="Compact"/>
+      </w:pPr>
+      <w:r>
+        <w:rPr>
+          <w:bCs/>
+          <w:b/>
+        </w:rPr>
+        <w:t xml:space="preserve">A scale</w:t>
+      </w:r>
+      <w:r>
+        <w:t xml:space="preserve"> </w:t>
+      </w:r>
+      <w:r>
+        <w:t xml:space="preserve">— how far apart two directions are (like the markings on a ruler).</w:t>
+      </w:r>
+    </w:p>
+    <w:p>
+      <w:pPr>
+        <w:numPr>
+          <w:ilvl w:val="0"/>
+          <w:numId w:val="1032"/>
+        </w:numPr>
+        <w:pStyle w:val="Compact"/>
+      </w:pPr>
+      <w:r>
+        <w:rPr>
+          <w:bCs/>
+          <w:b/>
+        </w:rPr>
+        <w:t xml:space="preserve">A zero</w:t>
+      </w:r>
+      <w:r>
+        <w:t xml:space="preserve"> </w:t>
+      </w:r>
+      <w:r>
+        <w:t xml:space="preserve">— which position counts as 0°.</w:t>
+      </w:r>
+    </w:p>
+    <w:p>
+      <w:pPr>
+        <w:pStyle w:val="FirstParagraph"/>
+      </w:pPr>
+      <w:r>
+        <w:t xml:space="preserve">Sensors on the body are good at the scale. The zero is a question about the</w:t>
+      </w:r>
+      <w:r>
+        <w:t xml:space="preserve"> </w:t>
+      </w:r>
+      <w:r>
+        <w:t xml:space="preserve">person’s anatomy, not about the sensors. This split is the heart of the</w:t>
+      </w:r>
+      <w:r>
+        <w:t xml:space="preserve"> </w:t>
+      </w:r>
+      <w:r>
+        <w:t xml:space="preserve">magnetometer question.</w:t>
+      </w:r>
+    </w:p>
+    <w:bookmarkEnd w:id="83"/>
+    <w:bookmarkStart w:id="84" w:name="a.4-what-the-magnetometer-would-add"/>
+    <w:p>
+      <w:pPr>
+        <w:pStyle w:val="Heading2"/>
+      </w:pPr>
+      <w:r>
+        <w:t xml:space="preserve">A.4 What the magnetometer would add</w:t>
+      </w:r>
+    </w:p>
+    <w:p>
+      <w:pPr>
+        <w:numPr>
+          <w:ilvl w:val="0"/>
+          <w:numId w:val="1033"/>
+        </w:numPr>
+        <w:pStyle w:val="Compact"/>
+      </w:pPr>
+      <w:r>
+        <w:rPr>
+          <w:bCs/>
+          <w:b/>
+        </w:rPr>
+        <w:t xml:space="preserve">Heading.</w:t>
+      </w:r>
+      <w:r>
+        <w:t xml:space="preserve"> </w:t>
+      </w:r>
+      <w:r>
+        <w:t xml:space="preserve">Gravity shows tilt but not which way a board faces; the</w:t>
+      </w:r>
+      <w:r>
+        <w:t xml:space="preserve"> </w:t>
+      </w:r>
+      <w:r>
+        <w:t xml:space="preserve">magnetometer supplies that, like a compass.</w:t>
+      </w:r>
+    </w:p>
+    <w:p>
+      <w:pPr>
+        <w:numPr>
+          <w:ilvl w:val="0"/>
+          <w:numId w:val="1033"/>
+        </w:numPr>
+        <w:pStyle w:val="Compact"/>
+      </w:pPr>
+      <w:r>
+        <w:t xml:space="preserve">With gravity</w:t>
+      </w:r>
+      <w:r>
+        <w:t xml:space="preserve"> </w:t>
+      </w:r>
+      <w:r>
+        <w:rPr>
+          <w:bCs/>
+          <w:b/>
+        </w:rPr>
+        <w:t xml:space="preserve">and</w:t>
+      </w:r>
+      <w:r>
+        <w:t xml:space="preserve"> </w:t>
+      </w:r>
+      <w:r>
+        <w:t xml:space="preserve">the magnetic field, each board’s full 3-D orientation is</w:t>
+      </w:r>
+      <w:r>
+        <w:t xml:space="preserve"> </w:t>
+      </w:r>
+      <w:r>
+        <w:t xml:space="preserve">known, and so is the full, drift-free rotation between the two boards.</w:t>
+      </w:r>
+    </w:p>
+    <w:p>
+      <w:pPr>
+        <w:numPr>
+          <w:ilvl w:val="0"/>
+          <w:numId w:val="1033"/>
+        </w:numPr>
+        <w:pStyle w:val="Compact"/>
+      </w:pPr>
+      <w:r>
+        <w:rPr>
+          <w:bCs/>
+          <w:b/>
+        </w:rPr>
+        <w:t xml:space="preserve">In practice:</w:t>
+      </w:r>
+      <w:r>
+        <w:t xml:space="preserve"> </w:t>
+      </w:r>
+      <w:r>
+        <w:t xml:space="preserve">its only unique contribution is movement</w:t>
+      </w:r>
+      <w:r>
+        <w:t xml:space="preserve"> </w:t>
+      </w:r>
+      <w:r>
+        <w:rPr>
+          <w:bCs/>
+          <w:b/>
+        </w:rPr>
+        <w:t xml:space="preserve">outside the</w:t>
+      </w:r>
+      <w:r>
+        <w:rPr>
+          <w:bCs/>
+          <w:b/>
+        </w:rPr>
+        <w:t xml:space="preserve"> </w:t>
+      </w:r>
+      <w:r>
+        <w:rPr>
+          <w:bCs/>
+          <w:b/>
+        </w:rPr>
+        <w:t xml:space="preserve">side-view plane</w:t>
+      </w:r>
+      <w:r>
+        <w:t xml:space="preserve">. For ordinary knee bending, gravity alone is enough because</w:t>
+      </w:r>
+      <w:r>
+        <w:t xml:space="preserve"> </w:t>
+      </w:r>
+      <w:r>
+        <w:t xml:space="preserve">both boards share the same</w:t>
+      </w:r>
+      <w:r>
+        <w:t xml:space="preserve"> </w:t>
+      </w:r>
+      <w:r>
+        <w:t xml:space="preserve">“</w:t>
+      </w:r>
+      <w:r>
+        <w:t xml:space="preserve">down</w:t>
+      </w:r>
+      <w:r>
+        <w:t xml:space="preserve">”</w:t>
+      </w:r>
+      <w:r>
+        <w:t xml:space="preserve">.</w:t>
+      </w:r>
+    </w:p>
+    <w:bookmarkEnd w:id="84"/>
+    <w:bookmarkStart w:id="85" w:name="X41b781896b0666a3601a1314ba2065d8220b8eb"/>
+    <w:p>
+      <w:pPr>
+        <w:pStyle w:val="Heading2"/>
+      </w:pPr>
+      <w:r>
+        <w:t xml:space="preserve">A.5 Why it does not give an anatomical angle</w:t>
+      </w:r>
+    </w:p>
+    <w:p>
+      <w:pPr>
+        <w:pStyle w:val="FirstParagraph"/>
+      </w:pPr>
+      <w:r>
+        <w:t xml:space="preserve">The joint angle is between the</w:t>
+      </w:r>
+      <w:r>
+        <w:t xml:space="preserve"> </w:t>
+      </w:r>
+      <w:r>
+        <w:rPr>
+          <w:bCs/>
+          <w:b/>
+        </w:rPr>
+        <w:t xml:space="preserve">bones</w:t>
+      </w:r>
+      <w:r>
+        <w:t xml:space="preserve">, not between the</w:t>
+      </w:r>
+      <w:r>
+        <w:t xml:space="preserve"> </w:t>
+      </w:r>
+      <w:r>
+        <w:rPr>
+          <w:bCs/>
+          <w:b/>
+        </w:rPr>
+        <w:t xml:space="preserve">boards</w:t>
+      </w:r>
+      <w:r>
+        <w:t xml:space="preserve">. Each board</w:t>
+      </w:r>
+      <w:r>
+        <w:t xml:space="preserve"> </w:t>
+      </w:r>
+      <w:r>
+        <w:t xml:space="preserve">sits on skin at an unknown angle to its bone. In symbols, with</w:t>
+      </w:r>
+      <w:r>
+        <w:t xml:space="preserve"> </w:t>
+      </w:r>
+      <w:r>
+        <w:rPr>
+          <w:rStyle w:val="VerbatimChar"/>
+        </w:rPr>
+        <w:t xml:space="preserve">R_rel</w:t>
+      </w:r>
+      <w:r>
+        <w:t xml:space="preserve"> </w:t>
+      </w:r>
+      <w:r>
+        <w:t xml:space="preserve">the</w:t>
+      </w:r>
+      <w:r>
+        <w:t xml:space="preserve"> </w:t>
+      </w:r>
+      <w:r>
+        <w:t xml:space="preserve">rotation between the boards and</w:t>
+      </w:r>
+      <w:r>
+        <w:t xml:space="preserve"> </w:t>
+      </w:r>
+      <w:r>
+        <w:rPr>
+          <w:rStyle w:val="VerbatimChar"/>
+        </w:rPr>
+        <w:t xml:space="preserve">M_thigh</w:t>
+      </w:r>
+      <w:r>
+        <w:t xml:space="preserve">,</w:t>
+      </w:r>
+      <w:r>
+        <w:t xml:space="preserve"> </w:t>
+      </w:r>
+      <w:r>
+        <w:rPr>
+          <w:rStyle w:val="VerbatimChar"/>
+        </w:rPr>
+        <w:t xml:space="preserve">M_shank</w:t>
+      </w:r>
+      <w:r>
+        <w:t xml:space="preserve"> </w:t>
+      </w:r>
+      <w:r>
+        <w:t xml:space="preserve">each board’s unknown</w:t>
+      </w:r>
+      <w:r>
+        <w:t xml:space="preserve"> </w:t>
+      </w:r>
+      <w:r>
+        <w:t xml:space="preserve">mounting:</w:t>
+      </w:r>
+    </w:p>
+    <w:p>
+      <w:pPr>
+        <w:pStyle w:val="SourceCode"/>
+      </w:pPr>
+      <w:r>
+        <w:rPr>
+          <w:rStyle w:val="VerbatimChar"/>
+        </w:rPr>
+        <w:t xml:space="preserve">joint = M_thigh⁻¹ · R_rel · M_shank</w:t>
+      </w:r>
+    </w:p>
+    <w:p>
+      <w:pPr>
+        <w:pStyle w:val="FirstParagraph"/>
+      </w:pPr>
+      <w:r>
+        <w:t xml:space="preserve">The magnetometer pins down</w:t>
+      </w:r>
+      <w:r>
+        <w:t xml:space="preserve"> </w:t>
+      </w:r>
+      <w:r>
+        <w:rPr>
+          <w:rStyle w:val="VerbatimChar"/>
+        </w:rPr>
+        <w:t xml:space="preserve">R_rel</w:t>
+      </w:r>
+      <w:r>
+        <w:t xml:space="preserve"> </w:t>
+      </w:r>
+      <w:r>
+        <w:t xml:space="preserve">but tells nothing about the mountings.</w:t>
+      </w:r>
+    </w:p>
+    <w:p>
+      <w:pPr>
+        <w:numPr>
+          <w:ilvl w:val="0"/>
+          <w:numId w:val="1034"/>
+        </w:numPr>
+        <w:pStyle w:val="Compact"/>
+      </w:pPr>
+      <w:r>
+        <w:rPr>
+          <w:bCs/>
+          <w:b/>
+        </w:rPr>
+        <w:t xml:space="preserve">Two meanings of</w:t>
+      </w:r>
+      <w:r>
+        <w:rPr>
+          <w:bCs/>
+          <w:b/>
+        </w:rPr>
+        <w:t xml:space="preserve"> </w:t>
+      </w:r>
+      <w:r>
+        <w:rPr>
+          <w:bCs/>
+          <w:b/>
+        </w:rPr>
+        <w:t xml:space="preserve">“</w:t>
+      </w:r>
+      <w:r>
+        <w:rPr>
+          <w:bCs/>
+          <w:b/>
+        </w:rPr>
+        <w:t xml:space="preserve">absolute</w:t>
+      </w:r>
+      <w:r>
+        <w:rPr>
+          <w:bCs/>
+          <w:b/>
+        </w:rPr>
+        <w:t xml:space="preserve">”</w:t>
+      </w:r>
+      <w:r>
+        <w:rPr>
+          <w:bCs/>
+          <w:b/>
+        </w:rPr>
+        <w:t xml:space="preserve">:</w:t>
+      </w:r>
+      <w:r>
+        <w:t xml:space="preserve"> </w:t>
+      </w:r>
+      <w:r>
+        <w:t xml:space="preserve">absolute</w:t>
       </w:r>
       <w:r>
         <w:t xml:space="preserve"> </w:t>
@@ -7937,416 +8311,19 @@
           <w:iCs/>
           <w:i/>
         </w:rPr>
-        <w:t xml:space="preserve">zero</w:t>
-      </w:r>
-    </w:p>
-    <w:p>
-      <w:pPr>
-        <w:pStyle w:val="FirstParagraph"/>
-      </w:pPr>
-      <w:r>
-        <w:t xml:space="preserve">Measuring any angle needs two things:</w:t>
-      </w:r>
-    </w:p>
-    <w:p>
-      <w:pPr>
-        <w:numPr>
-          <w:ilvl w:val="0"/>
-          <w:numId w:val="1031"/>
-        </w:numPr>
-        <w:pStyle w:val="Compact"/>
-      </w:pPr>
-      <w:r>
-        <w:rPr>
-          <w:bCs/>
-          <w:b/>
-        </w:rPr>
-        <w:t xml:space="preserve">A scale</w:t>
-      </w:r>
-      <w:r>
-        <w:t xml:space="preserve"> </w:t>
-      </w:r>
-      <w:r>
-        <w:t xml:space="preserve">— how far apart two directions are (like the markings on a ruler).</w:t>
-      </w:r>
-    </w:p>
-    <w:p>
-      <w:pPr>
-        <w:numPr>
-          <w:ilvl w:val="0"/>
-          <w:numId w:val="1031"/>
-        </w:numPr>
-        <w:pStyle w:val="Compact"/>
-      </w:pPr>
-      <w:r>
-        <w:rPr>
-          <w:bCs/>
-          <w:b/>
-        </w:rPr>
-        <w:t xml:space="preserve">A zero</w:t>
-      </w:r>
-      <w:r>
-        <w:t xml:space="preserve"> </w:t>
-      </w:r>
-      <w:r>
-        <w:t xml:space="preserve">— which position counts as 0°.</w:t>
-      </w:r>
-    </w:p>
-    <w:p>
-      <w:pPr>
-        <w:pStyle w:val="FirstParagraph"/>
-      </w:pPr>
-      <w:r>
-        <w:t xml:space="preserve">Sensors on the body are good at the scale. The zero is a question about the</w:t>
-      </w:r>
-      <w:r>
-        <w:t xml:space="preserve"> </w:t>
-      </w:r>
-      <w:r>
-        <w:t xml:space="preserve">person’s anatomy, not about the sensors. This split is the heart of the</w:t>
-      </w:r>
-      <w:r>
-        <w:t xml:space="preserve"> </w:t>
-      </w:r>
-      <w:r>
-        <w:t xml:space="preserve">magnetometer question.</w:t>
-      </w:r>
-    </w:p>
-    <w:bookmarkEnd w:id="79"/>
-    <w:bookmarkStart w:id="80" w:name="a.4-what-the-magnetometer-would-add"/>
-    <w:p>
-      <w:pPr>
-        <w:pStyle w:val="Heading2"/>
-      </w:pPr>
-      <w:r>
-        <w:t xml:space="preserve">A.4 What the magnetometer would add</w:t>
-      </w:r>
-    </w:p>
-    <w:p>
-      <w:pPr>
-        <w:numPr>
-          <w:ilvl w:val="0"/>
-          <w:numId w:val="1032"/>
-        </w:numPr>
-        <w:pStyle w:val="Compact"/>
-      </w:pPr>
-      <w:r>
-        <w:rPr>
-          <w:bCs/>
-          <w:b/>
-        </w:rPr>
-        <w:t xml:space="preserve">Heading.</w:t>
-      </w:r>
-      <w:r>
-        <w:t xml:space="preserve"> </w:t>
-      </w:r>
-      <w:r>
-        <w:t xml:space="preserve">Gravity shows tilt but not which way a board faces; the</w:t>
-      </w:r>
-      <w:r>
-        <w:t xml:space="preserve"> </w:t>
-      </w:r>
-      <w:r>
-        <w:t xml:space="preserve">magnetometer supplies that, like a compass.</w:t>
-      </w:r>
-    </w:p>
-    <w:p>
-      <w:pPr>
-        <w:numPr>
-          <w:ilvl w:val="0"/>
-          <w:numId w:val="1032"/>
-        </w:numPr>
-        <w:pStyle w:val="Compact"/>
-      </w:pPr>
-      <w:r>
-        <w:t xml:space="preserve">With gravity</w:t>
-      </w:r>
-      <w:r>
-        <w:t xml:space="preserve"> </w:t>
-      </w:r>
-      <w:r>
-        <w:rPr>
-          <w:bCs/>
-          <w:b/>
-        </w:rPr>
-        <w:t xml:space="preserve">and</w:t>
-      </w:r>
-      <w:r>
-        <w:t xml:space="preserve"> </w:t>
-      </w:r>
-      <w:r>
-        <w:t xml:space="preserve">the magnetic field, each board’s full 3-D orientation is</w:t>
-      </w:r>
-      <w:r>
-        <w:t xml:space="preserve"> </w:t>
-      </w:r>
-      <w:r>
-        <w:t xml:space="preserve">known, and so is the full, drift-free rotation between the two boards.</w:t>
-      </w:r>
-    </w:p>
-    <w:p>
-      <w:pPr>
-        <w:numPr>
-          <w:ilvl w:val="0"/>
-          <w:numId w:val="1032"/>
-        </w:numPr>
-        <w:pStyle w:val="Compact"/>
-      </w:pPr>
-      <w:r>
-        <w:rPr>
-          <w:bCs/>
-          <w:b/>
-        </w:rPr>
-        <w:t xml:space="preserve">In practice:</w:t>
-      </w:r>
-      <w:r>
-        <w:t xml:space="preserve"> </w:t>
-      </w:r>
-      <w:r>
-        <w:t xml:space="preserve">its only unique contribution is movement</w:t>
-      </w:r>
-      <w:r>
-        <w:t xml:space="preserve"> </w:t>
-      </w:r>
-      <w:r>
-        <w:rPr>
-          <w:bCs/>
-          <w:b/>
-        </w:rPr>
-        <w:t xml:space="preserve">outside the</w:t>
-      </w:r>
-      <w:r>
-        <w:rPr>
-          <w:bCs/>
-          <w:b/>
-        </w:rPr>
-        <w:t xml:space="preserve"> </w:t>
-      </w:r>
-      <w:r>
-        <w:rPr>
-          <w:bCs/>
-          <w:b/>
-        </w:rPr>
-        <w:t xml:space="preserve">side-view plane</w:t>
-      </w:r>
-      <w:r>
-        <w:t xml:space="preserve">. For ordinary knee bending, gravity alone is enough because</w:t>
-      </w:r>
-      <w:r>
-        <w:t xml:space="preserve"> </w:t>
-      </w:r>
-      <w:r>
-        <w:t xml:space="preserve">both boards share the same</w:t>
-      </w:r>
-      <w:r>
-        <w:t xml:space="preserve"> </w:t>
-      </w:r>
-      <w:r>
-        <w:t xml:space="preserve">“</w:t>
-      </w:r>
-      <w:r>
-        <w:t xml:space="preserve">down</w:t>
-      </w:r>
-      <w:r>
-        <w:t xml:space="preserve">”</w:t>
-      </w:r>
-      <w:r>
-        <w:t xml:space="preserve">.</w:t>
-      </w:r>
-    </w:p>
-    <w:bookmarkEnd w:id="80"/>
-    <w:bookmarkStart w:id="81" w:name="X41b781896b0666a3601a1314ba2065d8220b8eb"/>
-    <w:p>
-      <w:pPr>
-        <w:pStyle w:val="Heading2"/>
-      </w:pPr>
-      <w:r>
-        <w:t xml:space="preserve">A.5 Why it does not give an anatomical angle</w:t>
-      </w:r>
-    </w:p>
-    <w:p>
-      <w:pPr>
-        <w:pStyle w:val="FirstParagraph"/>
-      </w:pPr>
-      <w:r>
-        <w:t xml:space="preserve">The joint angle is between the</w:t>
-      </w:r>
-      <w:r>
-        <w:t xml:space="preserve"> </w:t>
-      </w:r>
-      <w:r>
-        <w:rPr>
-          <w:bCs/>
-          <w:b/>
-        </w:rPr>
-        <w:t xml:space="preserve">bones</w:t>
-      </w:r>
-      <w:r>
-        <w:t xml:space="preserve">, not between the</w:t>
-      </w:r>
-      <w:r>
-        <w:t xml:space="preserve"> </w:t>
-      </w:r>
-      <w:r>
-        <w:rPr>
-          <w:bCs/>
-          <w:b/>
-        </w:rPr>
-        <w:t xml:space="preserve">boards</w:t>
-      </w:r>
-      <w:r>
-        <w:t xml:space="preserve">. Each board</w:t>
-      </w:r>
-      <w:r>
-        <w:t xml:space="preserve"> </w:t>
-      </w:r>
-      <w:r>
-        <w:t xml:space="preserve">sits on skin at an unknown angle to its bone. In symbols, with</w:t>
-      </w:r>
-      <w:r>
-        <w:t xml:space="preserve"> </w:t>
-      </w:r>
-      <w:r>
-        <w:rPr>
-          <w:rStyle w:val="VerbatimChar"/>
-        </w:rPr>
-        <w:t xml:space="preserve">R_rel</w:t>
-      </w:r>
-      <w:r>
-        <w:t xml:space="preserve"> </w:t>
-      </w:r>
-      <w:r>
-        <w:t xml:space="preserve">the</w:t>
-      </w:r>
-      <w:r>
-        <w:t xml:space="preserve"> </w:t>
-      </w:r>
-      <w:r>
-        <w:t xml:space="preserve">rotation between the boards and</w:t>
-      </w:r>
-      <w:r>
-        <w:t xml:space="preserve"> </w:t>
-      </w:r>
-      <w:r>
-        <w:rPr>
-          <w:rStyle w:val="VerbatimChar"/>
-        </w:rPr>
-        <w:t xml:space="preserve">M_thigh</w:t>
-      </w:r>
-      <w:r>
-        <w:t xml:space="preserve">,</w:t>
-      </w:r>
-      <w:r>
-        <w:t xml:space="preserve"> </w:t>
-      </w:r>
-      <w:r>
-        <w:rPr>
-          <w:rStyle w:val="VerbatimChar"/>
-        </w:rPr>
-        <w:t xml:space="preserve">M_shank</w:t>
-      </w:r>
-      <w:r>
-        <w:t xml:space="preserve"> </w:t>
-      </w:r>
-      <w:r>
-        <w:t xml:space="preserve">each board’s unknown</w:t>
-      </w:r>
-      <w:r>
-        <w:t xml:space="preserve"> </w:t>
-      </w:r>
-      <w:r>
-        <w:t xml:space="preserve">mounting:</w:t>
-      </w:r>
-    </w:p>
-    <w:p>
-      <w:pPr>
-        <w:pStyle w:val="SourceCode"/>
-      </w:pPr>
-      <w:r>
-        <w:rPr>
-          <w:rStyle w:val="VerbatimChar"/>
-        </w:rPr>
-        <w:t xml:space="preserve">joint = M_thigh⁻¹ · R_rel · M_shank</w:t>
-      </w:r>
-    </w:p>
-    <w:p>
-      <w:pPr>
-        <w:pStyle w:val="FirstParagraph"/>
-      </w:pPr>
-      <w:r>
-        <w:t xml:space="preserve">The magnetometer pins down</w:t>
-      </w:r>
-      <w:r>
-        <w:t xml:space="preserve"> </w:t>
-      </w:r>
-      <w:r>
-        <w:rPr>
-          <w:rStyle w:val="VerbatimChar"/>
-        </w:rPr>
-        <w:t xml:space="preserve">R_rel</w:t>
-      </w:r>
-      <w:r>
-        <w:t xml:space="preserve"> </w:t>
-      </w:r>
-      <w:r>
-        <w:t xml:space="preserve">but tells nothing about the mountings.</w:t>
-      </w:r>
-    </w:p>
-    <w:p>
-      <w:pPr>
-        <w:numPr>
-          <w:ilvl w:val="0"/>
-          <w:numId w:val="1033"/>
-        </w:numPr>
-        <w:pStyle w:val="Compact"/>
-      </w:pPr>
-      <w:r>
-        <w:rPr>
-          <w:bCs/>
-          <w:b/>
-        </w:rPr>
-        <w:t xml:space="preserve">Two meanings of</w:t>
-      </w:r>
-      <w:r>
-        <w:rPr>
-          <w:bCs/>
-          <w:b/>
-        </w:rPr>
-        <w:t xml:space="preserve"> </w:t>
-      </w:r>
-      <w:r>
-        <w:rPr>
-          <w:bCs/>
-          <w:b/>
-        </w:rPr>
-        <w:t xml:space="preserve">“</w:t>
-      </w:r>
-      <w:r>
-        <w:rPr>
-          <w:bCs/>
-          <w:b/>
-        </w:rPr>
-        <w:t xml:space="preserve">absolute</w:t>
-      </w:r>
-      <w:r>
-        <w:rPr>
-          <w:bCs/>
-          <w:b/>
-        </w:rPr>
-        <w:t xml:space="preserve">”</w:t>
-      </w:r>
-      <w:r>
-        <w:rPr>
-          <w:bCs/>
-          <w:b/>
-        </w:rPr>
-        <w:t xml:space="preserve">:</w:t>
-      </w:r>
-      <w:r>
-        <w:t xml:space="preserve"> </w:t>
-      </w:r>
-      <w:r>
-        <w:t xml:space="preserve">absolute</w:t>
+        <w:t xml:space="preserve">heading</w:t>
+      </w:r>
+      <w:r>
+        <w:t xml:space="preserve"> </w:t>
+      </w:r>
+      <w:r>
+        <w:t xml:space="preserve">(which way you face), which</w:t>
+      </w:r>
+      <w:r>
+        <w:t xml:space="preserve"> </w:t>
+      </w:r>
+      <w:r>
+        <w:t xml:space="preserve">the magnetometer gives; and an absolute</w:t>
       </w:r>
       <w:r>
         <w:t xml:space="preserve"> </w:t>
@@ -8356,19 +8333,47 @@
           <w:iCs/>
           <w:i/>
         </w:rPr>
-        <w:t xml:space="preserve">heading</w:t>
-      </w:r>
-      <w:r>
-        <w:t xml:space="preserve"> </w:t>
-      </w:r>
-      <w:r>
-        <w:t xml:space="preserve">(which way you face), which</w:t>
-      </w:r>
-      <w:r>
-        <w:t xml:space="preserve"> </w:t>
-      </w:r>
-      <w:r>
-        <w:t xml:space="preserve">the magnetometer gives; and an absolute</w:t>
+        <w:t xml:space="preserve">anatomical zero</w:t>
+      </w:r>
+      <w:r>
+        <w:t xml:space="preserve"> </w:t>
+      </w:r>
+      <w:r>
+        <w:t xml:space="preserve">(the true angle</w:t>
+      </w:r>
+      <w:r>
+        <w:t xml:space="preserve"> </w:t>
+      </w:r>
+      <w:r>
+        <w:t xml:space="preserve">between thigh bone and shin bone), which it does not.</w:t>
+      </w:r>
+    </w:p>
+    <w:p>
+      <w:pPr>
+        <w:numPr>
+          <w:ilvl w:val="0"/>
+          <w:numId w:val="1034"/>
+        </w:numPr>
+        <w:pStyle w:val="Compact"/>
+      </w:pPr>
+      <w:r>
+        <w:rPr>
+          <w:bCs/>
+          <w:b/>
+        </w:rPr>
+        <w:t xml:space="preserve">The deciding example:</w:t>
+      </w:r>
+      <w:r>
+        <w:t xml:space="preserve"> </w:t>
+      </w:r>
+      <w:r>
+        <w:t xml:space="preserve">two people can hold their legs so that both boards</w:t>
+      </w:r>
+      <w:r>
+        <w:t xml:space="preserve"> </w:t>
+      </w:r>
+      <w:r>
+        <w:t xml:space="preserve">give identical readings — accelerometer</w:t>
       </w:r>
       <w:r>
         <w:t xml:space="preserve"> </w:t>
@@ -8378,47 +8383,155 @@
           <w:iCs/>
           <w:i/>
         </w:rPr>
-        <w:t xml:space="preserve">anatomical zero</w:t>
-      </w:r>
-      <w:r>
-        <w:t xml:space="preserve"> </w:t>
-      </w:r>
-      <w:r>
-        <w:t xml:space="preserve">(the true angle</w:t>
-      </w:r>
-      <w:r>
-        <w:t xml:space="preserve"> </w:t>
-      </w:r>
-      <w:r>
-        <w:t xml:space="preserve">between thigh bone and shin bone), which it does not.</w:t>
-      </w:r>
-    </w:p>
-    <w:p>
-      <w:pPr>
-        <w:numPr>
-          <w:ilvl w:val="0"/>
-          <w:numId w:val="1033"/>
-        </w:numPr>
-        <w:pStyle w:val="Compact"/>
-      </w:pPr>
-      <w:r>
-        <w:rPr>
-          <w:bCs/>
-          <w:b/>
-        </w:rPr>
-        <w:t xml:space="preserve">The deciding example:</w:t>
-      </w:r>
-      <w:r>
-        <w:t xml:space="preserve"> </w:t>
-      </w:r>
-      <w:r>
-        <w:t xml:space="preserve">two people can hold their legs so that both boards</w:t>
-      </w:r>
-      <w:r>
-        <w:t xml:space="preserve"> </w:t>
-      </w:r>
-      <w:r>
-        <w:t xml:space="preserve">give identical readings — accelerometer</w:t>
+        <w:t xml:space="preserve">and</w:t>
+      </w:r>
+      <w:r>
+        <w:t xml:space="preserve"> </w:t>
+      </w:r>
+      <w:r>
+        <w:t xml:space="preserve">magnetometer — while one is a</w:t>
+      </w:r>
+      <w:r>
+        <w:t xml:space="preserve"> </w:t>
+      </w:r>
+      <w:r>
+        <w:t xml:space="preserve">healthy knee bent 10° and the other a knee that cannot straighten past 10°.</w:t>
+      </w:r>
+      <w:r>
+        <w:t xml:space="preserve"> </w:t>
+      </w:r>
+      <w:r>
+        <w:t xml:space="preserve">Same data, different clinical truth, so no calculation on the sensor data can</w:t>
+      </w:r>
+      <w:r>
+        <w:t xml:space="preserve"> </w:t>
+      </w:r>
+      <w:r>
+        <w:t xml:space="preserve">tell them apart.</w:t>
+      </w:r>
+    </w:p>
+    <w:p>
+      <w:pPr>
+        <w:numPr>
+          <w:ilvl w:val="0"/>
+          <w:numId w:val="1034"/>
+        </w:numPr>
+        <w:pStyle w:val="Compact"/>
+      </w:pPr>
+      <w:r>
+        <w:rPr>
+          <w:bCs/>
+          <w:b/>
+        </w:rPr>
+        <w:t xml:space="preserve">“</w:t>
+      </w:r>
+      <w:r>
+        <w:rPr>
+          <w:bCs/>
+          <w:b/>
+        </w:rPr>
+        <w:t xml:space="preserve">Straight</w:t>
+      </w:r>
+      <w:r>
+        <w:rPr>
+          <w:bCs/>
+          <w:b/>
+        </w:rPr>
+        <w:t xml:space="preserve">”</w:t>
+      </w:r>
+      <w:r>
+        <w:rPr>
+          <w:bCs/>
+          <w:b/>
+        </w:rPr>
+        <w:t xml:space="preserve"> </w:t>
+      </w:r>
+      <w:r>
+        <w:rPr>
+          <w:bCs/>
+          <w:b/>
+        </w:rPr>
+        <w:t xml:space="preserve">is not a direction in the room.</w:t>
+      </w:r>
+      <w:r>
+        <w:t xml:space="preserve"> </w:t>
+      </w:r>
+      <w:r>
+        <w:t xml:space="preserve">A joint angle does not change</w:t>
+      </w:r>
+      <w:r>
+        <w:t xml:space="preserve"> </w:t>
+      </w:r>
+      <w:r>
+        <w:t xml:space="preserve">when the person turns around; which way the person faces is the only thing the</w:t>
+      </w:r>
+      <w:r>
+        <w:t xml:space="preserve"> </w:t>
+      </w:r>
+      <w:r>
+        <w:t xml:space="preserve">magnetometer adds.</w:t>
+      </w:r>
+    </w:p>
+    <w:p>
+      <w:pPr>
+        <w:pStyle w:val="FirstParagraph"/>
+      </w:pPr>
+      <w:r>
+        <w:t xml:space="preserve">The current method is relative because of the</w:t>
+      </w:r>
+      <w:r>
+        <w:t xml:space="preserve"> </w:t>
+      </w:r>
+      <w:r>
+        <w:rPr>
+          <w:bCs/>
+          <w:b/>
+        </w:rPr>
+        <w:t xml:space="preserve">zeroing hold</w:t>
+      </w:r>
+      <w:r>
+        <w:t xml:space="preserve"> </w:t>
+      </w:r>
+      <w:r>
+        <w:t xml:space="preserve">(§5.3): whatever</w:t>
+      </w:r>
+      <w:r>
+        <w:t xml:space="preserve"> </w:t>
+      </w:r>
+      <w:r>
+        <w:t xml:space="preserve">pose is held becomes 0°, and the unknown mounting cancels out.</w:t>
+      </w:r>
+    </w:p>
+    <w:bookmarkEnd w:id="85"/>
+    <w:bookmarkStart w:id="86" w:name="a.6-trade-offs"/>
+    <w:p>
+      <w:pPr>
+        <w:pStyle w:val="Heading2"/>
+      </w:pPr>
+      <w:r>
+        <w:t xml:space="preserve">A.6 Trade-offs</w:t>
+      </w:r>
+    </w:p>
+    <w:p>
+      <w:pPr>
+        <w:numPr>
+          <w:ilvl w:val="0"/>
+          <w:numId w:val="1035"/>
+        </w:numPr>
+        <w:pStyle w:val="Compact"/>
+      </w:pPr>
+      <w:r>
+        <w:rPr>
+          <w:bCs/>
+          <w:b/>
+        </w:rPr>
+        <w:t xml:space="preserve">The basic choice:</w:t>
+      </w:r>
+      <w:r>
+        <w:t xml:space="preserve"> </w:t>
+      </w:r>
+      <w:r>
+        <w:t xml:space="preserve">either</w:t>
       </w:r>
       <w:r>
         <w:t xml:space="preserve"> </w:t>
@@ -8428,155 +8541,19 @@
           <w:iCs/>
           <w:i/>
         </w:rPr>
-        <w:t xml:space="preserve">and</w:t>
-      </w:r>
-      <w:r>
-        <w:t xml:space="preserve"> </w:t>
-      </w:r>
-      <w:r>
-        <w:t xml:space="preserve">magnetometer — while one is a</w:t>
-      </w:r>
-      <w:r>
-        <w:t xml:space="preserve"> </w:t>
-      </w:r>
-      <w:r>
-        <w:t xml:space="preserve">healthy knee bent 10° and the other a knee that cannot straighten past 10°.</w:t>
-      </w:r>
-      <w:r>
-        <w:t xml:space="preserve"> </w:t>
-      </w:r>
-      <w:r>
-        <w:t xml:space="preserve">Same data, different clinical truth, so no calculation on the sensor data can</w:t>
-      </w:r>
-      <w:r>
-        <w:t xml:space="preserve"> </w:t>
-      </w:r>
-      <w:r>
-        <w:t xml:space="preserve">tell them apart.</w:t>
-      </w:r>
-    </w:p>
-    <w:p>
-      <w:pPr>
-        <w:numPr>
-          <w:ilvl w:val="0"/>
-          <w:numId w:val="1033"/>
-        </w:numPr>
-        <w:pStyle w:val="Compact"/>
-      </w:pPr>
-      <w:r>
-        <w:rPr>
-          <w:bCs/>
-          <w:b/>
-        </w:rPr>
-        <w:t xml:space="preserve">“</w:t>
-      </w:r>
-      <w:r>
-        <w:rPr>
-          <w:bCs/>
-          <w:b/>
-        </w:rPr>
-        <w:t xml:space="preserve">Straight</w:t>
-      </w:r>
-      <w:r>
-        <w:rPr>
-          <w:bCs/>
-          <w:b/>
-        </w:rPr>
-        <w:t xml:space="preserve">”</w:t>
-      </w:r>
-      <w:r>
-        <w:rPr>
-          <w:bCs/>
-          <w:b/>
-        </w:rPr>
-        <w:t xml:space="preserve"> </w:t>
-      </w:r>
-      <w:r>
-        <w:rPr>
-          <w:bCs/>
-          <w:b/>
-        </w:rPr>
-        <w:t xml:space="preserve">is not a direction in the room.</w:t>
-      </w:r>
-      <w:r>
-        <w:t xml:space="preserve"> </w:t>
-      </w:r>
-      <w:r>
-        <w:t xml:space="preserve">A joint angle does not change</w:t>
-      </w:r>
-      <w:r>
-        <w:t xml:space="preserve"> </w:t>
-      </w:r>
-      <w:r>
-        <w:t xml:space="preserve">when the person turns around; which way the person faces is the only thing the</w:t>
-      </w:r>
-      <w:r>
-        <w:t xml:space="preserve"> </w:t>
-      </w:r>
-      <w:r>
-        <w:t xml:space="preserve">magnetometer adds.</w:t>
-      </w:r>
-    </w:p>
-    <w:p>
-      <w:pPr>
-        <w:pStyle w:val="FirstParagraph"/>
-      </w:pPr>
-      <w:r>
-        <w:t xml:space="preserve">The current method is relative because of the</w:t>
-      </w:r>
-      <w:r>
-        <w:t xml:space="preserve"> </w:t>
-      </w:r>
-      <w:r>
-        <w:rPr>
-          <w:bCs/>
-          <w:b/>
-        </w:rPr>
-        <w:t xml:space="preserve">zeroing hold</w:t>
-      </w:r>
-      <w:r>
-        <w:t xml:space="preserve"> </w:t>
-      </w:r>
-      <w:r>
-        <w:t xml:space="preserve">(§5.3): whatever</w:t>
-      </w:r>
-      <w:r>
-        <w:t xml:space="preserve"> </w:t>
-      </w:r>
-      <w:r>
-        <w:t xml:space="preserve">pose is held becomes 0°, and the unknown mounting cancels out.</w:t>
-      </w:r>
-    </w:p>
-    <w:bookmarkEnd w:id="81"/>
-    <w:bookmarkStart w:id="82" w:name="a.6-trade-offs"/>
-    <w:p>
-      <w:pPr>
-        <w:pStyle w:val="Heading2"/>
-      </w:pPr>
-      <w:r>
-        <w:t xml:space="preserve">A.6 Trade-offs</w:t>
-      </w:r>
-    </w:p>
-    <w:p>
-      <w:pPr>
-        <w:numPr>
-          <w:ilvl w:val="0"/>
-          <w:numId w:val="1034"/>
-        </w:numPr>
-        <w:pStyle w:val="Compact"/>
-      </w:pPr>
-      <w:r>
-        <w:rPr>
-          <w:bCs/>
-          <w:b/>
-        </w:rPr>
-        <w:t xml:space="preserve">The basic choice:</w:t>
-      </w:r>
-      <w:r>
-        <w:t xml:space="preserve"> </w:t>
-      </w:r>
-      <w:r>
-        <w:t xml:space="preserve">either</w:t>
+        <w:t xml:space="preserve">measure</w:t>
+      </w:r>
+      <w:r>
+        <w:t xml:space="preserve"> </w:t>
+      </w:r>
+      <w:r>
+        <w:t xml:space="preserve">how each board sits on its bone (an</w:t>
+      </w:r>
+      <w:r>
+        <w:t xml:space="preserve"> </w:t>
+      </w:r>
+      <w:r>
+        <w:t xml:space="preserve">anatomical zero, but placement must then be careful) or</w:t>
       </w:r>
       <w:r>
         <w:t xml:space="preserve"> </w:t>
@@ -8586,19 +8563,153 @@
           <w:iCs/>
           <w:i/>
         </w:rPr>
-        <w:t xml:space="preserve">measure</w:t>
-      </w:r>
-      <w:r>
-        <w:t xml:space="preserve"> </w:t>
-      </w:r>
-      <w:r>
-        <w:t xml:space="preserve">how each board sits on its bone (an</w:t>
-      </w:r>
-      <w:r>
-        <w:t xml:space="preserve"> </w:t>
-      </w:r>
-      <w:r>
-        <w:t xml:space="preserve">anatomical zero, but placement must then be careful) or</w:t>
+        <w:t xml:space="preserve">cancel</w:t>
+      </w:r>
+      <w:r>
+        <w:t xml:space="preserve"> </w:t>
+      </w:r>
+      <w:r>
+        <w:t xml:space="preserve">it by</w:t>
+      </w:r>
+      <w:r>
+        <w:t xml:space="preserve"> </w:t>
+      </w:r>
+      <w:r>
+        <w:t xml:space="preserve">re-zeroing every session (relative zero, placement does not matter). The</w:t>
+      </w:r>
+      <w:r>
+        <w:t xml:space="preserve"> </w:t>
+      </w:r>
+      <w:r>
+        <w:t xml:space="preserve">current design cancels it, which is why placement is not critical. The</w:t>
+      </w:r>
+      <w:r>
+        <w:t xml:space="preserve"> </w:t>
+      </w:r>
+      <w:r>
+        <w:t xml:space="preserve">magnetometer helps with neither.</w:t>
+      </w:r>
+    </w:p>
+    <w:p>
+      <w:pPr>
+        <w:numPr>
+          <w:ilvl w:val="0"/>
+          <w:numId w:val="1035"/>
+        </w:numPr>
+        <w:pStyle w:val="Compact"/>
+      </w:pPr>
+      <w:r>
+        <w:rPr>
+          <w:bCs/>
+          <w:b/>
+        </w:rPr>
+        <w:t xml:space="preserve">Magnetic interference:</w:t>
+      </w:r>
+      <w:r>
+        <w:t xml:space="preserve"> </w:t>
+      </w:r>
+      <w:r>
+        <w:t xml:space="preserve">table and chair legs, treadmills, wheelchairs,</w:t>
+      </w:r>
+      <w:r>
+        <w:t xml:space="preserve"> </w:t>
+      </w:r>
+      <w:r>
+        <w:t xml:space="preserve">steel in floors, batteries, the USB cable and the other board all distort the</w:t>
+      </w:r>
+      <w:r>
+        <w:t xml:space="preserve"> </w:t>
+      </w:r>
+      <w:r>
+        <w:t xml:space="preserve">field. Clinics and gyms are full of these.</w:t>
+      </w:r>
+    </w:p>
+    <w:p>
+      <w:pPr>
+        <w:numPr>
+          <w:ilvl w:val="0"/>
+          <w:numId w:val="1035"/>
+        </w:numPr>
+        <w:pStyle w:val="Compact"/>
+      </w:pPr>
+      <w:r>
+        <w:rPr>
+          <w:bCs/>
+          <w:b/>
+        </w:rPr>
+        <w:t xml:space="preserve">Extra calibration:</w:t>
+      </w:r>
+      <w:r>
+        <w:t xml:space="preserve"> </w:t>
+      </w:r>
+      <w:r>
+        <w:t xml:space="preserve">each board would need a figure-of-eight calibration,</w:t>
+      </w:r>
+      <w:r>
+        <w:t xml:space="preserve"> </w:t>
+      </w:r>
+      <w:r>
+        <w:t xml:space="preserve">repeated whenever conditions change.</w:t>
+      </w:r>
+    </w:p>
+    <w:p>
+      <w:pPr>
+        <w:numPr>
+          <w:ilvl w:val="0"/>
+          <w:numId w:val="1035"/>
+        </w:numPr>
+        <w:pStyle w:val="Compact"/>
+      </w:pPr>
+      <w:r>
+        <w:rPr>
+          <w:bCs/>
+          <w:b/>
+        </w:rPr>
+        <w:t xml:space="preserve">Accuracy gain for knee bending, gait and sit-to-stand:</w:t>
+      </w:r>
+      <w:r>
+        <w:t xml:space="preserve"> </w:t>
+      </w:r>
+      <w:r>
+        <w:t xml:space="preserve">about none.</w:t>
+      </w:r>
+    </w:p>
+    <w:bookmarkEnd w:id="86"/>
+    <w:bookmarkStart w:id="87" w:name="a.7-next-experiments-if-revived"/>
+    <w:p>
+      <w:pPr>
+        <w:pStyle w:val="Heading2"/>
+      </w:pPr>
+      <w:r>
+        <w:t xml:space="preserve">A.7 Next experiments (if revived)</w:t>
+      </w:r>
+    </w:p>
+    <w:p>
+      <w:pPr>
+        <w:numPr>
+          <w:ilvl w:val="0"/>
+          <w:numId w:val="1036"/>
+        </w:numPr>
+        <w:pStyle w:val="Compact"/>
+      </w:pPr>
+      <w:r>
+        <w:rPr>
+          <w:bCs/>
+          <w:b/>
+        </w:rPr>
+        <w:t xml:space="preserve">Check the room first:</w:t>
+      </w:r>
+      <w:r>
+        <w:t xml:space="preserve"> </w:t>
+      </w:r>
+      <w:r>
+        <w:t xml:space="preserve">record the raw magnetic field during a normal</w:t>
+      </w:r>
+      <w:r>
+        <w:t xml:space="preserve"> </w:t>
+      </w:r>
+      <w:r>
+        <w:t xml:space="preserve">session</w:t>
       </w:r>
       <w:r>
         <w:t xml:space="preserve"> </w:t>
@@ -8608,238 +8719,403 @@
           <w:iCs/>
           <w:i/>
         </w:rPr>
-        <w:t xml:space="preserve">cancel</w:t>
-      </w:r>
-      <w:r>
-        <w:t xml:space="preserve"> </w:t>
-      </w:r>
-      <w:r>
-        <w:t xml:space="preserve">it by</w:t>
-      </w:r>
-      <w:r>
-        <w:t xml:space="preserve"> </w:t>
-      </w:r>
-      <w:r>
-        <w:t xml:space="preserve">re-zeroing every session (relative zero, placement does not matter). The</w:t>
-      </w:r>
-      <w:r>
-        <w:t xml:space="preserve"> </w:t>
-      </w:r>
-      <w:r>
-        <w:t xml:space="preserve">current design cancels it, which is why placement is not critical. The</w:t>
-      </w:r>
-      <w:r>
-        <w:t xml:space="preserve"> </w:t>
-      </w:r>
-      <w:r>
-        <w:t xml:space="preserve">magnetometer helps with neither.</w:t>
-      </w:r>
-    </w:p>
-    <w:p>
-      <w:pPr>
-        <w:numPr>
-          <w:ilvl w:val="0"/>
-          <w:numId w:val="1034"/>
-        </w:numPr>
-        <w:pStyle w:val="Compact"/>
-      </w:pPr>
-      <w:r>
-        <w:rPr>
-          <w:bCs/>
-          <w:b/>
-        </w:rPr>
-        <w:t xml:space="preserve">Magnetic interference:</w:t>
-      </w:r>
-      <w:r>
-        <w:t xml:space="preserve"> </w:t>
-      </w:r>
-      <w:r>
-        <w:t xml:space="preserve">table and chair legs, treadmills, wheelchairs,</w:t>
-      </w:r>
-      <w:r>
-        <w:t xml:space="preserve"> </w:t>
-      </w:r>
-      <w:r>
-        <w:t xml:space="preserve">steel in floors, batteries, the USB cable and the other board all distort the</w:t>
-      </w:r>
-      <w:r>
-        <w:t xml:space="preserve"> </w:t>
-      </w:r>
-      <w:r>
-        <w:t xml:space="preserve">field. Clinics and gyms are full of these.</w:t>
-      </w:r>
-    </w:p>
-    <w:p>
-      <w:pPr>
-        <w:numPr>
-          <w:ilvl w:val="0"/>
-          <w:numId w:val="1034"/>
-        </w:numPr>
-        <w:pStyle w:val="Compact"/>
-      </w:pPr>
-      <w:r>
-        <w:rPr>
-          <w:bCs/>
-          <w:b/>
-        </w:rPr>
-        <w:t xml:space="preserve">Extra calibration:</w:t>
-      </w:r>
-      <w:r>
-        <w:t xml:space="preserve"> </w:t>
-      </w:r>
-      <w:r>
-        <w:t xml:space="preserve">each board would need a figure-of-eight calibration,</w:t>
-      </w:r>
-      <w:r>
-        <w:t xml:space="preserve"> </w:t>
-      </w:r>
-      <w:r>
-        <w:t xml:space="preserve">repeated whenever conditions change.</w:t>
-      </w:r>
-    </w:p>
-    <w:p>
-      <w:pPr>
-        <w:numPr>
-          <w:ilvl w:val="0"/>
-          <w:numId w:val="1034"/>
-        </w:numPr>
-        <w:pStyle w:val="Compact"/>
-      </w:pPr>
-      <w:r>
-        <w:rPr>
-          <w:bCs/>
-          <w:b/>
-        </w:rPr>
-        <w:t xml:space="preserve">Accuracy gain for knee bending, gait and sit-to-stand:</w:t>
-      </w:r>
-      <w:r>
-        <w:t xml:space="preserve"> </w:t>
-      </w:r>
-      <w:r>
-        <w:t xml:space="preserve">about none.</w:t>
-      </w:r>
-    </w:p>
-    <w:bookmarkEnd w:id="82"/>
-    <w:bookmarkStart w:id="83" w:name="a.7-next-experiments-if-revived"/>
+        <w:t xml:space="preserve">in the actual test space</w:t>
+      </w:r>
+      <w:r>
+        <w:t xml:space="preserve"> </w:t>
+      </w:r>
+      <w:r>
+        <w:t xml:space="preserve">and plot its strength. If it stays roughly</w:t>
+      </w:r>
+      <w:r>
+        <w:t xml:space="preserve"> </w:t>
+      </w:r>
+      <w:r>
+        <w:t xml:space="preserve">constant (~25–65 µT) as the leg moves, the space is clean enough; large swings</w:t>
+      </w:r>
+      <w:r>
+        <w:t xml:space="preserve"> </w:t>
+      </w:r>
+      <w:r>
+        <w:t xml:space="preserve">mean the magnetometer would add error.</w:t>
+      </w:r>
+    </w:p>
+    <w:p>
+      <w:pPr>
+        <w:numPr>
+          <w:ilvl w:val="0"/>
+          <w:numId w:val="1036"/>
+        </w:numPr>
+        <w:pStyle w:val="Compact"/>
+      </w:pPr>
+      <w:r>
+        <w:rPr>
+          <w:bCs/>
+          <w:b/>
+        </w:rPr>
+        <w:t xml:space="preserve">Compare in 3-D:</w:t>
+      </w:r>
+      <w:r>
+        <w:t xml:space="preserve"> </w:t>
+      </w:r>
+      <w:r>
+        <w:t xml:space="preserve">bring back the old magnetometer code as an option and</w:t>
+      </w:r>
+      <w:r>
+        <w:t xml:space="preserve"> </w:t>
+      </w:r>
+      <w:r>
+        <w:t xml:space="preserve">compare it with the current method on sideways and twisting movements, not</w:t>
+      </w:r>
+      <w:r>
+        <w:t xml:space="preserve"> </w:t>
+      </w:r>
+      <w:r>
+        <w:t xml:space="preserve">ordinary bending.</w:t>
+      </w:r>
+    </w:p>
+    <w:p>
+      <w:pPr>
+        <w:numPr>
+          <w:ilvl w:val="0"/>
+          <w:numId w:val="1036"/>
+        </w:numPr>
+        <w:pStyle w:val="Compact"/>
+      </w:pPr>
+      <w:r>
+        <w:t xml:space="preserve">Go further only if (1) passes and a 3-D requirement actually exists.</w:t>
+      </w:r>
+    </w:p>
+    <w:bookmarkEnd w:id="87"/>
+    <w:bookmarkEnd w:id="88"/>
+    <w:bookmarkStart w:id="93" w:name="X981e3cd5754df6ffd08080a16f367bff4f36eb5"/>
+    <w:p>
+      <w:pPr>
+        <w:pStyle w:val="Heading1"/>
+      </w:pPr>
+      <w:r>
+        <w:t xml:space="preserve">Appendix B — Anatomical angle via functional calibration</w:t>
+      </w:r>
+    </w:p>
+    <w:p>
+      <w:pPr>
+        <w:pStyle w:val="FirstParagraph"/>
+      </w:pPr>
+      <w:r>
+        <w:t xml:space="preserve">To report true anatomical angles (for example, a knee that cannot</w:t>
+      </w:r>
+      <w:r>
+        <w:t xml:space="preserve"> </w:t>
+      </w:r>
+      <w:r>
+        <w:t xml:space="preserve">fully straighten), the software must learn how each board sits on its bone. A</w:t>
+      </w:r>
+      <w:r>
+        <w:t xml:space="preserve"> </w:t>
+      </w:r>
+      <w:r>
+        <w:t xml:space="preserve">short calibration movement that reveals the knee’s hinge axis can do this. Not</w:t>
+      </w:r>
+      <w:r>
+        <w:t xml:space="preserve"> </w:t>
+      </w:r>
+      <w:r>
+        <w:t xml:space="preserve">built yet.</w:t>
+      </w:r>
+    </w:p>
+    <w:p>
+      <w:pPr>
+        <w:pStyle w:val="BodyText"/>
+      </w:pPr>
+      <w:r>
+        <w:rPr>
+          <w:bCs/>
+          <w:b/>
+        </w:rPr>
+        <w:t xml:space="preserve">Status:</w:t>
+      </w:r>
+      <w:r>
+        <w:t xml:space="preserve"> </w:t>
+      </w:r>
+      <w:r>
+        <w:t xml:space="preserve">Identified as the right approach. Not yet prototyped.</w:t>
+      </w:r>
+    </w:p>
+    <w:bookmarkStart w:id="89" w:name="b.1-motivation"/>
     <w:p>
       <w:pPr>
         <w:pStyle w:val="Heading2"/>
       </w:pPr>
       <w:r>
-        <w:t xml:space="preserve">A.7 Next experiments (if revived)</w:t>
-      </w:r>
-    </w:p>
-    <w:p>
-      <w:pPr>
-        <w:numPr>
-          <w:ilvl w:val="0"/>
-          <w:numId w:val="1035"/>
-        </w:numPr>
-        <w:pStyle w:val="Compact"/>
-      </w:pPr>
-      <w:r>
-        <w:rPr>
-          <w:bCs/>
-          <w:b/>
-        </w:rPr>
-        <w:t xml:space="preserve">Check the room first:</w:t>
-      </w:r>
-      <w:r>
-        <w:t xml:space="preserve"> </w:t>
-      </w:r>
-      <w:r>
-        <w:t xml:space="preserve">record the raw magnetic field during a normal</w:t>
-      </w:r>
-      <w:r>
-        <w:t xml:space="preserve"> </w:t>
-      </w:r>
-      <w:r>
-        <w:t xml:space="preserve">session</w:t>
-      </w:r>
-      <w:r>
-        <w:t xml:space="preserve"> </w:t>
-      </w:r>
-      <w:r>
-        <w:rPr>
-          <w:iCs/>
-          <w:i/>
-        </w:rPr>
-        <w:t xml:space="preserve">in the actual test space</w:t>
-      </w:r>
-      <w:r>
-        <w:t xml:space="preserve"> </w:t>
-      </w:r>
-      <w:r>
-        <w:t xml:space="preserve">and plot its strength. If it stays roughly</w:t>
-      </w:r>
-      <w:r>
-        <w:t xml:space="preserve"> </w:t>
-      </w:r>
-      <w:r>
-        <w:t xml:space="preserve">constant (~25–65 µT) as the leg moves, the space is clean enough; large swings</w:t>
-      </w:r>
-      <w:r>
-        <w:t xml:space="preserve"> </w:t>
-      </w:r>
-      <w:r>
-        <w:t xml:space="preserve">mean the magnetometer would add error.</w:t>
-      </w:r>
-    </w:p>
-    <w:p>
-      <w:pPr>
-        <w:numPr>
-          <w:ilvl w:val="0"/>
-          <w:numId w:val="1035"/>
-        </w:numPr>
-        <w:pStyle w:val="Compact"/>
-      </w:pPr>
-      <w:r>
-        <w:rPr>
-          <w:bCs/>
-          <w:b/>
-        </w:rPr>
-        <w:t xml:space="preserve">Compare in 3-D:</w:t>
-      </w:r>
-      <w:r>
-        <w:t xml:space="preserve"> </w:t>
-      </w:r>
-      <w:r>
-        <w:t xml:space="preserve">bring back the old magnetometer code as an option and</w:t>
-      </w:r>
-      <w:r>
-        <w:t xml:space="preserve"> </w:t>
-      </w:r>
-      <w:r>
-        <w:t xml:space="preserve">compare it with the current method on sideways and twisting movements, not</w:t>
-      </w:r>
-      <w:r>
-        <w:t xml:space="preserve"> </w:t>
-      </w:r>
-      <w:r>
-        <w:t xml:space="preserve">ordinary bending.</w:t>
-      </w:r>
-    </w:p>
-    <w:p>
-      <w:pPr>
-        <w:numPr>
-          <w:ilvl w:val="0"/>
-          <w:numId w:val="1035"/>
-        </w:numPr>
-        <w:pStyle w:val="Compact"/>
-      </w:pPr>
-      <w:r>
-        <w:t xml:space="preserve">Go further only if (1) passes and a 3-D requirement actually exists.</w:t>
-      </w:r>
-    </w:p>
-    <w:bookmarkEnd w:id="83"/>
-    <w:bookmarkEnd w:id="84"/>
-    <w:bookmarkStart w:id="89" w:name="X981e3cd5754df6ffd08080a16f367bff4f36eb5"/>
+        <w:t xml:space="preserve">B.1 Motivation</w:t>
+      </w:r>
+    </w:p>
+    <w:p>
+      <w:pPr>
+        <w:pStyle w:val="FirstParagraph"/>
+      </w:pPr>
+      <w:r>
+        <w:t xml:space="preserve">The current angle is relative to the start pose (§5.5), so it cannot report a</w:t>
+      </w:r>
+      <w:r>
+        <w:t xml:space="preserve"> </w:t>
+      </w:r>
+      <w:r>
+        <w:t xml:space="preserve">clinical angle such as a knee that stops 10° short of straight, or compare</w:t>
+      </w:r>
+      <w:r>
+        <w:t xml:space="preserve"> </w:t>
+      </w:r>
+      <w:r>
+        <w:t xml:space="preserve">sessions that were zeroed in different poses. As Appendix A shows, this needs a</w:t>
+      </w:r>
+      <w:r>
+        <w:t xml:space="preserve"> </w:t>
+      </w:r>
+      <w:r>
+        <w:t xml:space="preserve">reference that</w:t>
+      </w:r>
+      <w:r>
+        <w:t xml:space="preserve"> </w:t>
+      </w:r>
+      <w:r>
+        <w:rPr>
+          <w:bCs/>
+          <w:b/>
+        </w:rPr>
+        <w:t xml:space="preserve">sees the anatomy</w:t>
+      </w:r>
+      <w:r>
+        <w:t xml:space="preserve">.</w:t>
+      </w:r>
+    </w:p>
+    <w:bookmarkEnd w:id="89"/>
+    <w:bookmarkStart w:id="90" w:name="b.2-candidate-approaches"/>
+    <w:p>
+      <w:pPr>
+        <w:pStyle w:val="Heading2"/>
+      </w:pPr>
+      <w:r>
+        <w:t xml:space="preserve">B.2 Candidate approaches</w:t>
+      </w:r>
+    </w:p>
+    <w:p>
+      <w:pPr>
+        <w:numPr>
+          <w:ilvl w:val="0"/>
+          <w:numId w:val="1037"/>
+        </w:numPr>
+        <w:pStyle w:val="Compact"/>
+      </w:pPr>
+      <w:r>
+        <w:rPr>
+          <w:bCs/>
+          <w:b/>
+        </w:rPr>
+        <w:t xml:space="preserve">Hinge-axis (functional) calibration:</w:t>
+      </w:r>
+      <w:r>
+        <w:t xml:space="preserve"> </w:t>
+      </w:r>
+      <w:r>
+        <w:t xml:space="preserve">the person does a few pure</w:t>
+      </w:r>
+      <w:r>
+        <w:t xml:space="preserve"> </w:t>
+      </w:r>
+      <w:r>
+        <w:t xml:space="preserve">knee-bending movements. The knee’s hinge axis then shows up in each board’s</w:t>
+      </w:r>
+      <w:r>
+        <w:t xml:space="preserve"> </w:t>
+      </w:r>
+      <w:r>
+        <w:t xml:space="preserve">gyroscope as the main axis of rotation, which reveals how the board sits on the</w:t>
+      </w:r>
+      <w:r>
+        <w:t xml:space="preserve"> </w:t>
+      </w:r>
+      <w:r>
+        <w:t xml:space="preserve">bone. No magnetometer is needed; research-grade motion-sensor systems use this</w:t>
+      </w:r>
+      <w:r>
+        <w:t xml:space="preserve"> </w:t>
+      </w:r>
+      <w:r>
+        <w:t xml:space="preserve">approach.</w:t>
+      </w:r>
+    </w:p>
+    <w:p>
+      <w:pPr>
+        <w:numPr>
+          <w:ilvl w:val="0"/>
+          <w:numId w:val="1037"/>
+        </w:numPr>
+        <w:pStyle w:val="Compact"/>
+      </w:pPr>
+      <w:r>
+        <w:rPr>
+          <w:bCs/>
+          <w:b/>
+        </w:rPr>
+        <w:t xml:space="preserve">Known pose / outside reference:</w:t>
+      </w:r>
+      <w:r>
+        <w:t xml:space="preserve"> </w:t>
+      </w:r>
+      <w:r>
+        <w:t xml:space="preserve">define true full straightening once (with a</w:t>
+      </w:r>
+      <w:r>
+        <w:t xml:space="preserve"> </w:t>
+      </w:r>
+      <w:r>
+        <w:t xml:space="preserve">straight-leg fixture, a manual goniometer or imaging) and anchor the zero to</w:t>
+      </w:r>
+      <w:r>
+        <w:t xml:space="preserve"> </w:t>
+      </w:r>
+      <w:r>
+        <w:t xml:space="preserve">it.</w:t>
+      </w:r>
+    </w:p>
+    <w:bookmarkEnd w:id="90"/>
+    <w:bookmarkStart w:id="91" w:name="b.3-trade-offs"/>
+    <w:p>
+      <w:pPr>
+        <w:pStyle w:val="Heading2"/>
+      </w:pPr>
+      <w:r>
+        <w:t xml:space="preserve">B.3 Trade-offs</w:t>
+      </w:r>
+    </w:p>
+    <w:p>
+      <w:pPr>
+        <w:numPr>
+          <w:ilvl w:val="0"/>
+          <w:numId w:val="1038"/>
+        </w:numPr>
+        <w:pStyle w:val="Compact"/>
+      </w:pPr>
+      <w:r>
+        <w:t xml:space="preserve">Gains an anatomical angle that can be compared across sessions and can show a</w:t>
+      </w:r>
+      <w:r>
+        <w:t xml:space="preserve"> </w:t>
+      </w:r>
+      <w:r>
+        <w:t xml:space="preserve">knee that cannot fully straighten.</w:t>
+      </w:r>
+    </w:p>
+    <w:p>
+      <w:pPr>
+        <w:numPr>
+          <w:ilvl w:val="0"/>
+          <w:numId w:val="1038"/>
+        </w:numPr>
+        <w:pStyle w:val="Compact"/>
+      </w:pPr>
+      <w:r>
+        <w:t xml:space="preserve">Costs more careful placement and a repeatable calibration routine for each</w:t>
+      </w:r>
+      <w:r>
+        <w:t xml:space="preserve"> </w:t>
+      </w:r>
+      <w:r>
+        <w:t xml:space="preserve">person (the</w:t>
+      </w:r>
+      <w:r>
+        <w:t xml:space="preserve"> </w:t>
+      </w:r>
+      <w:r>
+        <w:t xml:space="preserve">“</w:t>
+      </w:r>
+      <w:r>
+        <w:t xml:space="preserve">measure the mounting</w:t>
+      </w:r>
+      <w:r>
+        <w:t xml:space="preserve">”</w:t>
+      </w:r>
+      <w:r>
+        <w:t xml:space="preserve"> </w:t>
+      </w:r>
+      <w:r>
+        <w:t xml:space="preserve">choice in A.6).</w:t>
+      </w:r>
+    </w:p>
+    <w:p>
+      <w:pPr>
+        <w:numPr>
+          <w:ilvl w:val="0"/>
+          <w:numId w:val="1038"/>
+        </w:numPr>
+        <w:pStyle w:val="Compact"/>
+      </w:pPr>
+      <w:r>
+        <w:t xml:space="preserve">Accuracy depends on how purely the calibration movement bends only the knee;</w:t>
+      </w:r>
+      <w:r>
+        <w:t xml:space="preserve"> </w:t>
+      </w:r>
+      <w:r>
+        <w:t xml:space="preserve">it needs checking against a goniometer or another reference method.</w:t>
+      </w:r>
+    </w:p>
+    <w:bookmarkEnd w:id="91"/>
+    <w:bookmarkStart w:id="92" w:name="b.4-next-steps"/>
+    <w:p>
+      <w:pPr>
+        <w:pStyle w:val="Heading2"/>
+      </w:pPr>
+      <w:r>
+        <w:t xml:space="preserve">B.4 Next steps</w:t>
+      </w:r>
+    </w:p>
+    <w:p>
+      <w:pPr>
+        <w:numPr>
+          <w:ilvl w:val="0"/>
+          <w:numId w:val="1039"/>
+        </w:numPr>
+        <w:pStyle w:val="Compact"/>
+      </w:pPr>
+      <w:r>
+        <w:t xml:space="preserve">Build a hinge-axis estimate from a bending-only recording and compare its zero</w:t>
+      </w:r>
+      <w:r>
+        <w:t xml:space="preserve"> </w:t>
+      </w:r>
+      <w:r>
+        <w:t xml:space="preserve">with a manually measured angle at known poses.</w:t>
+      </w:r>
+    </w:p>
+    <w:p>
+      <w:pPr>
+        <w:numPr>
+          <w:ilvl w:val="0"/>
+          <w:numId w:val="1039"/>
+        </w:numPr>
+        <w:pStyle w:val="Compact"/>
+      </w:pPr>
+      <w:r>
+        <w:t xml:space="preserve">Decide whether the clinical use needs anatomical angles at all, or whether</w:t>
+      </w:r>
+      <w:r>
+        <w:t xml:space="preserve"> </w:t>
+      </w:r>
+      <w:r>
+        <w:t xml:space="preserve">differences (range of motion, repetitions, gait, movement quality) are enough.</w:t>
+      </w:r>
+    </w:p>
+    <w:bookmarkEnd w:id="92"/>
+    <w:bookmarkEnd w:id="93"/>
+    <w:bookmarkStart w:id="98" w:name="appendix-c-wireless-bluetooth-links"/>
     <w:p>
       <w:pPr>
         <w:pStyle w:val="Heading1"/>
       </w:pPr>
       <w:r>
-        <w:t xml:space="preserve">Appendix B — Anatomical angle via functional calibration</w:t>
+        <w:t xml:space="preserve">Appendix C — Wireless (Bluetooth) links</w:t>
       </w:r>
     </w:p>
     <w:p>
@@ -8847,35 +9123,19 @@
         <w:pStyle w:val="FirstParagraph"/>
       </w:pPr>
       <w:r>
-        <w:rPr>
-          <w:iCs/>
-          <w:i/>
-        </w:rPr>
-        <w:t xml:space="preserve">In short:</w:t>
-      </w:r>
-      <w:r>
-        <w:t xml:space="preserve"> </w:t>
-      </w:r>
-      <w:r>
-        <w:t xml:space="preserve">to report true anatomical angles (for example, a knee that cannot</w:t>
-      </w:r>
-      <w:r>
-        <w:t xml:space="preserve"> </w:t>
-      </w:r>
-      <w:r>
-        <w:t xml:space="preserve">fully straighten), the software must learn how each board sits on its bone. A</w:t>
-      </w:r>
-      <w:r>
-        <w:t xml:space="preserve"> </w:t>
-      </w:r>
-      <w:r>
-        <w:t xml:space="preserve">short calibration movement that reveals the knee’s hinge axis can do this. Not</w:t>
-      </w:r>
-      <w:r>
-        <w:t xml:space="preserve"> </w:t>
-      </w:r>
-      <w:r>
-        <w:t xml:space="preserve">built yet.</w:t>
+        <w:t xml:space="preserve">The boards already have Bluetooth radios. Using them would remove the</w:t>
+      </w:r>
+      <w:r>
+        <w:t xml:space="preserve"> </w:t>
+      </w:r>
+      <w:r>
+        <w:t xml:space="preserve">wires, mainly for safety and ethics approval, at the cost of batteries and less</w:t>
+      </w:r>
+      <w:r>
+        <w:t xml:space="preserve"> </w:t>
+      </w:r>
+      <w:r>
+        <w:t xml:space="preserve">predictable timing. Not investigated in depth.</w:t>
       </w:r>
     </w:p>
     <w:p>
@@ -8893,16 +9153,16 @@
         <w:t xml:space="preserve"> </w:t>
       </w:r>
       <w:r>
-        <w:t xml:space="preserve">Identified as the right approach. Not yet prototyped.</w:t>
-      </w:r>
-    </w:p>
-    <w:bookmarkStart w:id="85" w:name="b.1-motivation"/>
+        <w:t xml:space="preserve">Idea raised; not investigated in depth.</w:t>
+      </w:r>
+    </w:p>
+    <w:bookmarkStart w:id="94" w:name="c.1-motivation"/>
     <w:p>
       <w:pPr>
         <w:pStyle w:val="Heading2"/>
       </w:pPr>
       <w:r>
-        <w:t xml:space="preserve">B.1 Motivation</w:t>
+        <w:t xml:space="preserve">C.1 Motivation</w:t>
       </w:r>
     </w:p>
     <w:p>
@@ -8910,267 +9170,384 @@
         <w:pStyle w:val="FirstParagraph"/>
       </w:pPr>
       <w:r>
-        <w:t xml:space="preserve">The current angle is relative to the start pose (§5.5), so it cannot report a</w:t>
-      </w:r>
-      <w:r>
-        <w:t xml:space="preserve"> </w:t>
-      </w:r>
-      <w:r>
-        <w:t xml:space="preserve">clinical angle such as a knee that stops 10° short of straight, or compare</w:t>
-      </w:r>
-      <w:r>
-        <w:t xml:space="preserve"> </w:t>
-      </w:r>
-      <w:r>
-        <w:t xml:space="preserve">sessions that were zeroed in different poses. As Appendix A shows, this needs a</w:t>
-      </w:r>
-      <w:r>
-        <w:t xml:space="preserve"> </w:t>
-      </w:r>
-      <w:r>
-        <w:t xml:space="preserve">reference that</w:t>
-      </w:r>
-      <w:r>
-        <w:t xml:space="preserve"> </w:t>
-      </w:r>
-      <w:r>
-        <w:rPr>
-          <w:bCs/>
-          <w:b/>
-        </w:rPr>
-        <w:t xml:space="preserve">sees the anatomy</w:t>
-      </w:r>
-      <w:r>
-        <w:t xml:space="preserve">.</w:t>
-      </w:r>
-    </w:p>
-    <w:bookmarkEnd w:id="85"/>
-    <w:bookmarkStart w:id="86" w:name="b.2-candidate-approaches"/>
+        <w:t xml:space="preserve">Two connections could go wireless (Figure 2):</w:t>
+      </w:r>
+    </w:p>
+    <w:p>
+      <w:pPr>
+        <w:numPr>
+          <w:ilvl w:val="0"/>
+          <w:numId w:val="1040"/>
+        </w:numPr>
+        <w:pStyle w:val="Compact"/>
+      </w:pPr>
+      <w:r>
+        <w:rPr>
+          <w:bCs/>
+          <w:b/>
+        </w:rPr>
+        <w:t xml:space="preserve">Link A — shank board ↔ thigh board:</w:t>
+      </w:r>
+      <w:r>
+        <w:t xml:space="preserve"> </w:t>
+      </w:r>
+      <w:r>
+        <w:t xml:space="preserve">today the wire that crosses the knee.</w:t>
+      </w:r>
+    </w:p>
+    <w:p>
+      <w:pPr>
+        <w:numPr>
+          <w:ilvl w:val="0"/>
+          <w:numId w:val="1040"/>
+        </w:numPr>
+        <w:pStyle w:val="Compact"/>
+      </w:pPr>
+      <w:r>
+        <w:rPr>
+          <w:bCs/>
+          <w:b/>
+        </w:rPr>
+        <w:t xml:space="preserve">Link B — thigh board ↔ PC:</w:t>
+      </w:r>
+      <w:r>
+        <w:t xml:space="preserve"> </w:t>
+      </w:r>
+      <w:r>
+        <w:t xml:space="preserve">today the USB cable.</w:t>
+      </w:r>
+    </w:p>
+    <w:p>
+      <w:pPr>
+        <w:pStyle w:val="FirstParagraph"/>
+      </w:pPr>
+      <w:r>
+        <w:rPr>
+          <w:bCs/>
+          <w:b/>
+        </w:rPr>
+        <w:t xml:space="preserve">Main reason: safety and ethics approval.</w:t>
+      </w:r>
+      <w:r>
+        <w:t xml:space="preserve"> </w:t>
+      </w:r>
+      <w:r>
+        <w:t xml:space="preserve">Removing wires — especially one</w:t>
+      </w:r>
+      <w:r>
+        <w:t xml:space="preserve"> </w:t>
+      </w:r>
+      <w:r>
+        <w:t xml:space="preserve">across the joint or one tying the person to a PC — reduces the risk of tripping,</w:t>
+      </w:r>
+      <w:r>
+        <w:t xml:space="preserve"> </w:t>
+      </w:r>
+      <w:r>
+        <w:t xml:space="preserve">tangling and electrical hazards. It also lets people walk and stand up more</w:t>
+      </w:r>
+      <w:r>
+        <w:t xml:space="preserve"> </w:t>
+      </w:r>
+      <w:r>
+        <w:t xml:space="preserve">naturally.</w:t>
+      </w:r>
+    </w:p>
+    <w:bookmarkEnd w:id="94"/>
+    <w:bookmarkStart w:id="95" w:name="c.2-how"/>
     <w:p>
       <w:pPr>
         <w:pStyle w:val="Heading2"/>
       </w:pPr>
       <w:r>
-        <w:t xml:space="preserve">B.2 Candidate approaches</w:t>
-      </w:r>
-    </w:p>
-    <w:p>
-      <w:pPr>
-        <w:numPr>
-          <w:ilvl w:val="0"/>
-          <w:numId w:val="1036"/>
-        </w:numPr>
-        <w:pStyle w:val="Compact"/>
-      </w:pPr>
-      <w:r>
-        <w:rPr>
-          <w:bCs/>
-          <w:b/>
-        </w:rPr>
-        <w:t xml:space="preserve">Hinge-axis (functional) calibration:</w:t>
-      </w:r>
-      <w:r>
-        <w:t xml:space="preserve"> </w:t>
-      </w:r>
-      <w:r>
-        <w:t xml:space="preserve">the person does a few pure</w:t>
-      </w:r>
-      <w:r>
-        <w:t xml:space="preserve"> </w:t>
-      </w:r>
-      <w:r>
-        <w:t xml:space="preserve">knee-bending movements. The knee’s hinge axis then shows up in each board’s</w:t>
-      </w:r>
-      <w:r>
-        <w:t xml:space="preserve"> </w:t>
-      </w:r>
-      <w:r>
-        <w:t xml:space="preserve">gyroscope as the main axis of rotation, which reveals how the board sits on the</w:t>
-      </w:r>
-      <w:r>
-        <w:t xml:space="preserve"> </w:t>
-      </w:r>
-      <w:r>
-        <w:t xml:space="preserve">bone. No magnetometer is needed; research-grade motion-sensor systems use this</w:t>
-      </w:r>
-      <w:r>
-        <w:t xml:space="preserve"> </w:t>
-      </w:r>
-      <w:r>
-        <w:t xml:space="preserve">approach.</w:t>
-      </w:r>
-    </w:p>
-    <w:p>
-      <w:pPr>
-        <w:numPr>
-          <w:ilvl w:val="0"/>
-          <w:numId w:val="1036"/>
-        </w:numPr>
-        <w:pStyle w:val="Compact"/>
-      </w:pPr>
-      <w:r>
-        <w:rPr>
-          <w:bCs/>
-          <w:b/>
-        </w:rPr>
-        <w:t xml:space="preserve">Known pose / outside reference:</w:t>
-      </w:r>
-      <w:r>
-        <w:t xml:space="preserve"> </w:t>
-      </w:r>
-      <w:r>
-        <w:t xml:space="preserve">define true full straightening once (with a</w:t>
-      </w:r>
-      <w:r>
-        <w:t xml:space="preserve"> </w:t>
-      </w:r>
-      <w:r>
-        <w:t xml:space="preserve">straight-leg fixture, a manual goniometer or imaging) and anchor the zero to</w:t>
-      </w:r>
-      <w:r>
-        <w:t xml:space="preserve"> </w:t>
-      </w:r>
-      <w:r>
-        <w:t xml:space="preserve">it.</w:t>
-      </w:r>
-    </w:p>
-    <w:bookmarkEnd w:id="86"/>
-    <w:bookmarkStart w:id="87" w:name="b.3-trade-offs"/>
+        <w:t xml:space="preserve">C.2 How</w:t>
+      </w:r>
+    </w:p>
+    <w:p>
+      <w:pPr>
+        <w:numPr>
+          <w:ilvl w:val="0"/>
+          <w:numId w:val="1041"/>
+        </w:numPr>
+        <w:pStyle w:val="Compact"/>
+      </w:pPr>
+      <w:r>
+        <w:t xml:space="preserve">Bluetooth software on the boards, and a Bluetooth library (such as Python</w:t>
+      </w:r>
+      <w:r>
+        <w:t xml:space="preserve"> </w:t>
+      </w:r>
+      <w:r>
+        <w:rPr>
+          <w:rStyle w:val="VerbatimChar"/>
+        </w:rPr>
+        <w:t xml:space="preserve">bleak</w:t>
+      </w:r>
+      <w:r>
+        <w:t xml:space="preserve">) on the PC in place of the USB serial connection. Each link can be</w:t>
+      </w:r>
+      <w:r>
+        <w:t xml:space="preserve"> </w:t>
+      </w:r>
+      <w:r>
+        <w:t xml:space="preserve">replaced on its own.</w:t>
+      </w:r>
+    </w:p>
+    <w:p>
+      <w:pPr>
+        <w:numPr>
+          <w:ilvl w:val="0"/>
+          <w:numId w:val="1041"/>
+        </w:numPr>
+        <w:pStyle w:val="Compact"/>
+      </w:pPr>
+      <w:r>
+        <w:rPr>
+          <w:bCs/>
+          <w:b/>
+        </w:rPr>
+        <w:t xml:space="preserve">Link B first:</w:t>
+      </w:r>
+      <w:r>
+        <w:t xml:space="preserve"> </w:t>
+      </w:r>
+      <w:r>
+        <w:t xml:space="preserve">it removes the tie to the PC without changing the</w:t>
+      </w:r>
+      <w:r>
+        <w:t xml:space="preserve"> </w:t>
+      </w:r>
+      <w:r>
+        <w:t xml:space="preserve">board-to-board link. Link A removes the wire across the knee.</w:t>
+      </w:r>
+    </w:p>
+    <w:bookmarkEnd w:id="95"/>
+    <w:bookmarkStart w:id="96" w:name="c.3-things-to-watch"/>
     <w:p>
       <w:pPr>
         <w:pStyle w:val="Heading2"/>
       </w:pPr>
       <w:r>
-        <w:t xml:space="preserve">B.3 Trade-offs</w:t>
-      </w:r>
-    </w:p>
-    <w:p>
-      <w:pPr>
-        <w:numPr>
-          <w:ilvl w:val="0"/>
-          <w:numId w:val="1037"/>
-        </w:numPr>
-        <w:pStyle w:val="Compact"/>
-      </w:pPr>
-      <w:r>
-        <w:t xml:space="preserve">Gains an anatomical angle that can be compared across sessions and can show a</w:t>
-      </w:r>
-      <w:r>
-        <w:t xml:space="preserve"> </w:t>
-      </w:r>
-      <w:r>
-        <w:t xml:space="preserve">knee that cannot fully straighten.</w:t>
-      </w:r>
-    </w:p>
-    <w:p>
-      <w:pPr>
-        <w:numPr>
-          <w:ilvl w:val="0"/>
-          <w:numId w:val="1037"/>
-        </w:numPr>
-        <w:pStyle w:val="Compact"/>
-      </w:pPr>
-      <w:r>
-        <w:t xml:space="preserve">Costs more careful placement and a repeatable calibration routine for each</w:t>
-      </w:r>
-      <w:r>
-        <w:t xml:space="preserve"> </w:t>
-      </w:r>
-      <w:r>
-        <w:t xml:space="preserve">person (the</w:t>
-      </w:r>
-      <w:r>
-        <w:t xml:space="preserve"> </w:t>
-      </w:r>
-      <w:r>
-        <w:t xml:space="preserve">“</w:t>
-      </w:r>
-      <w:r>
-        <w:t xml:space="preserve">measure the mounting</w:t>
-      </w:r>
-      <w:r>
-        <w:t xml:space="preserve">”</w:t>
-      </w:r>
-      <w:r>
-        <w:t xml:space="preserve"> </w:t>
-      </w:r>
-      <w:r>
-        <w:t xml:space="preserve">choice in A.6).</w:t>
-      </w:r>
-    </w:p>
-    <w:p>
-      <w:pPr>
-        <w:numPr>
-          <w:ilvl w:val="0"/>
-          <w:numId w:val="1037"/>
-        </w:numPr>
-        <w:pStyle w:val="Compact"/>
-      </w:pPr>
-      <w:r>
-        <w:t xml:space="preserve">Accuracy depends on how purely the calibration movement bends only the knee;</w:t>
-      </w:r>
-      <w:r>
-        <w:t xml:space="preserve"> </w:t>
-      </w:r>
-      <w:r>
-        <w:t xml:space="preserve">it needs checking against a goniometer or another reference method.</w:t>
-      </w:r>
-    </w:p>
-    <w:bookmarkEnd w:id="87"/>
-    <w:bookmarkStart w:id="88" w:name="b.4-next-steps"/>
+        <w:t xml:space="preserve">C.3 Things to watch</w:t>
+      </w:r>
+    </w:p>
+    <w:p>
+      <w:pPr>
+        <w:numPr>
+          <w:ilvl w:val="0"/>
+          <w:numId w:val="1042"/>
+        </w:numPr>
+        <w:pStyle w:val="Compact"/>
+      </w:pPr>
+      <w:r>
+        <w:rPr>
+          <w:bCs/>
+          <w:b/>
+        </w:rPr>
+        <w:t xml:space="preserve">Lost data:</w:t>
+      </w:r>
+      <w:r>
+        <w:t xml:space="preserve"> </w:t>
+      </w:r>
+      <w:r>
+        <w:t xml:space="preserve">the existing gap handling (§6.3, §8.3) helps, but Bluetooth has</w:t>
+      </w:r>
+      <w:r>
+        <w:t xml:space="preserve"> </w:t>
+      </w:r>
+      <w:r>
+        <w:t xml:space="preserve">its own dropouts and reconnections.</w:t>
+      </w:r>
+    </w:p>
+    <w:p>
+      <w:pPr>
+        <w:numPr>
+          <w:ilvl w:val="0"/>
+          <w:numId w:val="1042"/>
+        </w:numPr>
+        <w:pStyle w:val="Compact"/>
+      </w:pPr>
+      <w:r>
+        <w:rPr>
+          <w:bCs/>
+          <w:b/>
+        </w:rPr>
+        <w:t xml:space="preserve">Timing:</w:t>
+      </w:r>
+      <w:r>
+        <w:t xml:space="preserve"> </w:t>
+      </w:r>
+      <w:r>
+        <w:t xml:space="preserve">Bluetooth delivers data in bursts (at least 7.5 ms apart) with</w:t>
+      </w:r>
+      <w:r>
+        <w:t xml:space="preserve"> </w:t>
+      </w:r>
+      <w:r>
+        <w:t xml:space="preserve">uneven delays, so each reading should carry its own time stamp from the board.</w:t>
+      </w:r>
+    </w:p>
+    <w:p>
+      <w:pPr>
+        <w:numPr>
+          <w:ilvl w:val="0"/>
+          <w:numId w:val="1042"/>
+        </w:numPr>
+        <w:pStyle w:val="Compact"/>
+      </w:pPr>
+      <w:r>
+        <w:rPr>
+          <w:bCs/>
+          <w:b/>
+        </w:rPr>
+        <w:t xml:space="preserve">Capacity:</w:t>
+      </w:r>
+      <w:r>
+        <w:t xml:space="preserve"> </w:t>
+      </w:r>
+      <w:r>
+        <w:t xml:space="preserve">50 Hz is possible but with less spare room than the wire;</w:t>
+      </w:r>
+      <w:r>
+        <w:t xml:space="preserve"> </w:t>
+      </w:r>
+      <w:r>
+        <w:t xml:space="preserve">several readings may need to be sent together, or the rate lowered.</w:t>
+      </w:r>
+    </w:p>
+    <w:p>
+      <w:pPr>
+        <w:numPr>
+          <w:ilvl w:val="0"/>
+          <w:numId w:val="1042"/>
+        </w:numPr>
+        <w:pStyle w:val="Compact"/>
+      </w:pPr>
+      <w:r>
+        <w:rPr>
+          <w:bCs/>
+          <w:b/>
+        </w:rPr>
+        <w:t xml:space="preserve">Simpler messages:</w:t>
+      </w:r>
+      <w:r>
+        <w:t xml:space="preserve"> </w:t>
+      </w:r>
+      <w:r>
+        <w:t xml:space="preserve">Bluetooth already separates messages, so the start-marker</w:t>
+      </w:r>
+      <w:r>
+        <w:t xml:space="preserve"> </w:t>
+      </w:r>
+      <w:r>
+        <w:t xml:space="preserve">logic (§6.2) is not needed; the checksum is still worth keeping.</w:t>
+      </w:r>
+    </w:p>
+    <w:p>
+      <w:pPr>
+        <w:numPr>
+          <w:ilvl w:val="0"/>
+          <w:numId w:val="1042"/>
+        </w:numPr>
+        <w:pStyle w:val="Compact"/>
+      </w:pPr>
+      <w:r>
+        <w:rPr>
+          <w:bCs/>
+          <w:b/>
+        </w:rPr>
+        <w:t xml:space="preserve">Power:</w:t>
+      </w:r>
+      <w:r>
+        <w:t xml:space="preserve"> </w:t>
+      </w:r>
+      <w:r>
+        <w:t xml:space="preserve">wireless means a battery on each board (which would also disturb a</w:t>
+      </w:r>
+      <w:r>
+        <w:t xml:space="preserve"> </w:t>
+      </w:r>
+      <w:r>
+        <w:t xml:space="preserve">magnetometer if one were ever used).</w:t>
+      </w:r>
+    </w:p>
+    <w:p>
+      <w:pPr>
+        <w:numPr>
+          <w:ilvl w:val="0"/>
+          <w:numId w:val="1042"/>
+        </w:numPr>
+        <w:pStyle w:val="Compact"/>
+      </w:pPr>
+      <w:r>
+        <w:rPr>
+          <w:bCs/>
+          <w:b/>
+        </w:rPr>
+        <w:t xml:space="preserve">Interference</w:t>
+      </w:r>
+      <w:r>
+        <w:t xml:space="preserve"> </w:t>
+      </w:r>
+      <w:r>
+        <w:t xml:space="preserve">from other 2.4 GHz devices, and reliable reconnection.</w:t>
+      </w:r>
+    </w:p>
+    <w:bookmarkEnd w:id="96"/>
+    <w:bookmarkStart w:id="97" w:name="c.4-next-steps"/>
     <w:p>
       <w:pPr>
         <w:pStyle w:val="Heading2"/>
       </w:pPr>
       <w:r>
-        <w:t xml:space="preserve">B.4 Next steps</w:t>
-      </w:r>
-    </w:p>
-    <w:p>
-      <w:pPr>
-        <w:numPr>
-          <w:ilvl w:val="0"/>
-          <w:numId w:val="1038"/>
-        </w:numPr>
-        <w:pStyle w:val="Compact"/>
-      </w:pPr>
-      <w:r>
-        <w:t xml:space="preserve">Build a hinge-axis estimate from a bending-only recording and compare its zero</w:t>
-      </w:r>
-      <w:r>
-        <w:t xml:space="preserve"> </w:t>
-      </w:r>
-      <w:r>
-        <w:t xml:space="preserve">with a manually measured angle at known poses.</w:t>
-      </w:r>
-    </w:p>
-    <w:p>
-      <w:pPr>
-        <w:numPr>
-          <w:ilvl w:val="0"/>
-          <w:numId w:val="1038"/>
-        </w:numPr>
-        <w:pStyle w:val="Compact"/>
-      </w:pPr>
-      <w:r>
-        <w:t xml:space="preserve">Decide whether the clinical use needs anatomical angles at all, or whether</w:t>
-      </w:r>
-      <w:r>
-        <w:t xml:space="preserve"> </w:t>
-      </w:r>
-      <w:r>
-        <w:t xml:space="preserve">differences (range of motion, repetitions, gait, movement quality) are enough.</w:t>
-      </w:r>
-    </w:p>
-    <w:bookmarkEnd w:id="88"/>
-    <w:bookmarkEnd w:id="89"/>
-    <w:bookmarkStart w:id="94" w:name="appendix-c-wireless-bluetooth-links"/>
+        <w:t xml:space="preserve">C.4 Next steps</w:t>
+      </w:r>
+    </w:p>
+    <w:p>
+      <w:pPr>
+        <w:numPr>
+          <w:ilvl w:val="0"/>
+          <w:numId w:val="1043"/>
+        </w:numPr>
+        <w:pStyle w:val="Compact"/>
+      </w:pPr>
+      <w:r>
+        <w:t xml:space="preserve">Build one link at a time, starting with Link B. Measure the rate, lost data and</w:t>
+      </w:r>
+      <w:r>
+        <w:t xml:space="preserve"> </w:t>
+      </w:r>
+      <w:r>
+        <w:t xml:space="preserve">timing against the wired version, and compare the angle traces.</w:t>
+      </w:r>
+    </w:p>
+    <w:p>
+      <w:pPr>
+        <w:numPr>
+          <w:ilvl w:val="0"/>
+          <w:numId w:val="1043"/>
+        </w:numPr>
+        <w:pStyle w:val="Compact"/>
+      </w:pPr>
+      <w:r>
+        <w:t xml:space="preserve">Decide for each link whether the safety benefit is worth the extra variability</w:t>
+      </w:r>
+      <w:r>
+        <w:t xml:space="preserve"> </w:t>
+      </w:r>
+      <w:r>
+        <w:t xml:space="preserve">for the planned study.</w:t>
+      </w:r>
+    </w:p>
+    <w:bookmarkEnd w:id="97"/>
+    <w:bookmarkEnd w:id="98"/>
+    <w:bookmarkStart w:id="103" w:name="appendix-d-more-sensors-and-joints"/>
     <w:p>
       <w:pPr>
         <w:pStyle w:val="Heading1"/>
       </w:pPr>
       <w:r>
-        <w:t xml:space="preserve">Appendix C — Wireless (Bluetooth) links</w:t>
+        <w:t xml:space="preserve">Appendix D — More sensors and joints</w:t>
       </w:r>
     </w:p>
     <w:p>
@@ -9178,29 +9555,19 @@
         <w:pStyle w:val="FirstParagraph"/>
       </w:pPr>
       <w:r>
-        <w:rPr>
-          <w:iCs/>
-          <w:i/>
-        </w:rPr>
-        <w:t xml:space="preserve">In short:</w:t>
-      </w:r>
-      <w:r>
-        <w:t xml:space="preserve"> </w:t>
-      </w:r>
-      <w:r>
-        <w:t xml:space="preserve">the boards already have Bluetooth radios. Using them would remove the</w:t>
-      </w:r>
-      <w:r>
-        <w:t xml:space="preserve"> </w:t>
-      </w:r>
-      <w:r>
-        <w:t xml:space="preserve">wires, mainly for safety and ethics approval, at the cost of batteries and less</w:t>
-      </w:r>
-      <w:r>
-        <w:t xml:space="preserve"> </w:t>
-      </w:r>
-      <w:r>
-        <w:t xml:space="preserve">predictable timing. Not investigated in depth.</w:t>
+        <w:t xml:space="preserve">Measuring more than one joint (for example hip, knee and ankle, or</w:t>
+      </w:r>
+      <w:r>
+        <w:t xml:space="preserve"> </w:t>
+      </w:r>
+      <w:r>
+        <w:t xml:space="preserve">both knees) needs more boards, a way to tell them apart, and careful time</w:t>
+      </w:r>
+      <w:r>
+        <w:t xml:space="preserve"> </w:t>
+      </w:r>
+      <w:r>
+        <w:t xml:space="preserve">matching between them. Not investigated in depth.</w:t>
       </w:r>
     </w:p>
     <w:p>
@@ -9221,13 +9588,13 @@
         <w:t xml:space="preserve">Idea raised; not investigated in depth.</w:t>
       </w:r>
     </w:p>
-    <w:bookmarkStart w:id="90" w:name="c.1-motivation"/>
+    <w:bookmarkStart w:id="99" w:name="d.1-motivation"/>
     <w:p>
       <w:pPr>
         <w:pStyle w:val="Heading2"/>
       </w:pPr>
       <w:r>
-        <w:t xml:space="preserve">C.1 Motivation</w:t>
+        <w:t xml:space="preserve">D.1 Motivation</w:t>
       </w:r>
     </w:p>
     <w:p>
@@ -9235,228 +9602,211 @@
         <w:pStyle w:val="FirstParagraph"/>
       </w:pPr>
       <w:r>
-        <w:t xml:space="preserve">Two connections could go wireless (Figure 2):</w:t>
-      </w:r>
-    </w:p>
-    <w:p>
-      <w:pPr>
-        <w:numPr>
-          <w:ilvl w:val="0"/>
-          <w:numId w:val="1039"/>
-        </w:numPr>
-        <w:pStyle w:val="Compact"/>
-      </w:pPr>
-      <w:r>
-        <w:rPr>
-          <w:bCs/>
-          <w:b/>
-        </w:rPr>
-        <w:t xml:space="preserve">Link A — shank board ↔ thigh board:</w:t>
-      </w:r>
-      <w:r>
-        <w:t xml:space="preserve"> </w:t>
-      </w:r>
-      <w:r>
-        <w:t xml:space="preserve">today the wire that crosses the knee.</w:t>
-      </w:r>
-    </w:p>
-    <w:p>
-      <w:pPr>
-        <w:numPr>
-          <w:ilvl w:val="0"/>
-          <w:numId w:val="1039"/>
-        </w:numPr>
-        <w:pStyle w:val="Compact"/>
-      </w:pPr>
-      <w:r>
-        <w:rPr>
-          <w:bCs/>
-          <w:b/>
-        </w:rPr>
-        <w:t xml:space="preserve">Link B — thigh board ↔ PC:</w:t>
-      </w:r>
-      <w:r>
-        <w:t xml:space="preserve"> </w:t>
-      </w:r>
-      <w:r>
-        <w:t xml:space="preserve">today the USB cable.</w:t>
-      </w:r>
-    </w:p>
-    <w:p>
-      <w:pPr>
-        <w:pStyle w:val="FirstParagraph"/>
-      </w:pPr>
-      <w:r>
-        <w:rPr>
-          <w:bCs/>
-          <w:b/>
-        </w:rPr>
-        <w:t xml:space="preserve">Main reason: safety and ethics approval.</w:t>
-      </w:r>
-      <w:r>
-        <w:t xml:space="preserve"> </w:t>
-      </w:r>
-      <w:r>
-        <w:t xml:space="preserve">Removing wires — especially one</w:t>
-      </w:r>
-      <w:r>
-        <w:t xml:space="preserve"> </w:t>
-      </w:r>
-      <w:r>
-        <w:t xml:space="preserve">across the joint or one tying the person to a PC — reduces the risk of tripping,</w:t>
-      </w:r>
-      <w:r>
-        <w:t xml:space="preserve"> </w:t>
-      </w:r>
-      <w:r>
-        <w:t xml:space="preserve">tangling and electrical hazards. It also lets people walk and stand up more</w:t>
-      </w:r>
-      <w:r>
-        <w:t xml:space="preserve"> </w:t>
-      </w:r>
-      <w:r>
-        <w:t xml:space="preserve">naturally.</w:t>
-      </w:r>
-    </w:p>
-    <w:bookmarkEnd w:id="90"/>
-    <w:bookmarkStart w:id="91" w:name="c.2-how"/>
+        <w:t xml:space="preserve">Today one pair of boards measures one knee. Studies may want a</w:t>
+      </w:r>
+      <w:r>
+        <w:t xml:space="preserve"> </w:t>
+      </w:r>
+      <w:r>
+        <w:rPr>
+          <w:bCs/>
+          <w:b/>
+        </w:rPr>
+        <w:t xml:space="preserve">chain</w:t>
+      </w:r>
+      <w:r>
+        <w:t xml:space="preserve"> </w:t>
+      </w:r>
+      <w:r>
+        <w:t xml:space="preserve">on one</w:t>
+      </w:r>
+      <w:r>
+        <w:t xml:space="preserve"> </w:t>
+      </w:r>
+      <w:r>
+        <w:t xml:space="preserve">leg (thigh + shank + foot for hip, knee and ankle),</w:t>
+      </w:r>
+      <w:r>
+        <w:t xml:space="preserve"> </w:t>
+      </w:r>
+      <w:r>
+        <w:rPr>
+          <w:bCs/>
+          <w:b/>
+        </w:rPr>
+        <w:t xml:space="preserve">both legs</w:t>
+      </w:r>
+      <w:r>
+        <w:t xml:space="preserve">, or more of the</w:t>
+      </w:r>
+      <w:r>
+        <w:t xml:space="preserve"> </w:t>
+      </w:r>
+      <w:r>
+        <w:t xml:space="preserve">lower body. Two layouts were suggested:</w:t>
+      </w:r>
+    </w:p>
+    <w:p>
+      <w:pPr>
+        <w:numPr>
+          <w:ilvl w:val="0"/>
+          <w:numId w:val="1044"/>
+        </w:numPr>
+        <w:pStyle w:val="Compact"/>
+      </w:pPr>
+      <w:r>
+        <w:rPr>
+          <w:bCs/>
+          <w:b/>
+        </w:rPr>
+        <w:t xml:space="preserve">Hub:</w:t>
+      </w:r>
+      <w:r>
+        <w:t xml:space="preserve"> </w:t>
+      </w:r>
+      <w:r>
+        <w:t xml:space="preserve">several sensor boards send to one hub board, which sends a single</w:t>
+      </w:r>
+      <w:r>
+        <w:t xml:space="preserve"> </w:t>
+      </w:r>
+      <w:r>
+        <w:t xml:space="preserve">stream to the PC.</w:t>
+      </w:r>
+    </w:p>
+    <w:p>
+      <w:pPr>
+        <w:numPr>
+          <w:ilvl w:val="0"/>
+          <w:numId w:val="1044"/>
+        </w:numPr>
+        <w:pStyle w:val="Compact"/>
+      </w:pPr>
+      <w:r>
+        <w:rPr>
+          <w:bCs/>
+          <w:b/>
+        </w:rPr>
+        <w:t xml:space="preserve">Independent pairs:</w:t>
+      </w:r>
+      <w:r>
+        <w:t xml:space="preserve"> </w:t>
+      </w:r>
+      <w:r>
+        <w:t xml:space="preserve">several of today’s two-board units, each measuring one</w:t>
+      </w:r>
+      <w:r>
+        <w:t xml:space="preserve"> </w:t>
+      </w:r>
+      <w:r>
+        <w:t xml:space="preserve">joint, combined on the PC.</w:t>
+      </w:r>
+    </w:p>
+    <w:bookmarkEnd w:id="99"/>
+    <w:bookmarkStart w:id="100" w:name="d.2-things-to-consider"/>
     <w:p>
       <w:pPr>
         <w:pStyle w:val="Heading2"/>
       </w:pPr>
       <w:r>
-        <w:t xml:space="preserve">C.2 How</w:t>
-      </w:r>
-    </w:p>
-    <w:p>
-      <w:pPr>
-        <w:numPr>
-          <w:ilvl w:val="0"/>
-          <w:numId w:val="1040"/>
-        </w:numPr>
-        <w:pStyle w:val="Compact"/>
-      </w:pPr>
-      <w:r>
-        <w:t xml:space="preserve">Bluetooth software on the boards, and a Bluetooth library (such as Python</w:t>
-      </w:r>
-      <w:r>
-        <w:t xml:space="preserve"> </w:t>
-      </w:r>
-      <w:r>
-        <w:rPr>
-          <w:rStyle w:val="VerbatimChar"/>
-        </w:rPr>
-        <w:t xml:space="preserve">bleak</w:t>
-      </w:r>
-      <w:r>
-        <w:t xml:space="preserve">) on the PC in place of the USB serial connection. Each link can be</w:t>
-      </w:r>
-      <w:r>
-        <w:t xml:space="preserve"> </w:t>
-      </w:r>
-      <w:r>
-        <w:t xml:space="preserve">replaced on its own.</w:t>
-      </w:r>
-    </w:p>
-    <w:p>
-      <w:pPr>
-        <w:numPr>
-          <w:ilvl w:val="0"/>
-          <w:numId w:val="1040"/>
-        </w:numPr>
-        <w:pStyle w:val="Compact"/>
-      </w:pPr>
-      <w:r>
-        <w:rPr>
-          <w:bCs/>
-          <w:b/>
-        </w:rPr>
-        <w:t xml:space="preserve">Link B first:</w:t>
-      </w:r>
-      <w:r>
-        <w:t xml:space="preserve"> </w:t>
-      </w:r>
-      <w:r>
-        <w:t xml:space="preserve">it removes the tie to the PC without changing the</w:t>
-      </w:r>
-      <w:r>
-        <w:t xml:space="preserve"> </w:t>
-      </w:r>
-      <w:r>
-        <w:t xml:space="preserve">board-to-board link. Link A removes the wire across the knee.</w:t>
-      </w:r>
-    </w:p>
-    <w:bookmarkEnd w:id="91"/>
-    <w:bookmarkStart w:id="92" w:name="c.3-things-to-watch"/>
-    <w:p>
-      <w:pPr>
-        <w:pStyle w:val="Heading2"/>
-      </w:pPr>
-      <w:r>
-        <w:t xml:space="preserve">C.3 Things to watch</w:t>
-      </w:r>
-    </w:p>
-    <w:p>
-      <w:pPr>
-        <w:numPr>
-          <w:ilvl w:val="0"/>
-          <w:numId w:val="1041"/>
-        </w:numPr>
-        <w:pStyle w:val="Compact"/>
-      </w:pPr>
-      <w:r>
-        <w:rPr>
-          <w:bCs/>
-          <w:b/>
-        </w:rPr>
-        <w:t xml:space="preserve">Lost data:</w:t>
-      </w:r>
-      <w:r>
-        <w:t xml:space="preserve"> </w:t>
-      </w:r>
-      <w:r>
-        <w:t xml:space="preserve">the existing gap handling (§6.3, §8.3) helps, but Bluetooth has</w:t>
-      </w:r>
-      <w:r>
-        <w:t xml:space="preserve"> </w:t>
-      </w:r>
-      <w:r>
-        <w:t xml:space="preserve">its own dropouts and reconnections.</w:t>
-      </w:r>
-    </w:p>
-    <w:p>
-      <w:pPr>
-        <w:numPr>
-          <w:ilvl w:val="0"/>
-          <w:numId w:val="1041"/>
-        </w:numPr>
-        <w:pStyle w:val="Compact"/>
-      </w:pPr>
-      <w:r>
-        <w:rPr>
-          <w:bCs/>
-          <w:b/>
-        </w:rPr>
-        <w:t xml:space="preserve">Timing:</w:t>
-      </w:r>
-      <w:r>
-        <w:t xml:space="preserve"> </w:t>
-      </w:r>
-      <w:r>
-        <w:t xml:space="preserve">Bluetooth delivers data in bursts (at least 7.5 ms apart) with</w:t>
-      </w:r>
-      <w:r>
-        <w:t xml:space="preserve"> </w:t>
-      </w:r>
-      <w:r>
-        <w:t xml:space="preserve">uneven delays, so each reading should carry its own time stamp from the board.</w:t>
-      </w:r>
-    </w:p>
-    <w:p>
-      <w:pPr>
-        <w:numPr>
-          <w:ilvl w:val="0"/>
-          <w:numId w:val="1041"/>
+        <w:t xml:space="preserve">D.2 Things to consider</w:t>
+      </w:r>
+    </w:p>
+    <w:p>
+      <w:pPr>
+        <w:numPr>
+          <w:ilvl w:val="0"/>
+          <w:numId w:val="1045"/>
+        </w:numPr>
+        <w:pStyle w:val="Compact"/>
+      </w:pPr>
+      <w:r>
+        <w:rPr>
+          <w:bCs/>
+          <w:b/>
+        </w:rPr>
+        <w:t xml:space="preserve">Wiring points to Bluetooth (Appendix C).</w:t>
+      </w:r>
+      <w:r>
+        <w:t xml:space="preserve"> </w:t>
+      </w:r>
+      <w:r>
+        <w:t xml:space="preserve">Each board has only one wired</w:t>
+      </w:r>
+      <w:r>
+        <w:t xml:space="preserve"> </w:t>
+      </w:r>
+      <w:r>
+        <w:t xml:space="preserve">serial link, so a wired hub cannot connect several boards; a Bluetooth hub can.</w:t>
+      </w:r>
+    </w:p>
+    <w:p>
+      <w:pPr>
+        <w:numPr>
+          <w:ilvl w:val="0"/>
+          <w:numId w:val="1045"/>
+        </w:numPr>
+        <w:pStyle w:val="Compact"/>
+      </w:pPr>
+      <w:r>
+        <w:rPr>
+          <w:bCs/>
+          <w:b/>
+        </w:rPr>
+        <w:t xml:space="preserve">Telling sensors apart:</w:t>
+      </w:r>
+      <w:r>
+        <w:t xml:space="preserve"> </w:t>
+      </w:r>
+      <w:r>
+        <w:t xml:space="preserve">each message needs a sensor ID, and the saved files</w:t>
+      </w:r>
+      <w:r>
+        <w:t xml:space="preserve"> </w:t>
+      </w:r>
+      <w:r>
+        <w:t xml:space="preserve">need a general layout for any number of segments and joints.</w:t>
+      </w:r>
+    </w:p>
+    <w:p>
+      <w:pPr>
+        <w:numPr>
+          <w:ilvl w:val="0"/>
+          <w:numId w:val="1045"/>
+        </w:numPr>
+        <w:pStyle w:val="Compact"/>
+      </w:pPr>
+      <w:r>
+        <w:rPr>
+          <w:bCs/>
+          <w:b/>
+        </w:rPr>
+        <w:t xml:space="preserve">Time matching</w:t>
+      </w:r>
+      <w:r>
+        <w:t xml:space="preserve"> </w:t>
+      </w:r>
+      <w:r>
+        <w:t xml:space="preserve">is the biggest risk: an angle between two segments needs</w:t>
+      </w:r>
+      <w:r>
+        <w:t xml:space="preserve"> </w:t>
+      </w:r>
+      <w:r>
+        <w:t xml:space="preserve">readings taken at the same moment, so all boards need time stamps from a shared</w:t>
+      </w:r>
+      <w:r>
+        <w:t xml:space="preserve"> </w:t>
+      </w:r>
+      <w:r>
+        <w:t xml:space="preserve">clock.</w:t>
+      </w:r>
+    </w:p>
+    <w:p>
+      <w:pPr>
+        <w:numPr>
+          <w:ilvl w:val="0"/>
+          <w:numId w:val="1045"/>
         </w:numPr>
         <w:pStyle w:val="Compact"/>
       </w:pPr>
@@ -9471,431 +9821,6 @@
         <w:t xml:space="preserve"> </w:t>
       </w:r>
       <w:r>
-        <w:t xml:space="preserve">50 Hz is possible but with less spare room than the wire;</w:t>
-      </w:r>
-      <w:r>
-        <w:t xml:space="preserve"> </w:t>
-      </w:r>
-      <w:r>
-        <w:t xml:space="preserve">several readings may need to be sent together, or the rate lowered.</w:t>
-      </w:r>
-    </w:p>
-    <w:p>
-      <w:pPr>
-        <w:numPr>
-          <w:ilvl w:val="0"/>
-          <w:numId w:val="1041"/>
-        </w:numPr>
-        <w:pStyle w:val="Compact"/>
-      </w:pPr>
-      <w:r>
-        <w:rPr>
-          <w:bCs/>
-          <w:b/>
-        </w:rPr>
-        <w:t xml:space="preserve">Simpler messages:</w:t>
-      </w:r>
-      <w:r>
-        <w:t xml:space="preserve"> </w:t>
-      </w:r>
-      <w:r>
-        <w:t xml:space="preserve">Bluetooth already separates messages, so the start-marker</w:t>
-      </w:r>
-      <w:r>
-        <w:t xml:space="preserve"> </w:t>
-      </w:r>
-      <w:r>
-        <w:t xml:space="preserve">logic (§6.2) is not needed; the checksum is still worth keeping.</w:t>
-      </w:r>
-    </w:p>
-    <w:p>
-      <w:pPr>
-        <w:numPr>
-          <w:ilvl w:val="0"/>
-          <w:numId w:val="1041"/>
-        </w:numPr>
-        <w:pStyle w:val="Compact"/>
-      </w:pPr>
-      <w:r>
-        <w:rPr>
-          <w:bCs/>
-          <w:b/>
-        </w:rPr>
-        <w:t xml:space="preserve">Power:</w:t>
-      </w:r>
-      <w:r>
-        <w:t xml:space="preserve"> </w:t>
-      </w:r>
-      <w:r>
-        <w:t xml:space="preserve">wireless means a battery on each board (which would also disturb a</w:t>
-      </w:r>
-      <w:r>
-        <w:t xml:space="preserve"> </w:t>
-      </w:r>
-      <w:r>
-        <w:t xml:space="preserve">magnetometer if one were ever used).</w:t>
-      </w:r>
-    </w:p>
-    <w:p>
-      <w:pPr>
-        <w:numPr>
-          <w:ilvl w:val="0"/>
-          <w:numId w:val="1041"/>
-        </w:numPr>
-        <w:pStyle w:val="Compact"/>
-      </w:pPr>
-      <w:r>
-        <w:rPr>
-          <w:bCs/>
-          <w:b/>
-        </w:rPr>
-        <w:t xml:space="preserve">Interference</w:t>
-      </w:r>
-      <w:r>
-        <w:t xml:space="preserve"> </w:t>
-      </w:r>
-      <w:r>
-        <w:t xml:space="preserve">from other 2.4 GHz devices, and reliable reconnection.</w:t>
-      </w:r>
-    </w:p>
-    <w:bookmarkEnd w:id="92"/>
-    <w:bookmarkStart w:id="93" w:name="c.4-next-steps"/>
-    <w:p>
-      <w:pPr>
-        <w:pStyle w:val="Heading2"/>
-      </w:pPr>
-      <w:r>
-        <w:t xml:space="preserve">C.4 Next steps</w:t>
-      </w:r>
-    </w:p>
-    <w:p>
-      <w:pPr>
-        <w:numPr>
-          <w:ilvl w:val="0"/>
-          <w:numId w:val="1042"/>
-        </w:numPr>
-        <w:pStyle w:val="Compact"/>
-      </w:pPr>
-      <w:r>
-        <w:t xml:space="preserve">Build one link at a time, starting with Link B. Measure the rate, lost data and</w:t>
-      </w:r>
-      <w:r>
-        <w:t xml:space="preserve"> </w:t>
-      </w:r>
-      <w:r>
-        <w:t xml:space="preserve">timing against the wired version, and compare the angle traces.</w:t>
-      </w:r>
-    </w:p>
-    <w:p>
-      <w:pPr>
-        <w:numPr>
-          <w:ilvl w:val="0"/>
-          <w:numId w:val="1042"/>
-        </w:numPr>
-        <w:pStyle w:val="Compact"/>
-      </w:pPr>
-      <w:r>
-        <w:t xml:space="preserve">Decide for each link whether the safety benefit is worth the extra variability</w:t>
-      </w:r>
-      <w:r>
-        <w:t xml:space="preserve"> </w:t>
-      </w:r>
-      <w:r>
-        <w:t xml:space="preserve">for the planned study.</w:t>
-      </w:r>
-    </w:p>
-    <w:bookmarkEnd w:id="93"/>
-    <w:bookmarkEnd w:id="94"/>
-    <w:bookmarkStart w:id="99" w:name="appendix-d-more-sensors-and-joints"/>
-    <w:p>
-      <w:pPr>
-        <w:pStyle w:val="Heading1"/>
-      </w:pPr>
-      <w:r>
-        <w:t xml:space="preserve">Appendix D — More sensors and joints</w:t>
-      </w:r>
-    </w:p>
-    <w:p>
-      <w:pPr>
-        <w:pStyle w:val="FirstParagraph"/>
-      </w:pPr>
-      <w:r>
-        <w:rPr>
-          <w:iCs/>
-          <w:i/>
-        </w:rPr>
-        <w:t xml:space="preserve">In short:</w:t>
-      </w:r>
-      <w:r>
-        <w:t xml:space="preserve"> </w:t>
-      </w:r>
-      <w:r>
-        <w:t xml:space="preserve">measuring more than one joint (for example hip, knee and ankle, or</w:t>
-      </w:r>
-      <w:r>
-        <w:t xml:space="preserve"> </w:t>
-      </w:r>
-      <w:r>
-        <w:t xml:space="preserve">both knees) needs more boards, a way to tell them apart, and careful time</w:t>
-      </w:r>
-      <w:r>
-        <w:t xml:space="preserve"> </w:t>
-      </w:r>
-      <w:r>
-        <w:t xml:space="preserve">matching between them. Not investigated in depth.</w:t>
-      </w:r>
-    </w:p>
-    <w:p>
-      <w:pPr>
-        <w:pStyle w:val="BodyText"/>
-      </w:pPr>
-      <w:r>
-        <w:rPr>
-          <w:bCs/>
-          <w:b/>
-        </w:rPr>
-        <w:t xml:space="preserve">Status:</w:t>
-      </w:r>
-      <w:r>
-        <w:t xml:space="preserve"> </w:t>
-      </w:r>
-      <w:r>
-        <w:t xml:space="preserve">Idea raised; not investigated in depth.</w:t>
-      </w:r>
-    </w:p>
-    <w:bookmarkStart w:id="95" w:name="d.1-motivation"/>
-    <w:p>
-      <w:pPr>
-        <w:pStyle w:val="Heading2"/>
-      </w:pPr>
-      <w:r>
-        <w:t xml:space="preserve">D.1 Motivation</w:t>
-      </w:r>
-    </w:p>
-    <w:p>
-      <w:pPr>
-        <w:pStyle w:val="FirstParagraph"/>
-      </w:pPr>
-      <w:r>
-        <w:t xml:space="preserve">Today one pair of boards measures one knee. Studies may want a</w:t>
-      </w:r>
-      <w:r>
-        <w:t xml:space="preserve"> </w:t>
-      </w:r>
-      <w:r>
-        <w:rPr>
-          <w:bCs/>
-          <w:b/>
-        </w:rPr>
-        <w:t xml:space="preserve">chain</w:t>
-      </w:r>
-      <w:r>
-        <w:t xml:space="preserve"> </w:t>
-      </w:r>
-      <w:r>
-        <w:t xml:space="preserve">on one</w:t>
-      </w:r>
-      <w:r>
-        <w:t xml:space="preserve"> </w:t>
-      </w:r>
-      <w:r>
-        <w:t xml:space="preserve">leg (thigh + shank + foot for hip, knee and ankle),</w:t>
-      </w:r>
-      <w:r>
-        <w:t xml:space="preserve"> </w:t>
-      </w:r>
-      <w:r>
-        <w:rPr>
-          <w:bCs/>
-          <w:b/>
-        </w:rPr>
-        <w:t xml:space="preserve">both legs</w:t>
-      </w:r>
-      <w:r>
-        <w:t xml:space="preserve">, or more of the</w:t>
-      </w:r>
-      <w:r>
-        <w:t xml:space="preserve"> </w:t>
-      </w:r>
-      <w:r>
-        <w:t xml:space="preserve">lower body. Two layouts were suggested:</w:t>
-      </w:r>
-    </w:p>
-    <w:p>
-      <w:pPr>
-        <w:numPr>
-          <w:ilvl w:val="0"/>
-          <w:numId w:val="1043"/>
-        </w:numPr>
-        <w:pStyle w:val="Compact"/>
-      </w:pPr>
-      <w:r>
-        <w:rPr>
-          <w:bCs/>
-          <w:b/>
-        </w:rPr>
-        <w:t xml:space="preserve">Hub:</w:t>
-      </w:r>
-      <w:r>
-        <w:t xml:space="preserve"> </w:t>
-      </w:r>
-      <w:r>
-        <w:t xml:space="preserve">several sensor boards send to one hub board, which sends a single</w:t>
-      </w:r>
-      <w:r>
-        <w:t xml:space="preserve"> </w:t>
-      </w:r>
-      <w:r>
-        <w:t xml:space="preserve">stream to the PC.</w:t>
-      </w:r>
-    </w:p>
-    <w:p>
-      <w:pPr>
-        <w:numPr>
-          <w:ilvl w:val="0"/>
-          <w:numId w:val="1043"/>
-        </w:numPr>
-        <w:pStyle w:val="Compact"/>
-      </w:pPr>
-      <w:r>
-        <w:rPr>
-          <w:bCs/>
-          <w:b/>
-        </w:rPr>
-        <w:t xml:space="preserve">Independent pairs:</w:t>
-      </w:r>
-      <w:r>
-        <w:t xml:space="preserve"> </w:t>
-      </w:r>
-      <w:r>
-        <w:t xml:space="preserve">several of today’s two-board units, each measuring one</w:t>
-      </w:r>
-      <w:r>
-        <w:t xml:space="preserve"> </w:t>
-      </w:r>
-      <w:r>
-        <w:t xml:space="preserve">joint, combined on the PC.</w:t>
-      </w:r>
-    </w:p>
-    <w:bookmarkEnd w:id="95"/>
-    <w:bookmarkStart w:id="96" w:name="d.2-things-to-consider"/>
-    <w:p>
-      <w:pPr>
-        <w:pStyle w:val="Heading2"/>
-      </w:pPr>
-      <w:r>
-        <w:t xml:space="preserve">D.2 Things to consider</w:t>
-      </w:r>
-    </w:p>
-    <w:p>
-      <w:pPr>
-        <w:numPr>
-          <w:ilvl w:val="0"/>
-          <w:numId w:val="1044"/>
-        </w:numPr>
-        <w:pStyle w:val="Compact"/>
-      </w:pPr>
-      <w:r>
-        <w:rPr>
-          <w:bCs/>
-          <w:b/>
-        </w:rPr>
-        <w:t xml:space="preserve">Wiring points to Bluetooth (Appendix C).</w:t>
-      </w:r>
-      <w:r>
-        <w:t xml:space="preserve"> </w:t>
-      </w:r>
-      <w:r>
-        <w:t xml:space="preserve">Each board has only one wired</w:t>
-      </w:r>
-      <w:r>
-        <w:t xml:space="preserve"> </w:t>
-      </w:r>
-      <w:r>
-        <w:t xml:space="preserve">serial link, so a wired hub cannot connect several boards; a Bluetooth hub can.</w:t>
-      </w:r>
-    </w:p>
-    <w:p>
-      <w:pPr>
-        <w:numPr>
-          <w:ilvl w:val="0"/>
-          <w:numId w:val="1044"/>
-        </w:numPr>
-        <w:pStyle w:val="Compact"/>
-      </w:pPr>
-      <w:r>
-        <w:rPr>
-          <w:bCs/>
-          <w:b/>
-        </w:rPr>
-        <w:t xml:space="preserve">Telling sensors apart:</w:t>
-      </w:r>
-      <w:r>
-        <w:t xml:space="preserve"> </w:t>
-      </w:r>
-      <w:r>
-        <w:t xml:space="preserve">each message needs a sensor ID, and the saved files</w:t>
-      </w:r>
-      <w:r>
-        <w:t xml:space="preserve"> </w:t>
-      </w:r>
-      <w:r>
-        <w:t xml:space="preserve">need a general layout for any number of segments and joints.</w:t>
-      </w:r>
-    </w:p>
-    <w:p>
-      <w:pPr>
-        <w:numPr>
-          <w:ilvl w:val="0"/>
-          <w:numId w:val="1044"/>
-        </w:numPr>
-        <w:pStyle w:val="Compact"/>
-      </w:pPr>
-      <w:r>
-        <w:rPr>
-          <w:bCs/>
-          <w:b/>
-        </w:rPr>
-        <w:t xml:space="preserve">Time matching</w:t>
-      </w:r>
-      <w:r>
-        <w:t xml:space="preserve"> </w:t>
-      </w:r>
-      <w:r>
-        <w:t xml:space="preserve">is the biggest risk: an angle between two segments needs</w:t>
-      </w:r>
-      <w:r>
-        <w:t xml:space="preserve"> </w:t>
-      </w:r>
-      <w:r>
-        <w:t xml:space="preserve">readings taken at the same moment, so all boards need time stamps from a shared</w:t>
-      </w:r>
-      <w:r>
-        <w:t xml:space="preserve"> </w:t>
-      </w:r>
-      <w:r>
-        <w:t xml:space="preserve">clock.</w:t>
-      </w:r>
-    </w:p>
-    <w:p>
-      <w:pPr>
-        <w:numPr>
-          <w:ilvl w:val="0"/>
-          <w:numId w:val="1044"/>
-        </w:numPr>
-        <w:pStyle w:val="Compact"/>
-      </w:pPr>
-      <w:r>
-        <w:rPr>
-          <w:bCs/>
-          <w:b/>
-        </w:rPr>
-        <w:t xml:space="preserve">Capacity:</w:t>
-      </w:r>
-      <w:r>
-        <w:t xml:space="preserve"> </w:t>
-      </w:r>
-      <w:r>
         <w:t xml:space="preserve">many sensors at 50 Hz share one link, which may limit the rate or</w:t>
       </w:r>
       <w:r>
@@ -9909,7 +9834,7 @@
       <w:pPr>
         <w:numPr>
           <w:ilvl w:val="0"/>
-          <w:numId w:val="1044"/>
+          <w:numId w:val="1045"/>
         </w:numPr>
         <w:pStyle w:val="Compact"/>
       </w:pPr>
@@ -9933,8 +9858,8 @@
         <w:t xml:space="preserve">scale with it.</w:t>
       </w:r>
     </w:p>
-    <w:bookmarkEnd w:id="96"/>
-    <w:bookmarkStart w:id="97" w:name="d.3-layout-trade-off"/>
+    <w:bookmarkEnd w:id="100"/>
+    <w:bookmarkStart w:id="101" w:name="d.3-layout-trade-off"/>
     <w:p>
       <w:pPr>
         <w:pStyle w:val="Heading2"/>
@@ -10117,8 +10042,8 @@
         </w:tc>
       </w:tr>
     </w:tbl>
-    <w:bookmarkEnd w:id="97"/>
-    <w:bookmarkStart w:id="98" w:name="d.4-next-steps"/>
+    <w:bookmarkEnd w:id="101"/>
+    <w:bookmarkStart w:id="102" w:name="d.4-next-steps"/>
     <w:p>
       <w:pPr>
         <w:pStyle w:val="Heading2"/>
@@ -10131,7 +10056,7 @@
       <w:pPr>
         <w:numPr>
           <w:ilvl w:val="0"/>
-          <w:numId w:val="1045"/>
+          <w:numId w:val="1046"/>
         </w:numPr>
         <w:pStyle w:val="Compact"/>
       </w:pPr>
@@ -10149,7 +10074,7 @@
       <w:pPr>
         <w:numPr>
           <w:ilvl w:val="0"/>
-          <w:numId w:val="1045"/>
+          <w:numId w:val="1046"/>
         </w:numPr>
         <w:pStyle w:val="Compact"/>
       </w:pPr>
@@ -10167,7 +10092,7 @@
       <w:pPr>
         <w:numPr>
           <w:ilvl w:val="0"/>
-          <w:numId w:val="1045"/>
+          <w:numId w:val="1046"/>
         </w:numPr>
         <w:pStyle w:val="Compact"/>
       </w:pPr>
@@ -10181,8 +10106,8 @@
         <w:t xml:space="preserve">independent pairs when modularity matters more.</w:t>
       </w:r>
     </w:p>
-    <w:bookmarkEnd w:id="98"/>
-    <w:bookmarkEnd w:id="99"/>
+    <w:bookmarkEnd w:id="102"/>
+    <w:bookmarkEnd w:id="103"/>
     <w:sectPr>
       <w:pgSz w:h="15840" w:w="12240"/>
       <w:pgMar w:bottom="1080" w:left="1080" w:right="1080" w:top="1080"/>
@@ -10550,6 +10475,9 @@
     <w:abstractNumId w:val="991"/>
   </w:num>
   <w:num w:numId="1014">
+    <w:abstractNumId w:val="991"/>
+  </w:num>
+  <w:num w:numId="1015">
     <w:abstractNumId w:val="99411"/>
     <w:lvlOverride w:ilvl="0">
       <w:startOverride w:val="1"/>
@@ -10578,9 +10506,6 @@
     <w:lvlOverride w:ilvl="8">
       <w:startOverride w:val="1"/>
     </w:lvlOverride>
-  </w:num>
-  <w:num w:numId="1015">
-    <w:abstractNumId w:val="991"/>
   </w:num>
   <w:num w:numId="1016">
     <w:abstractNumId w:val="991"/>
@@ -10628,6 +10553,9 @@
     <w:abstractNumId w:val="991"/>
   </w:num>
   <w:num w:numId="1031">
+    <w:abstractNumId w:val="991"/>
+  </w:num>
+  <w:num w:numId="1032">
     <w:abstractNumId w:val="99411"/>
     <w:lvlOverride w:ilvl="0">
       <w:startOverride w:val="1"/>
@@ -10657,9 +10585,6 @@
       <w:startOverride w:val="1"/>
     </w:lvlOverride>
   </w:num>
-  <w:num w:numId="1032">
-    <w:abstractNumId w:val="991"/>
-  </w:num>
   <w:num w:numId="1033">
     <w:abstractNumId w:val="991"/>
   </w:num>
@@ -10667,6 +10592,9 @@
     <w:abstractNumId w:val="991"/>
   </w:num>
   <w:num w:numId="1035">
+    <w:abstractNumId w:val="991"/>
+  </w:num>
+  <w:num w:numId="1036">
     <w:abstractNumId w:val="99411"/>
     <w:lvlOverride w:ilvl="0">
       <w:startOverride w:val="1"/>
@@ -10696,9 +10624,6 @@
       <w:startOverride w:val="1"/>
     </w:lvlOverride>
   </w:num>
-  <w:num w:numId="1036">
-    <w:abstractNumId w:val="991"/>
-  </w:num>
   <w:num w:numId="1037">
     <w:abstractNumId w:val="991"/>
   </w:num>
@@ -10724,6 +10649,9 @@
     <w:abstractNumId w:val="991"/>
   </w:num>
   <w:num w:numId="1045">
+    <w:abstractNumId w:val="991"/>
+  </w:num>
+  <w:num w:numId="1046">
     <w:abstractNumId w:val="991"/>
   </w:num>
 </w:numbering>

--- a/docs/Project_Handover.docx
+++ b/docs/Project_Handover.docx
@@ -190,7 +190,7 @@
           <w:bCs/>
           <w:b/>
         </w:rPr>
-        <w:t xml:space="preserve">Design decisions (§2–§11):</w:t>
+        <w:t xml:space="preserve">Design decisions (§2–§8):</w:t>
       </w:r>
       <w:r>
         <w:t xml:space="preserve"> </w:t>
@@ -202,7 +202,7 @@
         <w:t xml:space="preserve"> </w:t>
       </w:r>
       <w:r>
-        <w:t xml:space="preserve">were considered.</w:t>
+        <w:t xml:space="preserve">were considered; §8 describes what the software can do.</w:t>
       </w:r>
     </w:p>
     <w:p>
@@ -218,6 +218,34 @@
           <w:bCs/>
           <w:b/>
         </w:rPr>
+        <w:t xml:space="preserve">Testing and future directions (§9–§10):</w:t>
+      </w:r>
+      <w:r>
+        <w:t xml:space="preserve"> </w:t>
+      </w:r>
+      <w:r>
+        <w:t xml:space="preserve">the preliminary stationary test</w:t>
+      </w:r>
+      <w:r>
+        <w:t xml:space="preserve"> </w:t>
+      </w:r>
+      <w:r>
+        <w:t xml:space="preserve">results and a summary of the areas to explore.</w:t>
+      </w:r>
+    </w:p>
+    <w:p>
+      <w:pPr>
+        <w:numPr>
+          <w:ilvl w:val="0"/>
+          <w:numId w:val="1001"/>
+        </w:numPr>
+        <w:pStyle w:val="Compact"/>
+      </w:pPr>
+      <w:r>
+        <w:rPr>
+          <w:bCs/>
+          <w:b/>
+        </w:rPr>
         <w:t xml:space="preserve">Areas to explore (Appendices A–D):</w:t>
       </w:r>
       <w:r>
@@ -236,42 +264,6 @@
     <w:p>
       <w:pPr>
         <w:pStyle w:val="FirstParagraph"/>
-      </w:pPr>
-      <w:r>
-        <w:rPr>
-          <w:bCs/>
-          <w:b/>
-        </w:rPr>
-        <w:t xml:space="preserve">Reading without a technical background.</w:t>
-      </w:r>
-      <w:r>
-        <w:t xml:space="preserve"> </w:t>
-      </w:r>
-      <w:r>
-        <w:t xml:space="preserve">Each section opens with a short</w:t>
-      </w:r>
-      <w:r>
-        <w:t xml:space="preserve"> </w:t>
-      </w:r>
-      <w:r>
-        <w:t xml:space="preserve">summary in plain language; the bullets below it give the detail for whoever</w:t>
-      </w:r>
-      <w:r>
-        <w:t xml:space="preserve"> </w:t>
-      </w:r>
-      <w:r>
-        <w:t xml:space="preserve">maintains the device. Technical terms are explained in the Key terms</w:t>
-      </w:r>
-      <w:r>
-        <w:t xml:space="preserve"> </w:t>
-      </w:r>
-      <w:r>
-        <w:t xml:space="preserve">table below.</w:t>
-      </w:r>
-    </w:p>
-    <w:p>
-      <w:pPr>
-        <w:pStyle w:val="BodyText"/>
       </w:pPr>
       <w:r>
         <w:t xml:space="preserve">Companion documents:</w:t>
@@ -1273,7 +1265,7 @@
         <w:t xml:space="preserve"> </w:t>
       </w:r>
       <w:r>
-        <w:t xml:space="preserve">drift on healthy hardware; 45°/90° rigs read 45.0°/89.0° (preliminary; §9.1).</w:t>
+        <w:t xml:space="preserve">drift on healthy hardware; 45°/90° rigs read 45.0°/89.0° (preliminary; §9).</w:t>
       </w:r>
     </w:p>
     <w:p>
@@ -1348,7 +1340,7 @@
         <w:t xml:space="preserve"> </w:t>
       </w:r>
       <w:r>
-        <w:t xml:space="preserve">One board’s BMI270 fails after 20–40 min (§9.1). It must be</w:t>
+        <w:t xml:space="preserve">One board’s BMI270 fails after 20–40 min (§9). It must be</w:t>
       </w:r>
       <w:r>
         <w:t xml:space="preserve"> </w:t>
@@ -2978,7 +2970,7 @@
         <w:t xml:space="preserve"> </w:t>
       </w:r>
       <w:r>
-        <w:t xml:space="preserve">samples per second a new sample arrives every 20 ms, so even a small mismatch</w:t>
+        <w:t xml:space="preserve">samples per second, a new sample arrives every 20 ms, so even a small mismatch</w:t>
       </w:r>
       <w:r>
         <w:t xml:space="preserve"> </w:t>
@@ -3186,7 +3178,7 @@
         <w:t xml:space="preserve"> </w:t>
       </w:r>
       <w:r>
-        <w:t xml:space="preserve">The quickest way to a working, reliable bench prototype.</w:t>
+        <w:t xml:space="preserve">The simple, quickest way to a working, reliable bench prototype.</w:t>
       </w:r>
     </w:p>
     <w:p>
@@ -3255,9 +3247,9 @@
       <w:r>
         <w:drawing>
           <wp:inline>
-            <wp:extent cx="6400800" cy="2816352"/>
+            <wp:extent cx="6400800" cy="3243072"/>
             <wp:effectExtent b="0" l="0" r="0" t="0"/>
-            <wp:docPr descr="Figure 3. How each board estimates its orientation. The filter blends the gyroscope and the accelerometer; the gyroscope’s bias is removed first (§4.2) and the accelerometer counts for less during fast movement (§4.3)." title="" id="40" name="Picture"/>
+            <wp:docPr descr="Figure 3. How each board’s Mahony filter estimates its orientation: it follows the gyroscope, compares the predicted “down” with the accelerometer, and corrects toward it. The gyroscope’s bias is removed first (§4.2), and the accelerometer counts for less during fast movement (§4.3)." title="" id="40" name="Picture"/>
             <a:graphic>
               <a:graphicData uri="http://schemas.openxmlformats.org/drawingml/2006/picture">
                 <pic:pic>
@@ -3276,7 +3268,7 @@
                   <pic:spPr bwMode="auto">
                     <a:xfrm>
                       <a:off x="0" y="0"/>
-                      <a:ext cx="6400800" cy="2816352"/>
+                      <a:ext cx="6400800" cy="3243072"/>
                     </a:xfrm>
                     <a:prstGeom prst="rect">
                       <a:avLst/>
@@ -3300,7 +3292,234 @@
         <w:pStyle w:val="ImageCaption"/>
       </w:pPr>
       <w:r>
-        <w:t xml:space="preserve">Figure 3. How each board estimates its orientation. The filter blends the gyroscope and the accelerometer; the gyroscope’s bias is removed first (§4.2) and the accelerometer counts for less during fast movement (§4.3).</w:t>
+        <w:t xml:space="preserve">Figure 3. How each board’s Mahony filter estimates its orientation: it follows the gyroscope, compares the predicted</w:t>
+      </w:r>
+      <w:r>
+        <w:t xml:space="preserve"> </w:t>
+      </w:r>
+      <w:r>
+        <w:t xml:space="preserve">“</w:t>
+      </w:r>
+      <w:r>
+        <w:t xml:space="preserve">down</w:t>
+      </w:r>
+      <w:r>
+        <w:t xml:space="preserve">”</w:t>
+      </w:r>
+      <w:r>
+        <w:t xml:space="preserve"> </w:t>
+      </w:r>
+      <w:r>
+        <w:t xml:space="preserve">with the accelerometer, and corrects toward it. The gyroscope’s bias is removed first (§4.2), and the accelerometer counts for less during fast movement (§4.3).</w:t>
+      </w:r>
+    </w:p>
+    <w:p>
+      <w:pPr>
+        <w:pStyle w:val="BodyText"/>
+      </w:pPr>
+      <w:r>
+        <w:rPr>
+          <w:bCs/>
+          <w:b/>
+        </w:rPr>
+        <w:t xml:space="preserve">How the filter works.</w:t>
+      </w:r>
+      <w:r>
+        <w:t xml:space="preserve"> </w:t>
+      </w:r>
+      <w:r>
+        <w:t xml:space="preserve">The Mahony filter repeats three steps every time a</w:t>
+      </w:r>
+      <w:r>
+        <w:t xml:space="preserve"> </w:t>
+      </w:r>
+      <w:r>
+        <w:t xml:space="preserve">new reading arrives (Figure 3):</w:t>
+      </w:r>
+    </w:p>
+    <w:p>
+      <w:pPr>
+        <w:numPr>
+          <w:ilvl w:val="0"/>
+          <w:numId w:val="1009"/>
+        </w:numPr>
+        <w:pStyle w:val="Compact"/>
+      </w:pPr>
+      <w:r>
+        <w:rPr>
+          <w:bCs/>
+          <w:b/>
+        </w:rPr>
+        <w:t xml:space="preserve">Follow the rotation.</w:t>
+      </w:r>
+      <w:r>
+        <w:t xml:space="preserve"> </w:t>
+      </w:r>
+      <w:r>
+        <w:t xml:space="preserve">It turns its current orientation estimate by the</w:t>
+      </w:r>
+      <w:r>
+        <w:t xml:space="preserve"> </w:t>
+      </w:r>
+      <w:r>
+        <w:t xml:space="preserve">rotation the gyroscope just measured. This follows quick movements smoothly,</w:t>
+      </w:r>
+      <w:r>
+        <w:t xml:space="preserve"> </w:t>
+      </w:r>
+      <w:r>
+        <w:t xml:space="preserve">but any small gyroscope error is carried forward and slowly adds up.</w:t>
+      </w:r>
+    </w:p>
+    <w:p>
+      <w:pPr>
+        <w:numPr>
+          <w:ilvl w:val="0"/>
+          <w:numId w:val="1009"/>
+        </w:numPr>
+        <w:pStyle w:val="Compact"/>
+      </w:pPr>
+      <w:r>
+        <w:rPr>
+          <w:bCs/>
+          <w:b/>
+        </w:rPr>
+        <w:t xml:space="preserve">Compare.</w:t>
+      </w:r>
+      <w:r>
+        <w:t xml:space="preserve"> </w:t>
+      </w:r>
+      <w:r>
+        <w:t xml:space="preserve">From that estimate it predicts which way</w:t>
+      </w:r>
+      <w:r>
+        <w:t xml:space="preserve"> </w:t>
+      </w:r>
+      <w:r>
+        <w:t xml:space="preserve">“</w:t>
+      </w:r>
+      <w:r>
+        <w:t xml:space="preserve">down</w:t>
+      </w:r>
+      <w:r>
+        <w:t xml:space="preserve">”</w:t>
+      </w:r>
+      <w:r>
+        <w:t xml:space="preserve"> </w:t>
+      </w:r>
+      <w:r>
+        <w:t xml:space="preserve">should be, and</w:t>
+      </w:r>
+      <w:r>
+        <w:t xml:space="preserve"> </w:t>
+      </w:r>
+      <w:r>
+        <w:t xml:space="preserve">compares this with the direction of gravity the accelerometer actually</w:t>
+      </w:r>
+      <w:r>
+        <w:t xml:space="preserve"> </w:t>
+      </w:r>
+      <w:r>
+        <w:t xml:space="preserve">measures.</w:t>
+      </w:r>
+    </w:p>
+    <w:p>
+      <w:pPr>
+        <w:numPr>
+          <w:ilvl w:val="0"/>
+          <w:numId w:val="1009"/>
+        </w:numPr>
+        <w:pStyle w:val="Compact"/>
+      </w:pPr>
+      <w:r>
+        <w:rPr>
+          <w:bCs/>
+          <w:b/>
+        </w:rPr>
+        <w:t xml:space="preserve">Correct.</w:t>
+      </w:r>
+      <w:r>
+        <w:t xml:space="preserve"> </w:t>
+      </w:r>
+      <w:r>
+        <w:t xml:space="preserve">It nudges the estimate a little toward the measured</w:t>
+      </w:r>
+      <w:r>
+        <w:t xml:space="preserve"> </w:t>
+      </w:r>
+      <w:r>
+        <w:t xml:space="preserve">“</w:t>
+      </w:r>
+      <w:r>
+        <w:t xml:space="preserve">down</w:t>
+      </w:r>
+      <w:r>
+        <w:t xml:space="preserve">”</w:t>
+      </w:r>
+      <w:r>
+        <w:t xml:space="preserve">. One</w:t>
+      </w:r>
+      <w:r>
+        <w:t xml:space="preserve"> </w:t>
+      </w:r>
+      <w:r>
+        <w:t xml:space="preserve">part of the correction acts straight away (</w:t>
+      </w:r>
+      <w:r>
+        <w:rPr>
+          <w:rStyle w:val="VerbatimChar"/>
+        </w:rPr>
+        <w:t xml:space="preserve">TWO_KP</w:t>
+      </w:r>
+      <w:r>
+        <w:t xml:space="preserve">); a second part builds up</w:t>
+      </w:r>
+      <w:r>
+        <w:t xml:space="preserve"> </w:t>
+      </w:r>
+      <w:r>
+        <w:t xml:space="preserve">slowly while the same error persists and cancels any remaining gyroscope bias</w:t>
+      </w:r>
+      <w:r>
+        <w:t xml:space="preserve"> </w:t>
+      </w:r>
+      <w:r>
+        <w:t xml:space="preserve">(</w:t>
+      </w:r>
+      <w:r>
+        <w:rPr>
+          <w:rStyle w:val="VerbatimChar"/>
+        </w:rPr>
+        <w:t xml:space="preserve">TWO_KI</w:t>
+      </w:r>
+      <w:r>
+        <w:t xml:space="preserve">).</w:t>
+      </w:r>
+    </w:p>
+    <w:p>
+      <w:pPr>
+        <w:pStyle w:val="FirstParagraph"/>
+      </w:pPr>
+      <w:r>
+        <w:t xml:space="preserve">The result keeps the gyroscope’s smoothness over short periods and the</w:t>
+      </w:r>
+      <w:r>
+        <w:t xml:space="preserve"> </w:t>
+      </w:r>
+      <w:r>
+        <w:t xml:space="preserve">accelerometer’s steadiness over long ones. Gravity cannot reveal rotation about</w:t>
+      </w:r>
+      <w:r>
+        <w:t xml:space="preserve"> </w:t>
+      </w:r>
+      <w:r>
+        <w:t xml:space="preserve">the vertical (heading), so that part is not corrected and may drift; the angle</w:t>
+      </w:r>
+      <w:r>
+        <w:t xml:space="preserve"> </w:t>
+      </w:r>
+      <w:r>
+        <w:t xml:space="preserve">method does not use it (§5.1).</w:t>
       </w:r>
     </w:p>
     <w:p>
@@ -3312,41 +3531,35 @@
           <w:iCs/>
           <w:i/>
         </w:rPr>
-        <w:t xml:space="preserve">Note for maintainers:</w:t>
-      </w:r>
-      <w:r>
-        <w:t xml:space="preserve"> </w:t>
-      </w:r>
-      <w:r>
-        <w:t xml:space="preserve">the Arduino library for this sensor reports its axes as</w:t>
-      </w:r>
-      <w:r>
-        <w:t xml:space="preserve"> </w:t>
-      </w:r>
-      <w:r>
-        <w:t xml:space="preserve">a mirror image of the real directions, so the firmware flips one axis (x) of the</w:t>
-      </w:r>
-      <w:r>
-        <w:t xml:space="preserve"> </w:t>
-      </w:r>
-      <w:r>
-        <w:t xml:space="preserve">accelerometer and gyroscope after reading them. This is a bug fix rather than a</w:t>
-      </w:r>
-      <w:r>
-        <w:t xml:space="preserve"> </w:t>
-      </w:r>
-      <w:r>
-        <w:t xml:space="preserve">design choice, but</w:t>
-      </w:r>
-      <w:r>
-        <w:t xml:space="preserve"> </w:t>
-      </w:r>
-      <w:r>
-        <w:rPr>
-          <w:bCs/>
-          <w:b/>
-        </w:rPr>
-        <w:t xml:space="preserve">any new firmware must keep it</w:t>
+        <w:t xml:space="preserve">Note:</w:t>
+      </w:r>
+      <w:r>
+        <w:t xml:space="preserve"> </w:t>
+      </w:r>
+      <w:r>
+        <w:t xml:space="preserve">the Arduino library for this sensor reports its axes as a mirror image</w:t>
+      </w:r>
+      <w:r>
+        <w:t xml:space="preserve"> </w:t>
+      </w:r>
+      <w:r>
+        <w:t xml:space="preserve">of the real directions, so the firmware flips one axis (x) of the accelerometer</w:t>
+      </w:r>
+      <w:r>
+        <w:t xml:space="preserve"> </w:t>
+      </w:r>
+      <w:r>
+        <w:t xml:space="preserve">and gyroscope after reading them. This is a bug fix where any new firmware</w:t>
+      </w:r>
+      <w:r>
+        <w:t xml:space="preserve"> </w:t>
+      </w:r>
+      <w:r>
+        <w:rPr>
+          <w:bCs/>
+          <w:b/>
+        </w:rPr>
+        <w:t xml:space="preserve">must keep it</w:t>
       </w:r>
       <w:r>
         <w:t xml:space="preserve"> </w:t>
@@ -3368,7 +3581,7 @@
       <w:pPr>
         <w:numPr>
           <w:ilvl w:val="0"/>
-          <w:numId w:val="1009"/>
+          <w:numId w:val="1010"/>
         </w:numPr>
         <w:pStyle w:val="Compact"/>
       </w:pPr>
@@ -3420,7 +3633,7 @@
       <w:pPr>
         <w:numPr>
           <w:ilvl w:val="0"/>
-          <w:numId w:val="1009"/>
+          <w:numId w:val="1010"/>
         </w:numPr>
         <w:pStyle w:val="Compact"/>
       </w:pPr>
@@ -3470,7 +3683,7 @@
       <w:pPr>
         <w:numPr>
           <w:ilvl w:val="0"/>
-          <w:numId w:val="1010"/>
+          <w:numId w:val="1011"/>
         </w:numPr>
         <w:pStyle w:val="Compact"/>
       </w:pPr>
@@ -3504,7 +3717,7 @@
       <w:pPr>
         <w:numPr>
           <w:ilvl w:val="0"/>
-          <w:numId w:val="1010"/>
+          <w:numId w:val="1011"/>
         </w:numPr>
         <w:pStyle w:val="Compact"/>
       </w:pPr>
@@ -3542,7 +3755,7 @@
       <w:pPr>
         <w:numPr>
           <w:ilvl w:val="0"/>
-          <w:numId w:val="1011"/>
+          <w:numId w:val="1012"/>
         </w:numPr>
         <w:pStyle w:val="Compact"/>
       </w:pPr>
@@ -3576,7 +3789,7 @@
       <w:pPr>
         <w:numPr>
           <w:ilvl w:val="0"/>
-          <w:numId w:val="1011"/>
+          <w:numId w:val="1012"/>
         </w:numPr>
         <w:pStyle w:val="Compact"/>
       </w:pPr>
@@ -3625,7 +3838,7 @@
       <w:pPr>
         <w:numPr>
           <w:ilvl w:val="0"/>
-          <w:numId w:val="1011"/>
+          <w:numId w:val="1012"/>
         </w:numPr>
         <w:pStyle w:val="Compact"/>
       </w:pPr>
@@ -3748,7 +3961,7 @@
       <w:pPr>
         <w:numPr>
           <w:ilvl w:val="0"/>
-          <w:numId w:val="1012"/>
+          <w:numId w:val="1013"/>
         </w:numPr>
         <w:pStyle w:val="Compact"/>
       </w:pPr>
@@ -3797,7 +4010,7 @@
       <w:pPr>
         <w:numPr>
           <w:ilvl w:val="0"/>
-          <w:numId w:val="1012"/>
+          <w:numId w:val="1013"/>
         </w:numPr>
         <w:pStyle w:val="Compact"/>
       </w:pPr>
@@ -3837,7 +4050,7 @@
       <w:pPr>
         <w:numPr>
           <w:ilvl w:val="0"/>
-          <w:numId w:val="1012"/>
+          <w:numId w:val="1013"/>
         </w:numPr>
         <w:pStyle w:val="Compact"/>
       </w:pPr>
@@ -3887,7 +4100,7 @@
       <w:pPr>
         <w:numPr>
           <w:ilvl w:val="0"/>
-          <w:numId w:val="1013"/>
+          <w:numId w:val="1014"/>
         </w:numPr>
         <w:pStyle w:val="Compact"/>
       </w:pPr>
@@ -3915,7 +4128,7 @@
       <w:pPr>
         <w:numPr>
           <w:ilvl w:val="0"/>
-          <w:numId w:val="1013"/>
+          <w:numId w:val="1014"/>
         </w:numPr>
         <w:pStyle w:val="Compact"/>
       </w:pPr>
@@ -4014,7 +4227,7 @@
       <w:pPr>
         <w:numPr>
           <w:ilvl w:val="0"/>
-          <w:numId w:val="1014"/>
+          <w:numId w:val="1015"/>
         </w:numPr>
         <w:pStyle w:val="Compact"/>
       </w:pPr>
@@ -4036,6 +4249,77 @@
       <w:pPr>
         <w:numPr>
           <w:ilvl w:val="1"/>
+          <w:numId w:val="1016"/>
+        </w:numPr>
+        <w:pStyle w:val="Compact"/>
+      </w:pPr>
+      <w:r>
+        <w:rPr>
+          <w:bCs/>
+          <w:b/>
+        </w:rPr>
+        <w:t xml:space="preserve">Zeroing</w:t>
+      </w:r>
+      <w:r>
+        <w:t xml:space="preserve"> </w:t>
+      </w:r>
+      <w:r>
+        <w:t xml:space="preserve">(2 s): leg straight and still. The gravity direction each board</w:t>
+      </w:r>
+      <w:r>
+        <w:t xml:space="preserve"> </w:t>
+      </w:r>
+      <w:r>
+        <w:t xml:space="preserve">sees becomes its 0°.</w:t>
+      </w:r>
+    </w:p>
+    <w:p>
+      <w:pPr>
+        <w:numPr>
+          <w:ilvl w:val="1"/>
+          <w:numId w:val="1016"/>
+        </w:numPr>
+        <w:pStyle w:val="Compact"/>
+      </w:pPr>
+      <w:r>
+        <w:rPr>
+          <w:bCs/>
+          <w:b/>
+        </w:rPr>
+        <w:t xml:space="preserve">Sweep</w:t>
+      </w:r>
+      <w:r>
+        <w:t xml:space="preserve"> </w:t>
+      </w:r>
+      <w:r>
+        <w:t xml:space="preserve">(6 s): a few slow movements bending the knee and hip. The</w:t>
+      </w:r>
+      <w:r>
+        <w:t xml:space="preserve"> </w:t>
+      </w:r>
+      <w:r>
+        <w:t xml:space="preserve">direction each board tilts becomes its</w:t>
+      </w:r>
+      <w:r>
+        <w:t xml:space="preserve"> </w:t>
+      </w:r>
+      <w:r>
+        <w:t xml:space="preserve">“</w:t>
+      </w:r>
+      <w:r>
+        <w:t xml:space="preserve">forward</w:t>
+      </w:r>
+      <w:r>
+        <w:t xml:space="preserve">”</w:t>
+      </w:r>
+      <w:r>
+        <w:t xml:space="preserve">.</w:t>
+      </w:r>
+    </w:p>
+    <w:p>
+      <w:pPr>
+        <w:numPr>
+          <w:ilvl w:val="0"/>
           <w:numId w:val="1015"/>
         </w:numPr>
         <w:pStyle w:val="Compact"/>
@@ -4045,97 +4329,26 @@
           <w:bCs/>
           <w:b/>
         </w:rPr>
-        <w:t xml:space="preserve">Zeroing</w:t>
-      </w:r>
-      <w:r>
-        <w:t xml:space="preserve"> </w:t>
-      </w:r>
-      <w:r>
-        <w:t xml:space="preserve">(2 s): leg straight and still. The gravity direction each board</w:t>
-      </w:r>
-      <w:r>
-        <w:t xml:space="preserve"> </w:t>
-      </w:r>
-      <w:r>
-        <w:t xml:space="preserve">sees becomes its 0°.</w:t>
-      </w:r>
-    </w:p>
-    <w:p>
-      <w:pPr>
-        <w:numPr>
-          <w:ilvl w:val="1"/>
+        <w:t xml:space="preserve">Why:</w:t>
+      </w:r>
+      <w:r>
+        <w:t xml:space="preserve"> </w:t>
+      </w:r>
+      <w:r>
+        <w:t xml:space="preserve">Together these tell the software how each board sits on its segment,</w:t>
+      </w:r>
+      <w:r>
+        <w:t xml:space="preserve"> </w:t>
+      </w:r>
+      <w:r>
+        <w:t xml:space="preserve">without anyone having to measure the mounting.</w:t>
+      </w:r>
+    </w:p>
+    <w:p>
+      <w:pPr>
+        <w:numPr>
+          <w:ilvl w:val="0"/>
           <w:numId w:val="1015"/>
-        </w:numPr>
-        <w:pStyle w:val="Compact"/>
-      </w:pPr>
-      <w:r>
-        <w:rPr>
-          <w:bCs/>
-          <w:b/>
-        </w:rPr>
-        <w:t xml:space="preserve">Sweep</w:t>
-      </w:r>
-      <w:r>
-        <w:t xml:space="preserve"> </w:t>
-      </w:r>
-      <w:r>
-        <w:t xml:space="preserve">(6 s): a few slow movements bending the knee and hip. The</w:t>
-      </w:r>
-      <w:r>
-        <w:t xml:space="preserve"> </w:t>
-      </w:r>
-      <w:r>
-        <w:t xml:space="preserve">direction each board tilts becomes its</w:t>
-      </w:r>
-      <w:r>
-        <w:t xml:space="preserve"> </w:t>
-      </w:r>
-      <w:r>
-        <w:t xml:space="preserve">“</w:t>
-      </w:r>
-      <w:r>
-        <w:t xml:space="preserve">forward</w:t>
-      </w:r>
-      <w:r>
-        <w:t xml:space="preserve">”</w:t>
-      </w:r>
-      <w:r>
-        <w:t xml:space="preserve">.</w:t>
-      </w:r>
-    </w:p>
-    <w:p>
-      <w:pPr>
-        <w:numPr>
-          <w:ilvl w:val="0"/>
-          <w:numId w:val="1014"/>
-        </w:numPr>
-        <w:pStyle w:val="Compact"/>
-      </w:pPr>
-      <w:r>
-        <w:rPr>
-          <w:bCs/>
-          <w:b/>
-        </w:rPr>
-        <w:t xml:space="preserve">Why:</w:t>
-      </w:r>
-      <w:r>
-        <w:t xml:space="preserve"> </w:t>
-      </w:r>
-      <w:r>
-        <w:t xml:space="preserve">Together these tell the software how each board sits on its segment,</w:t>
-      </w:r>
-      <w:r>
-        <w:t xml:space="preserve"> </w:t>
-      </w:r>
-      <w:r>
-        <w:t xml:space="preserve">without anyone having to measure the mounting.</w:t>
-      </w:r>
-    </w:p>
-    <w:p>
-      <w:pPr>
-        <w:numPr>
-          <w:ilvl w:val="0"/>
-          <w:numId w:val="1014"/>
         </w:numPr>
         <w:pStyle w:val="Compact"/>
       </w:pPr>
@@ -4185,7 +4398,7 @@
       <w:pPr>
         <w:numPr>
           <w:ilvl w:val="0"/>
-          <w:numId w:val="1016"/>
+          <w:numId w:val="1017"/>
         </w:numPr>
         <w:pStyle w:val="Compact"/>
       </w:pPr>
@@ -4225,7 +4438,7 @@
       <w:pPr>
         <w:numPr>
           <w:ilvl w:val="0"/>
-          <w:numId w:val="1016"/>
+          <w:numId w:val="1017"/>
         </w:numPr>
         <w:pStyle w:val="Compact"/>
       </w:pPr>
@@ -4269,7 +4482,7 @@
       <w:pPr>
         <w:numPr>
           <w:ilvl w:val="0"/>
-          <w:numId w:val="1017"/>
+          <w:numId w:val="1018"/>
         </w:numPr>
         <w:pStyle w:val="Compact"/>
       </w:pPr>
@@ -4327,7 +4540,7 @@
       <w:pPr>
         <w:numPr>
           <w:ilvl w:val="0"/>
-          <w:numId w:val="1017"/>
+          <w:numId w:val="1018"/>
         </w:numPr>
         <w:pStyle w:val="Compact"/>
       </w:pPr>
@@ -4360,13 +4573,7 @@
         <w:t xml:space="preserve"> </w:t>
       </w:r>
       <w:r>
-        <w:t xml:space="preserve">needs an outside reference that sees the anatomy; the sensors cannot provide</w:t>
-      </w:r>
-      <w:r>
-        <w:t xml:space="preserve"> </w:t>
-      </w:r>
-      <w:r>
-        <w:t xml:space="preserve">it, and a magnetometer would not help (Appendix A).</w:t>
+        <w:t xml:space="preserve">needs an outside reference that sees the anatomy.</w:t>
       </w:r>
     </w:p>
     <w:bookmarkEnd w:id="56"/>
@@ -4449,7 +4656,7 @@
       <w:pPr>
         <w:numPr>
           <w:ilvl w:val="0"/>
-          <w:numId w:val="1018"/>
+          <w:numId w:val="1019"/>
         </w:numPr>
         <w:pStyle w:val="Compact"/>
       </w:pPr>
@@ -4501,7 +4708,7 @@
       <w:pPr>
         <w:numPr>
           <w:ilvl w:val="0"/>
-          <w:numId w:val="1018"/>
+          <w:numId w:val="1019"/>
         </w:numPr>
         <w:pStyle w:val="Compact"/>
       </w:pPr>
@@ -4545,7 +4752,7 @@
       <w:pPr>
         <w:numPr>
           <w:ilvl w:val="0"/>
-          <w:numId w:val="1019"/>
+          <w:numId w:val="1020"/>
         </w:numPr>
         <w:pStyle w:val="Compact"/>
       </w:pPr>
@@ -4579,7 +4786,7 @@
       <w:pPr>
         <w:numPr>
           <w:ilvl w:val="0"/>
-          <w:numId w:val="1019"/>
+          <w:numId w:val="1020"/>
         </w:numPr>
         <w:pStyle w:val="Compact"/>
       </w:pPr>
@@ -4617,7 +4824,7 @@
       <w:pPr>
         <w:numPr>
           <w:ilvl w:val="0"/>
-          <w:numId w:val="1020"/>
+          <w:numId w:val="1021"/>
         </w:numPr>
         <w:pStyle w:val="Compact"/>
       </w:pPr>
@@ -4644,14 +4851,14 @@
         <w:t xml:space="preserve"> </w:t>
       </w:r>
       <w:r>
-        <w:t xml:space="preserve">30 ms old, the shank reading is marked missing and the PC fills the gap (§8.3).</w:t>
-      </w:r>
-    </w:p>
-    <w:p>
-      <w:pPr>
-        <w:numPr>
-          <w:ilvl w:val="0"/>
-          <w:numId w:val="1020"/>
+        <w:t xml:space="preserve">30 ms old, the shank reading is marked missing and the PC fills the gap (§8).</w:t>
+      </w:r>
+    </w:p>
+    <w:p>
+      <w:pPr>
+        <w:numPr>
+          <w:ilvl w:val="0"/>
+          <w:numId w:val="1021"/>
         </w:numPr>
         <w:pStyle w:val="Compact"/>
       </w:pPr>
@@ -4695,7 +4902,7 @@
       <w:pPr>
         <w:numPr>
           <w:ilvl w:val="0"/>
-          <w:numId w:val="1021"/>
+          <w:numId w:val="1022"/>
         </w:numPr>
         <w:pStyle w:val="Compact"/>
       </w:pPr>
@@ -4729,7 +4936,7 @@
       <w:pPr>
         <w:numPr>
           <w:ilvl w:val="0"/>
-          <w:numId w:val="1021"/>
+          <w:numId w:val="1022"/>
         </w:numPr>
         <w:pStyle w:val="Compact"/>
       </w:pPr>
@@ -4767,7 +4974,7 @@
       <w:pPr>
         <w:numPr>
           <w:ilvl w:val="0"/>
-          <w:numId w:val="1022"/>
+          <w:numId w:val="1023"/>
         </w:numPr>
         <w:pStyle w:val="Compact"/>
       </w:pPr>
@@ -4801,7 +5008,7 @@
       <w:pPr>
         <w:numPr>
           <w:ilvl w:val="0"/>
-          <w:numId w:val="1022"/>
+          <w:numId w:val="1023"/>
         </w:numPr>
         <w:pStyle w:val="Compact"/>
       </w:pPr>
@@ -4839,7 +5046,7 @@
       <w:pPr>
         <w:numPr>
           <w:ilvl w:val="0"/>
-          <w:numId w:val="1023"/>
+          <w:numId w:val="1024"/>
         </w:numPr>
         <w:pStyle w:val="Compact"/>
       </w:pPr>
@@ -4894,7 +5101,7 @@
       <w:pPr>
         <w:numPr>
           <w:ilvl w:val="0"/>
-          <w:numId w:val="1023"/>
+          <w:numId w:val="1024"/>
         </w:numPr>
         <w:pStyle w:val="Compact"/>
       </w:pPr>
@@ -4916,7 +5123,7 @@
       <w:pPr>
         <w:numPr>
           <w:ilvl w:val="0"/>
-          <w:numId w:val="1023"/>
+          <w:numId w:val="1024"/>
         </w:numPr>
         <w:pStyle w:val="Compact"/>
       </w:pPr>
@@ -4984,7 +5191,7 @@
       <w:pPr>
         <w:numPr>
           <w:ilvl w:val="0"/>
-          <w:numId w:val="1024"/>
+          <w:numId w:val="1025"/>
         </w:numPr>
         <w:pStyle w:val="Compact"/>
       </w:pPr>
@@ -5012,7 +5219,7 @@
       <w:pPr>
         <w:numPr>
           <w:ilvl w:val="0"/>
-          <w:numId w:val="1024"/>
+          <w:numId w:val="1025"/>
         </w:numPr>
         <w:pStyle w:val="Compact"/>
       </w:pPr>
@@ -5040,7 +5247,7 @@
       <w:pPr>
         <w:numPr>
           <w:ilvl w:val="0"/>
-          <w:numId w:val="1024"/>
+          <w:numId w:val="1025"/>
         </w:numPr>
         <w:pStyle w:val="Compact"/>
       </w:pPr>
@@ -5078,7 +5285,7 @@
       <w:pPr>
         <w:numPr>
           <w:ilvl w:val="0"/>
-          <w:numId w:val="1025"/>
+          <w:numId w:val="1026"/>
         </w:numPr>
         <w:pStyle w:val="Compact"/>
       </w:pPr>
@@ -5118,7 +5325,7 @@
       <w:pPr>
         <w:numPr>
           <w:ilvl w:val="0"/>
-          <w:numId w:val="1025"/>
+          <w:numId w:val="1026"/>
         </w:numPr>
         <w:pStyle w:val="Compact"/>
       </w:pPr>
@@ -5563,13 +5770,13 @@
     </w:tbl>
     <w:bookmarkEnd w:id="68"/>
     <w:bookmarkEnd w:id="69"/>
-    <w:bookmarkStart w:id="75" w:name="pc-software"/>
+    <w:bookmarkStart w:id="70" w:name="pc-software-features"/>
     <w:p>
       <w:pPr>
         <w:pStyle w:val="Heading1"/>
       </w:pPr>
       <w:r>
-        <w:t xml:space="preserve">8. PC software</w:t>
+        <w:t xml:space="preserve">8. PC software features</w:t>
       </w:r>
     </w:p>
     <w:p>
@@ -5577,44 +5784,7 @@
         <w:pStyle w:val="FirstParagraph"/>
       </w:pPr>
       <w:r>
-        <w:t xml:space="preserve">Operators use a Windows program that walks them through calibration,</w:t>
-      </w:r>
-      <w:r>
-        <w:t xml:space="preserve"> </w:t>
-      </w:r>
-      <w:r>
-        <w:t xml:space="preserve">shows the angle live and saves every session to its own file. Every reading</w:t>
-      </w:r>
-      <w:r>
-        <w:t xml:space="preserve"> </w:t>
-      </w:r>
-      <w:r>
-        <w:t xml:space="preserve">received is saved once, and gaps are marked rather than hidden.</w:t>
-      </w:r>
-    </w:p>
-    <w:bookmarkStart w:id="70" w:name="one-calculation-engine-two-front-ends"/>
-    <w:p>
-      <w:pPr>
-        <w:pStyle w:val="Heading2"/>
-      </w:pPr>
-      <w:r>
-        <w:t xml:space="preserve">8.1 One calculation engine, two front ends</w:t>
-      </w:r>
-    </w:p>
-    <w:p>
-      <w:pPr>
-        <w:numPr>
-          <w:ilvl w:val="0"/>
-          <w:numId w:val="1026"/>
-        </w:numPr>
-        <w:pStyle w:val="Compact"/>
-      </w:pPr>
-      <w:r>
-        <w:rPr>
-          <w:bCs/>
-          <w:b/>
-        </w:rPr>
-        <w:t xml:space="preserve">Design Decision:</w:t>
+        <w:t xml:space="preserve">Operators use a Windows program,</w:t>
       </w:r>
       <w:r>
         <w:t xml:space="preserve"> </w:t>
@@ -5623,19 +5793,225 @@
         <w:rPr>
           <w:rStyle w:val="VerbatimChar"/>
         </w:rPr>
+        <w:t xml:space="preserve">KneeGoniometerGUI.exe</w:t>
+      </w:r>
+      <w:r>
+        <w:t xml:space="preserve">, that needs no Python</w:t>
+      </w:r>
+      <w:r>
+        <w:t xml:space="preserve"> </w:t>
+      </w:r>
+      <w:r>
+        <w:t xml:space="preserve">installation. It walks them through calibration, shows the angle live and saves</w:t>
+      </w:r>
+      <w:r>
+        <w:t xml:space="preserve"> </w:t>
+      </w:r>
+      <w:r>
+        <w:t xml:space="preserve">every session to its own file. The same functions are available from the</w:t>
+      </w:r>
+      <w:r>
+        <w:t xml:space="preserve"> </w:t>
+      </w:r>
+      <w:r>
+        <w:t xml:space="preserve">command line (</w:t>
+      </w:r>
+      <w:r>
+        <w:rPr>
+          <w:rStyle w:val="VerbatimChar"/>
+        </w:rPr>
         <w:t xml:space="preserve">knee_collector_uart.py</w:t>
       </w:r>
       <w:r>
-        <w:t xml:space="preserve"> </w:t>
-      </w:r>
-      <w:r>
-        <w:t xml:space="preserve">holds the angle math, calibration, file</w:t>
-      </w:r>
-      <w:r>
-        <w:t xml:space="preserve"> </w:t>
-      </w:r>
-      <w:r>
-        <w:t xml:space="preserve">saving and self-test;</w:t>
+        <w:t xml:space="preserve">) for development.</w:t>
+      </w:r>
+    </w:p>
+    <w:p>
+      <w:pPr>
+        <w:numPr>
+          <w:ilvl w:val="0"/>
+          <w:numId w:val="1027"/>
+        </w:numPr>
+        <w:pStyle w:val="Compact"/>
+      </w:pPr>
+      <w:r>
+        <w:rPr>
+          <w:bCs/>
+          <w:b/>
+        </w:rPr>
+        <w:t xml:space="preserve">Connect with one click.</w:t>
+      </w:r>
+      <w:r>
+        <w:t xml:space="preserve"> </w:t>
+      </w:r>
+      <w:r>
+        <w:t xml:space="preserve">The program lists the available USB ports,</w:t>
+      </w:r>
+      <w:r>
+        <w:t xml:space="preserve"> </w:t>
+      </w:r>
+      <w:r>
+        <w:t xml:space="preserve">connects to the thigh board, and confirms that data are arriving from both</w:t>
+      </w:r>
+      <w:r>
+        <w:t xml:space="preserve"> </w:t>
+      </w:r>
+      <w:r>
+        <w:t xml:space="preserve">boards before a session can start.</w:t>
+      </w:r>
+    </w:p>
+    <w:p>
+      <w:pPr>
+        <w:numPr>
+          <w:ilvl w:val="0"/>
+          <w:numId w:val="1027"/>
+        </w:numPr>
+        <w:pStyle w:val="Compact"/>
+      </w:pPr>
+      <w:r>
+        <w:rPr>
+          <w:bCs/>
+          <w:b/>
+        </w:rPr>
+        <w:t xml:space="preserve">Guided calibration.</w:t>
+      </w:r>
+      <w:r>
+        <w:t xml:space="preserve"> </w:t>
+      </w:r>
+      <w:r>
+        <w:t xml:space="preserve">A large colour-coded banner tells the operator what to</w:t>
+      </w:r>
+      <w:r>
+        <w:t xml:space="preserve"> </w:t>
+      </w:r>
+      <w:r>
+        <w:t xml:space="preserve">do (hold still, then sweep) with a countdown for each stage (Figure 5).</w:t>
+      </w:r>
+    </w:p>
+    <w:p>
+      <w:pPr>
+        <w:numPr>
+          <w:ilvl w:val="0"/>
+          <w:numId w:val="1027"/>
+        </w:numPr>
+        <w:pStyle w:val="Compact"/>
+      </w:pPr>
+      <w:r>
+        <w:rPr>
+          <w:bCs/>
+          <w:b/>
+        </w:rPr>
+        <w:t xml:space="preserve">Live view.</w:t>
+      </w:r>
+      <w:r>
+        <w:t xml:space="preserve"> </w:t>
+      </w:r>
+      <w:r>
+        <w:t xml:space="preserve">The knee angle and each segment’s tilt are plotted as they are</w:t>
+      </w:r>
+      <w:r>
+        <w:t xml:space="preserve"> </w:t>
+      </w:r>
+      <w:r>
+        <w:t xml:space="preserve">measured. When a session is stopped, the plot freezes on the whole session for</w:t>
+      </w:r>
+      <w:r>
+        <w:t xml:space="preserve"> </w:t>
+      </w:r>
+      <w:r>
+        <w:t xml:space="preserve">review.</w:t>
+      </w:r>
+    </w:p>
+    <w:p>
+      <w:pPr>
+        <w:numPr>
+          <w:ilvl w:val="0"/>
+          <w:numId w:val="1027"/>
+        </w:numPr>
+        <w:pStyle w:val="Compact"/>
+      </w:pPr>
+      <w:r>
+        <w:rPr>
+          <w:bCs/>
+          <w:b/>
+        </w:rPr>
+        <w:t xml:space="preserve">Automatic saving.</w:t>
+      </w:r>
+      <w:r>
+        <w:t xml:space="preserve"> </w:t>
+      </w:r>
+      <w:r>
+        <w:t xml:space="preserve">Each</w:t>
+      </w:r>
+      <w:r>
+        <w:t xml:space="preserve"> </w:t>
+      </w:r>
+      <w:r>
+        <w:t xml:space="preserve">“</w:t>
+      </w:r>
+      <w:r>
+        <w:t xml:space="preserve">Calibrate &amp; collect</w:t>
+      </w:r>
+      <w:r>
+        <w:t xml:space="preserve">”</w:t>
+      </w:r>
+      <w:r>
+        <w:t xml:space="preserve"> </w:t>
+      </w:r>
+      <w:r>
+        <w:t xml:space="preserve">starts a new session with a</w:t>
+      </w:r>
+      <w:r>
+        <w:t xml:space="preserve"> </w:t>
+      </w:r>
+      <w:r>
+        <w:t xml:space="preserve">fresh calibration and a new time-stamped CSV file, so every file holds exactly</w:t>
+      </w:r>
+      <w:r>
+        <w:t xml:space="preserve"> </w:t>
+      </w:r>
+      <w:r>
+        <w:t xml:space="preserve">one calibration. One row is saved for every reading received, timed by the</w:t>
+      </w:r>
+      <w:r>
+        <w:t xml:space="preserve"> </w:t>
+      </w:r>
+      <w:r>
+        <w:t xml:space="preserve">board’s own clock. Health reports from the boards go to a separate</w:t>
+      </w:r>
+      <w:r>
+        <w:t xml:space="preserve"> </w:t>
+      </w:r>
+      <w:r>
+        <w:t xml:space="preserve">diagnostics log.</w:t>
+      </w:r>
+    </w:p>
+    <w:p>
+      <w:pPr>
+        <w:numPr>
+          <w:ilvl w:val="0"/>
+          <w:numId w:val="1027"/>
+        </w:numPr>
+        <w:pStyle w:val="Compact"/>
+      </w:pPr>
+      <w:r>
+        <w:rPr>
+          <w:bCs/>
+          <w:b/>
+        </w:rPr>
+        <w:t xml:space="preserve">Honest gaps.</w:t>
+      </w:r>
+      <w:r>
+        <w:t xml:space="preserve"> </w:t>
+      </w:r>
+      <w:r>
+        <w:t xml:space="preserve">If up to 10 shank readings in a row are missing, the last good</w:t>
+      </w:r>
+      <w:r>
+        <w:t xml:space="preserve"> </w:t>
+      </w:r>
+      <w:r>
+        <w:t xml:space="preserve">value is repeated; longer gaps are left empty. Every row records whether it is</w:t>
       </w:r>
       <w:r>
         <w:t xml:space="preserve"> </w:t>
@@ -5644,282 +6020,151 @@
         <w:rPr>
           <w:rStyle w:val="VerbatimChar"/>
         </w:rPr>
-        <w:t xml:space="preserve">knee_gui.py</w:t>
-      </w:r>
-      <w:r>
-        <w:t xml:space="preserve"> </w:t>
-      </w:r>
-      <w:r>
-        <w:t xml:space="preserve">(the GUI) reuses it and adds port</w:t>
-      </w:r>
-      <w:r>
-        <w:t xml:space="preserve"> </w:t>
-      </w:r>
-      <w:r>
-        <w:t xml:space="preserve">selection, a colour-coded instruction banner, live plots and automatic saving.</w:t>
-      </w:r>
-    </w:p>
-    <w:p>
-      <w:pPr>
-        <w:numPr>
-          <w:ilvl w:val="0"/>
-          <w:numId w:val="1026"/>
-        </w:numPr>
-        <w:pStyle w:val="Compact"/>
-      </w:pPr>
-      <w:r>
-        <w:rPr>
-          <w:bCs/>
-          <w:b/>
-        </w:rPr>
-        <w:t xml:space="preserve">Why:</w:t>
-      </w:r>
-      <w:r>
-        <w:t xml:space="preserve"> </w:t>
-      </w:r>
-      <w:r>
-        <w:t xml:space="preserve">The math exists in one tested place, and the GUI makes sessions easy</w:t>
-      </w:r>
-      <w:r>
-        <w:t xml:space="preserve"> </w:t>
-      </w:r>
-      <w:r>
-        <w:t xml:space="preserve">and repeatable for people who are not developers.</w:t>
+        <w:t xml:space="preserve">valid</w:t>
+      </w:r>
+      <w:r>
+        <w:t xml:space="preserve">,</w:t>
+      </w:r>
+      <w:r>
+        <w:t xml:space="preserve"> </w:t>
+      </w:r>
+      <w:r>
+        <w:rPr>
+          <w:rStyle w:val="VerbatimChar"/>
+        </w:rPr>
+        <w:t xml:space="preserve">filled</w:t>
+      </w:r>
+      <w:r>
+        <w:t xml:space="preserve"> </w:t>
+      </w:r>
+      <w:r>
+        <w:t xml:space="preserve">or</w:t>
+      </w:r>
+      <w:r>
+        <w:t xml:space="preserve"> </w:t>
+      </w:r>
+      <w:r>
+        <w:rPr>
+          <w:rStyle w:val="VerbatimChar"/>
+        </w:rPr>
+        <w:t xml:space="preserve">missing</w:t>
+      </w:r>
+      <w:r>
+        <w:t xml:space="preserve">, and the plot can show either a continuous line</w:t>
+      </w:r>
+      <w:r>
+        <w:t xml:space="preserve"> </w:t>
+      </w:r>
+      <w:r>
+        <w:t xml:space="preserve">or the individual points.</w:t>
+      </w:r>
+    </w:p>
+    <w:p>
+      <w:pPr>
+        <w:numPr>
+          <w:ilvl w:val="0"/>
+          <w:numId w:val="1027"/>
+        </w:numPr>
+        <w:pStyle w:val="Compact"/>
+      </w:pPr>
+      <w:r>
+        <w:rPr>
+          <w:bCs/>
+          <w:b/>
+        </w:rPr>
+        <w:t xml:space="preserve">Clear error messages.</w:t>
+      </w:r>
+      <w:r>
+        <w:t xml:space="preserve"> </w:t>
+      </w:r>
+      <w:r>
+        <w:t xml:space="preserve">If no good data arrive, a red banner names the</w:t>
+      </w:r>
+      <w:r>
+        <w:t xml:space="preserve"> </w:t>
+      </w:r>
+      <w:r>
+        <w:t xml:space="preserve">failing part: nothing coming from the USB port, wrong or out-of-date firmware,</w:t>
+      </w:r>
+      <w:r>
+        <w:t xml:space="preserve"> </w:t>
+      </w:r>
+      <w:r>
+        <w:t xml:space="preserve">or no data from the shank board.</w:t>
+      </w:r>
+    </w:p>
+    <w:p>
+      <w:pPr>
+        <w:numPr>
+          <w:ilvl w:val="0"/>
+          <w:numId w:val="1027"/>
+        </w:numPr>
+        <w:pStyle w:val="Compact"/>
+      </w:pPr>
+      <w:r>
+        <w:rPr>
+          <w:bCs/>
+          <w:b/>
+        </w:rPr>
+        <w:t xml:space="preserve">Built-in self-test.</w:t>
+      </w:r>
+      <w:r>
+        <w:t xml:space="preserve"> </w:t>
+      </w:r>
+      <w:r>
+        <w:rPr>
+          <w:rStyle w:val="VerbatimChar"/>
+        </w:rPr>
+        <w:t xml:space="preserve">--selftest</w:t>
+      </w:r>
+      <w:r>
+        <w:t xml:space="preserve"> </w:t>
+      </w:r>
+      <w:r>
+        <w:t xml:space="preserve">checks the angle math against known</w:t>
+      </w:r>
+      <w:r>
+        <w:t xml:space="preserve"> </w:t>
+      </w:r>
+      <w:r>
+        <w:t xml:space="preserve">answers. A new version of the Windows program is built and published</w:t>
+      </w:r>
+      <w:r>
+        <w:t xml:space="preserve"> </w:t>
+      </w:r>
+      <w:r>
+        <w:t xml:space="preserve">automatically when a version is tagged, and only if the self-test passes</w:t>
+      </w:r>
+      <w:r>
+        <w:t xml:space="preserve"> </w:t>
+      </w:r>
+      <w:r>
+        <w:t xml:space="preserve">(README</w:t>
+      </w:r>
+      <w:r>
+        <w:t xml:space="preserve"> </w:t>
+      </w:r>
+      <w:r>
+        <w:t xml:space="preserve">“</w:t>
+      </w:r>
+      <w:r>
+        <w:t xml:space="preserve">Releasing an updated GUI</w:t>
+      </w:r>
+      <w:r>
+        <w:t xml:space="preserve">”</w:t>
+      </w:r>
+      <w:r>
+        <w:t xml:space="preserve">, SOP Appendix B).</w:t>
       </w:r>
     </w:p>
     <w:bookmarkEnd w:id="70"/>
-    <w:bookmarkStart w:id="71" w:name="sessions-and-saved-rows"/>
-    <w:p>
-      <w:pPr>
-        <w:pStyle w:val="Heading2"/>
-      </w:pPr>
-      <w:r>
-        <w:t xml:space="preserve">8.2 Sessions and saved rows</w:t>
-      </w:r>
-    </w:p>
-    <w:p>
-      <w:pPr>
-        <w:numPr>
-          <w:ilvl w:val="0"/>
-          <w:numId w:val="1027"/>
-        </w:numPr>
-        <w:pStyle w:val="Compact"/>
-      </w:pPr>
-      <w:r>
-        <w:rPr>
-          <w:bCs/>
-          <w:b/>
-        </w:rPr>
-        <w:t xml:space="preserve">Design Decision:</w:t>
-      </w:r>
-      <w:r>
-        <w:t xml:space="preserve"> </w:t>
-      </w:r>
-      <w:r>
-        <w:t xml:space="preserve">Each</w:t>
-      </w:r>
-      <w:r>
-        <w:t xml:space="preserve"> </w:t>
-      </w:r>
-      <w:r>
-        <w:t xml:space="preserve">“</w:t>
-      </w:r>
-      <w:r>
-        <w:t xml:space="preserve">Calibrate &amp; collect</w:t>
-      </w:r>
-      <w:r>
-        <w:t xml:space="preserve">”</w:t>
-      </w:r>
-      <w:r>
-        <w:t xml:space="preserve"> </w:t>
-      </w:r>
-      <w:r>
-        <w:t xml:space="preserve">starts a new session with a fresh</w:t>
-      </w:r>
-      <w:r>
-        <w:t xml:space="preserve"> </w:t>
-      </w:r>
-      <w:r>
-        <w:t xml:space="preserve">calibration and a new time-stamped CSV file;</w:t>
-      </w:r>
-      <w:r>
-        <w:t xml:space="preserve"> </w:t>
-      </w:r>
-      <w:r>
-        <w:t xml:space="preserve">“</w:t>
-      </w:r>
-      <w:r>
-        <w:t xml:space="preserve">Stop collecting</w:t>
-      </w:r>
-      <w:r>
-        <w:t xml:space="preserve">”</w:t>
-      </w:r>
-      <w:r>
-        <w:t xml:space="preserve"> </w:t>
-      </w:r>
-      <w:r>
-        <w:t xml:space="preserve">freezes the plot</w:t>
-      </w:r>
-      <w:r>
-        <w:t xml:space="preserve"> </w:t>
-      </w:r>
-      <w:r>
-        <w:t xml:space="preserve">so the whole session can be reviewed (Figure 5). Exactly one row is saved per</w:t>
-      </w:r>
-      <w:r>
-        <w:t xml:space="preserve"> </w:t>
-      </w:r>
-      <w:r>
-        <w:t xml:space="preserve">reading received, timed by the board’s clock.</w:t>
-      </w:r>
-    </w:p>
-    <w:p>
-      <w:pPr>
-        <w:numPr>
-          <w:ilvl w:val="0"/>
-          <w:numId w:val="1027"/>
-        </w:numPr>
-        <w:pStyle w:val="Compact"/>
-      </w:pPr>
-      <w:r>
-        <w:rPr>
-          <w:bCs/>
-          <w:b/>
-        </w:rPr>
-        <w:t xml:space="preserve">Why:</w:t>
-      </w:r>
-      <w:r>
-        <w:t xml:space="preserve"> </w:t>
-      </w:r>
-      <w:r>
-        <w:t xml:space="preserve">Each file then has exactly one calibration, and rows follow the</w:t>
-      </w:r>
-      <w:r>
-        <w:t xml:space="preserve"> </w:t>
-      </w:r>
-      <w:r>
-        <w:t xml:space="preserve">board’s evenly spaced samples rather than the PC’s timer, which runs unevenly</w:t>
-      </w:r>
-      <w:r>
-        <w:t xml:space="preserve"> </w:t>
-      </w:r>
-      <w:r>
-        <w:t xml:space="preserve">on Windows and would duplicate or skip rows.</w:t>
-      </w:r>
-    </w:p>
-    <w:bookmarkEnd w:id="71"/>
-    <w:bookmarkStart w:id="72" w:name="short-gaps-filled-long-gaps-marked"/>
-    <w:p>
-      <w:pPr>
-        <w:pStyle w:val="Heading2"/>
-      </w:pPr>
-      <w:r>
-        <w:t xml:space="preserve">8.3 Short gaps filled, long gaps marked</w:t>
-      </w:r>
-    </w:p>
-    <w:p>
-      <w:pPr>
-        <w:numPr>
-          <w:ilvl w:val="0"/>
-          <w:numId w:val="1028"/>
-        </w:numPr>
-        <w:pStyle w:val="Compact"/>
-      </w:pPr>
-      <w:r>
-        <w:rPr>
-          <w:bCs/>
-          <w:b/>
-        </w:rPr>
-        <w:t xml:space="preserve">Design Decision:</w:t>
-      </w:r>
-      <w:r>
-        <w:t xml:space="preserve"> </w:t>
-      </w:r>
-      <w:r>
-        <w:t xml:space="preserve">If up to 10 shank readings in a row are missing, the last good</w:t>
-      </w:r>
-      <w:r>
-        <w:t xml:space="preserve"> </w:t>
-      </w:r>
-      <w:r>
-        <w:t xml:space="preserve">value is repeated (forward-filled); longer gaps are left empty. Every row</w:t>
-      </w:r>
-      <w:r>
-        <w:t xml:space="preserve"> </w:t>
-      </w:r>
-      <w:r>
-        <w:t xml:space="preserve">records whether it is</w:t>
-      </w:r>
-      <w:r>
-        <w:t xml:space="preserve"> </w:t>
-      </w:r>
-      <w:r>
-        <w:rPr>
-          <w:rStyle w:val="VerbatimChar"/>
-        </w:rPr>
-        <w:t xml:space="preserve">valid</w:t>
-      </w:r>
-      <w:r>
-        <w:t xml:space="preserve">,</w:t>
-      </w:r>
-      <w:r>
-        <w:t xml:space="preserve"> </w:t>
-      </w:r>
-      <w:r>
-        <w:rPr>
-          <w:rStyle w:val="VerbatimChar"/>
-        </w:rPr>
-        <w:t xml:space="preserve">filled</w:t>
-      </w:r>
-      <w:r>
-        <w:t xml:space="preserve"> </w:t>
-      </w:r>
-      <w:r>
-        <w:t xml:space="preserve">or</w:t>
-      </w:r>
-      <w:r>
-        <w:t xml:space="preserve"> </w:t>
-      </w:r>
-      <w:r>
-        <w:rPr>
-          <w:rStyle w:val="VerbatimChar"/>
-        </w:rPr>
-        <w:t xml:space="preserve">missing</w:t>
-      </w:r>
-      <w:r>
-        <w:t xml:space="preserve">.</w:t>
-      </w:r>
-    </w:p>
-    <w:p>
-      <w:pPr>
-        <w:numPr>
-          <w:ilvl w:val="0"/>
-          <w:numId w:val="1028"/>
-        </w:numPr>
-        <w:pStyle w:val="Compact"/>
-      </w:pPr>
-      <w:r>
-        <w:rPr>
-          <w:bCs/>
-          <w:b/>
-        </w:rPr>
-        <w:t xml:space="preserve">Why:</w:t>
-      </w:r>
-      <w:r>
-        <w:t xml:space="preserve"> </w:t>
-      </w:r>
-      <w:r>
-        <w:t xml:space="preserve">Plots stay readable, and it is always clear which data were real.</w:t>
-      </w:r>
-    </w:p>
-    <w:bookmarkEnd w:id="72"/>
-    <w:bookmarkStart w:id="73" w:name="clear-error-messages"/>
-    <w:p>
-      <w:pPr>
-        <w:pStyle w:val="Heading2"/>
-      </w:pPr>
-      <w:r>
-        <w:t xml:space="preserve">8.4 Clear error messages</w:t>
+    <w:bookmarkStart w:id="71" w:name="preliminary-stationary-testing"/>
+    <w:p>
+      <w:pPr>
+        <w:pStyle w:val="Heading1"/>
+      </w:pPr>
+      <w:r>
+        <w:t xml:space="preserve">9. Preliminary Stationary Testing</w:t>
       </w:r>
     </w:p>
     <w:p>
@@ -5927,210 +6172,6 @@
         <w:pStyle w:val="FirstParagraph"/>
       </w:pPr>
       <w:r>
-        <w:t xml:space="preserve">If no good data arrive, the software says which part is failing: nothing coming</w:t>
-      </w:r>
-      <w:r>
-        <w:t xml:space="preserve"> </w:t>
-      </w:r>
-      <w:r>
-        <w:t xml:space="preserve">from the USB port, wrong or out-of-date firmware, or no data from the shank</w:t>
-      </w:r>
-      <w:r>
-        <w:t xml:space="preserve"> </w:t>
-      </w:r>
-      <w:r>
-        <w:t xml:space="preserve">board.</w:t>
-      </w:r>
-    </w:p>
-    <w:bookmarkEnd w:id="73"/>
-    <w:bookmarkStart w:id="74" w:name="windows-program-built-automatically"/>
-    <w:p>
-      <w:pPr>
-        <w:pStyle w:val="Heading2"/>
-      </w:pPr>
-      <w:r>
-        <w:t xml:space="preserve">8.5 Windows program, built automatically</w:t>
-      </w:r>
-    </w:p>
-    <w:p>
-      <w:pPr>
-        <w:numPr>
-          <w:ilvl w:val="0"/>
-          <w:numId w:val="1029"/>
-        </w:numPr>
-        <w:pStyle w:val="Compact"/>
-      </w:pPr>
-      <w:r>
-        <w:rPr>
-          <w:bCs/>
-          <w:b/>
-        </w:rPr>
-        <w:t xml:space="preserve">Design Decision:</w:t>
-      </w:r>
-      <w:r>
-        <w:t xml:space="preserve"> </w:t>
-      </w:r>
-      <w:r>
-        <w:t xml:space="preserve">The GUI is shipped as a single Windows program,</w:t>
-      </w:r>
-      <w:r>
-        <w:t xml:space="preserve"> </w:t>
-      </w:r>
-      <w:r>
-        <w:rPr>
-          <w:rStyle w:val="VerbatimChar"/>
-        </w:rPr>
-        <w:t xml:space="preserve">KneeGoniometerGUI.exe</w:t>
-      </w:r>
-      <w:r>
-        <w:t xml:space="preserve">, built automatically by GitHub when a new version is</w:t>
-      </w:r>
-      <w:r>
-        <w:t xml:space="preserve"> </w:t>
-      </w:r>
-      <w:r>
-        <w:t xml:space="preserve">tagged. The build runs the self-test first and publishes the program on the</w:t>
-      </w:r>
-      <w:r>
-        <w:t xml:space="preserve"> </w:t>
-      </w:r>
-      <w:r>
-        <w:t xml:space="preserve">Releases page (steps: README</w:t>
-      </w:r>
-      <w:r>
-        <w:t xml:space="preserve"> </w:t>
-      </w:r>
-      <w:r>
-        <w:t xml:space="preserve">“</w:t>
-      </w:r>
-      <w:r>
-        <w:t xml:space="preserve">Releasing an updated GUI</w:t>
-      </w:r>
-      <w:r>
-        <w:t xml:space="preserve">”</w:t>
-      </w:r>
-      <w:r>
-        <w:t xml:space="preserve">, SOP Appendix B).</w:t>
-      </w:r>
-    </w:p>
-    <w:p>
-      <w:pPr>
-        <w:numPr>
-          <w:ilvl w:val="0"/>
-          <w:numId w:val="1029"/>
-        </w:numPr>
-        <w:pStyle w:val="Compact"/>
-      </w:pPr>
-      <w:r>
-        <w:rPr>
-          <w:bCs/>
-          <w:b/>
-        </w:rPr>
-        <w:t xml:space="preserve">Why:</w:t>
-      </w:r>
-      <w:r>
-        <w:t xml:space="preserve"> </w:t>
-      </w:r>
-      <w:r>
-        <w:t xml:space="preserve">Operators do not need to install Python. Each program is tied to an</w:t>
-      </w:r>
-      <w:r>
-        <w:t xml:space="preserve"> </w:t>
-      </w:r>
-      <w:r>
-        <w:t xml:space="preserve">exact version of the code, and a failing self-test stops a broken program from</w:t>
-      </w:r>
-      <w:r>
-        <w:t xml:space="preserve"> </w:t>
-      </w:r>
-      <w:r>
-        <w:t xml:space="preserve">being released.</w:t>
-      </w:r>
-    </w:p>
-    <w:p>
-      <w:pPr>
-        <w:numPr>
-          <w:ilvl w:val="0"/>
-          <w:numId w:val="1029"/>
-        </w:numPr>
-        <w:pStyle w:val="Compact"/>
-      </w:pPr>
-      <w:r>
-        <w:rPr>
-          <w:bCs/>
-          <w:b/>
-        </w:rPr>
-        <w:t xml:space="preserve">Alternatives:</w:t>
-      </w:r>
-      <w:r>
-        <w:t xml:space="preserve"> </w:t>
-      </w:r>
-      <w:r>
-        <w:t xml:space="preserve">Running the Python code directly (too much setup for</w:t>
-      </w:r>
-      <w:r>
-        <w:t xml:space="preserve"> </w:t>
-      </w:r>
-      <w:r>
-        <w:t xml:space="preserve">operators); building the program by hand (not repeatable, and easy to include</w:t>
-      </w:r>
-      <w:r>
-        <w:t xml:space="preserve"> </w:t>
-      </w:r>
-      <w:r>
-        <w:t xml:space="preserve">untested changes).</w:t>
-      </w:r>
-    </w:p>
-    <w:p>
-      <w:pPr>
-        <w:numPr>
-          <w:ilvl w:val="0"/>
-          <w:numId w:val="1029"/>
-        </w:numPr>
-        <w:pStyle w:val="Compact"/>
-      </w:pPr>
-      <w:r>
-        <w:rPr>
-          <w:bCs/>
-          <w:b/>
-        </w:rPr>
-        <w:t xml:space="preserve">Trade-offs:</w:t>
-      </w:r>
-      <w:r>
-        <w:t xml:space="preserve"> </w:t>
-      </w:r>
-      <w:r>
-        <w:t xml:space="preserve">Windows only (macOS and Linux use the Python version); the</w:t>
-      </w:r>
-      <w:r>
-        <w:t xml:space="preserve"> </w:t>
-      </w:r>
-      <w:r>
-        <w:t xml:space="preserve">program is not digitally signed, so Windows shows a warning the first time it</w:t>
-      </w:r>
-      <w:r>
-        <w:t xml:space="preserve"> </w:t>
-      </w:r>
-      <w:r>
-        <w:t xml:space="preserve">runs.</w:t>
-      </w:r>
-    </w:p>
-    <w:bookmarkEnd w:id="74"/>
-    <w:bookmarkEnd w:id="75"/>
-    <w:bookmarkStart w:id="78" w:name="testing-and-validation"/>
-    <w:p>
-      <w:pPr>
-        <w:pStyle w:val="Heading1"/>
-      </w:pPr>
-      <w:r>
-        <w:t xml:space="preserve">9. Testing and validation</w:t>
-      </w:r>
-    </w:p>
-    <w:p>
-      <w:pPr>
-        <w:pStyle w:val="FirstParagraph"/>
-      </w:pPr>
-      <w:r>
         <w:t xml:space="preserve">With the sensors held still, the angle was very steady (changes of a</w:t>
       </w:r>
       <w:r>
@@ -6152,18 +6193,9 @@
         <w:t xml:space="preserve">(§1.3).</w:t>
       </w:r>
     </w:p>
-    <w:bookmarkStart w:id="76" w:name="preliminary-stationary-testing-sept-2026"/>
-    <w:p>
-      <w:pPr>
-        <w:pStyle w:val="Heading2"/>
-      </w:pPr>
-      <w:r>
-        <w:t xml:space="preserve">9.1 Preliminary stationary testing (Sept 2026)</w:t>
-      </w:r>
-    </w:p>
-    <w:p>
-      <w:pPr>
-        <w:pStyle w:val="FirstParagraph"/>
+    <w:p>
+      <w:pPr>
+        <w:pStyle w:val="BodyText"/>
       </w:pPr>
       <w:r>
         <w:t xml:space="preserve">Full results are in the Preliminary Stationary Test Report.</w:t>
@@ -6352,7 +6384,7 @@
               <w:rPr>
                 <w:sz w:val="19"/>
               </w:rPr>
-              <w:t xml:space="preserve">~40 Hz found (slow line writing on the thigh board, uneven PC timer); fixed to a true 50 Hz (§6.5, §8.2)</w:t>
+              <w:t xml:space="preserve">~40 Hz found (slow line writing on the thigh board, uneven PC timer); fixed to a true 50 Hz (§6.5, §8)</w:t>
             </w:r>
           </w:p>
         </w:tc>
@@ -6415,23 +6447,23 @@
         <w:pStyle w:val="BodyText"/>
       </w:pPr>
       <w:r>
-        <w:t xml:space="preserve">Methods worth keeping:</w:t>
-      </w:r>
-    </w:p>
-    <w:p>
-      <w:pPr>
-        <w:numPr>
-          <w:ilvl w:val="0"/>
-          <w:numId w:val="1030"/>
-        </w:numPr>
-        <w:pStyle w:val="Compact"/>
-      </w:pPr>
-      <w:r>
-        <w:rPr>
-          <w:bCs/>
-          <w:b/>
-        </w:rPr>
-        <w:t xml:space="preserve">Leave out the first 20 s</w:t>
+        <w:t xml:space="preserve">Methods worth mentioning:</w:t>
+      </w:r>
+    </w:p>
+    <w:p>
+      <w:pPr>
+        <w:numPr>
+          <w:ilvl w:val="0"/>
+          <w:numId w:val="1028"/>
+        </w:numPr>
+        <w:pStyle w:val="Compact"/>
+      </w:pPr>
+      <w:r>
+        <w:rPr>
+          <w:bCs/>
+          <w:b/>
+        </w:rPr>
+        <w:t xml:space="preserve">Left out the first 20 s</w:t>
       </w:r>
       <w:r>
         <w:t xml:space="preserve"> </w:t>
@@ -6450,16 +6482,16 @@
       <w:pPr>
         <w:numPr>
           <w:ilvl w:val="0"/>
-          <w:numId w:val="1030"/>
-        </w:numPr>
-        <w:pStyle w:val="Compact"/>
-      </w:pPr>
-      <w:r>
-        <w:rPr>
-          <w:bCs/>
-          <w:b/>
-        </w:rPr>
-        <w:t xml:space="preserve">Swap the boards</w:t>
+          <w:numId w:val="1028"/>
+        </w:numPr>
+        <w:pStyle w:val="Compact"/>
+      </w:pPr>
+      <w:r>
+        <w:rPr>
+          <w:bCs/>
+          <w:b/>
+        </w:rPr>
+        <w:t xml:space="preserve">Swapped the boards</w:t>
       </w:r>
       <w:r>
         <w:t xml:space="preserve"> </w:t>
@@ -6478,16 +6510,16 @@
       <w:pPr>
         <w:numPr>
           <w:ilvl w:val="0"/>
-          <w:numId w:val="1030"/>
-        </w:numPr>
-        <w:pStyle w:val="Compact"/>
-      </w:pPr>
-      <w:r>
-        <w:rPr>
-          <w:bCs/>
-          <w:b/>
-        </w:rPr>
-        <w:t xml:space="preserve">Use the raw accelerometer as an independent check</w:t>
+          <w:numId w:val="1028"/>
+        </w:numPr>
+        <w:pStyle w:val="Compact"/>
+      </w:pPr>
+      <w:r>
+        <w:rPr>
+          <w:bCs/>
+          <w:b/>
+        </w:rPr>
+        <w:t xml:space="preserve">Used the raw accelerometer as an independent check</w:t>
       </w:r>
       <w:r>
         <w:t xml:space="preserve"> </w:t>
@@ -6508,60 +6540,8 @@
         <w:t xml:space="preserve">sensors drifting.</w:t>
       </w:r>
     </w:p>
-    <w:bookmarkEnd w:id="76"/>
-    <w:bookmarkStart w:id="77" w:name="earlier-bench-checks"/>
-    <w:p>
-      <w:pPr>
-        <w:pStyle w:val="Heading2"/>
-      </w:pPr>
-      <w:r>
-        <w:t xml:space="preserve">9.2 Earlier bench checks</w:t>
-      </w:r>
-    </w:p>
-    <w:p>
-      <w:pPr>
-        <w:pStyle w:val="FirstParagraph"/>
-      </w:pPr>
-      <w:r>
-        <w:t xml:space="preserve">Fixing both boards to one ruler (so the true angle cannot change) was the key</w:t>
-      </w:r>
-      <w:r>
-        <w:t xml:space="preserve"> </w:t>
-      </w:r>
-      <w:r>
-        <w:t xml:space="preserve">test for drift; a right-angle placement read ~90°. The self-tests</w:t>
-      </w:r>
-      <w:r>
-        <w:t xml:space="preserve"> </w:t>
-      </w:r>
-      <w:r>
-        <w:t xml:space="preserve">(</w:t>
-      </w:r>
-      <w:r>
-        <w:rPr>
-          <w:rStyle w:val="VerbatimChar"/>
-        </w:rPr>
-        <w:t xml:space="preserve">knee_collector_uart.py --selftest</w:t>
-      </w:r>
-      <w:r>
-        <w:t xml:space="preserve">,</w:t>
-      </w:r>
-      <w:r>
-        <w:t xml:space="preserve"> </w:t>
-      </w:r>
-      <w:r>
-        <w:rPr>
-          <w:rStyle w:val="VerbatimChar"/>
-        </w:rPr>
-        <w:t xml:space="preserve">knee_gui.py --selftest</w:t>
-      </w:r>
-      <w:r>
-        <w:t xml:space="preserve">) check the math.</w:t>
-      </w:r>
-    </w:p>
-    <w:bookmarkEnd w:id="77"/>
-    <w:bookmarkEnd w:id="78"/>
-    <w:bookmarkStart w:id="79" w:name="directions-considered-but-not-pursued"/>
+    <w:bookmarkEnd w:id="71"/>
+    <w:bookmarkStart w:id="72" w:name="directions-considered-but-not-pursued"/>
     <w:p>
       <w:pPr>
         <w:pStyle w:val="Heading1"/>
@@ -6759,14 +6739,1198 @@
         </w:tc>
       </w:tr>
     </w:tbl>
+    <w:bookmarkEnd w:id="72"/>
+    <w:bookmarkStart w:id="80" w:name="X130d7968a3057a02a7c7ebc6337d5c46e250c8a"/>
+    <w:p>
+      <w:pPr>
+        <w:pStyle w:val="Heading1"/>
+      </w:pPr>
+      <w:r>
+        <w:t xml:space="preserve">Appendix A — Magnetometer: accuracy, and absolute vs. relative angle</w:t>
+      </w:r>
+    </w:p>
+    <w:p>
+      <w:pPr>
+        <w:pStyle w:val="FirstParagraph"/>
+      </w:pPr>
+      <w:r>
+        <w:t xml:space="preserve">Adding the board’s compass sensor would not make the knee angle more</w:t>
+      </w:r>
+      <w:r>
+        <w:t xml:space="preserve"> </w:t>
+      </w:r>
+      <w:r>
+        <w:t xml:space="preserve">accurate, and it cannot give a true anatomical angle either. It is only worth</w:t>
+      </w:r>
+      <w:r>
+        <w:t xml:space="preserve"> </w:t>
+      </w:r>
+      <w:r>
+        <w:t xml:space="preserve">revisiting if full 3-D movement ever needs to be measured.</w:t>
+      </w:r>
+    </w:p>
+    <w:p>
+      <w:pPr>
+        <w:pStyle w:val="BodyText"/>
+      </w:pPr>
+      <w:r>
+        <w:rPr>
+          <w:bCs/>
+          <w:b/>
+        </w:rPr>
+        <w:t xml:space="preserve">Status:</w:t>
+      </w:r>
+      <w:r>
+        <w:t xml:space="preserve"> </w:t>
+      </w:r>
+      <w:r>
+        <w:t xml:space="preserve">Investigated (analysis only). Not recommended for the current use.</w:t>
+      </w:r>
+    </w:p>
+    <w:bookmarkStart w:id="73" w:name="a.1-the-proposal"/>
+    <w:p>
+      <w:pPr>
+        <w:pStyle w:val="Heading2"/>
+      </w:pPr>
+      <w:r>
+        <w:t xml:space="preserve">A.1 The proposal</w:t>
+      </w:r>
+    </w:p>
+    <w:p>
+      <w:pPr>
+        <w:pStyle w:val="FirstParagraph"/>
+      </w:pPr>
+      <w:r>
+        <w:t xml:space="preserve">The boards carry a magnetometer (BMM150) that is not used (§4.1). The proposal</w:t>
+      </w:r>
+      <w:r>
+        <w:t xml:space="preserve"> </w:t>
+      </w:r>
+      <w:r>
+        <w:t xml:space="preserve">was to use it to (a) improve accuracy, and/or (b) get an</w:t>
+      </w:r>
+      <w:r>
+        <w:t xml:space="preserve"> </w:t>
+      </w:r>
+      <w:r>
+        <w:rPr>
+          <w:bCs/>
+          <w:b/>
+        </w:rPr>
+        <w:t xml:space="preserve">absolute</w:t>
+      </w:r>
+      <w:r>
+        <w:t xml:space="preserve"> </w:t>
+      </w:r>
+      <w:r>
+        <w:t xml:space="preserve">joint angle</w:t>
+      </w:r>
+      <w:r>
+        <w:t xml:space="preserve"> </w:t>
+      </w:r>
+      <w:r>
+        <w:t xml:space="preserve">instead of the current one, which is</w:t>
+      </w:r>
+      <w:r>
+        <w:t xml:space="preserve"> </w:t>
+      </w:r>
+      <w:r>
+        <w:rPr>
+          <w:bCs/>
+          <w:b/>
+        </w:rPr>
+        <w:t xml:space="preserve">relative</w:t>
+      </w:r>
+      <w:r>
+        <w:t xml:space="preserve"> </w:t>
+      </w:r>
+      <w:r>
+        <w:t xml:space="preserve">to the start pose — on the</w:t>
+      </w:r>
+      <w:r>
+        <w:t xml:space="preserve"> </w:t>
+      </w:r>
+      <w:r>
+        <w:t xml:space="preserve">idea that</w:t>
+      </w:r>
+      <w:r>
+        <w:t xml:space="preserve"> </w:t>
+      </w:r>
+      <w:r>
+        <w:t xml:space="preserve">“</w:t>
+      </w:r>
+      <w:r>
+        <w:t xml:space="preserve">the magnetometer points to north, so it can be a reference for the</w:t>
+      </w:r>
+      <w:r>
+        <w:t xml:space="preserve"> </w:t>
+      </w:r>
+      <w:r>
+        <w:t xml:space="preserve">angle between the segments.</w:t>
+      </w:r>
+      <w:r>
+        <w:t xml:space="preserve">”</w:t>
+      </w:r>
+    </w:p>
+    <w:bookmarkEnd w:id="73"/>
+    <w:bookmarkStart w:id="74" w:name="X0c77c0bc2a1fa86a77f016941ab25743de183a2"/>
+    <w:p>
+      <w:pPr>
+        <w:pStyle w:val="Heading2"/>
+      </w:pPr>
+      <w:r>
+        <w:t xml:space="preserve">A.2 What a magnetometer actually measures</w:t>
+      </w:r>
+    </w:p>
+    <w:p>
+      <w:pPr>
+        <w:numPr>
+          <w:ilvl w:val="0"/>
+          <w:numId w:val="1029"/>
+        </w:numPr>
+        <w:pStyle w:val="Compact"/>
+      </w:pPr>
+      <w:r>
+        <w:t xml:space="preserve">The direction and strength of the local magnetic field, as seen by the board.</w:t>
+      </w:r>
+      <w:r>
+        <w:t xml:space="preserve"> </w:t>
+      </w:r>
+      <w:r>
+        <w:t xml:space="preserve">Turning the board changes the reading; that change is what reveals its</w:t>
+      </w:r>
+      <w:r>
+        <w:t xml:space="preserve"> </w:t>
+      </w:r>
+      <w:r>
+        <w:t xml:space="preserve">orientation.</w:t>
+      </w:r>
+    </w:p>
+    <w:p>
+      <w:pPr>
+        <w:numPr>
+          <w:ilvl w:val="0"/>
+          <w:numId w:val="1029"/>
+        </w:numPr>
+        <w:pStyle w:val="Compact"/>
+      </w:pPr>
+      <w:r>
+        <w:t xml:space="preserve">The field points to</w:t>
+      </w:r>
+      <w:r>
+        <w:t xml:space="preserve"> </w:t>
+      </w:r>
+      <w:r>
+        <w:rPr>
+          <w:bCs/>
+          <w:b/>
+        </w:rPr>
+        <w:t xml:space="preserve">magnetic</w:t>
+      </w:r>
+      <w:r>
+        <w:t xml:space="preserve"> </w:t>
+      </w:r>
+      <w:r>
+        <w:t xml:space="preserve">north and also</w:t>
+      </w:r>
+      <w:r>
+        <w:t xml:space="preserve"> </w:t>
+      </w:r>
+      <w:r>
+        <w:rPr>
+          <w:bCs/>
+          <w:b/>
+        </w:rPr>
+        <w:t xml:space="preserve">dips steeply into the ground</w:t>
+      </w:r>
+      <w:r>
+        <w:t xml:space="preserve"> </w:t>
+      </w:r>
+      <w:r>
+        <w:t xml:space="preserve">(about 60–70° at mid latitudes). It is not a neat horizontal arrow; a compass</w:t>
+      </w:r>
+      <w:r>
+        <w:t xml:space="preserve"> </w:t>
+      </w:r>
+      <w:r>
+        <w:t xml:space="preserve">hides this by using only the horizontal part.</w:t>
+      </w:r>
+    </w:p>
+    <w:p>
+      <w:pPr>
+        <w:numPr>
+          <w:ilvl w:val="0"/>
+          <w:numId w:val="1029"/>
+        </w:numPr>
+        <w:pStyle w:val="Compact"/>
+      </w:pPr>
+      <w:r>
+        <w:t xml:space="preserve">The angle between the magnetic field and gravity depends only on</w:t>
+      </w:r>
+      <w:r>
+        <w:t xml:space="preserve"> </w:t>
+      </w:r>
+      <w:r>
+        <w:rPr>
+          <w:bCs/>
+          <w:b/>
+        </w:rPr>
+        <w:t xml:space="preserve">where you</w:t>
+      </w:r>
+      <w:r>
+        <w:rPr>
+          <w:bCs/>
+          <w:b/>
+        </w:rPr>
+        <w:t xml:space="preserve"> </w:t>
+      </w:r>
+      <w:r>
+        <w:rPr>
+          <w:bCs/>
+          <w:b/>
+        </w:rPr>
+        <w:t xml:space="preserve">are on Earth</w:t>
+      </w:r>
+      <w:r>
+        <w:t xml:space="preserve">, not on the leg, so it says nothing about the joint.</w:t>
+      </w:r>
+    </w:p>
+    <w:bookmarkEnd w:id="74"/>
+    <w:bookmarkStart w:id="75" w:name="a.3-two-separate-jobs-a-scale-and-a-zero"/>
+    <w:p>
+      <w:pPr>
+        <w:pStyle w:val="Heading2"/>
+      </w:pPr>
+      <w:r>
+        <w:t xml:space="preserve">A.3 Two separate jobs: a</w:t>
+      </w:r>
+      <w:r>
+        <w:t xml:space="preserve"> </w:t>
+      </w:r>
+      <w:r>
+        <w:rPr>
+          <w:iCs/>
+          <w:i/>
+        </w:rPr>
+        <w:t xml:space="preserve">scale</w:t>
+      </w:r>
+      <w:r>
+        <w:t xml:space="preserve"> </w:t>
+      </w:r>
+      <w:r>
+        <w:t xml:space="preserve">and a</w:t>
+      </w:r>
+      <w:r>
+        <w:t xml:space="preserve"> </w:t>
+      </w:r>
+      <w:r>
+        <w:rPr>
+          <w:iCs/>
+          <w:i/>
+        </w:rPr>
+        <w:t xml:space="preserve">zero</w:t>
+      </w:r>
+    </w:p>
+    <w:p>
+      <w:pPr>
+        <w:pStyle w:val="FirstParagraph"/>
+      </w:pPr>
+      <w:r>
+        <w:t xml:space="preserve">Measuring any angle needs two things:</w:t>
+      </w:r>
+    </w:p>
+    <w:p>
+      <w:pPr>
+        <w:numPr>
+          <w:ilvl w:val="0"/>
+          <w:numId w:val="1030"/>
+        </w:numPr>
+        <w:pStyle w:val="Compact"/>
+      </w:pPr>
+      <w:r>
+        <w:rPr>
+          <w:bCs/>
+          <w:b/>
+        </w:rPr>
+        <w:t xml:space="preserve">A scale</w:t>
+      </w:r>
+      <w:r>
+        <w:t xml:space="preserve"> </w:t>
+      </w:r>
+      <w:r>
+        <w:t xml:space="preserve">— how far apart two directions are (like the markings on a ruler).</w:t>
+      </w:r>
+    </w:p>
+    <w:p>
+      <w:pPr>
+        <w:numPr>
+          <w:ilvl w:val="0"/>
+          <w:numId w:val="1030"/>
+        </w:numPr>
+        <w:pStyle w:val="Compact"/>
+      </w:pPr>
+      <w:r>
+        <w:rPr>
+          <w:bCs/>
+          <w:b/>
+        </w:rPr>
+        <w:t xml:space="preserve">A zero</w:t>
+      </w:r>
+      <w:r>
+        <w:t xml:space="preserve"> </w:t>
+      </w:r>
+      <w:r>
+        <w:t xml:space="preserve">— which position counts as 0°.</w:t>
+      </w:r>
+    </w:p>
+    <w:p>
+      <w:pPr>
+        <w:pStyle w:val="FirstParagraph"/>
+      </w:pPr>
+      <w:r>
+        <w:t xml:space="preserve">Sensors on the body are good at the scale. The zero is a question about the</w:t>
+      </w:r>
+      <w:r>
+        <w:t xml:space="preserve"> </w:t>
+      </w:r>
+      <w:r>
+        <w:t xml:space="preserve">person’s anatomy, not about the sensors. This split is the heart of the</w:t>
+      </w:r>
+      <w:r>
+        <w:t xml:space="preserve"> </w:t>
+      </w:r>
+      <w:r>
+        <w:t xml:space="preserve">magnetometer question.</w:t>
+      </w:r>
+    </w:p>
+    <w:bookmarkEnd w:id="75"/>
+    <w:bookmarkStart w:id="76" w:name="a.4-what-the-magnetometer-would-add"/>
+    <w:p>
+      <w:pPr>
+        <w:pStyle w:val="Heading2"/>
+      </w:pPr>
+      <w:r>
+        <w:t xml:space="preserve">A.4 What the magnetometer would add</w:t>
+      </w:r>
+    </w:p>
+    <w:p>
+      <w:pPr>
+        <w:numPr>
+          <w:ilvl w:val="0"/>
+          <w:numId w:val="1031"/>
+        </w:numPr>
+        <w:pStyle w:val="Compact"/>
+      </w:pPr>
+      <w:r>
+        <w:rPr>
+          <w:bCs/>
+          <w:b/>
+        </w:rPr>
+        <w:t xml:space="preserve">Heading.</w:t>
+      </w:r>
+      <w:r>
+        <w:t xml:space="preserve"> </w:t>
+      </w:r>
+      <w:r>
+        <w:t xml:space="preserve">Gravity shows tilt but not which way a board faces; the</w:t>
+      </w:r>
+      <w:r>
+        <w:t xml:space="preserve"> </w:t>
+      </w:r>
+      <w:r>
+        <w:t xml:space="preserve">magnetometer supplies that, like a compass.</w:t>
+      </w:r>
+    </w:p>
+    <w:p>
+      <w:pPr>
+        <w:numPr>
+          <w:ilvl w:val="0"/>
+          <w:numId w:val="1031"/>
+        </w:numPr>
+        <w:pStyle w:val="Compact"/>
+      </w:pPr>
+      <w:r>
+        <w:t xml:space="preserve">With gravity</w:t>
+      </w:r>
+      <w:r>
+        <w:t xml:space="preserve"> </w:t>
+      </w:r>
+      <w:r>
+        <w:rPr>
+          <w:bCs/>
+          <w:b/>
+        </w:rPr>
+        <w:t xml:space="preserve">and</w:t>
+      </w:r>
+      <w:r>
+        <w:t xml:space="preserve"> </w:t>
+      </w:r>
+      <w:r>
+        <w:t xml:space="preserve">the magnetic field, each board’s full 3-D orientation is</w:t>
+      </w:r>
+      <w:r>
+        <w:t xml:space="preserve"> </w:t>
+      </w:r>
+      <w:r>
+        <w:t xml:space="preserve">known, and so is the full, drift-free rotation between the two boards.</w:t>
+      </w:r>
+    </w:p>
+    <w:p>
+      <w:pPr>
+        <w:numPr>
+          <w:ilvl w:val="0"/>
+          <w:numId w:val="1031"/>
+        </w:numPr>
+        <w:pStyle w:val="Compact"/>
+      </w:pPr>
+      <w:r>
+        <w:rPr>
+          <w:bCs/>
+          <w:b/>
+        </w:rPr>
+        <w:t xml:space="preserve">In practice:</w:t>
+      </w:r>
+      <w:r>
+        <w:t xml:space="preserve"> </w:t>
+      </w:r>
+      <w:r>
+        <w:t xml:space="preserve">its only unique contribution is movement</w:t>
+      </w:r>
+      <w:r>
+        <w:t xml:space="preserve"> </w:t>
+      </w:r>
+      <w:r>
+        <w:rPr>
+          <w:bCs/>
+          <w:b/>
+        </w:rPr>
+        <w:t xml:space="preserve">outside the</w:t>
+      </w:r>
+      <w:r>
+        <w:rPr>
+          <w:bCs/>
+          <w:b/>
+        </w:rPr>
+        <w:t xml:space="preserve"> </w:t>
+      </w:r>
+      <w:r>
+        <w:rPr>
+          <w:bCs/>
+          <w:b/>
+        </w:rPr>
+        <w:t xml:space="preserve">side-view plane</w:t>
+      </w:r>
+      <w:r>
+        <w:t xml:space="preserve">. For ordinary knee bending, gravity alone is enough because</w:t>
+      </w:r>
+      <w:r>
+        <w:t xml:space="preserve"> </w:t>
+      </w:r>
+      <w:r>
+        <w:t xml:space="preserve">both boards share the same</w:t>
+      </w:r>
+      <w:r>
+        <w:t xml:space="preserve"> </w:t>
+      </w:r>
+      <w:r>
+        <w:t xml:space="preserve">“</w:t>
+      </w:r>
+      <w:r>
+        <w:t xml:space="preserve">down</w:t>
+      </w:r>
+      <w:r>
+        <w:t xml:space="preserve">”</w:t>
+      </w:r>
+      <w:r>
+        <w:t xml:space="preserve">.</w:t>
+      </w:r>
+    </w:p>
+    <w:bookmarkEnd w:id="76"/>
+    <w:bookmarkStart w:id="77" w:name="X41b781896b0666a3601a1314ba2065d8220b8eb"/>
+    <w:p>
+      <w:pPr>
+        <w:pStyle w:val="Heading2"/>
+      </w:pPr>
+      <w:r>
+        <w:t xml:space="preserve">A.5 Why it does not give an anatomical angle</w:t>
+      </w:r>
+    </w:p>
+    <w:p>
+      <w:pPr>
+        <w:pStyle w:val="FirstParagraph"/>
+      </w:pPr>
+      <w:r>
+        <w:t xml:space="preserve">The joint angle is between the</w:t>
+      </w:r>
+      <w:r>
+        <w:t xml:space="preserve"> </w:t>
+      </w:r>
+      <w:r>
+        <w:rPr>
+          <w:bCs/>
+          <w:b/>
+        </w:rPr>
+        <w:t xml:space="preserve">bones</w:t>
+      </w:r>
+      <w:r>
+        <w:t xml:space="preserve">, not between the</w:t>
+      </w:r>
+      <w:r>
+        <w:t xml:space="preserve"> </w:t>
+      </w:r>
+      <w:r>
+        <w:rPr>
+          <w:bCs/>
+          <w:b/>
+        </w:rPr>
+        <w:t xml:space="preserve">boards</w:t>
+      </w:r>
+      <w:r>
+        <w:t xml:space="preserve">. Each board</w:t>
+      </w:r>
+      <w:r>
+        <w:t xml:space="preserve"> </w:t>
+      </w:r>
+      <w:r>
+        <w:t xml:space="preserve">sits on skin at an unknown angle to its bone. In symbols, with</w:t>
+      </w:r>
+      <w:r>
+        <w:t xml:space="preserve"> </w:t>
+      </w:r>
+      <w:r>
+        <w:rPr>
+          <w:rStyle w:val="VerbatimChar"/>
+        </w:rPr>
+        <w:t xml:space="preserve">R_rel</w:t>
+      </w:r>
+      <w:r>
+        <w:t xml:space="preserve"> </w:t>
+      </w:r>
+      <w:r>
+        <w:t xml:space="preserve">the</w:t>
+      </w:r>
+      <w:r>
+        <w:t xml:space="preserve"> </w:t>
+      </w:r>
+      <w:r>
+        <w:t xml:space="preserve">rotation between the boards and</w:t>
+      </w:r>
+      <w:r>
+        <w:t xml:space="preserve"> </w:t>
+      </w:r>
+      <w:r>
+        <w:rPr>
+          <w:rStyle w:val="VerbatimChar"/>
+        </w:rPr>
+        <w:t xml:space="preserve">M_thigh</w:t>
+      </w:r>
+      <w:r>
+        <w:t xml:space="preserve">,</w:t>
+      </w:r>
+      <w:r>
+        <w:t xml:space="preserve"> </w:t>
+      </w:r>
+      <w:r>
+        <w:rPr>
+          <w:rStyle w:val="VerbatimChar"/>
+        </w:rPr>
+        <w:t xml:space="preserve">M_shank</w:t>
+      </w:r>
+      <w:r>
+        <w:t xml:space="preserve"> </w:t>
+      </w:r>
+      <w:r>
+        <w:t xml:space="preserve">each board’s unknown</w:t>
+      </w:r>
+      <w:r>
+        <w:t xml:space="preserve"> </w:t>
+      </w:r>
+      <w:r>
+        <w:t xml:space="preserve">mounting:</w:t>
+      </w:r>
+    </w:p>
+    <w:p>
+      <w:pPr>
+        <w:pStyle w:val="SourceCode"/>
+      </w:pPr>
+      <w:r>
+        <w:rPr>
+          <w:rStyle w:val="VerbatimChar"/>
+        </w:rPr>
+        <w:t xml:space="preserve">joint = M_thigh⁻¹ · R_rel · M_shank</w:t>
+      </w:r>
+    </w:p>
+    <w:p>
+      <w:pPr>
+        <w:pStyle w:val="FirstParagraph"/>
+      </w:pPr>
+      <w:r>
+        <w:t xml:space="preserve">The magnetometer pins down</w:t>
+      </w:r>
+      <w:r>
+        <w:t xml:space="preserve"> </w:t>
+      </w:r>
+      <w:r>
+        <w:rPr>
+          <w:rStyle w:val="VerbatimChar"/>
+        </w:rPr>
+        <w:t xml:space="preserve">R_rel</w:t>
+      </w:r>
+      <w:r>
+        <w:t xml:space="preserve"> </w:t>
+      </w:r>
+      <w:r>
+        <w:t xml:space="preserve">but tells nothing about the mountings.</w:t>
+      </w:r>
+    </w:p>
+    <w:p>
+      <w:pPr>
+        <w:numPr>
+          <w:ilvl w:val="0"/>
+          <w:numId w:val="1032"/>
+        </w:numPr>
+        <w:pStyle w:val="Compact"/>
+      </w:pPr>
+      <w:r>
+        <w:rPr>
+          <w:bCs/>
+          <w:b/>
+        </w:rPr>
+        <w:t xml:space="preserve">Two meanings of</w:t>
+      </w:r>
+      <w:r>
+        <w:rPr>
+          <w:bCs/>
+          <w:b/>
+        </w:rPr>
+        <w:t xml:space="preserve"> </w:t>
+      </w:r>
+      <w:r>
+        <w:rPr>
+          <w:bCs/>
+          <w:b/>
+        </w:rPr>
+        <w:t xml:space="preserve">“</w:t>
+      </w:r>
+      <w:r>
+        <w:rPr>
+          <w:bCs/>
+          <w:b/>
+        </w:rPr>
+        <w:t xml:space="preserve">absolute</w:t>
+      </w:r>
+      <w:r>
+        <w:rPr>
+          <w:bCs/>
+          <w:b/>
+        </w:rPr>
+        <w:t xml:space="preserve">”</w:t>
+      </w:r>
+      <w:r>
+        <w:rPr>
+          <w:bCs/>
+          <w:b/>
+        </w:rPr>
+        <w:t xml:space="preserve">:</w:t>
+      </w:r>
+      <w:r>
+        <w:t xml:space="preserve"> </w:t>
+      </w:r>
+      <w:r>
+        <w:t xml:space="preserve">absolute</w:t>
+      </w:r>
+      <w:r>
+        <w:t xml:space="preserve"> </w:t>
+      </w:r>
+      <w:r>
+        <w:rPr>
+          <w:iCs/>
+          <w:i/>
+        </w:rPr>
+        <w:t xml:space="preserve">heading</w:t>
+      </w:r>
+      <w:r>
+        <w:t xml:space="preserve"> </w:t>
+      </w:r>
+      <w:r>
+        <w:t xml:space="preserve">(which way you face), which</w:t>
+      </w:r>
+      <w:r>
+        <w:t xml:space="preserve"> </w:t>
+      </w:r>
+      <w:r>
+        <w:t xml:space="preserve">the magnetometer gives; and an absolute</w:t>
+      </w:r>
+      <w:r>
+        <w:t xml:space="preserve"> </w:t>
+      </w:r>
+      <w:r>
+        <w:rPr>
+          <w:iCs/>
+          <w:i/>
+        </w:rPr>
+        <w:t xml:space="preserve">anatomical zero</w:t>
+      </w:r>
+      <w:r>
+        <w:t xml:space="preserve"> </w:t>
+      </w:r>
+      <w:r>
+        <w:t xml:space="preserve">(the true angle</w:t>
+      </w:r>
+      <w:r>
+        <w:t xml:space="preserve"> </w:t>
+      </w:r>
+      <w:r>
+        <w:t xml:space="preserve">between thigh bone and shin bone), which it does not.</w:t>
+      </w:r>
+    </w:p>
+    <w:p>
+      <w:pPr>
+        <w:numPr>
+          <w:ilvl w:val="0"/>
+          <w:numId w:val="1032"/>
+        </w:numPr>
+        <w:pStyle w:val="Compact"/>
+      </w:pPr>
+      <w:r>
+        <w:rPr>
+          <w:bCs/>
+          <w:b/>
+        </w:rPr>
+        <w:t xml:space="preserve">The deciding example:</w:t>
+      </w:r>
+      <w:r>
+        <w:t xml:space="preserve"> </w:t>
+      </w:r>
+      <w:r>
+        <w:t xml:space="preserve">two people can hold their legs so that both boards</w:t>
+      </w:r>
+      <w:r>
+        <w:t xml:space="preserve"> </w:t>
+      </w:r>
+      <w:r>
+        <w:t xml:space="preserve">give identical readings — accelerometer</w:t>
+      </w:r>
+      <w:r>
+        <w:t xml:space="preserve"> </w:t>
+      </w:r>
+      <w:r>
+        <w:rPr>
+          <w:iCs/>
+          <w:i/>
+        </w:rPr>
+        <w:t xml:space="preserve">and</w:t>
+      </w:r>
+      <w:r>
+        <w:t xml:space="preserve"> </w:t>
+      </w:r>
+      <w:r>
+        <w:t xml:space="preserve">magnetometer — while one is a</w:t>
+      </w:r>
+      <w:r>
+        <w:t xml:space="preserve"> </w:t>
+      </w:r>
+      <w:r>
+        <w:t xml:space="preserve">healthy knee bent 10° and the other a knee that cannot straighten past 10°.</w:t>
+      </w:r>
+      <w:r>
+        <w:t xml:space="preserve"> </w:t>
+      </w:r>
+      <w:r>
+        <w:t xml:space="preserve">Same data, different clinical truth, so no calculation on the sensor data can</w:t>
+      </w:r>
+      <w:r>
+        <w:t xml:space="preserve"> </w:t>
+      </w:r>
+      <w:r>
+        <w:t xml:space="preserve">tell them apart.</w:t>
+      </w:r>
+    </w:p>
+    <w:p>
+      <w:pPr>
+        <w:numPr>
+          <w:ilvl w:val="0"/>
+          <w:numId w:val="1032"/>
+        </w:numPr>
+        <w:pStyle w:val="Compact"/>
+      </w:pPr>
+      <w:r>
+        <w:rPr>
+          <w:bCs/>
+          <w:b/>
+        </w:rPr>
+        <w:t xml:space="preserve">“</w:t>
+      </w:r>
+      <w:r>
+        <w:rPr>
+          <w:bCs/>
+          <w:b/>
+        </w:rPr>
+        <w:t xml:space="preserve">Straight</w:t>
+      </w:r>
+      <w:r>
+        <w:rPr>
+          <w:bCs/>
+          <w:b/>
+        </w:rPr>
+        <w:t xml:space="preserve">”</w:t>
+      </w:r>
+      <w:r>
+        <w:rPr>
+          <w:bCs/>
+          <w:b/>
+        </w:rPr>
+        <w:t xml:space="preserve"> </w:t>
+      </w:r>
+      <w:r>
+        <w:rPr>
+          <w:bCs/>
+          <w:b/>
+        </w:rPr>
+        <w:t xml:space="preserve">is not a direction in the room.</w:t>
+      </w:r>
+      <w:r>
+        <w:t xml:space="preserve"> </w:t>
+      </w:r>
+      <w:r>
+        <w:t xml:space="preserve">A joint angle does not change</w:t>
+      </w:r>
+      <w:r>
+        <w:t xml:space="preserve"> </w:t>
+      </w:r>
+      <w:r>
+        <w:t xml:space="preserve">when the person turns around; which way the person faces is the only thing the</w:t>
+      </w:r>
+      <w:r>
+        <w:t xml:space="preserve"> </w:t>
+      </w:r>
+      <w:r>
+        <w:t xml:space="preserve">magnetometer adds.</w:t>
+      </w:r>
+    </w:p>
+    <w:p>
+      <w:pPr>
+        <w:pStyle w:val="FirstParagraph"/>
+      </w:pPr>
+      <w:r>
+        <w:t xml:space="preserve">The current method is relative because of the</w:t>
+      </w:r>
+      <w:r>
+        <w:t xml:space="preserve"> </w:t>
+      </w:r>
+      <w:r>
+        <w:rPr>
+          <w:bCs/>
+          <w:b/>
+        </w:rPr>
+        <w:t xml:space="preserve">zeroing hold</w:t>
+      </w:r>
+      <w:r>
+        <w:t xml:space="preserve"> </w:t>
+      </w:r>
+      <w:r>
+        <w:t xml:space="preserve">(§5.3): whatever</w:t>
+      </w:r>
+      <w:r>
+        <w:t xml:space="preserve"> </w:t>
+      </w:r>
+      <w:r>
+        <w:t xml:space="preserve">pose is held becomes 0°, and the unknown mounting cancels out.</w:t>
+      </w:r>
+    </w:p>
+    <w:bookmarkEnd w:id="77"/>
+    <w:bookmarkStart w:id="78" w:name="a.6-trade-offs"/>
+    <w:p>
+      <w:pPr>
+        <w:pStyle w:val="Heading2"/>
+      </w:pPr>
+      <w:r>
+        <w:t xml:space="preserve">A.6 Trade-offs</w:t>
+      </w:r>
+    </w:p>
+    <w:p>
+      <w:pPr>
+        <w:numPr>
+          <w:ilvl w:val="0"/>
+          <w:numId w:val="1033"/>
+        </w:numPr>
+        <w:pStyle w:val="Compact"/>
+      </w:pPr>
+      <w:r>
+        <w:rPr>
+          <w:bCs/>
+          <w:b/>
+        </w:rPr>
+        <w:t xml:space="preserve">The basic choice:</w:t>
+      </w:r>
+      <w:r>
+        <w:t xml:space="preserve"> </w:t>
+      </w:r>
+      <w:r>
+        <w:t xml:space="preserve">either</w:t>
+      </w:r>
+      <w:r>
+        <w:t xml:space="preserve"> </w:t>
+      </w:r>
+      <w:r>
+        <w:rPr>
+          <w:iCs/>
+          <w:i/>
+        </w:rPr>
+        <w:t xml:space="preserve">measure</w:t>
+      </w:r>
+      <w:r>
+        <w:t xml:space="preserve"> </w:t>
+      </w:r>
+      <w:r>
+        <w:t xml:space="preserve">how each board sits on its bone (an</w:t>
+      </w:r>
+      <w:r>
+        <w:t xml:space="preserve"> </w:t>
+      </w:r>
+      <w:r>
+        <w:t xml:space="preserve">anatomical zero, but placement must then be careful) or</w:t>
+      </w:r>
+      <w:r>
+        <w:t xml:space="preserve"> </w:t>
+      </w:r>
+      <w:r>
+        <w:rPr>
+          <w:iCs/>
+          <w:i/>
+        </w:rPr>
+        <w:t xml:space="preserve">cancel</w:t>
+      </w:r>
+      <w:r>
+        <w:t xml:space="preserve"> </w:t>
+      </w:r>
+      <w:r>
+        <w:t xml:space="preserve">it by</w:t>
+      </w:r>
+      <w:r>
+        <w:t xml:space="preserve"> </w:t>
+      </w:r>
+      <w:r>
+        <w:t xml:space="preserve">re-zeroing every session (relative zero, placement does not matter). The</w:t>
+      </w:r>
+      <w:r>
+        <w:t xml:space="preserve"> </w:t>
+      </w:r>
+      <w:r>
+        <w:t xml:space="preserve">current design cancels it, which is why placement is not critical. The</w:t>
+      </w:r>
+      <w:r>
+        <w:t xml:space="preserve"> </w:t>
+      </w:r>
+      <w:r>
+        <w:t xml:space="preserve">magnetometer helps with neither.</w:t>
+      </w:r>
+    </w:p>
+    <w:p>
+      <w:pPr>
+        <w:numPr>
+          <w:ilvl w:val="0"/>
+          <w:numId w:val="1033"/>
+        </w:numPr>
+        <w:pStyle w:val="Compact"/>
+      </w:pPr>
+      <w:r>
+        <w:rPr>
+          <w:bCs/>
+          <w:b/>
+        </w:rPr>
+        <w:t xml:space="preserve">Magnetic interference:</w:t>
+      </w:r>
+      <w:r>
+        <w:t xml:space="preserve"> </w:t>
+      </w:r>
+      <w:r>
+        <w:t xml:space="preserve">table and chair legs, treadmills, wheelchairs,</w:t>
+      </w:r>
+      <w:r>
+        <w:t xml:space="preserve"> </w:t>
+      </w:r>
+      <w:r>
+        <w:t xml:space="preserve">steel in floors, batteries, the USB cable and the other board all distort the</w:t>
+      </w:r>
+      <w:r>
+        <w:t xml:space="preserve"> </w:t>
+      </w:r>
+      <w:r>
+        <w:t xml:space="preserve">field. Clinics and gyms are full of these.</w:t>
+      </w:r>
+    </w:p>
+    <w:p>
+      <w:pPr>
+        <w:numPr>
+          <w:ilvl w:val="0"/>
+          <w:numId w:val="1033"/>
+        </w:numPr>
+        <w:pStyle w:val="Compact"/>
+      </w:pPr>
+      <w:r>
+        <w:rPr>
+          <w:bCs/>
+          <w:b/>
+        </w:rPr>
+        <w:t xml:space="preserve">Extra calibration:</w:t>
+      </w:r>
+      <w:r>
+        <w:t xml:space="preserve"> </w:t>
+      </w:r>
+      <w:r>
+        <w:t xml:space="preserve">each board would need a figure-of-eight calibration,</w:t>
+      </w:r>
+      <w:r>
+        <w:t xml:space="preserve"> </w:t>
+      </w:r>
+      <w:r>
+        <w:t xml:space="preserve">repeated whenever conditions change.</w:t>
+      </w:r>
+    </w:p>
+    <w:p>
+      <w:pPr>
+        <w:numPr>
+          <w:ilvl w:val="0"/>
+          <w:numId w:val="1033"/>
+        </w:numPr>
+        <w:pStyle w:val="Compact"/>
+      </w:pPr>
+      <w:r>
+        <w:rPr>
+          <w:bCs/>
+          <w:b/>
+        </w:rPr>
+        <w:t xml:space="preserve">Accuracy gain for knee bending, gait and sit-to-stand:</w:t>
+      </w:r>
+      <w:r>
+        <w:t xml:space="preserve"> </w:t>
+      </w:r>
+      <w:r>
+        <w:t xml:space="preserve">about none.</w:t>
+      </w:r>
+    </w:p>
+    <w:bookmarkEnd w:id="78"/>
+    <w:bookmarkStart w:id="79" w:name="a.7-next-experiments-if-revived"/>
+    <w:p>
+      <w:pPr>
+        <w:pStyle w:val="Heading2"/>
+      </w:pPr>
+      <w:r>
+        <w:t xml:space="preserve">A.7 Next experiments (if revived)</w:t>
+      </w:r>
+    </w:p>
+    <w:p>
+      <w:pPr>
+        <w:numPr>
+          <w:ilvl w:val="0"/>
+          <w:numId w:val="1034"/>
+        </w:numPr>
+        <w:pStyle w:val="Compact"/>
+      </w:pPr>
+      <w:r>
+        <w:rPr>
+          <w:bCs/>
+          <w:b/>
+        </w:rPr>
+        <w:t xml:space="preserve">Check the room first:</w:t>
+      </w:r>
+      <w:r>
+        <w:t xml:space="preserve"> </w:t>
+      </w:r>
+      <w:r>
+        <w:t xml:space="preserve">record the raw magnetic field during a normal</w:t>
+      </w:r>
+      <w:r>
+        <w:t xml:space="preserve"> </w:t>
+      </w:r>
+      <w:r>
+        <w:t xml:space="preserve">session</w:t>
+      </w:r>
+      <w:r>
+        <w:t xml:space="preserve"> </w:t>
+      </w:r>
+      <w:r>
+        <w:rPr>
+          <w:iCs/>
+          <w:i/>
+        </w:rPr>
+        <w:t xml:space="preserve">in the actual test space</w:t>
+      </w:r>
+      <w:r>
+        <w:t xml:space="preserve"> </w:t>
+      </w:r>
+      <w:r>
+        <w:t xml:space="preserve">and plot its strength. If it stays roughly</w:t>
+      </w:r>
+      <w:r>
+        <w:t xml:space="preserve"> </w:t>
+      </w:r>
+      <w:r>
+        <w:t xml:space="preserve">constant (~25–65 µT) as the leg moves, the space is clean enough; large swings</w:t>
+      </w:r>
+      <w:r>
+        <w:t xml:space="preserve"> </w:t>
+      </w:r>
+      <w:r>
+        <w:t xml:space="preserve">mean the magnetometer would add error.</w:t>
+      </w:r>
+    </w:p>
+    <w:p>
+      <w:pPr>
+        <w:numPr>
+          <w:ilvl w:val="0"/>
+          <w:numId w:val="1034"/>
+        </w:numPr>
+        <w:pStyle w:val="Compact"/>
+      </w:pPr>
+      <w:r>
+        <w:rPr>
+          <w:bCs/>
+          <w:b/>
+        </w:rPr>
+        <w:t xml:space="preserve">Compare in 3-D:</w:t>
+      </w:r>
+      <w:r>
+        <w:t xml:space="preserve"> </w:t>
+      </w:r>
+      <w:r>
+        <w:t xml:space="preserve">bring back the old magnetometer code as an option and</w:t>
+      </w:r>
+      <w:r>
+        <w:t xml:space="preserve"> </w:t>
+      </w:r>
+      <w:r>
+        <w:t xml:space="preserve">compare it with the current method on sideways and twisting movements, not</w:t>
+      </w:r>
+      <w:r>
+        <w:t xml:space="preserve"> </w:t>
+      </w:r>
+      <w:r>
+        <w:t xml:space="preserve">ordinary bending.</w:t>
+      </w:r>
+    </w:p>
+    <w:p>
+      <w:pPr>
+        <w:numPr>
+          <w:ilvl w:val="0"/>
+          <w:numId w:val="1034"/>
+        </w:numPr>
+        <w:pStyle w:val="Compact"/>
+      </w:pPr>
+      <w:r>
+        <w:t xml:space="preserve">Go further only if (1) passes and a 3-D requirement actually exists.</w:t>
+      </w:r>
+    </w:p>
     <w:bookmarkEnd w:id="79"/>
-    <w:bookmarkStart w:id="80" w:name="timeline-of-major-milestones"/>
+    <w:bookmarkEnd w:id="80"/>
+    <w:bookmarkStart w:id="85" w:name="X981e3cd5754df6ffd08080a16f367bff4f36eb5"/>
     <w:p>
       <w:pPr>
         <w:pStyle w:val="Heading1"/>
       </w:pPr>
       <w:r>
-        <w:t xml:space="preserve">11. Timeline of major milestones</w:t>
+        <w:t xml:space="preserve">Appendix B — Anatomical angle via functional calibration</w:t>
       </w:r>
     </w:p>
     <w:p>
@@ -6774,7 +7938,1070 @@
         <w:pStyle w:val="FirstParagraph"/>
       </w:pPr>
       <w:r>
-        <w:t xml:space="preserve">The commit codes identify each change in the project’s version history (GitHub).</w:t>
+        <w:t xml:space="preserve">To report true anatomical angles (for example, a knee that cannot</w:t>
+      </w:r>
+      <w:r>
+        <w:t xml:space="preserve"> </w:t>
+      </w:r>
+      <w:r>
+        <w:t xml:space="preserve">fully straighten), the software must learn how each board sits on its bone. A</w:t>
+      </w:r>
+      <w:r>
+        <w:t xml:space="preserve"> </w:t>
+      </w:r>
+      <w:r>
+        <w:t xml:space="preserve">short calibration movement that reveals the knee’s hinge axis can do this. Not</w:t>
+      </w:r>
+      <w:r>
+        <w:t xml:space="preserve"> </w:t>
+      </w:r>
+      <w:r>
+        <w:t xml:space="preserve">built yet.</w:t>
+      </w:r>
+    </w:p>
+    <w:p>
+      <w:pPr>
+        <w:pStyle w:val="BodyText"/>
+      </w:pPr>
+      <w:r>
+        <w:rPr>
+          <w:bCs/>
+          <w:b/>
+        </w:rPr>
+        <w:t xml:space="preserve">Status:</w:t>
+      </w:r>
+      <w:r>
+        <w:t xml:space="preserve"> </w:t>
+      </w:r>
+      <w:r>
+        <w:t xml:space="preserve">Identified as the right approach. Not yet prototyped.</w:t>
+      </w:r>
+    </w:p>
+    <w:bookmarkStart w:id="81" w:name="b.1-motivation"/>
+    <w:p>
+      <w:pPr>
+        <w:pStyle w:val="Heading2"/>
+      </w:pPr>
+      <w:r>
+        <w:t xml:space="preserve">B.1 Motivation</w:t>
+      </w:r>
+    </w:p>
+    <w:p>
+      <w:pPr>
+        <w:pStyle w:val="FirstParagraph"/>
+      </w:pPr>
+      <w:r>
+        <w:t xml:space="preserve">The current angle is relative to the start pose (§5.5), so it cannot report a</w:t>
+      </w:r>
+      <w:r>
+        <w:t xml:space="preserve"> </w:t>
+      </w:r>
+      <w:r>
+        <w:t xml:space="preserve">clinical angle such as a knee that stops 10° short of straight, or compare</w:t>
+      </w:r>
+      <w:r>
+        <w:t xml:space="preserve"> </w:t>
+      </w:r>
+      <w:r>
+        <w:t xml:space="preserve">sessions that were zeroed in different poses. As Appendix A shows, this needs a</w:t>
+      </w:r>
+      <w:r>
+        <w:t xml:space="preserve"> </w:t>
+      </w:r>
+      <w:r>
+        <w:t xml:space="preserve">reference that</w:t>
+      </w:r>
+      <w:r>
+        <w:t xml:space="preserve"> </w:t>
+      </w:r>
+      <w:r>
+        <w:rPr>
+          <w:bCs/>
+          <w:b/>
+        </w:rPr>
+        <w:t xml:space="preserve">sees the anatomy</w:t>
+      </w:r>
+      <w:r>
+        <w:t xml:space="preserve">.</w:t>
+      </w:r>
+    </w:p>
+    <w:bookmarkEnd w:id="81"/>
+    <w:bookmarkStart w:id="82" w:name="b.2-candidate-approaches"/>
+    <w:p>
+      <w:pPr>
+        <w:pStyle w:val="Heading2"/>
+      </w:pPr>
+      <w:r>
+        <w:t xml:space="preserve">B.2 Candidate approaches</w:t>
+      </w:r>
+    </w:p>
+    <w:p>
+      <w:pPr>
+        <w:numPr>
+          <w:ilvl w:val="0"/>
+          <w:numId w:val="1035"/>
+        </w:numPr>
+        <w:pStyle w:val="Compact"/>
+      </w:pPr>
+      <w:r>
+        <w:rPr>
+          <w:bCs/>
+          <w:b/>
+        </w:rPr>
+        <w:t xml:space="preserve">Hinge-axis (functional) calibration:</w:t>
+      </w:r>
+      <w:r>
+        <w:t xml:space="preserve"> </w:t>
+      </w:r>
+      <w:r>
+        <w:t xml:space="preserve">the person does a few pure</w:t>
+      </w:r>
+      <w:r>
+        <w:t xml:space="preserve"> </w:t>
+      </w:r>
+      <w:r>
+        <w:t xml:space="preserve">knee-bending movements. The knee’s hinge axis then shows up in each board’s</w:t>
+      </w:r>
+      <w:r>
+        <w:t xml:space="preserve"> </w:t>
+      </w:r>
+      <w:r>
+        <w:t xml:space="preserve">gyroscope as the main axis of rotation, which reveals how the board sits on the</w:t>
+      </w:r>
+      <w:r>
+        <w:t xml:space="preserve"> </w:t>
+      </w:r>
+      <w:r>
+        <w:t xml:space="preserve">bone. No magnetometer is needed; research-grade motion-sensor systems use this</w:t>
+      </w:r>
+      <w:r>
+        <w:t xml:space="preserve"> </w:t>
+      </w:r>
+      <w:r>
+        <w:t xml:space="preserve">approach.</w:t>
+      </w:r>
+    </w:p>
+    <w:p>
+      <w:pPr>
+        <w:numPr>
+          <w:ilvl w:val="0"/>
+          <w:numId w:val="1035"/>
+        </w:numPr>
+        <w:pStyle w:val="Compact"/>
+      </w:pPr>
+      <w:r>
+        <w:rPr>
+          <w:bCs/>
+          <w:b/>
+        </w:rPr>
+        <w:t xml:space="preserve">Known pose / outside reference:</w:t>
+      </w:r>
+      <w:r>
+        <w:t xml:space="preserve"> </w:t>
+      </w:r>
+      <w:r>
+        <w:t xml:space="preserve">define true full straightening once (with a</w:t>
+      </w:r>
+      <w:r>
+        <w:t xml:space="preserve"> </w:t>
+      </w:r>
+      <w:r>
+        <w:t xml:space="preserve">straight-leg fixture, a manual goniometer or imaging) and anchor the zero to</w:t>
+      </w:r>
+      <w:r>
+        <w:t xml:space="preserve"> </w:t>
+      </w:r>
+      <w:r>
+        <w:t xml:space="preserve">it.</w:t>
+      </w:r>
+    </w:p>
+    <w:bookmarkEnd w:id="82"/>
+    <w:bookmarkStart w:id="83" w:name="b.3-trade-offs"/>
+    <w:p>
+      <w:pPr>
+        <w:pStyle w:val="Heading2"/>
+      </w:pPr>
+      <w:r>
+        <w:t xml:space="preserve">B.3 Trade-offs</w:t>
+      </w:r>
+    </w:p>
+    <w:p>
+      <w:pPr>
+        <w:numPr>
+          <w:ilvl w:val="0"/>
+          <w:numId w:val="1036"/>
+        </w:numPr>
+        <w:pStyle w:val="Compact"/>
+      </w:pPr>
+      <w:r>
+        <w:t xml:space="preserve">Gains an anatomical angle that can be compared across sessions and can show a</w:t>
+      </w:r>
+      <w:r>
+        <w:t xml:space="preserve"> </w:t>
+      </w:r>
+      <w:r>
+        <w:t xml:space="preserve">knee that cannot fully straighten.</w:t>
+      </w:r>
+    </w:p>
+    <w:p>
+      <w:pPr>
+        <w:numPr>
+          <w:ilvl w:val="0"/>
+          <w:numId w:val="1036"/>
+        </w:numPr>
+        <w:pStyle w:val="Compact"/>
+      </w:pPr>
+      <w:r>
+        <w:t xml:space="preserve">Costs more careful placement and a repeatable calibration routine for each</w:t>
+      </w:r>
+      <w:r>
+        <w:t xml:space="preserve"> </w:t>
+      </w:r>
+      <w:r>
+        <w:t xml:space="preserve">person (the</w:t>
+      </w:r>
+      <w:r>
+        <w:t xml:space="preserve"> </w:t>
+      </w:r>
+      <w:r>
+        <w:t xml:space="preserve">“</w:t>
+      </w:r>
+      <w:r>
+        <w:t xml:space="preserve">measure the mounting</w:t>
+      </w:r>
+      <w:r>
+        <w:t xml:space="preserve">”</w:t>
+      </w:r>
+      <w:r>
+        <w:t xml:space="preserve"> </w:t>
+      </w:r>
+      <w:r>
+        <w:t xml:space="preserve">choice in A.6).</w:t>
+      </w:r>
+    </w:p>
+    <w:p>
+      <w:pPr>
+        <w:numPr>
+          <w:ilvl w:val="0"/>
+          <w:numId w:val="1036"/>
+        </w:numPr>
+        <w:pStyle w:val="Compact"/>
+      </w:pPr>
+      <w:r>
+        <w:t xml:space="preserve">Accuracy depends on how purely the calibration movement bends only the knee;</w:t>
+      </w:r>
+      <w:r>
+        <w:t xml:space="preserve"> </w:t>
+      </w:r>
+      <w:r>
+        <w:t xml:space="preserve">it needs checking against a goniometer or another reference method.</w:t>
+      </w:r>
+    </w:p>
+    <w:bookmarkEnd w:id="83"/>
+    <w:bookmarkStart w:id="84" w:name="b.4-next-steps"/>
+    <w:p>
+      <w:pPr>
+        <w:pStyle w:val="Heading2"/>
+      </w:pPr>
+      <w:r>
+        <w:t xml:space="preserve">B.4 Next steps</w:t>
+      </w:r>
+    </w:p>
+    <w:p>
+      <w:pPr>
+        <w:numPr>
+          <w:ilvl w:val="0"/>
+          <w:numId w:val="1037"/>
+        </w:numPr>
+        <w:pStyle w:val="Compact"/>
+      </w:pPr>
+      <w:r>
+        <w:t xml:space="preserve">Build a hinge-axis estimate from a bending-only recording and compare its zero</w:t>
+      </w:r>
+      <w:r>
+        <w:t xml:space="preserve"> </w:t>
+      </w:r>
+      <w:r>
+        <w:t xml:space="preserve">with a manually measured angle at known poses.</w:t>
+      </w:r>
+    </w:p>
+    <w:p>
+      <w:pPr>
+        <w:numPr>
+          <w:ilvl w:val="0"/>
+          <w:numId w:val="1037"/>
+        </w:numPr>
+        <w:pStyle w:val="Compact"/>
+      </w:pPr>
+      <w:r>
+        <w:t xml:space="preserve">Decide whether the clinical use needs anatomical angles at all, or whether</w:t>
+      </w:r>
+      <w:r>
+        <w:t xml:space="preserve"> </w:t>
+      </w:r>
+      <w:r>
+        <w:t xml:space="preserve">differences (range of motion, repetitions, gait, movement quality) are enough.</w:t>
+      </w:r>
+    </w:p>
+    <w:bookmarkEnd w:id="84"/>
+    <w:bookmarkEnd w:id="85"/>
+    <w:bookmarkStart w:id="90" w:name="appendix-c-wireless-bluetooth-links"/>
+    <w:p>
+      <w:pPr>
+        <w:pStyle w:val="Heading1"/>
+      </w:pPr>
+      <w:r>
+        <w:t xml:space="preserve">Appendix C — Wireless (Bluetooth) links</w:t>
+      </w:r>
+    </w:p>
+    <w:p>
+      <w:pPr>
+        <w:pStyle w:val="FirstParagraph"/>
+      </w:pPr>
+      <w:r>
+        <w:t xml:space="preserve">The boards already have Bluetooth radios. Using them would remove the</w:t>
+      </w:r>
+      <w:r>
+        <w:t xml:space="preserve"> </w:t>
+      </w:r>
+      <w:r>
+        <w:t xml:space="preserve">wires, mainly for safety and ethics approval, at the cost of batteries and less</w:t>
+      </w:r>
+      <w:r>
+        <w:t xml:space="preserve"> </w:t>
+      </w:r>
+      <w:r>
+        <w:t xml:space="preserve">predictable timing. Not investigated in depth.</w:t>
+      </w:r>
+    </w:p>
+    <w:p>
+      <w:pPr>
+        <w:pStyle w:val="BodyText"/>
+      </w:pPr>
+      <w:r>
+        <w:rPr>
+          <w:bCs/>
+          <w:b/>
+        </w:rPr>
+        <w:t xml:space="preserve">Status:</w:t>
+      </w:r>
+      <w:r>
+        <w:t xml:space="preserve"> </w:t>
+      </w:r>
+      <w:r>
+        <w:t xml:space="preserve">Idea raised; not investigated in depth.</w:t>
+      </w:r>
+    </w:p>
+    <w:bookmarkStart w:id="86" w:name="c.1-motivation"/>
+    <w:p>
+      <w:pPr>
+        <w:pStyle w:val="Heading2"/>
+      </w:pPr>
+      <w:r>
+        <w:t xml:space="preserve">C.1 Motivation</w:t>
+      </w:r>
+    </w:p>
+    <w:p>
+      <w:pPr>
+        <w:pStyle w:val="FirstParagraph"/>
+      </w:pPr>
+      <w:r>
+        <w:t xml:space="preserve">Two connections could go wireless (Figure 2):</w:t>
+      </w:r>
+    </w:p>
+    <w:p>
+      <w:pPr>
+        <w:numPr>
+          <w:ilvl w:val="0"/>
+          <w:numId w:val="1038"/>
+        </w:numPr>
+        <w:pStyle w:val="Compact"/>
+      </w:pPr>
+      <w:r>
+        <w:rPr>
+          <w:bCs/>
+          <w:b/>
+        </w:rPr>
+        <w:t xml:space="preserve">Link A — shank board ↔ thigh board:</w:t>
+      </w:r>
+      <w:r>
+        <w:t xml:space="preserve"> </w:t>
+      </w:r>
+      <w:r>
+        <w:t xml:space="preserve">today the wire that crosses the knee.</w:t>
+      </w:r>
+    </w:p>
+    <w:p>
+      <w:pPr>
+        <w:numPr>
+          <w:ilvl w:val="0"/>
+          <w:numId w:val="1038"/>
+        </w:numPr>
+        <w:pStyle w:val="Compact"/>
+      </w:pPr>
+      <w:r>
+        <w:rPr>
+          <w:bCs/>
+          <w:b/>
+        </w:rPr>
+        <w:t xml:space="preserve">Link B — thigh board ↔ PC:</w:t>
+      </w:r>
+      <w:r>
+        <w:t xml:space="preserve"> </w:t>
+      </w:r>
+      <w:r>
+        <w:t xml:space="preserve">today the USB cable.</w:t>
+      </w:r>
+    </w:p>
+    <w:p>
+      <w:pPr>
+        <w:pStyle w:val="FirstParagraph"/>
+      </w:pPr>
+      <w:r>
+        <w:rPr>
+          <w:bCs/>
+          <w:b/>
+        </w:rPr>
+        <w:t xml:space="preserve">Main reason: safety and ethics approval.</w:t>
+      </w:r>
+      <w:r>
+        <w:t xml:space="preserve"> </w:t>
+      </w:r>
+      <w:r>
+        <w:t xml:space="preserve">Removing wires — especially one</w:t>
+      </w:r>
+      <w:r>
+        <w:t xml:space="preserve"> </w:t>
+      </w:r>
+      <w:r>
+        <w:t xml:space="preserve">across the joint or one tying the person to a PC — reduces the risk of tripping,</w:t>
+      </w:r>
+      <w:r>
+        <w:t xml:space="preserve"> </w:t>
+      </w:r>
+      <w:r>
+        <w:t xml:space="preserve">tangling and electrical hazards. It also lets people walk and stand up more</w:t>
+      </w:r>
+      <w:r>
+        <w:t xml:space="preserve"> </w:t>
+      </w:r>
+      <w:r>
+        <w:t xml:space="preserve">naturally.</w:t>
+      </w:r>
+    </w:p>
+    <w:bookmarkEnd w:id="86"/>
+    <w:bookmarkStart w:id="87" w:name="c.2-how"/>
+    <w:p>
+      <w:pPr>
+        <w:pStyle w:val="Heading2"/>
+      </w:pPr>
+      <w:r>
+        <w:t xml:space="preserve">C.2 How</w:t>
+      </w:r>
+    </w:p>
+    <w:p>
+      <w:pPr>
+        <w:numPr>
+          <w:ilvl w:val="0"/>
+          <w:numId w:val="1039"/>
+        </w:numPr>
+        <w:pStyle w:val="Compact"/>
+      </w:pPr>
+      <w:r>
+        <w:t xml:space="preserve">Bluetooth software on the boards, and a Bluetooth library (such as Python</w:t>
+      </w:r>
+      <w:r>
+        <w:t xml:space="preserve"> </w:t>
+      </w:r>
+      <w:r>
+        <w:rPr>
+          <w:rStyle w:val="VerbatimChar"/>
+        </w:rPr>
+        <w:t xml:space="preserve">bleak</w:t>
+      </w:r>
+      <w:r>
+        <w:t xml:space="preserve">) on the PC in place of the USB serial connection. Each link can be</w:t>
+      </w:r>
+      <w:r>
+        <w:t xml:space="preserve"> </w:t>
+      </w:r>
+      <w:r>
+        <w:t xml:space="preserve">replaced on its own.</w:t>
+      </w:r>
+    </w:p>
+    <w:p>
+      <w:pPr>
+        <w:numPr>
+          <w:ilvl w:val="0"/>
+          <w:numId w:val="1039"/>
+        </w:numPr>
+        <w:pStyle w:val="Compact"/>
+      </w:pPr>
+      <w:r>
+        <w:rPr>
+          <w:bCs/>
+          <w:b/>
+        </w:rPr>
+        <w:t xml:space="preserve">Link B first:</w:t>
+      </w:r>
+      <w:r>
+        <w:t xml:space="preserve"> </w:t>
+      </w:r>
+      <w:r>
+        <w:t xml:space="preserve">it removes the tie to the PC without changing the</w:t>
+      </w:r>
+      <w:r>
+        <w:t xml:space="preserve"> </w:t>
+      </w:r>
+      <w:r>
+        <w:t xml:space="preserve">board-to-board link. Link A removes the wire across the knee.</w:t>
+      </w:r>
+    </w:p>
+    <w:bookmarkEnd w:id="87"/>
+    <w:bookmarkStart w:id="88" w:name="c.3-things-to-watch"/>
+    <w:p>
+      <w:pPr>
+        <w:pStyle w:val="Heading2"/>
+      </w:pPr>
+      <w:r>
+        <w:t xml:space="preserve">C.3 Things to watch</w:t>
+      </w:r>
+    </w:p>
+    <w:p>
+      <w:pPr>
+        <w:numPr>
+          <w:ilvl w:val="0"/>
+          <w:numId w:val="1040"/>
+        </w:numPr>
+        <w:pStyle w:val="Compact"/>
+      </w:pPr>
+      <w:r>
+        <w:rPr>
+          <w:bCs/>
+          <w:b/>
+        </w:rPr>
+        <w:t xml:space="preserve">Lost data:</w:t>
+      </w:r>
+      <w:r>
+        <w:t xml:space="preserve"> </w:t>
+      </w:r>
+      <w:r>
+        <w:t xml:space="preserve">the existing gap handling (§6.3, §8) helps, but Bluetooth has</w:t>
+      </w:r>
+      <w:r>
+        <w:t xml:space="preserve"> </w:t>
+      </w:r>
+      <w:r>
+        <w:t xml:space="preserve">its own dropouts and reconnections.</w:t>
+      </w:r>
+    </w:p>
+    <w:p>
+      <w:pPr>
+        <w:numPr>
+          <w:ilvl w:val="0"/>
+          <w:numId w:val="1040"/>
+        </w:numPr>
+        <w:pStyle w:val="Compact"/>
+      </w:pPr>
+      <w:r>
+        <w:rPr>
+          <w:bCs/>
+          <w:b/>
+        </w:rPr>
+        <w:t xml:space="preserve">Timing:</w:t>
+      </w:r>
+      <w:r>
+        <w:t xml:space="preserve"> </w:t>
+      </w:r>
+      <w:r>
+        <w:t xml:space="preserve">Bluetooth delivers data in bursts (at least 7.5 ms apart) with</w:t>
+      </w:r>
+      <w:r>
+        <w:t xml:space="preserve"> </w:t>
+      </w:r>
+      <w:r>
+        <w:t xml:space="preserve">uneven delays, so each reading should carry its own time stamp from the board.</w:t>
+      </w:r>
+    </w:p>
+    <w:p>
+      <w:pPr>
+        <w:numPr>
+          <w:ilvl w:val="0"/>
+          <w:numId w:val="1040"/>
+        </w:numPr>
+        <w:pStyle w:val="Compact"/>
+      </w:pPr>
+      <w:r>
+        <w:rPr>
+          <w:bCs/>
+          <w:b/>
+        </w:rPr>
+        <w:t xml:space="preserve">Capacity:</w:t>
+      </w:r>
+      <w:r>
+        <w:t xml:space="preserve"> </w:t>
+      </w:r>
+      <w:r>
+        <w:t xml:space="preserve">50 Hz is possible but with less spare room than the wire;</w:t>
+      </w:r>
+      <w:r>
+        <w:t xml:space="preserve"> </w:t>
+      </w:r>
+      <w:r>
+        <w:t xml:space="preserve">several readings may need to be sent together, or the rate lowered.</w:t>
+      </w:r>
+    </w:p>
+    <w:p>
+      <w:pPr>
+        <w:numPr>
+          <w:ilvl w:val="0"/>
+          <w:numId w:val="1040"/>
+        </w:numPr>
+        <w:pStyle w:val="Compact"/>
+      </w:pPr>
+      <w:r>
+        <w:rPr>
+          <w:bCs/>
+          <w:b/>
+        </w:rPr>
+        <w:t xml:space="preserve">Simpler messages:</w:t>
+      </w:r>
+      <w:r>
+        <w:t xml:space="preserve"> </w:t>
+      </w:r>
+      <w:r>
+        <w:t xml:space="preserve">Bluetooth already separates messages, so the start-marker</w:t>
+      </w:r>
+      <w:r>
+        <w:t xml:space="preserve"> </w:t>
+      </w:r>
+      <w:r>
+        <w:t xml:space="preserve">logic (§6.2) is not needed; the checksum is still worth keeping.</w:t>
+      </w:r>
+    </w:p>
+    <w:p>
+      <w:pPr>
+        <w:numPr>
+          <w:ilvl w:val="0"/>
+          <w:numId w:val="1040"/>
+        </w:numPr>
+        <w:pStyle w:val="Compact"/>
+      </w:pPr>
+      <w:r>
+        <w:rPr>
+          <w:bCs/>
+          <w:b/>
+        </w:rPr>
+        <w:t xml:space="preserve">Power:</w:t>
+      </w:r>
+      <w:r>
+        <w:t xml:space="preserve"> </w:t>
+      </w:r>
+      <w:r>
+        <w:t xml:space="preserve">wireless means a battery on each board (which would also disturb a</w:t>
+      </w:r>
+      <w:r>
+        <w:t xml:space="preserve"> </w:t>
+      </w:r>
+      <w:r>
+        <w:t xml:space="preserve">magnetometer if one were ever used).</w:t>
+      </w:r>
+    </w:p>
+    <w:p>
+      <w:pPr>
+        <w:numPr>
+          <w:ilvl w:val="0"/>
+          <w:numId w:val="1040"/>
+        </w:numPr>
+        <w:pStyle w:val="Compact"/>
+      </w:pPr>
+      <w:r>
+        <w:rPr>
+          <w:bCs/>
+          <w:b/>
+        </w:rPr>
+        <w:t xml:space="preserve">Interference</w:t>
+      </w:r>
+      <w:r>
+        <w:t xml:space="preserve"> </w:t>
+      </w:r>
+      <w:r>
+        <w:t xml:space="preserve">from other 2.4 GHz devices, and reliable reconnection.</w:t>
+      </w:r>
+    </w:p>
+    <w:bookmarkEnd w:id="88"/>
+    <w:bookmarkStart w:id="89" w:name="c.4-next-steps"/>
+    <w:p>
+      <w:pPr>
+        <w:pStyle w:val="Heading2"/>
+      </w:pPr>
+      <w:r>
+        <w:t xml:space="preserve">C.4 Next steps</w:t>
+      </w:r>
+    </w:p>
+    <w:p>
+      <w:pPr>
+        <w:numPr>
+          <w:ilvl w:val="0"/>
+          <w:numId w:val="1041"/>
+        </w:numPr>
+        <w:pStyle w:val="Compact"/>
+      </w:pPr>
+      <w:r>
+        <w:t xml:space="preserve">Build one link at a time, starting with Link B. Measure the rate, lost data and</w:t>
+      </w:r>
+      <w:r>
+        <w:t xml:space="preserve"> </w:t>
+      </w:r>
+      <w:r>
+        <w:t xml:space="preserve">timing against the wired version, and compare the angle traces.</w:t>
+      </w:r>
+    </w:p>
+    <w:p>
+      <w:pPr>
+        <w:numPr>
+          <w:ilvl w:val="0"/>
+          <w:numId w:val="1041"/>
+        </w:numPr>
+        <w:pStyle w:val="Compact"/>
+      </w:pPr>
+      <w:r>
+        <w:t xml:space="preserve">Decide for each link whether the safety benefit is worth the extra variability</w:t>
+      </w:r>
+      <w:r>
+        <w:t xml:space="preserve"> </w:t>
+      </w:r>
+      <w:r>
+        <w:t xml:space="preserve">for the planned study.</w:t>
+      </w:r>
+    </w:p>
+    <w:bookmarkEnd w:id="89"/>
+    <w:bookmarkEnd w:id="90"/>
+    <w:bookmarkStart w:id="95" w:name="appendix-d-more-sensors-and-joints"/>
+    <w:p>
+      <w:pPr>
+        <w:pStyle w:val="Heading1"/>
+      </w:pPr>
+      <w:r>
+        <w:t xml:space="preserve">Appendix D — More sensors and joints</w:t>
+      </w:r>
+    </w:p>
+    <w:p>
+      <w:pPr>
+        <w:pStyle w:val="FirstParagraph"/>
+      </w:pPr>
+      <w:r>
+        <w:t xml:space="preserve">Measuring more than one joint (for example hip, knee and ankle, or</w:t>
+      </w:r>
+      <w:r>
+        <w:t xml:space="preserve"> </w:t>
+      </w:r>
+      <w:r>
+        <w:t xml:space="preserve">both knees) needs more boards, a way to tell them apart, and careful time</w:t>
+      </w:r>
+      <w:r>
+        <w:t xml:space="preserve"> </w:t>
+      </w:r>
+      <w:r>
+        <w:t xml:space="preserve">matching between them. Not investigated in depth.</w:t>
+      </w:r>
+    </w:p>
+    <w:p>
+      <w:pPr>
+        <w:pStyle w:val="BodyText"/>
+      </w:pPr>
+      <w:r>
+        <w:rPr>
+          <w:bCs/>
+          <w:b/>
+        </w:rPr>
+        <w:t xml:space="preserve">Status:</w:t>
+      </w:r>
+      <w:r>
+        <w:t xml:space="preserve"> </w:t>
+      </w:r>
+      <w:r>
+        <w:t xml:space="preserve">Idea raised; not investigated in depth.</w:t>
+      </w:r>
+    </w:p>
+    <w:bookmarkStart w:id="91" w:name="d.1-motivation"/>
+    <w:p>
+      <w:pPr>
+        <w:pStyle w:val="Heading2"/>
+      </w:pPr>
+      <w:r>
+        <w:t xml:space="preserve">D.1 Motivation</w:t>
+      </w:r>
+    </w:p>
+    <w:p>
+      <w:pPr>
+        <w:pStyle w:val="FirstParagraph"/>
+      </w:pPr>
+      <w:r>
+        <w:t xml:space="preserve">Today one pair of boards measures one knee. Studies may want a</w:t>
+      </w:r>
+      <w:r>
+        <w:t xml:space="preserve"> </w:t>
+      </w:r>
+      <w:r>
+        <w:rPr>
+          <w:bCs/>
+          <w:b/>
+        </w:rPr>
+        <w:t xml:space="preserve">chain</w:t>
+      </w:r>
+      <w:r>
+        <w:t xml:space="preserve"> </w:t>
+      </w:r>
+      <w:r>
+        <w:t xml:space="preserve">on one</w:t>
+      </w:r>
+      <w:r>
+        <w:t xml:space="preserve"> </w:t>
+      </w:r>
+      <w:r>
+        <w:t xml:space="preserve">leg (thigh + shank + foot for hip, knee and ankle),</w:t>
+      </w:r>
+      <w:r>
+        <w:t xml:space="preserve"> </w:t>
+      </w:r>
+      <w:r>
+        <w:rPr>
+          <w:bCs/>
+          <w:b/>
+        </w:rPr>
+        <w:t xml:space="preserve">both legs</w:t>
+      </w:r>
+      <w:r>
+        <w:t xml:space="preserve">, or more of the</w:t>
+      </w:r>
+      <w:r>
+        <w:t xml:space="preserve"> </w:t>
+      </w:r>
+      <w:r>
+        <w:t xml:space="preserve">lower body. Two layouts were suggested:</w:t>
+      </w:r>
+    </w:p>
+    <w:p>
+      <w:pPr>
+        <w:numPr>
+          <w:ilvl w:val="0"/>
+          <w:numId w:val="1042"/>
+        </w:numPr>
+        <w:pStyle w:val="Compact"/>
+      </w:pPr>
+      <w:r>
+        <w:rPr>
+          <w:bCs/>
+          <w:b/>
+        </w:rPr>
+        <w:t xml:space="preserve">Hub:</w:t>
+      </w:r>
+      <w:r>
+        <w:t xml:space="preserve"> </w:t>
+      </w:r>
+      <w:r>
+        <w:t xml:space="preserve">several sensor boards send to one hub board, which sends a single</w:t>
+      </w:r>
+      <w:r>
+        <w:t xml:space="preserve"> </w:t>
+      </w:r>
+      <w:r>
+        <w:t xml:space="preserve">stream to the PC.</w:t>
+      </w:r>
+    </w:p>
+    <w:p>
+      <w:pPr>
+        <w:numPr>
+          <w:ilvl w:val="0"/>
+          <w:numId w:val="1042"/>
+        </w:numPr>
+        <w:pStyle w:val="Compact"/>
+      </w:pPr>
+      <w:r>
+        <w:rPr>
+          <w:bCs/>
+          <w:b/>
+        </w:rPr>
+        <w:t xml:space="preserve">Independent pairs:</w:t>
+      </w:r>
+      <w:r>
+        <w:t xml:space="preserve"> </w:t>
+      </w:r>
+      <w:r>
+        <w:t xml:space="preserve">several of today’s two-board units, each measuring one</w:t>
+      </w:r>
+      <w:r>
+        <w:t xml:space="preserve"> </w:t>
+      </w:r>
+      <w:r>
+        <w:t xml:space="preserve">joint, combined on the PC.</w:t>
+      </w:r>
+    </w:p>
+    <w:bookmarkEnd w:id="91"/>
+    <w:bookmarkStart w:id="92" w:name="d.2-things-to-consider"/>
+    <w:p>
+      <w:pPr>
+        <w:pStyle w:val="Heading2"/>
+      </w:pPr>
+      <w:r>
+        <w:t xml:space="preserve">D.2 Things to consider</w:t>
+      </w:r>
+    </w:p>
+    <w:p>
+      <w:pPr>
+        <w:numPr>
+          <w:ilvl w:val="0"/>
+          <w:numId w:val="1043"/>
+        </w:numPr>
+        <w:pStyle w:val="Compact"/>
+      </w:pPr>
+      <w:r>
+        <w:rPr>
+          <w:bCs/>
+          <w:b/>
+        </w:rPr>
+        <w:t xml:space="preserve">Wiring points to Bluetooth (Appendix C).</w:t>
+      </w:r>
+      <w:r>
+        <w:t xml:space="preserve"> </w:t>
+      </w:r>
+      <w:r>
+        <w:t xml:space="preserve">Each board has only one wired</w:t>
+      </w:r>
+      <w:r>
+        <w:t xml:space="preserve"> </w:t>
+      </w:r>
+      <w:r>
+        <w:t xml:space="preserve">serial link, so a wired hub cannot connect several boards; a Bluetooth hub can.</w:t>
+      </w:r>
+    </w:p>
+    <w:p>
+      <w:pPr>
+        <w:numPr>
+          <w:ilvl w:val="0"/>
+          <w:numId w:val="1043"/>
+        </w:numPr>
+        <w:pStyle w:val="Compact"/>
+      </w:pPr>
+      <w:r>
+        <w:rPr>
+          <w:bCs/>
+          <w:b/>
+        </w:rPr>
+        <w:t xml:space="preserve">Telling sensors apart:</w:t>
+      </w:r>
+      <w:r>
+        <w:t xml:space="preserve"> </w:t>
+      </w:r>
+      <w:r>
+        <w:t xml:space="preserve">each message needs a sensor ID, and the saved files</w:t>
+      </w:r>
+      <w:r>
+        <w:t xml:space="preserve"> </w:t>
+      </w:r>
+      <w:r>
+        <w:t xml:space="preserve">need a general layout for any number of segments and joints.</w:t>
+      </w:r>
+    </w:p>
+    <w:p>
+      <w:pPr>
+        <w:numPr>
+          <w:ilvl w:val="0"/>
+          <w:numId w:val="1043"/>
+        </w:numPr>
+        <w:pStyle w:val="Compact"/>
+      </w:pPr>
+      <w:r>
+        <w:rPr>
+          <w:bCs/>
+          <w:b/>
+        </w:rPr>
+        <w:t xml:space="preserve">Time matching</w:t>
+      </w:r>
+      <w:r>
+        <w:t xml:space="preserve"> </w:t>
+      </w:r>
+      <w:r>
+        <w:t xml:space="preserve">is the biggest risk: an angle between two segments needs</w:t>
+      </w:r>
+      <w:r>
+        <w:t xml:space="preserve"> </w:t>
+      </w:r>
+      <w:r>
+        <w:t xml:space="preserve">readings taken at the same moment, so all boards need time stamps from a shared</w:t>
+      </w:r>
+      <w:r>
+        <w:t xml:space="preserve"> </w:t>
+      </w:r>
+      <w:r>
+        <w:t xml:space="preserve">clock.</w:t>
+      </w:r>
+    </w:p>
+    <w:p>
+      <w:pPr>
+        <w:numPr>
+          <w:ilvl w:val="0"/>
+          <w:numId w:val="1043"/>
+        </w:numPr>
+        <w:pStyle w:val="Compact"/>
+      </w:pPr>
+      <w:r>
+        <w:rPr>
+          <w:bCs/>
+          <w:b/>
+        </w:rPr>
+        <w:t xml:space="preserve">Capacity:</w:t>
+      </w:r>
+      <w:r>
+        <w:t xml:space="preserve"> </w:t>
+      </w:r>
+      <w:r>
+        <w:t xml:space="preserve">many sensors at 50 Hz share one link, which may limit the rate or</w:t>
+      </w:r>
+      <w:r>
+        <w:t xml:space="preserve"> </w:t>
+      </w:r>
+      <w:r>
+        <w:t xml:space="preserve">the number of sensors.</w:t>
+      </w:r>
+    </w:p>
+    <w:p>
+      <w:pPr>
+        <w:numPr>
+          <w:ilvl w:val="0"/>
+          <w:numId w:val="1043"/>
+        </w:numPr>
+        <w:pStyle w:val="Compact"/>
+      </w:pPr>
+      <w:r>
+        <w:rPr>
+          <w:bCs/>
+          <w:b/>
+        </w:rPr>
+        <w:t xml:space="preserve">Calibration</w:t>
+      </w:r>
+      <w:r>
+        <w:t xml:space="preserve"> </w:t>
+      </w:r>
+      <w:r>
+        <w:t xml:space="preserve">gets longer with each segment, so the routine and the GUI must</w:t>
+      </w:r>
+      <w:r>
+        <w:t xml:space="preserve"> </w:t>
+      </w:r>
+      <w:r>
+        <w:t xml:space="preserve">scale with it.</w:t>
+      </w:r>
+    </w:p>
+    <w:bookmarkEnd w:id="92"/>
+    <w:bookmarkStart w:id="93" w:name="d.3-layout-trade-off"/>
+    <w:p>
+      <w:pPr>
+        <w:pStyle w:val="Heading2"/>
+      </w:pPr>
+      <w:r>
+        <w:t xml:space="preserve">D.3 Layout trade-off</w:t>
       </w:r>
     </w:p>
     <w:tbl>
@@ -6815,7 +9042,7 @@
                 <w:b/>
                 <w:sz w:val="19"/>
               </w:rPr>
-              <w:t xml:space="preserve">Date (2026)</w:t>
+              <w:t xml:space="preserve">Layout</w:t>
             </w:r>
           </w:p>
         </w:tc>
@@ -6833,7 +9060,7 @@
                 <w:b/>
                 <w:sz w:val="19"/>
               </w:rPr>
-              <w:t xml:space="preserve">Milestone</w:t>
+              <w:t xml:space="preserve">For</w:t>
             </w:r>
           </w:p>
         </w:tc>
@@ -6851,7 +9078,7 @@
                 <w:b/>
                 <w:sz w:val="19"/>
               </w:rPr>
-              <w:t xml:space="preserve">Commits</w:t>
+              <w:t xml:space="preserve">Against</w:t>
             </w:r>
           </w:p>
         </w:tc>
@@ -6868,57 +9095,37 @@
               <w:rPr>
                 <w:sz w:val="19"/>
               </w:rPr>
-              <w:t xml:space="preserve">Aug 14</w:t>
-            </w:r>
-          </w:p>
-        </w:tc>
-        <w:tc>
-          <w:tcPr/>
-          <w:p>
-            <w:pPr>
-              <w:pStyle w:val="Compact"/>
-              <w:jc w:val="left"/>
-            </w:pPr>
-            <w:r>
-              <w:rPr>
-                <w:sz w:val="19"/>
-              </w:rPr>
-              <w:t xml:space="preserve">First wired two-board prototype (simple tilt-based angle)</w:t>
-            </w:r>
-          </w:p>
-        </w:tc>
-        <w:tc>
-          <w:tcPr/>
-          <w:p>
-            <w:pPr>
-              <w:pStyle w:val="Compact"/>
-              <w:jc w:val="left"/>
-            </w:pPr>
-            <w:r>
-              <w:rPr>
-                <w:rStyle w:val="VerbatimChar"/>
-                <w:sz w:val="19"/>
-              </w:rPr>
-              <w:t xml:space="preserve">09f3557</w:t>
-            </w:r>
-            <w:r>
-              <w:rPr>
-                <w:sz w:val="19"/>
-              </w:rPr>
-              <w:t xml:space="preserve">,</w:t>
-            </w:r>
-            <w:r>
-              <w:rPr>
-                <w:sz w:val="19"/>
-              </w:rPr>
-              <w:t xml:space="preserve"> </w:t>
-            </w:r>
-            <w:r>
-              <w:rPr>
-                <w:rStyle w:val="VerbatimChar"/>
-                <w:sz w:val="19"/>
-              </w:rPr>
-              <w:t xml:space="preserve">4b2fd42</w:t>
+              <w:t xml:space="preserve">Hub</w:t>
+            </w:r>
+          </w:p>
+        </w:tc>
+        <w:tc>
+          <w:tcPr/>
+          <w:p>
+            <w:pPr>
+              <w:pStyle w:val="Compact"/>
+              <w:jc w:val="left"/>
+            </w:pPr>
+            <w:r>
+              <w:rPr>
+                <w:sz w:val="19"/>
+              </w:rPr>
+              <w:t xml:space="preserve">One stream and one clock at the hub; simple on the PC</w:t>
+            </w:r>
+          </w:p>
+        </w:tc>
+        <w:tc>
+          <w:tcPr/>
+          <w:p>
+            <w:pPr>
+              <w:pStyle w:val="Compact"/>
+              <w:jc w:val="left"/>
+            </w:pPr>
+            <w:r>
+              <w:rPr>
+                <w:sz w:val="19"/>
+              </w:rPr>
+              <w:t xml:space="preserve">The hub’s capacity is the limit, and if it fails everything stops</w:t>
             </w:r>
           </w:p>
         </w:tc>
@@ -6935,3179 +9142,108 @@
               <w:rPr>
                 <w:sz w:val="19"/>
               </w:rPr>
-              <w:t xml:space="preserve">Aug 17</w:t>
-            </w:r>
-          </w:p>
-        </w:tc>
-        <w:tc>
-          <w:tcPr/>
-          <w:p>
-            <w:pPr>
-              <w:pStyle w:val="Compact"/>
-              <w:jc w:val="left"/>
-            </w:pPr>
-            <w:r>
-              <w:rPr>
-                <w:sz w:val="19"/>
-              </w:rPr>
-              <w:t xml:space="preserve">Angle made independent of board placement; magnetometer version tried</w:t>
-            </w:r>
-          </w:p>
-        </w:tc>
-        <w:tc>
-          <w:tcPr/>
-          <w:p>
-            <w:pPr>
-              <w:pStyle w:val="Compact"/>
-              <w:jc w:val="left"/>
-            </w:pPr>
-            <w:r>
-              <w:rPr>
-                <w:rStyle w:val="VerbatimChar"/>
-                <w:sz w:val="19"/>
-              </w:rPr>
-              <w:t xml:space="preserve">557ba29</w:t>
-            </w:r>
-            <w:r>
-              <w:rPr>
-                <w:sz w:val="19"/>
-              </w:rPr>
-              <w:t xml:space="preserve">,</w:t>
-            </w:r>
-            <w:r>
-              <w:rPr>
-                <w:sz w:val="19"/>
-              </w:rPr>
-              <w:t xml:space="preserve"> </w:t>
-            </w:r>
-            <w:r>
-              <w:rPr>
-                <w:rStyle w:val="VerbatimChar"/>
-                <w:sz w:val="19"/>
-              </w:rPr>
-              <w:t xml:space="preserve">146cc14</w:t>
-            </w:r>
-          </w:p>
-        </w:tc>
-      </w:tr>
-      <w:tr>
-        <w:tc>
-          <w:tcPr/>
-          <w:p>
-            <w:pPr>
-              <w:pStyle w:val="Compact"/>
-              <w:jc w:val="left"/>
-            </w:pPr>
-            <w:r>
-              <w:rPr>
-                <w:sz w:val="19"/>
-              </w:rPr>
-              <w:t xml:space="preserve">Aug 18</w:t>
-            </w:r>
-          </w:p>
-        </w:tc>
-        <w:tc>
-          <w:tcPr/>
-          <w:p>
-            <w:pPr>
-              <w:pStyle w:val="Compact"/>
-              <w:jc w:val="left"/>
-            </w:pPr>
-            <w:r>
-              <w:rPr>
-                <w:sz w:val="19"/>
-              </w:rPr>
-              <w:t xml:space="preserve">Back to accelerometer + gyroscope only; axis correction; gyro bias; gravity-based angle</w:t>
-            </w:r>
-          </w:p>
-        </w:tc>
-        <w:tc>
-          <w:tcPr/>
-          <w:p>
-            <w:pPr>
-              <w:pStyle w:val="Compact"/>
-              <w:jc w:val="left"/>
-            </w:pPr>
-            <w:r>
-              <w:rPr>
-                <w:rStyle w:val="VerbatimChar"/>
-                <w:sz w:val="19"/>
-              </w:rPr>
-              <w:t xml:space="preserve">0dd3a93</w:t>
-            </w:r>
-            <w:r>
-              <w:rPr>
-                <w:sz w:val="19"/>
-              </w:rPr>
-              <w:t xml:space="preserve">,</w:t>
-            </w:r>
-            <w:r>
-              <w:rPr>
-                <w:sz w:val="19"/>
-              </w:rPr>
-              <w:t xml:space="preserve"> </w:t>
-            </w:r>
-            <w:r>
-              <w:rPr>
-                <w:rStyle w:val="VerbatimChar"/>
-                <w:sz w:val="19"/>
-              </w:rPr>
-              <w:t xml:space="preserve">6f1bdc7</w:t>
-            </w:r>
-            <w:r>
-              <w:rPr>
-                <w:sz w:val="19"/>
-              </w:rPr>
-              <w:t xml:space="preserve">,</w:t>
-            </w:r>
-            <w:r>
-              <w:rPr>
-                <w:sz w:val="19"/>
-              </w:rPr>
-              <w:t xml:space="preserve"> </w:t>
-            </w:r>
-            <w:r>
-              <w:rPr>
-                <w:rStyle w:val="VerbatimChar"/>
-                <w:sz w:val="19"/>
-              </w:rPr>
-              <w:t xml:space="preserve">276d9dc</w:t>
-            </w:r>
-          </w:p>
-        </w:tc>
-      </w:tr>
-      <w:tr>
-        <w:tc>
-          <w:tcPr/>
-          <w:p>
-            <w:pPr>
-              <w:pStyle w:val="Compact"/>
-              <w:jc w:val="left"/>
-            </w:pPr>
-            <w:r>
-              <w:rPr>
-                <w:sz w:val="19"/>
-              </w:rPr>
-              <w:t xml:space="preserve">Aug 19</w:t>
-            </w:r>
-          </w:p>
-        </w:tc>
-        <w:tc>
-          <w:tcPr/>
-          <w:p>
-            <w:pPr>
-              <w:pStyle w:val="Compact"/>
-              <w:jc w:val="left"/>
-            </w:pPr>
-            <w:r>
-              <w:rPr>
-                <w:sz w:val="19"/>
-              </w:rPr>
-              <w:t xml:space="preserve">Single angle method; first live GUI</w:t>
-            </w:r>
-          </w:p>
-        </w:tc>
-        <w:tc>
-          <w:tcPr/>
-          <w:p>
-            <w:pPr>
-              <w:pStyle w:val="Compact"/>
-              <w:jc w:val="left"/>
-            </w:pPr>
-            <w:r>
-              <w:rPr>
-                <w:rStyle w:val="VerbatimChar"/>
-                <w:sz w:val="19"/>
-              </w:rPr>
-              <w:t xml:space="preserve">4effe4c</w:t>
-            </w:r>
-            <w:r>
-              <w:rPr>
-                <w:sz w:val="19"/>
-              </w:rPr>
-              <w:t xml:space="preserve">,</w:t>
-            </w:r>
-            <w:r>
-              <w:rPr>
-                <w:sz w:val="19"/>
-              </w:rPr>
-              <w:t xml:space="preserve"> </w:t>
-            </w:r>
-            <w:r>
-              <w:rPr>
-                <w:rStyle w:val="VerbatimChar"/>
-                <w:sz w:val="19"/>
-              </w:rPr>
-              <w:t xml:space="preserve">9ef5550</w:t>
-            </w:r>
-          </w:p>
-        </w:tc>
-      </w:tr>
-      <w:tr>
-        <w:tc>
-          <w:tcPr/>
-          <w:p>
-            <w:pPr>
-              <w:pStyle w:val="Compact"/>
-              <w:jc w:val="left"/>
-            </w:pPr>
-            <w:r>
-              <w:rPr>
-                <w:sz w:val="19"/>
-              </w:rPr>
-              <w:t xml:space="preserve">Aug 20</w:t>
-            </w:r>
-          </w:p>
-        </w:tc>
-        <w:tc>
-          <w:tcPr/>
-          <w:p>
-            <w:pPr>
-              <w:pStyle w:val="Compact"/>
-              <w:jc w:val="left"/>
-            </w:pPr>
-            <w:r>
-              <w:rPr>
-                <w:sz w:val="19"/>
-              </w:rPr>
-              <w:t xml:space="preserve">More reliable board-to-board link; collect only while connected; 50 Hz</w:t>
-            </w:r>
-          </w:p>
-        </w:tc>
-        <w:tc>
-          <w:tcPr/>
-          <w:p>
-            <w:pPr>
-              <w:pStyle w:val="Compact"/>
-              <w:jc w:val="left"/>
-            </w:pPr>
-            <w:r>
-              <w:rPr>
-                <w:rStyle w:val="VerbatimChar"/>
-                <w:sz w:val="19"/>
-              </w:rPr>
-              <w:t xml:space="preserve">c767bc7</w:t>
-            </w:r>
-            <w:r>
-              <w:rPr>
-                <w:sz w:val="19"/>
-              </w:rPr>
-              <w:t xml:space="preserve">,</w:t>
-            </w:r>
-            <w:r>
-              <w:rPr>
-                <w:sz w:val="19"/>
-              </w:rPr>
-              <w:t xml:space="preserve"> </w:t>
-            </w:r>
-            <w:r>
-              <w:rPr>
-                <w:rStyle w:val="VerbatimChar"/>
-                <w:sz w:val="19"/>
-              </w:rPr>
-              <w:t xml:space="preserve">7197327</w:t>
-            </w:r>
-            <w:r>
-              <w:rPr>
-                <w:sz w:val="19"/>
-              </w:rPr>
-              <w:t xml:space="preserve">,</w:t>
-            </w:r>
-            <w:r>
-              <w:rPr>
-                <w:sz w:val="19"/>
-              </w:rPr>
-              <w:t xml:space="preserve"> </w:t>
-            </w:r>
-            <w:r>
-              <w:rPr>
-                <w:rStyle w:val="VerbatimChar"/>
-                <w:sz w:val="19"/>
-              </w:rPr>
-              <w:t xml:space="preserve">86efe6d</w:t>
-            </w:r>
-          </w:p>
-        </w:tc>
-      </w:tr>
-      <w:tr>
-        <w:tc>
-          <w:tcPr/>
-          <w:p>
-            <w:pPr>
-              <w:pStyle w:val="Compact"/>
-              <w:jc w:val="left"/>
-            </w:pPr>
-            <w:r>
-              <w:rPr>
-                <w:sz w:val="19"/>
-              </w:rPr>
-              <w:t xml:space="preserve">Sep 21–22</w:t>
-            </w:r>
-          </w:p>
-        </w:tc>
-        <w:tc>
-          <w:tcPr/>
-          <w:p>
-            <w:pPr>
-              <w:pStyle w:val="Compact"/>
-              <w:jc w:val="left"/>
-            </w:pPr>
-            <w:r>
-              <w:rPr>
-                <w:sz w:val="19"/>
-              </w:rPr>
-              <w:t xml:space="preserve">Boards renamed central/peripheral; future directions written up</w:t>
-            </w:r>
-          </w:p>
-        </w:tc>
-        <w:tc>
-          <w:tcPr/>
-          <w:p>
-            <w:pPr>
-              <w:pStyle w:val="Compact"/>
-              <w:jc w:val="left"/>
-            </w:pPr>
-            <w:r>
-              <w:rPr>
-                <w:rStyle w:val="VerbatimChar"/>
-                <w:sz w:val="19"/>
-              </w:rPr>
-              <w:t xml:space="preserve">d9ccd14</w:t>
-            </w:r>
-            <w:r>
-              <w:rPr>
-                <w:sz w:val="19"/>
-              </w:rPr>
-              <w:t xml:space="preserve">,</w:t>
-            </w:r>
-            <w:r>
-              <w:rPr>
-                <w:sz w:val="19"/>
-              </w:rPr>
-              <w:t xml:space="preserve"> </w:t>
-            </w:r>
-            <w:r>
-              <w:rPr>
-                <w:rStyle w:val="VerbatimChar"/>
-                <w:sz w:val="19"/>
-              </w:rPr>
-              <w:t xml:space="preserve">170580c</w:t>
-            </w:r>
-          </w:p>
-        </w:tc>
-      </w:tr>
-      <w:tr>
-        <w:tc>
-          <w:tcPr/>
-          <w:p>
-            <w:pPr>
-              <w:pStyle w:val="Compact"/>
-              <w:jc w:val="left"/>
-            </w:pPr>
-            <w:r>
-              <w:rPr>
-                <w:sz w:val="19"/>
-              </w:rPr>
-              <w:t xml:space="preserve">Sep 23–24</w:t>
-            </w:r>
-          </w:p>
-        </w:tc>
-        <w:tc>
-          <w:tcPr/>
-          <w:p>
-            <w:pPr>
-              <w:pStyle w:val="Compact"/>
-              <w:jc w:val="left"/>
-            </w:pPr>
-            <w:r>
-              <w:rPr>
-                <w:sz w:val="19"/>
-              </w:rPr>
-              <w:t xml:space="preserve">Stationary testing; health reports; sample-rate fix; faulty-reading guard</w:t>
-            </w:r>
-          </w:p>
-        </w:tc>
-        <w:tc>
-          <w:tcPr/>
-          <w:p>
-            <w:pPr>
-              <w:pStyle w:val="Compact"/>
-              <w:jc w:val="left"/>
-            </w:pPr>
-            <w:r>
-              <w:rPr>
-                <w:rStyle w:val="VerbatimChar"/>
-                <w:sz w:val="19"/>
-              </w:rPr>
-              <w:t xml:space="preserve">99a2446</w:t>
-            </w:r>
-            <w:r>
-              <w:rPr>
-                <w:sz w:val="19"/>
-              </w:rPr>
-              <w:t xml:space="preserve">,</w:t>
-            </w:r>
-            <w:r>
-              <w:rPr>
-                <w:sz w:val="19"/>
-              </w:rPr>
-              <w:t xml:space="preserve"> </w:t>
-            </w:r>
-            <w:r>
-              <w:rPr>
-                <w:rStyle w:val="VerbatimChar"/>
-                <w:sz w:val="19"/>
-              </w:rPr>
-              <w:t xml:space="preserve">72943ba</w:t>
-            </w:r>
-            <w:r>
-              <w:rPr>
-                <w:sz w:val="19"/>
-              </w:rPr>
-              <w:t xml:space="preserve">,</w:t>
-            </w:r>
-            <w:r>
-              <w:rPr>
-                <w:sz w:val="19"/>
-              </w:rPr>
-              <w:t xml:space="preserve"> </w:t>
-            </w:r>
-            <w:r>
-              <w:rPr>
-                <w:rStyle w:val="VerbatimChar"/>
-                <w:sz w:val="19"/>
-              </w:rPr>
-              <w:t xml:space="preserve">e02ae6d</w:t>
-            </w:r>
-            <w:r>
-              <w:rPr>
-                <w:sz w:val="19"/>
-              </w:rPr>
-              <w:t xml:space="preserve">,</w:t>
-            </w:r>
-            <w:r>
-              <w:rPr>
-                <w:sz w:val="19"/>
-              </w:rPr>
-              <w:t xml:space="preserve"> </w:t>
-            </w:r>
-            <w:r>
-              <w:rPr>
-                <w:rStyle w:val="VerbatimChar"/>
-                <w:sz w:val="19"/>
-              </w:rPr>
-              <w:t xml:space="preserve">8a9aaf4</w:t>
-            </w:r>
-          </w:p>
-        </w:tc>
-      </w:tr>
-      <w:tr>
-        <w:tc>
-          <w:tcPr/>
-          <w:p>
-            <w:pPr>
-              <w:pStyle w:val="Compact"/>
-              <w:jc w:val="left"/>
-            </w:pPr>
-            <w:r>
-              <w:rPr>
-                <w:sz w:val="19"/>
-              </w:rPr>
-              <w:t xml:space="preserve">Sep–Oct</w:t>
-            </w:r>
-          </w:p>
-        </w:tc>
-        <w:tc>
-          <w:tcPr/>
-          <w:p>
-            <w:pPr>
-              <w:pStyle w:val="Compact"/>
-              <w:jc w:val="left"/>
-            </w:pPr>
-            <w:r>
-              <w:rPr>
-                <w:sz w:val="19"/>
-              </w:rPr>
-              <w:t xml:space="preserve">Preliminary Stationary Test Report</w:t>
-            </w:r>
-          </w:p>
-        </w:tc>
-        <w:tc>
-          <w:tcPr/>
-          <w:p>
-            <w:pPr>
-              <w:pStyle w:val="Compact"/>
-              <w:jc w:val="left"/>
-            </w:pPr>
-            <w:r>
-              <w:rPr>
-                <w:rStyle w:val="VerbatimChar"/>
-                <w:sz w:val="19"/>
-              </w:rPr>
-              <w:t xml:space="preserve">70815cf</w:t>
-            </w:r>
-            <w:r>
-              <w:rPr>
-                <w:sz w:val="19"/>
-              </w:rPr>
-              <w:t xml:space="preserve">,</w:t>
-            </w:r>
-            <w:r>
-              <w:rPr>
-                <w:sz w:val="19"/>
-              </w:rPr>
-              <w:t xml:space="preserve"> </w:t>
-            </w:r>
-            <w:r>
-              <w:rPr>
-                <w:rStyle w:val="VerbatimChar"/>
-                <w:sz w:val="19"/>
-              </w:rPr>
-              <w:t xml:space="preserve">38724bf</w:t>
-            </w:r>
-          </w:p>
-        </w:tc>
-      </w:tr>
-      <w:tr>
-        <w:tc>
-          <w:tcPr/>
-          <w:p>
-            <w:pPr>
-              <w:pStyle w:val="Compact"/>
-              <w:jc w:val="left"/>
-            </w:pPr>
-            <w:r>
-              <w:rPr>
-                <w:sz w:val="19"/>
-              </w:rPr>
-              <w:t xml:space="preserve">Oct 9–13</w:t>
-            </w:r>
-          </w:p>
-        </w:tc>
-        <w:tc>
-          <w:tcPr/>
-          <w:p>
-            <w:pPr>
-              <w:pStyle w:val="Compact"/>
-              <w:jc w:val="left"/>
-            </w:pPr>
-            <w:r>
-              <w:rPr>
-                <w:sz w:val="19"/>
-              </w:rPr>
-              <w:t xml:space="preserve">Handover documents: SOP, design decisions, handover summary</w:t>
-            </w:r>
-          </w:p>
-        </w:tc>
-        <w:tc>
-          <w:tcPr/>
-          <w:p>
-            <w:pPr>
-              <w:pStyle w:val="Compact"/>
-              <w:jc w:val="left"/>
-            </w:pPr>
-            <w:r>
-              <w:rPr>
-                <w:rStyle w:val="VerbatimChar"/>
-                <w:sz w:val="19"/>
-              </w:rPr>
-              <w:t xml:space="preserve">d0dd9be</w:t>
-            </w:r>
-            <w:r>
-              <w:rPr>
-                <w:sz w:val="19"/>
-              </w:rPr>
-              <w:t xml:space="preserve">,</w:t>
-            </w:r>
-            <w:r>
-              <w:rPr>
-                <w:sz w:val="19"/>
-              </w:rPr>
-              <w:t xml:space="preserve"> </w:t>
-            </w:r>
-            <w:r>
-              <w:rPr>
-                <w:rStyle w:val="VerbatimChar"/>
-                <w:sz w:val="19"/>
-              </w:rPr>
-              <w:t xml:space="preserve">82835c7</w:t>
-            </w:r>
-          </w:p>
-        </w:tc>
-      </w:tr>
-      <w:tr>
-        <w:tc>
-          <w:tcPr/>
-          <w:p>
-            <w:pPr>
-              <w:pStyle w:val="Compact"/>
-              <w:jc w:val="left"/>
-            </w:pPr>
-            <w:r>
-              <w:rPr>
-                <w:sz w:val="19"/>
-              </w:rPr>
-              <w:t xml:space="preserve">Oct 13</w:t>
-            </w:r>
-          </w:p>
-        </w:tc>
-        <w:tc>
-          <w:tcPr/>
-          <w:p>
-            <w:pPr>
-              <w:pStyle w:val="Compact"/>
-              <w:jc w:val="left"/>
-            </w:pPr>
-            <w:r>
-              <w:rPr>
-                <w:sz w:val="19"/>
-              </w:rPr>
-              <w:t xml:space="preserve">Windows program built automatically; version 1.0.0 released; case design added</w:t>
-            </w:r>
-          </w:p>
-        </w:tc>
-        <w:tc>
-          <w:tcPr/>
-          <w:p>
-            <w:pPr>
-              <w:pStyle w:val="Compact"/>
-              <w:jc w:val="left"/>
-            </w:pPr>
-            <w:r>
-              <w:rPr>
-                <w:rStyle w:val="VerbatimChar"/>
-                <w:sz w:val="19"/>
-              </w:rPr>
-              <w:t xml:space="preserve">572b164</w:t>
-            </w:r>
-            <w:r>
-              <w:rPr>
-                <w:sz w:val="19"/>
-              </w:rPr>
-              <w:t xml:space="preserve">,</w:t>
-            </w:r>
-            <w:r>
-              <w:rPr>
-                <w:sz w:val="19"/>
-              </w:rPr>
-              <w:t xml:space="preserve"> </w:t>
-            </w:r>
-            <w:r>
-              <w:rPr>
-                <w:rStyle w:val="VerbatimChar"/>
-                <w:sz w:val="19"/>
-              </w:rPr>
-              <w:t xml:space="preserve">a789fd6</w:t>
+              <w:t xml:space="preserve">Independent pairs</w:t>
+            </w:r>
+          </w:p>
+        </w:tc>
+        <w:tc>
+          <w:tcPr/>
+          <w:p>
+            <w:pPr>
+              <w:pStyle w:val="Compact"/>
+              <w:jc w:val="left"/>
+            </w:pPr>
+            <w:r>
+              <w:rPr>
+                <w:sz w:val="19"/>
+              </w:rPr>
+              <w:t xml:space="preserve">Modular; reuses today’s firmware</w:t>
+            </w:r>
+          </w:p>
+        </w:tc>
+        <w:tc>
+          <w:tcPr/>
+          <w:p>
+            <w:pPr>
+              <w:pStyle w:val="Compact"/>
+              <w:jc w:val="left"/>
+            </w:pPr>
+            <w:r>
+              <w:rPr>
+                <w:sz w:val="19"/>
+              </w:rPr>
+              <w:t xml:space="preserve">The PC must time-match several streams; more radios or USB ports and more hardware</w:t>
             </w:r>
           </w:p>
         </w:tc>
       </w:tr>
     </w:tbl>
-    <w:bookmarkEnd w:id="80"/>
-    <w:bookmarkStart w:id="88" w:name="X130d7968a3057a02a7c7ebc6337d5c46e250c8a"/>
-    <w:p>
-      <w:pPr>
-        <w:pStyle w:val="Heading1"/>
-      </w:pPr>
-      <w:r>
-        <w:t xml:space="preserve">Appendix A — Magnetometer: accuracy, and absolute vs. relative angle</w:t>
-      </w:r>
-    </w:p>
-    <w:p>
-      <w:pPr>
-        <w:pStyle w:val="FirstParagraph"/>
-      </w:pPr>
-      <w:r>
-        <w:t xml:space="preserve">Adding the board’s compass sensor would not make the knee angle more</w:t>
-      </w:r>
-      <w:r>
-        <w:t xml:space="preserve"> </w:t>
-      </w:r>
-      <w:r>
-        <w:t xml:space="preserve">accurate, and it cannot give a true anatomical angle either. It is only worth</w:t>
-      </w:r>
-      <w:r>
-        <w:t xml:space="preserve"> </w:t>
-      </w:r>
-      <w:r>
-        <w:t xml:space="preserve">revisiting if full 3-D movement ever needs to be measured.</w:t>
-      </w:r>
-    </w:p>
-    <w:p>
-      <w:pPr>
-        <w:pStyle w:val="BodyText"/>
-      </w:pPr>
-      <w:r>
-        <w:rPr>
-          <w:bCs/>
-          <w:b/>
-        </w:rPr>
-        <w:t xml:space="preserve">Status:</w:t>
-      </w:r>
-      <w:r>
-        <w:t xml:space="preserve"> </w:t>
-      </w:r>
-      <w:r>
-        <w:t xml:space="preserve">Investigated (analysis only). Not recommended for the current use.</w:t>
-      </w:r>
-    </w:p>
-    <w:bookmarkStart w:id="81" w:name="a.1-the-proposal"/>
+    <w:bookmarkEnd w:id="93"/>
+    <w:bookmarkStart w:id="94" w:name="d.4-next-steps"/>
     <w:p>
       <w:pPr>
         <w:pStyle w:val="Heading2"/>
       </w:pPr>
       <w:r>
-        <w:t xml:space="preserve">A.1 The proposal</w:t>
-      </w:r>
-    </w:p>
-    <w:p>
-      <w:pPr>
-        <w:pStyle w:val="FirstParagraph"/>
-      </w:pPr>
-      <w:r>
-        <w:t xml:space="preserve">The boards carry a magnetometer (BMM150) that is not used (§4.1). The proposal</w:t>
-      </w:r>
-      <w:r>
-        <w:t xml:space="preserve"> </w:t>
-      </w:r>
-      <w:r>
-        <w:t xml:space="preserve">was to use it to (a) improve accuracy, and/or (b) get an</w:t>
-      </w:r>
-      <w:r>
-        <w:t xml:space="preserve"> </w:t>
-      </w:r>
-      <w:r>
-        <w:rPr>
-          <w:bCs/>
-          <w:b/>
-        </w:rPr>
-        <w:t xml:space="preserve">absolute</w:t>
-      </w:r>
-      <w:r>
-        <w:t xml:space="preserve"> </w:t>
-      </w:r>
-      <w:r>
-        <w:t xml:space="preserve">joint angle</w:t>
-      </w:r>
-      <w:r>
-        <w:t xml:space="preserve"> </w:t>
-      </w:r>
-      <w:r>
-        <w:t xml:space="preserve">instead of the current one, which is</w:t>
-      </w:r>
-      <w:r>
-        <w:t xml:space="preserve"> </w:t>
-      </w:r>
-      <w:r>
-        <w:rPr>
-          <w:bCs/>
-          <w:b/>
-        </w:rPr>
-        <w:t xml:space="preserve">relative</w:t>
-      </w:r>
-      <w:r>
-        <w:t xml:space="preserve"> </w:t>
-      </w:r>
-      <w:r>
-        <w:t xml:space="preserve">to the start pose — on the</w:t>
-      </w:r>
-      <w:r>
-        <w:t xml:space="preserve"> </w:t>
-      </w:r>
-      <w:r>
-        <w:t xml:space="preserve">idea that</w:t>
-      </w:r>
-      <w:r>
-        <w:t xml:space="preserve"> </w:t>
-      </w:r>
-      <w:r>
-        <w:t xml:space="preserve">“</w:t>
-      </w:r>
-      <w:r>
-        <w:t xml:space="preserve">the magnetometer points to north, so it can be a reference for the</w:t>
-      </w:r>
-      <w:r>
-        <w:t xml:space="preserve"> </w:t>
-      </w:r>
-      <w:r>
-        <w:t xml:space="preserve">angle between the segments.</w:t>
-      </w:r>
-      <w:r>
-        <w:t xml:space="preserve">”</w:t>
-      </w:r>
-    </w:p>
-    <w:bookmarkEnd w:id="81"/>
-    <w:bookmarkStart w:id="82" w:name="X0c77c0bc2a1fa86a77f016941ab25743de183a2"/>
-    <w:p>
-      <w:pPr>
-        <w:pStyle w:val="Heading2"/>
-      </w:pPr>
-      <w:r>
-        <w:t xml:space="preserve">A.2 What a magnetometer actually measures</w:t>
-      </w:r>
-    </w:p>
-    <w:p>
-      <w:pPr>
-        <w:numPr>
-          <w:ilvl w:val="0"/>
-          <w:numId w:val="1031"/>
-        </w:numPr>
-        <w:pStyle w:val="Compact"/>
-      </w:pPr>
-      <w:r>
-        <w:t xml:space="preserve">The direction and strength of the local magnetic field, as seen by the board.</w:t>
-      </w:r>
-      <w:r>
-        <w:t xml:space="preserve"> </w:t>
-      </w:r>
-      <w:r>
-        <w:t xml:space="preserve">Turning the board changes the reading; that change is what reveals its</w:t>
-      </w:r>
-      <w:r>
-        <w:t xml:space="preserve"> </w:t>
-      </w:r>
-      <w:r>
-        <w:t xml:space="preserve">orientation.</w:t>
-      </w:r>
-    </w:p>
-    <w:p>
-      <w:pPr>
-        <w:numPr>
-          <w:ilvl w:val="0"/>
-          <w:numId w:val="1031"/>
-        </w:numPr>
-        <w:pStyle w:val="Compact"/>
-      </w:pPr>
-      <w:r>
-        <w:t xml:space="preserve">The field points to</w:t>
-      </w:r>
-      <w:r>
-        <w:t xml:space="preserve"> </w:t>
-      </w:r>
-      <w:r>
-        <w:rPr>
-          <w:bCs/>
-          <w:b/>
-        </w:rPr>
-        <w:t xml:space="preserve">magnetic</w:t>
-      </w:r>
-      <w:r>
-        <w:t xml:space="preserve"> </w:t>
-      </w:r>
-      <w:r>
-        <w:t xml:space="preserve">north and also</w:t>
-      </w:r>
-      <w:r>
-        <w:t xml:space="preserve"> </w:t>
-      </w:r>
-      <w:r>
-        <w:rPr>
-          <w:bCs/>
-          <w:b/>
-        </w:rPr>
-        <w:t xml:space="preserve">dips steeply into the ground</w:t>
-      </w:r>
-      <w:r>
-        <w:t xml:space="preserve"> </w:t>
-      </w:r>
-      <w:r>
-        <w:t xml:space="preserve">(about 60–70° at mid latitudes). It is not a neat horizontal arrow; a compass</w:t>
-      </w:r>
-      <w:r>
-        <w:t xml:space="preserve"> </w:t>
-      </w:r>
-      <w:r>
-        <w:t xml:space="preserve">hides this by using only the horizontal part.</w:t>
-      </w:r>
-    </w:p>
-    <w:p>
-      <w:pPr>
-        <w:numPr>
-          <w:ilvl w:val="0"/>
-          <w:numId w:val="1031"/>
-        </w:numPr>
-        <w:pStyle w:val="Compact"/>
-      </w:pPr>
-      <w:r>
-        <w:t xml:space="preserve">The angle between the magnetic field and gravity depends only on</w:t>
-      </w:r>
-      <w:r>
-        <w:t xml:space="preserve"> </w:t>
-      </w:r>
-      <w:r>
-        <w:rPr>
-          <w:bCs/>
-          <w:b/>
-        </w:rPr>
-        <w:t xml:space="preserve">where you</w:t>
-      </w:r>
-      <w:r>
-        <w:rPr>
-          <w:bCs/>
-          <w:b/>
-        </w:rPr>
-        <w:t xml:space="preserve"> </w:t>
-      </w:r>
-      <w:r>
-        <w:rPr>
-          <w:bCs/>
-          <w:b/>
-        </w:rPr>
-        <w:t xml:space="preserve">are on Earth</w:t>
-      </w:r>
-      <w:r>
-        <w:t xml:space="preserve">, not on the leg, so it says nothing about the joint.</w:t>
-      </w:r>
-    </w:p>
-    <w:bookmarkEnd w:id="82"/>
-    <w:bookmarkStart w:id="83" w:name="a.3-two-separate-jobs-a-scale-and-a-zero"/>
-    <w:p>
-      <w:pPr>
-        <w:pStyle w:val="Heading2"/>
-      </w:pPr>
-      <w:r>
-        <w:t xml:space="preserve">A.3 Two separate jobs: a</w:t>
-      </w:r>
-      <w:r>
-        <w:t xml:space="preserve"> </w:t>
-      </w:r>
-      <w:r>
-        <w:rPr>
-          <w:iCs/>
-          <w:i/>
-        </w:rPr>
-        <w:t xml:space="preserve">scale</w:t>
-      </w:r>
-      <w:r>
-        <w:t xml:space="preserve"> </w:t>
-      </w:r>
-      <w:r>
-        <w:t xml:space="preserve">and a</w:t>
-      </w:r>
-      <w:r>
-        <w:t xml:space="preserve"> </w:t>
-      </w:r>
-      <w:r>
-        <w:rPr>
-          <w:iCs/>
-          <w:i/>
-        </w:rPr>
-        <w:t xml:space="preserve">zero</w:t>
-      </w:r>
-    </w:p>
-    <w:p>
-      <w:pPr>
-        <w:pStyle w:val="FirstParagraph"/>
-      </w:pPr>
-      <w:r>
-        <w:t xml:space="preserve">Measuring any angle needs two things:</w:t>
-      </w:r>
-    </w:p>
-    <w:p>
-      <w:pPr>
-        <w:numPr>
-          <w:ilvl w:val="0"/>
-          <w:numId w:val="1032"/>
-        </w:numPr>
-        <w:pStyle w:val="Compact"/>
-      </w:pPr>
-      <w:r>
-        <w:rPr>
-          <w:bCs/>
-          <w:b/>
-        </w:rPr>
-        <w:t xml:space="preserve">A scale</w:t>
-      </w:r>
-      <w:r>
-        <w:t xml:space="preserve"> </w:t>
-      </w:r>
-      <w:r>
-        <w:t xml:space="preserve">— how far apart two directions are (like the markings on a ruler).</w:t>
-      </w:r>
-    </w:p>
-    <w:p>
-      <w:pPr>
-        <w:numPr>
-          <w:ilvl w:val="0"/>
-          <w:numId w:val="1032"/>
-        </w:numPr>
-        <w:pStyle w:val="Compact"/>
-      </w:pPr>
-      <w:r>
-        <w:rPr>
-          <w:bCs/>
-          <w:b/>
-        </w:rPr>
-        <w:t xml:space="preserve">A zero</w:t>
-      </w:r>
-      <w:r>
-        <w:t xml:space="preserve"> </w:t>
-      </w:r>
-      <w:r>
-        <w:t xml:space="preserve">— which position counts as 0°.</w:t>
-      </w:r>
-    </w:p>
-    <w:p>
-      <w:pPr>
-        <w:pStyle w:val="FirstParagraph"/>
-      </w:pPr>
-      <w:r>
-        <w:t xml:space="preserve">Sensors on the body are good at the scale. The zero is a question about the</w:t>
-      </w:r>
-      <w:r>
-        <w:t xml:space="preserve"> </w:t>
-      </w:r>
-      <w:r>
-        <w:t xml:space="preserve">person’s anatomy, not about the sensors. This split is the heart of the</w:t>
-      </w:r>
-      <w:r>
-        <w:t xml:space="preserve"> </w:t>
-      </w:r>
-      <w:r>
-        <w:t xml:space="preserve">magnetometer question.</w:t>
-      </w:r>
-    </w:p>
-    <w:bookmarkEnd w:id="83"/>
-    <w:bookmarkStart w:id="84" w:name="a.4-what-the-magnetometer-would-add"/>
-    <w:p>
-      <w:pPr>
-        <w:pStyle w:val="Heading2"/>
-      </w:pPr>
-      <w:r>
-        <w:t xml:space="preserve">A.4 What the magnetometer would add</w:t>
-      </w:r>
-    </w:p>
-    <w:p>
-      <w:pPr>
-        <w:numPr>
-          <w:ilvl w:val="0"/>
-          <w:numId w:val="1033"/>
-        </w:numPr>
-        <w:pStyle w:val="Compact"/>
-      </w:pPr>
-      <w:r>
-        <w:rPr>
-          <w:bCs/>
-          <w:b/>
-        </w:rPr>
-        <w:t xml:space="preserve">Heading.</w:t>
-      </w:r>
-      <w:r>
-        <w:t xml:space="preserve"> </w:t>
-      </w:r>
-      <w:r>
-        <w:t xml:space="preserve">Gravity shows tilt but not which way a board faces; the</w:t>
-      </w:r>
-      <w:r>
-        <w:t xml:space="preserve"> </w:t>
-      </w:r>
-      <w:r>
-        <w:t xml:space="preserve">magnetometer supplies that, like a compass.</w:t>
-      </w:r>
-    </w:p>
-    <w:p>
-      <w:pPr>
-        <w:numPr>
-          <w:ilvl w:val="0"/>
-          <w:numId w:val="1033"/>
-        </w:numPr>
-        <w:pStyle w:val="Compact"/>
-      </w:pPr>
-      <w:r>
-        <w:t xml:space="preserve">With gravity</w:t>
-      </w:r>
-      <w:r>
-        <w:t xml:space="preserve"> </w:t>
-      </w:r>
-      <w:r>
-        <w:rPr>
-          <w:bCs/>
-          <w:b/>
-        </w:rPr>
-        <w:t xml:space="preserve">and</w:t>
-      </w:r>
-      <w:r>
-        <w:t xml:space="preserve"> </w:t>
-      </w:r>
-      <w:r>
-        <w:t xml:space="preserve">the magnetic field, each board’s full 3-D orientation is</w:t>
-      </w:r>
-      <w:r>
-        <w:t xml:space="preserve"> </w:t>
-      </w:r>
-      <w:r>
-        <w:t xml:space="preserve">known, and so is the full, drift-free rotation between the two boards.</w:t>
-      </w:r>
-    </w:p>
-    <w:p>
-      <w:pPr>
-        <w:numPr>
-          <w:ilvl w:val="0"/>
-          <w:numId w:val="1033"/>
-        </w:numPr>
-        <w:pStyle w:val="Compact"/>
-      </w:pPr>
-      <w:r>
-        <w:rPr>
-          <w:bCs/>
-          <w:b/>
-        </w:rPr>
-        <w:t xml:space="preserve">In practice:</w:t>
-      </w:r>
-      <w:r>
-        <w:t xml:space="preserve"> </w:t>
-      </w:r>
-      <w:r>
-        <w:t xml:space="preserve">its only unique contribution is movement</w:t>
-      </w:r>
-      <w:r>
-        <w:t xml:space="preserve"> </w:t>
-      </w:r>
-      <w:r>
-        <w:rPr>
-          <w:bCs/>
-          <w:b/>
-        </w:rPr>
-        <w:t xml:space="preserve">outside the</w:t>
-      </w:r>
-      <w:r>
-        <w:rPr>
-          <w:bCs/>
-          <w:b/>
-        </w:rPr>
-        <w:t xml:space="preserve"> </w:t>
-      </w:r>
-      <w:r>
-        <w:rPr>
-          <w:bCs/>
-          <w:b/>
-        </w:rPr>
-        <w:t xml:space="preserve">side-view plane</w:t>
-      </w:r>
-      <w:r>
-        <w:t xml:space="preserve">. For ordinary knee bending, gravity alone is enough because</w:t>
-      </w:r>
-      <w:r>
-        <w:t xml:space="preserve"> </w:t>
-      </w:r>
-      <w:r>
-        <w:t xml:space="preserve">both boards share the same</w:t>
-      </w:r>
-      <w:r>
-        <w:t xml:space="preserve"> </w:t>
-      </w:r>
-      <w:r>
-        <w:t xml:space="preserve">“</w:t>
-      </w:r>
-      <w:r>
-        <w:t xml:space="preserve">down</w:t>
-      </w:r>
-      <w:r>
-        <w:t xml:space="preserve">”</w:t>
-      </w:r>
-      <w:r>
-        <w:t xml:space="preserve">.</w:t>
-      </w:r>
-    </w:p>
-    <w:bookmarkEnd w:id="84"/>
-    <w:bookmarkStart w:id="85" w:name="X41b781896b0666a3601a1314ba2065d8220b8eb"/>
-    <w:p>
-      <w:pPr>
-        <w:pStyle w:val="Heading2"/>
-      </w:pPr>
-      <w:r>
-        <w:t xml:space="preserve">A.5 Why it does not give an anatomical angle</w:t>
-      </w:r>
-    </w:p>
-    <w:p>
-      <w:pPr>
-        <w:pStyle w:val="FirstParagraph"/>
-      </w:pPr>
-      <w:r>
-        <w:t xml:space="preserve">The joint angle is between the</w:t>
-      </w:r>
-      <w:r>
-        <w:t xml:space="preserve"> </w:t>
-      </w:r>
-      <w:r>
-        <w:rPr>
-          <w:bCs/>
-          <w:b/>
-        </w:rPr>
-        <w:t xml:space="preserve">bones</w:t>
-      </w:r>
-      <w:r>
-        <w:t xml:space="preserve">, not between the</w:t>
-      </w:r>
-      <w:r>
-        <w:t xml:space="preserve"> </w:t>
-      </w:r>
-      <w:r>
-        <w:rPr>
-          <w:bCs/>
-          <w:b/>
-        </w:rPr>
-        <w:t xml:space="preserve">boards</w:t>
-      </w:r>
-      <w:r>
-        <w:t xml:space="preserve">. Each board</w:t>
-      </w:r>
-      <w:r>
-        <w:t xml:space="preserve"> </w:t>
-      </w:r>
-      <w:r>
-        <w:t xml:space="preserve">sits on skin at an unknown angle to its bone. In symbols, with</w:t>
-      </w:r>
-      <w:r>
-        <w:t xml:space="preserve"> </w:t>
-      </w:r>
-      <w:r>
-        <w:rPr>
-          <w:rStyle w:val="VerbatimChar"/>
-        </w:rPr>
-        <w:t xml:space="preserve">R_rel</w:t>
-      </w:r>
-      <w:r>
-        <w:t xml:space="preserve"> </w:t>
-      </w:r>
-      <w:r>
-        <w:t xml:space="preserve">the</w:t>
-      </w:r>
-      <w:r>
-        <w:t xml:space="preserve"> </w:t>
-      </w:r>
-      <w:r>
-        <w:t xml:space="preserve">rotation between the boards and</w:t>
-      </w:r>
-      <w:r>
-        <w:t xml:space="preserve"> </w:t>
-      </w:r>
-      <w:r>
-        <w:rPr>
-          <w:rStyle w:val="VerbatimChar"/>
-        </w:rPr>
-        <w:t xml:space="preserve">M_thigh</w:t>
-      </w:r>
-      <w:r>
-        <w:t xml:space="preserve">,</w:t>
-      </w:r>
-      <w:r>
-        <w:t xml:space="preserve"> </w:t>
-      </w:r>
-      <w:r>
-        <w:rPr>
-          <w:rStyle w:val="VerbatimChar"/>
-        </w:rPr>
-        <w:t xml:space="preserve">M_shank</w:t>
-      </w:r>
-      <w:r>
-        <w:t xml:space="preserve"> </w:t>
-      </w:r>
-      <w:r>
-        <w:t xml:space="preserve">each board’s unknown</w:t>
-      </w:r>
-      <w:r>
-        <w:t xml:space="preserve"> </w:t>
-      </w:r>
-      <w:r>
-        <w:t xml:space="preserve">mounting:</w:t>
-      </w:r>
-    </w:p>
-    <w:p>
-      <w:pPr>
-        <w:pStyle w:val="SourceCode"/>
-      </w:pPr>
-      <w:r>
-        <w:rPr>
-          <w:rStyle w:val="VerbatimChar"/>
-        </w:rPr>
-        <w:t xml:space="preserve">joint = M_thigh⁻¹ · R_rel · M_shank</w:t>
-      </w:r>
-    </w:p>
-    <w:p>
-      <w:pPr>
-        <w:pStyle w:val="FirstParagraph"/>
-      </w:pPr>
-      <w:r>
-        <w:t xml:space="preserve">The magnetometer pins down</w:t>
-      </w:r>
-      <w:r>
-        <w:t xml:space="preserve"> </w:t>
-      </w:r>
-      <w:r>
-        <w:rPr>
-          <w:rStyle w:val="VerbatimChar"/>
-        </w:rPr>
-        <w:t xml:space="preserve">R_rel</w:t>
-      </w:r>
-      <w:r>
-        <w:t xml:space="preserve"> </w:t>
-      </w:r>
-      <w:r>
-        <w:t xml:space="preserve">but tells nothing about the mountings.</w:t>
-      </w:r>
-    </w:p>
-    <w:p>
-      <w:pPr>
-        <w:numPr>
-          <w:ilvl w:val="0"/>
-          <w:numId w:val="1034"/>
-        </w:numPr>
-        <w:pStyle w:val="Compact"/>
-      </w:pPr>
-      <w:r>
-        <w:rPr>
-          <w:bCs/>
-          <w:b/>
-        </w:rPr>
-        <w:t xml:space="preserve">Two meanings of</w:t>
-      </w:r>
-      <w:r>
-        <w:rPr>
-          <w:bCs/>
-          <w:b/>
-        </w:rPr>
-        <w:t xml:space="preserve"> </w:t>
-      </w:r>
-      <w:r>
-        <w:rPr>
-          <w:bCs/>
-          <w:b/>
-        </w:rPr>
-        <w:t xml:space="preserve">“</w:t>
-      </w:r>
-      <w:r>
-        <w:rPr>
-          <w:bCs/>
-          <w:b/>
-        </w:rPr>
-        <w:t xml:space="preserve">absolute</w:t>
-      </w:r>
-      <w:r>
-        <w:rPr>
-          <w:bCs/>
-          <w:b/>
-        </w:rPr>
-        <w:t xml:space="preserve">”</w:t>
-      </w:r>
-      <w:r>
-        <w:rPr>
-          <w:bCs/>
-          <w:b/>
-        </w:rPr>
-        <w:t xml:space="preserve">:</w:t>
-      </w:r>
-      <w:r>
-        <w:t xml:space="preserve"> </w:t>
-      </w:r>
-      <w:r>
-        <w:t xml:space="preserve">absolute</w:t>
-      </w:r>
-      <w:r>
-        <w:t xml:space="preserve"> </w:t>
-      </w:r>
-      <w:r>
-        <w:rPr>
-          <w:iCs/>
-          <w:i/>
-        </w:rPr>
-        <w:t xml:space="preserve">heading</w:t>
-      </w:r>
-      <w:r>
-        <w:t xml:space="preserve"> </w:t>
-      </w:r>
-      <w:r>
-        <w:t xml:space="preserve">(which way you face), which</w:t>
-      </w:r>
-      <w:r>
-        <w:t xml:space="preserve"> </w:t>
-      </w:r>
-      <w:r>
-        <w:t xml:space="preserve">the magnetometer gives; and an absolute</w:t>
-      </w:r>
-      <w:r>
-        <w:t xml:space="preserve"> </w:t>
-      </w:r>
-      <w:r>
-        <w:rPr>
-          <w:iCs/>
-          <w:i/>
-        </w:rPr>
-        <w:t xml:space="preserve">anatomical zero</w:t>
-      </w:r>
-      <w:r>
-        <w:t xml:space="preserve"> </w:t>
-      </w:r>
-      <w:r>
-        <w:t xml:space="preserve">(the true angle</w:t>
-      </w:r>
-      <w:r>
-        <w:t xml:space="preserve"> </w:t>
-      </w:r>
-      <w:r>
-        <w:t xml:space="preserve">between thigh bone and shin bone), which it does not.</w:t>
-      </w:r>
-    </w:p>
-    <w:p>
-      <w:pPr>
-        <w:numPr>
-          <w:ilvl w:val="0"/>
-          <w:numId w:val="1034"/>
-        </w:numPr>
-        <w:pStyle w:val="Compact"/>
-      </w:pPr>
-      <w:r>
-        <w:rPr>
-          <w:bCs/>
-          <w:b/>
-        </w:rPr>
-        <w:t xml:space="preserve">The deciding example:</w:t>
-      </w:r>
-      <w:r>
-        <w:t xml:space="preserve"> </w:t>
-      </w:r>
-      <w:r>
-        <w:t xml:space="preserve">two people can hold their legs so that both boards</w:t>
-      </w:r>
-      <w:r>
-        <w:t xml:space="preserve"> </w:t>
-      </w:r>
-      <w:r>
-        <w:t xml:space="preserve">give identical readings — accelerometer</w:t>
-      </w:r>
-      <w:r>
-        <w:t xml:space="preserve"> </w:t>
-      </w:r>
-      <w:r>
-        <w:rPr>
-          <w:iCs/>
-          <w:i/>
-        </w:rPr>
-        <w:t xml:space="preserve">and</w:t>
-      </w:r>
-      <w:r>
-        <w:t xml:space="preserve"> </w:t>
-      </w:r>
-      <w:r>
-        <w:t xml:space="preserve">magnetometer — while one is a</w:t>
-      </w:r>
-      <w:r>
-        <w:t xml:space="preserve"> </w:t>
-      </w:r>
-      <w:r>
-        <w:t xml:space="preserve">healthy knee bent 10° and the other a knee that cannot straighten past 10°.</w:t>
-      </w:r>
-      <w:r>
-        <w:t xml:space="preserve"> </w:t>
-      </w:r>
-      <w:r>
-        <w:t xml:space="preserve">Same data, different clinical truth, so no calculation on the sensor data can</w:t>
-      </w:r>
-      <w:r>
-        <w:t xml:space="preserve"> </w:t>
-      </w:r>
-      <w:r>
-        <w:t xml:space="preserve">tell them apart.</w:t>
-      </w:r>
-    </w:p>
-    <w:p>
-      <w:pPr>
-        <w:numPr>
-          <w:ilvl w:val="0"/>
-          <w:numId w:val="1034"/>
-        </w:numPr>
-        <w:pStyle w:val="Compact"/>
-      </w:pPr>
-      <w:r>
-        <w:rPr>
-          <w:bCs/>
-          <w:b/>
-        </w:rPr>
-        <w:t xml:space="preserve">“</w:t>
-      </w:r>
-      <w:r>
-        <w:rPr>
-          <w:bCs/>
-          <w:b/>
-        </w:rPr>
-        <w:t xml:space="preserve">Straight</w:t>
-      </w:r>
-      <w:r>
-        <w:rPr>
-          <w:bCs/>
-          <w:b/>
-        </w:rPr>
-        <w:t xml:space="preserve">”</w:t>
-      </w:r>
-      <w:r>
-        <w:rPr>
-          <w:bCs/>
-          <w:b/>
-        </w:rPr>
-        <w:t xml:space="preserve"> </w:t>
-      </w:r>
-      <w:r>
-        <w:rPr>
-          <w:bCs/>
-          <w:b/>
-        </w:rPr>
-        <w:t xml:space="preserve">is not a direction in the room.</w:t>
-      </w:r>
-      <w:r>
-        <w:t xml:space="preserve"> </w:t>
-      </w:r>
-      <w:r>
-        <w:t xml:space="preserve">A joint angle does not change</w:t>
-      </w:r>
-      <w:r>
-        <w:t xml:space="preserve"> </w:t>
-      </w:r>
-      <w:r>
-        <w:t xml:space="preserve">when the person turns around; which way the person faces is the only thing the</w:t>
-      </w:r>
-      <w:r>
-        <w:t xml:space="preserve"> </w:t>
-      </w:r>
-      <w:r>
-        <w:t xml:space="preserve">magnetometer adds.</w:t>
-      </w:r>
-    </w:p>
-    <w:p>
-      <w:pPr>
-        <w:pStyle w:val="FirstParagraph"/>
-      </w:pPr>
-      <w:r>
-        <w:t xml:space="preserve">The current method is relative because of the</w:t>
-      </w:r>
-      <w:r>
-        <w:t xml:space="preserve"> </w:t>
-      </w:r>
-      <w:r>
-        <w:rPr>
-          <w:bCs/>
-          <w:b/>
-        </w:rPr>
-        <w:t xml:space="preserve">zeroing hold</w:t>
-      </w:r>
-      <w:r>
-        <w:t xml:space="preserve"> </w:t>
-      </w:r>
-      <w:r>
-        <w:t xml:space="preserve">(§5.3): whatever</w:t>
-      </w:r>
-      <w:r>
-        <w:t xml:space="preserve"> </w:t>
-      </w:r>
-      <w:r>
-        <w:t xml:space="preserve">pose is held becomes 0°, and the unknown mounting cancels out.</w:t>
-      </w:r>
-    </w:p>
-    <w:bookmarkEnd w:id="85"/>
-    <w:bookmarkStart w:id="86" w:name="a.6-trade-offs"/>
-    <w:p>
-      <w:pPr>
-        <w:pStyle w:val="Heading2"/>
-      </w:pPr>
-      <w:r>
-        <w:t xml:space="preserve">A.6 Trade-offs</w:t>
-      </w:r>
-    </w:p>
-    <w:p>
-      <w:pPr>
-        <w:numPr>
-          <w:ilvl w:val="0"/>
-          <w:numId w:val="1035"/>
-        </w:numPr>
-        <w:pStyle w:val="Compact"/>
-      </w:pPr>
-      <w:r>
-        <w:rPr>
-          <w:bCs/>
-          <w:b/>
-        </w:rPr>
-        <w:t xml:space="preserve">The basic choice:</w:t>
-      </w:r>
-      <w:r>
-        <w:t xml:space="preserve"> </w:t>
-      </w:r>
-      <w:r>
-        <w:t xml:space="preserve">either</w:t>
-      </w:r>
-      <w:r>
-        <w:t xml:space="preserve"> </w:t>
-      </w:r>
-      <w:r>
-        <w:rPr>
-          <w:iCs/>
-          <w:i/>
-        </w:rPr>
-        <w:t xml:space="preserve">measure</w:t>
-      </w:r>
-      <w:r>
-        <w:t xml:space="preserve"> </w:t>
-      </w:r>
-      <w:r>
-        <w:t xml:space="preserve">how each board sits on its bone (an</w:t>
-      </w:r>
-      <w:r>
-        <w:t xml:space="preserve"> </w:t>
-      </w:r>
-      <w:r>
-        <w:t xml:space="preserve">anatomical zero, but placement must then be careful) or</w:t>
-      </w:r>
-      <w:r>
-        <w:t xml:space="preserve"> </w:t>
-      </w:r>
-      <w:r>
-        <w:rPr>
-          <w:iCs/>
-          <w:i/>
-        </w:rPr>
-        <w:t xml:space="preserve">cancel</w:t>
-      </w:r>
-      <w:r>
-        <w:t xml:space="preserve"> </w:t>
-      </w:r>
-      <w:r>
-        <w:t xml:space="preserve">it by</w:t>
-      </w:r>
-      <w:r>
-        <w:t xml:space="preserve"> </w:t>
-      </w:r>
-      <w:r>
-        <w:t xml:space="preserve">re-zeroing every session (relative zero, placement does not matter). The</w:t>
-      </w:r>
-      <w:r>
-        <w:t xml:space="preserve"> </w:t>
-      </w:r>
-      <w:r>
-        <w:t xml:space="preserve">current design cancels it, which is why placement is not critical. The</w:t>
-      </w:r>
-      <w:r>
-        <w:t xml:space="preserve"> </w:t>
-      </w:r>
-      <w:r>
-        <w:t xml:space="preserve">magnetometer helps with neither.</w:t>
-      </w:r>
-    </w:p>
-    <w:p>
-      <w:pPr>
-        <w:numPr>
-          <w:ilvl w:val="0"/>
-          <w:numId w:val="1035"/>
-        </w:numPr>
-        <w:pStyle w:val="Compact"/>
-      </w:pPr>
-      <w:r>
-        <w:rPr>
-          <w:bCs/>
-          <w:b/>
-        </w:rPr>
-        <w:t xml:space="preserve">Magnetic interference:</w:t>
-      </w:r>
-      <w:r>
-        <w:t xml:space="preserve"> </w:t>
-      </w:r>
-      <w:r>
-        <w:t xml:space="preserve">table and chair legs, treadmills, wheelchairs,</w:t>
-      </w:r>
-      <w:r>
-        <w:t xml:space="preserve"> </w:t>
-      </w:r>
-      <w:r>
-        <w:t xml:space="preserve">steel in floors, batteries, the USB cable and the other board all distort the</w:t>
-      </w:r>
-      <w:r>
-        <w:t xml:space="preserve"> </w:t>
-      </w:r>
-      <w:r>
-        <w:t xml:space="preserve">field. Clinics and gyms are full of these.</w:t>
-      </w:r>
-    </w:p>
-    <w:p>
-      <w:pPr>
-        <w:numPr>
-          <w:ilvl w:val="0"/>
-          <w:numId w:val="1035"/>
-        </w:numPr>
-        <w:pStyle w:val="Compact"/>
-      </w:pPr>
-      <w:r>
-        <w:rPr>
-          <w:bCs/>
-          <w:b/>
-        </w:rPr>
-        <w:t xml:space="preserve">Extra calibration:</w:t>
-      </w:r>
-      <w:r>
-        <w:t xml:space="preserve"> </w:t>
-      </w:r>
-      <w:r>
-        <w:t xml:space="preserve">each board would need a figure-of-eight calibration,</w:t>
-      </w:r>
-      <w:r>
-        <w:t xml:space="preserve"> </w:t>
-      </w:r>
-      <w:r>
-        <w:t xml:space="preserve">repeated whenever conditions change.</w:t>
-      </w:r>
-    </w:p>
-    <w:p>
-      <w:pPr>
-        <w:numPr>
-          <w:ilvl w:val="0"/>
-          <w:numId w:val="1035"/>
-        </w:numPr>
-        <w:pStyle w:val="Compact"/>
-      </w:pPr>
-      <w:r>
-        <w:rPr>
-          <w:bCs/>
-          <w:b/>
-        </w:rPr>
-        <w:t xml:space="preserve">Accuracy gain for knee bending, gait and sit-to-stand:</w:t>
-      </w:r>
-      <w:r>
-        <w:t xml:space="preserve"> </w:t>
-      </w:r>
-      <w:r>
-        <w:t xml:space="preserve">about none.</w:t>
-      </w:r>
-    </w:p>
-    <w:bookmarkEnd w:id="86"/>
-    <w:bookmarkStart w:id="87" w:name="a.7-next-experiments-if-revived"/>
-    <w:p>
-      <w:pPr>
-        <w:pStyle w:val="Heading2"/>
-      </w:pPr>
-      <w:r>
-        <w:t xml:space="preserve">A.7 Next experiments (if revived)</w:t>
-      </w:r>
-    </w:p>
-    <w:p>
-      <w:pPr>
-        <w:numPr>
-          <w:ilvl w:val="0"/>
-          <w:numId w:val="1036"/>
-        </w:numPr>
-        <w:pStyle w:val="Compact"/>
-      </w:pPr>
-      <w:r>
-        <w:rPr>
-          <w:bCs/>
-          <w:b/>
-        </w:rPr>
-        <w:t xml:space="preserve">Check the room first:</w:t>
-      </w:r>
-      <w:r>
-        <w:t xml:space="preserve"> </w:t>
-      </w:r>
-      <w:r>
-        <w:t xml:space="preserve">record the raw magnetic field during a normal</w:t>
-      </w:r>
-      <w:r>
-        <w:t xml:space="preserve"> </w:t>
-      </w:r>
-      <w:r>
-        <w:t xml:space="preserve">session</w:t>
-      </w:r>
-      <w:r>
-        <w:t xml:space="preserve"> </w:t>
-      </w:r>
-      <w:r>
-        <w:rPr>
-          <w:iCs/>
-          <w:i/>
-        </w:rPr>
-        <w:t xml:space="preserve">in the actual test space</w:t>
-      </w:r>
-      <w:r>
-        <w:t xml:space="preserve"> </w:t>
-      </w:r>
-      <w:r>
-        <w:t xml:space="preserve">and plot its strength. If it stays roughly</w:t>
-      </w:r>
-      <w:r>
-        <w:t xml:space="preserve"> </w:t>
-      </w:r>
-      <w:r>
-        <w:t xml:space="preserve">constant (~25–65 µT) as the leg moves, the space is clean enough; large swings</w:t>
-      </w:r>
-      <w:r>
-        <w:t xml:space="preserve"> </w:t>
-      </w:r>
-      <w:r>
-        <w:t xml:space="preserve">mean the magnetometer would add error.</w:t>
-      </w:r>
-    </w:p>
-    <w:p>
-      <w:pPr>
-        <w:numPr>
-          <w:ilvl w:val="0"/>
-          <w:numId w:val="1036"/>
-        </w:numPr>
-        <w:pStyle w:val="Compact"/>
-      </w:pPr>
-      <w:r>
-        <w:rPr>
-          <w:bCs/>
-          <w:b/>
-        </w:rPr>
-        <w:t xml:space="preserve">Compare in 3-D:</w:t>
-      </w:r>
-      <w:r>
-        <w:t xml:space="preserve"> </w:t>
-      </w:r>
-      <w:r>
-        <w:t xml:space="preserve">bring back the old magnetometer code as an option and</w:t>
-      </w:r>
-      <w:r>
-        <w:t xml:space="preserve"> </w:t>
-      </w:r>
-      <w:r>
-        <w:t xml:space="preserve">compare it with the current method on sideways and twisting movements, not</w:t>
-      </w:r>
-      <w:r>
-        <w:t xml:space="preserve"> </w:t>
-      </w:r>
-      <w:r>
-        <w:t xml:space="preserve">ordinary bending.</w:t>
-      </w:r>
-    </w:p>
-    <w:p>
-      <w:pPr>
-        <w:numPr>
-          <w:ilvl w:val="0"/>
-          <w:numId w:val="1036"/>
-        </w:numPr>
-        <w:pStyle w:val="Compact"/>
-      </w:pPr>
-      <w:r>
-        <w:t xml:space="preserve">Go further only if (1) passes and a 3-D requirement actually exists.</w:t>
-      </w:r>
-    </w:p>
-    <w:bookmarkEnd w:id="87"/>
-    <w:bookmarkEnd w:id="88"/>
-    <w:bookmarkStart w:id="93" w:name="X981e3cd5754df6ffd08080a16f367bff4f36eb5"/>
-    <w:p>
-      <w:pPr>
-        <w:pStyle w:val="Heading1"/>
-      </w:pPr>
-      <w:r>
-        <w:t xml:space="preserve">Appendix B — Anatomical angle via functional calibration</w:t>
-      </w:r>
-    </w:p>
-    <w:p>
-      <w:pPr>
-        <w:pStyle w:val="FirstParagraph"/>
-      </w:pPr>
-      <w:r>
-        <w:t xml:space="preserve">To report true anatomical angles (for example, a knee that cannot</w:t>
-      </w:r>
-      <w:r>
-        <w:t xml:space="preserve"> </w:t>
-      </w:r>
-      <w:r>
-        <w:t xml:space="preserve">fully straighten), the software must learn how each board sits on its bone. A</w:t>
-      </w:r>
-      <w:r>
-        <w:t xml:space="preserve"> </w:t>
-      </w:r>
-      <w:r>
-        <w:t xml:space="preserve">short calibration movement that reveals the knee’s hinge axis can do this. Not</w:t>
-      </w:r>
-      <w:r>
-        <w:t xml:space="preserve"> </w:t>
-      </w:r>
-      <w:r>
-        <w:t xml:space="preserve">built yet.</w:t>
-      </w:r>
-    </w:p>
-    <w:p>
-      <w:pPr>
-        <w:pStyle w:val="BodyText"/>
-      </w:pPr>
-      <w:r>
-        <w:rPr>
-          <w:bCs/>
-          <w:b/>
-        </w:rPr>
-        <w:t xml:space="preserve">Status:</w:t>
-      </w:r>
-      <w:r>
-        <w:t xml:space="preserve"> </w:t>
-      </w:r>
-      <w:r>
-        <w:t xml:space="preserve">Identified as the right approach. Not yet prototyped.</w:t>
-      </w:r>
-    </w:p>
-    <w:bookmarkStart w:id="89" w:name="b.1-motivation"/>
-    <w:p>
-      <w:pPr>
-        <w:pStyle w:val="Heading2"/>
-      </w:pPr>
-      <w:r>
-        <w:t xml:space="preserve">B.1 Motivation</w:t>
-      </w:r>
-    </w:p>
-    <w:p>
-      <w:pPr>
-        <w:pStyle w:val="FirstParagraph"/>
-      </w:pPr>
-      <w:r>
-        <w:t xml:space="preserve">The current angle is relative to the start pose (§5.5), so it cannot report a</w:t>
-      </w:r>
-      <w:r>
-        <w:t xml:space="preserve"> </w:t>
-      </w:r>
-      <w:r>
-        <w:t xml:space="preserve">clinical angle such as a knee that stops 10° short of straight, or compare</w:t>
-      </w:r>
-      <w:r>
-        <w:t xml:space="preserve"> </w:t>
-      </w:r>
-      <w:r>
-        <w:t xml:space="preserve">sessions that were zeroed in different poses. As Appendix A shows, this needs a</w:t>
-      </w:r>
-      <w:r>
-        <w:t xml:space="preserve"> </w:t>
-      </w:r>
-      <w:r>
-        <w:t xml:space="preserve">reference that</w:t>
-      </w:r>
-      <w:r>
-        <w:t xml:space="preserve"> </w:t>
-      </w:r>
-      <w:r>
-        <w:rPr>
-          <w:bCs/>
-          <w:b/>
-        </w:rPr>
-        <w:t xml:space="preserve">sees the anatomy</w:t>
-      </w:r>
-      <w:r>
-        <w:t xml:space="preserve">.</w:t>
-      </w:r>
-    </w:p>
-    <w:bookmarkEnd w:id="89"/>
-    <w:bookmarkStart w:id="90" w:name="b.2-candidate-approaches"/>
-    <w:p>
-      <w:pPr>
-        <w:pStyle w:val="Heading2"/>
-      </w:pPr>
-      <w:r>
-        <w:t xml:space="preserve">B.2 Candidate approaches</w:t>
-      </w:r>
-    </w:p>
-    <w:p>
-      <w:pPr>
-        <w:numPr>
-          <w:ilvl w:val="0"/>
-          <w:numId w:val="1037"/>
-        </w:numPr>
-        <w:pStyle w:val="Compact"/>
-      </w:pPr>
-      <w:r>
-        <w:rPr>
-          <w:bCs/>
-          <w:b/>
-        </w:rPr>
-        <w:t xml:space="preserve">Hinge-axis (functional) calibration:</w:t>
-      </w:r>
-      <w:r>
-        <w:t xml:space="preserve"> </w:t>
-      </w:r>
-      <w:r>
-        <w:t xml:space="preserve">the person does a few pure</w:t>
-      </w:r>
-      <w:r>
-        <w:t xml:space="preserve"> </w:t>
-      </w:r>
-      <w:r>
-        <w:t xml:space="preserve">knee-bending movements. The knee’s hinge axis then shows up in each board’s</w:t>
-      </w:r>
-      <w:r>
-        <w:t xml:space="preserve"> </w:t>
-      </w:r>
-      <w:r>
-        <w:t xml:space="preserve">gyroscope as the main axis of rotation, which reveals how the board sits on the</w:t>
-      </w:r>
-      <w:r>
-        <w:t xml:space="preserve"> </w:t>
-      </w:r>
-      <w:r>
-        <w:t xml:space="preserve">bone. No magnetometer is needed; research-grade motion-sensor systems use this</w:t>
-      </w:r>
-      <w:r>
-        <w:t xml:space="preserve"> </w:t>
-      </w:r>
-      <w:r>
-        <w:t xml:space="preserve">approach.</w:t>
-      </w:r>
-    </w:p>
-    <w:p>
-      <w:pPr>
-        <w:numPr>
-          <w:ilvl w:val="0"/>
-          <w:numId w:val="1037"/>
-        </w:numPr>
-        <w:pStyle w:val="Compact"/>
-      </w:pPr>
-      <w:r>
-        <w:rPr>
-          <w:bCs/>
-          <w:b/>
-        </w:rPr>
-        <w:t xml:space="preserve">Known pose / outside reference:</w:t>
-      </w:r>
-      <w:r>
-        <w:t xml:space="preserve"> </w:t>
-      </w:r>
-      <w:r>
-        <w:t xml:space="preserve">define true full straightening once (with a</w:t>
-      </w:r>
-      <w:r>
-        <w:t xml:space="preserve"> </w:t>
-      </w:r>
-      <w:r>
-        <w:t xml:space="preserve">straight-leg fixture, a manual goniometer or imaging) and anchor the zero to</w:t>
-      </w:r>
-      <w:r>
-        <w:t xml:space="preserve"> </w:t>
-      </w:r>
-      <w:r>
-        <w:t xml:space="preserve">it.</w:t>
-      </w:r>
-    </w:p>
-    <w:bookmarkEnd w:id="90"/>
-    <w:bookmarkStart w:id="91" w:name="b.3-trade-offs"/>
-    <w:p>
-      <w:pPr>
-        <w:pStyle w:val="Heading2"/>
-      </w:pPr>
-      <w:r>
-        <w:t xml:space="preserve">B.3 Trade-offs</w:t>
-      </w:r>
-    </w:p>
-    <w:p>
-      <w:pPr>
-        <w:numPr>
-          <w:ilvl w:val="0"/>
-          <w:numId w:val="1038"/>
-        </w:numPr>
-        <w:pStyle w:val="Compact"/>
-      </w:pPr>
-      <w:r>
-        <w:t xml:space="preserve">Gains an anatomical angle that can be compared across sessions and can show a</w:t>
-      </w:r>
-      <w:r>
-        <w:t xml:space="preserve"> </w:t>
-      </w:r>
-      <w:r>
-        <w:t xml:space="preserve">knee that cannot fully straighten.</w:t>
-      </w:r>
-    </w:p>
-    <w:p>
-      <w:pPr>
-        <w:numPr>
-          <w:ilvl w:val="0"/>
-          <w:numId w:val="1038"/>
-        </w:numPr>
-        <w:pStyle w:val="Compact"/>
-      </w:pPr>
-      <w:r>
-        <w:t xml:space="preserve">Costs more careful placement and a repeatable calibration routine for each</w:t>
-      </w:r>
-      <w:r>
-        <w:t xml:space="preserve"> </w:t>
-      </w:r>
-      <w:r>
-        <w:t xml:space="preserve">person (the</w:t>
-      </w:r>
-      <w:r>
-        <w:t xml:space="preserve"> </w:t>
-      </w:r>
-      <w:r>
-        <w:t xml:space="preserve">“</w:t>
-      </w:r>
-      <w:r>
-        <w:t xml:space="preserve">measure the mounting</w:t>
-      </w:r>
-      <w:r>
-        <w:t xml:space="preserve">”</w:t>
-      </w:r>
-      <w:r>
-        <w:t xml:space="preserve"> </w:t>
-      </w:r>
-      <w:r>
-        <w:t xml:space="preserve">choice in A.6).</w:t>
-      </w:r>
-    </w:p>
-    <w:p>
-      <w:pPr>
-        <w:numPr>
-          <w:ilvl w:val="0"/>
-          <w:numId w:val="1038"/>
-        </w:numPr>
-        <w:pStyle w:val="Compact"/>
-      </w:pPr>
-      <w:r>
-        <w:t xml:space="preserve">Accuracy depends on how purely the calibration movement bends only the knee;</w:t>
-      </w:r>
-      <w:r>
-        <w:t xml:space="preserve"> </w:t>
-      </w:r>
-      <w:r>
-        <w:t xml:space="preserve">it needs checking against a goniometer or another reference method.</w:t>
-      </w:r>
-    </w:p>
-    <w:bookmarkEnd w:id="91"/>
-    <w:bookmarkStart w:id="92" w:name="b.4-next-steps"/>
-    <w:p>
-      <w:pPr>
-        <w:pStyle w:val="Heading2"/>
-      </w:pPr>
-      <w:r>
-        <w:t xml:space="preserve">B.4 Next steps</w:t>
-      </w:r>
-    </w:p>
-    <w:p>
-      <w:pPr>
-        <w:numPr>
-          <w:ilvl w:val="0"/>
-          <w:numId w:val="1039"/>
-        </w:numPr>
-        <w:pStyle w:val="Compact"/>
-      </w:pPr>
-      <w:r>
-        <w:t xml:space="preserve">Build a hinge-axis estimate from a bending-only recording and compare its zero</w:t>
-      </w:r>
-      <w:r>
-        <w:t xml:space="preserve"> </w:t>
-      </w:r>
-      <w:r>
-        <w:t xml:space="preserve">with a manually measured angle at known poses.</w:t>
-      </w:r>
-    </w:p>
-    <w:p>
-      <w:pPr>
-        <w:numPr>
-          <w:ilvl w:val="0"/>
-          <w:numId w:val="1039"/>
-        </w:numPr>
-        <w:pStyle w:val="Compact"/>
-      </w:pPr>
-      <w:r>
-        <w:t xml:space="preserve">Decide whether the clinical use needs anatomical angles at all, or whether</w:t>
-      </w:r>
-      <w:r>
-        <w:t xml:space="preserve"> </w:t>
-      </w:r>
-      <w:r>
-        <w:t xml:space="preserve">differences (range of motion, repetitions, gait, movement quality) are enough.</w:t>
-      </w:r>
-    </w:p>
-    <w:bookmarkEnd w:id="92"/>
-    <w:bookmarkEnd w:id="93"/>
-    <w:bookmarkStart w:id="98" w:name="appendix-c-wireless-bluetooth-links"/>
-    <w:p>
-      <w:pPr>
-        <w:pStyle w:val="Heading1"/>
-      </w:pPr>
-      <w:r>
-        <w:t xml:space="preserve">Appendix C — Wireless (Bluetooth) links</w:t>
-      </w:r>
-    </w:p>
-    <w:p>
-      <w:pPr>
-        <w:pStyle w:val="FirstParagraph"/>
-      </w:pPr>
-      <w:r>
-        <w:t xml:space="preserve">The boards already have Bluetooth radios. Using them would remove the</w:t>
-      </w:r>
-      <w:r>
-        <w:t xml:space="preserve"> </w:t>
-      </w:r>
-      <w:r>
-        <w:t xml:space="preserve">wires, mainly for safety and ethics approval, at the cost of batteries and less</w:t>
-      </w:r>
-      <w:r>
-        <w:t xml:space="preserve"> </w:t>
-      </w:r>
-      <w:r>
-        <w:t xml:space="preserve">predictable timing. Not investigated in depth.</w:t>
-      </w:r>
-    </w:p>
-    <w:p>
-      <w:pPr>
-        <w:pStyle w:val="BodyText"/>
-      </w:pPr>
-      <w:r>
-        <w:rPr>
-          <w:bCs/>
-          <w:b/>
-        </w:rPr>
-        <w:t xml:space="preserve">Status:</w:t>
-      </w:r>
-      <w:r>
-        <w:t xml:space="preserve"> </w:t>
-      </w:r>
-      <w:r>
-        <w:t xml:space="preserve">Idea raised; not investigated in depth.</w:t>
-      </w:r>
-    </w:p>
-    <w:bookmarkStart w:id="94" w:name="c.1-motivation"/>
-    <w:p>
-      <w:pPr>
-        <w:pStyle w:val="Heading2"/>
-      </w:pPr>
-      <w:r>
-        <w:t xml:space="preserve">C.1 Motivation</w:t>
-      </w:r>
-    </w:p>
-    <w:p>
-      <w:pPr>
-        <w:pStyle w:val="FirstParagraph"/>
-      </w:pPr>
-      <w:r>
-        <w:t xml:space="preserve">Two connections could go wireless (Figure 2):</w:t>
-      </w:r>
-    </w:p>
-    <w:p>
-      <w:pPr>
-        <w:numPr>
-          <w:ilvl w:val="0"/>
-          <w:numId w:val="1040"/>
-        </w:numPr>
-        <w:pStyle w:val="Compact"/>
-      </w:pPr>
-      <w:r>
-        <w:rPr>
-          <w:bCs/>
-          <w:b/>
-        </w:rPr>
-        <w:t xml:space="preserve">Link A — shank board ↔ thigh board:</w:t>
-      </w:r>
-      <w:r>
-        <w:t xml:space="preserve"> </w:t>
-      </w:r>
-      <w:r>
-        <w:t xml:space="preserve">today the wire that crosses the knee.</w:t>
-      </w:r>
-    </w:p>
-    <w:p>
-      <w:pPr>
-        <w:numPr>
-          <w:ilvl w:val="0"/>
-          <w:numId w:val="1040"/>
-        </w:numPr>
-        <w:pStyle w:val="Compact"/>
-      </w:pPr>
-      <w:r>
-        <w:rPr>
-          <w:bCs/>
-          <w:b/>
-        </w:rPr>
-        <w:t xml:space="preserve">Link B — thigh board ↔ PC:</w:t>
-      </w:r>
-      <w:r>
-        <w:t xml:space="preserve"> </w:t>
-      </w:r>
-      <w:r>
-        <w:t xml:space="preserve">today the USB cable.</w:t>
-      </w:r>
-    </w:p>
-    <w:p>
-      <w:pPr>
-        <w:pStyle w:val="FirstParagraph"/>
-      </w:pPr>
-      <w:r>
-        <w:rPr>
-          <w:bCs/>
-          <w:b/>
-        </w:rPr>
-        <w:t xml:space="preserve">Main reason: safety and ethics approval.</w:t>
-      </w:r>
-      <w:r>
-        <w:t xml:space="preserve"> </w:t>
-      </w:r>
-      <w:r>
-        <w:t xml:space="preserve">Removing wires — especially one</w:t>
-      </w:r>
-      <w:r>
-        <w:t xml:space="preserve"> </w:t>
-      </w:r>
-      <w:r>
-        <w:t xml:space="preserve">across the joint or one tying the person to a PC — reduces the risk of tripping,</w:t>
-      </w:r>
-      <w:r>
-        <w:t xml:space="preserve"> </w:t>
-      </w:r>
-      <w:r>
-        <w:t xml:space="preserve">tangling and electrical hazards. It also lets people walk and stand up more</w:t>
-      </w:r>
-      <w:r>
-        <w:t xml:space="preserve"> </w:t>
-      </w:r>
-      <w:r>
-        <w:t xml:space="preserve">naturally.</w:t>
+        <w:t xml:space="preserve">D.4 Next steps</w:t>
+      </w:r>
+    </w:p>
+    <w:p>
+      <w:pPr>
+        <w:numPr>
+          <w:ilvl w:val="0"/>
+          <w:numId w:val="1044"/>
+        </w:numPr>
+        <w:pStyle w:val="Compact"/>
+      </w:pPr>
+      <w:r>
+        <w:t xml:space="preserve">Define a message with a sensor ID and a general data layout (any number of</w:t>
+      </w:r>
+      <w:r>
+        <w:t xml:space="preserve"> </w:t>
+      </w:r>
+      <w:r>
+        <w:t xml:space="preserve">segments and joints) before choosing a layout.</w:t>
+      </w:r>
+    </w:p>
+    <w:p>
+      <w:pPr>
+        <w:numPr>
+          <w:ilvl w:val="0"/>
+          <w:numId w:val="1044"/>
+        </w:numPr>
+        <w:pStyle w:val="Compact"/>
+      </w:pPr>
+      <w:r>
+        <w:t xml:space="preserve">Build time matching across boards and measure how closely it aligns, against</w:t>
+      </w:r>
+      <w:r>
+        <w:t xml:space="preserve"> </w:t>
+      </w:r>
+      <w:r>
+        <w:t xml:space="preserve">the accuracy the study needs.</w:t>
+      </w:r>
+    </w:p>
+    <w:p>
+      <w:pPr>
+        <w:numPr>
+          <w:ilvl w:val="0"/>
+          <w:numId w:val="1044"/>
+        </w:numPr>
+        <w:pStyle w:val="Compact"/>
+      </w:pPr>
+      <w:r>
+        <w:t xml:space="preserve">Choose by study size: a Bluetooth hub for a compact multi-segment setup;</w:t>
+      </w:r>
+      <w:r>
+        <w:t xml:space="preserve"> </w:t>
+      </w:r>
+      <w:r>
+        <w:t xml:space="preserve">independent pairs when modularity matters more.</w:t>
       </w:r>
     </w:p>
     <w:bookmarkEnd w:id="94"/>
-    <w:bookmarkStart w:id="95" w:name="c.2-how"/>
-    <w:p>
-      <w:pPr>
-        <w:pStyle w:val="Heading2"/>
-      </w:pPr>
-      <w:r>
-        <w:t xml:space="preserve">C.2 How</w:t>
-      </w:r>
-    </w:p>
-    <w:p>
-      <w:pPr>
-        <w:numPr>
-          <w:ilvl w:val="0"/>
-          <w:numId w:val="1041"/>
-        </w:numPr>
-        <w:pStyle w:val="Compact"/>
-      </w:pPr>
-      <w:r>
-        <w:t xml:space="preserve">Bluetooth software on the boards, and a Bluetooth library (such as Python</w:t>
-      </w:r>
-      <w:r>
-        <w:t xml:space="preserve"> </w:t>
-      </w:r>
-      <w:r>
-        <w:rPr>
-          <w:rStyle w:val="VerbatimChar"/>
-        </w:rPr>
-        <w:t xml:space="preserve">bleak</w:t>
-      </w:r>
-      <w:r>
-        <w:t xml:space="preserve">) on the PC in place of the USB serial connection. Each link can be</w:t>
-      </w:r>
-      <w:r>
-        <w:t xml:space="preserve"> </w:t>
-      </w:r>
-      <w:r>
-        <w:t xml:space="preserve">replaced on its own.</w:t>
-      </w:r>
-    </w:p>
-    <w:p>
-      <w:pPr>
-        <w:numPr>
-          <w:ilvl w:val="0"/>
-          <w:numId w:val="1041"/>
-        </w:numPr>
-        <w:pStyle w:val="Compact"/>
-      </w:pPr>
-      <w:r>
-        <w:rPr>
-          <w:bCs/>
-          <w:b/>
-        </w:rPr>
-        <w:t xml:space="preserve">Link B first:</w:t>
-      </w:r>
-      <w:r>
-        <w:t xml:space="preserve"> </w:t>
-      </w:r>
-      <w:r>
-        <w:t xml:space="preserve">it removes the tie to the PC without changing the</w:t>
-      </w:r>
-      <w:r>
-        <w:t xml:space="preserve"> </w:t>
-      </w:r>
-      <w:r>
-        <w:t xml:space="preserve">board-to-board link. Link A removes the wire across the knee.</w:t>
-      </w:r>
-    </w:p>
     <w:bookmarkEnd w:id="95"/>
-    <w:bookmarkStart w:id="96" w:name="c.3-things-to-watch"/>
-    <w:p>
-      <w:pPr>
-        <w:pStyle w:val="Heading2"/>
-      </w:pPr>
-      <w:r>
-        <w:t xml:space="preserve">C.3 Things to watch</w:t>
-      </w:r>
-    </w:p>
-    <w:p>
-      <w:pPr>
-        <w:numPr>
-          <w:ilvl w:val="0"/>
-          <w:numId w:val="1042"/>
-        </w:numPr>
-        <w:pStyle w:val="Compact"/>
-      </w:pPr>
-      <w:r>
-        <w:rPr>
-          <w:bCs/>
-          <w:b/>
-        </w:rPr>
-        <w:t xml:space="preserve">Lost data:</w:t>
-      </w:r>
-      <w:r>
-        <w:t xml:space="preserve"> </w:t>
-      </w:r>
-      <w:r>
-        <w:t xml:space="preserve">the existing gap handling (§6.3, §8.3) helps, but Bluetooth has</w:t>
-      </w:r>
-      <w:r>
-        <w:t xml:space="preserve"> </w:t>
-      </w:r>
-      <w:r>
-        <w:t xml:space="preserve">its own dropouts and reconnections.</w:t>
-      </w:r>
-    </w:p>
-    <w:p>
-      <w:pPr>
-        <w:numPr>
-          <w:ilvl w:val="0"/>
-          <w:numId w:val="1042"/>
-        </w:numPr>
-        <w:pStyle w:val="Compact"/>
-      </w:pPr>
-      <w:r>
-        <w:rPr>
-          <w:bCs/>
-          <w:b/>
-        </w:rPr>
-        <w:t xml:space="preserve">Timing:</w:t>
-      </w:r>
-      <w:r>
-        <w:t xml:space="preserve"> </w:t>
-      </w:r>
-      <w:r>
-        <w:t xml:space="preserve">Bluetooth delivers data in bursts (at least 7.5 ms apart) with</w:t>
-      </w:r>
-      <w:r>
-        <w:t xml:space="preserve"> </w:t>
-      </w:r>
-      <w:r>
-        <w:t xml:space="preserve">uneven delays, so each reading should carry its own time stamp from the board.</w:t>
-      </w:r>
-    </w:p>
-    <w:p>
-      <w:pPr>
-        <w:numPr>
-          <w:ilvl w:val="0"/>
-          <w:numId w:val="1042"/>
-        </w:numPr>
-        <w:pStyle w:val="Compact"/>
-      </w:pPr>
-      <w:r>
-        <w:rPr>
-          <w:bCs/>
-          <w:b/>
-        </w:rPr>
-        <w:t xml:space="preserve">Capacity:</w:t>
-      </w:r>
-      <w:r>
-        <w:t xml:space="preserve"> </w:t>
-      </w:r>
-      <w:r>
-        <w:t xml:space="preserve">50 Hz is possible but with less spare room than the wire;</w:t>
-      </w:r>
-      <w:r>
-        <w:t xml:space="preserve"> </w:t>
-      </w:r>
-      <w:r>
-        <w:t xml:space="preserve">several readings may need to be sent together, or the rate lowered.</w:t>
-      </w:r>
-    </w:p>
-    <w:p>
-      <w:pPr>
-        <w:numPr>
-          <w:ilvl w:val="0"/>
-          <w:numId w:val="1042"/>
-        </w:numPr>
-        <w:pStyle w:val="Compact"/>
-      </w:pPr>
-      <w:r>
-        <w:rPr>
-          <w:bCs/>
-          <w:b/>
-        </w:rPr>
-        <w:t xml:space="preserve">Simpler messages:</w:t>
-      </w:r>
-      <w:r>
-        <w:t xml:space="preserve"> </w:t>
-      </w:r>
-      <w:r>
-        <w:t xml:space="preserve">Bluetooth already separates messages, so the start-marker</w:t>
-      </w:r>
-      <w:r>
-        <w:t xml:space="preserve"> </w:t>
-      </w:r>
-      <w:r>
-        <w:t xml:space="preserve">logic (§6.2) is not needed; the checksum is still worth keeping.</w:t>
-      </w:r>
-    </w:p>
-    <w:p>
-      <w:pPr>
-        <w:numPr>
-          <w:ilvl w:val="0"/>
-          <w:numId w:val="1042"/>
-        </w:numPr>
-        <w:pStyle w:val="Compact"/>
-      </w:pPr>
-      <w:r>
-        <w:rPr>
-          <w:bCs/>
-          <w:b/>
-        </w:rPr>
-        <w:t xml:space="preserve">Power:</w:t>
-      </w:r>
-      <w:r>
-        <w:t xml:space="preserve"> </w:t>
-      </w:r>
-      <w:r>
-        <w:t xml:space="preserve">wireless means a battery on each board (which would also disturb a</w:t>
-      </w:r>
-      <w:r>
-        <w:t xml:space="preserve"> </w:t>
-      </w:r>
-      <w:r>
-        <w:t xml:space="preserve">magnetometer if one were ever used).</w:t>
-      </w:r>
-    </w:p>
-    <w:p>
-      <w:pPr>
-        <w:numPr>
-          <w:ilvl w:val="0"/>
-          <w:numId w:val="1042"/>
-        </w:numPr>
-        <w:pStyle w:val="Compact"/>
-      </w:pPr>
-      <w:r>
-        <w:rPr>
-          <w:bCs/>
-          <w:b/>
-        </w:rPr>
-        <w:t xml:space="preserve">Interference</w:t>
-      </w:r>
-      <w:r>
-        <w:t xml:space="preserve"> </w:t>
-      </w:r>
-      <w:r>
-        <w:t xml:space="preserve">from other 2.4 GHz devices, and reliable reconnection.</w:t>
-      </w:r>
-    </w:p>
-    <w:bookmarkEnd w:id="96"/>
-    <w:bookmarkStart w:id="97" w:name="c.4-next-steps"/>
-    <w:p>
-      <w:pPr>
-        <w:pStyle w:val="Heading2"/>
-      </w:pPr>
-      <w:r>
-        <w:t xml:space="preserve">C.4 Next steps</w:t>
-      </w:r>
-    </w:p>
-    <w:p>
-      <w:pPr>
-        <w:numPr>
-          <w:ilvl w:val="0"/>
-          <w:numId w:val="1043"/>
-        </w:numPr>
-        <w:pStyle w:val="Compact"/>
-      </w:pPr>
-      <w:r>
-        <w:t xml:space="preserve">Build one link at a time, starting with Link B. Measure the rate, lost data and</w:t>
-      </w:r>
-      <w:r>
-        <w:t xml:space="preserve"> </w:t>
-      </w:r>
-      <w:r>
-        <w:t xml:space="preserve">timing against the wired version, and compare the angle traces.</w:t>
-      </w:r>
-    </w:p>
-    <w:p>
-      <w:pPr>
-        <w:numPr>
-          <w:ilvl w:val="0"/>
-          <w:numId w:val="1043"/>
-        </w:numPr>
-        <w:pStyle w:val="Compact"/>
-      </w:pPr>
-      <w:r>
-        <w:t xml:space="preserve">Decide for each link whether the safety benefit is worth the extra variability</w:t>
-      </w:r>
-      <w:r>
-        <w:t xml:space="preserve"> </w:t>
-      </w:r>
-      <w:r>
-        <w:t xml:space="preserve">for the planned study.</w:t>
-      </w:r>
-    </w:p>
-    <w:bookmarkEnd w:id="97"/>
-    <w:bookmarkEnd w:id="98"/>
-    <w:bookmarkStart w:id="103" w:name="appendix-d-more-sensors-and-joints"/>
-    <w:p>
-      <w:pPr>
-        <w:pStyle w:val="Heading1"/>
-      </w:pPr>
-      <w:r>
-        <w:t xml:space="preserve">Appendix D — More sensors and joints</w:t>
-      </w:r>
-    </w:p>
-    <w:p>
-      <w:pPr>
-        <w:pStyle w:val="FirstParagraph"/>
-      </w:pPr>
-      <w:r>
-        <w:t xml:space="preserve">Measuring more than one joint (for example hip, knee and ankle, or</w:t>
-      </w:r>
-      <w:r>
-        <w:t xml:space="preserve"> </w:t>
-      </w:r>
-      <w:r>
-        <w:t xml:space="preserve">both knees) needs more boards, a way to tell them apart, and careful time</w:t>
-      </w:r>
-      <w:r>
-        <w:t xml:space="preserve"> </w:t>
-      </w:r>
-      <w:r>
-        <w:t xml:space="preserve">matching between them. Not investigated in depth.</w:t>
-      </w:r>
-    </w:p>
-    <w:p>
-      <w:pPr>
-        <w:pStyle w:val="BodyText"/>
-      </w:pPr>
-      <w:r>
-        <w:rPr>
-          <w:bCs/>
-          <w:b/>
-        </w:rPr>
-        <w:t xml:space="preserve">Status:</w:t>
-      </w:r>
-      <w:r>
-        <w:t xml:space="preserve"> </w:t>
-      </w:r>
-      <w:r>
-        <w:t xml:space="preserve">Idea raised; not investigated in depth.</w:t>
-      </w:r>
-    </w:p>
-    <w:bookmarkStart w:id="99" w:name="d.1-motivation"/>
-    <w:p>
-      <w:pPr>
-        <w:pStyle w:val="Heading2"/>
-      </w:pPr>
-      <w:r>
-        <w:t xml:space="preserve">D.1 Motivation</w:t>
-      </w:r>
-    </w:p>
-    <w:p>
-      <w:pPr>
-        <w:pStyle w:val="FirstParagraph"/>
-      </w:pPr>
-      <w:r>
-        <w:t xml:space="preserve">Today one pair of boards measures one knee. Studies may want a</w:t>
-      </w:r>
-      <w:r>
-        <w:t xml:space="preserve"> </w:t>
-      </w:r>
-      <w:r>
-        <w:rPr>
-          <w:bCs/>
-          <w:b/>
-        </w:rPr>
-        <w:t xml:space="preserve">chain</w:t>
-      </w:r>
-      <w:r>
-        <w:t xml:space="preserve"> </w:t>
-      </w:r>
-      <w:r>
-        <w:t xml:space="preserve">on one</w:t>
-      </w:r>
-      <w:r>
-        <w:t xml:space="preserve"> </w:t>
-      </w:r>
-      <w:r>
-        <w:t xml:space="preserve">leg (thigh + shank + foot for hip, knee and ankle),</w:t>
-      </w:r>
-      <w:r>
-        <w:t xml:space="preserve"> </w:t>
-      </w:r>
-      <w:r>
-        <w:rPr>
-          <w:bCs/>
-          <w:b/>
-        </w:rPr>
-        <w:t xml:space="preserve">both legs</w:t>
-      </w:r>
-      <w:r>
-        <w:t xml:space="preserve">, or more of the</w:t>
-      </w:r>
-      <w:r>
-        <w:t xml:space="preserve"> </w:t>
-      </w:r>
-      <w:r>
-        <w:t xml:space="preserve">lower body. Two layouts were suggested:</w:t>
-      </w:r>
-    </w:p>
-    <w:p>
-      <w:pPr>
-        <w:numPr>
-          <w:ilvl w:val="0"/>
-          <w:numId w:val="1044"/>
-        </w:numPr>
-        <w:pStyle w:val="Compact"/>
-      </w:pPr>
-      <w:r>
-        <w:rPr>
-          <w:bCs/>
-          <w:b/>
-        </w:rPr>
-        <w:t xml:space="preserve">Hub:</w:t>
-      </w:r>
-      <w:r>
-        <w:t xml:space="preserve"> </w:t>
-      </w:r>
-      <w:r>
-        <w:t xml:space="preserve">several sensor boards send to one hub board, which sends a single</w:t>
-      </w:r>
-      <w:r>
-        <w:t xml:space="preserve"> </w:t>
-      </w:r>
-      <w:r>
-        <w:t xml:space="preserve">stream to the PC.</w:t>
-      </w:r>
-    </w:p>
-    <w:p>
-      <w:pPr>
-        <w:numPr>
-          <w:ilvl w:val="0"/>
-          <w:numId w:val="1044"/>
-        </w:numPr>
-        <w:pStyle w:val="Compact"/>
-      </w:pPr>
-      <w:r>
-        <w:rPr>
-          <w:bCs/>
-          <w:b/>
-        </w:rPr>
-        <w:t xml:space="preserve">Independent pairs:</w:t>
-      </w:r>
-      <w:r>
-        <w:t xml:space="preserve"> </w:t>
-      </w:r>
-      <w:r>
-        <w:t xml:space="preserve">several of today’s two-board units, each measuring one</w:t>
-      </w:r>
-      <w:r>
-        <w:t xml:space="preserve"> </w:t>
-      </w:r>
-      <w:r>
-        <w:t xml:space="preserve">joint, combined on the PC.</w:t>
-      </w:r>
-    </w:p>
-    <w:bookmarkEnd w:id="99"/>
-    <w:bookmarkStart w:id="100" w:name="d.2-things-to-consider"/>
-    <w:p>
-      <w:pPr>
-        <w:pStyle w:val="Heading2"/>
-      </w:pPr>
-      <w:r>
-        <w:t xml:space="preserve">D.2 Things to consider</w:t>
-      </w:r>
-    </w:p>
-    <w:p>
-      <w:pPr>
-        <w:numPr>
-          <w:ilvl w:val="0"/>
-          <w:numId w:val="1045"/>
-        </w:numPr>
-        <w:pStyle w:val="Compact"/>
-      </w:pPr>
-      <w:r>
-        <w:rPr>
-          <w:bCs/>
-          <w:b/>
-        </w:rPr>
-        <w:t xml:space="preserve">Wiring points to Bluetooth (Appendix C).</w:t>
-      </w:r>
-      <w:r>
-        <w:t xml:space="preserve"> </w:t>
-      </w:r>
-      <w:r>
-        <w:t xml:space="preserve">Each board has only one wired</w:t>
-      </w:r>
-      <w:r>
-        <w:t xml:space="preserve"> </w:t>
-      </w:r>
-      <w:r>
-        <w:t xml:space="preserve">serial link, so a wired hub cannot connect several boards; a Bluetooth hub can.</w:t>
-      </w:r>
-    </w:p>
-    <w:p>
-      <w:pPr>
-        <w:numPr>
-          <w:ilvl w:val="0"/>
-          <w:numId w:val="1045"/>
-        </w:numPr>
-        <w:pStyle w:val="Compact"/>
-      </w:pPr>
-      <w:r>
-        <w:rPr>
-          <w:bCs/>
-          <w:b/>
-        </w:rPr>
-        <w:t xml:space="preserve">Telling sensors apart:</w:t>
-      </w:r>
-      <w:r>
-        <w:t xml:space="preserve"> </w:t>
-      </w:r>
-      <w:r>
-        <w:t xml:space="preserve">each message needs a sensor ID, and the saved files</w:t>
-      </w:r>
-      <w:r>
-        <w:t xml:space="preserve"> </w:t>
-      </w:r>
-      <w:r>
-        <w:t xml:space="preserve">need a general layout for any number of segments and joints.</w:t>
-      </w:r>
-    </w:p>
-    <w:p>
-      <w:pPr>
-        <w:numPr>
-          <w:ilvl w:val="0"/>
-          <w:numId w:val="1045"/>
-        </w:numPr>
-        <w:pStyle w:val="Compact"/>
-      </w:pPr>
-      <w:r>
-        <w:rPr>
-          <w:bCs/>
-          <w:b/>
-        </w:rPr>
-        <w:t xml:space="preserve">Time matching</w:t>
-      </w:r>
-      <w:r>
-        <w:t xml:space="preserve"> </w:t>
-      </w:r>
-      <w:r>
-        <w:t xml:space="preserve">is the biggest risk: an angle between two segments needs</w:t>
-      </w:r>
-      <w:r>
-        <w:t xml:space="preserve"> </w:t>
-      </w:r>
-      <w:r>
-        <w:t xml:space="preserve">readings taken at the same moment, so all boards need time stamps from a shared</w:t>
-      </w:r>
-      <w:r>
-        <w:t xml:space="preserve"> </w:t>
-      </w:r>
-      <w:r>
-        <w:t xml:space="preserve">clock.</w:t>
-      </w:r>
-    </w:p>
-    <w:p>
-      <w:pPr>
-        <w:numPr>
-          <w:ilvl w:val="0"/>
-          <w:numId w:val="1045"/>
-        </w:numPr>
-        <w:pStyle w:val="Compact"/>
-      </w:pPr>
-      <w:r>
-        <w:rPr>
-          <w:bCs/>
-          <w:b/>
-        </w:rPr>
-        <w:t xml:space="preserve">Capacity:</w:t>
-      </w:r>
-      <w:r>
-        <w:t xml:space="preserve"> </w:t>
-      </w:r>
-      <w:r>
-        <w:t xml:space="preserve">many sensors at 50 Hz share one link, which may limit the rate or</w:t>
-      </w:r>
-      <w:r>
-        <w:t xml:space="preserve"> </w:t>
-      </w:r>
-      <w:r>
-        <w:t xml:space="preserve">the number of sensors.</w:t>
-      </w:r>
-    </w:p>
-    <w:p>
-      <w:pPr>
-        <w:numPr>
-          <w:ilvl w:val="0"/>
-          <w:numId w:val="1045"/>
-        </w:numPr>
-        <w:pStyle w:val="Compact"/>
-      </w:pPr>
-      <w:r>
-        <w:rPr>
-          <w:bCs/>
-          <w:b/>
-        </w:rPr>
-        <w:t xml:space="preserve">Calibration</w:t>
-      </w:r>
-      <w:r>
-        <w:t xml:space="preserve"> </w:t>
-      </w:r>
-      <w:r>
-        <w:t xml:space="preserve">gets longer with each segment, so the routine and the GUI must</w:t>
-      </w:r>
-      <w:r>
-        <w:t xml:space="preserve"> </w:t>
-      </w:r>
-      <w:r>
-        <w:t xml:space="preserve">scale with it.</w:t>
-      </w:r>
-    </w:p>
-    <w:bookmarkEnd w:id="100"/>
-    <w:bookmarkStart w:id="101" w:name="d.3-layout-trade-off"/>
-    <w:p>
-      <w:pPr>
-        <w:pStyle w:val="Heading2"/>
-      </w:pPr>
-      <w:r>
-        <w:t xml:space="preserve">D.3 Layout trade-off</w:t>
-      </w:r>
-    </w:p>
-    <w:tbl>
-      <w:tblPr>
-        <w:tblStyle w:val="Table"/>
-        <w:tblW w:type="pct" w:w="5000"/>
-        <w:tblLook w:firstRow="1" w:lastRow="0" w:firstColumn="0" w:lastColumn="0" w:noHBand="0" w:noVBand="0" w:val="0020"/>
-        <w:jc w:val="start"/>
-        <w:tblBorders>
-          <w:top w:val="single" w:sz="4" w:space="0" w:color="BFBFBF"/>
-          <w:left w:val="single" w:sz="4" w:space="0" w:color="BFBFBF"/>
-          <w:bottom w:val="single" w:sz="4" w:space="0" w:color="BFBFBF"/>
-          <w:right w:val="single" w:sz="4" w:space="0" w:color="BFBFBF"/>
-          <w:insideH w:val="single" w:sz="4" w:space="0" w:color="BFBFBF"/>
-          <w:insideV w:val="single" w:sz="4" w:space="0" w:color="BFBFBF"/>
-        </w:tblBorders>
-      </w:tblPr>
-      <w:tblGrid>
-        <w:gridCol w:w="2640"/>
-        <w:gridCol w:w="2640"/>
-        <w:gridCol w:w="2640"/>
-      </w:tblGrid>
-      <w:tr>
-        <w:trPr>
-          <w:tblHeader w:val="true"/>
-        </w:trPr>
-        <w:tc>
-          <w:tcPr>
-            <w:shd w:val="clear" w:color="auto" w:fill="DCE6F1"/>
-          </w:tcPr>
-          <w:p>
-            <w:pPr>
-              <w:pStyle w:val="Compact"/>
-              <w:jc w:val="left"/>
-            </w:pPr>
-            <w:r>
-              <w:rPr>
-                <w:b/>
-                <w:sz w:val="19"/>
-              </w:rPr>
-              <w:t xml:space="preserve">Layout</w:t>
-            </w:r>
-          </w:p>
-        </w:tc>
-        <w:tc>
-          <w:tcPr>
-            <w:shd w:val="clear" w:color="auto" w:fill="DCE6F1"/>
-          </w:tcPr>
-          <w:p>
-            <w:pPr>
-              <w:pStyle w:val="Compact"/>
-              <w:jc w:val="left"/>
-            </w:pPr>
-            <w:r>
-              <w:rPr>
-                <w:b/>
-                <w:sz w:val="19"/>
-              </w:rPr>
-              <w:t xml:space="preserve">For</w:t>
-            </w:r>
-          </w:p>
-        </w:tc>
-        <w:tc>
-          <w:tcPr>
-            <w:shd w:val="clear" w:color="auto" w:fill="DCE6F1"/>
-          </w:tcPr>
-          <w:p>
-            <w:pPr>
-              <w:pStyle w:val="Compact"/>
-              <w:jc w:val="left"/>
-            </w:pPr>
-            <w:r>
-              <w:rPr>
-                <w:b/>
-                <w:sz w:val="19"/>
-              </w:rPr>
-              <w:t xml:space="preserve">Against</w:t>
-            </w:r>
-          </w:p>
-        </w:tc>
-      </w:tr>
-      <w:tr>
-        <w:tc>
-          <w:tcPr/>
-          <w:p>
-            <w:pPr>
-              <w:pStyle w:val="Compact"/>
-              <w:jc w:val="left"/>
-            </w:pPr>
-            <w:r>
-              <w:rPr>
-                <w:sz w:val="19"/>
-              </w:rPr>
-              <w:t xml:space="preserve">Hub</w:t>
-            </w:r>
-          </w:p>
-        </w:tc>
-        <w:tc>
-          <w:tcPr/>
-          <w:p>
-            <w:pPr>
-              <w:pStyle w:val="Compact"/>
-              <w:jc w:val="left"/>
-            </w:pPr>
-            <w:r>
-              <w:rPr>
-                <w:sz w:val="19"/>
-              </w:rPr>
-              <w:t xml:space="preserve">One stream and one clock at the hub; simple on the PC</w:t>
-            </w:r>
-          </w:p>
-        </w:tc>
-        <w:tc>
-          <w:tcPr/>
-          <w:p>
-            <w:pPr>
-              <w:pStyle w:val="Compact"/>
-              <w:jc w:val="left"/>
-            </w:pPr>
-            <w:r>
-              <w:rPr>
-                <w:sz w:val="19"/>
-              </w:rPr>
-              <w:t xml:space="preserve">The hub’s capacity is the limit, and if it fails everything stops</w:t>
-            </w:r>
-          </w:p>
-        </w:tc>
-      </w:tr>
-      <w:tr>
-        <w:tc>
-          <w:tcPr/>
-          <w:p>
-            <w:pPr>
-              <w:pStyle w:val="Compact"/>
-              <w:jc w:val="left"/>
-            </w:pPr>
-            <w:r>
-              <w:rPr>
-                <w:sz w:val="19"/>
-              </w:rPr>
-              <w:t xml:space="preserve">Independent pairs</w:t>
-            </w:r>
-          </w:p>
-        </w:tc>
-        <w:tc>
-          <w:tcPr/>
-          <w:p>
-            <w:pPr>
-              <w:pStyle w:val="Compact"/>
-              <w:jc w:val="left"/>
-            </w:pPr>
-            <w:r>
-              <w:rPr>
-                <w:sz w:val="19"/>
-              </w:rPr>
-              <w:t xml:space="preserve">Modular; reuses today’s firmware</w:t>
-            </w:r>
-          </w:p>
-        </w:tc>
-        <w:tc>
-          <w:tcPr/>
-          <w:p>
-            <w:pPr>
-              <w:pStyle w:val="Compact"/>
-              <w:jc w:val="left"/>
-            </w:pPr>
-            <w:r>
-              <w:rPr>
-                <w:sz w:val="19"/>
-              </w:rPr>
-              <w:t xml:space="preserve">The PC must time-match several streams; more radios or USB ports and more hardware</w:t>
-            </w:r>
-          </w:p>
-        </w:tc>
-      </w:tr>
-    </w:tbl>
-    <w:bookmarkEnd w:id="101"/>
-    <w:bookmarkStart w:id="102" w:name="d.4-next-steps"/>
-    <w:p>
-      <w:pPr>
-        <w:pStyle w:val="Heading2"/>
-      </w:pPr>
-      <w:r>
-        <w:t xml:space="preserve">D.4 Next steps</w:t>
-      </w:r>
-    </w:p>
-    <w:p>
-      <w:pPr>
-        <w:numPr>
-          <w:ilvl w:val="0"/>
-          <w:numId w:val="1046"/>
-        </w:numPr>
-        <w:pStyle w:val="Compact"/>
-      </w:pPr>
-      <w:r>
-        <w:t xml:space="preserve">Define a message with a sensor ID and a general data layout (any number of</w:t>
-      </w:r>
-      <w:r>
-        <w:t xml:space="preserve"> </w:t>
-      </w:r>
-      <w:r>
-        <w:t xml:space="preserve">segments and joints) before choosing a layout.</w:t>
-      </w:r>
-    </w:p>
-    <w:p>
-      <w:pPr>
-        <w:numPr>
-          <w:ilvl w:val="0"/>
-          <w:numId w:val="1046"/>
-        </w:numPr>
-        <w:pStyle w:val="Compact"/>
-      </w:pPr>
-      <w:r>
-        <w:t xml:space="preserve">Build time matching across boards and measure how closely it aligns, against</w:t>
-      </w:r>
-      <w:r>
-        <w:t xml:space="preserve"> </w:t>
-      </w:r>
-      <w:r>
-        <w:t xml:space="preserve">the accuracy the study needs.</w:t>
-      </w:r>
-    </w:p>
-    <w:p>
-      <w:pPr>
-        <w:numPr>
-          <w:ilvl w:val="0"/>
-          <w:numId w:val="1046"/>
-        </w:numPr>
-        <w:pStyle w:val="Compact"/>
-      </w:pPr>
-      <w:r>
-        <w:t xml:space="preserve">Choose by study size: a Bluetooth hub for a compact multi-segment setup;</w:t>
-      </w:r>
-      <w:r>
-        <w:t xml:space="preserve"> </w:t>
-      </w:r>
-      <w:r>
-        <w:t xml:space="preserve">independent pairs when modularity matters more.</w:t>
-      </w:r>
-    </w:p>
-    <w:bookmarkEnd w:id="102"/>
-    <w:bookmarkEnd w:id="103"/>
     <w:sectPr>
       <w:pgSz w:h="15840" w:w="12240"/>
       <w:pgMar w:bottom="1080" w:left="1080" w:right="1080" w:top="1080"/>
@@ -10460,24 +9596,6 @@
     <w:abstractNumId w:val="991"/>
   </w:num>
   <w:num w:numId="1009">
-    <w:abstractNumId w:val="991"/>
-  </w:num>
-  <w:num w:numId="1010">
-    <w:abstractNumId w:val="991"/>
-  </w:num>
-  <w:num w:numId="1011">
-    <w:abstractNumId w:val="991"/>
-  </w:num>
-  <w:num w:numId="1012">
-    <w:abstractNumId w:val="991"/>
-  </w:num>
-  <w:num w:numId="1013">
-    <w:abstractNumId w:val="991"/>
-  </w:num>
-  <w:num w:numId="1014">
-    <w:abstractNumId w:val="991"/>
-  </w:num>
-  <w:num w:numId="1015">
     <w:abstractNumId w:val="99411"/>
     <w:lvlOverride w:ilvl="0">
       <w:startOverride w:val="1"/>
@@ -10507,8 +9625,53 @@
       <w:startOverride w:val="1"/>
     </w:lvlOverride>
   </w:num>
+  <w:num w:numId="1010">
+    <w:abstractNumId w:val="991"/>
+  </w:num>
+  <w:num w:numId="1011">
+    <w:abstractNumId w:val="991"/>
+  </w:num>
+  <w:num w:numId="1012">
+    <w:abstractNumId w:val="991"/>
+  </w:num>
+  <w:num w:numId="1013">
+    <w:abstractNumId w:val="991"/>
+  </w:num>
+  <w:num w:numId="1014">
+    <w:abstractNumId w:val="991"/>
+  </w:num>
+  <w:num w:numId="1015">
+    <w:abstractNumId w:val="991"/>
+  </w:num>
   <w:num w:numId="1016">
-    <w:abstractNumId w:val="991"/>
+    <w:abstractNumId w:val="99411"/>
+    <w:lvlOverride w:ilvl="0">
+      <w:startOverride w:val="1"/>
+    </w:lvlOverride>
+    <w:lvlOverride w:ilvl="1">
+      <w:startOverride w:val="1"/>
+    </w:lvlOverride>
+    <w:lvlOverride w:ilvl="2">
+      <w:startOverride w:val="1"/>
+    </w:lvlOverride>
+    <w:lvlOverride w:ilvl="3">
+      <w:startOverride w:val="1"/>
+    </w:lvlOverride>
+    <w:lvlOverride w:ilvl="4">
+      <w:startOverride w:val="1"/>
+    </w:lvlOverride>
+    <w:lvlOverride w:ilvl="5">
+      <w:startOverride w:val="1"/>
+    </w:lvlOverride>
+    <w:lvlOverride w:ilvl="6">
+      <w:startOverride w:val="1"/>
+    </w:lvlOverride>
+    <w:lvlOverride w:ilvl="7">
+      <w:startOverride w:val="1"/>
+    </w:lvlOverride>
+    <w:lvlOverride w:ilvl="8">
+      <w:startOverride w:val="1"/>
+    </w:lvlOverride>
   </w:num>
   <w:num w:numId="1017">
     <w:abstractNumId w:val="991"/>
@@ -10550,12 +9713,6 @@
     <w:abstractNumId w:val="991"/>
   </w:num>
   <w:num w:numId="1030">
-    <w:abstractNumId w:val="991"/>
-  </w:num>
-  <w:num w:numId="1031">
-    <w:abstractNumId w:val="991"/>
-  </w:num>
-  <w:num w:numId="1032">
     <w:abstractNumId w:val="99411"/>
     <w:lvlOverride w:ilvl="0">
       <w:startOverride w:val="1"/>
@@ -10585,16 +9742,16 @@
       <w:startOverride w:val="1"/>
     </w:lvlOverride>
   </w:num>
+  <w:num w:numId="1031">
+    <w:abstractNumId w:val="991"/>
+  </w:num>
+  <w:num w:numId="1032">
+    <w:abstractNumId w:val="991"/>
+  </w:num>
   <w:num w:numId="1033">
     <w:abstractNumId w:val="991"/>
   </w:num>
   <w:num w:numId="1034">
-    <w:abstractNumId w:val="991"/>
-  </w:num>
-  <w:num w:numId="1035">
-    <w:abstractNumId w:val="991"/>
-  </w:num>
-  <w:num w:numId="1036">
     <w:abstractNumId w:val="99411"/>
     <w:lvlOverride w:ilvl="0">
       <w:startOverride w:val="1"/>
@@ -10624,6 +9781,12 @@
       <w:startOverride w:val="1"/>
     </w:lvlOverride>
   </w:num>
+  <w:num w:numId="1035">
+    <w:abstractNumId w:val="991"/>
+  </w:num>
+  <w:num w:numId="1036">
+    <w:abstractNumId w:val="991"/>
+  </w:num>
   <w:num w:numId="1037">
     <w:abstractNumId w:val="991"/>
   </w:num>
@@ -10646,12 +9809,6 @@
     <w:abstractNumId w:val="991"/>
   </w:num>
   <w:num w:numId="1044">
-    <w:abstractNumId w:val="991"/>
-  </w:num>
-  <w:num w:numId="1045">
-    <w:abstractNumId w:val="991"/>
-  </w:num>
-  <w:num w:numId="1046">
     <w:abstractNumId w:val="991"/>
   </w:num>
 </w:numbering>

--- a/docs/Project_Handover.docx
+++ b/docs/Project_Handover.docx
@@ -266,109 +266,7 @@
         <w:pStyle w:val="FirstParagraph"/>
       </w:pPr>
       <w:r>
-        <w:t xml:space="preserve">Companion documents:</w:t>
-      </w:r>
-    </w:p>
-    <w:p>
-      <w:pPr>
-        <w:numPr>
-          <w:ilvl w:val="0"/>
-          <w:numId w:val="1002"/>
-        </w:numPr>
-        <w:pStyle w:val="Compact"/>
-      </w:pPr>
-      <w:r>
-        <w:rPr>
-          <w:rStyle w:val="VerbatimChar"/>
-        </w:rPr>
-        <w:t xml:space="preserve">docs/SOP_Build_and_Use.docx</w:t>
-      </w:r>
-      <w:r>
-        <w:t xml:space="preserve"> </w:t>
-      </w:r>
-      <w:r>
-        <w:t xml:space="preserve">(</w:t>
-      </w:r>
-      <w:r>
-        <w:rPr>
-          <w:rStyle w:val="VerbatimChar"/>
-        </w:rPr>
-        <w:t xml:space="preserve">.md</w:t>
-      </w:r>
-      <w:r>
-        <w:t xml:space="preserve"> </w:t>
-      </w:r>
-      <w:r>
-        <w:t xml:space="preserve">mirror) — how to build and operate the</w:t>
-      </w:r>
-      <w:r>
-        <w:t xml:space="preserve"> </w:t>
-      </w:r>
-      <w:r>
-        <w:t xml:space="preserve">prototype and the interface.</w:t>
-      </w:r>
-    </w:p>
-    <w:p>
-      <w:pPr>
-        <w:numPr>
-          <w:ilvl w:val="0"/>
-          <w:numId w:val="1002"/>
-        </w:numPr>
-        <w:pStyle w:val="Compact"/>
-      </w:pPr>
-      <w:r>
-        <w:rPr>
-          <w:rStyle w:val="VerbatimChar"/>
-        </w:rPr>
-        <w:t xml:space="preserve">README.md</w:t>
-      </w:r>
-      <w:r>
-        <w:t xml:space="preserve"> </w:t>
-      </w:r>
-      <w:r>
-        <w:t xml:space="preserve">— the technical reference (math, wire protocol, commands).</w:t>
-      </w:r>
-    </w:p>
-    <w:p>
-      <w:pPr>
-        <w:numPr>
-          <w:ilvl w:val="0"/>
-          <w:numId w:val="1002"/>
-        </w:numPr>
-        <w:pStyle w:val="Compact"/>
-      </w:pPr>
-      <w:r>
-        <w:rPr>
-          <w:rStyle w:val="VerbatimChar"/>
-        </w:rPr>
-        <w:t xml:space="preserve">analysis/static_test/Static_Stability_Test_Report.docx</w:t>
-      </w:r>
-      <w:r>
-        <w:t xml:space="preserve"> </w:t>
-      </w:r>
-      <w:r>
-        <w:t xml:space="preserve">— the Preliminary</w:t>
-      </w:r>
-      <w:r>
-        <w:t xml:space="preserve"> </w:t>
-      </w:r>
-      <w:r>
-        <w:t xml:space="preserve">Stationary Test Report, with</w:t>
-      </w:r>
-      <w:r>
-        <w:t xml:space="preserve"> </w:t>
-      </w:r>
-      <w:r>
-        <w:rPr>
-          <w:rStyle w:val="VerbatimChar"/>
-        </w:rPr>
-        <w:t xml:space="preserve">FINDINGS.md</w:t>
-      </w:r>
-      <w:r>
-        <w:t xml:space="preserve"> </w:t>
-      </w:r>
-      <w:r>
-        <w:t xml:space="preserve">as its detailed working record.</w:t>
+        <w:t xml:space="preserve">Companion documents (the SOP, the README and the test report) are listed in §1.4.</w:t>
       </w:r>
     </w:p>
     <w:bookmarkStart w:id="20" w:name="key-terms"/>
@@ -784,70 +682,6 @@
               <w:rPr>
                 <w:sz w:val="19"/>
               </w:rPr>
-              <w:t xml:space="preserve">Sagittal plane</w:t>
-            </w:r>
-          </w:p>
-        </w:tc>
-        <w:tc>
-          <w:tcPr/>
-          <w:p>
-            <w:pPr>
-              <w:pStyle w:val="Compact"/>
-              <w:jc w:val="left"/>
-            </w:pPr>
-            <w:r>
-              <w:rPr>
-                <w:sz w:val="19"/>
-              </w:rPr>
-              <w:t xml:space="preserve">The side-view plane in which the knee bends and straightens.</w:t>
-            </w:r>
-          </w:p>
-        </w:tc>
-      </w:tr>
-      <w:tr>
-        <w:tc>
-          <w:tcPr/>
-          <w:p>
-            <w:pPr>
-              <w:pStyle w:val="Compact"/>
-              <w:jc w:val="left"/>
-            </w:pPr>
-            <w:r>
-              <w:rPr>
-                <w:sz w:val="19"/>
-              </w:rPr>
-              <w:t xml:space="preserve">Flexion / hyperextension</w:t>
-            </w:r>
-          </w:p>
-        </w:tc>
-        <w:tc>
-          <w:tcPr/>
-          <w:p>
-            <w:pPr>
-              <w:pStyle w:val="Compact"/>
-              <w:jc w:val="left"/>
-            </w:pPr>
-            <w:r>
-              <w:rPr>
-                <w:sz w:val="19"/>
-              </w:rPr>
-              <w:t xml:space="preserve">Bending the knee (positive angle) / straightening it past straight (negative angle).</w:t>
-            </w:r>
-          </w:p>
-        </w:tc>
-      </w:tr>
-      <w:tr>
-        <w:tc>
-          <w:tcPr/>
-          <w:p>
-            <w:pPr>
-              <w:pStyle w:val="Compact"/>
-              <w:jc w:val="left"/>
-            </w:pPr>
-            <w:r>
-              <w:rPr>
-                <w:sz w:val="19"/>
-              </w:rPr>
               <w:t xml:space="preserve">Central / peripheral</w:t>
             </w:r>
           </w:p>
@@ -1135,7 +969,7 @@
       <w:pPr>
         <w:numPr>
           <w:ilvl w:val="0"/>
-          <w:numId w:val="1003"/>
+          <w:numId w:val="1002"/>
         </w:numPr>
         <w:pStyle w:val="Compact"/>
       </w:pPr>
@@ -1184,7 +1018,7 @@
       <w:pPr>
         <w:numPr>
           <w:ilvl w:val="0"/>
-          <w:numId w:val="1003"/>
+          <w:numId w:val="1002"/>
         </w:numPr>
         <w:pStyle w:val="Compact"/>
       </w:pPr>
@@ -1244,7 +1078,7 @@
       <w:pPr>
         <w:numPr>
           <w:ilvl w:val="0"/>
-          <w:numId w:val="1003"/>
+          <w:numId w:val="1002"/>
         </w:numPr>
         <w:pStyle w:val="Compact"/>
       </w:pPr>
@@ -1272,7 +1106,7 @@
       <w:pPr>
         <w:numPr>
           <w:ilvl w:val="0"/>
-          <w:numId w:val="1003"/>
+          <w:numId w:val="1002"/>
         </w:numPr>
         <w:pStyle w:val="Compact"/>
       </w:pPr>
@@ -1325,7 +1159,7 @@
       <w:pPr>
         <w:numPr>
           <w:ilvl w:val="0"/>
-          <w:numId w:val="1004"/>
+          <w:numId w:val="1003"/>
         </w:numPr>
         <w:pStyle w:val="Compact"/>
       </w:pPr>
@@ -1359,7 +1193,7 @@
       <w:pPr>
         <w:numPr>
           <w:ilvl w:val="0"/>
-          <w:numId w:val="1004"/>
+          <w:numId w:val="1003"/>
         </w:numPr>
         <w:pStyle w:val="Compact"/>
       </w:pPr>
@@ -1426,7 +1260,7 @@
       <w:pPr>
         <w:numPr>
           <w:ilvl w:val="0"/>
-          <w:numId w:val="1004"/>
+          <w:numId w:val="1003"/>
         </w:numPr>
         <w:pStyle w:val="Compact"/>
       </w:pPr>
@@ -1454,7 +1288,7 @@
       <w:pPr>
         <w:numPr>
           <w:ilvl w:val="0"/>
-          <w:numId w:val="1004"/>
+          <w:numId w:val="1003"/>
         </w:numPr>
         <w:pStyle w:val="Compact"/>
       </w:pPr>
@@ -1492,7 +1326,7 @@
       <w:pPr>
         <w:numPr>
           <w:ilvl w:val="0"/>
-          <w:numId w:val="1005"/>
+          <w:numId w:val="1004"/>
         </w:numPr>
         <w:pStyle w:val="Compact"/>
       </w:pPr>
@@ -1510,7 +1344,7 @@
       <w:pPr>
         <w:numPr>
           <w:ilvl w:val="0"/>
-          <w:numId w:val="1005"/>
+          <w:numId w:val="1004"/>
         </w:numPr>
         <w:pStyle w:val="Compact"/>
       </w:pPr>
@@ -1538,7 +1372,7 @@
       <w:pPr>
         <w:numPr>
           <w:ilvl w:val="0"/>
-          <w:numId w:val="1005"/>
+          <w:numId w:val="1004"/>
         </w:numPr>
         <w:pStyle w:val="Compact"/>
       </w:pPr>
@@ -1556,7 +1390,7 @@
       <w:pPr>
         <w:numPr>
           <w:ilvl w:val="0"/>
-          <w:numId w:val="1005"/>
+          <w:numId w:val="1004"/>
         </w:numPr>
         <w:pStyle w:val="Compact"/>
       </w:pPr>
@@ -1574,7 +1408,7 @@
       <w:pPr>
         <w:numPr>
           <w:ilvl w:val="0"/>
-          <w:numId w:val="1005"/>
+          <w:numId w:val="1004"/>
         </w:numPr>
         <w:pStyle w:val="Compact"/>
       </w:pPr>
@@ -1607,7 +1441,7 @@
       <w:pPr>
         <w:numPr>
           <w:ilvl w:val="0"/>
-          <w:numId w:val="1005"/>
+          <w:numId w:val="1004"/>
         </w:numPr>
         <w:pStyle w:val="Compact"/>
       </w:pPr>
@@ -2733,7 +2567,7 @@
         <w:t xml:space="preserve"> </w:t>
       </w:r>
       <w:r>
-        <w:t xml:space="preserve">3-D kinematics are out of scope (see §5.5 and §10).</w:t>
+        <w:t xml:space="preserve">3D kinematics are out of scope (see §5.5 and §10).</w:t>
       </w:r>
     </w:p>
     <w:bookmarkEnd w:id="28"/>
@@ -2751,7 +2585,7 @@
         <w:pStyle w:val="FirstParagraph"/>
       </w:pPr>
       <w:r>
-        <w:t xml:space="preserve">One motion sensor sits on the thigh and one on the shank. The shank</w:t>
+        <w:t xml:space="preserve">One motion sensor is placed on the thigh while the other is mounted on the shank. The shank</w:t>
       </w:r>
       <w:r>
         <w:t xml:space="preserve"> </w:t>
@@ -2834,7 +2668,7 @@
       <w:r>
         <w:drawing>
           <wp:inline>
-            <wp:extent cx="6400800" cy="3130573"/>
+            <wp:extent cx="6400800" cy="3250830"/>
             <wp:effectExtent b="0" l="0" r="0" t="0"/>
             <wp:docPr descr="Figure 2. Data flow for one sample, and the shank packet sent over the wire." title="" id="33" name="Picture"/>
             <a:graphic>
@@ -2855,7 +2689,7 @@
                   <pic:spPr bwMode="auto">
                     <a:xfrm>
                       <a:off x="0" y="0"/>
-                      <a:ext cx="6400800" cy="3130573"/>
+                      <a:ext cx="6400800" cy="3250830"/>
                     </a:xfrm>
                     <a:prstGeom prst="rect">
                       <a:avLst/>
@@ -2895,7 +2729,7 @@
       <w:pPr>
         <w:numPr>
           <w:ilvl w:val="0"/>
-          <w:numId w:val="1006"/>
+          <w:numId w:val="1005"/>
         </w:numPr>
         <w:pStyle w:val="Compact"/>
       </w:pPr>
@@ -2949,7 +2783,7 @@
       <w:pPr>
         <w:numPr>
           <w:ilvl w:val="0"/>
-          <w:numId w:val="1006"/>
+          <w:numId w:val="1005"/>
         </w:numPr>
         <w:pStyle w:val="Compact"/>
       </w:pPr>
@@ -3013,7 +2847,7 @@
       <w:pPr>
         <w:numPr>
           <w:ilvl w:val="0"/>
-          <w:numId w:val="1006"/>
+          <w:numId w:val="1005"/>
         </w:numPr>
         <w:pStyle w:val="Compact"/>
       </w:pPr>
@@ -3057,7 +2891,7 @@
       <w:pPr>
         <w:numPr>
           <w:ilvl w:val="0"/>
-          <w:numId w:val="1007"/>
+          <w:numId w:val="1006"/>
         </w:numPr>
         <w:pStyle w:val="Compact"/>
       </w:pPr>
@@ -3091,7 +2925,7 @@
       <w:pPr>
         <w:numPr>
           <w:ilvl w:val="0"/>
-          <w:numId w:val="1007"/>
+          <w:numId w:val="1006"/>
         </w:numPr>
         <w:pStyle w:val="Compact"/>
       </w:pPr>
@@ -3129,7 +2963,7 @@
       <w:pPr>
         <w:numPr>
           <w:ilvl w:val="0"/>
-          <w:numId w:val="1008"/>
+          <w:numId w:val="1007"/>
         </w:numPr>
         <w:pStyle w:val="Compact"/>
       </w:pPr>
@@ -3163,7 +2997,7 @@
       <w:pPr>
         <w:numPr>
           <w:ilvl w:val="0"/>
-          <w:numId w:val="1008"/>
+          <w:numId w:val="1007"/>
         </w:numPr>
         <w:pStyle w:val="Compact"/>
       </w:pPr>
@@ -3185,7 +3019,7 @@
       <w:pPr>
         <w:numPr>
           <w:ilvl w:val="0"/>
-          <w:numId w:val="1008"/>
+          <w:numId w:val="1007"/>
         </w:numPr>
         <w:pStyle w:val="Compact"/>
       </w:pPr>
@@ -3334,14 +3168,14 @@
         <w:t xml:space="preserve"> </w:t>
       </w:r>
       <w:r>
-        <w:t xml:space="preserve">new reading arrives (Figure 3):</w:t>
-      </w:r>
-    </w:p>
-    <w:p>
-      <w:pPr>
-        <w:numPr>
-          <w:ilvl w:val="0"/>
-          <w:numId w:val="1009"/>
+        <w:t xml:space="preserve">new reading arrives:</w:t>
+      </w:r>
+    </w:p>
+    <w:p>
+      <w:pPr>
+        <w:numPr>
+          <w:ilvl w:val="0"/>
+          <w:numId w:val="1008"/>
         </w:numPr>
         <w:pStyle w:val="Compact"/>
       </w:pPr>
@@ -3375,7 +3209,7 @@
       <w:pPr>
         <w:numPr>
           <w:ilvl w:val="0"/>
-          <w:numId w:val="1009"/>
+          <w:numId w:val="1008"/>
         </w:numPr>
         <w:pStyle w:val="Compact"/>
       </w:pPr>
@@ -3427,7 +3261,7 @@
       <w:pPr>
         <w:numPr>
           <w:ilvl w:val="0"/>
-          <w:numId w:val="1009"/>
+          <w:numId w:val="1008"/>
         </w:numPr>
         <w:pStyle w:val="Compact"/>
       </w:pPr>
@@ -3581,7 +3415,7 @@
       <w:pPr>
         <w:numPr>
           <w:ilvl w:val="0"/>
-          <w:numId w:val="1010"/>
+          <w:numId w:val="1009"/>
         </w:numPr>
         <w:pStyle w:val="Compact"/>
       </w:pPr>
@@ -3596,13 +3430,13 @@
         <w:t xml:space="preserve"> </w:t>
       </w:r>
       <w:r>
-        <w:t xml:space="preserve">Each board estimates its orientation by combining the</w:t>
-      </w:r>
-      <w:r>
-        <w:t xml:space="preserve"> </w:t>
-      </w:r>
-      <w:r>
-        <w:t xml:space="preserve">accelerometer and gyroscope (a 6-DOF Mahony filter, settings</w:t>
+        <w:t xml:space="preserve">The filter uses only the accelerometer and gyroscope</w:t>
+      </w:r>
+      <w:r>
+        <w:t xml:space="preserve"> </w:t>
+      </w:r>
+      <w:r>
+        <w:t xml:space="preserve">(6-DOF; settings</w:t>
       </w:r>
       <w:r>
         <w:t xml:space="preserve"> </w:t>
@@ -3633,7 +3467,7 @@
       <w:pPr>
         <w:numPr>
           <w:ilvl w:val="0"/>
-          <w:numId w:val="1010"/>
+          <w:numId w:val="1009"/>
         </w:numPr>
         <w:pStyle w:val="Compact"/>
       </w:pPr>
@@ -3654,7 +3488,7 @@
         <w:t xml:space="preserve"> </w:t>
       </w:r>
       <w:r>
-        <w:t xml:space="preserve">for each board, and these two sensors give that without drift. A magnetometer</w:t>
+        <w:t xml:space="preserve">for each board, which these two sensors give without drift. A magnetometer</w:t>
       </w:r>
       <w:r>
         <w:t xml:space="preserve"> </w:t>
@@ -3683,7 +3517,7 @@
       <w:pPr>
         <w:numPr>
           <w:ilvl w:val="0"/>
-          <w:numId w:val="1011"/>
+          <w:numId w:val="1010"/>
         </w:numPr>
         <w:pStyle w:val="Compact"/>
       </w:pPr>
@@ -3717,7 +3551,7 @@
       <w:pPr>
         <w:numPr>
           <w:ilvl w:val="0"/>
-          <w:numId w:val="1011"/>
+          <w:numId w:val="1010"/>
         </w:numPr>
         <w:pStyle w:val="Compact"/>
       </w:pPr>
@@ -3755,7 +3589,7 @@
       <w:pPr>
         <w:numPr>
           <w:ilvl w:val="0"/>
-          <w:numId w:val="1012"/>
+          <w:numId w:val="1011"/>
         </w:numPr>
         <w:pStyle w:val="Compact"/>
       </w:pPr>
@@ -3789,7 +3623,7 @@
       <w:pPr>
         <w:numPr>
           <w:ilvl w:val="0"/>
-          <w:numId w:val="1012"/>
+          <w:numId w:val="1011"/>
         </w:numPr>
         <w:pStyle w:val="Compact"/>
       </w:pPr>
@@ -3838,7 +3672,7 @@
       <w:pPr>
         <w:numPr>
           <w:ilvl w:val="0"/>
-          <w:numId w:val="1012"/>
+          <w:numId w:val="1011"/>
         </w:numPr>
         <w:pStyle w:val="Compact"/>
       </w:pPr>
@@ -3858,13 +3692,13 @@
     </w:p>
     <w:bookmarkEnd w:id="44"/>
     <w:bookmarkEnd w:id="45"/>
-    <w:bookmarkStart w:id="58" w:name="knee-angle-method-pc-side"/>
+    <w:bookmarkStart w:id="58" w:name="knee-angle-calculation-gui"/>
     <w:p>
       <w:pPr>
         <w:pStyle w:val="Heading1"/>
       </w:pPr>
       <w:r>
-        <w:t xml:space="preserve">5. Knee-angle method (PC side)</w:t>
+        <w:t xml:space="preserve">5. Knee-angle calculation (GUI)</w:t>
       </w:r>
     </w:p>
     <w:p>
@@ -3872,7 +3706,7 @@
         <w:pStyle w:val="FirstParagraph"/>
       </w:pPr>
       <w:r>
-        <w:t xml:space="preserve">The PC measures how far each segment has tilted from the pose held</w:t>
+        <w:t xml:space="preserve">The application (GUI) measures how far each segment has tilted from the pose held</w:t>
       </w:r>
       <w:r>
         <w:t xml:space="preserve"> </w:t>
@@ -3961,7 +3795,7 @@
       <w:pPr>
         <w:numPr>
           <w:ilvl w:val="0"/>
-          <w:numId w:val="1013"/>
+          <w:numId w:val="1012"/>
         </w:numPr>
         <w:pStyle w:val="Compact"/>
       </w:pPr>
@@ -4010,7 +3844,7 @@
       <w:pPr>
         <w:numPr>
           <w:ilvl w:val="0"/>
-          <w:numId w:val="1013"/>
+          <w:numId w:val="1012"/>
         </w:numPr>
         <w:pStyle w:val="Compact"/>
       </w:pPr>
@@ -4050,7 +3884,7 @@
       <w:pPr>
         <w:numPr>
           <w:ilvl w:val="0"/>
-          <w:numId w:val="1013"/>
+          <w:numId w:val="1012"/>
         </w:numPr>
         <w:pStyle w:val="Compact"/>
       </w:pPr>
@@ -4065,25 +3899,19 @@
         <w:t xml:space="preserve"> </w:t>
       </w:r>
       <w:r>
-        <w:t xml:space="preserve">(a) Comparing the two boards’ full orientations directly —</w:t>
-      </w:r>
-      <w:r>
-        <w:t xml:space="preserve"> </w:t>
-      </w:r>
-      <w:r>
-        <w:t xml:space="preserve">rejected because each board’s heading drifts separately, so the angle drifted</w:t>
-      </w:r>
-      <w:r>
-        <w:t xml:space="preserve"> </w:t>
-      </w:r>
-      <w:r>
-        <w:t xml:space="preserve">even with both boards fixed to one ruler. (b) Several selectable angle methods</w:t>
-      </w:r>
-      <w:r>
-        <w:t xml:space="preserve"> </w:t>
-      </w:r>
-      <w:r>
-        <w:t xml:space="preserve">— reduced to one so that one method’s problems could not hide another’s.</w:t>
+        <w:t xml:space="preserve">Comparing the two boards’ full orientations directly was</w:t>
+      </w:r>
+      <w:r>
+        <w:t xml:space="preserve"> </w:t>
+      </w:r>
+      <w:r>
+        <w:t xml:space="preserve">rejected because each board’s heading drifts separately; the angle drifted</w:t>
+      </w:r>
+      <w:r>
+        <w:t xml:space="preserve"> </w:t>
+      </w:r>
+      <w:r>
+        <w:t xml:space="preserve">even with both boards fixed to one ruler.</w:t>
       </w:r>
     </w:p>
     <w:bookmarkEnd w:id="49"/>
@@ -4100,7 +3928,7 @@
       <w:pPr>
         <w:numPr>
           <w:ilvl w:val="0"/>
-          <w:numId w:val="1014"/>
+          <w:numId w:val="1013"/>
         </w:numPr>
         <w:pStyle w:val="Compact"/>
       </w:pPr>
@@ -4128,7 +3956,7 @@
       <w:pPr>
         <w:numPr>
           <w:ilvl w:val="0"/>
-          <w:numId w:val="1014"/>
+          <w:numId w:val="1013"/>
         </w:numPr>
         <w:pStyle w:val="Compact"/>
       </w:pPr>
@@ -4143,19 +3971,13 @@
         <w:t xml:space="preserve"> </w:t>
       </w:r>
       <w:r>
-        <w:t xml:space="preserve">The raw accelerometer is disturbed by movement; the filter uses the</w:t>
-      </w:r>
-      <w:r>
-        <w:t xml:space="preserve"> </w:t>
-      </w:r>
-      <w:r>
-        <w:t xml:space="preserve">gyroscope to follow fast movement while the accelerometer keeps the tilt from</w:t>
-      </w:r>
-      <w:r>
-        <w:t xml:space="preserve"> </w:t>
-      </w:r>
-      <w:r>
-        <w:t xml:space="preserve">drifting.</w:t>
+        <w:t xml:space="preserve">The raw accelerometer is disturbed by movement; the filtered</w:t>
+      </w:r>
+      <w:r>
+        <w:t xml:space="preserve"> </w:t>
+      </w:r>
+      <w:r>
+        <w:t xml:space="preserve">orientation is not (§4).</w:t>
       </w:r>
     </w:p>
     <w:bookmarkEnd w:id="50"/>
@@ -4175,7 +3997,7 @@
       <w:r>
         <w:drawing>
           <wp:inline>
-            <wp:extent cx="6400800" cy="1532312"/>
+            <wp:extent cx="6400800" cy="1600200"/>
             <wp:effectExtent b="0" l="0" r="0" t="0"/>
             <wp:docPr descr="Figure 5. A session in the GUI, from connecting to stopping." title="" id="52" name="Picture"/>
             <a:graphic>
@@ -4196,7 +4018,7 @@
                   <pic:spPr bwMode="auto">
                     <a:xfrm>
                       <a:off x="0" y="0"/>
-                      <a:ext cx="6400800" cy="1532312"/>
+                      <a:ext cx="6400800" cy="1600200"/>
                     </a:xfrm>
                     <a:prstGeom prst="rect">
                       <a:avLst/>
@@ -4227,6 +4049,28 @@
       <w:pPr>
         <w:numPr>
           <w:ilvl w:val="0"/>
+          <w:numId w:val="1014"/>
+        </w:numPr>
+        <w:pStyle w:val="Compact"/>
+      </w:pPr>
+      <w:r>
+        <w:rPr>
+          <w:bCs/>
+          <w:b/>
+        </w:rPr>
+        <w:t xml:space="preserve">Design Decision:</w:t>
+      </w:r>
+      <w:r>
+        <w:t xml:space="preserve"> </w:t>
+      </w:r>
+      <w:r>
+        <w:t xml:space="preserve">Each session starts with (Figure 5):</w:t>
+      </w:r>
+    </w:p>
+    <w:p>
+      <w:pPr>
+        <w:numPr>
+          <w:ilvl w:val="1"/>
           <w:numId w:val="1015"/>
         </w:numPr>
         <w:pStyle w:val="Compact"/>
@@ -4236,48 +4080,26 @@
           <w:bCs/>
           <w:b/>
         </w:rPr>
-        <w:t xml:space="preserve">Design Decision:</w:t>
-      </w:r>
-      <w:r>
-        <w:t xml:space="preserve"> </w:t>
-      </w:r>
-      <w:r>
-        <w:t xml:space="preserve">Each session starts with (Figure 5):</w:t>
+        <w:t xml:space="preserve">Zeroing</w:t>
+      </w:r>
+      <w:r>
+        <w:t xml:space="preserve"> </w:t>
+      </w:r>
+      <w:r>
+        <w:t xml:space="preserve">(2 s): leg straight and still. The gravity direction each board</w:t>
+      </w:r>
+      <w:r>
+        <w:t xml:space="preserve"> </w:t>
+      </w:r>
+      <w:r>
+        <w:t xml:space="preserve">sees becomes its 0°.</w:t>
       </w:r>
     </w:p>
     <w:p>
       <w:pPr>
         <w:numPr>
           <w:ilvl w:val="1"/>
-          <w:numId w:val="1016"/>
-        </w:numPr>
-        <w:pStyle w:val="Compact"/>
-      </w:pPr>
-      <w:r>
-        <w:rPr>
-          <w:bCs/>
-          <w:b/>
-        </w:rPr>
-        <w:t xml:space="preserve">Zeroing</w:t>
-      </w:r>
-      <w:r>
-        <w:t xml:space="preserve"> </w:t>
-      </w:r>
-      <w:r>
-        <w:t xml:space="preserve">(2 s): leg straight and still. The gravity direction each board</w:t>
-      </w:r>
-      <w:r>
-        <w:t xml:space="preserve"> </w:t>
-      </w:r>
-      <w:r>
-        <w:t xml:space="preserve">sees becomes its 0°.</w:t>
-      </w:r>
-    </w:p>
-    <w:p>
-      <w:pPr>
-        <w:numPr>
-          <w:ilvl w:val="1"/>
-          <w:numId w:val="1016"/>
+          <w:numId w:val="1015"/>
         </w:numPr>
         <w:pStyle w:val="Compact"/>
       </w:pPr>
@@ -4320,7 +4142,7 @@
       <w:pPr>
         <w:numPr>
           <w:ilvl w:val="0"/>
-          <w:numId w:val="1015"/>
+          <w:numId w:val="1014"/>
         </w:numPr>
         <w:pStyle w:val="Compact"/>
       </w:pPr>
@@ -4348,7 +4170,7 @@
       <w:pPr>
         <w:numPr>
           <w:ilvl w:val="0"/>
-          <w:numId w:val="1015"/>
+          <w:numId w:val="1014"/>
         </w:numPr>
         <w:pStyle w:val="Compact"/>
       </w:pPr>
@@ -4398,7 +4220,7 @@
       <w:pPr>
         <w:numPr>
           <w:ilvl w:val="0"/>
-          <w:numId w:val="1017"/>
+          <w:numId w:val="1016"/>
         </w:numPr>
         <w:pStyle w:val="Compact"/>
       </w:pPr>
@@ -4438,7 +4260,7 @@
       <w:pPr>
         <w:numPr>
           <w:ilvl w:val="0"/>
-          <w:numId w:val="1017"/>
+          <w:numId w:val="1016"/>
         </w:numPr>
         <w:pStyle w:val="Compact"/>
       </w:pPr>
@@ -4482,7 +4304,7 @@
       <w:pPr>
         <w:numPr>
           <w:ilvl w:val="0"/>
-          <w:numId w:val="1018"/>
+          <w:numId w:val="1017"/>
         </w:numPr>
         <w:pStyle w:val="Compact"/>
       </w:pPr>
@@ -4540,7 +4362,7 @@
       <w:pPr>
         <w:numPr>
           <w:ilvl w:val="0"/>
-          <w:numId w:val="1018"/>
+          <w:numId w:val="1017"/>
         </w:numPr>
         <w:pStyle w:val="Compact"/>
       </w:pPr>
@@ -4614,7 +4436,7 @@
     </w:p>
     <w:bookmarkEnd w:id="57"/>
     <w:bookmarkEnd w:id="58"/>
-    <w:bookmarkStart w:id="65" w:name="board-to-board-link-and-data-protocol"/>
+    <w:bookmarkStart w:id="64" w:name="board-to-board-link-and-data-protocol"/>
     <w:p>
       <w:pPr>
         <w:pStyle w:val="Heading1"/>
@@ -4640,7 +4462,7 @@
         <w:t xml:space="preserve"> </w:t>
       </w:r>
       <w:r>
-        <w:t xml:space="preserve">breaking the stream, and neither board ever waits on the other.</w:t>
+        <w:t xml:space="preserve">breaking the stream.</w:t>
       </w:r>
     </w:p>
     <w:bookmarkStart w:id="59" w:name="wired-serial-link-at-115-200-baud"/>
@@ -4656,7 +4478,7 @@
       <w:pPr>
         <w:numPr>
           <w:ilvl w:val="0"/>
-          <w:numId w:val="1019"/>
+          <w:numId w:val="1018"/>
         </w:numPr>
         <w:pStyle w:val="Compact"/>
       </w:pPr>
@@ -4708,7 +4530,7 @@
       <w:pPr>
         <w:numPr>
           <w:ilvl w:val="0"/>
-          <w:numId w:val="1019"/>
+          <w:numId w:val="1018"/>
         </w:numPr>
         <w:pStyle w:val="Compact"/>
       </w:pPr>
@@ -4752,7 +4574,7 @@
       <w:pPr>
         <w:numPr>
           <w:ilvl w:val="0"/>
-          <w:numId w:val="1020"/>
+          <w:numId w:val="1019"/>
         </w:numPr>
         <w:pStyle w:val="Compact"/>
       </w:pPr>
@@ -4786,7 +4608,7 @@
       <w:pPr>
         <w:numPr>
           <w:ilvl w:val="0"/>
-          <w:numId w:val="1020"/>
+          <w:numId w:val="1019"/>
         </w:numPr>
         <w:pStyle w:val="Compact"/>
       </w:pPr>
@@ -4824,6 +4646,84 @@
       <w:pPr>
         <w:numPr>
           <w:ilvl w:val="0"/>
+          <w:numId w:val="1020"/>
+        </w:numPr>
+        <w:pStyle w:val="Compact"/>
+      </w:pPr>
+      <w:r>
+        <w:rPr>
+          <w:bCs/>
+          <w:b/>
+        </w:rPr>
+        <w:t xml:space="preserve">Design Decision:</w:t>
+      </w:r>
+      <w:r>
+        <w:t xml:space="preserve"> </w:t>
+      </w:r>
+      <w:r>
+        <w:t xml:space="preserve">The shank board sends a message 50 times a second without being</w:t>
+      </w:r>
+      <w:r>
+        <w:t xml:space="preserve"> </w:t>
+      </w:r>
+      <w:r>
+        <w:t xml:space="preserve">asked; the thigh board always uses the newest good one. If that is more than</w:t>
+      </w:r>
+      <w:r>
+        <w:t xml:space="preserve"> </w:t>
+      </w:r>
+      <w:r>
+        <w:t xml:space="preserve">30 ms old, the shank reading is marked missing and the PC fills the gap (§8).</w:t>
+      </w:r>
+    </w:p>
+    <w:p>
+      <w:pPr>
+        <w:numPr>
+          <w:ilvl w:val="0"/>
+          <w:numId w:val="1020"/>
+        </w:numPr>
+        <w:pStyle w:val="Compact"/>
+      </w:pPr>
+      <w:r>
+        <w:rPr>
+          <w:bCs/>
+          <w:b/>
+        </w:rPr>
+        <w:t xml:space="preserve">Why:</w:t>
+      </w:r>
+      <w:r>
+        <w:t xml:space="preserve"> </w:t>
+      </w:r>
+      <w:r>
+        <w:t xml:space="preserve">If the thigh board had to ask and wait, any short pause on the shank</w:t>
+      </w:r>
+      <w:r>
+        <w:t xml:space="preserve"> </w:t>
+      </w:r>
+      <w:r>
+        <w:t xml:space="preserve">board would lose samples or hold up the thigh board. Streaming keeps the two</w:t>
+      </w:r>
+      <w:r>
+        <w:t xml:space="preserve"> </w:t>
+      </w:r>
+      <w:r>
+        <w:t xml:space="preserve">boards independent.</w:t>
+      </w:r>
+    </w:p>
+    <w:bookmarkEnd w:id="61"/>
+    <w:bookmarkStart w:id="62" w:name="a-steady-50-samples-per-second"/>
+    <w:p>
+      <w:pPr>
+        <w:pStyle w:val="Heading2"/>
+      </w:pPr>
+      <w:r>
+        <w:t xml:space="preserve">6.4 A steady 50 samples per second</w:t>
+      </w:r>
+    </w:p>
+    <w:p>
+      <w:pPr>
+        <w:numPr>
+          <w:ilvl w:val="0"/>
           <w:numId w:val="1021"/>
         </w:numPr>
         <w:pStyle w:val="Compact"/>
@@ -4839,19 +4739,19 @@
         <w:t xml:space="preserve"> </w:t>
       </w:r>
       <w:r>
-        <w:t xml:space="preserve">The shank board sends a message 50 times a second without being</w:t>
-      </w:r>
-      <w:r>
-        <w:t xml:space="preserve"> </w:t>
-      </w:r>
-      <w:r>
-        <w:t xml:space="preserve">asked; the thigh board always uses the newest good one. If that is more than</w:t>
-      </w:r>
-      <w:r>
-        <w:t xml:space="preserve"> </w:t>
-      </w:r>
-      <w:r>
-        <w:t xml:space="preserve">30 ms old, the shank reading is marked missing and the PC fills the gap (§8).</w:t>
+        <w:t xml:space="preserve">Both boards send at a fixed 50 Hz; the sensors and filters</w:t>
+      </w:r>
+      <w:r>
+        <w:t xml:space="preserve"> </w:t>
+      </w:r>
+      <w:r>
+        <w:t xml:space="preserve">still run faster internally. The thigh board sends each line to the PC in a</w:t>
+      </w:r>
+      <w:r>
+        <w:t xml:space="preserve"> </w:t>
+      </w:r>
+      <w:r>
+        <w:t xml:space="preserve">single write (~1–1.8 ms), well within the 20 ms between samples.</w:t>
       </w:r>
     </w:p>
     <w:p>
@@ -4873,29 +4773,23 @@
         <w:t xml:space="preserve"> </w:t>
       </w:r>
       <w:r>
-        <w:t xml:space="preserve">If the thigh board had to ask and wait, any short pause on the shank</w:t>
-      </w:r>
-      <w:r>
-        <w:t xml:space="preserve"> </w:t>
-      </w:r>
-      <w:r>
-        <w:t xml:space="preserve">board would lose samples or hold up the thigh board. Streaming keeps the two</w:t>
-      </w:r>
-      <w:r>
-        <w:t xml:space="preserve"> </w:t>
-      </w:r>
-      <w:r>
-        <w:t xml:space="preserve">boards independent.</w:t>
-      </w:r>
-    </w:p>
-    <w:bookmarkEnd w:id="61"/>
-    <w:bookmarkStart w:id="62" w:name="X9eb7abce69150d83334db07f8a8eb5a700c4d97"/>
+        <w:t xml:space="preserve">50 Hz is plenty for knee movement and leaves comfortable timing</w:t>
+      </w:r>
+      <w:r>
+        <w:t xml:space="preserve"> </w:t>
+      </w:r>
+      <w:r>
+        <w:t xml:space="preserve">margin on both boards.</w:t>
+      </w:r>
+    </w:p>
+    <w:bookmarkEnd w:id="62"/>
+    <w:bookmarkStart w:id="63" w:name="health-reports-diagnostics"/>
     <w:p>
       <w:pPr>
         <w:pStyle w:val="Heading2"/>
       </w:pPr>
       <w:r>
-        <w:t xml:space="preserve">6.4 Collecting only while the PC is connected</w:t>
+        <w:t xml:space="preserve">6.5 Health reports (diagnostics)</w:t>
       </w:r>
     </w:p>
     <w:p>
@@ -4917,19 +4811,40 @@
         <w:t xml:space="preserve"> </w:t>
       </w:r>
       <w:r>
-        <w:t xml:space="preserve">The sensors run only while the PC has the thigh board’s USB</w:t>
-      </w:r>
-      <w:r>
-        <w:t xml:space="preserve"> </w:t>
-      </w:r>
-      <w:r>
-        <w:t xml:space="preserve">connection open. The thigh board then measures its gyroscope bias and sends a</w:t>
-      </w:r>
-      <w:r>
-        <w:t xml:space="preserve"> </w:t>
-      </w:r>
-      <w:r>
-        <w:t xml:space="preserve">keepalive every 200 ms; the shank board stops if it hears nothing for 1 s.</w:t>
+        <w:t xml:space="preserve">Both boards report a short health summary once a second (on by</w:t>
+      </w:r>
+      <w:r>
+        <w:t xml:space="preserve"> </w:t>
+      </w:r>
+      <w:r>
+        <w:t xml:space="preserve">default). The GUI saves these to</w:t>
+      </w:r>
+      <w:r>
+        <w:t xml:space="preserve"> </w:t>
+      </w:r>
+      <w:r>
+        <w:rPr>
+          <w:rStyle w:val="VerbatimChar"/>
+        </w:rPr>
+        <w:t xml:space="preserve">knee_diag_&lt;timestamp&gt;.log</w:t>
+      </w:r>
+      <w:r>
+        <w:t xml:space="preserve">, and</w:t>
+      </w:r>
+      <w:r>
+        <w:t xml:space="preserve"> </w:t>
+      </w:r>
+      <w:r>
+        <w:rPr>
+          <w:rStyle w:val="VerbatimChar"/>
+        </w:rPr>
+        <w:t xml:space="preserve">analysis/diagnostics/parse_diag.py</w:t>
+      </w:r>
+      <w:r>
+        <w:t xml:space="preserve"> </w:t>
+      </w:r>
+      <w:r>
+        <w:t xml:space="preserve">turns them into tables.</w:t>
       </w:r>
     </w:p>
     <w:p>
@@ -4951,23 +4866,75 @@
         <w:t xml:space="preserve"> </w:t>
       </w:r>
       <w:r>
-        <w:t xml:space="preserve">Nothing runs unobserved, and every session starts with a fresh bias</w:t>
-      </w:r>
-      <w:r>
-        <w:t xml:space="preserve"> </w:t>
-      </w:r>
-      <w:r>
-        <w:t xml:space="preserve">measurement taken while the boards are still (Figure 5).</w:t>
-      </w:r>
-    </w:p>
-    <w:bookmarkEnd w:id="62"/>
-    <w:bookmarkStart w:id="63" w:name="a-steady-50-samples-per-second"/>
+        <w:t xml:space="preserve">These reports found the sample-rate shortfall and the faulty sensor.</w:t>
+      </w:r>
+    </w:p>
+    <w:p>
+      <w:pPr>
+        <w:numPr>
+          <w:ilvl w:val="0"/>
+          <w:numId w:val="1022"/>
+        </w:numPr>
+        <w:pStyle w:val="Compact"/>
+      </w:pPr>
+      <w:r>
+        <w:rPr>
+          <w:bCs/>
+          <w:b/>
+        </w:rPr>
+        <w:t xml:space="preserve">Constraint:</w:t>
+      </w:r>
+      <w:r>
+        <w:t xml:space="preserve"> </w:t>
+      </w:r>
+      <w:r>
+        <w:t xml:space="preserve">Both boards must run firmware from the same version, because</w:t>
+      </w:r>
+      <w:r>
+        <w:t xml:space="preserve"> </w:t>
+      </w:r>
+      <w:r>
+        <w:t xml:space="preserve">the report format must match exactly.</w:t>
+      </w:r>
+    </w:p>
+    <w:bookmarkEnd w:id="63"/>
+    <w:bookmarkEnd w:id="64"/>
+    <w:bookmarkStart w:id="68" w:name="robustness-and-fault-handling"/>
+    <w:p>
+      <w:pPr>
+        <w:pStyle w:val="Heading1"/>
+      </w:pPr>
+      <w:r>
+        <w:t xml:space="preserve">7. Robustness and fault handling</w:t>
+      </w:r>
+    </w:p>
+    <w:p>
+      <w:pPr>
+        <w:pStyle w:val="FirstParagraph"/>
+      </w:pPr>
+      <w:r>
+        <w:t xml:space="preserve">The shank board watches its own sensor and restarts it when it</w:t>
+      </w:r>
+      <w:r>
+        <w:t xml:space="preserve"> </w:t>
+      </w:r>
+      <w:r>
+        <w:t xml:space="preserve">misbehaves, and it sends a gap rather than a wrong reading. The LEDs show what</w:t>
+      </w:r>
+      <w:r>
+        <w:t xml:space="preserve"> </w:t>
+      </w:r>
+      <w:r>
+        <w:t xml:space="preserve">each board is doing.</w:t>
+      </w:r>
+    </w:p>
+    <w:bookmarkStart w:id="65" w:name="shank-board-self-repair"/>
     <w:p>
       <w:pPr>
         <w:pStyle w:val="Heading2"/>
       </w:pPr>
       <w:r>
-        <w:t xml:space="preserve">6.5 A steady 50 samples per second</w:t>
+        <w:t xml:space="preserve">7.1 Shank board self-repair</w:t>
       </w:r>
     </w:p>
     <w:p>
@@ -4983,32 +4950,132 @@
           <w:bCs/>
           <w:b/>
         </w:rPr>
+        <w:t xml:space="preserve">Slow start:</w:t>
+      </w:r>
+      <w:r>
+        <w:t xml:space="preserve"> </w:t>
+      </w:r>
+      <w:r>
+        <w:t xml:space="preserve">if the sensor delivers fewer than 30 readings in its first</w:t>
+      </w:r>
+      <w:r>
+        <w:t xml:space="preserve"> </w:t>
+      </w:r>
+      <w:r>
+        <w:t xml:space="preserve">second (it occasionally starts at ~10 Hz), it is restarted.</w:t>
+      </w:r>
+    </w:p>
+    <w:p>
+      <w:pPr>
+        <w:numPr>
+          <w:ilvl w:val="0"/>
+          <w:numId w:val="1023"/>
+        </w:numPr>
+        <w:pStyle w:val="Compact"/>
+      </w:pPr>
+      <w:r>
+        <w:rPr>
+          <w:bCs/>
+          <w:b/>
+        </w:rPr>
+        <w:t xml:space="preserve">Stalled sensor:</w:t>
+      </w:r>
+      <w:r>
+        <w:t xml:space="preserve"> </w:t>
+      </w:r>
+      <w:r>
+        <w:t xml:space="preserve">if no reading arrives for 250 ms, the LED stays on and the</w:t>
+      </w:r>
+      <w:r>
+        <w:t xml:space="preserve"> </w:t>
+      </w:r>
+      <w:r>
+        <w:t xml:space="preserve">sensor is restarted every 500 ms.</w:t>
+      </w:r>
+    </w:p>
+    <w:p>
+      <w:pPr>
+        <w:numPr>
+          <w:ilvl w:val="0"/>
+          <w:numId w:val="1023"/>
+        </w:numPr>
+        <w:pStyle w:val="Compact"/>
+      </w:pPr>
+      <w:r>
+        <w:rPr>
+          <w:bCs/>
+          <w:b/>
+        </w:rPr>
+        <w:t xml:space="preserve">Sensor not found at power-up:</w:t>
+      </w:r>
+      <w:r>
+        <w:t xml:space="preserve"> </w:t>
+      </w:r>
+      <w:r>
+        <w:t xml:space="preserve">the LED blinks fast for ~3 s and the board</w:t>
+      </w:r>
+      <w:r>
+        <w:t xml:space="preserve"> </w:t>
+      </w:r>
+      <w:r>
+        <w:t xml:space="preserve">restarts.</w:t>
+      </w:r>
+    </w:p>
+    <w:bookmarkEnd w:id="65"/>
+    <w:bookmarkStart w:id="66" w:name="rejecting-impossible-readings"/>
+    <w:p>
+      <w:pPr>
+        <w:pStyle w:val="Heading2"/>
+      </w:pPr>
+      <w:r>
+        <w:t xml:space="preserve">7.2 Rejecting impossible readings</w:t>
+      </w:r>
+    </w:p>
+    <w:p>
+      <w:pPr>
+        <w:numPr>
+          <w:ilvl w:val="0"/>
+          <w:numId w:val="1024"/>
+        </w:numPr>
+        <w:pStyle w:val="Compact"/>
+      </w:pPr>
+      <w:r>
+        <w:rPr>
+          <w:bCs/>
+          <w:b/>
+        </w:rPr>
         <w:t xml:space="preserve">Design Decision:</w:t>
       </w:r>
       <w:r>
         <w:t xml:space="preserve"> </w:t>
       </w:r>
       <w:r>
-        <w:t xml:space="preserve">Both boards send at a fixed 50 Hz; the sensors and filters</w:t>
-      </w:r>
-      <w:r>
-        <w:t xml:space="preserve"> </w:t>
-      </w:r>
-      <w:r>
-        <w:t xml:space="preserve">still run faster internally. The thigh board sends each line to the PC in a</w:t>
-      </w:r>
-      <w:r>
-        <w:t xml:space="preserve"> </w:t>
-      </w:r>
-      <w:r>
-        <w:t xml:space="preserve">single write (~1–1.8 ms), well within the 20 ms between samples.</w:t>
-      </w:r>
-    </w:p>
-    <w:p>
-      <w:pPr>
-        <w:numPr>
-          <w:ilvl w:val="0"/>
-          <w:numId w:val="1023"/>
+        <w:t xml:space="preserve">The shank board rejects a reading that took too long (over</w:t>
+      </w:r>
+      <w:r>
+        <w:t xml:space="preserve"> </w:t>
+      </w:r>
+      <w:r>
+        <w:t xml:space="preserve">50 ms) or is physically implausible (acceleration below 0.25 g or above 4 g, or</w:t>
+      </w:r>
+      <w:r>
+        <w:t xml:space="preserve"> </w:t>
+      </w:r>
+      <w:r>
+        <w:t xml:space="preserve">very fast rotation while the board is otherwise near rest). A rejected reading</w:t>
+      </w:r>
+      <w:r>
+        <w:t xml:space="preserve"> </w:t>
+      </w:r>
+      <w:r>
+        <w:t xml:space="preserve">is sent as a gap. If no good reading arrives for 5 s, the board restarts.</w:t>
+      </w:r>
+    </w:p>
+    <w:p>
+      <w:pPr>
+        <w:numPr>
+          <w:ilvl w:val="0"/>
+          <w:numId w:val="1024"/>
         </w:numPr>
         <w:pStyle w:val="Compact"/>
       </w:pPr>
@@ -5023,334 +5090,17 @@
         <w:t xml:space="preserve"> </w:t>
       </w:r>
       <w:r>
-        <w:t xml:space="preserve">50 Hz is plenty for knee movement and leaves comfortable timing</w:t>
-      </w:r>
-      <w:r>
-        <w:t xml:space="preserve"> </w:t>
-      </w:r>
-      <w:r>
-        <w:t xml:space="preserve">margin on both boards.</w:t>
-      </w:r>
-    </w:p>
-    <w:bookmarkEnd w:id="63"/>
-    <w:bookmarkStart w:id="64" w:name="health-reports-diagnostics"/>
-    <w:p>
-      <w:pPr>
-        <w:pStyle w:val="Heading2"/>
-      </w:pPr>
-      <w:r>
-        <w:t xml:space="preserve">6.6 Health reports (diagnostics)</w:t>
-      </w:r>
-    </w:p>
-    <w:p>
-      <w:pPr>
-        <w:numPr>
-          <w:ilvl w:val="0"/>
-          <w:numId w:val="1024"/>
-        </w:numPr>
-        <w:pStyle w:val="Compact"/>
-      </w:pPr>
-      <w:r>
-        <w:rPr>
-          <w:bCs/>
-          <w:b/>
-        </w:rPr>
-        <w:t xml:space="preserve">Design Decision:</w:t>
-      </w:r>
-      <w:r>
-        <w:t xml:space="preserve"> </w:t>
-      </w:r>
-      <w:r>
-        <w:t xml:space="preserve">Both boards report a short health summary once a second (on by</w:t>
-      </w:r>
-      <w:r>
-        <w:t xml:space="preserve"> </w:t>
-      </w:r>
-      <w:r>
-        <w:t xml:space="preserve">default). The GUI saves these to</w:t>
-      </w:r>
-      <w:r>
-        <w:t xml:space="preserve"> </w:t>
-      </w:r>
-      <w:r>
-        <w:rPr>
-          <w:rStyle w:val="VerbatimChar"/>
-        </w:rPr>
-        <w:t xml:space="preserve">knee_diag_&lt;timestamp&gt;.log</w:t>
-      </w:r>
-      <w:r>
-        <w:t xml:space="preserve">, and</w:t>
-      </w:r>
-      <w:r>
-        <w:t xml:space="preserve"> </w:t>
-      </w:r>
-      <w:r>
-        <w:rPr>
-          <w:rStyle w:val="VerbatimChar"/>
-        </w:rPr>
-        <w:t xml:space="preserve">analysis/diagnostics/parse_diag.py</w:t>
-      </w:r>
-      <w:r>
-        <w:t xml:space="preserve"> </w:t>
-      </w:r>
-      <w:r>
-        <w:t xml:space="preserve">turns them into tables.</w:t>
-      </w:r>
-    </w:p>
-    <w:p>
-      <w:pPr>
-        <w:numPr>
-          <w:ilvl w:val="0"/>
-          <w:numId w:val="1024"/>
-        </w:numPr>
-        <w:pStyle w:val="Compact"/>
-      </w:pPr>
-      <w:r>
-        <w:rPr>
-          <w:bCs/>
-          <w:b/>
-        </w:rPr>
-        <w:t xml:space="preserve">Why:</w:t>
-      </w:r>
-      <w:r>
-        <w:t xml:space="preserve"> </w:t>
-      </w:r>
-      <w:r>
-        <w:t xml:space="preserve">These reports found the sample-rate shortfall and the faulty sensor.</w:t>
-      </w:r>
-    </w:p>
-    <w:p>
-      <w:pPr>
-        <w:numPr>
-          <w:ilvl w:val="0"/>
-          <w:numId w:val="1024"/>
-        </w:numPr>
-        <w:pStyle w:val="Compact"/>
-      </w:pPr>
-      <w:r>
-        <w:rPr>
-          <w:bCs/>
-          <w:b/>
-        </w:rPr>
-        <w:t xml:space="preserve">Constraint:</w:t>
-      </w:r>
-      <w:r>
-        <w:t xml:space="preserve"> </w:t>
-      </w:r>
-      <w:r>
-        <w:t xml:space="preserve">Both boards must run firmware from the same version, because</w:t>
-      </w:r>
-      <w:r>
-        <w:t xml:space="preserve"> </w:t>
-      </w:r>
-      <w:r>
-        <w:t xml:space="preserve">the report format must match exactly.</w:t>
-      </w:r>
-    </w:p>
-    <w:bookmarkEnd w:id="64"/>
-    <w:bookmarkEnd w:id="65"/>
-    <w:bookmarkStart w:id="69" w:name="robustness-and-fault-handling"/>
-    <w:p>
-      <w:pPr>
-        <w:pStyle w:val="Heading1"/>
-      </w:pPr>
-      <w:r>
-        <w:t xml:space="preserve">7. Robustness and fault handling</w:t>
-      </w:r>
-    </w:p>
-    <w:p>
-      <w:pPr>
-        <w:pStyle w:val="FirstParagraph"/>
-      </w:pPr>
-      <w:r>
-        <w:t xml:space="preserve">The shank board watches its own sensor and restarts it when it</w:t>
-      </w:r>
-      <w:r>
-        <w:t xml:space="preserve"> </w:t>
-      </w:r>
-      <w:r>
-        <w:t xml:space="preserve">misbehaves, and it sends a gap rather than a wrong reading. The LEDs show what</w:t>
-      </w:r>
-      <w:r>
-        <w:t xml:space="preserve"> </w:t>
-      </w:r>
-      <w:r>
-        <w:t xml:space="preserve">each board is doing.</w:t>
-      </w:r>
-    </w:p>
-    <w:bookmarkStart w:id="66" w:name="shank-board-self-repair"/>
-    <w:p>
-      <w:pPr>
-        <w:pStyle w:val="Heading2"/>
-      </w:pPr>
-      <w:r>
-        <w:t xml:space="preserve">7.1 Shank board self-repair</w:t>
-      </w:r>
-    </w:p>
-    <w:p>
-      <w:pPr>
-        <w:numPr>
-          <w:ilvl w:val="0"/>
-          <w:numId w:val="1025"/>
-        </w:numPr>
-        <w:pStyle w:val="Compact"/>
-      </w:pPr>
-      <w:r>
-        <w:rPr>
-          <w:bCs/>
-          <w:b/>
-        </w:rPr>
-        <w:t xml:space="preserve">Slow start:</w:t>
-      </w:r>
-      <w:r>
-        <w:t xml:space="preserve"> </w:t>
-      </w:r>
-      <w:r>
-        <w:t xml:space="preserve">if the sensor delivers fewer than 30 readings in its first</w:t>
-      </w:r>
-      <w:r>
-        <w:t xml:space="preserve"> </w:t>
-      </w:r>
-      <w:r>
-        <w:t xml:space="preserve">second (it occasionally starts at ~10 Hz), it is restarted.</w:t>
-      </w:r>
-    </w:p>
-    <w:p>
-      <w:pPr>
-        <w:numPr>
-          <w:ilvl w:val="0"/>
-          <w:numId w:val="1025"/>
-        </w:numPr>
-        <w:pStyle w:val="Compact"/>
-      </w:pPr>
-      <w:r>
-        <w:rPr>
-          <w:bCs/>
-          <w:b/>
-        </w:rPr>
-        <w:t xml:space="preserve">Stalled sensor:</w:t>
-      </w:r>
-      <w:r>
-        <w:t xml:space="preserve"> </w:t>
-      </w:r>
-      <w:r>
-        <w:t xml:space="preserve">if no reading arrives for 250 ms, the LED stays on and the</w:t>
-      </w:r>
-      <w:r>
-        <w:t xml:space="preserve"> </w:t>
-      </w:r>
-      <w:r>
-        <w:t xml:space="preserve">sensor is restarted every 500 ms.</w:t>
-      </w:r>
-    </w:p>
-    <w:p>
-      <w:pPr>
-        <w:numPr>
-          <w:ilvl w:val="0"/>
-          <w:numId w:val="1025"/>
-        </w:numPr>
-        <w:pStyle w:val="Compact"/>
-      </w:pPr>
-      <w:r>
-        <w:rPr>
-          <w:bCs/>
-          <w:b/>
-        </w:rPr>
-        <w:t xml:space="preserve">Sensor not found at power-up:</w:t>
-      </w:r>
-      <w:r>
-        <w:t xml:space="preserve"> </w:t>
-      </w:r>
-      <w:r>
-        <w:t xml:space="preserve">the LED blinks fast for ~3 s and the board</w:t>
-      </w:r>
-      <w:r>
-        <w:t xml:space="preserve"> </w:t>
-      </w:r>
-      <w:r>
-        <w:t xml:space="preserve">restarts.</w:t>
+        <w:t xml:space="preserve">In long tests one board’s sensor began returning nonsense after</w:t>
+      </w:r>
+      <w:r>
+        <w:t xml:space="preserve"> </w:t>
+      </w:r>
+      <w:r>
+        <w:t xml:space="preserve">20–38 min and then stopped; this turns wrong angles into visible gaps.</w:t>
       </w:r>
     </w:p>
     <w:bookmarkEnd w:id="66"/>
-    <w:bookmarkStart w:id="67" w:name="rejecting-impossible-readings"/>
-    <w:p>
-      <w:pPr>
-        <w:pStyle w:val="Heading2"/>
-      </w:pPr>
-      <w:r>
-        <w:t xml:space="preserve">7.2 Rejecting impossible readings</w:t>
-      </w:r>
-    </w:p>
-    <w:p>
-      <w:pPr>
-        <w:numPr>
-          <w:ilvl w:val="0"/>
-          <w:numId w:val="1026"/>
-        </w:numPr>
-        <w:pStyle w:val="Compact"/>
-      </w:pPr>
-      <w:r>
-        <w:rPr>
-          <w:bCs/>
-          <w:b/>
-        </w:rPr>
-        <w:t xml:space="preserve">Design Decision:</w:t>
-      </w:r>
-      <w:r>
-        <w:t xml:space="preserve"> </w:t>
-      </w:r>
-      <w:r>
-        <w:t xml:space="preserve">The shank board rejects a reading that took too long (over</w:t>
-      </w:r>
-      <w:r>
-        <w:t xml:space="preserve"> </w:t>
-      </w:r>
-      <w:r>
-        <w:t xml:space="preserve">50 ms) or is physically implausible (acceleration below 0.25 g or above 4 g, or</w:t>
-      </w:r>
-      <w:r>
-        <w:t xml:space="preserve"> </w:t>
-      </w:r>
-      <w:r>
-        <w:t xml:space="preserve">very fast rotation while the board is otherwise near rest). A rejected reading</w:t>
-      </w:r>
-      <w:r>
-        <w:t xml:space="preserve"> </w:t>
-      </w:r>
-      <w:r>
-        <w:t xml:space="preserve">is sent as a gap. If no good reading arrives for 5 s, the board restarts.</w:t>
-      </w:r>
-    </w:p>
-    <w:p>
-      <w:pPr>
-        <w:numPr>
-          <w:ilvl w:val="0"/>
-          <w:numId w:val="1026"/>
-        </w:numPr>
-        <w:pStyle w:val="Compact"/>
-      </w:pPr>
-      <w:r>
-        <w:rPr>
-          <w:bCs/>
-          <w:b/>
-        </w:rPr>
-        <w:t xml:space="preserve">Why:</w:t>
-      </w:r>
-      <w:r>
-        <w:t xml:space="preserve"> </w:t>
-      </w:r>
-      <w:r>
-        <w:t xml:space="preserve">In long tests one board’s sensor began returning nonsense after</w:t>
-      </w:r>
-      <w:r>
-        <w:t xml:space="preserve"> </w:t>
-      </w:r>
-      <w:r>
-        <w:t xml:space="preserve">20–38 min and then stopped; this turns wrong angles into visible gaps.</w:t>
-      </w:r>
-    </w:p>
-    <w:bookmarkEnd w:id="67"/>
-    <w:bookmarkStart w:id="68" w:name="led-indicators"/>
+    <w:bookmarkStart w:id="67" w:name="led-indicators"/>
     <w:p>
       <w:pPr>
         <w:pStyle w:val="Heading2"/>
@@ -5768,397 +5518,394 @@
         </w:tc>
       </w:tr>
     </w:tbl>
+    <w:bookmarkEnd w:id="67"/>
     <w:bookmarkEnd w:id="68"/>
+    <w:bookmarkStart w:id="69" w:name="pc-software-gui-features"/>
+    <w:p>
+      <w:pPr>
+        <w:pStyle w:val="Heading1"/>
+      </w:pPr>
+      <w:r>
+        <w:t xml:space="preserve">8. PC software (GUI) features</w:t>
+      </w:r>
+    </w:p>
+    <w:p>
+      <w:pPr>
+        <w:pStyle w:val="FirstParagraph"/>
+      </w:pPr>
+      <w:r>
+        <w:rPr>
+          <w:rStyle w:val="VerbatimChar"/>
+        </w:rPr>
+        <w:t xml:space="preserve">KneeGoniometerGUI.exe</w:t>
+      </w:r>
+      <w:r>
+        <w:t xml:space="preserve"> </w:t>
+      </w:r>
+      <w:r>
+        <w:t xml:space="preserve">is a Windows program that walks operators through</w:t>
+      </w:r>
+      <w:r>
+        <w:t xml:space="preserve"> </w:t>
+      </w:r>
+      <w:r>
+        <w:t xml:space="preserve">calibration, shows the angle live and saves every session to its own file; it</w:t>
+      </w:r>
+      <w:r>
+        <w:t xml:space="preserve"> </w:t>
+      </w:r>
+      <w:r>
+        <w:t xml:space="preserve">needs no Python installation. The same functions are available from the command</w:t>
+      </w:r>
+      <w:r>
+        <w:t xml:space="preserve"> </w:t>
+      </w:r>
+      <w:r>
+        <w:t xml:space="preserve">line (</w:t>
+      </w:r>
+      <w:r>
+        <w:rPr>
+          <w:rStyle w:val="VerbatimChar"/>
+        </w:rPr>
+        <w:t xml:space="preserve">knee_collector_uart.py</w:t>
+      </w:r>
+      <w:r>
+        <w:t xml:space="preserve">) for development.</w:t>
+      </w:r>
+    </w:p>
+    <w:p>
+      <w:pPr>
+        <w:numPr>
+          <w:ilvl w:val="0"/>
+          <w:numId w:val="1025"/>
+        </w:numPr>
+        <w:pStyle w:val="Compact"/>
+      </w:pPr>
+      <w:r>
+        <w:rPr>
+          <w:bCs/>
+          <w:b/>
+        </w:rPr>
+        <w:t xml:space="preserve">Connect with one click.</w:t>
+      </w:r>
+      <w:r>
+        <w:t xml:space="preserve"> </w:t>
+      </w:r>
+      <w:r>
+        <w:t xml:space="preserve">The program lists the available USB ports,</w:t>
+      </w:r>
+      <w:r>
+        <w:t xml:space="preserve"> </w:t>
+      </w:r>
+      <w:r>
+        <w:t xml:space="preserve">connects to the thigh board, and confirms that data are arriving from both</w:t>
+      </w:r>
+      <w:r>
+        <w:t xml:space="preserve"> </w:t>
+      </w:r>
+      <w:r>
+        <w:t xml:space="preserve">boards before a session can start.</w:t>
+      </w:r>
+    </w:p>
+    <w:p>
+      <w:pPr>
+        <w:numPr>
+          <w:ilvl w:val="0"/>
+          <w:numId w:val="1025"/>
+        </w:numPr>
+        <w:pStyle w:val="Compact"/>
+      </w:pPr>
+      <w:r>
+        <w:rPr>
+          <w:bCs/>
+          <w:b/>
+        </w:rPr>
+        <w:t xml:space="preserve">Guided calibration.</w:t>
+      </w:r>
+      <w:r>
+        <w:t xml:space="preserve"> </w:t>
+      </w:r>
+      <w:r>
+        <w:t xml:space="preserve">A large colour-coded banner tells the operator what to</w:t>
+      </w:r>
+      <w:r>
+        <w:t xml:space="preserve"> </w:t>
+      </w:r>
+      <w:r>
+        <w:t xml:space="preserve">do (hold still, then sweep) with a countdown for each stage (Figure 5).</w:t>
+      </w:r>
+    </w:p>
+    <w:p>
+      <w:pPr>
+        <w:numPr>
+          <w:ilvl w:val="0"/>
+          <w:numId w:val="1025"/>
+        </w:numPr>
+        <w:pStyle w:val="Compact"/>
+      </w:pPr>
+      <w:r>
+        <w:rPr>
+          <w:bCs/>
+          <w:b/>
+        </w:rPr>
+        <w:t xml:space="preserve">Live view.</w:t>
+      </w:r>
+      <w:r>
+        <w:t xml:space="preserve"> </w:t>
+      </w:r>
+      <w:r>
+        <w:t xml:space="preserve">The knee angle and each segment’s tilt are plotted as they are</w:t>
+      </w:r>
+      <w:r>
+        <w:t xml:space="preserve"> </w:t>
+      </w:r>
+      <w:r>
+        <w:t xml:space="preserve">measured. When a session is stopped, the plot freezes on the whole session for</w:t>
+      </w:r>
+      <w:r>
+        <w:t xml:space="preserve"> </w:t>
+      </w:r>
+      <w:r>
+        <w:t xml:space="preserve">review.</w:t>
+      </w:r>
+    </w:p>
+    <w:p>
+      <w:pPr>
+        <w:numPr>
+          <w:ilvl w:val="0"/>
+          <w:numId w:val="1025"/>
+        </w:numPr>
+        <w:pStyle w:val="Compact"/>
+      </w:pPr>
+      <w:r>
+        <w:rPr>
+          <w:bCs/>
+          <w:b/>
+        </w:rPr>
+        <w:t xml:space="preserve">Automatic saving.</w:t>
+      </w:r>
+      <w:r>
+        <w:t xml:space="preserve"> </w:t>
+      </w:r>
+      <w:r>
+        <w:t xml:space="preserve">Each</w:t>
+      </w:r>
+      <w:r>
+        <w:t xml:space="preserve"> </w:t>
+      </w:r>
+      <w:r>
+        <w:t xml:space="preserve">“</w:t>
+      </w:r>
+      <w:r>
+        <w:t xml:space="preserve">Calibrate &amp; collect</w:t>
+      </w:r>
+      <w:r>
+        <w:t xml:space="preserve">”</w:t>
+      </w:r>
+      <w:r>
+        <w:t xml:space="preserve"> </w:t>
+      </w:r>
+      <w:r>
+        <w:t xml:space="preserve">starts a new session with a</w:t>
+      </w:r>
+      <w:r>
+        <w:t xml:space="preserve"> </w:t>
+      </w:r>
+      <w:r>
+        <w:t xml:space="preserve">fresh calibration and a new time-stamped CSV file, so every file holds exactly</w:t>
+      </w:r>
+      <w:r>
+        <w:t xml:space="preserve"> </w:t>
+      </w:r>
+      <w:r>
+        <w:t xml:space="preserve">one calibration. One row is saved for every reading received, timed by the</w:t>
+      </w:r>
+      <w:r>
+        <w:t xml:space="preserve"> </w:t>
+      </w:r>
+      <w:r>
+        <w:t xml:space="preserve">board’s own clock. Health reports from the boards go to a separate</w:t>
+      </w:r>
+      <w:r>
+        <w:t xml:space="preserve"> </w:t>
+      </w:r>
+      <w:r>
+        <w:t xml:space="preserve">diagnostics log.</w:t>
+      </w:r>
+    </w:p>
+    <w:p>
+      <w:pPr>
+        <w:numPr>
+          <w:ilvl w:val="0"/>
+          <w:numId w:val="1025"/>
+        </w:numPr>
+        <w:pStyle w:val="Compact"/>
+      </w:pPr>
+      <w:r>
+        <w:rPr>
+          <w:bCs/>
+          <w:b/>
+        </w:rPr>
+        <w:t xml:space="preserve">Honest gaps.</w:t>
+      </w:r>
+      <w:r>
+        <w:t xml:space="preserve"> </w:t>
+      </w:r>
+      <w:r>
+        <w:t xml:space="preserve">If up to 10 shank readings in a row are missing, the last good</w:t>
+      </w:r>
+      <w:r>
+        <w:t xml:space="preserve"> </w:t>
+      </w:r>
+      <w:r>
+        <w:t xml:space="preserve">value is repeated; longer gaps are left empty. Every row records whether it is</w:t>
+      </w:r>
+      <w:r>
+        <w:t xml:space="preserve"> </w:t>
+      </w:r>
+      <w:r>
+        <w:rPr>
+          <w:rStyle w:val="VerbatimChar"/>
+        </w:rPr>
+        <w:t xml:space="preserve">valid</w:t>
+      </w:r>
+      <w:r>
+        <w:t xml:space="preserve">,</w:t>
+      </w:r>
+      <w:r>
+        <w:t xml:space="preserve"> </w:t>
+      </w:r>
+      <w:r>
+        <w:rPr>
+          <w:rStyle w:val="VerbatimChar"/>
+        </w:rPr>
+        <w:t xml:space="preserve">filled</w:t>
+      </w:r>
+      <w:r>
+        <w:t xml:space="preserve"> </w:t>
+      </w:r>
+      <w:r>
+        <w:t xml:space="preserve">or</w:t>
+      </w:r>
+      <w:r>
+        <w:t xml:space="preserve"> </w:t>
+      </w:r>
+      <w:r>
+        <w:rPr>
+          <w:rStyle w:val="VerbatimChar"/>
+        </w:rPr>
+        <w:t xml:space="preserve">missing</w:t>
+      </w:r>
+      <w:r>
+        <w:t xml:space="preserve">, and the plot can show either a continuous line</w:t>
+      </w:r>
+      <w:r>
+        <w:t xml:space="preserve"> </w:t>
+      </w:r>
+      <w:r>
+        <w:t xml:space="preserve">or the individual points.</w:t>
+      </w:r>
+    </w:p>
+    <w:p>
+      <w:pPr>
+        <w:numPr>
+          <w:ilvl w:val="0"/>
+          <w:numId w:val="1025"/>
+        </w:numPr>
+        <w:pStyle w:val="Compact"/>
+      </w:pPr>
+      <w:r>
+        <w:rPr>
+          <w:bCs/>
+          <w:b/>
+        </w:rPr>
+        <w:t xml:space="preserve">Clear error messages.</w:t>
+      </w:r>
+      <w:r>
+        <w:t xml:space="preserve"> </w:t>
+      </w:r>
+      <w:r>
+        <w:t xml:space="preserve">If no good data arrive, a red banner names the</w:t>
+      </w:r>
+      <w:r>
+        <w:t xml:space="preserve"> </w:t>
+      </w:r>
+      <w:r>
+        <w:t xml:space="preserve">failing part: nothing coming from the USB port, wrong or out-of-date firmware,</w:t>
+      </w:r>
+      <w:r>
+        <w:t xml:space="preserve"> </w:t>
+      </w:r>
+      <w:r>
+        <w:t xml:space="preserve">or no data from the shank board.</w:t>
+      </w:r>
+    </w:p>
+    <w:p>
+      <w:pPr>
+        <w:numPr>
+          <w:ilvl w:val="0"/>
+          <w:numId w:val="1025"/>
+        </w:numPr>
+        <w:pStyle w:val="Compact"/>
+      </w:pPr>
+      <w:r>
+        <w:rPr>
+          <w:bCs/>
+          <w:b/>
+        </w:rPr>
+        <w:t xml:space="preserve">Built-in self-test.</w:t>
+      </w:r>
+      <w:r>
+        <w:t xml:space="preserve"> </w:t>
+      </w:r>
+      <w:r>
+        <w:rPr>
+          <w:rStyle w:val="VerbatimChar"/>
+        </w:rPr>
+        <w:t xml:space="preserve">--selftest</w:t>
+      </w:r>
+      <w:r>
+        <w:t xml:space="preserve"> </w:t>
+      </w:r>
+      <w:r>
+        <w:t xml:space="preserve">checks the angle math against known</w:t>
+      </w:r>
+      <w:r>
+        <w:t xml:space="preserve"> </w:t>
+      </w:r>
+      <w:r>
+        <w:t xml:space="preserve">answers. A new version of the Windows program is built and published</w:t>
+      </w:r>
+      <w:r>
+        <w:t xml:space="preserve"> </w:t>
+      </w:r>
+      <w:r>
+        <w:t xml:space="preserve">automatically when a version is tagged, and only if the self-test passes</w:t>
+      </w:r>
+      <w:r>
+        <w:t xml:space="preserve"> </w:t>
+      </w:r>
+      <w:r>
+        <w:t xml:space="preserve">(README</w:t>
+      </w:r>
+      <w:r>
+        <w:t xml:space="preserve"> </w:t>
+      </w:r>
+      <w:r>
+        <w:t xml:space="preserve">“</w:t>
+      </w:r>
+      <w:r>
+        <w:t xml:space="preserve">Releasing an updated GUI</w:t>
+      </w:r>
+      <w:r>
+        <w:t xml:space="preserve">”</w:t>
+      </w:r>
+      <w:r>
+        <w:t xml:space="preserve">, SOP Appendix B).</w:t>
+      </w:r>
+    </w:p>
     <w:bookmarkEnd w:id="69"/>
-    <w:bookmarkStart w:id="70" w:name="pc-software-features"/>
-    <w:p>
-      <w:pPr>
-        <w:pStyle w:val="Heading1"/>
-      </w:pPr>
-      <w:r>
-        <w:t xml:space="preserve">8. PC software features</w:t>
-      </w:r>
-    </w:p>
-    <w:p>
-      <w:pPr>
-        <w:pStyle w:val="FirstParagraph"/>
-      </w:pPr>
-      <w:r>
-        <w:t xml:space="preserve">Operators use a Windows program,</w:t>
-      </w:r>
-      <w:r>
-        <w:t xml:space="preserve"> </w:t>
-      </w:r>
-      <w:r>
-        <w:rPr>
-          <w:rStyle w:val="VerbatimChar"/>
-        </w:rPr>
-        <w:t xml:space="preserve">KneeGoniometerGUI.exe</w:t>
-      </w:r>
-      <w:r>
-        <w:t xml:space="preserve">, that needs no Python</w:t>
-      </w:r>
-      <w:r>
-        <w:t xml:space="preserve"> </w:t>
-      </w:r>
-      <w:r>
-        <w:t xml:space="preserve">installation. It walks them through calibration, shows the angle live and saves</w:t>
-      </w:r>
-      <w:r>
-        <w:t xml:space="preserve"> </w:t>
-      </w:r>
-      <w:r>
-        <w:t xml:space="preserve">every session to its own file. The same functions are available from the</w:t>
-      </w:r>
-      <w:r>
-        <w:t xml:space="preserve"> </w:t>
-      </w:r>
-      <w:r>
-        <w:t xml:space="preserve">command line (</w:t>
-      </w:r>
-      <w:r>
-        <w:rPr>
-          <w:rStyle w:val="VerbatimChar"/>
-        </w:rPr>
-        <w:t xml:space="preserve">knee_collector_uart.py</w:t>
-      </w:r>
-      <w:r>
-        <w:t xml:space="preserve">) for development.</w:t>
-      </w:r>
-    </w:p>
-    <w:p>
-      <w:pPr>
-        <w:numPr>
-          <w:ilvl w:val="0"/>
-          <w:numId w:val="1027"/>
-        </w:numPr>
-        <w:pStyle w:val="Compact"/>
-      </w:pPr>
-      <w:r>
-        <w:rPr>
-          <w:bCs/>
-          <w:b/>
-        </w:rPr>
-        <w:t xml:space="preserve">Connect with one click.</w:t>
-      </w:r>
-      <w:r>
-        <w:t xml:space="preserve"> </w:t>
-      </w:r>
-      <w:r>
-        <w:t xml:space="preserve">The program lists the available USB ports,</w:t>
-      </w:r>
-      <w:r>
-        <w:t xml:space="preserve"> </w:t>
-      </w:r>
-      <w:r>
-        <w:t xml:space="preserve">connects to the thigh board, and confirms that data are arriving from both</w:t>
-      </w:r>
-      <w:r>
-        <w:t xml:space="preserve"> </w:t>
-      </w:r>
-      <w:r>
-        <w:t xml:space="preserve">boards before a session can start.</w:t>
-      </w:r>
-    </w:p>
-    <w:p>
-      <w:pPr>
-        <w:numPr>
-          <w:ilvl w:val="0"/>
-          <w:numId w:val="1027"/>
-        </w:numPr>
-        <w:pStyle w:val="Compact"/>
-      </w:pPr>
-      <w:r>
-        <w:rPr>
-          <w:bCs/>
-          <w:b/>
-        </w:rPr>
-        <w:t xml:space="preserve">Guided calibration.</w:t>
-      </w:r>
-      <w:r>
-        <w:t xml:space="preserve"> </w:t>
-      </w:r>
-      <w:r>
-        <w:t xml:space="preserve">A large colour-coded banner tells the operator what to</w:t>
-      </w:r>
-      <w:r>
-        <w:t xml:space="preserve"> </w:t>
-      </w:r>
-      <w:r>
-        <w:t xml:space="preserve">do (hold still, then sweep) with a countdown for each stage (Figure 5).</w:t>
-      </w:r>
-    </w:p>
-    <w:p>
-      <w:pPr>
-        <w:numPr>
-          <w:ilvl w:val="0"/>
-          <w:numId w:val="1027"/>
-        </w:numPr>
-        <w:pStyle w:val="Compact"/>
-      </w:pPr>
-      <w:r>
-        <w:rPr>
-          <w:bCs/>
-          <w:b/>
-        </w:rPr>
-        <w:t xml:space="preserve">Live view.</w:t>
-      </w:r>
-      <w:r>
-        <w:t xml:space="preserve"> </w:t>
-      </w:r>
-      <w:r>
-        <w:t xml:space="preserve">The knee angle and each segment’s tilt are plotted as they are</w:t>
-      </w:r>
-      <w:r>
-        <w:t xml:space="preserve"> </w:t>
-      </w:r>
-      <w:r>
-        <w:t xml:space="preserve">measured. When a session is stopped, the plot freezes on the whole session for</w:t>
-      </w:r>
-      <w:r>
-        <w:t xml:space="preserve"> </w:t>
-      </w:r>
-      <w:r>
-        <w:t xml:space="preserve">review.</w:t>
-      </w:r>
-    </w:p>
-    <w:p>
-      <w:pPr>
-        <w:numPr>
-          <w:ilvl w:val="0"/>
-          <w:numId w:val="1027"/>
-        </w:numPr>
-        <w:pStyle w:val="Compact"/>
-      </w:pPr>
-      <w:r>
-        <w:rPr>
-          <w:bCs/>
-          <w:b/>
-        </w:rPr>
-        <w:t xml:space="preserve">Automatic saving.</w:t>
-      </w:r>
-      <w:r>
-        <w:t xml:space="preserve"> </w:t>
-      </w:r>
-      <w:r>
-        <w:t xml:space="preserve">Each</w:t>
-      </w:r>
-      <w:r>
-        <w:t xml:space="preserve"> </w:t>
-      </w:r>
-      <w:r>
-        <w:t xml:space="preserve">“</w:t>
-      </w:r>
-      <w:r>
-        <w:t xml:space="preserve">Calibrate &amp; collect</w:t>
-      </w:r>
-      <w:r>
-        <w:t xml:space="preserve">”</w:t>
-      </w:r>
-      <w:r>
-        <w:t xml:space="preserve"> </w:t>
-      </w:r>
-      <w:r>
-        <w:t xml:space="preserve">starts a new session with a</w:t>
-      </w:r>
-      <w:r>
-        <w:t xml:space="preserve"> </w:t>
-      </w:r>
-      <w:r>
-        <w:t xml:space="preserve">fresh calibration and a new time-stamped CSV file, so every file holds exactly</w:t>
-      </w:r>
-      <w:r>
-        <w:t xml:space="preserve"> </w:t>
-      </w:r>
-      <w:r>
-        <w:t xml:space="preserve">one calibration. One row is saved for every reading received, timed by the</w:t>
-      </w:r>
-      <w:r>
-        <w:t xml:space="preserve"> </w:t>
-      </w:r>
-      <w:r>
-        <w:t xml:space="preserve">board’s own clock. Health reports from the boards go to a separate</w:t>
-      </w:r>
-      <w:r>
-        <w:t xml:space="preserve"> </w:t>
-      </w:r>
-      <w:r>
-        <w:t xml:space="preserve">diagnostics log.</w:t>
-      </w:r>
-    </w:p>
-    <w:p>
-      <w:pPr>
-        <w:numPr>
-          <w:ilvl w:val="0"/>
-          <w:numId w:val="1027"/>
-        </w:numPr>
-        <w:pStyle w:val="Compact"/>
-      </w:pPr>
-      <w:r>
-        <w:rPr>
-          <w:bCs/>
-          <w:b/>
-        </w:rPr>
-        <w:t xml:space="preserve">Honest gaps.</w:t>
-      </w:r>
-      <w:r>
-        <w:t xml:space="preserve"> </w:t>
-      </w:r>
-      <w:r>
-        <w:t xml:space="preserve">If up to 10 shank readings in a row are missing, the last good</w:t>
-      </w:r>
-      <w:r>
-        <w:t xml:space="preserve"> </w:t>
-      </w:r>
-      <w:r>
-        <w:t xml:space="preserve">value is repeated; longer gaps are left empty. Every row records whether it is</w:t>
-      </w:r>
-      <w:r>
-        <w:t xml:space="preserve"> </w:t>
-      </w:r>
-      <w:r>
-        <w:rPr>
-          <w:rStyle w:val="VerbatimChar"/>
-        </w:rPr>
-        <w:t xml:space="preserve">valid</w:t>
-      </w:r>
-      <w:r>
-        <w:t xml:space="preserve">,</w:t>
-      </w:r>
-      <w:r>
-        <w:t xml:space="preserve"> </w:t>
-      </w:r>
-      <w:r>
-        <w:rPr>
-          <w:rStyle w:val="VerbatimChar"/>
-        </w:rPr>
-        <w:t xml:space="preserve">filled</w:t>
-      </w:r>
-      <w:r>
-        <w:t xml:space="preserve"> </w:t>
-      </w:r>
-      <w:r>
-        <w:t xml:space="preserve">or</w:t>
-      </w:r>
-      <w:r>
-        <w:t xml:space="preserve"> </w:t>
-      </w:r>
-      <w:r>
-        <w:rPr>
-          <w:rStyle w:val="VerbatimChar"/>
-        </w:rPr>
-        <w:t xml:space="preserve">missing</w:t>
-      </w:r>
-      <w:r>
-        <w:t xml:space="preserve">, and the plot can show either a continuous line</w:t>
-      </w:r>
-      <w:r>
-        <w:t xml:space="preserve"> </w:t>
-      </w:r>
-      <w:r>
-        <w:t xml:space="preserve">or the individual points.</w:t>
-      </w:r>
-    </w:p>
-    <w:p>
-      <w:pPr>
-        <w:numPr>
-          <w:ilvl w:val="0"/>
-          <w:numId w:val="1027"/>
-        </w:numPr>
-        <w:pStyle w:val="Compact"/>
-      </w:pPr>
-      <w:r>
-        <w:rPr>
-          <w:bCs/>
-          <w:b/>
-        </w:rPr>
-        <w:t xml:space="preserve">Clear error messages.</w:t>
-      </w:r>
-      <w:r>
-        <w:t xml:space="preserve"> </w:t>
-      </w:r>
-      <w:r>
-        <w:t xml:space="preserve">If no good data arrive, a red banner names the</w:t>
-      </w:r>
-      <w:r>
-        <w:t xml:space="preserve"> </w:t>
-      </w:r>
-      <w:r>
-        <w:t xml:space="preserve">failing part: nothing coming from the USB port, wrong or out-of-date firmware,</w:t>
-      </w:r>
-      <w:r>
-        <w:t xml:space="preserve"> </w:t>
-      </w:r>
-      <w:r>
-        <w:t xml:space="preserve">or no data from the shank board.</w:t>
-      </w:r>
-    </w:p>
-    <w:p>
-      <w:pPr>
-        <w:numPr>
-          <w:ilvl w:val="0"/>
-          <w:numId w:val="1027"/>
-        </w:numPr>
-        <w:pStyle w:val="Compact"/>
-      </w:pPr>
-      <w:r>
-        <w:rPr>
-          <w:bCs/>
-          <w:b/>
-        </w:rPr>
-        <w:t xml:space="preserve">Built-in self-test.</w:t>
-      </w:r>
-      <w:r>
-        <w:t xml:space="preserve"> </w:t>
-      </w:r>
-      <w:r>
-        <w:rPr>
-          <w:rStyle w:val="VerbatimChar"/>
-        </w:rPr>
-        <w:t xml:space="preserve">--selftest</w:t>
-      </w:r>
-      <w:r>
-        <w:t xml:space="preserve"> </w:t>
-      </w:r>
-      <w:r>
-        <w:t xml:space="preserve">checks the angle math against known</w:t>
-      </w:r>
-      <w:r>
-        <w:t xml:space="preserve"> </w:t>
-      </w:r>
-      <w:r>
-        <w:t xml:space="preserve">answers. A new version of the Windows program is built and published</w:t>
-      </w:r>
-      <w:r>
-        <w:t xml:space="preserve"> </w:t>
-      </w:r>
-      <w:r>
-        <w:t xml:space="preserve">automatically when a version is tagged, and only if the self-test passes</w:t>
-      </w:r>
-      <w:r>
-        <w:t xml:space="preserve"> </w:t>
-      </w:r>
-      <w:r>
-        <w:t xml:space="preserve">(README</w:t>
-      </w:r>
-      <w:r>
-        <w:t xml:space="preserve"> </w:t>
-      </w:r>
-      <w:r>
-        <w:t xml:space="preserve">“</w:t>
-      </w:r>
-      <w:r>
-        <w:t xml:space="preserve">Releasing an updated GUI</w:t>
-      </w:r>
-      <w:r>
-        <w:t xml:space="preserve">”</w:t>
-      </w:r>
-      <w:r>
-        <w:t xml:space="preserve">, SOP Appendix B).</w:t>
-      </w:r>
-    </w:p>
-    <w:bookmarkEnd w:id="70"/>
-    <w:bookmarkStart w:id="71" w:name="preliminary-stationary-testing"/>
+    <w:bookmarkStart w:id="70" w:name="preliminary-stationary-testing"/>
     <w:p>
       <w:pPr>
         <w:pStyle w:val="Heading1"/>
@@ -6384,7 +6131,7 @@
               <w:rPr>
                 <w:sz w:val="19"/>
               </w:rPr>
-              <w:t xml:space="preserve">~40 Hz found (slow line writing on the thigh board, uneven PC timer); fixed to a true 50 Hz (§6.5, §8)</w:t>
+              <w:t xml:space="preserve">~40 Hz found (slow line writing on the thigh board, uneven PC timer); fixed to a true 50 Hz (§6.4, §8)</w:t>
             </w:r>
           </w:p>
         </w:tc>
@@ -6454,7 +6201,7 @@
       <w:pPr>
         <w:numPr>
           <w:ilvl w:val="0"/>
-          <w:numId w:val="1028"/>
+          <w:numId w:val="1026"/>
         </w:numPr>
         <w:pStyle w:val="Compact"/>
       </w:pPr>
@@ -6482,7 +6229,7 @@
       <w:pPr>
         <w:numPr>
           <w:ilvl w:val="0"/>
-          <w:numId w:val="1028"/>
+          <w:numId w:val="1026"/>
         </w:numPr>
         <w:pStyle w:val="Compact"/>
       </w:pPr>
@@ -6510,7 +6257,7 @@
       <w:pPr>
         <w:numPr>
           <w:ilvl w:val="0"/>
-          <w:numId w:val="1028"/>
+          <w:numId w:val="1026"/>
         </w:numPr>
         <w:pStyle w:val="Compact"/>
       </w:pPr>
@@ -6540,14 +6287,22 @@
         <w:t xml:space="preserve">sensors drifting.</w:t>
       </w:r>
     </w:p>
-    <w:bookmarkEnd w:id="71"/>
-    <w:bookmarkStart w:id="72" w:name="directions-considered-but-not-pursued"/>
+    <w:bookmarkEnd w:id="70"/>
+    <w:bookmarkStart w:id="71" w:name="directions-considered-but-not-pursued"/>
     <w:p>
       <w:pPr>
         <w:pStyle w:val="Heading1"/>
       </w:pPr>
       <w:r>
         <w:t xml:space="preserve">10. Directions considered but not pursued</w:t>
+      </w:r>
+    </w:p>
+    <w:p>
+      <w:pPr>
+        <w:pStyle w:val="FirstParagraph"/>
+      </w:pPr>
+      <w:r>
+        <w:t xml:space="preserve">Refer to Appendices A–D for more information on each area.</w:t>
       </w:r>
     </w:p>
     <w:tbl>
@@ -6637,7 +6392,7 @@
               <w:rPr>
                 <w:sz w:val="19"/>
               </w:rPr>
-              <w:t xml:space="preserve">Do not add for knee bending; only worth it if full 3-D movement must be measured, after checking the room for magnetic interference.</w:t>
+              <w:t xml:space="preserve">Do not add for knee bending; only worth it if full 3D movement must be measured, after checking the room for magnetic interference.</w:t>
             </w:r>
           </w:p>
         </w:tc>
@@ -6739,264 +6494,264 @@
         </w:tc>
       </w:tr>
     </w:tbl>
+    <w:bookmarkEnd w:id="71"/>
+    <w:bookmarkStart w:id="79" w:name="X130d7968a3057a02a7c7ebc6337d5c46e250c8a"/>
+    <w:p>
+      <w:pPr>
+        <w:pStyle w:val="Heading1"/>
+      </w:pPr>
+      <w:r>
+        <w:t xml:space="preserve">Appendix A — Magnetometer: accuracy, and absolute vs. relative angle</w:t>
+      </w:r>
+    </w:p>
+    <w:p>
+      <w:pPr>
+        <w:pStyle w:val="FirstParagraph"/>
+      </w:pPr>
+      <w:r>
+        <w:t xml:space="preserve">Adding the board’s compass sensor would not make the knee angle more</w:t>
+      </w:r>
+      <w:r>
+        <w:t xml:space="preserve"> </w:t>
+      </w:r>
+      <w:r>
+        <w:t xml:space="preserve">accurate, and it cannot give a true anatomical angle either. It is only worth</w:t>
+      </w:r>
+      <w:r>
+        <w:t xml:space="preserve"> </w:t>
+      </w:r>
+      <w:r>
+        <w:t xml:space="preserve">revisiting if full 3D movement ever needs to be measured.</w:t>
+      </w:r>
+    </w:p>
+    <w:p>
+      <w:pPr>
+        <w:pStyle w:val="BodyText"/>
+      </w:pPr>
+      <w:r>
+        <w:rPr>
+          <w:bCs/>
+          <w:b/>
+        </w:rPr>
+        <w:t xml:space="preserve">Status:</w:t>
+      </w:r>
+      <w:r>
+        <w:t xml:space="preserve"> </w:t>
+      </w:r>
+      <w:r>
+        <w:t xml:space="preserve">Investigated (preliminary analysis only). Not recommended for the current use.</w:t>
+      </w:r>
+    </w:p>
+    <w:bookmarkStart w:id="72" w:name="a.1-the-proposal"/>
+    <w:p>
+      <w:pPr>
+        <w:pStyle w:val="Heading2"/>
+      </w:pPr>
+      <w:r>
+        <w:t xml:space="preserve">A.1 The proposal</w:t>
+      </w:r>
+    </w:p>
+    <w:p>
+      <w:pPr>
+        <w:pStyle w:val="FirstParagraph"/>
+      </w:pPr>
+      <w:r>
+        <w:t xml:space="preserve">The boards carry a magnetometer (BMM150) that is not used (§4.1). The proposal</w:t>
+      </w:r>
+      <w:r>
+        <w:t xml:space="preserve"> </w:t>
+      </w:r>
+      <w:r>
+        <w:t xml:space="preserve">was to use it to (a) improve accuracy, and/or (b) get an</w:t>
+      </w:r>
+      <w:r>
+        <w:t xml:space="preserve"> </w:t>
+      </w:r>
+      <w:r>
+        <w:rPr>
+          <w:bCs/>
+          <w:b/>
+        </w:rPr>
+        <w:t xml:space="preserve">absolute</w:t>
+      </w:r>
+      <w:r>
+        <w:t xml:space="preserve"> </w:t>
+      </w:r>
+      <w:r>
+        <w:t xml:space="preserve">joint angle</w:t>
+      </w:r>
+      <w:r>
+        <w:t xml:space="preserve"> </w:t>
+      </w:r>
+      <w:r>
+        <w:t xml:space="preserve">instead of the current one, which is</w:t>
+      </w:r>
+      <w:r>
+        <w:t xml:space="preserve"> </w:t>
+      </w:r>
+      <w:r>
+        <w:rPr>
+          <w:bCs/>
+          <w:b/>
+        </w:rPr>
+        <w:t xml:space="preserve">relative</w:t>
+      </w:r>
+      <w:r>
+        <w:t xml:space="preserve"> </w:t>
+      </w:r>
+      <w:r>
+        <w:t xml:space="preserve">to the start pose — on the</w:t>
+      </w:r>
+      <w:r>
+        <w:t xml:space="preserve"> </w:t>
+      </w:r>
+      <w:r>
+        <w:t xml:space="preserve">idea that</w:t>
+      </w:r>
+      <w:r>
+        <w:t xml:space="preserve"> </w:t>
+      </w:r>
+      <w:r>
+        <w:t xml:space="preserve">“</w:t>
+      </w:r>
+      <w:r>
+        <w:t xml:space="preserve">the magnetometer points to north, so it can be a reference for the</w:t>
+      </w:r>
+      <w:r>
+        <w:t xml:space="preserve"> </w:t>
+      </w:r>
+      <w:r>
+        <w:t xml:space="preserve">angle between the segments.</w:t>
+      </w:r>
+      <w:r>
+        <w:t xml:space="preserve">”</w:t>
+      </w:r>
+    </w:p>
     <w:bookmarkEnd w:id="72"/>
-    <w:bookmarkStart w:id="80" w:name="X130d7968a3057a02a7c7ebc6337d5c46e250c8a"/>
-    <w:p>
-      <w:pPr>
-        <w:pStyle w:val="Heading1"/>
-      </w:pPr>
-      <w:r>
-        <w:t xml:space="preserve">Appendix A — Magnetometer: accuracy, and absolute vs. relative angle</w:t>
-      </w:r>
-    </w:p>
-    <w:p>
-      <w:pPr>
-        <w:pStyle w:val="FirstParagraph"/>
-      </w:pPr>
-      <w:r>
-        <w:t xml:space="preserve">Adding the board’s compass sensor would not make the knee angle more</w:t>
-      </w:r>
-      <w:r>
-        <w:t xml:space="preserve"> </w:t>
-      </w:r>
-      <w:r>
-        <w:t xml:space="preserve">accurate, and it cannot give a true anatomical angle either. It is only worth</w:t>
-      </w:r>
-      <w:r>
-        <w:t xml:space="preserve"> </w:t>
-      </w:r>
-      <w:r>
-        <w:t xml:space="preserve">revisiting if full 3-D movement ever needs to be measured.</w:t>
-      </w:r>
-    </w:p>
-    <w:p>
-      <w:pPr>
-        <w:pStyle w:val="BodyText"/>
-      </w:pPr>
-      <w:r>
-        <w:rPr>
-          <w:bCs/>
-          <w:b/>
-        </w:rPr>
-        <w:t xml:space="preserve">Status:</w:t>
-      </w:r>
-      <w:r>
-        <w:t xml:space="preserve"> </w:t>
-      </w:r>
-      <w:r>
-        <w:t xml:space="preserve">Investigated (analysis only). Not recommended for the current use.</w:t>
-      </w:r>
-    </w:p>
-    <w:bookmarkStart w:id="73" w:name="a.1-the-proposal"/>
+    <w:bookmarkStart w:id="73" w:name="X0c77c0bc2a1fa86a77f016941ab25743de183a2"/>
     <w:p>
       <w:pPr>
         <w:pStyle w:val="Heading2"/>
       </w:pPr>
       <w:r>
-        <w:t xml:space="preserve">A.1 The proposal</w:t>
-      </w:r>
-    </w:p>
-    <w:p>
-      <w:pPr>
-        <w:pStyle w:val="FirstParagraph"/>
-      </w:pPr>
-      <w:r>
-        <w:t xml:space="preserve">The boards carry a magnetometer (BMM150) that is not used (§4.1). The proposal</w:t>
-      </w:r>
-      <w:r>
-        <w:t xml:space="preserve"> </w:t>
-      </w:r>
-      <w:r>
-        <w:t xml:space="preserve">was to use it to (a) improve accuracy, and/or (b) get an</w:t>
-      </w:r>
-      <w:r>
-        <w:t xml:space="preserve"> </w:t>
-      </w:r>
-      <w:r>
-        <w:rPr>
-          <w:bCs/>
-          <w:b/>
-        </w:rPr>
-        <w:t xml:space="preserve">absolute</w:t>
-      </w:r>
-      <w:r>
-        <w:t xml:space="preserve"> </w:t>
-      </w:r>
-      <w:r>
-        <w:t xml:space="preserve">joint angle</w:t>
-      </w:r>
-      <w:r>
-        <w:t xml:space="preserve"> </w:t>
-      </w:r>
-      <w:r>
-        <w:t xml:space="preserve">instead of the current one, which is</w:t>
-      </w:r>
-      <w:r>
-        <w:t xml:space="preserve"> </w:t>
-      </w:r>
-      <w:r>
-        <w:rPr>
-          <w:bCs/>
-          <w:b/>
-        </w:rPr>
-        <w:t xml:space="preserve">relative</w:t>
-      </w:r>
-      <w:r>
-        <w:t xml:space="preserve"> </w:t>
-      </w:r>
-      <w:r>
-        <w:t xml:space="preserve">to the start pose — on the</w:t>
-      </w:r>
-      <w:r>
-        <w:t xml:space="preserve"> </w:t>
-      </w:r>
-      <w:r>
-        <w:t xml:space="preserve">idea that</w:t>
-      </w:r>
-      <w:r>
-        <w:t xml:space="preserve"> </w:t>
-      </w:r>
-      <w:r>
-        <w:t xml:space="preserve">“</w:t>
-      </w:r>
-      <w:r>
-        <w:t xml:space="preserve">the magnetometer points to north, so it can be a reference for the</w:t>
-      </w:r>
-      <w:r>
-        <w:t xml:space="preserve"> </w:t>
-      </w:r>
-      <w:r>
-        <w:t xml:space="preserve">angle between the segments.</w:t>
-      </w:r>
-      <w:r>
-        <w:t xml:space="preserve">”</w:t>
+        <w:t xml:space="preserve">A.2 What a magnetometer actually measures</w:t>
+      </w:r>
+    </w:p>
+    <w:p>
+      <w:pPr>
+        <w:numPr>
+          <w:ilvl w:val="0"/>
+          <w:numId w:val="1027"/>
+        </w:numPr>
+        <w:pStyle w:val="Compact"/>
+      </w:pPr>
+      <w:r>
+        <w:t xml:space="preserve">The direction and strength of the local magnetic field, as seen by the board.</w:t>
+      </w:r>
+      <w:r>
+        <w:t xml:space="preserve"> </w:t>
+      </w:r>
+      <w:r>
+        <w:t xml:space="preserve">Turning the board changes the reading; that change is what reveals its</w:t>
+      </w:r>
+      <w:r>
+        <w:t xml:space="preserve"> </w:t>
+      </w:r>
+      <w:r>
+        <w:t xml:space="preserve">orientation.</w:t>
+      </w:r>
+    </w:p>
+    <w:p>
+      <w:pPr>
+        <w:numPr>
+          <w:ilvl w:val="0"/>
+          <w:numId w:val="1027"/>
+        </w:numPr>
+        <w:pStyle w:val="Compact"/>
+      </w:pPr>
+      <w:r>
+        <w:t xml:space="preserve">The field points to</w:t>
+      </w:r>
+      <w:r>
+        <w:t xml:space="preserve"> </w:t>
+      </w:r>
+      <w:r>
+        <w:rPr>
+          <w:bCs/>
+          <w:b/>
+        </w:rPr>
+        <w:t xml:space="preserve">magnetic</w:t>
+      </w:r>
+      <w:r>
+        <w:t xml:space="preserve"> </w:t>
+      </w:r>
+      <w:r>
+        <w:t xml:space="preserve">north and also</w:t>
+      </w:r>
+      <w:r>
+        <w:t xml:space="preserve"> </w:t>
+      </w:r>
+      <w:r>
+        <w:rPr>
+          <w:bCs/>
+          <w:b/>
+        </w:rPr>
+        <w:t xml:space="preserve">dips steeply into the ground</w:t>
+      </w:r>
+      <w:r>
+        <w:t xml:space="preserve"> </w:t>
+      </w:r>
+      <w:r>
+        <w:t xml:space="preserve">(about 60–70° at mid latitudes). It is not a neat horizontal arrow; a compass</w:t>
+      </w:r>
+      <w:r>
+        <w:t xml:space="preserve"> </w:t>
+      </w:r>
+      <w:r>
+        <w:t xml:space="preserve">hides this by using only the horizontal part.</w:t>
+      </w:r>
+    </w:p>
+    <w:p>
+      <w:pPr>
+        <w:numPr>
+          <w:ilvl w:val="0"/>
+          <w:numId w:val="1027"/>
+        </w:numPr>
+        <w:pStyle w:val="Compact"/>
+      </w:pPr>
+      <w:r>
+        <w:t xml:space="preserve">The angle between the magnetic field and gravity depends only on</w:t>
+      </w:r>
+      <w:r>
+        <w:t xml:space="preserve"> </w:t>
+      </w:r>
+      <w:r>
+        <w:rPr>
+          <w:bCs/>
+          <w:b/>
+        </w:rPr>
+        <w:t xml:space="preserve">where you</w:t>
+      </w:r>
+      <w:r>
+        <w:rPr>
+          <w:bCs/>
+          <w:b/>
+        </w:rPr>
+        <w:t xml:space="preserve"> </w:t>
+      </w:r>
+      <w:r>
+        <w:rPr>
+          <w:bCs/>
+          <w:b/>
+        </w:rPr>
+        <w:t xml:space="preserve">are on Earth</w:t>
+      </w:r>
+      <w:r>
+        <w:t xml:space="preserve">, not on the leg, so it says nothing about the joint.</w:t>
       </w:r>
     </w:p>
     <w:bookmarkEnd w:id="73"/>
-    <w:bookmarkStart w:id="74" w:name="X0c77c0bc2a1fa86a77f016941ab25743de183a2"/>
-    <w:p>
-      <w:pPr>
-        <w:pStyle w:val="Heading2"/>
-      </w:pPr>
-      <w:r>
-        <w:t xml:space="preserve">A.2 What a magnetometer actually measures</w:t>
-      </w:r>
-    </w:p>
-    <w:p>
-      <w:pPr>
-        <w:numPr>
-          <w:ilvl w:val="0"/>
-          <w:numId w:val="1029"/>
-        </w:numPr>
-        <w:pStyle w:val="Compact"/>
-      </w:pPr>
-      <w:r>
-        <w:t xml:space="preserve">The direction and strength of the local magnetic field, as seen by the board.</w:t>
-      </w:r>
-      <w:r>
-        <w:t xml:space="preserve"> </w:t>
-      </w:r>
-      <w:r>
-        <w:t xml:space="preserve">Turning the board changes the reading; that change is what reveals its</w:t>
-      </w:r>
-      <w:r>
-        <w:t xml:space="preserve"> </w:t>
-      </w:r>
-      <w:r>
-        <w:t xml:space="preserve">orientation.</w:t>
-      </w:r>
-    </w:p>
-    <w:p>
-      <w:pPr>
-        <w:numPr>
-          <w:ilvl w:val="0"/>
-          <w:numId w:val="1029"/>
-        </w:numPr>
-        <w:pStyle w:val="Compact"/>
-      </w:pPr>
-      <w:r>
-        <w:t xml:space="preserve">The field points to</w:t>
-      </w:r>
-      <w:r>
-        <w:t xml:space="preserve"> </w:t>
-      </w:r>
-      <w:r>
-        <w:rPr>
-          <w:bCs/>
-          <w:b/>
-        </w:rPr>
-        <w:t xml:space="preserve">magnetic</w:t>
-      </w:r>
-      <w:r>
-        <w:t xml:space="preserve"> </w:t>
-      </w:r>
-      <w:r>
-        <w:t xml:space="preserve">north and also</w:t>
-      </w:r>
-      <w:r>
-        <w:t xml:space="preserve"> </w:t>
-      </w:r>
-      <w:r>
-        <w:rPr>
-          <w:bCs/>
-          <w:b/>
-        </w:rPr>
-        <w:t xml:space="preserve">dips steeply into the ground</w:t>
-      </w:r>
-      <w:r>
-        <w:t xml:space="preserve"> </w:t>
-      </w:r>
-      <w:r>
-        <w:t xml:space="preserve">(about 60–70° at mid latitudes). It is not a neat horizontal arrow; a compass</w:t>
-      </w:r>
-      <w:r>
-        <w:t xml:space="preserve"> </w:t>
-      </w:r>
-      <w:r>
-        <w:t xml:space="preserve">hides this by using only the horizontal part.</w:t>
-      </w:r>
-    </w:p>
-    <w:p>
-      <w:pPr>
-        <w:numPr>
-          <w:ilvl w:val="0"/>
-          <w:numId w:val="1029"/>
-        </w:numPr>
-        <w:pStyle w:val="Compact"/>
-      </w:pPr>
-      <w:r>
-        <w:t xml:space="preserve">The angle between the magnetic field and gravity depends only on</w:t>
-      </w:r>
-      <w:r>
-        <w:t xml:space="preserve"> </w:t>
-      </w:r>
-      <w:r>
-        <w:rPr>
-          <w:bCs/>
-          <w:b/>
-        </w:rPr>
-        <w:t xml:space="preserve">where you</w:t>
-      </w:r>
-      <w:r>
-        <w:rPr>
-          <w:bCs/>
-          <w:b/>
-        </w:rPr>
-        <w:t xml:space="preserve"> </w:t>
-      </w:r>
-      <w:r>
-        <w:rPr>
-          <w:bCs/>
-          <w:b/>
-        </w:rPr>
-        <w:t xml:space="preserve">are on Earth</w:t>
-      </w:r>
-      <w:r>
-        <w:t xml:space="preserve">, not on the leg, so it says nothing about the joint.</w:t>
-      </w:r>
-    </w:p>
-    <w:bookmarkEnd w:id="74"/>
-    <w:bookmarkStart w:id="75" w:name="a.3-two-separate-jobs-a-scale-and-a-zero"/>
+    <w:bookmarkStart w:id="74" w:name="a.3-two-separate-jobs-a-scale-and-a-zero"/>
     <w:p>
       <w:pPr>
         <w:pStyle w:val="Heading2"/>
@@ -7043,351 +6798,351 @@
       <w:pPr>
         <w:numPr>
           <w:ilvl w:val="0"/>
+          <w:numId w:val="1028"/>
+        </w:numPr>
+        <w:pStyle w:val="Compact"/>
+      </w:pPr>
+      <w:r>
+        <w:rPr>
+          <w:bCs/>
+          <w:b/>
+        </w:rPr>
+        <w:t xml:space="preserve">A scale</w:t>
+      </w:r>
+      <w:r>
+        <w:t xml:space="preserve"> </w:t>
+      </w:r>
+      <w:r>
+        <w:t xml:space="preserve">— how far apart two directions are (like the markings on a ruler).</w:t>
+      </w:r>
+    </w:p>
+    <w:p>
+      <w:pPr>
+        <w:numPr>
+          <w:ilvl w:val="0"/>
+          <w:numId w:val="1028"/>
+        </w:numPr>
+        <w:pStyle w:val="Compact"/>
+      </w:pPr>
+      <w:r>
+        <w:rPr>
+          <w:bCs/>
+          <w:b/>
+        </w:rPr>
+        <w:t xml:space="preserve">A zero</w:t>
+      </w:r>
+      <w:r>
+        <w:t xml:space="preserve"> </w:t>
+      </w:r>
+      <w:r>
+        <w:t xml:space="preserve">— which position counts as 0°.</w:t>
+      </w:r>
+    </w:p>
+    <w:p>
+      <w:pPr>
+        <w:pStyle w:val="FirstParagraph"/>
+      </w:pPr>
+      <w:r>
+        <w:t xml:space="preserve">Sensors on the body are good at the scale. The zero is a question about the</w:t>
+      </w:r>
+      <w:r>
+        <w:t xml:space="preserve"> </w:t>
+      </w:r>
+      <w:r>
+        <w:t xml:space="preserve">person’s anatomy, not about the sensors. This split is the heart of the</w:t>
+      </w:r>
+      <w:r>
+        <w:t xml:space="preserve"> </w:t>
+      </w:r>
+      <w:r>
+        <w:t xml:space="preserve">magnetometer question.</w:t>
+      </w:r>
+    </w:p>
+    <w:bookmarkEnd w:id="74"/>
+    <w:bookmarkStart w:id="75" w:name="a.4-what-the-magnetometer-would-add"/>
+    <w:p>
+      <w:pPr>
+        <w:pStyle w:val="Heading2"/>
+      </w:pPr>
+      <w:r>
+        <w:t xml:space="preserve">A.4 What the magnetometer would add</w:t>
+      </w:r>
+    </w:p>
+    <w:p>
+      <w:pPr>
+        <w:numPr>
+          <w:ilvl w:val="0"/>
+          <w:numId w:val="1029"/>
+        </w:numPr>
+        <w:pStyle w:val="Compact"/>
+      </w:pPr>
+      <w:r>
+        <w:rPr>
+          <w:bCs/>
+          <w:b/>
+        </w:rPr>
+        <w:t xml:space="preserve">Heading.</w:t>
+      </w:r>
+      <w:r>
+        <w:t xml:space="preserve"> </w:t>
+      </w:r>
+      <w:r>
+        <w:t xml:space="preserve">Gravity shows tilt but not which way a board faces; the</w:t>
+      </w:r>
+      <w:r>
+        <w:t xml:space="preserve"> </w:t>
+      </w:r>
+      <w:r>
+        <w:t xml:space="preserve">magnetometer supplies that, like a compass.</w:t>
+      </w:r>
+    </w:p>
+    <w:p>
+      <w:pPr>
+        <w:numPr>
+          <w:ilvl w:val="0"/>
+          <w:numId w:val="1029"/>
+        </w:numPr>
+        <w:pStyle w:val="Compact"/>
+      </w:pPr>
+      <w:r>
+        <w:t xml:space="preserve">With gravity</w:t>
+      </w:r>
+      <w:r>
+        <w:t xml:space="preserve"> </w:t>
+      </w:r>
+      <w:r>
+        <w:rPr>
+          <w:bCs/>
+          <w:b/>
+        </w:rPr>
+        <w:t xml:space="preserve">and</w:t>
+      </w:r>
+      <w:r>
+        <w:t xml:space="preserve"> </w:t>
+      </w:r>
+      <w:r>
+        <w:t xml:space="preserve">the magnetic field, each board’s full 3D orientation is</w:t>
+      </w:r>
+      <w:r>
+        <w:t xml:space="preserve"> </w:t>
+      </w:r>
+      <w:r>
+        <w:t xml:space="preserve">known, and so is the full, drift-free rotation between the two boards.</w:t>
+      </w:r>
+    </w:p>
+    <w:p>
+      <w:pPr>
+        <w:numPr>
+          <w:ilvl w:val="0"/>
+          <w:numId w:val="1029"/>
+        </w:numPr>
+        <w:pStyle w:val="Compact"/>
+      </w:pPr>
+      <w:r>
+        <w:rPr>
+          <w:bCs/>
+          <w:b/>
+        </w:rPr>
+        <w:t xml:space="preserve">In practice:</w:t>
+      </w:r>
+      <w:r>
+        <w:t xml:space="preserve"> </w:t>
+      </w:r>
+      <w:r>
+        <w:t xml:space="preserve">its only unique contribution is movement</w:t>
+      </w:r>
+      <w:r>
+        <w:t xml:space="preserve"> </w:t>
+      </w:r>
+      <w:r>
+        <w:rPr>
+          <w:bCs/>
+          <w:b/>
+        </w:rPr>
+        <w:t xml:space="preserve">outside the</w:t>
+      </w:r>
+      <w:r>
+        <w:rPr>
+          <w:bCs/>
+          <w:b/>
+        </w:rPr>
+        <w:t xml:space="preserve"> </w:t>
+      </w:r>
+      <w:r>
+        <w:rPr>
+          <w:bCs/>
+          <w:b/>
+        </w:rPr>
+        <w:t xml:space="preserve">side-view plane</w:t>
+      </w:r>
+      <w:r>
+        <w:t xml:space="preserve">. For ordinary knee bending, gravity alone is enough because</w:t>
+      </w:r>
+      <w:r>
+        <w:t xml:space="preserve"> </w:t>
+      </w:r>
+      <w:r>
+        <w:t xml:space="preserve">both boards share the same</w:t>
+      </w:r>
+      <w:r>
+        <w:t xml:space="preserve"> </w:t>
+      </w:r>
+      <w:r>
+        <w:t xml:space="preserve">“</w:t>
+      </w:r>
+      <w:r>
+        <w:t xml:space="preserve">down</w:t>
+      </w:r>
+      <w:r>
+        <w:t xml:space="preserve">”</w:t>
+      </w:r>
+      <w:r>
+        <w:t xml:space="preserve">.</w:t>
+      </w:r>
+    </w:p>
+    <w:bookmarkEnd w:id="75"/>
+    <w:bookmarkStart w:id="76" w:name="X41b781896b0666a3601a1314ba2065d8220b8eb"/>
+    <w:p>
+      <w:pPr>
+        <w:pStyle w:val="Heading2"/>
+      </w:pPr>
+      <w:r>
+        <w:t xml:space="preserve">A.5 Why it does not give an anatomical angle</w:t>
+      </w:r>
+    </w:p>
+    <w:p>
+      <w:pPr>
+        <w:pStyle w:val="FirstParagraph"/>
+      </w:pPr>
+      <w:r>
+        <w:t xml:space="preserve">The joint angle is between the</w:t>
+      </w:r>
+      <w:r>
+        <w:t xml:space="preserve"> </w:t>
+      </w:r>
+      <w:r>
+        <w:rPr>
+          <w:bCs/>
+          <w:b/>
+        </w:rPr>
+        <w:t xml:space="preserve">bones</w:t>
+      </w:r>
+      <w:r>
+        <w:t xml:space="preserve">, not between the</w:t>
+      </w:r>
+      <w:r>
+        <w:t xml:space="preserve"> </w:t>
+      </w:r>
+      <w:r>
+        <w:rPr>
+          <w:bCs/>
+          <w:b/>
+        </w:rPr>
+        <w:t xml:space="preserve">boards</w:t>
+      </w:r>
+      <w:r>
+        <w:t xml:space="preserve">. Each board</w:t>
+      </w:r>
+      <w:r>
+        <w:t xml:space="preserve"> </w:t>
+      </w:r>
+      <w:r>
+        <w:t xml:space="preserve">sits on skin at an unknown angle to its bone. In symbols, with</w:t>
+      </w:r>
+      <w:r>
+        <w:t xml:space="preserve"> </w:t>
+      </w:r>
+      <w:r>
+        <w:rPr>
+          <w:rStyle w:val="VerbatimChar"/>
+        </w:rPr>
+        <w:t xml:space="preserve">R_rel</w:t>
+      </w:r>
+      <w:r>
+        <w:t xml:space="preserve"> </w:t>
+      </w:r>
+      <w:r>
+        <w:t xml:space="preserve">the</w:t>
+      </w:r>
+      <w:r>
+        <w:t xml:space="preserve"> </w:t>
+      </w:r>
+      <w:r>
+        <w:t xml:space="preserve">rotation between the boards and</w:t>
+      </w:r>
+      <w:r>
+        <w:t xml:space="preserve"> </w:t>
+      </w:r>
+      <w:r>
+        <w:rPr>
+          <w:rStyle w:val="VerbatimChar"/>
+        </w:rPr>
+        <w:t xml:space="preserve">M_thigh</w:t>
+      </w:r>
+      <w:r>
+        <w:t xml:space="preserve">,</w:t>
+      </w:r>
+      <w:r>
+        <w:t xml:space="preserve"> </w:t>
+      </w:r>
+      <w:r>
+        <w:rPr>
+          <w:rStyle w:val="VerbatimChar"/>
+        </w:rPr>
+        <w:t xml:space="preserve">M_shank</w:t>
+      </w:r>
+      <w:r>
+        <w:t xml:space="preserve"> </w:t>
+      </w:r>
+      <w:r>
+        <w:t xml:space="preserve">each board’s unknown</w:t>
+      </w:r>
+      <w:r>
+        <w:t xml:space="preserve"> </w:t>
+      </w:r>
+      <w:r>
+        <w:t xml:space="preserve">mounting:</w:t>
+      </w:r>
+    </w:p>
+    <w:p>
+      <w:pPr>
+        <w:pStyle w:val="SourceCode"/>
+      </w:pPr>
+      <w:r>
+        <w:rPr>
+          <w:rStyle w:val="VerbatimChar"/>
+        </w:rPr>
+        <w:t xml:space="preserve">joint = M_thigh⁻¹ · R_rel · M_shank</w:t>
+      </w:r>
+    </w:p>
+    <w:p>
+      <w:pPr>
+        <w:pStyle w:val="FirstParagraph"/>
+      </w:pPr>
+      <w:r>
+        <w:t xml:space="preserve">The magnetometer pins down</w:t>
+      </w:r>
+      <w:r>
+        <w:t xml:space="preserve"> </w:t>
+      </w:r>
+      <w:r>
+        <w:rPr>
+          <w:rStyle w:val="VerbatimChar"/>
+        </w:rPr>
+        <w:t xml:space="preserve">R_rel</w:t>
+      </w:r>
+      <w:r>
+        <w:t xml:space="preserve"> </w:t>
+      </w:r>
+      <w:r>
+        <w:t xml:space="preserve">but tells nothing about the mountings.</w:t>
+      </w:r>
+    </w:p>
+    <w:p>
+      <w:pPr>
+        <w:numPr>
+          <w:ilvl w:val="0"/>
           <w:numId w:val="1030"/>
-        </w:numPr>
-        <w:pStyle w:val="Compact"/>
-      </w:pPr>
-      <w:r>
-        <w:rPr>
-          <w:bCs/>
-          <w:b/>
-        </w:rPr>
-        <w:t xml:space="preserve">A scale</w:t>
-      </w:r>
-      <w:r>
-        <w:t xml:space="preserve"> </w:t>
-      </w:r>
-      <w:r>
-        <w:t xml:space="preserve">— how far apart two directions are (like the markings on a ruler).</w:t>
-      </w:r>
-    </w:p>
-    <w:p>
-      <w:pPr>
-        <w:numPr>
-          <w:ilvl w:val="0"/>
-          <w:numId w:val="1030"/>
-        </w:numPr>
-        <w:pStyle w:val="Compact"/>
-      </w:pPr>
-      <w:r>
-        <w:rPr>
-          <w:bCs/>
-          <w:b/>
-        </w:rPr>
-        <w:t xml:space="preserve">A zero</w:t>
-      </w:r>
-      <w:r>
-        <w:t xml:space="preserve"> </w:t>
-      </w:r>
-      <w:r>
-        <w:t xml:space="preserve">— which position counts as 0°.</w:t>
-      </w:r>
-    </w:p>
-    <w:p>
-      <w:pPr>
-        <w:pStyle w:val="FirstParagraph"/>
-      </w:pPr>
-      <w:r>
-        <w:t xml:space="preserve">Sensors on the body are good at the scale. The zero is a question about the</w:t>
-      </w:r>
-      <w:r>
-        <w:t xml:space="preserve"> </w:t>
-      </w:r>
-      <w:r>
-        <w:t xml:space="preserve">person’s anatomy, not about the sensors. This split is the heart of the</w:t>
-      </w:r>
-      <w:r>
-        <w:t xml:space="preserve"> </w:t>
-      </w:r>
-      <w:r>
-        <w:t xml:space="preserve">magnetometer question.</w:t>
-      </w:r>
-    </w:p>
-    <w:bookmarkEnd w:id="75"/>
-    <w:bookmarkStart w:id="76" w:name="a.4-what-the-magnetometer-would-add"/>
-    <w:p>
-      <w:pPr>
-        <w:pStyle w:val="Heading2"/>
-      </w:pPr>
-      <w:r>
-        <w:t xml:space="preserve">A.4 What the magnetometer would add</w:t>
-      </w:r>
-    </w:p>
-    <w:p>
-      <w:pPr>
-        <w:numPr>
-          <w:ilvl w:val="0"/>
-          <w:numId w:val="1031"/>
-        </w:numPr>
-        <w:pStyle w:val="Compact"/>
-      </w:pPr>
-      <w:r>
-        <w:rPr>
-          <w:bCs/>
-          <w:b/>
-        </w:rPr>
-        <w:t xml:space="preserve">Heading.</w:t>
-      </w:r>
-      <w:r>
-        <w:t xml:space="preserve"> </w:t>
-      </w:r>
-      <w:r>
-        <w:t xml:space="preserve">Gravity shows tilt but not which way a board faces; the</w:t>
-      </w:r>
-      <w:r>
-        <w:t xml:space="preserve"> </w:t>
-      </w:r>
-      <w:r>
-        <w:t xml:space="preserve">magnetometer supplies that, like a compass.</w:t>
-      </w:r>
-    </w:p>
-    <w:p>
-      <w:pPr>
-        <w:numPr>
-          <w:ilvl w:val="0"/>
-          <w:numId w:val="1031"/>
-        </w:numPr>
-        <w:pStyle w:val="Compact"/>
-      </w:pPr>
-      <w:r>
-        <w:t xml:space="preserve">With gravity</w:t>
-      </w:r>
-      <w:r>
-        <w:t xml:space="preserve"> </w:t>
-      </w:r>
-      <w:r>
-        <w:rPr>
-          <w:bCs/>
-          <w:b/>
-        </w:rPr>
-        <w:t xml:space="preserve">and</w:t>
-      </w:r>
-      <w:r>
-        <w:t xml:space="preserve"> </w:t>
-      </w:r>
-      <w:r>
-        <w:t xml:space="preserve">the magnetic field, each board’s full 3-D orientation is</w:t>
-      </w:r>
-      <w:r>
-        <w:t xml:space="preserve"> </w:t>
-      </w:r>
-      <w:r>
-        <w:t xml:space="preserve">known, and so is the full, drift-free rotation between the two boards.</w:t>
-      </w:r>
-    </w:p>
-    <w:p>
-      <w:pPr>
-        <w:numPr>
-          <w:ilvl w:val="0"/>
-          <w:numId w:val="1031"/>
-        </w:numPr>
-        <w:pStyle w:val="Compact"/>
-      </w:pPr>
-      <w:r>
-        <w:rPr>
-          <w:bCs/>
-          <w:b/>
-        </w:rPr>
-        <w:t xml:space="preserve">In practice:</w:t>
-      </w:r>
-      <w:r>
-        <w:t xml:space="preserve"> </w:t>
-      </w:r>
-      <w:r>
-        <w:t xml:space="preserve">its only unique contribution is movement</w:t>
-      </w:r>
-      <w:r>
-        <w:t xml:space="preserve"> </w:t>
-      </w:r>
-      <w:r>
-        <w:rPr>
-          <w:bCs/>
-          <w:b/>
-        </w:rPr>
-        <w:t xml:space="preserve">outside the</w:t>
-      </w:r>
-      <w:r>
-        <w:rPr>
-          <w:bCs/>
-          <w:b/>
-        </w:rPr>
-        <w:t xml:space="preserve"> </w:t>
-      </w:r>
-      <w:r>
-        <w:rPr>
-          <w:bCs/>
-          <w:b/>
-        </w:rPr>
-        <w:t xml:space="preserve">side-view plane</w:t>
-      </w:r>
-      <w:r>
-        <w:t xml:space="preserve">. For ordinary knee bending, gravity alone is enough because</w:t>
-      </w:r>
-      <w:r>
-        <w:t xml:space="preserve"> </w:t>
-      </w:r>
-      <w:r>
-        <w:t xml:space="preserve">both boards share the same</w:t>
-      </w:r>
-      <w:r>
-        <w:t xml:space="preserve"> </w:t>
-      </w:r>
-      <w:r>
-        <w:t xml:space="preserve">“</w:t>
-      </w:r>
-      <w:r>
-        <w:t xml:space="preserve">down</w:t>
-      </w:r>
-      <w:r>
-        <w:t xml:space="preserve">”</w:t>
-      </w:r>
-      <w:r>
-        <w:t xml:space="preserve">.</w:t>
-      </w:r>
-    </w:p>
-    <w:bookmarkEnd w:id="76"/>
-    <w:bookmarkStart w:id="77" w:name="X41b781896b0666a3601a1314ba2065d8220b8eb"/>
-    <w:p>
-      <w:pPr>
-        <w:pStyle w:val="Heading2"/>
-      </w:pPr>
-      <w:r>
-        <w:t xml:space="preserve">A.5 Why it does not give an anatomical angle</w:t>
-      </w:r>
-    </w:p>
-    <w:p>
-      <w:pPr>
-        <w:pStyle w:val="FirstParagraph"/>
-      </w:pPr>
-      <w:r>
-        <w:t xml:space="preserve">The joint angle is between the</w:t>
-      </w:r>
-      <w:r>
-        <w:t xml:space="preserve"> </w:t>
-      </w:r>
-      <w:r>
-        <w:rPr>
-          <w:bCs/>
-          <w:b/>
-        </w:rPr>
-        <w:t xml:space="preserve">bones</w:t>
-      </w:r>
-      <w:r>
-        <w:t xml:space="preserve">, not between the</w:t>
-      </w:r>
-      <w:r>
-        <w:t xml:space="preserve"> </w:t>
-      </w:r>
-      <w:r>
-        <w:rPr>
-          <w:bCs/>
-          <w:b/>
-        </w:rPr>
-        <w:t xml:space="preserve">boards</w:t>
-      </w:r>
-      <w:r>
-        <w:t xml:space="preserve">. Each board</w:t>
-      </w:r>
-      <w:r>
-        <w:t xml:space="preserve"> </w:t>
-      </w:r>
-      <w:r>
-        <w:t xml:space="preserve">sits on skin at an unknown angle to its bone. In symbols, with</w:t>
-      </w:r>
-      <w:r>
-        <w:t xml:space="preserve"> </w:t>
-      </w:r>
-      <w:r>
-        <w:rPr>
-          <w:rStyle w:val="VerbatimChar"/>
-        </w:rPr>
-        <w:t xml:space="preserve">R_rel</w:t>
-      </w:r>
-      <w:r>
-        <w:t xml:space="preserve"> </w:t>
-      </w:r>
-      <w:r>
-        <w:t xml:space="preserve">the</w:t>
-      </w:r>
-      <w:r>
-        <w:t xml:space="preserve"> </w:t>
-      </w:r>
-      <w:r>
-        <w:t xml:space="preserve">rotation between the boards and</w:t>
-      </w:r>
-      <w:r>
-        <w:t xml:space="preserve"> </w:t>
-      </w:r>
-      <w:r>
-        <w:rPr>
-          <w:rStyle w:val="VerbatimChar"/>
-        </w:rPr>
-        <w:t xml:space="preserve">M_thigh</w:t>
-      </w:r>
-      <w:r>
-        <w:t xml:space="preserve">,</w:t>
-      </w:r>
-      <w:r>
-        <w:t xml:space="preserve"> </w:t>
-      </w:r>
-      <w:r>
-        <w:rPr>
-          <w:rStyle w:val="VerbatimChar"/>
-        </w:rPr>
-        <w:t xml:space="preserve">M_shank</w:t>
-      </w:r>
-      <w:r>
-        <w:t xml:space="preserve"> </w:t>
-      </w:r>
-      <w:r>
-        <w:t xml:space="preserve">each board’s unknown</w:t>
-      </w:r>
-      <w:r>
-        <w:t xml:space="preserve"> </w:t>
-      </w:r>
-      <w:r>
-        <w:t xml:space="preserve">mounting:</w:t>
-      </w:r>
-    </w:p>
-    <w:p>
-      <w:pPr>
-        <w:pStyle w:val="SourceCode"/>
-      </w:pPr>
-      <w:r>
-        <w:rPr>
-          <w:rStyle w:val="VerbatimChar"/>
-        </w:rPr>
-        <w:t xml:space="preserve">joint = M_thigh⁻¹ · R_rel · M_shank</w:t>
-      </w:r>
-    </w:p>
-    <w:p>
-      <w:pPr>
-        <w:pStyle w:val="FirstParagraph"/>
-      </w:pPr>
-      <w:r>
-        <w:t xml:space="preserve">The magnetometer pins down</w:t>
-      </w:r>
-      <w:r>
-        <w:t xml:space="preserve"> </w:t>
-      </w:r>
-      <w:r>
-        <w:rPr>
-          <w:rStyle w:val="VerbatimChar"/>
-        </w:rPr>
-        <w:t xml:space="preserve">R_rel</w:t>
-      </w:r>
-      <w:r>
-        <w:t xml:space="preserve"> </w:t>
-      </w:r>
-      <w:r>
-        <w:t xml:space="preserve">but tells nothing about the mountings.</w:t>
-      </w:r>
-    </w:p>
-    <w:p>
-      <w:pPr>
-        <w:numPr>
-          <w:ilvl w:val="0"/>
-          <w:numId w:val="1032"/>
         </w:numPr>
         <w:pStyle w:val="Compact"/>
       </w:pPr>
@@ -7488,7 +7243,7 @@
       <w:pPr>
         <w:numPr>
           <w:ilvl w:val="0"/>
-          <w:numId w:val="1032"/>
+          <w:numId w:val="1030"/>
         </w:numPr>
         <w:pStyle w:val="Compact"/>
       </w:pPr>
@@ -7550,7 +7305,7 @@
       <w:pPr>
         <w:numPr>
           <w:ilvl w:val="0"/>
-          <w:numId w:val="1032"/>
+          <w:numId w:val="1030"/>
         </w:numPr>
         <w:pStyle w:val="Compact"/>
       </w:pPr>
@@ -7638,8 +7393,8 @@
         <w:t xml:space="preserve">pose is held becomes 0°, and the unknown mounting cancels out.</w:t>
       </w:r>
     </w:p>
-    <w:bookmarkEnd w:id="77"/>
-    <w:bookmarkStart w:id="78" w:name="a.6-trade-offs"/>
+    <w:bookmarkEnd w:id="76"/>
+    <w:bookmarkStart w:id="77" w:name="a.6-trade-offs"/>
     <w:p>
       <w:pPr>
         <w:pStyle w:val="Heading2"/>
@@ -7652,7 +7407,7 @@
       <w:pPr>
         <w:numPr>
           <w:ilvl w:val="0"/>
-          <w:numId w:val="1033"/>
+          <w:numId w:val="1031"/>
         </w:numPr>
         <w:pStyle w:val="Compact"/>
       </w:pPr>
@@ -7730,7 +7485,7 @@
       <w:pPr>
         <w:numPr>
           <w:ilvl w:val="0"/>
-          <w:numId w:val="1033"/>
+          <w:numId w:val="1031"/>
         </w:numPr>
         <w:pStyle w:val="Compact"/>
       </w:pPr>
@@ -7764,7 +7519,7 @@
       <w:pPr>
         <w:numPr>
           <w:ilvl w:val="0"/>
-          <w:numId w:val="1033"/>
+          <w:numId w:val="1031"/>
         </w:numPr>
         <w:pStyle w:val="Compact"/>
       </w:pPr>
@@ -7792,7 +7547,7 @@
       <w:pPr>
         <w:numPr>
           <w:ilvl w:val="0"/>
-          <w:numId w:val="1033"/>
+          <w:numId w:val="1031"/>
         </w:numPr>
         <w:pStyle w:val="Compact"/>
       </w:pPr>
@@ -7810,8 +7565,8 @@
         <w:t xml:space="preserve">about none.</w:t>
       </w:r>
     </w:p>
-    <w:bookmarkEnd w:id="78"/>
-    <w:bookmarkStart w:id="79" w:name="a.7-next-experiments-if-revived"/>
+    <w:bookmarkEnd w:id="77"/>
+    <w:bookmarkStart w:id="78" w:name="a.7-next-experiments-if-revived"/>
     <w:p>
       <w:pPr>
         <w:pStyle w:val="Heading2"/>
@@ -7824,7 +7579,7 @@
       <w:pPr>
         <w:numPr>
           <w:ilvl w:val="0"/>
-          <w:numId w:val="1034"/>
+          <w:numId w:val="1032"/>
         </w:numPr>
         <w:pStyle w:val="Compact"/>
       </w:pPr>
@@ -7880,34 +7635,261 @@
       <w:pPr>
         <w:numPr>
           <w:ilvl w:val="0"/>
+          <w:numId w:val="1032"/>
+        </w:numPr>
+        <w:pStyle w:val="Compact"/>
+      </w:pPr>
+      <w:r>
+        <w:rPr>
+          <w:bCs/>
+          <w:b/>
+        </w:rPr>
+        <w:t xml:space="preserve">Compare in 3D:</w:t>
+      </w:r>
+      <w:r>
+        <w:t xml:space="preserve"> </w:t>
+      </w:r>
+      <w:r>
+        <w:t xml:space="preserve">bring back the old magnetometer code as an option and</w:t>
+      </w:r>
+      <w:r>
+        <w:t xml:space="preserve"> </w:t>
+      </w:r>
+      <w:r>
+        <w:t xml:space="preserve">compare it with the current method on sideways and twisting movements, not</w:t>
+      </w:r>
+      <w:r>
+        <w:t xml:space="preserve"> </w:t>
+      </w:r>
+      <w:r>
+        <w:t xml:space="preserve">ordinary bending.</w:t>
+      </w:r>
+    </w:p>
+    <w:p>
+      <w:pPr>
+        <w:numPr>
+          <w:ilvl w:val="0"/>
+          <w:numId w:val="1032"/>
+        </w:numPr>
+        <w:pStyle w:val="Compact"/>
+      </w:pPr>
+      <w:r>
+        <w:t xml:space="preserve">Go further only if (1) passes and a 3D requirement actually exists.</w:t>
+      </w:r>
+    </w:p>
+    <w:bookmarkEnd w:id="78"/>
+    <w:bookmarkEnd w:id="79"/>
+    <w:bookmarkStart w:id="84" w:name="X981e3cd5754df6ffd08080a16f367bff4f36eb5"/>
+    <w:p>
+      <w:pPr>
+        <w:pStyle w:val="Heading1"/>
+      </w:pPr>
+      <w:r>
+        <w:t xml:space="preserve">Appendix B — Anatomical angle via functional calibration</w:t>
+      </w:r>
+    </w:p>
+    <w:p>
+      <w:pPr>
+        <w:pStyle w:val="FirstParagraph"/>
+      </w:pPr>
+      <w:r>
+        <w:t xml:space="preserve">To report true anatomical angles (for example, a knee that cannot</w:t>
+      </w:r>
+      <w:r>
+        <w:t xml:space="preserve"> </w:t>
+      </w:r>
+      <w:r>
+        <w:t xml:space="preserve">fully straighten), the software must learn how each board sits on its bone. A</w:t>
+      </w:r>
+      <w:r>
+        <w:t xml:space="preserve"> </w:t>
+      </w:r>
+      <w:r>
+        <w:t xml:space="preserve">short calibration movement that reveals the knee’s hinge axis can do this.</w:t>
+      </w:r>
+    </w:p>
+    <w:p>
+      <w:pPr>
+        <w:pStyle w:val="BodyText"/>
+      </w:pPr>
+      <w:r>
+        <w:rPr>
+          <w:bCs/>
+          <w:b/>
+        </w:rPr>
+        <w:t xml:space="preserve">Status:</w:t>
+      </w:r>
+      <w:r>
+        <w:t xml:space="preserve"> </w:t>
+      </w:r>
+      <w:r>
+        <w:t xml:space="preserve">Identified as the right approach. Not yet prototyped.</w:t>
+      </w:r>
+    </w:p>
+    <w:bookmarkStart w:id="80" w:name="b.1-motivation"/>
+    <w:p>
+      <w:pPr>
+        <w:pStyle w:val="Heading2"/>
+      </w:pPr>
+      <w:r>
+        <w:t xml:space="preserve">B.1 Motivation</w:t>
+      </w:r>
+    </w:p>
+    <w:p>
+      <w:pPr>
+        <w:pStyle w:val="FirstParagraph"/>
+      </w:pPr>
+      <w:r>
+        <w:t xml:space="preserve">The current angle is relative to the start pose (§5.5), so it cannot report a</w:t>
+      </w:r>
+      <w:r>
+        <w:t xml:space="preserve"> </w:t>
+      </w:r>
+      <w:r>
+        <w:t xml:space="preserve">clinical angle such as a knee that stops 10° short of straight, or compare</w:t>
+      </w:r>
+      <w:r>
+        <w:t xml:space="preserve"> </w:t>
+      </w:r>
+      <w:r>
+        <w:t xml:space="preserve">sessions that were zeroed in different poses. As Appendix A shows, this needs a</w:t>
+      </w:r>
+      <w:r>
+        <w:t xml:space="preserve"> </w:t>
+      </w:r>
+      <w:r>
+        <w:t xml:space="preserve">reference that</w:t>
+      </w:r>
+      <w:r>
+        <w:t xml:space="preserve"> </w:t>
+      </w:r>
+      <w:r>
+        <w:rPr>
+          <w:bCs/>
+          <w:b/>
+        </w:rPr>
+        <w:t xml:space="preserve">sees the anatomy</w:t>
+      </w:r>
+      <w:r>
+        <w:t xml:space="preserve">.</w:t>
+      </w:r>
+    </w:p>
+    <w:bookmarkEnd w:id="80"/>
+    <w:bookmarkStart w:id="81" w:name="b.2-candidate-approaches"/>
+    <w:p>
+      <w:pPr>
+        <w:pStyle w:val="Heading2"/>
+      </w:pPr>
+      <w:r>
+        <w:t xml:space="preserve">B.2 Candidate approaches</w:t>
+      </w:r>
+    </w:p>
+    <w:p>
+      <w:pPr>
+        <w:numPr>
+          <w:ilvl w:val="0"/>
+          <w:numId w:val="1033"/>
+        </w:numPr>
+        <w:pStyle w:val="Compact"/>
+      </w:pPr>
+      <w:r>
+        <w:rPr>
+          <w:bCs/>
+          <w:b/>
+        </w:rPr>
+        <w:t xml:space="preserve">Hinge-axis (functional) calibration:</w:t>
+      </w:r>
+      <w:r>
+        <w:t xml:space="preserve"> </w:t>
+      </w:r>
+      <w:r>
+        <w:t xml:space="preserve">the person does a few pure</w:t>
+      </w:r>
+      <w:r>
+        <w:t xml:space="preserve"> </w:t>
+      </w:r>
+      <w:r>
+        <w:t xml:space="preserve">knee-bending movements. The knee’s hinge axis then shows up in each board’s</w:t>
+      </w:r>
+      <w:r>
+        <w:t xml:space="preserve"> </w:t>
+      </w:r>
+      <w:r>
+        <w:t xml:space="preserve">gyroscope as the main axis of rotation, which reveals how the board sits on the</w:t>
+      </w:r>
+      <w:r>
+        <w:t xml:space="preserve"> </w:t>
+      </w:r>
+      <w:r>
+        <w:t xml:space="preserve">bone. No magnetometer is needed; research-grade motion-sensor systems use this</w:t>
+      </w:r>
+      <w:r>
+        <w:t xml:space="preserve"> </w:t>
+      </w:r>
+      <w:r>
+        <w:t xml:space="preserve">approach.</w:t>
+      </w:r>
+    </w:p>
+    <w:p>
+      <w:pPr>
+        <w:numPr>
+          <w:ilvl w:val="0"/>
+          <w:numId w:val="1033"/>
+        </w:numPr>
+        <w:pStyle w:val="Compact"/>
+      </w:pPr>
+      <w:r>
+        <w:rPr>
+          <w:bCs/>
+          <w:b/>
+        </w:rPr>
+        <w:t xml:space="preserve">Known pose / outside reference:</w:t>
+      </w:r>
+      <w:r>
+        <w:t xml:space="preserve"> </w:t>
+      </w:r>
+      <w:r>
+        <w:t xml:space="preserve">define true full straightening once (with a</w:t>
+      </w:r>
+      <w:r>
+        <w:t xml:space="preserve"> </w:t>
+      </w:r>
+      <w:r>
+        <w:t xml:space="preserve">straight-leg fixture, a manual goniometer or imaging) and anchor the zero to</w:t>
+      </w:r>
+      <w:r>
+        <w:t xml:space="preserve"> </w:t>
+      </w:r>
+      <w:r>
+        <w:t xml:space="preserve">it.</w:t>
+      </w:r>
+    </w:p>
+    <w:bookmarkEnd w:id="81"/>
+    <w:bookmarkStart w:id="82" w:name="b.3-trade-offs"/>
+    <w:p>
+      <w:pPr>
+        <w:pStyle w:val="Heading2"/>
+      </w:pPr>
+      <w:r>
+        <w:t xml:space="preserve">B.3 Trade-offs</w:t>
+      </w:r>
+    </w:p>
+    <w:p>
+      <w:pPr>
+        <w:numPr>
+          <w:ilvl w:val="0"/>
           <w:numId w:val="1034"/>
         </w:numPr>
         <w:pStyle w:val="Compact"/>
       </w:pPr>
       <w:r>
-        <w:rPr>
-          <w:bCs/>
-          <w:b/>
-        </w:rPr>
-        <w:t xml:space="preserve">Compare in 3-D:</w:t>
-      </w:r>
-      <w:r>
-        <w:t xml:space="preserve"> </w:t>
-      </w:r>
-      <w:r>
-        <w:t xml:space="preserve">bring back the old magnetometer code as an option and</w:t>
-      </w:r>
-      <w:r>
-        <w:t xml:space="preserve"> </w:t>
-      </w:r>
-      <w:r>
-        <w:t xml:space="preserve">compare it with the current method on sideways and twisting movements, not</w:t>
-      </w:r>
-      <w:r>
-        <w:t xml:space="preserve"> </w:t>
-      </w:r>
-      <w:r>
-        <w:t xml:space="preserve">ordinary bending.</w:t>
+        <w:t xml:space="preserve">Gains an anatomical angle that can be compared across sessions and can show a</w:t>
+      </w:r>
+      <w:r>
+        <w:t xml:space="preserve"> </w:t>
+      </w:r>
+      <w:r>
+        <w:t xml:space="preserve">knee that cannot fully straighten.</w:t>
       </w:r>
     </w:p>
     <w:p>
@@ -7919,18 +7901,106 @@
         <w:pStyle w:val="Compact"/>
       </w:pPr>
       <w:r>
-        <w:t xml:space="preserve">Go further only if (1) passes and a 3-D requirement actually exists.</w:t>
-      </w:r>
-    </w:p>
-    <w:bookmarkEnd w:id="79"/>
-    <w:bookmarkEnd w:id="80"/>
-    <w:bookmarkStart w:id="85" w:name="X981e3cd5754df6ffd08080a16f367bff4f36eb5"/>
+        <w:t xml:space="preserve">Costs more careful placement and a repeatable calibration routine for each</w:t>
+      </w:r>
+      <w:r>
+        <w:t xml:space="preserve"> </w:t>
+      </w:r>
+      <w:r>
+        <w:t xml:space="preserve">person (the</w:t>
+      </w:r>
+      <w:r>
+        <w:t xml:space="preserve"> </w:t>
+      </w:r>
+      <w:r>
+        <w:t xml:space="preserve">“</w:t>
+      </w:r>
+      <w:r>
+        <w:t xml:space="preserve">measure the mounting</w:t>
+      </w:r>
+      <w:r>
+        <w:t xml:space="preserve">”</w:t>
+      </w:r>
+      <w:r>
+        <w:t xml:space="preserve"> </w:t>
+      </w:r>
+      <w:r>
+        <w:t xml:space="preserve">choice in A.6).</w:t>
+      </w:r>
+    </w:p>
+    <w:p>
+      <w:pPr>
+        <w:numPr>
+          <w:ilvl w:val="0"/>
+          <w:numId w:val="1034"/>
+        </w:numPr>
+        <w:pStyle w:val="Compact"/>
+      </w:pPr>
+      <w:r>
+        <w:t xml:space="preserve">Accuracy depends on how purely the calibration movement bends only the knee;</w:t>
+      </w:r>
+      <w:r>
+        <w:t xml:space="preserve"> </w:t>
+      </w:r>
+      <w:r>
+        <w:t xml:space="preserve">it needs checking against a goniometer or another reference method.</w:t>
+      </w:r>
+    </w:p>
+    <w:bookmarkEnd w:id="82"/>
+    <w:bookmarkStart w:id="83" w:name="b.4-next-steps"/>
+    <w:p>
+      <w:pPr>
+        <w:pStyle w:val="Heading2"/>
+      </w:pPr>
+      <w:r>
+        <w:t xml:space="preserve">B.4 Next steps</w:t>
+      </w:r>
+    </w:p>
+    <w:p>
+      <w:pPr>
+        <w:numPr>
+          <w:ilvl w:val="0"/>
+          <w:numId w:val="1035"/>
+        </w:numPr>
+        <w:pStyle w:val="Compact"/>
+      </w:pPr>
+      <w:r>
+        <w:t xml:space="preserve">Build a hinge-axis estimate from a bending-only recording and compare its zero</w:t>
+      </w:r>
+      <w:r>
+        <w:t xml:space="preserve"> </w:t>
+      </w:r>
+      <w:r>
+        <w:t xml:space="preserve">with a manually measured angle at known poses.</w:t>
+      </w:r>
+    </w:p>
+    <w:p>
+      <w:pPr>
+        <w:numPr>
+          <w:ilvl w:val="0"/>
+          <w:numId w:val="1035"/>
+        </w:numPr>
+        <w:pStyle w:val="Compact"/>
+      </w:pPr>
+      <w:r>
+        <w:t xml:space="preserve">Decide whether the clinical use needs anatomical angles at all, or whether</w:t>
+      </w:r>
+      <w:r>
+        <w:t xml:space="preserve"> </w:t>
+      </w:r>
+      <w:r>
+        <w:t xml:space="preserve">differences (range of motion, repetitions, gait, movement quality) are enough.</w:t>
+      </w:r>
+    </w:p>
+    <w:bookmarkEnd w:id="83"/>
+    <w:bookmarkEnd w:id="84"/>
+    <w:bookmarkStart w:id="89" w:name="appendix-c-wireless-bluetooth-links"/>
     <w:p>
       <w:pPr>
         <w:pStyle w:val="Heading1"/>
       </w:pPr>
       <w:r>
-        <w:t xml:space="preserve">Appendix B — Anatomical angle via functional calibration</w:t>
+        <w:t xml:space="preserve">Appendix C — Wireless (Bluetooth) links</w:t>
       </w:r>
     </w:p>
     <w:p>
@@ -7938,25 +8008,19 @@
         <w:pStyle w:val="FirstParagraph"/>
       </w:pPr>
       <w:r>
-        <w:t xml:space="preserve">To report true anatomical angles (for example, a knee that cannot</w:t>
-      </w:r>
-      <w:r>
-        <w:t xml:space="preserve"> </w:t>
-      </w:r>
-      <w:r>
-        <w:t xml:space="preserve">fully straighten), the software must learn how each board sits on its bone. A</w:t>
-      </w:r>
-      <w:r>
-        <w:t xml:space="preserve"> </w:t>
-      </w:r>
-      <w:r>
-        <w:t xml:space="preserve">short calibration movement that reveals the knee’s hinge axis can do this. Not</w:t>
-      </w:r>
-      <w:r>
-        <w:t xml:space="preserve"> </w:t>
-      </w:r>
-      <w:r>
-        <w:t xml:space="preserve">built yet.</w:t>
+        <w:t xml:space="preserve">The boards already have Bluetooth radios. Using them would remove the</w:t>
+      </w:r>
+      <w:r>
+        <w:t xml:space="preserve"> </w:t>
+      </w:r>
+      <w:r>
+        <w:t xml:space="preserve">wires, mainly for safety and ethics approval, at the cost of batteries and less</w:t>
+      </w:r>
+      <w:r>
+        <w:t xml:space="preserve"> </w:t>
+      </w:r>
+      <w:r>
+        <w:t xml:space="preserve">predictable timing.</w:t>
       </w:r>
     </w:p>
     <w:p>
@@ -7974,16 +8038,16 @@
         <w:t xml:space="preserve"> </w:t>
       </w:r>
       <w:r>
-        <w:t xml:space="preserve">Identified as the right approach. Not yet prototyped.</w:t>
-      </w:r>
-    </w:p>
-    <w:bookmarkStart w:id="81" w:name="b.1-motivation"/>
+        <w:t xml:space="preserve">Idea raised; not investigated in depth.</w:t>
+      </w:r>
+    </w:p>
+    <w:bookmarkStart w:id="85" w:name="c.1-motivation"/>
     <w:p>
       <w:pPr>
         <w:pStyle w:val="Heading2"/>
       </w:pPr>
       <w:r>
-        <w:t xml:space="preserve">B.1 Motivation</w:t>
+        <w:t xml:space="preserve">C.1 Motivation</w:t>
       </w:r>
     </w:p>
     <w:p>
@@ -7991,267 +8055,384 @@
         <w:pStyle w:val="FirstParagraph"/>
       </w:pPr>
       <w:r>
-        <w:t xml:space="preserve">The current angle is relative to the start pose (§5.5), so it cannot report a</w:t>
-      </w:r>
-      <w:r>
-        <w:t xml:space="preserve"> </w:t>
-      </w:r>
-      <w:r>
-        <w:t xml:space="preserve">clinical angle such as a knee that stops 10° short of straight, or compare</w:t>
-      </w:r>
-      <w:r>
-        <w:t xml:space="preserve"> </w:t>
-      </w:r>
-      <w:r>
-        <w:t xml:space="preserve">sessions that were zeroed in different poses. As Appendix A shows, this needs a</w:t>
-      </w:r>
-      <w:r>
-        <w:t xml:space="preserve"> </w:t>
-      </w:r>
-      <w:r>
-        <w:t xml:space="preserve">reference that</w:t>
-      </w:r>
-      <w:r>
-        <w:t xml:space="preserve"> </w:t>
-      </w:r>
-      <w:r>
-        <w:rPr>
-          <w:bCs/>
-          <w:b/>
-        </w:rPr>
-        <w:t xml:space="preserve">sees the anatomy</w:t>
-      </w:r>
-      <w:r>
-        <w:t xml:space="preserve">.</w:t>
-      </w:r>
-    </w:p>
-    <w:bookmarkEnd w:id="81"/>
-    <w:bookmarkStart w:id="82" w:name="b.2-candidate-approaches"/>
+        <w:t xml:space="preserve">Two connections could go wireless (Figure 2):</w:t>
+      </w:r>
+    </w:p>
+    <w:p>
+      <w:pPr>
+        <w:numPr>
+          <w:ilvl w:val="0"/>
+          <w:numId w:val="1036"/>
+        </w:numPr>
+        <w:pStyle w:val="Compact"/>
+      </w:pPr>
+      <w:r>
+        <w:rPr>
+          <w:bCs/>
+          <w:b/>
+        </w:rPr>
+        <w:t xml:space="preserve">Link A — shank board ↔ thigh board:</w:t>
+      </w:r>
+      <w:r>
+        <w:t xml:space="preserve"> </w:t>
+      </w:r>
+      <w:r>
+        <w:t xml:space="preserve">today the wire that crosses the knee.</w:t>
+      </w:r>
+    </w:p>
+    <w:p>
+      <w:pPr>
+        <w:numPr>
+          <w:ilvl w:val="0"/>
+          <w:numId w:val="1036"/>
+        </w:numPr>
+        <w:pStyle w:val="Compact"/>
+      </w:pPr>
+      <w:r>
+        <w:rPr>
+          <w:bCs/>
+          <w:b/>
+        </w:rPr>
+        <w:t xml:space="preserve">Link B — thigh board ↔ PC:</w:t>
+      </w:r>
+      <w:r>
+        <w:t xml:space="preserve"> </w:t>
+      </w:r>
+      <w:r>
+        <w:t xml:space="preserve">today the USB cable.</w:t>
+      </w:r>
+    </w:p>
+    <w:p>
+      <w:pPr>
+        <w:pStyle w:val="FirstParagraph"/>
+      </w:pPr>
+      <w:r>
+        <w:rPr>
+          <w:bCs/>
+          <w:b/>
+        </w:rPr>
+        <w:t xml:space="preserve">Main reason: safety and ethics approval.</w:t>
+      </w:r>
+      <w:r>
+        <w:t xml:space="preserve"> </w:t>
+      </w:r>
+      <w:r>
+        <w:t xml:space="preserve">Removing wires — especially one</w:t>
+      </w:r>
+      <w:r>
+        <w:t xml:space="preserve"> </w:t>
+      </w:r>
+      <w:r>
+        <w:t xml:space="preserve">across the joint or one tying the person to a PC — reduces the risk of tripping,</w:t>
+      </w:r>
+      <w:r>
+        <w:t xml:space="preserve"> </w:t>
+      </w:r>
+      <w:r>
+        <w:t xml:space="preserve">tangling and electrical hazards. It also lets people walk and stand up more</w:t>
+      </w:r>
+      <w:r>
+        <w:t xml:space="preserve"> </w:t>
+      </w:r>
+      <w:r>
+        <w:t xml:space="preserve">naturally.</w:t>
+      </w:r>
+    </w:p>
+    <w:bookmarkEnd w:id="85"/>
+    <w:bookmarkStart w:id="86" w:name="c.2-how"/>
     <w:p>
       <w:pPr>
         <w:pStyle w:val="Heading2"/>
       </w:pPr>
       <w:r>
-        <w:t xml:space="preserve">B.2 Candidate approaches</w:t>
-      </w:r>
-    </w:p>
-    <w:p>
-      <w:pPr>
-        <w:numPr>
-          <w:ilvl w:val="0"/>
-          <w:numId w:val="1035"/>
-        </w:numPr>
-        <w:pStyle w:val="Compact"/>
-      </w:pPr>
-      <w:r>
-        <w:rPr>
-          <w:bCs/>
-          <w:b/>
-        </w:rPr>
-        <w:t xml:space="preserve">Hinge-axis (functional) calibration:</w:t>
-      </w:r>
-      <w:r>
-        <w:t xml:space="preserve"> </w:t>
-      </w:r>
-      <w:r>
-        <w:t xml:space="preserve">the person does a few pure</w:t>
-      </w:r>
-      <w:r>
-        <w:t xml:space="preserve"> </w:t>
-      </w:r>
-      <w:r>
-        <w:t xml:space="preserve">knee-bending movements. The knee’s hinge axis then shows up in each board’s</w:t>
-      </w:r>
-      <w:r>
-        <w:t xml:space="preserve"> </w:t>
-      </w:r>
-      <w:r>
-        <w:t xml:space="preserve">gyroscope as the main axis of rotation, which reveals how the board sits on the</w:t>
-      </w:r>
-      <w:r>
-        <w:t xml:space="preserve"> </w:t>
-      </w:r>
-      <w:r>
-        <w:t xml:space="preserve">bone. No magnetometer is needed; research-grade motion-sensor systems use this</w:t>
-      </w:r>
-      <w:r>
-        <w:t xml:space="preserve"> </w:t>
-      </w:r>
-      <w:r>
-        <w:t xml:space="preserve">approach.</w:t>
-      </w:r>
-    </w:p>
-    <w:p>
-      <w:pPr>
-        <w:numPr>
-          <w:ilvl w:val="0"/>
-          <w:numId w:val="1035"/>
-        </w:numPr>
-        <w:pStyle w:val="Compact"/>
-      </w:pPr>
-      <w:r>
-        <w:rPr>
-          <w:bCs/>
-          <w:b/>
-        </w:rPr>
-        <w:t xml:space="preserve">Known pose / outside reference:</w:t>
-      </w:r>
-      <w:r>
-        <w:t xml:space="preserve"> </w:t>
-      </w:r>
-      <w:r>
-        <w:t xml:space="preserve">define true full straightening once (with a</w:t>
-      </w:r>
-      <w:r>
-        <w:t xml:space="preserve"> </w:t>
-      </w:r>
-      <w:r>
-        <w:t xml:space="preserve">straight-leg fixture, a manual goniometer or imaging) and anchor the zero to</w:t>
-      </w:r>
-      <w:r>
-        <w:t xml:space="preserve"> </w:t>
-      </w:r>
-      <w:r>
-        <w:t xml:space="preserve">it.</w:t>
-      </w:r>
-    </w:p>
-    <w:bookmarkEnd w:id="82"/>
-    <w:bookmarkStart w:id="83" w:name="b.3-trade-offs"/>
+        <w:t xml:space="preserve">C.2 How</w:t>
+      </w:r>
+    </w:p>
+    <w:p>
+      <w:pPr>
+        <w:numPr>
+          <w:ilvl w:val="0"/>
+          <w:numId w:val="1037"/>
+        </w:numPr>
+        <w:pStyle w:val="Compact"/>
+      </w:pPr>
+      <w:r>
+        <w:t xml:space="preserve">Bluetooth software on the boards, and a Bluetooth library (such as Python</w:t>
+      </w:r>
+      <w:r>
+        <w:t xml:space="preserve"> </w:t>
+      </w:r>
+      <w:r>
+        <w:rPr>
+          <w:rStyle w:val="VerbatimChar"/>
+        </w:rPr>
+        <w:t xml:space="preserve">bleak</w:t>
+      </w:r>
+      <w:r>
+        <w:t xml:space="preserve">) on the PC in place of the USB serial connection. Each link can be</w:t>
+      </w:r>
+      <w:r>
+        <w:t xml:space="preserve"> </w:t>
+      </w:r>
+      <w:r>
+        <w:t xml:space="preserve">replaced on its own.</w:t>
+      </w:r>
+    </w:p>
+    <w:p>
+      <w:pPr>
+        <w:numPr>
+          <w:ilvl w:val="0"/>
+          <w:numId w:val="1037"/>
+        </w:numPr>
+        <w:pStyle w:val="Compact"/>
+      </w:pPr>
+      <w:r>
+        <w:rPr>
+          <w:bCs/>
+          <w:b/>
+        </w:rPr>
+        <w:t xml:space="preserve">Link B first:</w:t>
+      </w:r>
+      <w:r>
+        <w:t xml:space="preserve"> </w:t>
+      </w:r>
+      <w:r>
+        <w:t xml:space="preserve">it removes the tie to the PC without changing the</w:t>
+      </w:r>
+      <w:r>
+        <w:t xml:space="preserve"> </w:t>
+      </w:r>
+      <w:r>
+        <w:t xml:space="preserve">board-to-board link. Link A removes the wire across the knee.</w:t>
+      </w:r>
+    </w:p>
+    <w:bookmarkEnd w:id="86"/>
+    <w:bookmarkStart w:id="87" w:name="c.3-things-to-watch"/>
     <w:p>
       <w:pPr>
         <w:pStyle w:val="Heading2"/>
       </w:pPr>
       <w:r>
-        <w:t xml:space="preserve">B.3 Trade-offs</w:t>
-      </w:r>
-    </w:p>
-    <w:p>
-      <w:pPr>
-        <w:numPr>
-          <w:ilvl w:val="0"/>
-          <w:numId w:val="1036"/>
-        </w:numPr>
-        <w:pStyle w:val="Compact"/>
-      </w:pPr>
-      <w:r>
-        <w:t xml:space="preserve">Gains an anatomical angle that can be compared across sessions and can show a</w:t>
-      </w:r>
-      <w:r>
-        <w:t xml:space="preserve"> </w:t>
-      </w:r>
-      <w:r>
-        <w:t xml:space="preserve">knee that cannot fully straighten.</w:t>
-      </w:r>
-    </w:p>
-    <w:p>
-      <w:pPr>
-        <w:numPr>
-          <w:ilvl w:val="0"/>
-          <w:numId w:val="1036"/>
-        </w:numPr>
-        <w:pStyle w:val="Compact"/>
-      </w:pPr>
-      <w:r>
-        <w:t xml:space="preserve">Costs more careful placement and a repeatable calibration routine for each</w:t>
-      </w:r>
-      <w:r>
-        <w:t xml:space="preserve"> </w:t>
-      </w:r>
-      <w:r>
-        <w:t xml:space="preserve">person (the</w:t>
-      </w:r>
-      <w:r>
-        <w:t xml:space="preserve"> </w:t>
-      </w:r>
-      <w:r>
-        <w:t xml:space="preserve">“</w:t>
-      </w:r>
-      <w:r>
-        <w:t xml:space="preserve">measure the mounting</w:t>
-      </w:r>
-      <w:r>
-        <w:t xml:space="preserve">”</w:t>
-      </w:r>
-      <w:r>
-        <w:t xml:space="preserve"> </w:t>
-      </w:r>
-      <w:r>
-        <w:t xml:space="preserve">choice in A.6).</w:t>
-      </w:r>
-    </w:p>
-    <w:p>
-      <w:pPr>
-        <w:numPr>
-          <w:ilvl w:val="0"/>
-          <w:numId w:val="1036"/>
-        </w:numPr>
-        <w:pStyle w:val="Compact"/>
-      </w:pPr>
-      <w:r>
-        <w:t xml:space="preserve">Accuracy depends on how purely the calibration movement bends only the knee;</w:t>
-      </w:r>
-      <w:r>
-        <w:t xml:space="preserve"> </w:t>
-      </w:r>
-      <w:r>
-        <w:t xml:space="preserve">it needs checking against a goniometer or another reference method.</w:t>
-      </w:r>
-    </w:p>
-    <w:bookmarkEnd w:id="83"/>
-    <w:bookmarkStart w:id="84" w:name="b.4-next-steps"/>
+        <w:t xml:space="preserve">C.3 Things to watch</w:t>
+      </w:r>
+    </w:p>
+    <w:p>
+      <w:pPr>
+        <w:numPr>
+          <w:ilvl w:val="0"/>
+          <w:numId w:val="1038"/>
+        </w:numPr>
+        <w:pStyle w:val="Compact"/>
+      </w:pPr>
+      <w:r>
+        <w:rPr>
+          <w:bCs/>
+          <w:b/>
+        </w:rPr>
+        <w:t xml:space="preserve">Lost data:</w:t>
+      </w:r>
+      <w:r>
+        <w:t xml:space="preserve"> </w:t>
+      </w:r>
+      <w:r>
+        <w:t xml:space="preserve">the existing gap handling (§6.3, §8) helps, but Bluetooth has</w:t>
+      </w:r>
+      <w:r>
+        <w:t xml:space="preserve"> </w:t>
+      </w:r>
+      <w:r>
+        <w:t xml:space="preserve">its own dropouts and reconnections.</w:t>
+      </w:r>
+    </w:p>
+    <w:p>
+      <w:pPr>
+        <w:numPr>
+          <w:ilvl w:val="0"/>
+          <w:numId w:val="1038"/>
+        </w:numPr>
+        <w:pStyle w:val="Compact"/>
+      </w:pPr>
+      <w:r>
+        <w:rPr>
+          <w:bCs/>
+          <w:b/>
+        </w:rPr>
+        <w:t xml:space="preserve">Timing:</w:t>
+      </w:r>
+      <w:r>
+        <w:t xml:space="preserve"> </w:t>
+      </w:r>
+      <w:r>
+        <w:t xml:space="preserve">Bluetooth delivers data in bursts (at least 7.5 ms apart) with</w:t>
+      </w:r>
+      <w:r>
+        <w:t xml:space="preserve"> </w:t>
+      </w:r>
+      <w:r>
+        <w:t xml:space="preserve">uneven delays, so each reading should carry its own time stamp from the board.</w:t>
+      </w:r>
+    </w:p>
+    <w:p>
+      <w:pPr>
+        <w:numPr>
+          <w:ilvl w:val="0"/>
+          <w:numId w:val="1038"/>
+        </w:numPr>
+        <w:pStyle w:val="Compact"/>
+      </w:pPr>
+      <w:r>
+        <w:rPr>
+          <w:bCs/>
+          <w:b/>
+        </w:rPr>
+        <w:t xml:space="preserve">Capacity:</w:t>
+      </w:r>
+      <w:r>
+        <w:t xml:space="preserve"> </w:t>
+      </w:r>
+      <w:r>
+        <w:t xml:space="preserve">50 Hz is possible but with less spare room than the wire;</w:t>
+      </w:r>
+      <w:r>
+        <w:t xml:space="preserve"> </w:t>
+      </w:r>
+      <w:r>
+        <w:t xml:space="preserve">several readings may need to be sent together, or the rate lowered.</w:t>
+      </w:r>
+    </w:p>
+    <w:p>
+      <w:pPr>
+        <w:numPr>
+          <w:ilvl w:val="0"/>
+          <w:numId w:val="1038"/>
+        </w:numPr>
+        <w:pStyle w:val="Compact"/>
+      </w:pPr>
+      <w:r>
+        <w:rPr>
+          <w:bCs/>
+          <w:b/>
+        </w:rPr>
+        <w:t xml:space="preserve">Simpler messages:</w:t>
+      </w:r>
+      <w:r>
+        <w:t xml:space="preserve"> </w:t>
+      </w:r>
+      <w:r>
+        <w:t xml:space="preserve">Bluetooth already separates messages, so the start-marker</w:t>
+      </w:r>
+      <w:r>
+        <w:t xml:space="preserve"> </w:t>
+      </w:r>
+      <w:r>
+        <w:t xml:space="preserve">logic (§6.2) is not needed; the checksum is still worth keeping.</w:t>
+      </w:r>
+    </w:p>
+    <w:p>
+      <w:pPr>
+        <w:numPr>
+          <w:ilvl w:val="0"/>
+          <w:numId w:val="1038"/>
+        </w:numPr>
+        <w:pStyle w:val="Compact"/>
+      </w:pPr>
+      <w:r>
+        <w:rPr>
+          <w:bCs/>
+          <w:b/>
+        </w:rPr>
+        <w:t xml:space="preserve">Power:</w:t>
+      </w:r>
+      <w:r>
+        <w:t xml:space="preserve"> </w:t>
+      </w:r>
+      <w:r>
+        <w:t xml:space="preserve">wireless means a battery on each board (which would also disturb a</w:t>
+      </w:r>
+      <w:r>
+        <w:t xml:space="preserve"> </w:t>
+      </w:r>
+      <w:r>
+        <w:t xml:space="preserve">magnetometer if one were ever used).</w:t>
+      </w:r>
+    </w:p>
+    <w:p>
+      <w:pPr>
+        <w:numPr>
+          <w:ilvl w:val="0"/>
+          <w:numId w:val="1038"/>
+        </w:numPr>
+        <w:pStyle w:val="Compact"/>
+      </w:pPr>
+      <w:r>
+        <w:rPr>
+          <w:bCs/>
+          <w:b/>
+        </w:rPr>
+        <w:t xml:space="preserve">Interference</w:t>
+      </w:r>
+      <w:r>
+        <w:t xml:space="preserve"> </w:t>
+      </w:r>
+      <w:r>
+        <w:t xml:space="preserve">from other 2.4 GHz devices, and reliable reconnection.</w:t>
+      </w:r>
+    </w:p>
+    <w:bookmarkEnd w:id="87"/>
+    <w:bookmarkStart w:id="88" w:name="c.4-next-steps"/>
     <w:p>
       <w:pPr>
         <w:pStyle w:val="Heading2"/>
       </w:pPr>
       <w:r>
-        <w:t xml:space="preserve">B.4 Next steps</w:t>
-      </w:r>
-    </w:p>
-    <w:p>
-      <w:pPr>
-        <w:numPr>
-          <w:ilvl w:val="0"/>
-          <w:numId w:val="1037"/>
-        </w:numPr>
-        <w:pStyle w:val="Compact"/>
-      </w:pPr>
-      <w:r>
-        <w:t xml:space="preserve">Build a hinge-axis estimate from a bending-only recording and compare its zero</w:t>
-      </w:r>
-      <w:r>
-        <w:t xml:space="preserve"> </w:t>
-      </w:r>
-      <w:r>
-        <w:t xml:space="preserve">with a manually measured angle at known poses.</w:t>
-      </w:r>
-    </w:p>
-    <w:p>
-      <w:pPr>
-        <w:numPr>
-          <w:ilvl w:val="0"/>
-          <w:numId w:val="1037"/>
-        </w:numPr>
-        <w:pStyle w:val="Compact"/>
-      </w:pPr>
-      <w:r>
-        <w:t xml:space="preserve">Decide whether the clinical use needs anatomical angles at all, or whether</w:t>
-      </w:r>
-      <w:r>
-        <w:t xml:space="preserve"> </w:t>
-      </w:r>
-      <w:r>
-        <w:t xml:space="preserve">differences (range of motion, repetitions, gait, movement quality) are enough.</w:t>
-      </w:r>
-    </w:p>
-    <w:bookmarkEnd w:id="84"/>
-    <w:bookmarkEnd w:id="85"/>
-    <w:bookmarkStart w:id="90" w:name="appendix-c-wireless-bluetooth-links"/>
+        <w:t xml:space="preserve">C.4 Next steps</w:t>
+      </w:r>
+    </w:p>
+    <w:p>
+      <w:pPr>
+        <w:numPr>
+          <w:ilvl w:val="0"/>
+          <w:numId w:val="1039"/>
+        </w:numPr>
+        <w:pStyle w:val="Compact"/>
+      </w:pPr>
+      <w:r>
+        <w:t xml:space="preserve">Build one link at a time, starting with Link B. Measure the rate, lost data and</w:t>
+      </w:r>
+      <w:r>
+        <w:t xml:space="preserve"> </w:t>
+      </w:r>
+      <w:r>
+        <w:t xml:space="preserve">timing against the wired version, and compare the angle traces.</w:t>
+      </w:r>
+    </w:p>
+    <w:p>
+      <w:pPr>
+        <w:numPr>
+          <w:ilvl w:val="0"/>
+          <w:numId w:val="1039"/>
+        </w:numPr>
+        <w:pStyle w:val="Compact"/>
+      </w:pPr>
+      <w:r>
+        <w:t xml:space="preserve">Decide for each link whether the safety benefit is worth the extra variability</w:t>
+      </w:r>
+      <w:r>
+        <w:t xml:space="preserve"> </w:t>
+      </w:r>
+      <w:r>
+        <w:t xml:space="preserve">for the planned study.</w:t>
+      </w:r>
+    </w:p>
+    <w:bookmarkEnd w:id="88"/>
+    <w:bookmarkEnd w:id="89"/>
+    <w:bookmarkStart w:id="94" w:name="appendix-d-more-sensors-and-joints"/>
     <w:p>
       <w:pPr>
         <w:pStyle w:val="Heading1"/>
       </w:pPr>
       <w:r>
-        <w:t xml:space="preserve">Appendix C — Wireless (Bluetooth) links</w:t>
+        <w:t xml:space="preserve">Appendix D — More sensors and joints</w:t>
       </w:r>
     </w:p>
     <w:p>
@@ -8259,19 +8440,19 @@
         <w:pStyle w:val="FirstParagraph"/>
       </w:pPr>
       <w:r>
-        <w:t xml:space="preserve">The boards already have Bluetooth radios. Using them would remove the</w:t>
-      </w:r>
-      <w:r>
-        <w:t xml:space="preserve"> </w:t>
-      </w:r>
-      <w:r>
-        <w:t xml:space="preserve">wires, mainly for safety and ethics approval, at the cost of batteries and less</w:t>
-      </w:r>
-      <w:r>
-        <w:t xml:space="preserve"> </w:t>
-      </w:r>
-      <w:r>
-        <w:t xml:space="preserve">predictable timing. Not investigated in depth.</w:t>
+        <w:t xml:space="preserve">Measuring more than one joint (for example hip, knee and ankle, or</w:t>
+      </w:r>
+      <w:r>
+        <w:t xml:space="preserve"> </w:t>
+      </w:r>
+      <w:r>
+        <w:t xml:space="preserve">both knees) needs more boards, a way to tell them apart, and careful time</w:t>
+      </w:r>
+      <w:r>
+        <w:t xml:space="preserve"> </w:t>
+      </w:r>
+      <w:r>
+        <w:t xml:space="preserve">matching between them.</w:t>
       </w:r>
     </w:p>
     <w:p>
@@ -8292,13 +8473,13 @@
         <w:t xml:space="preserve">Idea raised; not investigated in depth.</w:t>
       </w:r>
     </w:p>
-    <w:bookmarkStart w:id="86" w:name="c.1-motivation"/>
+    <w:bookmarkStart w:id="90" w:name="d.1-motivation"/>
     <w:p>
       <w:pPr>
         <w:pStyle w:val="Heading2"/>
       </w:pPr>
       <w:r>
-        <w:t xml:space="preserve">C.1 Motivation</w:t>
+        <w:t xml:space="preserve">D.1 Motivation</w:t>
       </w:r>
     </w:p>
     <w:p>
@@ -8306,228 +8487,211 @@
         <w:pStyle w:val="FirstParagraph"/>
       </w:pPr>
       <w:r>
-        <w:t xml:space="preserve">Two connections could go wireless (Figure 2):</w:t>
-      </w:r>
-    </w:p>
-    <w:p>
-      <w:pPr>
-        <w:numPr>
-          <w:ilvl w:val="0"/>
-          <w:numId w:val="1038"/>
-        </w:numPr>
-        <w:pStyle w:val="Compact"/>
-      </w:pPr>
-      <w:r>
-        <w:rPr>
-          <w:bCs/>
-          <w:b/>
-        </w:rPr>
-        <w:t xml:space="preserve">Link A — shank board ↔ thigh board:</w:t>
-      </w:r>
-      <w:r>
-        <w:t xml:space="preserve"> </w:t>
-      </w:r>
-      <w:r>
-        <w:t xml:space="preserve">today the wire that crosses the knee.</w:t>
-      </w:r>
-    </w:p>
-    <w:p>
-      <w:pPr>
-        <w:numPr>
-          <w:ilvl w:val="0"/>
-          <w:numId w:val="1038"/>
-        </w:numPr>
-        <w:pStyle w:val="Compact"/>
-      </w:pPr>
-      <w:r>
-        <w:rPr>
-          <w:bCs/>
-          <w:b/>
-        </w:rPr>
-        <w:t xml:space="preserve">Link B — thigh board ↔ PC:</w:t>
-      </w:r>
-      <w:r>
-        <w:t xml:space="preserve"> </w:t>
-      </w:r>
-      <w:r>
-        <w:t xml:space="preserve">today the USB cable.</w:t>
-      </w:r>
-    </w:p>
-    <w:p>
-      <w:pPr>
-        <w:pStyle w:val="FirstParagraph"/>
-      </w:pPr>
-      <w:r>
-        <w:rPr>
-          <w:bCs/>
-          <w:b/>
-        </w:rPr>
-        <w:t xml:space="preserve">Main reason: safety and ethics approval.</w:t>
-      </w:r>
-      <w:r>
-        <w:t xml:space="preserve"> </w:t>
-      </w:r>
-      <w:r>
-        <w:t xml:space="preserve">Removing wires — especially one</w:t>
-      </w:r>
-      <w:r>
-        <w:t xml:space="preserve"> </w:t>
-      </w:r>
-      <w:r>
-        <w:t xml:space="preserve">across the joint or one tying the person to a PC — reduces the risk of tripping,</w:t>
-      </w:r>
-      <w:r>
-        <w:t xml:space="preserve"> </w:t>
-      </w:r>
-      <w:r>
-        <w:t xml:space="preserve">tangling and electrical hazards. It also lets people walk and stand up more</w:t>
-      </w:r>
-      <w:r>
-        <w:t xml:space="preserve"> </w:t>
-      </w:r>
-      <w:r>
-        <w:t xml:space="preserve">naturally.</w:t>
-      </w:r>
-    </w:p>
-    <w:bookmarkEnd w:id="86"/>
-    <w:bookmarkStart w:id="87" w:name="c.2-how"/>
+        <w:t xml:space="preserve">Today one pair of boards measures one knee. Studies may want a</w:t>
+      </w:r>
+      <w:r>
+        <w:t xml:space="preserve"> </w:t>
+      </w:r>
+      <w:r>
+        <w:rPr>
+          <w:bCs/>
+          <w:b/>
+        </w:rPr>
+        <w:t xml:space="preserve">chain</w:t>
+      </w:r>
+      <w:r>
+        <w:t xml:space="preserve"> </w:t>
+      </w:r>
+      <w:r>
+        <w:t xml:space="preserve">on one</w:t>
+      </w:r>
+      <w:r>
+        <w:t xml:space="preserve"> </w:t>
+      </w:r>
+      <w:r>
+        <w:t xml:space="preserve">leg (thigh + shank + foot for hip, knee and ankle),</w:t>
+      </w:r>
+      <w:r>
+        <w:t xml:space="preserve"> </w:t>
+      </w:r>
+      <w:r>
+        <w:rPr>
+          <w:bCs/>
+          <w:b/>
+        </w:rPr>
+        <w:t xml:space="preserve">both legs</w:t>
+      </w:r>
+      <w:r>
+        <w:t xml:space="preserve">, or more of the</w:t>
+      </w:r>
+      <w:r>
+        <w:t xml:space="preserve"> </w:t>
+      </w:r>
+      <w:r>
+        <w:t xml:space="preserve">lower body. Two layouts were suggested:</w:t>
+      </w:r>
+    </w:p>
+    <w:p>
+      <w:pPr>
+        <w:numPr>
+          <w:ilvl w:val="0"/>
+          <w:numId w:val="1040"/>
+        </w:numPr>
+        <w:pStyle w:val="Compact"/>
+      </w:pPr>
+      <w:r>
+        <w:rPr>
+          <w:bCs/>
+          <w:b/>
+        </w:rPr>
+        <w:t xml:space="preserve">Hub:</w:t>
+      </w:r>
+      <w:r>
+        <w:t xml:space="preserve"> </w:t>
+      </w:r>
+      <w:r>
+        <w:t xml:space="preserve">several sensor boards send to one hub board, which sends a single</w:t>
+      </w:r>
+      <w:r>
+        <w:t xml:space="preserve"> </w:t>
+      </w:r>
+      <w:r>
+        <w:t xml:space="preserve">stream to the PC.</w:t>
+      </w:r>
+    </w:p>
+    <w:p>
+      <w:pPr>
+        <w:numPr>
+          <w:ilvl w:val="0"/>
+          <w:numId w:val="1040"/>
+        </w:numPr>
+        <w:pStyle w:val="Compact"/>
+      </w:pPr>
+      <w:r>
+        <w:rPr>
+          <w:bCs/>
+          <w:b/>
+        </w:rPr>
+        <w:t xml:space="preserve">Independent pairs:</w:t>
+      </w:r>
+      <w:r>
+        <w:t xml:space="preserve"> </w:t>
+      </w:r>
+      <w:r>
+        <w:t xml:space="preserve">several of today’s two-board units, each measuring one</w:t>
+      </w:r>
+      <w:r>
+        <w:t xml:space="preserve"> </w:t>
+      </w:r>
+      <w:r>
+        <w:t xml:space="preserve">joint, combined on the PC.</w:t>
+      </w:r>
+    </w:p>
+    <w:bookmarkEnd w:id="90"/>
+    <w:bookmarkStart w:id="91" w:name="d.2-things-to-consider"/>
     <w:p>
       <w:pPr>
         <w:pStyle w:val="Heading2"/>
       </w:pPr>
       <w:r>
-        <w:t xml:space="preserve">C.2 How</w:t>
-      </w:r>
-    </w:p>
-    <w:p>
-      <w:pPr>
-        <w:numPr>
-          <w:ilvl w:val="0"/>
-          <w:numId w:val="1039"/>
-        </w:numPr>
-        <w:pStyle w:val="Compact"/>
-      </w:pPr>
-      <w:r>
-        <w:t xml:space="preserve">Bluetooth software on the boards, and a Bluetooth library (such as Python</w:t>
-      </w:r>
-      <w:r>
-        <w:t xml:space="preserve"> </w:t>
-      </w:r>
-      <w:r>
-        <w:rPr>
-          <w:rStyle w:val="VerbatimChar"/>
-        </w:rPr>
-        <w:t xml:space="preserve">bleak</w:t>
-      </w:r>
-      <w:r>
-        <w:t xml:space="preserve">) on the PC in place of the USB serial connection. Each link can be</w:t>
-      </w:r>
-      <w:r>
-        <w:t xml:space="preserve"> </w:t>
-      </w:r>
-      <w:r>
-        <w:t xml:space="preserve">replaced on its own.</w:t>
-      </w:r>
-    </w:p>
-    <w:p>
-      <w:pPr>
-        <w:numPr>
-          <w:ilvl w:val="0"/>
-          <w:numId w:val="1039"/>
-        </w:numPr>
-        <w:pStyle w:val="Compact"/>
-      </w:pPr>
-      <w:r>
-        <w:rPr>
-          <w:bCs/>
-          <w:b/>
-        </w:rPr>
-        <w:t xml:space="preserve">Link B first:</w:t>
-      </w:r>
-      <w:r>
-        <w:t xml:space="preserve"> </w:t>
-      </w:r>
-      <w:r>
-        <w:t xml:space="preserve">it removes the tie to the PC without changing the</w:t>
-      </w:r>
-      <w:r>
-        <w:t xml:space="preserve"> </w:t>
-      </w:r>
-      <w:r>
-        <w:t xml:space="preserve">board-to-board link. Link A removes the wire across the knee.</w:t>
-      </w:r>
-    </w:p>
-    <w:bookmarkEnd w:id="87"/>
-    <w:bookmarkStart w:id="88" w:name="c.3-things-to-watch"/>
-    <w:p>
-      <w:pPr>
-        <w:pStyle w:val="Heading2"/>
-      </w:pPr>
-      <w:r>
-        <w:t xml:space="preserve">C.3 Things to watch</w:t>
-      </w:r>
-    </w:p>
-    <w:p>
-      <w:pPr>
-        <w:numPr>
-          <w:ilvl w:val="0"/>
-          <w:numId w:val="1040"/>
-        </w:numPr>
-        <w:pStyle w:val="Compact"/>
-      </w:pPr>
-      <w:r>
-        <w:rPr>
-          <w:bCs/>
-          <w:b/>
-        </w:rPr>
-        <w:t xml:space="preserve">Lost data:</w:t>
-      </w:r>
-      <w:r>
-        <w:t xml:space="preserve"> </w:t>
-      </w:r>
-      <w:r>
-        <w:t xml:space="preserve">the existing gap handling (§6.3, §8) helps, but Bluetooth has</w:t>
-      </w:r>
-      <w:r>
-        <w:t xml:space="preserve"> </w:t>
-      </w:r>
-      <w:r>
-        <w:t xml:space="preserve">its own dropouts and reconnections.</w:t>
-      </w:r>
-    </w:p>
-    <w:p>
-      <w:pPr>
-        <w:numPr>
-          <w:ilvl w:val="0"/>
-          <w:numId w:val="1040"/>
-        </w:numPr>
-        <w:pStyle w:val="Compact"/>
-      </w:pPr>
-      <w:r>
-        <w:rPr>
-          <w:bCs/>
-          <w:b/>
-        </w:rPr>
-        <w:t xml:space="preserve">Timing:</w:t>
-      </w:r>
-      <w:r>
-        <w:t xml:space="preserve"> </w:t>
-      </w:r>
-      <w:r>
-        <w:t xml:space="preserve">Bluetooth delivers data in bursts (at least 7.5 ms apart) with</w:t>
-      </w:r>
-      <w:r>
-        <w:t xml:space="preserve"> </w:t>
-      </w:r>
-      <w:r>
-        <w:t xml:space="preserve">uneven delays, so each reading should carry its own time stamp from the board.</w:t>
-      </w:r>
-    </w:p>
-    <w:p>
-      <w:pPr>
-        <w:numPr>
-          <w:ilvl w:val="0"/>
-          <w:numId w:val="1040"/>
+        <w:t xml:space="preserve">D.2 Things to consider</w:t>
+      </w:r>
+    </w:p>
+    <w:p>
+      <w:pPr>
+        <w:numPr>
+          <w:ilvl w:val="0"/>
+          <w:numId w:val="1041"/>
+        </w:numPr>
+        <w:pStyle w:val="Compact"/>
+      </w:pPr>
+      <w:r>
+        <w:rPr>
+          <w:bCs/>
+          <w:b/>
+        </w:rPr>
+        <w:t xml:space="preserve">Wiring points to Bluetooth (Appendix C).</w:t>
+      </w:r>
+      <w:r>
+        <w:t xml:space="preserve"> </w:t>
+      </w:r>
+      <w:r>
+        <w:t xml:space="preserve">Each board has only one wired</w:t>
+      </w:r>
+      <w:r>
+        <w:t xml:space="preserve"> </w:t>
+      </w:r>
+      <w:r>
+        <w:t xml:space="preserve">serial link, so a wired hub cannot connect several boards; a Bluetooth hub can.</w:t>
+      </w:r>
+    </w:p>
+    <w:p>
+      <w:pPr>
+        <w:numPr>
+          <w:ilvl w:val="0"/>
+          <w:numId w:val="1041"/>
+        </w:numPr>
+        <w:pStyle w:val="Compact"/>
+      </w:pPr>
+      <w:r>
+        <w:rPr>
+          <w:bCs/>
+          <w:b/>
+        </w:rPr>
+        <w:t xml:space="preserve">Telling sensors apart:</w:t>
+      </w:r>
+      <w:r>
+        <w:t xml:space="preserve"> </w:t>
+      </w:r>
+      <w:r>
+        <w:t xml:space="preserve">each message needs a sensor ID, and the saved files</w:t>
+      </w:r>
+      <w:r>
+        <w:t xml:space="preserve"> </w:t>
+      </w:r>
+      <w:r>
+        <w:t xml:space="preserve">need a general layout for any number of segments and joints.</w:t>
+      </w:r>
+    </w:p>
+    <w:p>
+      <w:pPr>
+        <w:numPr>
+          <w:ilvl w:val="0"/>
+          <w:numId w:val="1041"/>
+        </w:numPr>
+        <w:pStyle w:val="Compact"/>
+      </w:pPr>
+      <w:r>
+        <w:rPr>
+          <w:bCs/>
+          <w:b/>
+        </w:rPr>
+        <w:t xml:space="preserve">Time matching</w:t>
+      </w:r>
+      <w:r>
+        <w:t xml:space="preserve"> </w:t>
+      </w:r>
+      <w:r>
+        <w:t xml:space="preserve">is the biggest risk: an angle between two segments needs</w:t>
+      </w:r>
+      <w:r>
+        <w:t xml:space="preserve"> </w:t>
+      </w:r>
+      <w:r>
+        <w:t xml:space="preserve">readings taken at the same moment, so all boards need time stamps from a shared</w:t>
+      </w:r>
+      <w:r>
+        <w:t xml:space="preserve"> </w:t>
+      </w:r>
+      <w:r>
+        <w:t xml:space="preserve">clock.</w:t>
+      </w:r>
+    </w:p>
+    <w:p>
+      <w:pPr>
+        <w:numPr>
+          <w:ilvl w:val="0"/>
+          <w:numId w:val="1041"/>
         </w:numPr>
         <w:pStyle w:val="Compact"/>
       </w:pPr>
@@ -8542,101 +8706,13 @@
         <w:t xml:space="preserve"> </w:t>
       </w:r>
       <w:r>
-        <w:t xml:space="preserve">50 Hz is possible but with less spare room than the wire;</w:t>
-      </w:r>
-      <w:r>
-        <w:t xml:space="preserve"> </w:t>
-      </w:r>
-      <w:r>
-        <w:t xml:space="preserve">several readings may need to be sent together, or the rate lowered.</w:t>
-      </w:r>
-    </w:p>
-    <w:p>
-      <w:pPr>
-        <w:numPr>
-          <w:ilvl w:val="0"/>
-          <w:numId w:val="1040"/>
-        </w:numPr>
-        <w:pStyle w:val="Compact"/>
-      </w:pPr>
-      <w:r>
-        <w:rPr>
-          <w:bCs/>
-          <w:b/>
-        </w:rPr>
-        <w:t xml:space="preserve">Simpler messages:</w:t>
-      </w:r>
-      <w:r>
-        <w:t xml:space="preserve"> </w:t>
-      </w:r>
-      <w:r>
-        <w:t xml:space="preserve">Bluetooth already separates messages, so the start-marker</w:t>
-      </w:r>
-      <w:r>
-        <w:t xml:space="preserve"> </w:t>
-      </w:r>
-      <w:r>
-        <w:t xml:space="preserve">logic (§6.2) is not needed; the checksum is still worth keeping.</w:t>
-      </w:r>
-    </w:p>
-    <w:p>
-      <w:pPr>
-        <w:numPr>
-          <w:ilvl w:val="0"/>
-          <w:numId w:val="1040"/>
-        </w:numPr>
-        <w:pStyle w:val="Compact"/>
-      </w:pPr>
-      <w:r>
-        <w:rPr>
-          <w:bCs/>
-          <w:b/>
-        </w:rPr>
-        <w:t xml:space="preserve">Power:</w:t>
-      </w:r>
-      <w:r>
-        <w:t xml:space="preserve"> </w:t>
-      </w:r>
-      <w:r>
-        <w:t xml:space="preserve">wireless means a battery on each board (which would also disturb a</w:t>
-      </w:r>
-      <w:r>
-        <w:t xml:space="preserve"> </w:t>
-      </w:r>
-      <w:r>
-        <w:t xml:space="preserve">magnetometer if one were ever used).</w:t>
-      </w:r>
-    </w:p>
-    <w:p>
-      <w:pPr>
-        <w:numPr>
-          <w:ilvl w:val="0"/>
-          <w:numId w:val="1040"/>
-        </w:numPr>
-        <w:pStyle w:val="Compact"/>
-      </w:pPr>
-      <w:r>
-        <w:rPr>
-          <w:bCs/>
-          <w:b/>
-        </w:rPr>
-        <w:t xml:space="preserve">Interference</w:t>
-      </w:r>
-      <w:r>
-        <w:t xml:space="preserve"> </w:t>
-      </w:r>
-      <w:r>
-        <w:t xml:space="preserve">from other 2.4 GHz devices, and reliable reconnection.</w:t>
-      </w:r>
-    </w:p>
-    <w:bookmarkEnd w:id="88"/>
-    <w:bookmarkStart w:id="89" w:name="c.4-next-steps"/>
-    <w:p>
-      <w:pPr>
-        <w:pStyle w:val="Heading2"/>
-      </w:pPr>
-      <w:r>
-        <w:t xml:space="preserve">C.4 Next steps</w:t>
+        <w:t xml:space="preserve">many sensors at 50 Hz share one link, which may limit the rate or</w:t>
+      </w:r>
+      <w:r>
+        <w:t xml:space="preserve"> </w:t>
+      </w:r>
+      <w:r>
+        <w:t xml:space="preserve">the number of sensors.</w:t>
       </w:r>
     </w:p>
     <w:p>
@@ -8648,354 +8724,27 @@
         <w:pStyle w:val="Compact"/>
       </w:pPr>
       <w:r>
-        <w:t xml:space="preserve">Build one link at a time, starting with Link B. Measure the rate, lost data and</w:t>
-      </w:r>
-      <w:r>
-        <w:t xml:space="preserve"> </w:t>
-      </w:r>
-      <w:r>
-        <w:t xml:space="preserve">timing against the wired version, and compare the angle traces.</w:t>
-      </w:r>
-    </w:p>
-    <w:p>
-      <w:pPr>
-        <w:numPr>
-          <w:ilvl w:val="0"/>
-          <w:numId w:val="1041"/>
-        </w:numPr>
-        <w:pStyle w:val="Compact"/>
-      </w:pPr>
-      <w:r>
-        <w:t xml:space="preserve">Decide for each link whether the safety benefit is worth the extra variability</w:t>
-      </w:r>
-      <w:r>
-        <w:t xml:space="preserve"> </w:t>
-      </w:r>
-      <w:r>
-        <w:t xml:space="preserve">for the planned study.</w:t>
-      </w:r>
-    </w:p>
-    <w:bookmarkEnd w:id="89"/>
-    <w:bookmarkEnd w:id="90"/>
-    <w:bookmarkStart w:id="95" w:name="appendix-d-more-sensors-and-joints"/>
-    <w:p>
-      <w:pPr>
-        <w:pStyle w:val="Heading1"/>
-      </w:pPr>
-      <w:r>
-        <w:t xml:space="preserve">Appendix D — More sensors and joints</w:t>
-      </w:r>
-    </w:p>
-    <w:p>
-      <w:pPr>
-        <w:pStyle w:val="FirstParagraph"/>
-      </w:pPr>
-      <w:r>
-        <w:t xml:space="preserve">Measuring more than one joint (for example hip, knee and ankle, or</w:t>
-      </w:r>
-      <w:r>
-        <w:t xml:space="preserve"> </w:t>
-      </w:r>
-      <w:r>
-        <w:t xml:space="preserve">both knees) needs more boards, a way to tell them apart, and careful time</w:t>
-      </w:r>
-      <w:r>
-        <w:t xml:space="preserve"> </w:t>
-      </w:r>
-      <w:r>
-        <w:t xml:space="preserve">matching between them. Not investigated in depth.</w:t>
-      </w:r>
-    </w:p>
-    <w:p>
-      <w:pPr>
-        <w:pStyle w:val="BodyText"/>
-      </w:pPr>
-      <w:r>
-        <w:rPr>
-          <w:bCs/>
-          <w:b/>
-        </w:rPr>
-        <w:t xml:space="preserve">Status:</w:t>
-      </w:r>
-      <w:r>
-        <w:t xml:space="preserve"> </w:t>
-      </w:r>
-      <w:r>
-        <w:t xml:space="preserve">Idea raised; not investigated in depth.</w:t>
-      </w:r>
-    </w:p>
-    <w:bookmarkStart w:id="91" w:name="d.1-motivation"/>
-    <w:p>
-      <w:pPr>
-        <w:pStyle w:val="Heading2"/>
-      </w:pPr>
-      <w:r>
-        <w:t xml:space="preserve">D.1 Motivation</w:t>
-      </w:r>
-    </w:p>
-    <w:p>
-      <w:pPr>
-        <w:pStyle w:val="FirstParagraph"/>
-      </w:pPr>
-      <w:r>
-        <w:t xml:space="preserve">Today one pair of boards measures one knee. Studies may want a</w:t>
-      </w:r>
-      <w:r>
-        <w:t xml:space="preserve"> </w:t>
-      </w:r>
-      <w:r>
-        <w:rPr>
-          <w:bCs/>
-          <w:b/>
-        </w:rPr>
-        <w:t xml:space="preserve">chain</w:t>
-      </w:r>
-      <w:r>
-        <w:t xml:space="preserve"> </w:t>
-      </w:r>
-      <w:r>
-        <w:t xml:space="preserve">on one</w:t>
-      </w:r>
-      <w:r>
-        <w:t xml:space="preserve"> </w:t>
-      </w:r>
-      <w:r>
-        <w:t xml:space="preserve">leg (thigh + shank + foot for hip, knee and ankle),</w:t>
-      </w:r>
-      <w:r>
-        <w:t xml:space="preserve"> </w:t>
-      </w:r>
-      <w:r>
-        <w:rPr>
-          <w:bCs/>
-          <w:b/>
-        </w:rPr>
-        <w:t xml:space="preserve">both legs</w:t>
-      </w:r>
-      <w:r>
-        <w:t xml:space="preserve">, or more of the</w:t>
-      </w:r>
-      <w:r>
-        <w:t xml:space="preserve"> </w:t>
-      </w:r>
-      <w:r>
-        <w:t xml:space="preserve">lower body. Two layouts were suggested:</w:t>
-      </w:r>
-    </w:p>
-    <w:p>
-      <w:pPr>
-        <w:numPr>
-          <w:ilvl w:val="0"/>
-          <w:numId w:val="1042"/>
-        </w:numPr>
-        <w:pStyle w:val="Compact"/>
-      </w:pPr>
-      <w:r>
-        <w:rPr>
-          <w:bCs/>
-          <w:b/>
-        </w:rPr>
-        <w:t xml:space="preserve">Hub:</w:t>
-      </w:r>
-      <w:r>
-        <w:t xml:space="preserve"> </w:t>
-      </w:r>
-      <w:r>
-        <w:t xml:space="preserve">several sensor boards send to one hub board, which sends a single</w:t>
-      </w:r>
-      <w:r>
-        <w:t xml:space="preserve"> </w:t>
-      </w:r>
-      <w:r>
-        <w:t xml:space="preserve">stream to the PC.</w:t>
-      </w:r>
-    </w:p>
-    <w:p>
-      <w:pPr>
-        <w:numPr>
-          <w:ilvl w:val="0"/>
-          <w:numId w:val="1042"/>
-        </w:numPr>
-        <w:pStyle w:val="Compact"/>
-      </w:pPr>
-      <w:r>
-        <w:rPr>
-          <w:bCs/>
-          <w:b/>
-        </w:rPr>
-        <w:t xml:space="preserve">Independent pairs:</w:t>
-      </w:r>
-      <w:r>
-        <w:t xml:space="preserve"> </w:t>
-      </w:r>
-      <w:r>
-        <w:t xml:space="preserve">several of today’s two-board units, each measuring one</w:t>
-      </w:r>
-      <w:r>
-        <w:t xml:space="preserve"> </w:t>
-      </w:r>
-      <w:r>
-        <w:t xml:space="preserve">joint, combined on the PC.</w:t>
+        <w:rPr>
+          <w:bCs/>
+          <w:b/>
+        </w:rPr>
+        <w:t xml:space="preserve">Calibration</w:t>
+      </w:r>
+      <w:r>
+        <w:t xml:space="preserve"> </w:t>
+      </w:r>
+      <w:r>
+        <w:t xml:space="preserve">gets longer with each segment, so the routine and the GUI must</w:t>
+      </w:r>
+      <w:r>
+        <w:t xml:space="preserve"> </w:t>
+      </w:r>
+      <w:r>
+        <w:t xml:space="preserve">scale with it.</w:t>
       </w:r>
     </w:p>
     <w:bookmarkEnd w:id="91"/>
-    <w:bookmarkStart w:id="92" w:name="d.2-things-to-consider"/>
-    <w:p>
-      <w:pPr>
-        <w:pStyle w:val="Heading2"/>
-      </w:pPr>
-      <w:r>
-        <w:t xml:space="preserve">D.2 Things to consider</w:t>
-      </w:r>
-    </w:p>
-    <w:p>
-      <w:pPr>
-        <w:numPr>
-          <w:ilvl w:val="0"/>
-          <w:numId w:val="1043"/>
-        </w:numPr>
-        <w:pStyle w:val="Compact"/>
-      </w:pPr>
-      <w:r>
-        <w:rPr>
-          <w:bCs/>
-          <w:b/>
-        </w:rPr>
-        <w:t xml:space="preserve">Wiring points to Bluetooth (Appendix C).</w:t>
-      </w:r>
-      <w:r>
-        <w:t xml:space="preserve"> </w:t>
-      </w:r>
-      <w:r>
-        <w:t xml:space="preserve">Each board has only one wired</w:t>
-      </w:r>
-      <w:r>
-        <w:t xml:space="preserve"> </w:t>
-      </w:r>
-      <w:r>
-        <w:t xml:space="preserve">serial link, so a wired hub cannot connect several boards; a Bluetooth hub can.</w:t>
-      </w:r>
-    </w:p>
-    <w:p>
-      <w:pPr>
-        <w:numPr>
-          <w:ilvl w:val="0"/>
-          <w:numId w:val="1043"/>
-        </w:numPr>
-        <w:pStyle w:val="Compact"/>
-      </w:pPr>
-      <w:r>
-        <w:rPr>
-          <w:bCs/>
-          <w:b/>
-        </w:rPr>
-        <w:t xml:space="preserve">Telling sensors apart:</w:t>
-      </w:r>
-      <w:r>
-        <w:t xml:space="preserve"> </w:t>
-      </w:r>
-      <w:r>
-        <w:t xml:space="preserve">each message needs a sensor ID, and the saved files</w:t>
-      </w:r>
-      <w:r>
-        <w:t xml:space="preserve"> </w:t>
-      </w:r>
-      <w:r>
-        <w:t xml:space="preserve">need a general layout for any number of segments and joints.</w:t>
-      </w:r>
-    </w:p>
-    <w:p>
-      <w:pPr>
-        <w:numPr>
-          <w:ilvl w:val="0"/>
-          <w:numId w:val="1043"/>
-        </w:numPr>
-        <w:pStyle w:val="Compact"/>
-      </w:pPr>
-      <w:r>
-        <w:rPr>
-          <w:bCs/>
-          <w:b/>
-        </w:rPr>
-        <w:t xml:space="preserve">Time matching</w:t>
-      </w:r>
-      <w:r>
-        <w:t xml:space="preserve"> </w:t>
-      </w:r>
-      <w:r>
-        <w:t xml:space="preserve">is the biggest risk: an angle between two segments needs</w:t>
-      </w:r>
-      <w:r>
-        <w:t xml:space="preserve"> </w:t>
-      </w:r>
-      <w:r>
-        <w:t xml:space="preserve">readings taken at the same moment, so all boards need time stamps from a shared</w:t>
-      </w:r>
-      <w:r>
-        <w:t xml:space="preserve"> </w:t>
-      </w:r>
-      <w:r>
-        <w:t xml:space="preserve">clock.</w:t>
-      </w:r>
-    </w:p>
-    <w:p>
-      <w:pPr>
-        <w:numPr>
-          <w:ilvl w:val="0"/>
-          <w:numId w:val="1043"/>
-        </w:numPr>
-        <w:pStyle w:val="Compact"/>
-      </w:pPr>
-      <w:r>
-        <w:rPr>
-          <w:bCs/>
-          <w:b/>
-        </w:rPr>
-        <w:t xml:space="preserve">Capacity:</w:t>
-      </w:r>
-      <w:r>
-        <w:t xml:space="preserve"> </w:t>
-      </w:r>
-      <w:r>
-        <w:t xml:space="preserve">many sensors at 50 Hz share one link, which may limit the rate or</w:t>
-      </w:r>
-      <w:r>
-        <w:t xml:space="preserve"> </w:t>
-      </w:r>
-      <w:r>
-        <w:t xml:space="preserve">the number of sensors.</w:t>
-      </w:r>
-    </w:p>
-    <w:p>
-      <w:pPr>
-        <w:numPr>
-          <w:ilvl w:val="0"/>
-          <w:numId w:val="1043"/>
-        </w:numPr>
-        <w:pStyle w:val="Compact"/>
-      </w:pPr>
-      <w:r>
-        <w:rPr>
-          <w:bCs/>
-          <w:b/>
-        </w:rPr>
-        <w:t xml:space="preserve">Calibration</w:t>
-      </w:r>
-      <w:r>
-        <w:t xml:space="preserve"> </w:t>
-      </w:r>
-      <w:r>
-        <w:t xml:space="preserve">gets longer with each segment, so the routine and the GUI must</w:t>
-      </w:r>
-      <w:r>
-        <w:t xml:space="preserve"> </w:t>
-      </w:r>
-      <w:r>
-        <w:t xml:space="preserve">scale with it.</w:t>
-      </w:r>
-    </w:p>
-    <w:bookmarkEnd w:id="92"/>
-    <w:bookmarkStart w:id="93" w:name="d.3-layout-trade-off"/>
+    <w:bookmarkStart w:id="92" w:name="d.3-layout-trade-off"/>
     <w:p>
       <w:pPr>
         <w:pStyle w:val="Heading2"/>
@@ -9178,72 +8927,72 @@
         </w:tc>
       </w:tr>
     </w:tbl>
+    <w:bookmarkEnd w:id="92"/>
+    <w:bookmarkStart w:id="93" w:name="d.4-next-steps"/>
+    <w:p>
+      <w:pPr>
+        <w:pStyle w:val="Heading2"/>
+      </w:pPr>
+      <w:r>
+        <w:t xml:space="preserve">D.4 Next steps</w:t>
+      </w:r>
+    </w:p>
+    <w:p>
+      <w:pPr>
+        <w:numPr>
+          <w:ilvl w:val="0"/>
+          <w:numId w:val="1042"/>
+        </w:numPr>
+        <w:pStyle w:val="Compact"/>
+      </w:pPr>
+      <w:r>
+        <w:t xml:space="preserve">Define a message with a sensor ID and a general data layout (any number of</w:t>
+      </w:r>
+      <w:r>
+        <w:t xml:space="preserve"> </w:t>
+      </w:r>
+      <w:r>
+        <w:t xml:space="preserve">segments and joints) before choosing a layout.</w:t>
+      </w:r>
+    </w:p>
+    <w:p>
+      <w:pPr>
+        <w:numPr>
+          <w:ilvl w:val="0"/>
+          <w:numId w:val="1042"/>
+        </w:numPr>
+        <w:pStyle w:val="Compact"/>
+      </w:pPr>
+      <w:r>
+        <w:t xml:space="preserve">Build time matching across boards and measure how closely it aligns, against</w:t>
+      </w:r>
+      <w:r>
+        <w:t xml:space="preserve"> </w:t>
+      </w:r>
+      <w:r>
+        <w:t xml:space="preserve">the accuracy the study needs.</w:t>
+      </w:r>
+    </w:p>
+    <w:p>
+      <w:pPr>
+        <w:numPr>
+          <w:ilvl w:val="0"/>
+          <w:numId w:val="1042"/>
+        </w:numPr>
+        <w:pStyle w:val="Compact"/>
+      </w:pPr>
+      <w:r>
+        <w:t xml:space="preserve">Choose by study size: a Bluetooth hub for a compact multi-segment setup;</w:t>
+      </w:r>
+      <w:r>
+        <w:t xml:space="preserve"> </w:t>
+      </w:r>
+      <w:r>
+        <w:t xml:space="preserve">independent pairs when modularity matters more.</w:t>
+      </w:r>
+    </w:p>
     <w:bookmarkEnd w:id="93"/>
-    <w:bookmarkStart w:id="94" w:name="d.4-next-steps"/>
-    <w:p>
-      <w:pPr>
-        <w:pStyle w:val="Heading2"/>
-      </w:pPr>
-      <w:r>
-        <w:t xml:space="preserve">D.4 Next steps</w:t>
-      </w:r>
-    </w:p>
-    <w:p>
-      <w:pPr>
-        <w:numPr>
-          <w:ilvl w:val="0"/>
-          <w:numId w:val="1044"/>
-        </w:numPr>
-        <w:pStyle w:val="Compact"/>
-      </w:pPr>
-      <w:r>
-        <w:t xml:space="preserve">Define a message with a sensor ID and a general data layout (any number of</w:t>
-      </w:r>
-      <w:r>
-        <w:t xml:space="preserve"> </w:t>
-      </w:r>
-      <w:r>
-        <w:t xml:space="preserve">segments and joints) before choosing a layout.</w:t>
-      </w:r>
-    </w:p>
-    <w:p>
-      <w:pPr>
-        <w:numPr>
-          <w:ilvl w:val="0"/>
-          <w:numId w:val="1044"/>
-        </w:numPr>
-        <w:pStyle w:val="Compact"/>
-      </w:pPr>
-      <w:r>
-        <w:t xml:space="preserve">Build time matching across boards and measure how closely it aligns, against</w:t>
-      </w:r>
-      <w:r>
-        <w:t xml:space="preserve"> </w:t>
-      </w:r>
-      <w:r>
-        <w:t xml:space="preserve">the accuracy the study needs.</w:t>
-      </w:r>
-    </w:p>
-    <w:p>
-      <w:pPr>
-        <w:numPr>
-          <w:ilvl w:val="0"/>
-          <w:numId w:val="1044"/>
-        </w:numPr>
-        <w:pStyle w:val="Compact"/>
-      </w:pPr>
-      <w:r>
-        <w:t xml:space="preserve">Choose by study size: a Bluetooth hub for a compact multi-segment setup;</w:t>
-      </w:r>
-      <w:r>
-        <w:t xml:space="preserve"> </w:t>
-      </w:r>
-      <w:r>
-        <w:t xml:space="preserve">independent pairs when modularity matters more.</w:t>
-      </w:r>
-    </w:p>
     <w:bookmarkEnd w:id="94"/>
-    <w:bookmarkEnd w:id="95"/>
     <w:sectPr>
       <w:pgSz w:h="15840" w:w="12240"/>
       <w:pgMar w:bottom="1080" w:left="1080" w:right="1080" w:top="1080"/>
@@ -9524,7 +9273,34 @@
     <w:abstractNumId w:val="991"/>
   </w:num>
   <w:num w:numId="1003">
-    <w:abstractNumId w:val="991"/>
+    <w:abstractNumId w:val="99411"/>
+    <w:lvlOverride w:ilvl="0">
+      <w:startOverride w:val="1"/>
+    </w:lvlOverride>
+    <w:lvlOverride w:ilvl="1">
+      <w:startOverride w:val="1"/>
+    </w:lvlOverride>
+    <w:lvlOverride w:ilvl="2">
+      <w:startOverride w:val="1"/>
+    </w:lvlOverride>
+    <w:lvlOverride w:ilvl="3">
+      <w:startOverride w:val="1"/>
+    </w:lvlOverride>
+    <w:lvlOverride w:ilvl="4">
+      <w:startOverride w:val="1"/>
+    </w:lvlOverride>
+    <w:lvlOverride w:ilvl="5">
+      <w:startOverride w:val="1"/>
+    </w:lvlOverride>
+    <w:lvlOverride w:ilvl="6">
+      <w:startOverride w:val="1"/>
+    </w:lvlOverride>
+    <w:lvlOverride w:ilvl="7">
+      <w:startOverride w:val="1"/>
+    </w:lvlOverride>
+    <w:lvlOverride w:ilvl="8">
+      <w:startOverride w:val="1"/>
+    </w:lvlOverride>
   </w:num>
   <w:num w:numId="1004">
     <w:abstractNumId w:val="99411"/>
@@ -9557,6 +9333,15 @@
     </w:lvlOverride>
   </w:num>
   <w:num w:numId="1005">
+    <w:abstractNumId w:val="991"/>
+  </w:num>
+  <w:num w:numId="1006">
+    <w:abstractNumId w:val="991"/>
+  </w:num>
+  <w:num w:numId="1007">
+    <w:abstractNumId w:val="991"/>
+  </w:num>
+  <w:num w:numId="1008">
     <w:abstractNumId w:val="99411"/>
     <w:lvlOverride w:ilvl="0">
       <w:startOverride w:val="1"/>
@@ -9586,16 +9371,25 @@
       <w:startOverride w:val="1"/>
     </w:lvlOverride>
   </w:num>
-  <w:num w:numId="1006">
+  <w:num w:numId="1009">
     <w:abstractNumId w:val="991"/>
   </w:num>
-  <w:num w:numId="1007">
+  <w:num w:numId="1010">
     <w:abstractNumId w:val="991"/>
   </w:num>
-  <w:num w:numId="1008">
+  <w:num w:numId="1011">
     <w:abstractNumId w:val="991"/>
   </w:num>
-  <w:num w:numId="1009">
+  <w:num w:numId="1012">
+    <w:abstractNumId w:val="991"/>
+  </w:num>
+  <w:num w:numId="1013">
+    <w:abstractNumId w:val="991"/>
+  </w:num>
+  <w:num w:numId="1014">
+    <w:abstractNumId w:val="991"/>
+  </w:num>
+  <w:num w:numId="1015">
     <w:abstractNumId w:val="99411"/>
     <w:lvlOverride w:ilvl="0">
       <w:startOverride w:val="1"/>
@@ -9625,53 +9419,8 @@
       <w:startOverride w:val="1"/>
     </w:lvlOverride>
   </w:num>
-  <w:num w:numId="1010">
+  <w:num w:numId="1016">
     <w:abstractNumId w:val="991"/>
-  </w:num>
-  <w:num w:numId="1011">
-    <w:abstractNumId w:val="991"/>
-  </w:num>
-  <w:num w:numId="1012">
-    <w:abstractNumId w:val="991"/>
-  </w:num>
-  <w:num w:numId="1013">
-    <w:abstractNumId w:val="991"/>
-  </w:num>
-  <w:num w:numId="1014">
-    <w:abstractNumId w:val="991"/>
-  </w:num>
-  <w:num w:numId="1015">
-    <w:abstractNumId w:val="991"/>
-  </w:num>
-  <w:num w:numId="1016">
-    <w:abstractNumId w:val="99411"/>
-    <w:lvlOverride w:ilvl="0">
-      <w:startOverride w:val="1"/>
-    </w:lvlOverride>
-    <w:lvlOverride w:ilvl="1">
-      <w:startOverride w:val="1"/>
-    </w:lvlOverride>
-    <w:lvlOverride w:ilvl="2">
-      <w:startOverride w:val="1"/>
-    </w:lvlOverride>
-    <w:lvlOverride w:ilvl="3">
-      <w:startOverride w:val="1"/>
-    </w:lvlOverride>
-    <w:lvlOverride w:ilvl="4">
-      <w:startOverride w:val="1"/>
-    </w:lvlOverride>
-    <w:lvlOverride w:ilvl="5">
-      <w:startOverride w:val="1"/>
-    </w:lvlOverride>
-    <w:lvlOverride w:ilvl="6">
-      <w:startOverride w:val="1"/>
-    </w:lvlOverride>
-    <w:lvlOverride w:ilvl="7">
-      <w:startOverride w:val="1"/>
-    </w:lvlOverride>
-    <w:lvlOverride w:ilvl="8">
-      <w:startOverride w:val="1"/>
-    </w:lvlOverride>
   </w:num>
   <w:num w:numId="1017">
     <w:abstractNumId w:val="991"/>
@@ -9707,12 +9456,6 @@
     <w:abstractNumId w:val="991"/>
   </w:num>
   <w:num w:numId="1028">
-    <w:abstractNumId w:val="991"/>
-  </w:num>
-  <w:num w:numId="1029">
-    <w:abstractNumId w:val="991"/>
-  </w:num>
-  <w:num w:numId="1030">
     <w:abstractNumId w:val="99411"/>
     <w:lvlOverride w:ilvl="0">
       <w:startOverride w:val="1"/>
@@ -9742,16 +9485,16 @@
       <w:startOverride w:val="1"/>
     </w:lvlOverride>
   </w:num>
+  <w:num w:numId="1029">
+    <w:abstractNumId w:val="991"/>
+  </w:num>
+  <w:num w:numId="1030">
+    <w:abstractNumId w:val="991"/>
+  </w:num>
   <w:num w:numId="1031">
     <w:abstractNumId w:val="991"/>
   </w:num>
   <w:num w:numId="1032">
-    <w:abstractNumId w:val="991"/>
-  </w:num>
-  <w:num w:numId="1033">
-    <w:abstractNumId w:val="991"/>
-  </w:num>
-  <w:num w:numId="1034">
     <w:abstractNumId w:val="99411"/>
     <w:lvlOverride w:ilvl="0">
       <w:startOverride w:val="1"/>
@@ -9781,6 +9524,12 @@
       <w:startOverride w:val="1"/>
     </w:lvlOverride>
   </w:num>
+  <w:num w:numId="1033">
+    <w:abstractNumId w:val="991"/>
+  </w:num>
+  <w:num w:numId="1034">
+    <w:abstractNumId w:val="991"/>
+  </w:num>
   <w:num w:numId="1035">
     <w:abstractNumId w:val="991"/>
   </w:num>
@@ -9803,12 +9552,6 @@
     <w:abstractNumId w:val="991"/>
   </w:num>
   <w:num w:numId="1042">
-    <w:abstractNumId w:val="991"/>
-  </w:num>
-  <w:num w:numId="1043">
-    <w:abstractNumId w:val="991"/>
-  </w:num>
-  <w:num w:numId="1044">
     <w:abstractNumId w:val="991"/>
   </w:num>
 </w:numbering>

--- a/docs/Project_Handover.docx
+++ b/docs/Project_Handover.docx
@@ -123,10 +123,10 @@
           <w:iCs/>
           <w:i/>
         </w:rPr>
-        <w:t xml:space="preserve">Drafted in October 2026, prepared by Jamie Kim</w:t>
-      </w:r>
-    </w:p>
-    <w:bookmarkStart w:id="21" w:name="about-this-document"/>
+        <w:t xml:space="preserve">Version 1.0 — October 2026. Prepared by Jamie Kim.</w:t>
+      </w:r>
+    </w:p>
+    <w:bookmarkStart w:id="20" w:name="about-this-document"/>
     <w:p>
       <w:pPr>
         <w:pStyle w:val="Heading1"/>
@@ -174,7 +174,7 @@
         <w:t xml:space="preserve"> </w:t>
       </w:r>
       <w:r>
-        <w:t xml:space="preserve">issues, and what to do next. Read this first.</w:t>
+        <w:t xml:space="preserve">issues, what to do next, and who to contact. Read this first.</w:t>
       </w:r>
     </w:p>
     <w:p>
@@ -266,16 +266,25 @@
         <w:pStyle w:val="FirstParagraph"/>
       </w:pPr>
       <w:r>
-        <w:t xml:space="preserve">Companion documents (the SOP, the README and the test report) are listed in §1.4.</w:t>
-      </w:r>
-    </w:p>
-    <w:bookmarkStart w:id="20" w:name="key-terms"/>
-    <w:p>
-      <w:pPr>
-        <w:pStyle w:val="Heading2"/>
-      </w:pPr>
-      <w:r>
-        <w:t xml:space="preserve">Key terms</w:t>
+        <w:t xml:space="preserve">Companion documents (the SOP, the README and the test report) are listed in</w:t>
+      </w:r>
+      <w:r>
+        <w:t xml:space="preserve"> </w:t>
+      </w:r>
+      <w:r>
+        <w:t xml:space="preserve">§1.4, and technical terms are explained under Key terms, after §1.</w:t>
+      </w:r>
+    </w:p>
+    <w:p>
+      <w:pPr>
+        <w:pStyle w:val="BodyText"/>
+      </w:pPr>
+      <w:r>
+        <w:rPr>
+          <w:bCs/>
+          <w:b/>
+        </w:rPr>
+        <w:t xml:space="preserve">Where to start</w:t>
       </w:r>
     </w:p>
     <w:tbl>
@@ -315,7 +324,7 @@
                 <w:b/>
                 <w:sz w:val="19"/>
               </w:rPr>
-              <w:t xml:space="preserve">Term</w:t>
+              <w:t xml:space="preserve">If you want to…</w:t>
             </w:r>
           </w:p>
         </w:tc>
@@ -333,7 +342,7 @@
                 <w:b/>
                 <w:sz w:val="19"/>
               </w:rPr>
-              <w:t xml:space="preserve">Meaning</w:t>
+              <w:t xml:space="preserve">Start with</w:t>
             </w:r>
           </w:p>
         </w:tc>
@@ -350,22 +359,35 @@
               <w:rPr>
                 <w:sz w:val="19"/>
               </w:rPr>
-              <w:t xml:space="preserve">IMU (inertial measurement unit)</w:t>
-            </w:r>
-          </w:p>
-        </w:tc>
-        <w:tc>
-          <w:tcPr/>
-          <w:p>
-            <w:pPr>
-              <w:pStyle w:val="Compact"/>
-              <w:jc w:val="left"/>
-            </w:pPr>
-            <w:r>
-              <w:rPr>
-                <w:sz w:val="19"/>
-              </w:rPr>
-              <w:t xml:space="preserve">A small motion-sensor chip. The one used here (BMI270) contains an accelerometer and a gyroscope.</w:t>
+              <w:t xml:space="preserve">Run a data-collection session</w:t>
+            </w:r>
+          </w:p>
+        </w:tc>
+        <w:tc>
+          <w:tcPr/>
+          <w:p>
+            <w:pPr>
+              <w:pStyle w:val="Compact"/>
+              <w:jc w:val="left"/>
+            </w:pPr>
+            <w:r>
+              <w:rPr>
+                <w:sz w:val="19"/>
+              </w:rPr>
+              <w:t xml:space="preserve">The SOP (</w:t>
+            </w:r>
+            <w:r>
+              <w:rPr>
+                <w:rStyle w:val="VerbatimChar"/>
+                <w:sz w:val="19"/>
+              </w:rPr>
+              <w:t xml:space="preserve">docs/SOP_Build_and_Use.docx</w:t>
+            </w:r>
+            <w:r>
+              <w:rPr>
+                <w:sz w:val="19"/>
+              </w:rPr>
+              <w:t xml:space="preserve">)</w:t>
             </w:r>
           </w:p>
         </w:tc>
@@ -382,22 +404,29 @@
               <w:rPr>
                 <w:sz w:val="19"/>
               </w:rPr>
-              <w:t xml:space="preserve">Accelerometer</w:t>
-            </w:r>
-          </w:p>
-        </w:tc>
-        <w:tc>
-          <w:tcPr/>
-          <w:p>
-            <w:pPr>
-              <w:pStyle w:val="Compact"/>
-              <w:jc w:val="left"/>
-            </w:pPr>
-            <w:r>
-              <w:rPr>
-                <w:sz w:val="19"/>
-              </w:rPr>
-              <w:t xml:space="preserve">Measures acceleration, including gravity. When the board is still, it shows which way is down.</w:t>
+              <w:t xml:space="preserve">Change the GUI or the firmware</w:t>
+            </w:r>
+          </w:p>
+        </w:tc>
+        <w:tc>
+          <w:tcPr/>
+          <w:p>
+            <w:pPr>
+              <w:pStyle w:val="Compact"/>
+              <w:jc w:val="left"/>
+            </w:pPr>
+            <w:r>
+              <w:rPr>
+                <w:rStyle w:val="VerbatimChar"/>
+                <w:sz w:val="19"/>
+              </w:rPr>
+              <w:t xml:space="preserve">README.md</w:t>
+            </w:r>
+            <w:r>
+              <w:rPr>
+                <w:sz w:val="19"/>
+              </w:rPr>
+              <w:t xml:space="preserve">, then §4–§6 of this document</w:t>
             </w:r>
           </w:p>
         </w:tc>
@@ -414,46 +443,22 @@
               <w:rPr>
                 <w:sz w:val="19"/>
               </w:rPr>
-              <w:t xml:space="preserve">Gyroscope (</w:t>
-            </w:r>
-            <w:r>
-              <w:rPr>
-                <w:sz w:val="19"/>
-              </w:rPr>
-              <w:t xml:space="preserve">“</w:t>
-            </w:r>
-            <w:r>
-              <w:rPr>
-                <w:sz w:val="19"/>
-              </w:rPr>
-              <w:t xml:space="preserve">gyro</w:t>
-            </w:r>
-            <w:r>
-              <w:rPr>
-                <w:sz w:val="19"/>
-              </w:rPr>
-              <w:t xml:space="preserve">”</w:t>
-            </w:r>
-            <w:r>
-              <w:rPr>
-                <w:sz w:val="19"/>
-              </w:rPr>
-              <w:t xml:space="preserve">)</w:t>
-            </w:r>
-          </w:p>
-        </w:tc>
-        <w:tc>
-          <w:tcPr/>
-          <w:p>
-            <w:pPr>
-              <w:pStyle w:val="Compact"/>
-              <w:jc w:val="left"/>
-            </w:pPr>
-            <w:r>
-              <w:rPr>
-                <w:sz w:val="19"/>
-              </w:rPr>
-              <w:t xml:space="preserve">Measures how fast the board is rotating. Good for quick movements, but small errors add up over time.</w:t>
+              <w:t xml:space="preserve">Plan the next stage of research</w:t>
+            </w:r>
+          </w:p>
+        </w:tc>
+        <w:tc>
+          <w:tcPr/>
+          <w:p>
+            <w:pPr>
+              <w:pStyle w:val="Compact"/>
+              <w:jc w:val="left"/>
+            </w:pPr>
+            <w:r>
+              <w:rPr>
+                <w:sz w:val="19"/>
+              </w:rPr>
+              <w:t xml:space="preserve">§1.3, §9, §10 and Appendices A–D</w:t>
             </w:r>
           </w:p>
         </w:tc>
@@ -470,484 +475,29 @@
               <w:rPr>
                 <w:sz w:val="19"/>
               </w:rPr>
-              <w:t xml:space="preserve">Magnetometer</w:t>
-            </w:r>
-          </w:p>
-        </w:tc>
-        <w:tc>
-          <w:tcPr/>
-          <w:p>
-            <w:pPr>
-              <w:pStyle w:val="Compact"/>
-              <w:jc w:val="left"/>
-            </w:pPr>
-            <w:r>
-              <w:rPr>
-                <w:sz w:val="19"/>
-              </w:rPr>
-              <w:t xml:space="preserve">Measures the magnetic field, like a compass. Present on the board (BMM150) but not used.</w:t>
-            </w:r>
-          </w:p>
-        </w:tc>
-      </w:tr>
-      <w:tr>
-        <w:tc>
-          <w:tcPr/>
-          <w:p>
-            <w:pPr>
-              <w:pStyle w:val="Compact"/>
-              <w:jc w:val="left"/>
-            </w:pPr>
-            <w:r>
-              <w:rPr>
-                <w:sz w:val="19"/>
-              </w:rPr>
-              <w:t xml:space="preserve">Orientation</w:t>
-            </w:r>
-          </w:p>
-        </w:tc>
-        <w:tc>
-          <w:tcPr/>
-          <w:p>
-            <w:pPr>
-              <w:pStyle w:val="Compact"/>
-              <w:jc w:val="left"/>
-            </w:pPr>
-            <w:r>
-              <w:rPr>
-                <w:sz w:val="19"/>
-              </w:rPr>
-              <w:t xml:space="preserve">How a board is tilted and turned in space. Stored as a</w:t>
-            </w:r>
-            <w:r>
-              <w:rPr>
-                <w:sz w:val="19"/>
-              </w:rPr>
-              <w:t xml:space="preserve"> </w:t>
-            </w:r>
-            <w:r>
-              <w:rPr>
-                <w:iCs/>
-                <w:i/>
-                <w:sz w:val="19"/>
-              </w:rPr>
-              <w:t xml:space="preserve">quaternion</w:t>
-            </w:r>
-            <w:r>
-              <w:rPr>
-                <w:sz w:val="19"/>
-              </w:rPr>
-              <w:t xml:space="preserve">, a set of four numbers.</w:t>
-            </w:r>
-          </w:p>
-        </w:tc>
-      </w:tr>
-      <w:tr>
-        <w:tc>
-          <w:tcPr/>
-          <w:p>
-            <w:pPr>
-              <w:pStyle w:val="Compact"/>
-              <w:jc w:val="left"/>
-            </w:pPr>
-            <w:r>
-              <w:rPr>
-                <w:sz w:val="19"/>
-              </w:rPr>
-              <w:t xml:space="preserve">6-DOF / 9-DOF</w:t>
-            </w:r>
-          </w:p>
-        </w:tc>
-        <w:tc>
-          <w:tcPr/>
-          <w:p>
-            <w:pPr>
-              <w:pStyle w:val="Compact"/>
-              <w:jc w:val="left"/>
-            </w:pPr>
-            <w:r>
-              <w:rPr>
-                <w:sz w:val="19"/>
-              </w:rPr>
-              <w:t xml:space="preserve">Fusion from accelerometer + gyroscope (6 measured axes), or with the magnetometer as well (9).</w:t>
-            </w:r>
-          </w:p>
-        </w:tc>
-      </w:tr>
-      <w:tr>
-        <w:tc>
-          <w:tcPr/>
-          <w:p>
-            <w:pPr>
-              <w:pStyle w:val="Compact"/>
-              <w:jc w:val="left"/>
-            </w:pPr>
-            <w:r>
-              <w:rPr>
-                <w:sz w:val="19"/>
-              </w:rPr>
-              <w:t xml:space="preserve">Drift</w:t>
-            </w:r>
-          </w:p>
-        </w:tc>
-        <w:tc>
-          <w:tcPr/>
-          <w:p>
-            <w:pPr>
-              <w:pStyle w:val="Compact"/>
-              <w:jc w:val="left"/>
-            </w:pPr>
-            <w:r>
-              <w:rPr>
-                <w:sz w:val="19"/>
-              </w:rPr>
-              <w:t xml:space="preserve">A slow, steady error that builds up over time even when nothing moves.</w:t>
-            </w:r>
-          </w:p>
-        </w:tc>
-      </w:tr>
-      <w:tr>
-        <w:tc>
-          <w:tcPr/>
-          <w:p>
-            <w:pPr>
-              <w:pStyle w:val="Compact"/>
-              <w:jc w:val="left"/>
-            </w:pPr>
-            <w:r>
-              <w:rPr>
-                <w:sz w:val="19"/>
-              </w:rPr>
-              <w:t xml:space="preserve">Gyro bias</w:t>
-            </w:r>
-          </w:p>
-        </w:tc>
-        <w:tc>
-          <w:tcPr/>
-          <w:p>
-            <w:pPr>
-              <w:pStyle w:val="Compact"/>
-              <w:jc w:val="left"/>
-            </w:pPr>
-            <w:r>
-              <w:rPr>
-                <w:sz w:val="19"/>
-              </w:rPr>
-              <w:t xml:space="preserve">The small rotation a gyroscope reports when it is actually still; the main cause of drift.</w:t>
-            </w:r>
-          </w:p>
-        </w:tc>
-      </w:tr>
-      <w:tr>
-        <w:tc>
-          <w:tcPr/>
-          <w:p>
-            <w:pPr>
-              <w:pStyle w:val="Compact"/>
-              <w:jc w:val="left"/>
-            </w:pPr>
-            <w:r>
-              <w:rPr>
-                <w:sz w:val="19"/>
-              </w:rPr>
-              <w:t xml:space="preserve">Heading (yaw)</w:t>
-            </w:r>
-          </w:p>
-        </w:tc>
-        <w:tc>
-          <w:tcPr/>
-          <w:p>
-            <w:pPr>
-              <w:pStyle w:val="Compact"/>
-              <w:jc w:val="left"/>
-            </w:pPr>
-            <w:r>
-              <w:rPr>
-                <w:sz w:val="19"/>
-              </w:rPr>
-              <w:t xml:space="preserve">Which way a board faces when turned about the vertical, like a compass direction. Gravity cannot tell this.</w:t>
-            </w:r>
-          </w:p>
-        </w:tc>
-      </w:tr>
-      <w:tr>
-        <w:tc>
-          <w:tcPr/>
-          <w:p>
-            <w:pPr>
-              <w:pStyle w:val="Compact"/>
-              <w:jc w:val="left"/>
-            </w:pPr>
-            <w:r>
-              <w:rPr>
-                <w:sz w:val="19"/>
-              </w:rPr>
-              <w:t xml:space="preserve">Central / peripheral</w:t>
-            </w:r>
-          </w:p>
-        </w:tc>
-        <w:tc>
-          <w:tcPr/>
-          <w:p>
-            <w:pPr>
-              <w:pStyle w:val="Compact"/>
-              <w:jc w:val="left"/>
-            </w:pPr>
-            <w:r>
-              <w:rPr>
-                <w:sz w:val="19"/>
-              </w:rPr>
-              <w:t xml:space="preserve">The thigh board (central) collects data from the shank board (peripheral) and sends both to the PC.</w:t>
-            </w:r>
-          </w:p>
-        </w:tc>
-      </w:tr>
-      <w:tr>
-        <w:tc>
-          <w:tcPr/>
-          <w:p>
-            <w:pPr>
-              <w:pStyle w:val="Compact"/>
-              <w:jc w:val="left"/>
-            </w:pPr>
-            <w:r>
-              <w:rPr>
-                <w:sz w:val="19"/>
-              </w:rPr>
-              <w:t xml:space="preserve">Firmware</w:t>
-            </w:r>
-          </w:p>
-        </w:tc>
-        <w:tc>
-          <w:tcPr/>
-          <w:p>
-            <w:pPr>
-              <w:pStyle w:val="Compact"/>
-              <w:jc w:val="left"/>
-            </w:pPr>
-            <w:r>
-              <w:rPr>
-                <w:sz w:val="19"/>
-              </w:rPr>
-              <w:t xml:space="preserve">The program running on each Arduino board (an Arduino</w:t>
-            </w:r>
-            <w:r>
-              <w:rPr>
-                <w:sz w:val="19"/>
-              </w:rPr>
-              <w:t xml:space="preserve"> </w:t>
-            </w:r>
-            <w:r>
-              <w:rPr>
-                <w:sz w:val="19"/>
-              </w:rPr>
-              <w:t xml:space="preserve">“</w:t>
-            </w:r>
-            <w:r>
-              <w:rPr>
-                <w:sz w:val="19"/>
-              </w:rPr>
-              <w:t xml:space="preserve">sketch</w:t>
-            </w:r>
-            <w:r>
-              <w:rPr>
-                <w:sz w:val="19"/>
-              </w:rPr>
-              <w:t xml:space="preserve">”</w:t>
-            </w:r>
-            <w:r>
-              <w:rPr>
-                <w:sz w:val="19"/>
-              </w:rPr>
-              <w:t xml:space="preserve">). Changing it means</w:t>
-            </w:r>
-            <w:r>
-              <w:rPr>
-                <w:sz w:val="19"/>
-              </w:rPr>
-              <w:t xml:space="preserve"> </w:t>
-            </w:r>
-            <w:r>
-              <w:rPr>
-                <w:iCs/>
-                <w:i/>
-                <w:sz w:val="19"/>
-              </w:rPr>
-              <w:t xml:space="preserve">reflashing</w:t>
-            </w:r>
-            <w:r>
-              <w:rPr>
-                <w:sz w:val="19"/>
-              </w:rPr>
-              <w:t xml:space="preserve"> </w:t>
-            </w:r>
-            <w:r>
-              <w:rPr>
-                <w:sz w:val="19"/>
-              </w:rPr>
-              <w:t xml:space="preserve">the board.</w:t>
-            </w:r>
-          </w:p>
-        </w:tc>
-      </w:tr>
-      <w:tr>
-        <w:tc>
-          <w:tcPr/>
-          <w:p>
-            <w:pPr>
-              <w:pStyle w:val="Compact"/>
-              <w:jc w:val="left"/>
-            </w:pPr>
-            <w:r>
-              <w:rPr>
-                <w:sz w:val="19"/>
-              </w:rPr>
-              <w:t xml:space="preserve">UART / serial link</w:t>
-            </w:r>
-          </w:p>
-        </w:tc>
-        <w:tc>
-          <w:tcPr/>
-          <w:p>
-            <w:pPr>
-              <w:pStyle w:val="Compact"/>
-              <w:jc w:val="left"/>
-            </w:pPr>
-            <w:r>
-              <w:rPr>
-                <w:sz w:val="19"/>
-              </w:rPr>
-              <w:t xml:space="preserve">The simple wired connection between the two boards;</w:t>
-            </w:r>
-            <w:r>
-              <w:rPr>
-                <w:sz w:val="19"/>
-              </w:rPr>
-              <w:t xml:space="preserve"> </w:t>
-            </w:r>
-            <w:r>
-              <w:rPr>
-                <w:iCs/>
-                <w:i/>
-                <w:sz w:val="19"/>
-              </w:rPr>
-              <w:t xml:space="preserve">baud</w:t>
-            </w:r>
-            <w:r>
-              <w:rPr>
-                <w:sz w:val="19"/>
-              </w:rPr>
-              <w:t xml:space="preserve"> </w:t>
-            </w:r>
-            <w:r>
-              <w:rPr>
-                <w:sz w:val="19"/>
-              </w:rPr>
-              <w:t xml:space="preserve">is its speed in bits per second.</w:t>
-            </w:r>
-          </w:p>
-        </w:tc>
-      </w:tr>
-      <w:tr>
-        <w:tc>
-          <w:tcPr/>
-          <w:p>
-            <w:pPr>
-              <w:pStyle w:val="Compact"/>
-              <w:jc w:val="left"/>
-            </w:pPr>
-            <w:r>
-              <w:rPr>
-                <w:sz w:val="19"/>
-              </w:rPr>
-              <w:t xml:space="preserve">Packet / checksum</w:t>
-            </w:r>
-          </w:p>
-        </w:tc>
-        <w:tc>
-          <w:tcPr/>
-          <w:p>
-            <w:pPr>
-              <w:pStyle w:val="Compact"/>
-              <w:jc w:val="left"/>
-            </w:pPr>
-            <w:r>
-              <w:rPr>
-                <w:sz w:val="19"/>
-              </w:rPr>
-              <w:t xml:space="preserve">One message sent between the boards / a check number that reveals a corrupted message.</w:t>
-            </w:r>
-          </w:p>
-        </w:tc>
-      </w:tr>
-      <w:tr>
-        <w:tc>
-          <w:tcPr/>
-          <w:p>
-            <w:pPr>
-              <w:pStyle w:val="Compact"/>
-              <w:jc w:val="left"/>
-            </w:pPr>
-            <w:r>
-              <w:rPr>
-                <w:sz w:val="19"/>
-              </w:rPr>
-              <w:t xml:space="preserve">Calibration (zeroing, sweep)</w:t>
-            </w:r>
-          </w:p>
-        </w:tc>
-        <w:tc>
-          <w:tcPr/>
-          <w:p>
-            <w:pPr>
-              <w:pStyle w:val="Compact"/>
-              <w:jc w:val="left"/>
-            </w:pPr>
-            <w:r>
-              <w:rPr>
-                <w:sz w:val="19"/>
-              </w:rPr>
-              <w:t xml:space="preserve">The short routine at the start of each session that tells the software how the boards sit on the leg (§5.3).</w:t>
-            </w:r>
-          </w:p>
-        </w:tc>
-      </w:tr>
-      <w:tr>
-        <w:tc>
-          <w:tcPr/>
-          <w:p>
-            <w:pPr>
-              <w:pStyle w:val="Compact"/>
-              <w:jc w:val="left"/>
-            </w:pPr>
-            <w:r>
-              <w:rPr>
-                <w:sz w:val="19"/>
-              </w:rPr>
-              <w:t xml:space="preserve">GUI / CLI</w:t>
-            </w:r>
-          </w:p>
-        </w:tc>
-        <w:tc>
-          <w:tcPr/>
-          <w:p>
-            <w:pPr>
-              <w:pStyle w:val="Compact"/>
-              <w:jc w:val="left"/>
-            </w:pPr>
-            <w:r>
-              <w:rPr>
-                <w:sz w:val="19"/>
-              </w:rPr>
-              <w:t xml:space="preserve">Graphical user interface (the windowed program) / command-line interface (text commands in a terminal).</w:t>
+              <w:t xml:space="preserve">Understand why it works the way it does</w:t>
+            </w:r>
+          </w:p>
+        </w:tc>
+        <w:tc>
+          <w:tcPr/>
+          <w:p>
+            <w:pPr>
+              <w:pStyle w:val="Compact"/>
+              <w:jc w:val="left"/>
+            </w:pPr>
+            <w:r>
+              <w:rPr>
+                <w:sz w:val="19"/>
+              </w:rPr>
+              <w:t xml:space="preserve">§2–§8</w:t>
             </w:r>
           </w:p>
         </w:tc>
       </w:tr>
     </w:tbl>
     <w:bookmarkEnd w:id="20"/>
-    <w:bookmarkEnd w:id="21"/>
-    <w:bookmarkStart w:id="27" w:name="state-at-transition-october-2026"/>
+    <w:bookmarkStart w:id="28" w:name="state-at-transition-october-2026"/>
     <w:p>
       <w:pPr>
         <w:pStyle w:val="Heading1"/>
@@ -956,7 +506,7 @@
         <w:t xml:space="preserve">1. State at transition (October 2026)</w:t>
       </w:r>
     </w:p>
-    <w:bookmarkStart w:id="23" w:name="current-state"/>
+    <w:bookmarkStart w:id="22" w:name="current-state"/>
     <w:p>
       <w:pPr>
         <w:pStyle w:val="Heading2"/>
@@ -1062,7 +612,7 @@
       <w:r>
         <w:t xml:space="preserve">(</w:t>
       </w:r>
-      <w:hyperlink r:id="rId22">
+      <w:hyperlink r:id="rId21">
         <w:r>
           <w:rPr>
             <w:rStyle w:val="Hyperlink"/>
@@ -1145,318 +695,330 @@
         <w:t xml:space="preserve">appendices.</w:t>
       </w:r>
     </w:p>
+    <w:bookmarkEnd w:id="22"/>
+    <w:bookmarkStart w:id="23" w:name="open-issues"/>
+    <w:p>
+      <w:pPr>
+        <w:pStyle w:val="Heading2"/>
+      </w:pPr>
+      <w:r>
+        <w:t xml:space="preserve">1.2 Open issues</w:t>
+      </w:r>
+    </w:p>
+    <w:p>
+      <w:pPr>
+        <w:numPr>
+          <w:ilvl w:val="0"/>
+          <w:numId w:val="1003"/>
+        </w:numPr>
+        <w:pStyle w:val="Compact"/>
+      </w:pPr>
+      <w:r>
+        <w:rPr>
+          <w:bCs/>
+          <w:b/>
+        </w:rPr>
+        <w:t xml:space="preserve">Faulty board.</w:t>
+      </w:r>
+      <w:r>
+        <w:t xml:space="preserve"> </w:t>
+      </w:r>
+      <w:r>
+        <w:t xml:space="preserve">One board’s BMI270 fails after 20–40 min (§9). It must be</w:t>
+      </w:r>
+      <w:r>
+        <w:t xml:space="preserve"> </w:t>
+      </w:r>
+      <w:r>
+        <w:t xml:space="preserve">identified and replaced; the board-swap check in §9 shows which one (the</w:t>
+      </w:r>
+      <w:r>
+        <w:t xml:space="preserve"> </w:t>
+      </w:r>
+      <w:r>
+        <w:t xml:space="preserve">fault follows the board). It should be the board without the red wire soldered</w:t>
+      </w:r>
+      <w:r>
+        <w:t xml:space="preserve"> </w:t>
+      </w:r>
+      <w:r>
+        <w:t xml:space="preserve">to the 3.3 V pin; confirm before replacing it.</w:t>
+      </w:r>
+    </w:p>
+    <w:p>
+      <w:pPr>
+        <w:numPr>
+          <w:ilvl w:val="0"/>
+          <w:numId w:val="1003"/>
+        </w:numPr>
+        <w:pStyle w:val="Compact"/>
+      </w:pPr>
+      <w:r>
+        <w:rPr>
+          <w:bCs/>
+          <w:b/>
+        </w:rPr>
+        <w:t xml:space="preserve">Raw test data not preserved.</w:t>
+      </w:r>
+      <w:r>
+        <w:t xml:space="preserve"> </w:t>
+      </w:r>
+      <w:r>
+        <w:t xml:space="preserve">The stationary-test CSVs and diagnostic logs</w:t>
+      </w:r>
+      <w:r>
+        <w:t xml:space="preserve"> </w:t>
+      </w:r>
+      <w:r>
+        <w:t xml:space="preserve">were not archived (</w:t>
+      </w:r>
+      <w:r>
+        <w:rPr>
+          <w:rStyle w:val="VerbatimChar"/>
+        </w:rPr>
+        <w:t xml:space="preserve">*.csv</w:t>
+      </w:r>
+      <w:r>
+        <w:t xml:space="preserve"> </w:t>
+      </w:r>
+      <w:r>
+        <w:t xml:space="preserve">/</w:t>
+      </w:r>
+      <w:r>
+        <w:t xml:space="preserve"> </w:t>
+      </w:r>
+      <w:r>
+        <w:rPr>
+          <w:rStyle w:val="VerbatimChar"/>
+        </w:rPr>
+        <w:t xml:space="preserve">*.log</w:t>
+      </w:r>
+      <w:r>
+        <w:t xml:space="preserve"> </w:t>
+      </w:r>
+      <w:r>
+        <w:t xml:space="preserve">are git-ignored intentionally during</w:t>
+      </w:r>
+      <w:r>
+        <w:t xml:space="preserve"> </w:t>
+      </w:r>
+      <w:r>
+        <w:t xml:space="preserve">development phase). Plan data storage once testing moves beyond the</w:t>
+      </w:r>
+      <w:r>
+        <w:t xml:space="preserve"> </w:t>
+      </w:r>
+      <w:r>
+        <w:t xml:space="preserve">preliminary stage.</w:t>
+      </w:r>
+    </w:p>
+    <w:p>
+      <w:pPr>
+        <w:numPr>
+          <w:ilvl w:val="0"/>
+          <w:numId w:val="1003"/>
+        </w:numPr>
+        <w:pStyle w:val="Compact"/>
+      </w:pPr>
+      <w:r>
+        <w:rPr>
+          <w:bCs/>
+          <w:b/>
+        </w:rPr>
+        <w:t xml:space="preserve">Reading checks on the shank board only.</w:t>
+      </w:r>
+      <w:r>
+        <w:t xml:space="preserve"> </w:t>
+      </w:r>
+      <w:r>
+        <w:t xml:space="preserve">Only the shank board rejects</w:t>
+      </w:r>
+      <w:r>
+        <w:t xml:space="preserve"> </w:t>
+      </w:r>
+      <w:r>
+        <w:t xml:space="preserve">impossible readings (§7.2); the thigh board has no equivalent.</w:t>
+      </w:r>
+    </w:p>
+    <w:p>
+      <w:pPr>
+        <w:numPr>
+          <w:ilvl w:val="0"/>
+          <w:numId w:val="1003"/>
+        </w:numPr>
+        <w:pStyle w:val="Compact"/>
+      </w:pPr>
+      <w:r>
+        <w:rPr>
+          <w:bCs/>
+          <w:b/>
+        </w:rPr>
+        <w:t xml:space="preserve">Angle log resolution.</w:t>
+      </w:r>
+      <w:r>
+        <w:t xml:space="preserve"> </w:t>
+      </w:r>
+      <w:r>
+        <w:t xml:space="preserve">Angles are written to 0.01°, which limits how low</w:t>
+      </w:r>
+      <w:r>
+        <w:t xml:space="preserve"> </w:t>
+      </w:r>
+      <w:r>
+        <w:t xml:space="preserve">a noise floor can be measured.</w:t>
+      </w:r>
+    </w:p>
     <w:bookmarkEnd w:id="23"/>
-    <w:bookmarkStart w:id="24" w:name="open-issues"/>
+    <w:bookmarkStart w:id="24" w:name="recommended-next-steps"/>
     <w:p>
       <w:pPr>
         <w:pStyle w:val="Heading2"/>
       </w:pPr>
       <w:r>
-        <w:t xml:space="preserve">1.2 Open issues</w:t>
-      </w:r>
-    </w:p>
-    <w:p>
-      <w:pPr>
-        <w:numPr>
-          <w:ilvl w:val="0"/>
-          <w:numId w:val="1003"/>
-        </w:numPr>
-        <w:pStyle w:val="Compact"/>
-      </w:pPr>
-      <w:r>
-        <w:rPr>
-          <w:bCs/>
-          <w:b/>
-        </w:rPr>
-        <w:t xml:space="preserve">Faulty board.</w:t>
-      </w:r>
-      <w:r>
-        <w:t xml:space="preserve"> </w:t>
-      </w:r>
-      <w:r>
-        <w:t xml:space="preserve">One board’s BMI270 fails after 20–40 min (§9). It must be</w:t>
-      </w:r>
-      <w:r>
-        <w:t xml:space="preserve"> </w:t>
-      </w:r>
-      <w:r>
-        <w:t xml:space="preserve">identified and replaced. It should be the board without the red wire soldered</w:t>
-      </w:r>
-      <w:r>
-        <w:t xml:space="preserve"> </w:t>
-      </w:r>
-      <w:r>
-        <w:t xml:space="preserve">to the 3.3 V pin; confirm before replacing it.</w:t>
-      </w:r>
-    </w:p>
-    <w:p>
-      <w:pPr>
-        <w:numPr>
-          <w:ilvl w:val="0"/>
-          <w:numId w:val="1003"/>
-        </w:numPr>
-        <w:pStyle w:val="Compact"/>
-      </w:pPr>
-      <w:r>
-        <w:rPr>
-          <w:bCs/>
-          <w:b/>
-        </w:rPr>
-        <w:t xml:space="preserve">Raw test data not preserved.</w:t>
-      </w:r>
-      <w:r>
-        <w:t xml:space="preserve"> </w:t>
-      </w:r>
-      <w:r>
-        <w:t xml:space="preserve">The stationary-test CSVs and diagnostic logs</w:t>
-      </w:r>
-      <w:r>
-        <w:t xml:space="preserve"> </w:t>
-      </w:r>
-      <w:r>
-        <w:t xml:space="preserve">were not archived (</w:t>
+        <w:t xml:space="preserve">1.3 Recommended next steps</w:t>
+      </w:r>
+    </w:p>
+    <w:p>
+      <w:pPr>
+        <w:numPr>
+          <w:ilvl w:val="0"/>
+          <w:numId w:val="1004"/>
+        </w:numPr>
+        <w:pStyle w:val="Compact"/>
+      </w:pPr>
+      <w:r>
+        <w:t xml:space="preserve">Replace the faulty board; repeat a one-hour stationary run on two healthy</w:t>
+      </w:r>
+      <w:r>
+        <w:t xml:space="preserve"> </w:t>
+      </w:r>
+      <w:r>
+        <w:t xml:space="preserve">boards for a clean baseline.</w:t>
+      </w:r>
+    </w:p>
+    <w:p>
+      <w:pPr>
+        <w:numPr>
+          <w:ilvl w:val="0"/>
+          <w:numId w:val="1004"/>
+        </w:numPr>
+        <w:pStyle w:val="Compact"/>
+      </w:pPr>
+      <w:r>
+        <w:t xml:space="preserve">Move</w:t>
+      </w:r>
+      <w:r>
+        <w:t xml:space="preserve"> </w:t>
+      </w:r>
+      <w:r>
+        <w:rPr>
+          <w:bCs/>
+          <w:b/>
+        </w:rPr>
+        <w:t xml:space="preserve">both</w:t>
+      </w:r>
+      <w:r>
+        <w:t xml:space="preserve"> </w:t>
+      </w:r>
+      <w:r>
+        <w:t xml:space="preserve">segments during the calibration sweep so the angle uses both</w:t>
+      </w:r>
+      <w:r>
+        <w:t xml:space="preserve"> </w:t>
+      </w:r>
+      <w:r>
+        <w:t xml:space="preserve">sensors (§5.3).</w:t>
+      </w:r>
+    </w:p>
+    <w:p>
+      <w:pPr>
+        <w:numPr>
+          <w:ilvl w:val="0"/>
+          <w:numId w:val="1004"/>
+        </w:numPr>
+        <w:pStyle w:val="Compact"/>
+      </w:pPr>
+      <w:r>
+        <w:t xml:space="preserve">Try the strap placement in the SOP on a person and refine it if the boards</w:t>
+      </w:r>
+      <w:r>
+        <w:t xml:space="preserve"> </w:t>
+      </w:r>
+      <w:r>
+        <w:t xml:space="preserve">shift during movement.</w:t>
+      </w:r>
+    </w:p>
+    <w:p>
+      <w:pPr>
+        <w:numPr>
+          <w:ilvl w:val="0"/>
+          <w:numId w:val="1004"/>
+        </w:numPr>
+        <w:pStyle w:val="Compact"/>
+      </w:pPr>
+      <w:r>
+        <w:t xml:space="preserve">Controlled accuracy test: repeated 0°/45°/90° placements on a precise rig or</w:t>
+      </w:r>
+      <w:r>
+        <w:t xml:space="preserve"> </w:t>
+      </w:r>
+      <w:r>
+        <w:t xml:space="preserve">against a goniometer.</w:t>
+      </w:r>
+    </w:p>
+    <w:p>
+      <w:pPr>
+        <w:numPr>
+          <w:ilvl w:val="0"/>
+          <w:numId w:val="1004"/>
+        </w:numPr>
+        <w:pStyle w:val="Compact"/>
+      </w:pPr>
+      <w:r>
+        <w:t xml:space="preserve">Dynamic range-of-motion testing (tune</w:t>
+      </w:r>
+      <w:r>
+        <w:t xml:space="preserve"> </w:t>
       </w:r>
       <w:r>
         <w:rPr>
           <w:rStyle w:val="VerbatimChar"/>
         </w:rPr>
-        <w:t xml:space="preserve">*.csv</w:t>
-      </w:r>
-      <w:r>
-        <w:t xml:space="preserve"> </w:t>
-      </w:r>
-      <w:r>
-        <w:t xml:space="preserve">/</w:t>
-      </w:r>
-      <w:r>
-        <w:t xml:space="preserve"> </w:t>
-      </w:r>
-      <w:r>
-        <w:rPr>
-          <w:rStyle w:val="VerbatimChar"/>
-        </w:rPr>
-        <w:t xml:space="preserve">*.log</w:t>
-      </w:r>
-      <w:r>
-        <w:t xml:space="preserve"> </w:t>
-      </w:r>
-      <w:r>
-        <w:t xml:space="preserve">are git-ignored intentionally during</w:t>
-      </w:r>
-      <w:r>
-        <w:t xml:space="preserve"> </w:t>
-      </w:r>
-      <w:r>
-        <w:t xml:space="preserve">development phase). Plan data storage once testing moves beyond the</w:t>
-      </w:r>
-      <w:r>
-        <w:t xml:space="preserve"> </w:t>
-      </w:r>
-      <w:r>
-        <w:t xml:space="preserve">preliminary stage.</w:t>
-      </w:r>
-    </w:p>
-    <w:p>
-      <w:pPr>
-        <w:numPr>
-          <w:ilvl w:val="0"/>
-          <w:numId w:val="1003"/>
-        </w:numPr>
-        <w:pStyle w:val="Compact"/>
-      </w:pPr>
-      <w:r>
-        <w:rPr>
-          <w:bCs/>
-          <w:b/>
-        </w:rPr>
-        <w:t xml:space="preserve">Peripheral-only fault guard.</w:t>
-      </w:r>
-      <w:r>
-        <w:t xml:space="preserve"> </w:t>
-      </w:r>
-      <w:r>
-        <w:t xml:space="preserve">The sensor-fault guard runs on the</w:t>
-      </w:r>
-      <w:r>
-        <w:t xml:space="preserve"> </w:t>
-      </w:r>
-      <w:r>
-        <w:t xml:space="preserve">peripheral only; the central has no equivalent (§7.2).</w:t>
-      </w:r>
-    </w:p>
-    <w:p>
-      <w:pPr>
-        <w:numPr>
-          <w:ilvl w:val="0"/>
-          <w:numId w:val="1003"/>
-        </w:numPr>
-        <w:pStyle w:val="Compact"/>
-      </w:pPr>
-      <w:r>
-        <w:rPr>
-          <w:bCs/>
-          <w:b/>
-        </w:rPr>
-        <w:t xml:space="preserve">Angle log resolution.</w:t>
-      </w:r>
-      <w:r>
-        <w:t xml:space="preserve"> </w:t>
-      </w:r>
-      <w:r>
-        <w:t xml:space="preserve">Angles are written to 0.01°, which limits how low</w:t>
-      </w:r>
-      <w:r>
-        <w:t xml:space="preserve"> </w:t>
-      </w:r>
-      <w:r>
-        <w:t xml:space="preserve">a noise floor can be measured.</w:t>
+        <w:t xml:space="preserve">TWO_KP</w:t>
+      </w:r>
+      <w:r>
+        <w:t xml:space="preserve"> </w:t>
+      </w:r>
+      <w:r>
+        <w:t xml:space="preserve">and the accelerometer trust, §4.3,</w:t>
+      </w:r>
+      <w:r>
+        <w:t xml:space="preserve"> </w:t>
+      </w:r>
+      <w:r>
+        <w:t xml:space="preserve">if fast reps lag or overshoot).</w:t>
+      </w:r>
+    </w:p>
+    <w:p>
+      <w:pPr>
+        <w:numPr>
+          <w:ilvl w:val="0"/>
+          <w:numId w:val="1004"/>
+        </w:numPr>
+        <w:pStyle w:val="Compact"/>
+      </w:pPr>
+      <w:r>
+        <w:t xml:space="preserve">Consider the longer-term directions in §10 and Appendices A–D (battery +</w:t>
+      </w:r>
+      <w:r>
+        <w:t xml:space="preserve"> </w:t>
+      </w:r>
+      <w:r>
+        <w:t xml:space="preserve">Bluetooth for an untethered device; absolute angle via functional calibration).</w:t>
       </w:r>
     </w:p>
     <w:bookmarkEnd w:id="24"/>
-    <w:bookmarkStart w:id="25" w:name="recommended-next-steps"/>
-    <w:p>
-      <w:pPr>
-        <w:pStyle w:val="Heading2"/>
-      </w:pPr>
-      <w:r>
-        <w:t xml:space="preserve">1.3 Recommended next steps</w:t>
-      </w:r>
-    </w:p>
-    <w:p>
-      <w:pPr>
-        <w:numPr>
-          <w:ilvl w:val="0"/>
-          <w:numId w:val="1004"/>
-        </w:numPr>
-        <w:pStyle w:val="Compact"/>
-      </w:pPr>
-      <w:r>
-        <w:t xml:space="preserve">Replace the faulty board; repeat a one-hour stationary run on two healthy</w:t>
-      </w:r>
-      <w:r>
-        <w:t xml:space="preserve"> </w:t>
-      </w:r>
-      <w:r>
-        <w:t xml:space="preserve">boards for a clean baseline.</w:t>
-      </w:r>
-    </w:p>
-    <w:p>
-      <w:pPr>
-        <w:numPr>
-          <w:ilvl w:val="0"/>
-          <w:numId w:val="1004"/>
-        </w:numPr>
-        <w:pStyle w:val="Compact"/>
-      </w:pPr>
-      <w:r>
-        <w:t xml:space="preserve">Sweep</w:t>
-      </w:r>
-      <w:r>
-        <w:t xml:space="preserve"> </w:t>
-      </w:r>
-      <w:r>
-        <w:rPr>
-          <w:bCs/>
-          <w:b/>
-        </w:rPr>
-        <w:t xml:space="preserve">both</w:t>
-      </w:r>
-      <w:r>
-        <w:t xml:space="preserve"> </w:t>
-      </w:r>
-      <w:r>
-        <w:t xml:space="preserve">nodes during calibration so the angle uses both sensors (§5.3)</w:t>
-      </w:r>
-    </w:p>
-    <w:p>
-      <w:pPr>
-        <w:numPr>
-          <w:ilvl w:val="0"/>
-          <w:numId w:val="1004"/>
-        </w:numPr>
-        <w:pStyle w:val="Compact"/>
-      </w:pPr>
-      <w:r>
-        <w:t xml:space="preserve">Try the strap placement in the SOP on a person and refine it if the boards</w:t>
-      </w:r>
-      <w:r>
-        <w:t xml:space="preserve"> </w:t>
-      </w:r>
-      <w:r>
-        <w:t xml:space="preserve">shift during movement.</w:t>
-      </w:r>
-    </w:p>
-    <w:p>
-      <w:pPr>
-        <w:numPr>
-          <w:ilvl w:val="0"/>
-          <w:numId w:val="1004"/>
-        </w:numPr>
-        <w:pStyle w:val="Compact"/>
-      </w:pPr>
-      <w:r>
-        <w:t xml:space="preserve">Controlled accuracy test: repeated 0°/45°/90° placements on a precise rig or</w:t>
-      </w:r>
-      <w:r>
-        <w:t xml:space="preserve"> </w:t>
-      </w:r>
-      <w:r>
-        <w:t xml:space="preserve">against a goniometer.</w:t>
-      </w:r>
-    </w:p>
-    <w:p>
-      <w:pPr>
-        <w:numPr>
-          <w:ilvl w:val="0"/>
-          <w:numId w:val="1004"/>
-        </w:numPr>
-        <w:pStyle w:val="Compact"/>
-      </w:pPr>
-      <w:r>
-        <w:t xml:space="preserve">Dynamic range-of-motion testing (tune</w:t>
-      </w:r>
-      <w:r>
-        <w:t xml:space="preserve"> </w:t>
-      </w:r>
-      <w:r>
-        <w:rPr>
-          <w:rStyle w:val="VerbatimChar"/>
-        </w:rPr>
-        <w:t xml:space="preserve">TWO_KP</w:t>
-      </w:r>
-      <w:r>
-        <w:t xml:space="preserve"> </w:t>
-      </w:r>
-      <w:r>
-        <w:t xml:space="preserve">and the soft accel gate, §4.3,</w:t>
-      </w:r>
-      <w:r>
-        <w:t xml:space="preserve"> </w:t>
-      </w:r>
-      <w:r>
-        <w:t xml:space="preserve">if fast reps lag or overshoot).</w:t>
-      </w:r>
-    </w:p>
-    <w:p>
-      <w:pPr>
-        <w:numPr>
-          <w:ilvl w:val="0"/>
-          <w:numId w:val="1004"/>
-        </w:numPr>
-        <w:pStyle w:val="Compact"/>
-      </w:pPr>
-      <w:r>
-        <w:t xml:space="preserve">Consider the longer-term directions in §10 and Appendices A–D (battery +</w:t>
-      </w:r>
-      <w:r>
-        <w:t xml:space="preserve"> </w:t>
-      </w:r>
-      <w:r>
-        <w:t xml:space="preserve">Bluetooth for an untethered device; absolute angle via functional calibration).</w:t>
-      </w:r>
-    </w:p>
-    <w:bookmarkEnd w:id="25"/>
-    <w:bookmarkStart w:id="26" w:name="documents-files-reference"/>
+    <w:bookmarkStart w:id="25" w:name="documents-files-reference"/>
     <w:p>
       <w:pPr>
         <w:pStyle w:val="Heading2"/>
@@ -2304,45 +1866,210 @@
         </w:tc>
       </w:tr>
     </w:tbl>
-    <w:bookmarkEnd w:id="26"/>
+    <w:p>
+      <w:pPr>
+        <w:pStyle w:val="BodyText"/>
+      </w:pPr>
+      <w:r>
+        <w:rPr>
+          <w:bCs/>
+          <w:b/>
+        </w:rPr>
+        <w:t xml:space="preserve">Editing this document.</w:t>
+      </w:r>
+      <w:r>
+        <w:t xml:space="preserve"> </w:t>
+      </w:r>
+      <w:r>
+        <w:rPr>
+          <w:rStyle w:val="VerbatimChar"/>
+        </w:rPr>
+        <w:t xml:space="preserve">docs/Project_Handover.md</w:t>
+      </w:r>
+      <w:r>
+        <w:t xml:space="preserve"> </w:t>
+      </w:r>
+      <w:r>
+        <w:t xml:space="preserve">is the master copy; the</w:t>
+      </w:r>
+      <w:r>
+        <w:t xml:space="preserve"> </w:t>
+      </w:r>
+      <w:r>
+        <w:t xml:space="preserve">Word file is generated from it with</w:t>
+      </w:r>
+      <w:r>
+        <w:t xml:space="preserve"> </w:t>
+      </w:r>
+      <w:r>
+        <w:rPr>
+          <w:rStyle w:val="VerbatimChar"/>
+        </w:rPr>
+        <w:t xml:space="preserve">bash docs/build_docs.sh</w:t>
+      </w:r>
+      <w:r>
+        <w:t xml:space="preserve">, so edits made</w:t>
+      </w:r>
+      <w:r>
+        <w:t xml:space="preserve"> </w:t>
+      </w:r>
+      <w:r>
+        <w:t xml:space="preserve">only in Word are lost at the next rebuild. The SOP is the other way round: its</w:t>
+      </w:r>
+      <w:r>
+        <w:t xml:space="preserve"> </w:t>
+      </w:r>
+      <w:r>
+        <w:t xml:space="preserve">Word file is the master and the</w:t>
+      </w:r>
+      <w:r>
+        <w:t xml:space="preserve"> </w:t>
+      </w:r>
+      <w:r>
+        <w:rPr>
+          <w:rStyle w:val="VerbatimChar"/>
+        </w:rPr>
+        <w:t xml:space="preserve">.md</w:t>
+      </w:r>
+      <w:r>
+        <w:t xml:space="preserve"> </w:t>
+      </w:r>
+      <w:r>
+        <w:t xml:space="preserve">is a mirror.</w:t>
+      </w:r>
+    </w:p>
+    <w:bookmarkEnd w:id="25"/>
+    <w:bookmarkStart w:id="27" w:name="handover-logistics"/>
+    <w:p>
+      <w:pPr>
+        <w:pStyle w:val="Heading2"/>
+      </w:pPr>
+      <w:r>
+        <w:t xml:space="preserve">1.5 Handover logistics</w:t>
+      </w:r>
+    </w:p>
+    <w:p>
+      <w:pPr>
+        <w:numPr>
+          <w:ilvl w:val="0"/>
+          <w:numId w:val="1005"/>
+        </w:numPr>
+        <w:pStyle w:val="Compact"/>
+      </w:pPr>
+      <w:r>
+        <w:rPr>
+          <w:bCs/>
+          <w:b/>
+        </w:rPr>
+        <w:t xml:space="preserve">Prototype:</w:t>
+      </w:r>
+      <w:r>
+        <w:t xml:space="preserve"> </w:t>
+      </w:r>
+      <w:r>
+        <w:t xml:space="preserve">its current location is given in the handover copy of this</w:t>
+      </w:r>
+      <w:r>
+        <w:t xml:space="preserve"> </w:t>
+      </w:r>
+      <w:r>
+        <w:t xml:space="preserve">document; it may be relocated after October 2026.</w:t>
+      </w:r>
+    </w:p>
+    <w:p>
+      <w:pPr>
+        <w:numPr>
+          <w:ilvl w:val="0"/>
+          <w:numId w:val="1005"/>
+        </w:numPr>
+        <w:pStyle w:val="Compact"/>
+      </w:pPr>
+      <w:r>
+        <w:rPr>
+          <w:bCs/>
+          <w:b/>
+        </w:rPr>
+        <w:t xml:space="preserve">Code and documents:</w:t>
+      </w:r>
+      <w:r>
+        <w:t xml:space="preserve"> </w:t>
+      </w:r>
+      <w:r>
+        <w:t xml:space="preserve">the GitHub repository</w:t>
+      </w:r>
+      <w:r>
+        <w:t xml:space="preserve"> </w:t>
+      </w:r>
+      <w:r>
+        <w:t xml:space="preserve">(</w:t>
+      </w:r>
+      <w:hyperlink r:id="rId26">
+        <w:r>
+          <w:rPr>
+            <w:rStyle w:val="Hyperlink"/>
+          </w:rPr>
+          <w:t xml:space="preserve">Jamie215/DualIMU_Goniometer</w:t>
+        </w:r>
+      </w:hyperlink>
+      <w:r>
+        <w:t xml:space="preserve">)</w:t>
+      </w:r>
+      <w:r>
+        <w:t xml:space="preserve"> </w:t>
+      </w:r>
+      <w:r>
+        <w:t xml:space="preserve">is owned by Jamie Kim. The successor is expected to fork or clone it and</w:t>
+      </w:r>
+      <w:r>
+        <w:t xml:space="preserve"> </w:t>
+      </w:r>
+      <w:r>
+        <w:t xml:space="preserve">continue the work in their own copy. GitHub turns off automated builds</w:t>
+      </w:r>
+      <w:r>
+        <w:t xml:space="preserve"> </w:t>
+      </w:r>
+      <w:r>
+        <w:t xml:space="preserve">(Actions) in a fork by default; enable them to keep building the Windows</w:t>
+      </w:r>
+      <w:r>
+        <w:t xml:space="preserve"> </w:t>
+      </w:r>
+      <w:r>
+        <w:t xml:space="preserve">program (§8).</w:t>
+      </w:r>
+    </w:p>
+    <w:p>
+      <w:pPr>
+        <w:numPr>
+          <w:ilvl w:val="0"/>
+          <w:numId w:val="1005"/>
+        </w:numPr>
+        <w:pStyle w:val="Compact"/>
+      </w:pPr>
+      <w:r>
+        <w:rPr>
+          <w:bCs/>
+          <w:b/>
+        </w:rPr>
+        <w:t xml:space="preserve">Questions:</w:t>
+      </w:r>
+      <w:r>
+        <w:t xml:space="preserve"> </w:t>
+      </w:r>
+      <w:r>
+        <w:t xml:space="preserve">Jamie Kim (contact details are also in the handover copy).</w:t>
+      </w:r>
+    </w:p>
     <w:bookmarkEnd w:id="27"/>
-    <w:bookmarkStart w:id="28" w:name="problem-and-goals"/>
+    <w:bookmarkEnd w:id="28"/>
+    <w:bookmarkStart w:id="29" w:name="key-terms"/>
     <w:p>
       <w:pPr>
         <w:pStyle w:val="Heading1"/>
       </w:pPr>
       <w:r>
-        <w:t xml:space="preserve">2. Problem and goals</w:t>
-      </w:r>
-    </w:p>
-    <w:p>
-      <w:pPr>
-        <w:pStyle w:val="FirstParagraph"/>
-      </w:pPr>
-      <w:r>
-        <w:t xml:space="preserve">The goal is a low-cost wearable that measures</w:t>
-      </w:r>
-      <w:r>
-        <w:t xml:space="preserve"> </w:t>
-      </w:r>
-      <w:r>
-        <w:rPr>
-          <w:bCs/>
-          <w:b/>
-        </w:rPr>
-        <w:t xml:space="preserve">knee flexion angle</w:t>
-      </w:r>
-      <w:r>
-        <w:t xml:space="preserve"> </w:t>
-      </w:r>
-      <w:r>
-        <w:t xml:space="preserve">from two</w:t>
-      </w:r>
-      <w:r>
-        <w:t xml:space="preserve"> </w:t>
-      </w:r>
-      <w:r>
-        <w:t xml:space="preserve">inertial sensors, one above and one below the knee.</w:t>
+        <w:t xml:space="preserve">Key terms</w:t>
       </w:r>
     </w:p>
     <w:tbl>
@@ -2382,7 +2109,7 @@
                 <w:b/>
                 <w:sz w:val="19"/>
               </w:rPr>
-              <w:t xml:space="preserve">Goal</w:t>
+              <w:t xml:space="preserve">Term</w:t>
             </w:r>
           </w:p>
         </w:tc>
@@ -2400,7 +2127,7 @@
                 <w:b/>
                 <w:sz w:val="19"/>
               </w:rPr>
-              <w:t xml:space="preserve">Explanation</w:t>
+              <w:t xml:space="preserve">Meaning</w:t>
             </w:r>
           </w:p>
         </w:tc>
@@ -2417,22 +2144,22 @@
               <w:rPr>
                 <w:sz w:val="19"/>
               </w:rPr>
-              <w:t xml:space="preserve">Placement independence</w:t>
-            </w:r>
-          </w:p>
-        </w:tc>
-        <w:tc>
-          <w:tcPr/>
-          <w:p>
-            <w:pPr>
-              <w:pStyle w:val="Compact"/>
-              <w:jc w:val="left"/>
-            </w:pPr>
-            <w:r>
-              <w:rPr>
-                <w:sz w:val="19"/>
-              </w:rPr>
-              <w:t xml:space="preserve">The boards should not need to be mounted at a precise or repeatable orientation on the limb.</w:t>
+              <w:t xml:space="preserve">IMU (inertial measurement unit)</w:t>
+            </w:r>
+          </w:p>
+        </w:tc>
+        <w:tc>
+          <w:tcPr/>
+          <w:p>
+            <w:pPr>
+              <w:pStyle w:val="Compact"/>
+              <w:jc w:val="left"/>
+            </w:pPr>
+            <w:r>
+              <w:rPr>
+                <w:sz w:val="19"/>
+              </w:rPr>
+              <w:t xml:space="preserve">A small motion-sensor chip. The one used here (BMI270) contains an accelerometer and a gyroscope.</w:t>
             </w:r>
           </w:p>
         </w:tc>
@@ -2449,22 +2176,22 @@
               <w:rPr>
                 <w:sz w:val="19"/>
               </w:rPr>
-              <w:t xml:space="preserve">Robust signal</w:t>
-            </w:r>
-          </w:p>
-        </w:tc>
-        <w:tc>
-          <w:tcPr/>
-          <w:p>
-            <w:pPr>
-              <w:pStyle w:val="Compact"/>
-              <w:jc w:val="left"/>
-            </w:pPr>
-            <w:r>
-              <w:rPr>
-                <w:sz w:val="19"/>
-              </w:rPr>
-              <w:t xml:space="preserve">The collected signals should be stable at rest, smooth through motion. There should be no drift in the angle.</w:t>
+              <w:t xml:space="preserve">Accelerometer</w:t>
+            </w:r>
+          </w:p>
+        </w:tc>
+        <w:tc>
+          <w:tcPr/>
+          <w:p>
+            <w:pPr>
+              <w:pStyle w:val="Compact"/>
+              <w:jc w:val="left"/>
+            </w:pPr>
+            <w:r>
+              <w:rPr>
+                <w:sz w:val="19"/>
+              </w:rPr>
+              <w:t xml:space="preserve">Measures acceleration, including gravity. When the board is still, it shows which way is down.</w:t>
             </w:r>
           </w:p>
         </w:tc>
@@ -2481,22 +2208,46 @@
               <w:rPr>
                 <w:sz w:val="19"/>
               </w:rPr>
-              <w:t xml:space="preserve">Simple design</w:t>
-            </w:r>
-          </w:p>
-        </w:tc>
-        <w:tc>
-          <w:tcPr/>
-          <w:p>
-            <w:pPr>
-              <w:pStyle w:val="Compact"/>
-              <w:jc w:val="left"/>
-            </w:pPr>
-            <w:r>
-              <w:rPr>
-                <w:sz w:val="19"/>
-              </w:rPr>
-              <w:t xml:space="preserve">Prefer the smallest system as a proof of concept that can be easily built and tested.</w:t>
+              <w:t xml:space="preserve">Gyroscope (</w:t>
+            </w:r>
+            <w:r>
+              <w:rPr>
+                <w:sz w:val="19"/>
+              </w:rPr>
+              <w:t xml:space="preserve">“</w:t>
+            </w:r>
+            <w:r>
+              <w:rPr>
+                <w:sz w:val="19"/>
+              </w:rPr>
+              <w:t xml:space="preserve">gyro</w:t>
+            </w:r>
+            <w:r>
+              <w:rPr>
+                <w:sz w:val="19"/>
+              </w:rPr>
+              <w:t xml:space="preserve">”</w:t>
+            </w:r>
+            <w:r>
+              <w:rPr>
+                <w:sz w:val="19"/>
+              </w:rPr>
+              <w:t xml:space="preserve">)</w:t>
+            </w:r>
+          </w:p>
+        </w:tc>
+        <w:tc>
+          <w:tcPr/>
+          <w:p>
+            <w:pPr>
+              <w:pStyle w:val="Compact"/>
+              <w:jc w:val="left"/>
+            </w:pPr>
+            <w:r>
+              <w:rPr>
+                <w:sz w:val="19"/>
+              </w:rPr>
+              <w:t xml:space="preserve">Measures how fast the board is rotating. Good for quick movements, but small errors add up over time.</w:t>
             </w:r>
           </w:p>
         </w:tc>
@@ -2513,55 +2264,742 @@
               <w:rPr>
                 <w:sz w:val="19"/>
               </w:rPr>
-              <w:t xml:space="preserve">Usable in testing sessions</w:t>
-            </w:r>
-          </w:p>
-        </w:tc>
-        <w:tc>
-          <w:tcPr/>
-          <w:p>
-            <w:pPr>
-              <w:pStyle w:val="Compact"/>
-              <w:jc w:val="left"/>
-            </w:pPr>
-            <w:r>
-              <w:rPr>
-                <w:sz w:val="19"/>
-              </w:rPr>
-              <w:t xml:space="preserve">A GUI that drives calibration, shows live data, and saves every session automatically.</w:t>
+              <w:t xml:space="preserve">Magnetometer</w:t>
+            </w:r>
+          </w:p>
+        </w:tc>
+        <w:tc>
+          <w:tcPr/>
+          <w:p>
+            <w:pPr>
+              <w:pStyle w:val="Compact"/>
+              <w:jc w:val="left"/>
+            </w:pPr>
+            <w:r>
+              <w:rPr>
+                <w:sz w:val="19"/>
+              </w:rPr>
+              <w:t xml:space="preserve">Measures the magnetic field, like a compass. Present on the board (BMM150) but not used.</w:t>
+            </w:r>
+          </w:p>
+        </w:tc>
+      </w:tr>
+      <w:tr>
+        <w:tc>
+          <w:tcPr/>
+          <w:p>
+            <w:pPr>
+              <w:pStyle w:val="Compact"/>
+              <w:jc w:val="left"/>
+            </w:pPr>
+            <w:r>
+              <w:rPr>
+                <w:sz w:val="19"/>
+              </w:rPr>
+              <w:t xml:space="preserve">Orientation</w:t>
+            </w:r>
+          </w:p>
+        </w:tc>
+        <w:tc>
+          <w:tcPr/>
+          <w:p>
+            <w:pPr>
+              <w:pStyle w:val="Compact"/>
+              <w:jc w:val="left"/>
+            </w:pPr>
+            <w:r>
+              <w:rPr>
+                <w:sz w:val="19"/>
+              </w:rPr>
+              <w:t xml:space="preserve">How a board is tilted and turned in space. Stored as a</w:t>
+            </w:r>
+            <w:r>
+              <w:rPr>
+                <w:sz w:val="19"/>
+              </w:rPr>
+              <w:t xml:space="preserve"> </w:t>
+            </w:r>
+            <w:r>
+              <w:rPr>
+                <w:iCs/>
+                <w:i/>
+                <w:sz w:val="19"/>
+              </w:rPr>
+              <w:t xml:space="preserve">quaternion</w:t>
+            </w:r>
+            <w:r>
+              <w:rPr>
+                <w:sz w:val="19"/>
+              </w:rPr>
+              <w:t xml:space="preserve">, a set of four numbers.</w:t>
+            </w:r>
+          </w:p>
+        </w:tc>
+      </w:tr>
+      <w:tr>
+        <w:tc>
+          <w:tcPr/>
+          <w:p>
+            <w:pPr>
+              <w:pStyle w:val="Compact"/>
+              <w:jc w:val="left"/>
+            </w:pPr>
+            <w:r>
+              <w:rPr>
+                <w:sz w:val="19"/>
+              </w:rPr>
+              <w:t xml:space="preserve">6-DOF / 9-DOF</w:t>
+            </w:r>
+          </w:p>
+        </w:tc>
+        <w:tc>
+          <w:tcPr/>
+          <w:p>
+            <w:pPr>
+              <w:pStyle w:val="Compact"/>
+              <w:jc w:val="left"/>
+            </w:pPr>
+            <w:r>
+              <w:rPr>
+                <w:sz w:val="19"/>
+              </w:rPr>
+              <w:t xml:space="preserve">Fusion from accelerometer + gyroscope (6 measured axes), or with the magnetometer as well (9).</w:t>
+            </w:r>
+          </w:p>
+        </w:tc>
+      </w:tr>
+      <w:tr>
+        <w:tc>
+          <w:tcPr/>
+          <w:p>
+            <w:pPr>
+              <w:pStyle w:val="Compact"/>
+              <w:jc w:val="left"/>
+            </w:pPr>
+            <w:r>
+              <w:rPr>
+                <w:sz w:val="19"/>
+              </w:rPr>
+              <w:t xml:space="preserve">Drift</w:t>
+            </w:r>
+          </w:p>
+        </w:tc>
+        <w:tc>
+          <w:tcPr/>
+          <w:p>
+            <w:pPr>
+              <w:pStyle w:val="Compact"/>
+              <w:jc w:val="left"/>
+            </w:pPr>
+            <w:r>
+              <w:rPr>
+                <w:sz w:val="19"/>
+              </w:rPr>
+              <w:t xml:space="preserve">A slow, steady error that builds up over time even when nothing moves.</w:t>
+            </w:r>
+          </w:p>
+        </w:tc>
+      </w:tr>
+      <w:tr>
+        <w:tc>
+          <w:tcPr/>
+          <w:p>
+            <w:pPr>
+              <w:pStyle w:val="Compact"/>
+              <w:jc w:val="left"/>
+            </w:pPr>
+            <w:r>
+              <w:rPr>
+                <w:sz w:val="19"/>
+              </w:rPr>
+              <w:t xml:space="preserve">Gyro bias</w:t>
+            </w:r>
+          </w:p>
+        </w:tc>
+        <w:tc>
+          <w:tcPr/>
+          <w:p>
+            <w:pPr>
+              <w:pStyle w:val="Compact"/>
+              <w:jc w:val="left"/>
+            </w:pPr>
+            <w:r>
+              <w:rPr>
+                <w:sz w:val="19"/>
+              </w:rPr>
+              <w:t xml:space="preserve">The small rotation a gyroscope reports when it is actually still; the main cause of drift.</w:t>
+            </w:r>
+          </w:p>
+        </w:tc>
+      </w:tr>
+      <w:tr>
+        <w:tc>
+          <w:tcPr/>
+          <w:p>
+            <w:pPr>
+              <w:pStyle w:val="Compact"/>
+              <w:jc w:val="left"/>
+            </w:pPr>
+            <w:r>
+              <w:rPr>
+                <w:sz w:val="19"/>
+              </w:rPr>
+              <w:t xml:space="preserve">Heading (yaw)</w:t>
+            </w:r>
+          </w:p>
+        </w:tc>
+        <w:tc>
+          <w:tcPr/>
+          <w:p>
+            <w:pPr>
+              <w:pStyle w:val="Compact"/>
+              <w:jc w:val="left"/>
+            </w:pPr>
+            <w:r>
+              <w:rPr>
+                <w:sz w:val="19"/>
+              </w:rPr>
+              <w:t xml:space="preserve">Which way a board faces when turned about the vertical, like a compass direction. Gravity cannot tell this.</w:t>
+            </w:r>
+          </w:p>
+        </w:tc>
+      </w:tr>
+      <w:tr>
+        <w:tc>
+          <w:tcPr/>
+          <w:p>
+            <w:pPr>
+              <w:pStyle w:val="Compact"/>
+              <w:jc w:val="left"/>
+            </w:pPr>
+            <w:r>
+              <w:rPr>
+                <w:sz w:val="19"/>
+              </w:rPr>
+              <w:t xml:space="preserve">Central / peripheral</w:t>
+            </w:r>
+          </w:p>
+        </w:tc>
+        <w:tc>
+          <w:tcPr/>
+          <w:p>
+            <w:pPr>
+              <w:pStyle w:val="Compact"/>
+              <w:jc w:val="left"/>
+            </w:pPr>
+            <w:r>
+              <w:rPr>
+                <w:sz w:val="19"/>
+              </w:rPr>
+              <w:t xml:space="preserve">The thigh board (central) collects data from the shank board (peripheral) and sends both to the PC.</w:t>
+            </w:r>
+          </w:p>
+        </w:tc>
+      </w:tr>
+      <w:tr>
+        <w:tc>
+          <w:tcPr/>
+          <w:p>
+            <w:pPr>
+              <w:pStyle w:val="Compact"/>
+              <w:jc w:val="left"/>
+            </w:pPr>
+            <w:r>
+              <w:rPr>
+                <w:sz w:val="19"/>
+              </w:rPr>
+              <w:t xml:space="preserve">Firmware</w:t>
+            </w:r>
+          </w:p>
+        </w:tc>
+        <w:tc>
+          <w:tcPr/>
+          <w:p>
+            <w:pPr>
+              <w:pStyle w:val="Compact"/>
+              <w:jc w:val="left"/>
+            </w:pPr>
+            <w:r>
+              <w:rPr>
+                <w:sz w:val="19"/>
+              </w:rPr>
+              <w:t xml:space="preserve">The program running on each Arduino board (an Arduino</w:t>
+            </w:r>
+            <w:r>
+              <w:rPr>
+                <w:sz w:val="19"/>
+              </w:rPr>
+              <w:t xml:space="preserve"> </w:t>
+            </w:r>
+            <w:r>
+              <w:rPr>
+                <w:sz w:val="19"/>
+              </w:rPr>
+              <w:t xml:space="preserve">“</w:t>
+            </w:r>
+            <w:r>
+              <w:rPr>
+                <w:sz w:val="19"/>
+              </w:rPr>
+              <w:t xml:space="preserve">sketch</w:t>
+            </w:r>
+            <w:r>
+              <w:rPr>
+                <w:sz w:val="19"/>
+              </w:rPr>
+              <w:t xml:space="preserve">”</w:t>
+            </w:r>
+            <w:r>
+              <w:rPr>
+                <w:sz w:val="19"/>
+              </w:rPr>
+              <w:t xml:space="preserve">). Changing it means</w:t>
+            </w:r>
+            <w:r>
+              <w:rPr>
+                <w:sz w:val="19"/>
+              </w:rPr>
+              <w:t xml:space="preserve"> </w:t>
+            </w:r>
+            <w:r>
+              <w:rPr>
+                <w:iCs/>
+                <w:i/>
+                <w:sz w:val="19"/>
+              </w:rPr>
+              <w:t xml:space="preserve">reflashing</w:t>
+            </w:r>
+            <w:r>
+              <w:rPr>
+                <w:sz w:val="19"/>
+              </w:rPr>
+              <w:t xml:space="preserve"> </w:t>
+            </w:r>
+            <w:r>
+              <w:rPr>
+                <w:sz w:val="19"/>
+              </w:rPr>
+              <w:t xml:space="preserve">the board.</w:t>
+            </w:r>
+          </w:p>
+        </w:tc>
+      </w:tr>
+      <w:tr>
+        <w:tc>
+          <w:tcPr/>
+          <w:p>
+            <w:pPr>
+              <w:pStyle w:val="Compact"/>
+              <w:jc w:val="left"/>
+            </w:pPr>
+            <w:r>
+              <w:rPr>
+                <w:sz w:val="19"/>
+              </w:rPr>
+              <w:t xml:space="preserve">UART / serial link</w:t>
+            </w:r>
+          </w:p>
+        </w:tc>
+        <w:tc>
+          <w:tcPr/>
+          <w:p>
+            <w:pPr>
+              <w:pStyle w:val="Compact"/>
+              <w:jc w:val="left"/>
+            </w:pPr>
+            <w:r>
+              <w:rPr>
+                <w:sz w:val="19"/>
+              </w:rPr>
+              <w:t xml:space="preserve">The simple wired connection between the two boards;</w:t>
+            </w:r>
+            <w:r>
+              <w:rPr>
+                <w:sz w:val="19"/>
+              </w:rPr>
+              <w:t xml:space="preserve"> </w:t>
+            </w:r>
+            <w:r>
+              <w:rPr>
+                <w:iCs/>
+                <w:i/>
+                <w:sz w:val="19"/>
+              </w:rPr>
+              <w:t xml:space="preserve">baud</w:t>
+            </w:r>
+            <w:r>
+              <w:rPr>
+                <w:sz w:val="19"/>
+              </w:rPr>
+              <w:t xml:space="preserve"> </w:t>
+            </w:r>
+            <w:r>
+              <w:rPr>
+                <w:sz w:val="19"/>
+              </w:rPr>
+              <w:t xml:space="preserve">is its speed in bits per second.</w:t>
+            </w:r>
+          </w:p>
+        </w:tc>
+      </w:tr>
+      <w:tr>
+        <w:tc>
+          <w:tcPr/>
+          <w:p>
+            <w:pPr>
+              <w:pStyle w:val="Compact"/>
+              <w:jc w:val="left"/>
+            </w:pPr>
+            <w:r>
+              <w:rPr>
+                <w:sz w:val="19"/>
+              </w:rPr>
+              <w:t xml:space="preserve">Packet / checksum</w:t>
+            </w:r>
+          </w:p>
+        </w:tc>
+        <w:tc>
+          <w:tcPr/>
+          <w:p>
+            <w:pPr>
+              <w:pStyle w:val="Compact"/>
+              <w:jc w:val="left"/>
+            </w:pPr>
+            <w:r>
+              <w:rPr>
+                <w:sz w:val="19"/>
+              </w:rPr>
+              <w:t xml:space="preserve">One message sent between the boards / a check number that reveals a corrupted message.</w:t>
+            </w:r>
+          </w:p>
+        </w:tc>
+      </w:tr>
+      <w:tr>
+        <w:tc>
+          <w:tcPr/>
+          <w:p>
+            <w:pPr>
+              <w:pStyle w:val="Compact"/>
+              <w:jc w:val="left"/>
+            </w:pPr>
+            <w:r>
+              <w:rPr>
+                <w:sz w:val="19"/>
+              </w:rPr>
+              <w:t xml:space="preserve">Calibration (zeroing, sweep)</w:t>
+            </w:r>
+          </w:p>
+        </w:tc>
+        <w:tc>
+          <w:tcPr/>
+          <w:p>
+            <w:pPr>
+              <w:pStyle w:val="Compact"/>
+              <w:jc w:val="left"/>
+            </w:pPr>
+            <w:r>
+              <w:rPr>
+                <w:sz w:val="19"/>
+              </w:rPr>
+              <w:t xml:space="preserve">The short routine at the start of each session that tells the software how the boards sit on the leg (§5.3).</w:t>
+            </w:r>
+          </w:p>
+        </w:tc>
+      </w:tr>
+      <w:tr>
+        <w:tc>
+          <w:tcPr/>
+          <w:p>
+            <w:pPr>
+              <w:pStyle w:val="Compact"/>
+              <w:jc w:val="left"/>
+            </w:pPr>
+            <w:r>
+              <w:rPr>
+                <w:sz w:val="19"/>
+              </w:rPr>
+              <w:t xml:space="preserve">GUI / CLI</w:t>
+            </w:r>
+          </w:p>
+        </w:tc>
+        <w:tc>
+          <w:tcPr/>
+          <w:p>
+            <w:pPr>
+              <w:pStyle w:val="Compact"/>
+              <w:jc w:val="left"/>
+            </w:pPr>
+            <w:r>
+              <w:rPr>
+                <w:sz w:val="19"/>
+              </w:rPr>
+              <w:t xml:space="preserve">Graphical user interface (the windowed program) / command-line interface (text commands in a terminal).</w:t>
             </w:r>
           </w:p>
         </w:tc>
       </w:tr>
     </w:tbl>
+    <w:bookmarkEnd w:id="29"/>
+    <w:bookmarkStart w:id="30" w:name="problem-and-goals"/>
+    <w:p>
+      <w:pPr>
+        <w:pStyle w:val="Heading1"/>
+      </w:pPr>
+      <w:r>
+        <w:t xml:space="preserve">2. Problem and goals</w:t>
+      </w:r>
+    </w:p>
+    <w:p>
+      <w:pPr>
+        <w:pStyle w:val="FirstParagraph"/>
+      </w:pPr>
+      <w:r>
+        <w:t xml:space="preserve">The goal is a low-cost wearable that measures</w:t>
+      </w:r>
+      <w:r>
+        <w:t xml:space="preserve"> </w:t>
+      </w:r>
+      <w:r>
+        <w:rPr>
+          <w:bCs/>
+          <w:b/>
+        </w:rPr>
+        <w:t xml:space="preserve">knee flexion angle</w:t>
+      </w:r>
+      <w:r>
+        <w:t xml:space="preserve"> </w:t>
+      </w:r>
+      <w:r>
+        <w:t xml:space="preserve">from two</w:t>
+      </w:r>
+      <w:r>
+        <w:t xml:space="preserve"> </w:t>
+      </w:r>
+      <w:r>
+        <w:t xml:space="preserve">inertial sensors, one above and one below the knee.</w:t>
+      </w:r>
+    </w:p>
+    <w:tbl>
+      <w:tblPr>
+        <w:tblStyle w:val="Table"/>
+        <w:tblW w:type="pct" w:w="5000"/>
+        <w:tblLook w:firstRow="1" w:lastRow="0" w:firstColumn="0" w:lastColumn="0" w:noHBand="0" w:noVBand="0" w:val="0020"/>
+        <w:jc w:val="start"/>
+        <w:tblBorders>
+          <w:top w:val="single" w:sz="4" w:space="0" w:color="BFBFBF"/>
+          <w:left w:val="single" w:sz="4" w:space="0" w:color="BFBFBF"/>
+          <w:bottom w:val="single" w:sz="4" w:space="0" w:color="BFBFBF"/>
+          <w:right w:val="single" w:sz="4" w:space="0" w:color="BFBFBF"/>
+          <w:insideH w:val="single" w:sz="4" w:space="0" w:color="BFBFBF"/>
+          <w:insideV w:val="single" w:sz="4" w:space="0" w:color="BFBFBF"/>
+        </w:tblBorders>
+      </w:tblPr>
+      <w:tblGrid>
+        <w:gridCol w:w="3960"/>
+        <w:gridCol w:w="3960"/>
+      </w:tblGrid>
+      <w:tr>
+        <w:trPr>
+          <w:tblHeader w:val="true"/>
+        </w:trPr>
+        <w:tc>
+          <w:tcPr>
+            <w:shd w:val="clear" w:color="auto" w:fill="DCE6F1"/>
+          </w:tcPr>
+          <w:p>
+            <w:pPr>
+              <w:pStyle w:val="Compact"/>
+              <w:jc w:val="left"/>
+            </w:pPr>
+            <w:r>
+              <w:rPr>
+                <w:b/>
+                <w:sz w:val="19"/>
+              </w:rPr>
+              <w:t xml:space="preserve">Goal</w:t>
+            </w:r>
+          </w:p>
+        </w:tc>
+        <w:tc>
+          <w:tcPr>
+            <w:shd w:val="clear" w:color="auto" w:fill="DCE6F1"/>
+          </w:tcPr>
+          <w:p>
+            <w:pPr>
+              <w:pStyle w:val="Compact"/>
+              <w:jc w:val="left"/>
+            </w:pPr>
+            <w:r>
+              <w:rPr>
+                <w:b/>
+                <w:sz w:val="19"/>
+              </w:rPr>
+              <w:t xml:space="preserve">Explanation</w:t>
+            </w:r>
+          </w:p>
+        </w:tc>
+      </w:tr>
+      <w:tr>
+        <w:tc>
+          <w:tcPr/>
+          <w:p>
+            <w:pPr>
+              <w:pStyle w:val="Compact"/>
+              <w:jc w:val="left"/>
+            </w:pPr>
+            <w:r>
+              <w:rPr>
+                <w:sz w:val="19"/>
+              </w:rPr>
+              <w:t xml:space="preserve">Placement independence</w:t>
+            </w:r>
+          </w:p>
+        </w:tc>
+        <w:tc>
+          <w:tcPr/>
+          <w:p>
+            <w:pPr>
+              <w:pStyle w:val="Compact"/>
+              <w:jc w:val="left"/>
+            </w:pPr>
+            <w:r>
+              <w:rPr>
+                <w:sz w:val="19"/>
+              </w:rPr>
+              <w:t xml:space="preserve">The boards should not need to be mounted at a precise or repeatable orientation on the limb.</w:t>
+            </w:r>
+          </w:p>
+        </w:tc>
+      </w:tr>
+      <w:tr>
+        <w:tc>
+          <w:tcPr/>
+          <w:p>
+            <w:pPr>
+              <w:pStyle w:val="Compact"/>
+              <w:jc w:val="left"/>
+            </w:pPr>
+            <w:r>
+              <w:rPr>
+                <w:sz w:val="19"/>
+              </w:rPr>
+              <w:t xml:space="preserve">Robust signal</w:t>
+            </w:r>
+          </w:p>
+        </w:tc>
+        <w:tc>
+          <w:tcPr/>
+          <w:p>
+            <w:pPr>
+              <w:pStyle w:val="Compact"/>
+              <w:jc w:val="left"/>
+            </w:pPr>
+            <w:r>
+              <w:rPr>
+                <w:sz w:val="19"/>
+              </w:rPr>
+              <w:t xml:space="preserve">The collected signals should be stable at rest, smooth through motion. There should be no drift in the angle.</w:t>
+            </w:r>
+          </w:p>
+        </w:tc>
+      </w:tr>
+      <w:tr>
+        <w:tc>
+          <w:tcPr/>
+          <w:p>
+            <w:pPr>
+              <w:pStyle w:val="Compact"/>
+              <w:jc w:val="left"/>
+            </w:pPr>
+            <w:r>
+              <w:rPr>
+                <w:sz w:val="19"/>
+              </w:rPr>
+              <w:t xml:space="preserve">Simple design</w:t>
+            </w:r>
+          </w:p>
+        </w:tc>
+        <w:tc>
+          <w:tcPr/>
+          <w:p>
+            <w:pPr>
+              <w:pStyle w:val="Compact"/>
+              <w:jc w:val="left"/>
+            </w:pPr>
+            <w:r>
+              <w:rPr>
+                <w:sz w:val="19"/>
+              </w:rPr>
+              <w:t xml:space="preserve">Prefer the smallest system as a proof of concept that can be easily built and tested.</w:t>
+            </w:r>
+          </w:p>
+        </w:tc>
+      </w:tr>
+      <w:tr>
+        <w:tc>
+          <w:tcPr/>
+          <w:p>
+            <w:pPr>
+              <w:pStyle w:val="Compact"/>
+              <w:jc w:val="left"/>
+            </w:pPr>
+            <w:r>
+              <w:rPr>
+                <w:sz w:val="19"/>
+              </w:rPr>
+              <w:t xml:space="preserve">Usable in testing sessions</w:t>
+            </w:r>
+          </w:p>
+        </w:tc>
+        <w:tc>
+          <w:tcPr/>
+          <w:p>
+            <w:pPr>
+              <w:pStyle w:val="Compact"/>
+              <w:jc w:val="left"/>
+            </w:pPr>
+            <w:r>
+              <w:rPr>
+                <w:sz w:val="19"/>
+              </w:rPr>
+              <w:t xml:space="preserve">A GUI that drives calibration, shows live data, and saves every session automatically.</w:t>
+            </w:r>
+          </w:p>
+        </w:tc>
+      </w:tr>
+    </w:tbl>
     <w:p>
       <w:pPr>
         <w:pStyle w:val="BodyText"/>
       </w:pPr>
       <w:r>
-        <w:t xml:space="preserve">Scope:</w:t>
-      </w:r>
-      <w:r>
-        <w:t xml:space="preserve"> </w:t>
-      </w:r>
-      <w:r>
-        <w:rPr>
-          <w:bCs/>
-          <w:b/>
-        </w:rPr>
-        <w:t xml:space="preserve">sagittal-plane</w:t>
-      </w:r>
-      <w:r>
-        <w:t xml:space="preserve"> </w:t>
-      </w:r>
-      <w:r>
-        <w:t xml:space="preserve">knee flexion (standing range of motion, gait,</w:t>
-      </w:r>
-      <w:r>
-        <w:t xml:space="preserve"> </w:t>
-      </w:r>
-      <w:r>
-        <w:t xml:space="preserve">sit-to-stand), relative to a calibration pose. Absolute anatomical angles and</w:t>
+        <w:t xml:space="preserve">Scope: knee bending (</w:t>
+      </w:r>
+      <w:r>
+        <w:rPr>
+          <w:bCs/>
+          <w:b/>
+        </w:rPr>
+        <w:t xml:space="preserve">flexion</w:t>
+      </w:r>
+      <w:r>
+        <w:t xml:space="preserve">) in the side-view (</w:t>
+      </w:r>
+      <w:r>
+        <w:rPr>
+          <w:bCs/>
+          <w:b/>
+        </w:rPr>
+        <w:t xml:space="preserve">sagittal</w:t>
+      </w:r>
+      <w:r>
+        <w:t xml:space="preserve">) plane, during</w:t>
+      </w:r>
+      <w:r>
+        <w:t xml:space="preserve"> </w:t>
+      </w:r>
+      <w:r>
+        <w:t xml:space="preserve">standing range of motion, gait and sit-to-stand, relative to a calibration pose. Absolute anatomical angles and</w:t>
       </w:r>
       <w:r>
         <w:t xml:space="preserve"> </w:t>
@@ -2570,8 +3008,8 @@
         <w:t xml:space="preserve">3D kinematics are out of scope (see §5.5 and §10).</w:t>
       </w:r>
     </w:p>
-    <w:bookmarkEnd w:id="28"/>
-    <w:bookmarkStart w:id="38" w:name="system-architecture"/>
+    <w:bookmarkEnd w:id="30"/>
+    <w:bookmarkStart w:id="40" w:name="system-architecture"/>
     <w:p>
       <w:pPr>
         <w:pStyle w:val="Heading1"/>
@@ -2615,18 +3053,18 @@
           <wp:inline>
             <wp:extent cx="6400800" cy="3627120"/>
             <wp:effectExtent b="0" l="0" r="0" t="0"/>
-            <wp:docPr descr="Figure 1. The prototype on the leg (side view). Each board sits in a printed case, held by an elastic strap. Pointing the USB ports toward the hip is a convention for tidy cables and consistent placement; the calibration does not depend on it." title="" id="30" name="Picture"/>
+            <wp:docPr descr="Figure 1. The prototype on the leg (side view). Each board sits in a printed case, held by an elastic strap. Pointing the USB ports toward the hip is a convention for tidy cables and consistent placement; the calibration does not depend on it." title="" id="32" name="Picture"/>
             <a:graphic>
               <a:graphicData uri="http://schemas.openxmlformats.org/drawingml/2006/picture">
                 <pic:pic>
                   <pic:nvPicPr>
-                    <pic:cNvPr descr="images/handover/fig1_setup.png" id="31" name="Picture"/>
+                    <pic:cNvPr descr="images/handover/fig1_setup.png" id="33" name="Picture"/>
                     <pic:cNvPicPr>
                       <a:picLocks noChangeArrowheads="1" noChangeAspect="1"/>
                     </pic:cNvPicPr>
                   </pic:nvPicPr>
                   <pic:blipFill>
-                    <a:blip r:embed="rId29"/>
+                    <a:blip r:embed="rId31"/>
                     <a:stretch>
                       <a:fillRect/>
                     </a:stretch>
@@ -2670,18 +3108,18 @@
           <wp:inline>
             <wp:extent cx="6400800" cy="3250830"/>
             <wp:effectExtent b="0" l="0" r="0" t="0"/>
-            <wp:docPr descr="Figure 2. Data flow for one sample, and the shank packet sent over the wire." title="" id="33" name="Picture"/>
+            <wp:docPr descr="Figure 2. Data flow for one sample, and the shank packet sent over the wire." title="" id="35" name="Picture"/>
             <a:graphic>
               <a:graphicData uri="http://schemas.openxmlformats.org/drawingml/2006/picture">
                 <pic:pic>
                   <pic:nvPicPr>
-                    <pic:cNvPr descr="images/handover/fig2_dataflow.png" id="34" name="Picture"/>
+                    <pic:cNvPr descr="images/handover/fig2_dataflow.png" id="36" name="Picture"/>
                     <pic:cNvPicPr>
                       <a:picLocks noChangeArrowheads="1" noChangeAspect="1"/>
                     </pic:cNvPicPr>
                   </pic:nvPicPr>
                   <pic:blipFill>
-                    <a:blip r:embed="rId32"/>
+                    <a:blip r:embed="rId34"/>
                     <a:stretch>
                       <a:fillRect/>
                     </a:stretch>
@@ -2716,7 +3154,7 @@
         <w:t xml:space="preserve">Figure 2. Data flow for one sample, and the shank packet sent over the wire.</w:t>
       </w:r>
     </w:p>
-    <w:bookmarkStart w:id="35" w:name="two-boards-one-connection-to-the-pc"/>
+    <w:bookmarkStart w:id="37" w:name="two-boards-one-connection-to-the-pc"/>
     <w:p>
       <w:pPr>
         <w:pStyle w:val="Heading2"/>
@@ -2729,7 +3167,7 @@
       <w:pPr>
         <w:numPr>
           <w:ilvl w:val="0"/>
-          <w:numId w:val="1005"/>
+          <w:numId w:val="1006"/>
         </w:numPr>
         <w:pStyle w:val="Compact"/>
       </w:pPr>
@@ -2783,7 +3221,7 @@
       <w:pPr>
         <w:numPr>
           <w:ilvl w:val="0"/>
-          <w:numId w:val="1005"/>
+          <w:numId w:val="1006"/>
         </w:numPr>
         <w:pStyle w:val="Compact"/>
       </w:pPr>
@@ -2847,7 +3285,7 @@
       <w:pPr>
         <w:numPr>
           <w:ilvl w:val="0"/>
-          <w:numId w:val="1005"/>
+          <w:numId w:val="1006"/>
         </w:numPr>
         <w:pStyle w:val="Compact"/>
       </w:pPr>
@@ -2877,8 +3315,8 @@
         <w:t xml:space="preserve">on the board (harder to test and change).</w:t>
       </w:r>
     </w:p>
-    <w:bookmarkEnd w:id="35"/>
-    <w:bookmarkStart w:id="36" w:name="hardware"/>
+    <w:bookmarkEnd w:id="37"/>
+    <w:bookmarkStart w:id="38" w:name="hardware"/>
     <w:p>
       <w:pPr>
         <w:pStyle w:val="Heading2"/>
@@ -2891,7 +3329,7 @@
       <w:pPr>
         <w:numPr>
           <w:ilvl w:val="0"/>
-          <w:numId w:val="1006"/>
+          <w:numId w:val="1007"/>
         </w:numPr>
         <w:pStyle w:val="Compact"/>
       </w:pPr>
@@ -2925,7 +3363,7 @@
       <w:pPr>
         <w:numPr>
           <w:ilvl w:val="0"/>
-          <w:numId w:val="1006"/>
+          <w:numId w:val="1007"/>
         </w:numPr>
         <w:pStyle w:val="Compact"/>
       </w:pPr>
@@ -2949,8 +3387,8 @@
         <w:t xml:space="preserve">familiar Arduino tools, and a Bluetooth radio for a future wireless version.</w:t>
       </w:r>
     </w:p>
-    <w:bookmarkEnd w:id="36"/>
-    <w:bookmarkStart w:id="37" w:name="physical-build"/>
+    <w:bookmarkEnd w:id="38"/>
+    <w:bookmarkStart w:id="39" w:name="physical-build"/>
     <w:p>
       <w:pPr>
         <w:pStyle w:val="Heading2"/>
@@ -2963,7 +3401,7 @@
       <w:pPr>
         <w:numPr>
           <w:ilvl w:val="0"/>
-          <w:numId w:val="1007"/>
+          <w:numId w:val="1008"/>
         </w:numPr>
         <w:pStyle w:val="Compact"/>
       </w:pPr>
@@ -2997,7 +3435,7 @@
       <w:pPr>
         <w:numPr>
           <w:ilvl w:val="0"/>
-          <w:numId w:val="1007"/>
+          <w:numId w:val="1008"/>
         </w:numPr>
         <w:pStyle w:val="Compact"/>
       </w:pPr>
@@ -3019,7 +3457,7 @@
       <w:pPr>
         <w:numPr>
           <w:ilvl w:val="0"/>
-          <w:numId w:val="1007"/>
+          <w:numId w:val="1008"/>
         </w:numPr>
         <w:pStyle w:val="Compact"/>
       </w:pPr>
@@ -3043,9 +3481,9 @@
         <w:t xml:space="preserve">across the knee. Batteries and wireless links are future work (Appendix C).</w:t>
       </w:r>
     </w:p>
-    <w:bookmarkEnd w:id="37"/>
-    <w:bookmarkEnd w:id="38"/>
-    <w:bookmarkStart w:id="45" w:name="sensor-fusion"/>
+    <w:bookmarkEnd w:id="39"/>
+    <w:bookmarkEnd w:id="40"/>
+    <w:bookmarkStart w:id="47" w:name="sensor-fusion"/>
     <w:p>
       <w:pPr>
         <w:pStyle w:val="Heading1"/>
@@ -3083,18 +3521,18 @@
           <wp:inline>
             <wp:extent cx="6400800" cy="3243072"/>
             <wp:effectExtent b="0" l="0" r="0" t="0"/>
-            <wp:docPr descr="Figure 3. How each board’s Mahony filter estimates its orientation: it follows the gyroscope, compares the predicted “down” with the accelerometer, and corrects toward it. The gyroscope’s bias is removed first (§4.2), and the accelerometer counts for less during fast movement (§4.3)." title="" id="40" name="Picture"/>
+            <wp:docPr descr="Figure 3. How each board’s Mahony filter estimates its orientation: it follows the gyroscope, compares the predicted “down” with the accelerometer, and corrects toward it. The gyroscope’s bias is removed first (§4.2), and the accelerometer counts for less during fast movement (§4.3)." title="" id="42" name="Picture"/>
             <a:graphic>
               <a:graphicData uri="http://schemas.openxmlformats.org/drawingml/2006/picture">
                 <pic:pic>
                   <pic:nvPicPr>
-                    <pic:cNvPr descr="images/handover/fig3_fusion.png" id="41" name="Picture"/>
+                    <pic:cNvPr descr="images/handover/fig3_fusion.png" id="43" name="Picture"/>
                     <pic:cNvPicPr>
                       <a:picLocks noChangeArrowheads="1" noChangeAspect="1"/>
                     </pic:cNvPicPr>
                   </pic:nvPicPr>
                   <pic:blipFill>
-                    <a:blip r:embed="rId39"/>
+                    <a:blip r:embed="rId41"/>
                     <a:stretch>
                       <a:fillRect/>
                     </a:stretch>
@@ -3175,7 +3613,7 @@
       <w:pPr>
         <w:numPr>
           <w:ilvl w:val="0"/>
-          <w:numId w:val="1008"/>
+          <w:numId w:val="1009"/>
         </w:numPr>
         <w:pStyle w:val="Compact"/>
       </w:pPr>
@@ -3209,7 +3647,7 @@
       <w:pPr>
         <w:numPr>
           <w:ilvl w:val="0"/>
-          <w:numId w:val="1008"/>
+          <w:numId w:val="1009"/>
         </w:numPr>
         <w:pStyle w:val="Compact"/>
       </w:pPr>
@@ -3261,7 +3699,7 @@
       <w:pPr>
         <w:numPr>
           <w:ilvl w:val="0"/>
-          <w:numId w:val="1008"/>
+          <w:numId w:val="1009"/>
         </w:numPr>
         <w:pStyle w:val="Compact"/>
       </w:pPr>
@@ -3402,7 +3840,7 @@
         <w:t xml:space="preserve">(README, finding #1).</w:t>
       </w:r>
     </w:p>
-    <w:bookmarkStart w:id="42" w:name="X7f7b30f7a2a671f5dce91e2a36597f151e9e360"/>
+    <w:bookmarkStart w:id="44" w:name="X7f7b30f7a2a671f5dce91e2a36597f151e9e360"/>
     <w:p>
       <w:pPr>
         <w:pStyle w:val="Heading2"/>
@@ -3415,7 +3853,7 @@
       <w:pPr>
         <w:numPr>
           <w:ilvl w:val="0"/>
-          <w:numId w:val="1009"/>
+          <w:numId w:val="1010"/>
         </w:numPr>
         <w:pStyle w:val="Compact"/>
       </w:pPr>
@@ -3467,7 +3905,7 @@
       <w:pPr>
         <w:numPr>
           <w:ilvl w:val="0"/>
-          <w:numId w:val="1009"/>
+          <w:numId w:val="1010"/>
         </w:numPr>
         <w:pStyle w:val="Compact"/>
       </w:pPr>
@@ -3503,8 +3941,8 @@
         <w:t xml:space="preserve">other board) and needs extra calibration for each board.</w:t>
       </w:r>
     </w:p>
-    <w:bookmarkEnd w:id="42"/>
-    <w:bookmarkStart w:id="43" w:name="X17aa7f3bcf72b5777b59c0b88079b440f2e7306"/>
+    <w:bookmarkEnd w:id="44"/>
+    <w:bookmarkStart w:id="45" w:name="X17aa7f3bcf72b5777b59c0b88079b440f2e7306"/>
     <w:p>
       <w:pPr>
         <w:pStyle w:val="Heading2"/>
@@ -3517,7 +3955,7 @@
       <w:pPr>
         <w:numPr>
           <w:ilvl w:val="0"/>
-          <w:numId w:val="1010"/>
+          <w:numId w:val="1011"/>
         </w:numPr>
         <w:pStyle w:val="Compact"/>
       </w:pPr>
@@ -3551,7 +3989,7 @@
       <w:pPr>
         <w:numPr>
           <w:ilvl w:val="0"/>
-          <w:numId w:val="1010"/>
+          <w:numId w:val="1011"/>
         </w:numPr>
         <w:pStyle w:val="Compact"/>
       </w:pPr>
@@ -3575,8 +4013,8 @@
         <w:t xml:space="preserve">was moving rather than still, and using it would make things worse.</w:t>
       </w:r>
     </w:p>
-    <w:bookmarkEnd w:id="43"/>
-    <w:bookmarkStart w:id="44" w:name="X323e9a984e72dcefdfa4053bb236aaf93520988"/>
+    <w:bookmarkEnd w:id="45"/>
+    <w:bookmarkStart w:id="46" w:name="X323e9a984e72dcefdfa4053bb236aaf93520988"/>
     <w:p>
       <w:pPr>
         <w:pStyle w:val="Heading2"/>
@@ -3589,7 +4027,7 @@
       <w:pPr>
         <w:numPr>
           <w:ilvl w:val="0"/>
-          <w:numId w:val="1011"/>
+          <w:numId w:val="1012"/>
         </w:numPr>
         <w:pStyle w:val="Compact"/>
       </w:pPr>
@@ -3623,7 +4061,7 @@
       <w:pPr>
         <w:numPr>
           <w:ilvl w:val="0"/>
-          <w:numId w:val="1011"/>
+          <w:numId w:val="1012"/>
         </w:numPr>
         <w:pStyle w:val="Compact"/>
       </w:pPr>
@@ -3672,7 +4110,7 @@
       <w:pPr>
         <w:numPr>
           <w:ilvl w:val="0"/>
-          <w:numId w:val="1011"/>
+          <w:numId w:val="1012"/>
         </w:numPr>
         <w:pStyle w:val="Compact"/>
       </w:pPr>
@@ -3690,9 +4128,9 @@
         <w:t xml:space="preserve">Not yet tuned on real movement data.</w:t>
       </w:r>
     </w:p>
-    <w:bookmarkEnd w:id="44"/>
-    <w:bookmarkEnd w:id="45"/>
-    <w:bookmarkStart w:id="58" w:name="knee-angle-calculation-gui"/>
+    <w:bookmarkEnd w:id="46"/>
+    <w:bookmarkEnd w:id="47"/>
+    <w:bookmarkStart w:id="60" w:name="knee-angle-calculation-gui"/>
     <w:p>
       <w:pPr>
         <w:pStyle w:val="Heading1"/>
@@ -3727,7 +4165,7 @@
         <w:t xml:space="preserve">to gravity is used, the boards do not need to be placed precisely.</w:t>
       </w:r>
     </w:p>
-    <w:bookmarkStart w:id="49" w:name="X04c5120b06bfebfa2037d784ccddf562daf5414"/>
+    <w:bookmarkStart w:id="51" w:name="X04c5120b06bfebfa2037d784ccddf562daf5414"/>
     <w:p>
       <w:pPr>
         <w:pStyle w:val="Heading2"/>
@@ -3745,18 +4183,18 @@
           <wp:inline>
             <wp:extent cx="6400800" cy="3200400"/>
             <wp:effectExtent b="0" l="0" r="0" t="0"/>
-            <wp:docPr descr="Figure 4. How the knee angle is computed. Each segment’s inclination is its tilt from the zero pose, measured from gravity in its own board; the knee angle is their difference." title="" id="47" name="Picture"/>
+            <wp:docPr descr="Figure 4. How the knee angle is computed. Each segment’s inclination is its tilt from the zero pose, measured from gravity in its own board; the knee angle is their difference." title="" id="49" name="Picture"/>
             <a:graphic>
               <a:graphicData uri="http://schemas.openxmlformats.org/drawingml/2006/picture">
                 <pic:pic>
                   <pic:nvPicPr>
-                    <pic:cNvPr descr="images/handover/fig4_angle.png" id="48" name="Picture"/>
+                    <pic:cNvPr descr="images/handover/fig4_angle.png" id="50" name="Picture"/>
                     <pic:cNvPicPr>
                       <a:picLocks noChangeArrowheads="1" noChangeAspect="1"/>
                     </pic:cNvPicPr>
                   </pic:nvPicPr>
                   <pic:blipFill>
-                    <a:blip r:embed="rId46"/>
+                    <a:blip r:embed="rId48"/>
                     <a:stretch>
                       <a:fillRect/>
                     </a:stretch>
@@ -3795,7 +4233,7 @@
       <w:pPr>
         <w:numPr>
           <w:ilvl w:val="0"/>
-          <w:numId w:val="1012"/>
+          <w:numId w:val="1013"/>
         </w:numPr>
         <w:pStyle w:val="Compact"/>
       </w:pPr>
@@ -3844,7 +4282,7 @@
       <w:pPr>
         <w:numPr>
           <w:ilvl w:val="0"/>
-          <w:numId w:val="1012"/>
+          <w:numId w:val="1013"/>
         </w:numPr>
         <w:pStyle w:val="Compact"/>
       </w:pPr>
@@ -3884,7 +4322,7 @@
       <w:pPr>
         <w:numPr>
           <w:ilvl w:val="0"/>
-          <w:numId w:val="1012"/>
+          <w:numId w:val="1013"/>
         </w:numPr>
         <w:pStyle w:val="Compact"/>
       </w:pPr>
@@ -3914,8 +4352,8 @@
         <w:t xml:space="preserve">even with both boards fixed to one ruler.</w:t>
       </w:r>
     </w:p>
-    <w:bookmarkEnd w:id="49"/>
-    <w:bookmarkStart w:id="50" w:name="X91c4be8f6cda2c58d77cbe85d1138c3e39ce815"/>
+    <w:bookmarkEnd w:id="51"/>
+    <w:bookmarkStart w:id="52" w:name="X91c4be8f6cda2c58d77cbe85d1138c3e39ce815"/>
     <w:p>
       <w:pPr>
         <w:pStyle w:val="Heading2"/>
@@ -3928,7 +4366,7 @@
       <w:pPr>
         <w:numPr>
           <w:ilvl w:val="0"/>
-          <w:numId w:val="1013"/>
+          <w:numId w:val="1014"/>
         </w:numPr>
         <w:pStyle w:val="Compact"/>
       </w:pPr>
@@ -3956,7 +4394,7 @@
       <w:pPr>
         <w:numPr>
           <w:ilvl w:val="0"/>
-          <w:numId w:val="1013"/>
+          <w:numId w:val="1014"/>
         </w:numPr>
         <w:pStyle w:val="Compact"/>
       </w:pPr>
@@ -3980,8 +4418,8 @@
         <w:t xml:space="preserve">orientation is not (§4).</w:t>
       </w:r>
     </w:p>
-    <w:bookmarkEnd w:id="50"/>
-    <w:bookmarkStart w:id="54" w:name="Xb2ec56b897b1ae872dbafa28d9d81924c5d12d6"/>
+    <w:bookmarkEnd w:id="52"/>
+    <w:bookmarkStart w:id="56" w:name="Xb2ec56b897b1ae872dbafa28d9d81924c5d12d6"/>
     <w:p>
       <w:pPr>
         <w:pStyle w:val="Heading2"/>
@@ -3999,18 +4437,18 @@
           <wp:inline>
             <wp:extent cx="6400800" cy="1600200"/>
             <wp:effectExtent b="0" l="0" r="0" t="0"/>
-            <wp:docPr descr="Figure 5. A session in the GUI, from connecting to stopping." title="" id="52" name="Picture"/>
+            <wp:docPr descr="Figure 5. A session in the GUI, from connecting to stopping." title="" id="54" name="Picture"/>
             <a:graphic>
               <a:graphicData uri="http://schemas.openxmlformats.org/drawingml/2006/picture">
                 <pic:pic>
                   <pic:nvPicPr>
-                    <pic:cNvPr descr="images/handover/fig5_session.png" id="53" name="Picture"/>
+                    <pic:cNvPr descr="images/handover/fig5_session.png" id="55" name="Picture"/>
                     <pic:cNvPicPr>
                       <a:picLocks noChangeArrowheads="1" noChangeAspect="1"/>
                     </pic:cNvPicPr>
                   </pic:nvPicPr>
                   <pic:blipFill>
-                    <a:blip r:embed="rId51"/>
+                    <a:blip r:embed="rId53"/>
                     <a:stretch>
                       <a:fillRect/>
                     </a:stretch>
@@ -4049,7 +4487,7 @@
       <w:pPr>
         <w:numPr>
           <w:ilvl w:val="0"/>
-          <w:numId w:val="1014"/>
+          <w:numId w:val="1015"/>
         </w:numPr>
         <w:pStyle w:val="Compact"/>
       </w:pPr>
@@ -4071,6 +4509,77 @@
       <w:pPr>
         <w:numPr>
           <w:ilvl w:val="1"/>
+          <w:numId w:val="1016"/>
+        </w:numPr>
+        <w:pStyle w:val="Compact"/>
+      </w:pPr>
+      <w:r>
+        <w:rPr>
+          <w:bCs/>
+          <w:b/>
+        </w:rPr>
+        <w:t xml:space="preserve">Zeroing</w:t>
+      </w:r>
+      <w:r>
+        <w:t xml:space="preserve"> </w:t>
+      </w:r>
+      <w:r>
+        <w:t xml:space="preserve">(2 s): leg straight and still. The gravity direction each board</w:t>
+      </w:r>
+      <w:r>
+        <w:t xml:space="preserve"> </w:t>
+      </w:r>
+      <w:r>
+        <w:t xml:space="preserve">sees becomes its 0°.</w:t>
+      </w:r>
+    </w:p>
+    <w:p>
+      <w:pPr>
+        <w:numPr>
+          <w:ilvl w:val="1"/>
+          <w:numId w:val="1016"/>
+        </w:numPr>
+        <w:pStyle w:val="Compact"/>
+      </w:pPr>
+      <w:r>
+        <w:rPr>
+          <w:bCs/>
+          <w:b/>
+        </w:rPr>
+        <w:t xml:space="preserve">Sweep</w:t>
+      </w:r>
+      <w:r>
+        <w:t xml:space="preserve"> </w:t>
+      </w:r>
+      <w:r>
+        <w:t xml:space="preserve">(6 s): a few slow movements bending the knee and hip. The</w:t>
+      </w:r>
+      <w:r>
+        <w:t xml:space="preserve"> </w:t>
+      </w:r>
+      <w:r>
+        <w:t xml:space="preserve">direction each board tilts becomes its</w:t>
+      </w:r>
+      <w:r>
+        <w:t xml:space="preserve"> </w:t>
+      </w:r>
+      <w:r>
+        <w:t xml:space="preserve">“</w:t>
+      </w:r>
+      <w:r>
+        <w:t xml:space="preserve">forward</w:t>
+      </w:r>
+      <w:r>
+        <w:t xml:space="preserve">”</w:t>
+      </w:r>
+      <w:r>
+        <w:t xml:space="preserve">.</w:t>
+      </w:r>
+    </w:p>
+    <w:p>
+      <w:pPr>
+        <w:numPr>
+          <w:ilvl w:val="0"/>
           <w:numId w:val="1015"/>
         </w:numPr>
         <w:pStyle w:val="Compact"/>
@@ -4080,25 +4589,25 @@
           <w:bCs/>
           <w:b/>
         </w:rPr>
-        <w:t xml:space="preserve">Zeroing</w:t>
-      </w:r>
-      <w:r>
-        <w:t xml:space="preserve"> </w:t>
-      </w:r>
-      <w:r>
-        <w:t xml:space="preserve">(2 s): leg straight and still. The gravity direction each board</w:t>
-      </w:r>
-      <w:r>
-        <w:t xml:space="preserve"> </w:t>
-      </w:r>
-      <w:r>
-        <w:t xml:space="preserve">sees becomes its 0°.</w:t>
-      </w:r>
-    </w:p>
-    <w:p>
-      <w:pPr>
-        <w:numPr>
-          <w:ilvl w:val="1"/>
+        <w:t xml:space="preserve">Why:</w:t>
+      </w:r>
+      <w:r>
+        <w:t xml:space="preserve"> </w:t>
+      </w:r>
+      <w:r>
+        <w:t xml:space="preserve">Together these tell the software how each board sits on its segment,</w:t>
+      </w:r>
+      <w:r>
+        <w:t xml:space="preserve"> </w:t>
+      </w:r>
+      <w:r>
+        <w:t xml:space="preserve">without anyone having to measure the mounting.</w:t>
+      </w:r>
+    </w:p>
+    <w:p>
+      <w:pPr>
+        <w:numPr>
+          <w:ilvl w:val="0"/>
           <w:numId w:val="1015"/>
         </w:numPr>
         <w:pStyle w:val="Compact"/>
@@ -4108,19 +4617,135 @@
           <w:bCs/>
           <w:b/>
         </w:rPr>
-        <w:t xml:space="preserve">Sweep</w:t>
-      </w:r>
-      <w:r>
-        <w:t xml:space="preserve"> </w:t>
-      </w:r>
-      <w:r>
-        <w:t xml:space="preserve">(6 s): a few slow movements bending the knee and hip. The</w:t>
-      </w:r>
-      <w:r>
-        <w:t xml:space="preserve"> </w:t>
-      </w:r>
-      <w:r>
-        <w:t xml:space="preserve">direction each board tilts becomes its</w:t>
+        <w:t xml:space="preserve">Detail:</w:t>
+      </w:r>
+      <w:r>
+        <w:t xml:space="preserve"> </w:t>
+      </w:r>
+      <w:r>
+        <w:t xml:space="preserve">A segment that tilts less than 5° during the sweep is treated as</w:t>
+      </w:r>
+      <w:r>
+        <w:t xml:space="preserve"> </w:t>
+      </w:r>
+      <w:r>
+        <w:t xml:space="preserve">not moving and contributes 0°. In all bench tests only the shank was moved, so</w:t>
+      </w:r>
+      <w:r>
+        <w:t xml:space="preserve"> </w:t>
+      </w:r>
+      <w:r>
+        <w:t xml:space="preserve">the angle came from the shank alone; moving both segments is a required next</w:t>
+      </w:r>
+      <w:r>
+        <w:t xml:space="preserve"> </w:t>
+      </w:r>
+      <w:r>
+        <w:t xml:space="preserve">step (§1.3).</w:t>
+      </w:r>
+    </w:p>
+    <w:bookmarkEnd w:id="56"/>
+    <w:bookmarkStart w:id="57" w:name="signed-continuous-angle"/>
+    <w:p>
+      <w:pPr>
+        <w:pStyle w:val="Heading2"/>
+      </w:pPr>
+      <w:r>
+        <w:t xml:space="preserve">5.4 Signed, continuous angle</w:t>
+      </w:r>
+    </w:p>
+    <w:p>
+      <w:pPr>
+        <w:numPr>
+          <w:ilvl w:val="0"/>
+          <w:numId w:val="1017"/>
+        </w:numPr>
+        <w:pStyle w:val="Compact"/>
+      </w:pPr>
+      <w:r>
+        <w:rPr>
+          <w:bCs/>
+          <w:b/>
+        </w:rPr>
+        <w:t xml:space="preserve">Design Decision:</w:t>
+      </w:r>
+      <w:r>
+        <w:t xml:space="preserve"> </w:t>
+      </w:r>
+      <w:r>
+        <w:t xml:space="preserve">Bending reads positive and over-straightening reads negative,</w:t>
+      </w:r>
+      <w:r>
+        <w:t xml:space="preserve"> </w:t>
+      </w:r>
+      <w:r>
+        <w:t xml:space="preserve">with no jumps anywhere in the range.</w:t>
+      </w:r>
+    </w:p>
+    <w:p>
+      <w:pPr>
+        <w:numPr>
+          <w:ilvl w:val="0"/>
+          <w:numId w:val="1017"/>
+        </w:numPr>
+        <w:pStyle w:val="Compact"/>
+      </w:pPr>
+      <w:r>
+        <w:rPr>
+          <w:bCs/>
+          <w:b/>
+        </w:rPr>
+        <w:t xml:space="preserve">Why:</w:t>
+      </w:r>
+      <w:r>
+        <w:t xml:space="preserve"> </w:t>
+      </w:r>
+      <w:r>
+        <w:t xml:space="preserve">It tells bending apart from over-straightening and gives the same</w:t>
+      </w:r>
+      <w:r>
+        <w:t xml:space="preserve"> </w:t>
+      </w:r>
+      <w:r>
+        <w:t xml:space="preserve">readings on the way back from deep bending (checked by the self-test with a</w:t>
+      </w:r>
+      <w:r>
+        <w:t xml:space="preserve"> </w:t>
+      </w:r>
+      <w:r>
+        <w:t xml:space="preserve">0° → 130° → 0° movement).</w:t>
+      </w:r>
+    </w:p>
+    <w:bookmarkEnd w:id="57"/>
+    <w:bookmarkStart w:id="58" w:name="Xcf21e74af5107a3e546488ffbd76c258e48e573"/>
+    <w:p>
+      <w:pPr>
+        <w:pStyle w:val="Heading2"/>
+      </w:pPr>
+      <w:r>
+        <w:t xml:space="preserve">5.5 Angles relative to the start pose, not anatomical angles</w:t>
+      </w:r>
+    </w:p>
+    <w:p>
+      <w:pPr>
+        <w:numPr>
+          <w:ilvl w:val="0"/>
+          <w:numId w:val="1018"/>
+        </w:numPr>
+        <w:pStyle w:val="Compact"/>
+      </w:pPr>
+      <w:r>
+        <w:rPr>
+          <w:bCs/>
+          <w:b/>
+        </w:rPr>
+        <w:t xml:space="preserve">Design Decision:</w:t>
+      </w:r>
+      <w:r>
+        <w:t xml:space="preserve"> </w:t>
+      </w:r>
+      <w:r>
+        <w:t xml:space="preserve">Accept that 0° means</w:t>
       </w:r>
       <w:r>
         <w:t xml:space="preserve"> </w:t>
@@ -4129,12 +4754,33 @@
         <w:t xml:space="preserve">“</w:t>
       </w:r>
       <w:r>
-        <w:t xml:space="preserve">forward</w:t>
+        <w:t xml:space="preserve">the pose held during zeroing</w:t>
       </w:r>
       <w:r>
         <w:t xml:space="preserve">”</w:t>
       </w:r>
       <w:r>
+        <w:t xml:space="preserve">, not</w:t>
+      </w:r>
+      <w:r>
+        <w:t xml:space="preserve"> </w:t>
+      </w:r>
+      <w:r>
+        <w:t xml:space="preserve">“</w:t>
+      </w:r>
+      <w:r>
+        <w:t xml:space="preserve">the</w:t>
+      </w:r>
+      <w:r>
+        <w:t xml:space="preserve"> </w:t>
+      </w:r>
+      <w:r>
+        <w:t xml:space="preserve">leg is anatomically straight</w:t>
+      </w:r>
+      <w:r>
+        <w:t xml:space="preserve">”</w:t>
+      </w:r>
+      <w:r>
         <w:t xml:space="preserve">.</w:t>
       </w:r>
     </w:p>
@@ -4142,7 +4788,7 @@
       <w:pPr>
         <w:numPr>
           <w:ilvl w:val="0"/>
-          <w:numId w:val="1014"/>
+          <w:numId w:val="1018"/>
         </w:numPr>
         <w:pStyle w:val="Compact"/>
       </w:pPr>
@@ -4157,70 +4803,108 @@
         <w:t xml:space="preserve"> </w:t>
       </w:r>
       <w:r>
-        <w:t xml:space="preserve">Together these tell the software how each board sits on its segment,</w:t>
-      </w:r>
-      <w:r>
-        <w:t xml:space="preserve"> </w:t>
-      </w:r>
-      <w:r>
-        <w:t xml:space="preserve">without anyone having to measure the mounting.</w:t>
-      </w:r>
-    </w:p>
-    <w:p>
-      <w:pPr>
-        <w:numPr>
-          <w:ilvl w:val="0"/>
-          <w:numId w:val="1014"/>
-        </w:numPr>
-        <w:pStyle w:val="Compact"/>
-      </w:pPr>
-      <w:r>
-        <w:rPr>
-          <w:bCs/>
-          <w:b/>
-        </w:rPr>
-        <w:t xml:space="preserve">Detail:</w:t>
-      </w:r>
-      <w:r>
-        <w:t xml:space="preserve"> </w:t>
-      </w:r>
-      <w:r>
-        <w:t xml:space="preserve">A segment that tilts less than 5° during the sweep is treated as</w:t>
-      </w:r>
-      <w:r>
-        <w:t xml:space="preserve"> </w:t>
-      </w:r>
-      <w:r>
-        <w:t xml:space="preserve">not moving and contributes 0°. In all bench tests only the shank was moved, so</w:t>
-      </w:r>
-      <w:r>
-        <w:t xml:space="preserve"> </w:t>
-      </w:r>
-      <w:r>
-        <w:t xml:space="preserve">the angle came from the shank alone; moving both segments is a required next</w:t>
-      </w:r>
-      <w:r>
-        <w:t xml:space="preserve"> </w:t>
-      </w:r>
-      <w:r>
-        <w:t xml:space="preserve">step (§1.3).</w:t>
-      </w:r>
-    </w:p>
-    <w:bookmarkEnd w:id="54"/>
-    <w:bookmarkStart w:id="55" w:name="signed-continuous-angle"/>
+        <w:t xml:space="preserve">Range of motion, repetition counting, gait and movement quality all</w:t>
+      </w:r>
+      <w:r>
+        <w:t xml:space="preserve"> </w:t>
+      </w:r>
+      <w:r>
+        <w:t xml:space="preserve">use differences between angles, so the starting point cancels out. A true</w:t>
+      </w:r>
+      <w:r>
+        <w:t xml:space="preserve"> </w:t>
+      </w:r>
+      <w:r>
+        <w:t xml:space="preserve">anatomical angle (for example, measuring a knee that cannot fully straighten)</w:t>
+      </w:r>
+      <w:r>
+        <w:t xml:space="preserve"> </w:t>
+      </w:r>
+      <w:r>
+        <w:t xml:space="preserve">needs an outside reference that sees the anatomy.</w:t>
+      </w:r>
+    </w:p>
+    <w:bookmarkEnd w:id="58"/>
+    <w:bookmarkStart w:id="59" w:name="accepted-limitation-side-view-plane-only"/>
     <w:p>
       <w:pPr>
         <w:pStyle w:val="Heading2"/>
       </w:pPr>
       <w:r>
-        <w:t xml:space="preserve">5.4 Signed, continuous angle</w:t>
-      </w:r>
-    </w:p>
-    <w:p>
-      <w:pPr>
-        <w:numPr>
-          <w:ilvl w:val="0"/>
-          <w:numId w:val="1016"/>
+        <w:t xml:space="preserve">5.6 Accepted limitation: side-view plane only</w:t>
+      </w:r>
+    </w:p>
+    <w:p>
+      <w:pPr>
+        <w:pStyle w:val="FirstParagraph"/>
+      </w:pPr>
+      <w:r>
+        <w:t xml:space="preserve">Gravity shows tilt but not rotation about the vertical. The method therefore</w:t>
+      </w:r>
+      <w:r>
+        <w:t xml:space="preserve"> </w:t>
+      </w:r>
+      <w:r>
+        <w:t xml:space="preserve">under-reads movement well outside the side-view plane (for example, lying down</w:t>
+      </w:r>
+      <w:r>
+        <w:t xml:space="preserve"> </w:t>
+      </w:r>
+      <w:r>
+        <w:t xml:space="preserve">with the hip turned a lot). This is accepted because the target is ordinary</w:t>
+      </w:r>
+      <w:r>
+        <w:t xml:space="preserve"> </w:t>
+      </w:r>
+      <w:r>
+        <w:t xml:space="preserve">knee bending while upright.</w:t>
+      </w:r>
+    </w:p>
+    <w:bookmarkEnd w:id="59"/>
+    <w:bookmarkEnd w:id="60"/>
+    <w:bookmarkStart w:id="66" w:name="board-to-board-link-and-data-protocol"/>
+    <w:p>
+      <w:pPr>
+        <w:pStyle w:val="Heading1"/>
+      </w:pPr>
+      <w:r>
+        <w:t xml:space="preserve">6. Board-to-board link and data protocol</w:t>
+      </w:r>
+    </w:p>
+    <w:p>
+      <w:pPr>
+        <w:pStyle w:val="FirstParagraph"/>
+      </w:pPr>
+      <w:r>
+        <w:t xml:space="preserve">This section focuses on how the two boards talk to each other and to the PC. The choices</w:t>
+      </w:r>
+      <w:r>
+        <w:t xml:space="preserve"> </w:t>
+      </w:r>
+      <w:r>
+        <w:t xml:space="preserve">favour reliability: a lost or corrupted message costs one sample instead of</w:t>
+      </w:r>
+      <w:r>
+        <w:t xml:space="preserve"> </w:t>
+      </w:r>
+      <w:r>
+        <w:t xml:space="preserve">breaking the stream.</w:t>
+      </w:r>
+    </w:p>
+    <w:bookmarkStart w:id="61" w:name="wired-serial-link-at-115-200-baud"/>
+    <w:p>
+      <w:pPr>
+        <w:pStyle w:val="Heading2"/>
+      </w:pPr>
+      <w:r>
+        <w:t xml:space="preserve">6.1 Wired serial link at 115 200 baud</w:t>
+      </w:r>
+    </w:p>
+    <w:p>
+      <w:pPr>
+        <w:numPr>
+          <w:ilvl w:val="0"/>
+          <w:numId w:val="1019"/>
         </w:numPr>
         <w:pStyle w:val="Compact"/>
       </w:pPr>
@@ -4235,13 +4919,331 @@
         <w:t xml:space="preserve"> </w:t>
       </w:r>
       <w:r>
-        <w:t xml:space="preserve">Bending reads positive and over-straightening reads negative,</w:t>
-      </w:r>
-      <w:r>
-        <w:t xml:space="preserve"> </w:t>
-      </w:r>
-      <w:r>
-        <w:t xml:space="preserve">with no jumps anywhere in the range (calculated as</w:t>
+        <w:t xml:space="preserve">A wired UART link at 115 200 bits per second in both directions:</w:t>
+      </w:r>
+      <w:r>
+        <w:t xml:space="preserve"> </w:t>
+      </w:r>
+      <w:r>
+        <w:t xml:space="preserve">shank data to the thigh board, and a</w:t>
+      </w:r>
+      <w:r>
+        <w:t xml:space="preserve"> </w:t>
+      </w:r>
+      <w:r>
+        <w:t xml:space="preserve">“</w:t>
+      </w:r>
+      <w:r>
+        <w:t xml:space="preserve">keep going</w:t>
+      </w:r>
+      <w:r>
+        <w:t xml:space="preserve">”</w:t>
+      </w:r>
+      <w:r>
+        <w:t xml:space="preserve"> </w:t>
+      </w:r>
+      <w:r>
+        <w:t xml:space="preserve">signal (keepalive) back to</w:t>
+      </w:r>
+      <w:r>
+        <w:t xml:space="preserve"> </w:t>
+      </w:r>
+      <w:r>
+        <w:t xml:space="preserve">the shank board (Figure 2).</w:t>
+      </w:r>
+    </w:p>
+    <w:p>
+      <w:pPr>
+        <w:numPr>
+          <w:ilvl w:val="0"/>
+          <w:numId w:val="1019"/>
+        </w:numPr>
+        <w:pStyle w:val="Compact"/>
+      </w:pPr>
+      <w:r>
+        <w:rPr>
+          <w:bCs/>
+          <w:b/>
+        </w:rPr>
+        <w:t xml:space="preserve">Why:</w:t>
+      </w:r>
+      <w:r>
+        <w:t xml:space="preserve"> </w:t>
+      </w:r>
+      <w:r>
+        <w:t xml:space="preserve">Simple and predictable. 115 200 is far more than needed (about</w:t>
+      </w:r>
+      <w:r>
+        <w:t xml:space="preserve"> </w:t>
+      </w:r>
+      <w:r>
+        <w:t xml:space="preserve">15 000 bits per second) while leaving a wide timing margin; faster speeds were</w:t>
+      </w:r>
+      <w:r>
+        <w:t xml:space="preserve"> </w:t>
+      </w:r>
+      <w:r>
+        <w:t xml:space="preserve">less reliable as the boards warmed up.</w:t>
+      </w:r>
+    </w:p>
+    <w:bookmarkEnd w:id="61"/>
+    <w:bookmarkStart w:id="62" w:name="Xe97c985c67099079fe2d680aa30ea5f508a5616"/>
+    <w:p>
+      <w:pPr>
+        <w:pStyle w:val="Heading2"/>
+      </w:pPr>
+      <w:r>
+        <w:t xml:space="preserve">6.2 Messages with a start marker and a check number</w:t>
+      </w:r>
+    </w:p>
+    <w:p>
+      <w:pPr>
+        <w:numPr>
+          <w:ilvl w:val="0"/>
+          <w:numId w:val="1020"/>
+        </w:numPr>
+        <w:pStyle w:val="Compact"/>
+      </w:pPr>
+      <w:r>
+        <w:rPr>
+          <w:bCs/>
+          <w:b/>
+        </w:rPr>
+        <w:t xml:space="preserve">Design Decision:</w:t>
+      </w:r>
+      <w:r>
+        <w:t xml:space="preserve"> </w:t>
+      </w:r>
+      <w:r>
+        <w:t xml:space="preserve">Each 30-byte message (packet) starts with a fixed marker byte and</w:t>
+      </w:r>
+      <w:r>
+        <w:t xml:space="preserve"> </w:t>
+      </w:r>
+      <w:r>
+        <w:t xml:space="preserve">ends with a checksum (Figure 2). The thigh board finds the start of each</w:t>
+      </w:r>
+      <w:r>
+        <w:t xml:space="preserve"> </w:t>
+      </w:r>
+      <w:r>
+        <w:t xml:space="preserve">message by its marker and discards any message whose checksum is wrong.</w:t>
+      </w:r>
+    </w:p>
+    <w:p>
+      <w:pPr>
+        <w:numPr>
+          <w:ilvl w:val="0"/>
+          <w:numId w:val="1020"/>
+        </w:numPr>
+        <w:pStyle w:val="Compact"/>
+      </w:pPr>
+      <w:r>
+        <w:rPr>
+          <w:bCs/>
+          <w:b/>
+        </w:rPr>
+        <w:t xml:space="preserve">Why:</w:t>
+      </w:r>
+      <w:r>
+        <w:t xml:space="preserve"> </w:t>
+      </w:r>
+      <w:r>
+        <w:t xml:space="preserve">Without a marker, one lost byte would scramble every message after it;</w:t>
+      </w:r>
+      <w:r>
+        <w:t xml:space="preserve"> </w:t>
+      </w:r>
+      <w:r>
+        <w:t xml:space="preserve">with it, a glitch costs a single sample.</w:t>
+      </w:r>
+    </w:p>
+    <w:bookmarkEnd w:id="62"/>
+    <w:bookmarkStart w:id="63" w:name="Xcbe181a3c558f5c8a3423854add817af734bed2"/>
+    <w:p>
+      <w:pPr>
+        <w:pStyle w:val="Heading2"/>
+      </w:pPr>
+      <w:r>
+        <w:t xml:space="preserve">6.3 The shank board keeps sending; the thigh board never waits</w:t>
+      </w:r>
+    </w:p>
+    <w:p>
+      <w:pPr>
+        <w:numPr>
+          <w:ilvl w:val="0"/>
+          <w:numId w:val="1021"/>
+        </w:numPr>
+        <w:pStyle w:val="Compact"/>
+      </w:pPr>
+      <w:r>
+        <w:rPr>
+          <w:bCs/>
+          <w:b/>
+        </w:rPr>
+        <w:t xml:space="preserve">Design Decision:</w:t>
+      </w:r>
+      <w:r>
+        <w:t xml:space="preserve"> </w:t>
+      </w:r>
+      <w:r>
+        <w:t xml:space="preserve">The shank board sends a message 50 times a second without being</w:t>
+      </w:r>
+      <w:r>
+        <w:t xml:space="preserve"> </w:t>
+      </w:r>
+      <w:r>
+        <w:t xml:space="preserve">asked; the thigh board always uses the newest good one. If that is more than</w:t>
+      </w:r>
+      <w:r>
+        <w:t xml:space="preserve"> </w:t>
+      </w:r>
+      <w:r>
+        <w:t xml:space="preserve">30 ms old, the shank reading is marked missing and the PC fills the gap (§8).</w:t>
+      </w:r>
+    </w:p>
+    <w:p>
+      <w:pPr>
+        <w:numPr>
+          <w:ilvl w:val="0"/>
+          <w:numId w:val="1021"/>
+        </w:numPr>
+        <w:pStyle w:val="Compact"/>
+      </w:pPr>
+      <w:r>
+        <w:rPr>
+          <w:bCs/>
+          <w:b/>
+        </w:rPr>
+        <w:t xml:space="preserve">Why:</w:t>
+      </w:r>
+      <w:r>
+        <w:t xml:space="preserve"> </w:t>
+      </w:r>
+      <w:r>
+        <w:t xml:space="preserve">If the thigh board had to ask and wait, any short pause on the shank</w:t>
+      </w:r>
+      <w:r>
+        <w:t xml:space="preserve"> </w:t>
+      </w:r>
+      <w:r>
+        <w:t xml:space="preserve">board would lose samples or hold up the thigh board. Streaming keeps the two</w:t>
+      </w:r>
+      <w:r>
+        <w:t xml:space="preserve"> </w:t>
+      </w:r>
+      <w:r>
+        <w:t xml:space="preserve">boards independent.</w:t>
+      </w:r>
+    </w:p>
+    <w:bookmarkEnd w:id="63"/>
+    <w:bookmarkStart w:id="64" w:name="a-steady-50-samples-per-second"/>
+    <w:p>
+      <w:pPr>
+        <w:pStyle w:val="Heading2"/>
+      </w:pPr>
+      <w:r>
+        <w:t xml:space="preserve">6.4 A steady 50 samples per second</w:t>
+      </w:r>
+    </w:p>
+    <w:p>
+      <w:pPr>
+        <w:numPr>
+          <w:ilvl w:val="0"/>
+          <w:numId w:val="1022"/>
+        </w:numPr>
+        <w:pStyle w:val="Compact"/>
+      </w:pPr>
+      <w:r>
+        <w:rPr>
+          <w:bCs/>
+          <w:b/>
+        </w:rPr>
+        <w:t xml:space="preserve">Design Decision:</w:t>
+      </w:r>
+      <w:r>
+        <w:t xml:space="preserve"> </w:t>
+      </w:r>
+      <w:r>
+        <w:t xml:space="preserve">Both boards send at a fixed 50 Hz; the sensors and filters</w:t>
+      </w:r>
+      <w:r>
+        <w:t xml:space="preserve"> </w:t>
+      </w:r>
+      <w:r>
+        <w:t xml:space="preserve">still run faster internally. The thigh board sends each line to the PC in a</w:t>
+      </w:r>
+      <w:r>
+        <w:t xml:space="preserve"> </w:t>
+      </w:r>
+      <w:r>
+        <w:t xml:space="preserve">single write (~1–1.8 ms), well within the 20 ms between samples.</w:t>
+      </w:r>
+    </w:p>
+    <w:p>
+      <w:pPr>
+        <w:numPr>
+          <w:ilvl w:val="0"/>
+          <w:numId w:val="1022"/>
+        </w:numPr>
+        <w:pStyle w:val="Compact"/>
+      </w:pPr>
+      <w:r>
+        <w:rPr>
+          <w:bCs/>
+          <w:b/>
+        </w:rPr>
+        <w:t xml:space="preserve">Why:</w:t>
+      </w:r>
+      <w:r>
+        <w:t xml:space="preserve"> </w:t>
+      </w:r>
+      <w:r>
+        <w:t xml:space="preserve">50 Hz is plenty for knee movement and leaves comfortable timing</w:t>
+      </w:r>
+      <w:r>
+        <w:t xml:space="preserve"> </w:t>
+      </w:r>
+      <w:r>
+        <w:t xml:space="preserve">margin on both boards.</w:t>
+      </w:r>
+    </w:p>
+    <w:bookmarkEnd w:id="64"/>
+    <w:bookmarkStart w:id="65" w:name="health-reports-diagnostics"/>
+    <w:p>
+      <w:pPr>
+        <w:pStyle w:val="Heading2"/>
+      </w:pPr>
+      <w:r>
+        <w:t xml:space="preserve">6.5 Health reports (diagnostics)</w:t>
+      </w:r>
+    </w:p>
+    <w:p>
+      <w:pPr>
+        <w:numPr>
+          <w:ilvl w:val="0"/>
+          <w:numId w:val="1023"/>
+        </w:numPr>
+        <w:pStyle w:val="Compact"/>
+      </w:pPr>
+      <w:r>
+        <w:rPr>
+          <w:bCs/>
+          <w:b/>
+        </w:rPr>
+        <w:t xml:space="preserve">Design Decision:</w:t>
+      </w:r>
+      <w:r>
+        <w:t xml:space="preserve"> </w:t>
+      </w:r>
+      <w:r>
+        <w:t xml:space="preserve">Both boards report a short health summary once a second (on by</w:t>
+      </w:r>
+      <w:r>
+        <w:t xml:space="preserve"> </w:t>
+      </w:r>
+      <w:r>
+        <w:t xml:space="preserve">default). The GUI saves these to</w:t>
       </w:r>
       <w:r>
         <w:t xml:space="preserve"> </w:t>
@@ -4250,17 +5252,32 @@
         <w:rPr>
           <w:rStyle w:val="VerbatimChar"/>
         </w:rPr>
-        <w:t xml:space="preserve">atan2(g·f, g·d)</w:t>
-      </w:r>
-      <w:r>
-        <w:t xml:space="preserve">).</w:t>
-      </w:r>
-    </w:p>
-    <w:p>
-      <w:pPr>
-        <w:numPr>
-          <w:ilvl w:val="0"/>
-          <w:numId w:val="1016"/>
+        <w:t xml:space="preserve">knee_diag_&lt;timestamp&gt;.log</w:t>
+      </w:r>
+      <w:r>
+        <w:t xml:space="preserve">, and</w:t>
+      </w:r>
+      <w:r>
+        <w:t xml:space="preserve"> </w:t>
+      </w:r>
+      <w:r>
+        <w:rPr>
+          <w:rStyle w:val="VerbatimChar"/>
+        </w:rPr>
+        <w:t xml:space="preserve">analysis/diagnostics/parse_diag.py</w:t>
+      </w:r>
+      <w:r>
+        <w:t xml:space="preserve"> </w:t>
+      </w:r>
+      <w:r>
+        <w:t xml:space="preserve">turns them into tables.</w:t>
+      </w:r>
+    </w:p>
+    <w:p>
+      <w:pPr>
+        <w:numPr>
+          <w:ilvl w:val="0"/>
+          <w:numId w:val="1023"/>
         </w:numPr>
         <w:pStyle w:val="Compact"/>
       </w:pPr>
@@ -4275,36 +5292,176 @@
         <w:t xml:space="preserve"> </w:t>
       </w:r>
       <w:r>
-        <w:t xml:space="preserve">It tells bending apart from over-straightening and gives the same</w:t>
-      </w:r>
-      <w:r>
-        <w:t xml:space="preserve"> </w:t>
-      </w:r>
-      <w:r>
-        <w:t xml:space="preserve">readings on the way back from deep bending (checked by the self-test with a</w:t>
-      </w:r>
-      <w:r>
-        <w:t xml:space="preserve"> </w:t>
-      </w:r>
-      <w:r>
-        <w:t xml:space="preserve">0° → 130° → 0° movement).</w:t>
-      </w:r>
-    </w:p>
-    <w:bookmarkEnd w:id="55"/>
-    <w:bookmarkStart w:id="56" w:name="Xcf21e74af5107a3e546488ffbd76c258e48e573"/>
+        <w:t xml:space="preserve">These reports found the sample-rate shortfall and the faulty sensor.</w:t>
+      </w:r>
+    </w:p>
+    <w:p>
+      <w:pPr>
+        <w:numPr>
+          <w:ilvl w:val="0"/>
+          <w:numId w:val="1023"/>
+        </w:numPr>
+        <w:pStyle w:val="Compact"/>
+      </w:pPr>
+      <w:r>
+        <w:rPr>
+          <w:bCs/>
+          <w:b/>
+        </w:rPr>
+        <w:t xml:space="preserve">Constraint:</w:t>
+      </w:r>
+      <w:r>
+        <w:t xml:space="preserve"> </w:t>
+      </w:r>
+      <w:r>
+        <w:t xml:space="preserve">Both boards must run firmware from the same version, because</w:t>
+      </w:r>
+      <w:r>
+        <w:t xml:space="preserve"> </w:t>
+      </w:r>
+      <w:r>
+        <w:t xml:space="preserve">the report format must match exactly.</w:t>
+      </w:r>
+    </w:p>
+    <w:bookmarkEnd w:id="65"/>
+    <w:bookmarkEnd w:id="66"/>
+    <w:bookmarkStart w:id="70" w:name="robustness-and-fault-handling"/>
+    <w:p>
+      <w:pPr>
+        <w:pStyle w:val="Heading1"/>
+      </w:pPr>
+      <w:r>
+        <w:t xml:space="preserve">7. Robustness and fault handling</w:t>
+      </w:r>
+    </w:p>
+    <w:p>
+      <w:pPr>
+        <w:pStyle w:val="FirstParagraph"/>
+      </w:pPr>
+      <w:r>
+        <w:t xml:space="preserve">The shank board watches its own sensor and restarts it when it</w:t>
+      </w:r>
+      <w:r>
+        <w:t xml:space="preserve"> </w:t>
+      </w:r>
+      <w:r>
+        <w:t xml:space="preserve">misbehaves, and it sends a gap rather than a wrong reading. The LEDs show what</w:t>
+      </w:r>
+      <w:r>
+        <w:t xml:space="preserve"> </w:t>
+      </w:r>
+      <w:r>
+        <w:t xml:space="preserve">each board is doing.</w:t>
+      </w:r>
+    </w:p>
+    <w:bookmarkStart w:id="67" w:name="shank-board-self-repair"/>
     <w:p>
       <w:pPr>
         <w:pStyle w:val="Heading2"/>
       </w:pPr>
       <w:r>
-        <w:t xml:space="preserve">5.5 Angles relative to the start pose, not anatomical angles</w:t>
-      </w:r>
-    </w:p>
-    <w:p>
-      <w:pPr>
-        <w:numPr>
-          <w:ilvl w:val="0"/>
-          <w:numId w:val="1017"/>
+        <w:t xml:space="preserve">7.1 Shank board self-repair</w:t>
+      </w:r>
+    </w:p>
+    <w:p>
+      <w:pPr>
+        <w:numPr>
+          <w:ilvl w:val="0"/>
+          <w:numId w:val="1024"/>
+        </w:numPr>
+        <w:pStyle w:val="Compact"/>
+      </w:pPr>
+      <w:r>
+        <w:rPr>
+          <w:bCs/>
+          <w:b/>
+        </w:rPr>
+        <w:t xml:space="preserve">Slow start:</w:t>
+      </w:r>
+      <w:r>
+        <w:t xml:space="preserve"> </w:t>
+      </w:r>
+      <w:r>
+        <w:t xml:space="preserve">if the sensor delivers fewer than 30 readings in its first</w:t>
+      </w:r>
+      <w:r>
+        <w:t xml:space="preserve"> </w:t>
+      </w:r>
+      <w:r>
+        <w:t xml:space="preserve">second (it occasionally starts at ~10 Hz), it is restarted.</w:t>
+      </w:r>
+    </w:p>
+    <w:p>
+      <w:pPr>
+        <w:numPr>
+          <w:ilvl w:val="0"/>
+          <w:numId w:val="1024"/>
+        </w:numPr>
+        <w:pStyle w:val="Compact"/>
+      </w:pPr>
+      <w:r>
+        <w:rPr>
+          <w:bCs/>
+          <w:b/>
+        </w:rPr>
+        <w:t xml:space="preserve">Stalled sensor:</w:t>
+      </w:r>
+      <w:r>
+        <w:t xml:space="preserve"> </w:t>
+      </w:r>
+      <w:r>
+        <w:t xml:space="preserve">if no reading arrives for 250 ms, the LED stays on and the</w:t>
+      </w:r>
+      <w:r>
+        <w:t xml:space="preserve"> </w:t>
+      </w:r>
+      <w:r>
+        <w:t xml:space="preserve">sensor is restarted every 500 ms.</w:t>
+      </w:r>
+    </w:p>
+    <w:p>
+      <w:pPr>
+        <w:numPr>
+          <w:ilvl w:val="0"/>
+          <w:numId w:val="1024"/>
+        </w:numPr>
+        <w:pStyle w:val="Compact"/>
+      </w:pPr>
+      <w:r>
+        <w:rPr>
+          <w:bCs/>
+          <w:b/>
+        </w:rPr>
+        <w:t xml:space="preserve">Sensor not found at power-up:</w:t>
+      </w:r>
+      <w:r>
+        <w:t xml:space="preserve"> </w:t>
+      </w:r>
+      <w:r>
+        <w:t xml:space="preserve">the LED blinks fast for ~3 s and the board</w:t>
+      </w:r>
+      <w:r>
+        <w:t xml:space="preserve"> </w:t>
+      </w:r>
+      <w:r>
+        <w:t xml:space="preserve">restarts.</w:t>
+      </w:r>
+    </w:p>
+    <w:bookmarkEnd w:id="67"/>
+    <w:bookmarkStart w:id="68" w:name="rejecting-impossible-readings"/>
+    <w:p>
+      <w:pPr>
+        <w:pStyle w:val="Heading2"/>
+      </w:pPr>
+      <w:r>
+        <w:t xml:space="preserve">7.2 Rejecting impossible readings</w:t>
+      </w:r>
+    </w:p>
+    <w:p>
+      <w:pPr>
+        <w:numPr>
+          <w:ilvl w:val="0"/>
+          <w:numId w:val="1025"/>
         </w:numPr>
         <w:pStyle w:val="Compact"/>
       </w:pPr>
@@ -4319,50 +5476,32 @@
         <w:t xml:space="preserve"> </w:t>
       </w:r>
       <w:r>
-        <w:t xml:space="preserve">Accept that 0° means</w:t>
-      </w:r>
-      <w:r>
-        <w:t xml:space="preserve"> </w:t>
-      </w:r>
-      <w:r>
-        <w:t xml:space="preserve">“</w:t>
-      </w:r>
-      <w:r>
-        <w:t xml:space="preserve">the pose held during zeroing</w:t>
-      </w:r>
-      <w:r>
-        <w:t xml:space="preserve">”</w:t>
-      </w:r>
-      <w:r>
-        <w:t xml:space="preserve">, not</w:t>
-      </w:r>
-      <w:r>
-        <w:t xml:space="preserve"> </w:t>
-      </w:r>
-      <w:r>
-        <w:t xml:space="preserve">“</w:t>
-      </w:r>
-      <w:r>
-        <w:t xml:space="preserve">the</w:t>
-      </w:r>
-      <w:r>
-        <w:t xml:space="preserve"> </w:t>
-      </w:r>
-      <w:r>
-        <w:t xml:space="preserve">leg is anatomically straight</w:t>
-      </w:r>
-      <w:r>
-        <w:t xml:space="preserve">”</w:t>
-      </w:r>
-      <w:r>
-        <w:t xml:space="preserve">.</w:t>
-      </w:r>
-    </w:p>
-    <w:p>
-      <w:pPr>
-        <w:numPr>
-          <w:ilvl w:val="0"/>
-          <w:numId w:val="1017"/>
+        <w:t xml:space="preserve">The shank board rejects a reading that took too long (over</w:t>
+      </w:r>
+      <w:r>
+        <w:t xml:space="preserve"> </w:t>
+      </w:r>
+      <w:r>
+        <w:t xml:space="preserve">50 ms) or is physically implausible (acceleration below 0.25 g or above 4 g, or</w:t>
+      </w:r>
+      <w:r>
+        <w:t xml:space="preserve"> </w:t>
+      </w:r>
+      <w:r>
+        <w:t xml:space="preserve">very fast rotation while the board is otherwise near rest). A rejected reading</w:t>
+      </w:r>
+      <w:r>
+        <w:t xml:space="preserve"> </w:t>
+      </w:r>
+      <w:r>
+        <w:t xml:space="preserve">is sent as a gap. If no good reading arrives for 5 s, the board restarts.</w:t>
+      </w:r>
+    </w:p>
+    <w:p>
+      <w:pPr>
+        <w:numPr>
+          <w:ilvl w:val="0"/>
+          <w:numId w:val="1025"/>
         </w:numPr>
         <w:pStyle w:val="Compact"/>
       </w:pPr>
@@ -4377,719 +5516,6 @@
         <w:t xml:space="preserve"> </w:t>
       </w:r>
       <w:r>
-        <w:t xml:space="preserve">Range of motion, repetition counting, gait and movement quality all</w:t>
-      </w:r>
-      <w:r>
-        <w:t xml:space="preserve"> </w:t>
-      </w:r>
-      <w:r>
-        <w:t xml:space="preserve">use differences between angles, so the starting point cancels out. A true</w:t>
-      </w:r>
-      <w:r>
-        <w:t xml:space="preserve"> </w:t>
-      </w:r>
-      <w:r>
-        <w:t xml:space="preserve">anatomical angle (for example, measuring a knee that cannot fully straighten)</w:t>
-      </w:r>
-      <w:r>
-        <w:t xml:space="preserve"> </w:t>
-      </w:r>
-      <w:r>
-        <w:t xml:space="preserve">needs an outside reference that sees the anatomy.</w:t>
-      </w:r>
-    </w:p>
-    <w:bookmarkEnd w:id="56"/>
-    <w:bookmarkStart w:id="57" w:name="accepted-limitation-side-view-plane-only"/>
-    <w:p>
-      <w:pPr>
-        <w:pStyle w:val="Heading2"/>
-      </w:pPr>
-      <w:r>
-        <w:t xml:space="preserve">5.6 Accepted limitation: side-view plane only</w:t>
-      </w:r>
-    </w:p>
-    <w:p>
-      <w:pPr>
-        <w:pStyle w:val="FirstParagraph"/>
-      </w:pPr>
-      <w:r>
-        <w:t xml:space="preserve">Gravity shows tilt but not rotation about the vertical. The method therefore</w:t>
-      </w:r>
-      <w:r>
-        <w:t xml:space="preserve"> </w:t>
-      </w:r>
-      <w:r>
-        <w:t xml:space="preserve">under-reads movement well outside the side-view plane (for example, lying down</w:t>
-      </w:r>
-      <w:r>
-        <w:t xml:space="preserve"> </w:t>
-      </w:r>
-      <w:r>
-        <w:t xml:space="preserve">with the hip turned a lot). This is accepted because the target is ordinary</w:t>
-      </w:r>
-      <w:r>
-        <w:t xml:space="preserve"> </w:t>
-      </w:r>
-      <w:r>
-        <w:t xml:space="preserve">knee bending while upright.</w:t>
-      </w:r>
-    </w:p>
-    <w:bookmarkEnd w:id="57"/>
-    <w:bookmarkEnd w:id="58"/>
-    <w:bookmarkStart w:id="64" w:name="board-to-board-link-and-data-protocol"/>
-    <w:p>
-      <w:pPr>
-        <w:pStyle w:val="Heading1"/>
-      </w:pPr>
-      <w:r>
-        <w:t xml:space="preserve">6. Board-to-board link and data protocol</w:t>
-      </w:r>
-    </w:p>
-    <w:p>
-      <w:pPr>
-        <w:pStyle w:val="FirstParagraph"/>
-      </w:pPr>
-      <w:r>
-        <w:t xml:space="preserve">This section focuses on how the two boards talk to each other and to the PC. The choices</w:t>
-      </w:r>
-      <w:r>
-        <w:t xml:space="preserve"> </w:t>
-      </w:r>
-      <w:r>
-        <w:t xml:space="preserve">favour reliability: a lost or corrupted message costs one sample instead of</w:t>
-      </w:r>
-      <w:r>
-        <w:t xml:space="preserve"> </w:t>
-      </w:r>
-      <w:r>
-        <w:t xml:space="preserve">breaking the stream.</w:t>
-      </w:r>
-    </w:p>
-    <w:bookmarkStart w:id="59" w:name="wired-serial-link-at-115-200-baud"/>
-    <w:p>
-      <w:pPr>
-        <w:pStyle w:val="Heading2"/>
-      </w:pPr>
-      <w:r>
-        <w:t xml:space="preserve">6.1 Wired serial link at 115 200 baud</w:t>
-      </w:r>
-    </w:p>
-    <w:p>
-      <w:pPr>
-        <w:numPr>
-          <w:ilvl w:val="0"/>
-          <w:numId w:val="1018"/>
-        </w:numPr>
-        <w:pStyle w:val="Compact"/>
-      </w:pPr>
-      <w:r>
-        <w:rPr>
-          <w:bCs/>
-          <w:b/>
-        </w:rPr>
-        <w:t xml:space="preserve">Design Decision:</w:t>
-      </w:r>
-      <w:r>
-        <w:t xml:space="preserve"> </w:t>
-      </w:r>
-      <w:r>
-        <w:t xml:space="preserve">A wired UART link at 115 200 bits per second in both directions:</w:t>
-      </w:r>
-      <w:r>
-        <w:t xml:space="preserve"> </w:t>
-      </w:r>
-      <w:r>
-        <w:t xml:space="preserve">shank data to the thigh board, and a</w:t>
-      </w:r>
-      <w:r>
-        <w:t xml:space="preserve"> </w:t>
-      </w:r>
-      <w:r>
-        <w:t xml:space="preserve">“</w:t>
-      </w:r>
-      <w:r>
-        <w:t xml:space="preserve">keep going</w:t>
-      </w:r>
-      <w:r>
-        <w:t xml:space="preserve">”</w:t>
-      </w:r>
-      <w:r>
-        <w:t xml:space="preserve"> </w:t>
-      </w:r>
-      <w:r>
-        <w:t xml:space="preserve">signal (keepalive) back to</w:t>
-      </w:r>
-      <w:r>
-        <w:t xml:space="preserve"> </w:t>
-      </w:r>
-      <w:r>
-        <w:t xml:space="preserve">the shank board (Figure 2).</w:t>
-      </w:r>
-    </w:p>
-    <w:p>
-      <w:pPr>
-        <w:numPr>
-          <w:ilvl w:val="0"/>
-          <w:numId w:val="1018"/>
-        </w:numPr>
-        <w:pStyle w:val="Compact"/>
-      </w:pPr>
-      <w:r>
-        <w:rPr>
-          <w:bCs/>
-          <w:b/>
-        </w:rPr>
-        <w:t xml:space="preserve">Why:</w:t>
-      </w:r>
-      <w:r>
-        <w:t xml:space="preserve"> </w:t>
-      </w:r>
-      <w:r>
-        <w:t xml:space="preserve">Simple and predictable. 115 200 is far more than needed (about</w:t>
-      </w:r>
-      <w:r>
-        <w:t xml:space="preserve"> </w:t>
-      </w:r>
-      <w:r>
-        <w:t xml:space="preserve">15 000 bits per second) while leaving a wide timing margin; faster speeds were</w:t>
-      </w:r>
-      <w:r>
-        <w:t xml:space="preserve"> </w:t>
-      </w:r>
-      <w:r>
-        <w:t xml:space="preserve">less reliable as the boards warmed up.</w:t>
-      </w:r>
-    </w:p>
-    <w:bookmarkEnd w:id="59"/>
-    <w:bookmarkStart w:id="60" w:name="Xe97c985c67099079fe2d680aa30ea5f508a5616"/>
-    <w:p>
-      <w:pPr>
-        <w:pStyle w:val="Heading2"/>
-      </w:pPr>
-      <w:r>
-        <w:t xml:space="preserve">6.2 Messages with a start marker and a check number</w:t>
-      </w:r>
-    </w:p>
-    <w:p>
-      <w:pPr>
-        <w:numPr>
-          <w:ilvl w:val="0"/>
-          <w:numId w:val="1019"/>
-        </w:numPr>
-        <w:pStyle w:val="Compact"/>
-      </w:pPr>
-      <w:r>
-        <w:rPr>
-          <w:bCs/>
-          <w:b/>
-        </w:rPr>
-        <w:t xml:space="preserve">Design Decision:</w:t>
-      </w:r>
-      <w:r>
-        <w:t xml:space="preserve"> </w:t>
-      </w:r>
-      <w:r>
-        <w:t xml:space="preserve">Each 30-byte message (packet) starts with a fixed marker byte and</w:t>
-      </w:r>
-      <w:r>
-        <w:t xml:space="preserve"> </w:t>
-      </w:r>
-      <w:r>
-        <w:t xml:space="preserve">ends with a checksum (Figure 2). The thigh board finds the start of each</w:t>
-      </w:r>
-      <w:r>
-        <w:t xml:space="preserve"> </w:t>
-      </w:r>
-      <w:r>
-        <w:t xml:space="preserve">message by its marker and discards any message whose checksum is wrong.</w:t>
-      </w:r>
-    </w:p>
-    <w:p>
-      <w:pPr>
-        <w:numPr>
-          <w:ilvl w:val="0"/>
-          <w:numId w:val="1019"/>
-        </w:numPr>
-        <w:pStyle w:val="Compact"/>
-      </w:pPr>
-      <w:r>
-        <w:rPr>
-          <w:bCs/>
-          <w:b/>
-        </w:rPr>
-        <w:t xml:space="preserve">Why:</w:t>
-      </w:r>
-      <w:r>
-        <w:t xml:space="preserve"> </w:t>
-      </w:r>
-      <w:r>
-        <w:t xml:space="preserve">Without a marker, one lost byte would scramble every message after it;</w:t>
-      </w:r>
-      <w:r>
-        <w:t xml:space="preserve"> </w:t>
-      </w:r>
-      <w:r>
-        <w:t xml:space="preserve">with it, a glitch costs a single sample.</w:t>
-      </w:r>
-    </w:p>
-    <w:bookmarkEnd w:id="60"/>
-    <w:bookmarkStart w:id="61" w:name="Xcbe181a3c558f5c8a3423854add817af734bed2"/>
-    <w:p>
-      <w:pPr>
-        <w:pStyle w:val="Heading2"/>
-      </w:pPr>
-      <w:r>
-        <w:t xml:space="preserve">6.3 The shank board keeps sending; the thigh board never waits</w:t>
-      </w:r>
-    </w:p>
-    <w:p>
-      <w:pPr>
-        <w:numPr>
-          <w:ilvl w:val="0"/>
-          <w:numId w:val="1020"/>
-        </w:numPr>
-        <w:pStyle w:val="Compact"/>
-      </w:pPr>
-      <w:r>
-        <w:rPr>
-          <w:bCs/>
-          <w:b/>
-        </w:rPr>
-        <w:t xml:space="preserve">Design Decision:</w:t>
-      </w:r>
-      <w:r>
-        <w:t xml:space="preserve"> </w:t>
-      </w:r>
-      <w:r>
-        <w:t xml:space="preserve">The shank board sends a message 50 times a second without being</w:t>
-      </w:r>
-      <w:r>
-        <w:t xml:space="preserve"> </w:t>
-      </w:r>
-      <w:r>
-        <w:t xml:space="preserve">asked; the thigh board always uses the newest good one. If that is more than</w:t>
-      </w:r>
-      <w:r>
-        <w:t xml:space="preserve"> </w:t>
-      </w:r>
-      <w:r>
-        <w:t xml:space="preserve">30 ms old, the shank reading is marked missing and the PC fills the gap (§8).</w:t>
-      </w:r>
-    </w:p>
-    <w:p>
-      <w:pPr>
-        <w:numPr>
-          <w:ilvl w:val="0"/>
-          <w:numId w:val="1020"/>
-        </w:numPr>
-        <w:pStyle w:val="Compact"/>
-      </w:pPr>
-      <w:r>
-        <w:rPr>
-          <w:bCs/>
-          <w:b/>
-        </w:rPr>
-        <w:t xml:space="preserve">Why:</w:t>
-      </w:r>
-      <w:r>
-        <w:t xml:space="preserve"> </w:t>
-      </w:r>
-      <w:r>
-        <w:t xml:space="preserve">If the thigh board had to ask and wait, any short pause on the shank</w:t>
-      </w:r>
-      <w:r>
-        <w:t xml:space="preserve"> </w:t>
-      </w:r>
-      <w:r>
-        <w:t xml:space="preserve">board would lose samples or hold up the thigh board. Streaming keeps the two</w:t>
-      </w:r>
-      <w:r>
-        <w:t xml:space="preserve"> </w:t>
-      </w:r>
-      <w:r>
-        <w:t xml:space="preserve">boards independent.</w:t>
-      </w:r>
-    </w:p>
-    <w:bookmarkEnd w:id="61"/>
-    <w:bookmarkStart w:id="62" w:name="a-steady-50-samples-per-second"/>
-    <w:p>
-      <w:pPr>
-        <w:pStyle w:val="Heading2"/>
-      </w:pPr>
-      <w:r>
-        <w:t xml:space="preserve">6.4 A steady 50 samples per second</w:t>
-      </w:r>
-    </w:p>
-    <w:p>
-      <w:pPr>
-        <w:numPr>
-          <w:ilvl w:val="0"/>
-          <w:numId w:val="1021"/>
-        </w:numPr>
-        <w:pStyle w:val="Compact"/>
-      </w:pPr>
-      <w:r>
-        <w:rPr>
-          <w:bCs/>
-          <w:b/>
-        </w:rPr>
-        <w:t xml:space="preserve">Design Decision:</w:t>
-      </w:r>
-      <w:r>
-        <w:t xml:space="preserve"> </w:t>
-      </w:r>
-      <w:r>
-        <w:t xml:space="preserve">Both boards send at a fixed 50 Hz; the sensors and filters</w:t>
-      </w:r>
-      <w:r>
-        <w:t xml:space="preserve"> </w:t>
-      </w:r>
-      <w:r>
-        <w:t xml:space="preserve">still run faster internally. The thigh board sends each line to the PC in a</w:t>
-      </w:r>
-      <w:r>
-        <w:t xml:space="preserve"> </w:t>
-      </w:r>
-      <w:r>
-        <w:t xml:space="preserve">single write (~1–1.8 ms), well within the 20 ms between samples.</w:t>
-      </w:r>
-    </w:p>
-    <w:p>
-      <w:pPr>
-        <w:numPr>
-          <w:ilvl w:val="0"/>
-          <w:numId w:val="1021"/>
-        </w:numPr>
-        <w:pStyle w:val="Compact"/>
-      </w:pPr>
-      <w:r>
-        <w:rPr>
-          <w:bCs/>
-          <w:b/>
-        </w:rPr>
-        <w:t xml:space="preserve">Why:</w:t>
-      </w:r>
-      <w:r>
-        <w:t xml:space="preserve"> </w:t>
-      </w:r>
-      <w:r>
-        <w:t xml:space="preserve">50 Hz is plenty for knee movement and leaves comfortable timing</w:t>
-      </w:r>
-      <w:r>
-        <w:t xml:space="preserve"> </w:t>
-      </w:r>
-      <w:r>
-        <w:t xml:space="preserve">margin on both boards.</w:t>
-      </w:r>
-    </w:p>
-    <w:bookmarkEnd w:id="62"/>
-    <w:bookmarkStart w:id="63" w:name="health-reports-diagnostics"/>
-    <w:p>
-      <w:pPr>
-        <w:pStyle w:val="Heading2"/>
-      </w:pPr>
-      <w:r>
-        <w:t xml:space="preserve">6.5 Health reports (diagnostics)</w:t>
-      </w:r>
-    </w:p>
-    <w:p>
-      <w:pPr>
-        <w:numPr>
-          <w:ilvl w:val="0"/>
-          <w:numId w:val="1022"/>
-        </w:numPr>
-        <w:pStyle w:val="Compact"/>
-      </w:pPr>
-      <w:r>
-        <w:rPr>
-          <w:bCs/>
-          <w:b/>
-        </w:rPr>
-        <w:t xml:space="preserve">Design Decision:</w:t>
-      </w:r>
-      <w:r>
-        <w:t xml:space="preserve"> </w:t>
-      </w:r>
-      <w:r>
-        <w:t xml:space="preserve">Both boards report a short health summary once a second (on by</w:t>
-      </w:r>
-      <w:r>
-        <w:t xml:space="preserve"> </w:t>
-      </w:r>
-      <w:r>
-        <w:t xml:space="preserve">default). The GUI saves these to</w:t>
-      </w:r>
-      <w:r>
-        <w:t xml:space="preserve"> </w:t>
-      </w:r>
-      <w:r>
-        <w:rPr>
-          <w:rStyle w:val="VerbatimChar"/>
-        </w:rPr>
-        <w:t xml:space="preserve">knee_diag_&lt;timestamp&gt;.log</w:t>
-      </w:r>
-      <w:r>
-        <w:t xml:space="preserve">, and</w:t>
-      </w:r>
-      <w:r>
-        <w:t xml:space="preserve"> </w:t>
-      </w:r>
-      <w:r>
-        <w:rPr>
-          <w:rStyle w:val="VerbatimChar"/>
-        </w:rPr>
-        <w:t xml:space="preserve">analysis/diagnostics/parse_diag.py</w:t>
-      </w:r>
-      <w:r>
-        <w:t xml:space="preserve"> </w:t>
-      </w:r>
-      <w:r>
-        <w:t xml:space="preserve">turns them into tables.</w:t>
-      </w:r>
-    </w:p>
-    <w:p>
-      <w:pPr>
-        <w:numPr>
-          <w:ilvl w:val="0"/>
-          <w:numId w:val="1022"/>
-        </w:numPr>
-        <w:pStyle w:val="Compact"/>
-      </w:pPr>
-      <w:r>
-        <w:rPr>
-          <w:bCs/>
-          <w:b/>
-        </w:rPr>
-        <w:t xml:space="preserve">Why:</w:t>
-      </w:r>
-      <w:r>
-        <w:t xml:space="preserve"> </w:t>
-      </w:r>
-      <w:r>
-        <w:t xml:space="preserve">These reports found the sample-rate shortfall and the faulty sensor.</w:t>
-      </w:r>
-    </w:p>
-    <w:p>
-      <w:pPr>
-        <w:numPr>
-          <w:ilvl w:val="0"/>
-          <w:numId w:val="1022"/>
-        </w:numPr>
-        <w:pStyle w:val="Compact"/>
-      </w:pPr>
-      <w:r>
-        <w:rPr>
-          <w:bCs/>
-          <w:b/>
-        </w:rPr>
-        <w:t xml:space="preserve">Constraint:</w:t>
-      </w:r>
-      <w:r>
-        <w:t xml:space="preserve"> </w:t>
-      </w:r>
-      <w:r>
-        <w:t xml:space="preserve">Both boards must run firmware from the same version, because</w:t>
-      </w:r>
-      <w:r>
-        <w:t xml:space="preserve"> </w:t>
-      </w:r>
-      <w:r>
-        <w:t xml:space="preserve">the report format must match exactly.</w:t>
-      </w:r>
-    </w:p>
-    <w:bookmarkEnd w:id="63"/>
-    <w:bookmarkEnd w:id="64"/>
-    <w:bookmarkStart w:id="68" w:name="robustness-and-fault-handling"/>
-    <w:p>
-      <w:pPr>
-        <w:pStyle w:val="Heading1"/>
-      </w:pPr>
-      <w:r>
-        <w:t xml:space="preserve">7. Robustness and fault handling</w:t>
-      </w:r>
-    </w:p>
-    <w:p>
-      <w:pPr>
-        <w:pStyle w:val="FirstParagraph"/>
-      </w:pPr>
-      <w:r>
-        <w:t xml:space="preserve">The shank board watches its own sensor and restarts it when it</w:t>
-      </w:r>
-      <w:r>
-        <w:t xml:space="preserve"> </w:t>
-      </w:r>
-      <w:r>
-        <w:t xml:space="preserve">misbehaves, and it sends a gap rather than a wrong reading. The LEDs show what</w:t>
-      </w:r>
-      <w:r>
-        <w:t xml:space="preserve"> </w:t>
-      </w:r>
-      <w:r>
-        <w:t xml:space="preserve">each board is doing.</w:t>
-      </w:r>
-    </w:p>
-    <w:bookmarkStart w:id="65" w:name="shank-board-self-repair"/>
-    <w:p>
-      <w:pPr>
-        <w:pStyle w:val="Heading2"/>
-      </w:pPr>
-      <w:r>
-        <w:t xml:space="preserve">7.1 Shank board self-repair</w:t>
-      </w:r>
-    </w:p>
-    <w:p>
-      <w:pPr>
-        <w:numPr>
-          <w:ilvl w:val="0"/>
-          <w:numId w:val="1023"/>
-        </w:numPr>
-        <w:pStyle w:val="Compact"/>
-      </w:pPr>
-      <w:r>
-        <w:rPr>
-          <w:bCs/>
-          <w:b/>
-        </w:rPr>
-        <w:t xml:space="preserve">Slow start:</w:t>
-      </w:r>
-      <w:r>
-        <w:t xml:space="preserve"> </w:t>
-      </w:r>
-      <w:r>
-        <w:t xml:space="preserve">if the sensor delivers fewer than 30 readings in its first</w:t>
-      </w:r>
-      <w:r>
-        <w:t xml:space="preserve"> </w:t>
-      </w:r>
-      <w:r>
-        <w:t xml:space="preserve">second (it occasionally starts at ~10 Hz), it is restarted.</w:t>
-      </w:r>
-    </w:p>
-    <w:p>
-      <w:pPr>
-        <w:numPr>
-          <w:ilvl w:val="0"/>
-          <w:numId w:val="1023"/>
-        </w:numPr>
-        <w:pStyle w:val="Compact"/>
-      </w:pPr>
-      <w:r>
-        <w:rPr>
-          <w:bCs/>
-          <w:b/>
-        </w:rPr>
-        <w:t xml:space="preserve">Stalled sensor:</w:t>
-      </w:r>
-      <w:r>
-        <w:t xml:space="preserve"> </w:t>
-      </w:r>
-      <w:r>
-        <w:t xml:space="preserve">if no reading arrives for 250 ms, the LED stays on and the</w:t>
-      </w:r>
-      <w:r>
-        <w:t xml:space="preserve"> </w:t>
-      </w:r>
-      <w:r>
-        <w:t xml:space="preserve">sensor is restarted every 500 ms.</w:t>
-      </w:r>
-    </w:p>
-    <w:p>
-      <w:pPr>
-        <w:numPr>
-          <w:ilvl w:val="0"/>
-          <w:numId w:val="1023"/>
-        </w:numPr>
-        <w:pStyle w:val="Compact"/>
-      </w:pPr>
-      <w:r>
-        <w:rPr>
-          <w:bCs/>
-          <w:b/>
-        </w:rPr>
-        <w:t xml:space="preserve">Sensor not found at power-up:</w:t>
-      </w:r>
-      <w:r>
-        <w:t xml:space="preserve"> </w:t>
-      </w:r>
-      <w:r>
-        <w:t xml:space="preserve">the LED blinks fast for ~3 s and the board</w:t>
-      </w:r>
-      <w:r>
-        <w:t xml:space="preserve"> </w:t>
-      </w:r>
-      <w:r>
-        <w:t xml:space="preserve">restarts.</w:t>
-      </w:r>
-    </w:p>
-    <w:bookmarkEnd w:id="65"/>
-    <w:bookmarkStart w:id="66" w:name="rejecting-impossible-readings"/>
-    <w:p>
-      <w:pPr>
-        <w:pStyle w:val="Heading2"/>
-      </w:pPr>
-      <w:r>
-        <w:t xml:space="preserve">7.2 Rejecting impossible readings</w:t>
-      </w:r>
-    </w:p>
-    <w:p>
-      <w:pPr>
-        <w:numPr>
-          <w:ilvl w:val="0"/>
-          <w:numId w:val="1024"/>
-        </w:numPr>
-        <w:pStyle w:val="Compact"/>
-      </w:pPr>
-      <w:r>
-        <w:rPr>
-          <w:bCs/>
-          <w:b/>
-        </w:rPr>
-        <w:t xml:space="preserve">Design Decision:</w:t>
-      </w:r>
-      <w:r>
-        <w:t xml:space="preserve"> </w:t>
-      </w:r>
-      <w:r>
-        <w:t xml:space="preserve">The shank board rejects a reading that took too long (over</w:t>
-      </w:r>
-      <w:r>
-        <w:t xml:space="preserve"> </w:t>
-      </w:r>
-      <w:r>
-        <w:t xml:space="preserve">50 ms) or is physically implausible (acceleration below 0.25 g or above 4 g, or</w:t>
-      </w:r>
-      <w:r>
-        <w:t xml:space="preserve"> </w:t>
-      </w:r>
-      <w:r>
-        <w:t xml:space="preserve">very fast rotation while the board is otherwise near rest). A rejected reading</w:t>
-      </w:r>
-      <w:r>
-        <w:t xml:space="preserve"> </w:t>
-      </w:r>
-      <w:r>
-        <w:t xml:space="preserve">is sent as a gap. If no good reading arrives for 5 s, the board restarts.</w:t>
-      </w:r>
-    </w:p>
-    <w:p>
-      <w:pPr>
-        <w:numPr>
-          <w:ilvl w:val="0"/>
-          <w:numId w:val="1024"/>
-        </w:numPr>
-        <w:pStyle w:val="Compact"/>
-      </w:pPr>
-      <w:r>
-        <w:rPr>
-          <w:bCs/>
-          <w:b/>
-        </w:rPr>
-        <w:t xml:space="preserve">Why:</w:t>
-      </w:r>
-      <w:r>
-        <w:t xml:space="preserve"> </w:t>
-      </w:r>
-      <w:r>
         <w:t xml:space="preserve">In long tests one board’s sensor began returning nonsense after</w:t>
       </w:r>
       <w:r>
@@ -5099,8 +5525,8 @@
         <w:t xml:space="preserve">20–38 min and then stopped; this turns wrong angles into visible gaps.</w:t>
       </w:r>
     </w:p>
-    <w:bookmarkEnd w:id="66"/>
-    <w:bookmarkStart w:id="67" w:name="led-indicators"/>
+    <w:bookmarkEnd w:id="68"/>
+    <w:bookmarkStart w:id="69" w:name="led-indicators"/>
     <w:p>
       <w:pPr>
         <w:pStyle w:val="Heading2"/>
@@ -5200,7 +5626,7 @@
               <w:rPr>
                 <w:sz w:val="19"/>
               </w:rPr>
-              <w:t xml:space="preserve">Central</w:t>
+              <w:t xml:space="preserve">Thigh (central)</w:t>
             </w:r>
           </w:p>
         </w:tc>
@@ -5247,7 +5673,7 @@
               <w:rPr>
                 <w:sz w:val="19"/>
               </w:rPr>
-              <w:t xml:space="preserve">Central</w:t>
+              <w:t xml:space="preserve">Thigh (central)</w:t>
             </w:r>
           </w:p>
         </w:tc>
@@ -5294,7 +5720,7 @@
               <w:rPr>
                 <w:sz w:val="19"/>
               </w:rPr>
-              <w:t xml:space="preserve">Peripheral</w:t>
+              <w:t xml:space="preserve">Shank (peripheral)</w:t>
             </w:r>
           </w:p>
         </w:tc>
@@ -5341,7 +5767,7 @@
               <w:rPr>
                 <w:sz w:val="19"/>
               </w:rPr>
-              <w:t xml:space="preserve">Peripheral</w:t>
+              <w:t xml:space="preserve">Shank (peripheral)</w:t>
             </w:r>
           </w:p>
         </w:tc>
@@ -5388,7 +5814,7 @@
               <w:rPr>
                 <w:sz w:val="19"/>
               </w:rPr>
-              <w:t xml:space="preserve">Peripheral</w:t>
+              <w:t xml:space="preserve">Shank (peripheral)</w:t>
             </w:r>
           </w:p>
         </w:tc>
@@ -5435,7 +5861,7 @@
               <w:rPr>
                 <w:sz w:val="19"/>
               </w:rPr>
-              <w:t xml:space="preserve">Peripheral</w:t>
+              <w:t xml:space="preserve">Shank (peripheral)</w:t>
             </w:r>
           </w:p>
         </w:tc>
@@ -5482,7 +5908,7 @@
               <w:rPr>
                 <w:sz w:val="19"/>
               </w:rPr>
-              <w:t xml:space="preserve">Peripheral</w:t>
+              <w:t xml:space="preserve">Shank (peripheral)</w:t>
             </w:r>
           </w:p>
         </w:tc>
@@ -5518,9 +5944,9 @@
         </w:tc>
       </w:tr>
     </w:tbl>
-    <w:bookmarkEnd w:id="67"/>
-    <w:bookmarkEnd w:id="68"/>
-    <w:bookmarkStart w:id="69" w:name="pc-software-gui-features"/>
+    <w:bookmarkEnd w:id="69"/>
+    <w:bookmarkEnd w:id="70"/>
+    <w:bookmarkStart w:id="71" w:name="pc-software-gui-features"/>
     <w:p>
       <w:pPr>
         <w:pStyle w:val="Heading1"/>
@@ -5577,7 +6003,7 @@
       <w:pPr>
         <w:numPr>
           <w:ilvl w:val="0"/>
-          <w:numId w:val="1025"/>
+          <w:numId w:val="1026"/>
         </w:numPr>
         <w:pStyle w:val="Compact"/>
       </w:pPr>
@@ -5611,7 +6037,7 @@
       <w:pPr>
         <w:numPr>
           <w:ilvl w:val="0"/>
-          <w:numId w:val="1025"/>
+          <w:numId w:val="1026"/>
         </w:numPr>
         <w:pStyle w:val="Compact"/>
       </w:pPr>
@@ -5639,7 +6065,7 @@
       <w:pPr>
         <w:numPr>
           <w:ilvl w:val="0"/>
-          <w:numId w:val="1025"/>
+          <w:numId w:val="1026"/>
         </w:numPr>
         <w:pStyle w:val="Compact"/>
       </w:pPr>
@@ -5673,7 +6099,7 @@
       <w:pPr>
         <w:numPr>
           <w:ilvl w:val="0"/>
-          <w:numId w:val="1025"/>
+          <w:numId w:val="1026"/>
         </w:numPr>
         <w:pStyle w:val="Compact"/>
       </w:pPr>
@@ -5737,7 +6163,7 @@
       <w:pPr>
         <w:numPr>
           <w:ilvl w:val="0"/>
-          <w:numId w:val="1025"/>
+          <w:numId w:val="1026"/>
         </w:numPr>
         <w:pStyle w:val="Compact"/>
       </w:pPr>
@@ -5810,7 +6236,7 @@
       <w:pPr>
         <w:numPr>
           <w:ilvl w:val="0"/>
-          <w:numId w:val="1025"/>
+          <w:numId w:val="1026"/>
         </w:numPr>
         <w:pStyle w:val="Compact"/>
       </w:pPr>
@@ -5844,7 +6270,7 @@
       <w:pPr>
         <w:numPr>
           <w:ilvl w:val="0"/>
-          <w:numId w:val="1025"/>
+          <w:numId w:val="1026"/>
         </w:numPr>
         <w:pStyle w:val="Compact"/>
       </w:pPr>
@@ -5904,8 +6330,8 @@
         <w:t xml:space="preserve">, SOP Appendix B).</w:t>
       </w:r>
     </w:p>
-    <w:bookmarkEnd w:id="69"/>
-    <w:bookmarkStart w:id="70" w:name="preliminary-stationary-testing"/>
+    <w:bookmarkEnd w:id="71"/>
+    <w:bookmarkStart w:id="72" w:name="preliminary-stationary-testing"/>
     <w:p>
       <w:pPr>
         <w:pStyle w:val="Heading1"/>
@@ -6099,7 +6525,7 @@
               <w:rPr>
                 <w:sz w:val="19"/>
               </w:rPr>
-              <w:t xml:space="preserve">Read 45.0° and 89.0°</w:t>
+              <w:t xml:space="preserve">Read 45.0° and 89.0° (a single placement each; to be repeated in the accuracy test, §1.3)</w:t>
             </w:r>
           </w:p>
         </w:tc>
@@ -6201,7 +6627,7 @@
       <w:pPr>
         <w:numPr>
           <w:ilvl w:val="0"/>
-          <w:numId w:val="1026"/>
+          <w:numId w:val="1027"/>
         </w:numPr>
         <w:pStyle w:val="Compact"/>
       </w:pPr>
@@ -6229,7 +6655,7 @@
       <w:pPr>
         <w:numPr>
           <w:ilvl w:val="0"/>
-          <w:numId w:val="1026"/>
+          <w:numId w:val="1027"/>
         </w:numPr>
         <w:pStyle w:val="Compact"/>
       </w:pPr>
@@ -6257,7 +6683,7 @@
       <w:pPr>
         <w:numPr>
           <w:ilvl w:val="0"/>
-          <w:numId w:val="1026"/>
+          <w:numId w:val="1027"/>
         </w:numPr>
         <w:pStyle w:val="Compact"/>
       </w:pPr>
@@ -6287,8 +6713,8 @@
         <w:t xml:space="preserve">sensors drifting.</w:t>
       </w:r>
     </w:p>
-    <w:bookmarkEnd w:id="70"/>
-    <w:bookmarkStart w:id="71" w:name="directions-considered-but-not-pursued"/>
+    <w:bookmarkEnd w:id="72"/>
+    <w:bookmarkStart w:id="73" w:name="directions-considered-but-not-pursued"/>
     <w:p>
       <w:pPr>
         <w:pStyle w:val="Heading1"/>
@@ -6494,8 +6920,8 @@
         </w:tc>
       </w:tr>
     </w:tbl>
-    <w:bookmarkEnd w:id="71"/>
-    <w:bookmarkStart w:id="79" w:name="X130d7968a3057a02a7c7ebc6337d5c46e250c8a"/>
+    <w:bookmarkEnd w:id="73"/>
+    <w:bookmarkStart w:id="81" w:name="X130d7968a3057a02a7c7ebc6337d5c46e250c8a"/>
     <w:p>
       <w:pPr>
         <w:pStyle w:val="Heading1"/>
@@ -6542,7 +6968,7 @@
         <w:t xml:space="preserve">Investigated (preliminary analysis only). Not recommended for the current use.</w:t>
       </w:r>
     </w:p>
-    <w:bookmarkStart w:id="72" w:name="a.1-the-proposal"/>
+    <w:bookmarkStart w:id="74" w:name="a.1-the-proposal"/>
     <w:p>
       <w:pPr>
         <w:pStyle w:val="Heading2"/>
@@ -6627,8 +7053,8 @@
         <w:t xml:space="preserve">”</w:t>
       </w:r>
     </w:p>
-    <w:bookmarkEnd w:id="72"/>
-    <w:bookmarkStart w:id="73" w:name="X0c77c0bc2a1fa86a77f016941ab25743de183a2"/>
+    <w:bookmarkEnd w:id="74"/>
+    <w:bookmarkStart w:id="75" w:name="X0c77c0bc2a1fa86a77f016941ab25743de183a2"/>
     <w:p>
       <w:pPr>
         <w:pStyle w:val="Heading2"/>
@@ -6641,7 +7067,7 @@
       <w:pPr>
         <w:numPr>
           <w:ilvl w:val="0"/>
-          <w:numId w:val="1027"/>
+          <w:numId w:val="1028"/>
         </w:numPr>
         <w:pStyle w:val="Compact"/>
       </w:pPr>
@@ -6665,7 +7091,7 @@
       <w:pPr>
         <w:numPr>
           <w:ilvl w:val="0"/>
-          <w:numId w:val="1027"/>
+          <w:numId w:val="1028"/>
         </w:numPr>
         <w:pStyle w:val="Compact"/>
       </w:pPr>
@@ -6715,7 +7141,7 @@
       <w:pPr>
         <w:numPr>
           <w:ilvl w:val="0"/>
-          <w:numId w:val="1027"/>
+          <w:numId w:val="1028"/>
         </w:numPr>
         <w:pStyle w:val="Compact"/>
       </w:pPr>
@@ -6750,8 +7176,8 @@
         <w:t xml:space="preserve">, not on the leg, so it says nothing about the joint.</w:t>
       </w:r>
     </w:p>
-    <w:bookmarkEnd w:id="73"/>
-    <w:bookmarkStart w:id="74" w:name="a.3-two-separate-jobs-a-scale-and-a-zero"/>
+    <w:bookmarkEnd w:id="75"/>
+    <w:bookmarkStart w:id="76" w:name="a.3-two-separate-jobs-a-scale-and-a-zero"/>
     <w:p>
       <w:pPr>
         <w:pStyle w:val="Heading2"/>
@@ -6798,7 +7224,7 @@
       <w:pPr>
         <w:numPr>
           <w:ilvl w:val="0"/>
-          <w:numId w:val="1028"/>
+          <w:numId w:val="1029"/>
         </w:numPr>
         <w:pStyle w:val="Compact"/>
       </w:pPr>
@@ -6820,7 +7246,7 @@
       <w:pPr>
         <w:numPr>
           <w:ilvl w:val="0"/>
-          <w:numId w:val="1028"/>
+          <w:numId w:val="1029"/>
         </w:numPr>
         <w:pStyle w:val="Compact"/>
       </w:pPr>
@@ -6858,8 +7284,8 @@
         <w:t xml:space="preserve">magnetometer question.</w:t>
       </w:r>
     </w:p>
-    <w:bookmarkEnd w:id="74"/>
-    <w:bookmarkStart w:id="75" w:name="a.4-what-the-magnetometer-would-add"/>
+    <w:bookmarkEnd w:id="76"/>
+    <w:bookmarkStart w:id="77" w:name="a.4-what-the-magnetometer-would-add"/>
     <w:p>
       <w:pPr>
         <w:pStyle w:val="Heading2"/>
@@ -6872,7 +7298,7 @@
       <w:pPr>
         <w:numPr>
           <w:ilvl w:val="0"/>
-          <w:numId w:val="1029"/>
+          <w:numId w:val="1030"/>
         </w:numPr>
         <w:pStyle w:val="Compact"/>
       </w:pPr>
@@ -6900,7 +7326,7 @@
       <w:pPr>
         <w:numPr>
           <w:ilvl w:val="0"/>
-          <w:numId w:val="1029"/>
+          <w:numId w:val="1030"/>
         </w:numPr>
         <w:pStyle w:val="Compact"/>
       </w:pPr>
@@ -6934,7 +7360,7 @@
       <w:pPr>
         <w:numPr>
           <w:ilvl w:val="0"/>
-          <w:numId w:val="1029"/>
+          <w:numId w:val="1030"/>
         </w:numPr>
         <w:pStyle w:val="Compact"/>
       </w:pPr>
@@ -7000,8 +7426,8 @@
         <w:t xml:space="preserve">.</w:t>
       </w:r>
     </w:p>
-    <w:bookmarkEnd w:id="75"/>
-    <w:bookmarkStart w:id="76" w:name="X41b781896b0666a3601a1314ba2065d8220b8eb"/>
+    <w:bookmarkEnd w:id="77"/>
+    <w:bookmarkStart w:id="78" w:name="X41b781896b0666a3601a1314ba2065d8220b8eb"/>
     <w:p>
       <w:pPr>
         <w:pStyle w:val="Heading2"/>
@@ -7142,7 +7568,7 @@
       <w:pPr>
         <w:numPr>
           <w:ilvl w:val="0"/>
-          <w:numId w:val="1030"/>
+          <w:numId w:val="1031"/>
         </w:numPr>
         <w:pStyle w:val="Compact"/>
       </w:pPr>
@@ -7243,7 +7669,7 @@
       <w:pPr>
         <w:numPr>
           <w:ilvl w:val="0"/>
-          <w:numId w:val="1030"/>
+          <w:numId w:val="1031"/>
         </w:numPr>
         <w:pStyle w:val="Compact"/>
       </w:pPr>
@@ -7305,7 +7731,7 @@
       <w:pPr>
         <w:numPr>
           <w:ilvl w:val="0"/>
-          <w:numId w:val="1030"/>
+          <w:numId w:val="1031"/>
         </w:numPr>
         <w:pStyle w:val="Compact"/>
       </w:pPr>
@@ -7393,8 +7819,8 @@
         <w:t xml:space="preserve">pose is held becomes 0°, and the unknown mounting cancels out.</w:t>
       </w:r>
     </w:p>
-    <w:bookmarkEnd w:id="76"/>
-    <w:bookmarkStart w:id="77" w:name="a.6-trade-offs"/>
+    <w:bookmarkEnd w:id="78"/>
+    <w:bookmarkStart w:id="79" w:name="a.6-trade-offs"/>
     <w:p>
       <w:pPr>
         <w:pStyle w:val="Heading2"/>
@@ -7407,7 +7833,7 @@
       <w:pPr>
         <w:numPr>
           <w:ilvl w:val="0"/>
-          <w:numId w:val="1031"/>
+          <w:numId w:val="1032"/>
         </w:numPr>
         <w:pStyle w:val="Compact"/>
       </w:pPr>
@@ -7485,7 +7911,7 @@
       <w:pPr>
         <w:numPr>
           <w:ilvl w:val="0"/>
-          <w:numId w:val="1031"/>
+          <w:numId w:val="1032"/>
         </w:numPr>
         <w:pStyle w:val="Compact"/>
       </w:pPr>
@@ -7519,7 +7945,7 @@
       <w:pPr>
         <w:numPr>
           <w:ilvl w:val="0"/>
-          <w:numId w:val="1031"/>
+          <w:numId w:val="1032"/>
         </w:numPr>
         <w:pStyle w:val="Compact"/>
       </w:pPr>
@@ -7547,7 +7973,7 @@
       <w:pPr>
         <w:numPr>
           <w:ilvl w:val="0"/>
-          <w:numId w:val="1031"/>
+          <w:numId w:val="1032"/>
         </w:numPr>
         <w:pStyle w:val="Compact"/>
       </w:pPr>
@@ -7565,8 +7991,8 @@
         <w:t xml:space="preserve">about none.</w:t>
       </w:r>
     </w:p>
-    <w:bookmarkEnd w:id="77"/>
-    <w:bookmarkStart w:id="78" w:name="a.7-next-experiments-if-revived"/>
+    <w:bookmarkEnd w:id="79"/>
+    <w:bookmarkStart w:id="80" w:name="a.7-next-experiments-if-revived"/>
     <w:p>
       <w:pPr>
         <w:pStyle w:val="Heading2"/>
@@ -7579,7 +8005,7 @@
       <w:pPr>
         <w:numPr>
           <w:ilvl w:val="0"/>
-          <w:numId w:val="1032"/>
+          <w:numId w:val="1033"/>
         </w:numPr>
         <w:pStyle w:val="Compact"/>
       </w:pPr>
@@ -7635,7 +8061,7 @@
       <w:pPr>
         <w:numPr>
           <w:ilvl w:val="0"/>
-          <w:numId w:val="1032"/>
+          <w:numId w:val="1033"/>
         </w:numPr>
         <w:pStyle w:val="Compact"/>
       </w:pPr>
@@ -7669,7 +8095,7 @@
       <w:pPr>
         <w:numPr>
           <w:ilvl w:val="0"/>
-          <w:numId w:val="1032"/>
+          <w:numId w:val="1033"/>
         </w:numPr>
         <w:pStyle w:val="Compact"/>
       </w:pPr>
@@ -7677,9 +8103,9 @@
         <w:t xml:space="preserve">Go further only if (1) passes and a 3D requirement actually exists.</w:t>
       </w:r>
     </w:p>
-    <w:bookmarkEnd w:id="78"/>
-    <w:bookmarkEnd w:id="79"/>
-    <w:bookmarkStart w:id="84" w:name="X981e3cd5754df6ffd08080a16f367bff4f36eb5"/>
+    <w:bookmarkEnd w:id="80"/>
+    <w:bookmarkEnd w:id="81"/>
+    <w:bookmarkStart w:id="86" w:name="X981e3cd5754df6ffd08080a16f367bff4f36eb5"/>
     <w:p>
       <w:pPr>
         <w:pStyle w:val="Heading1"/>
@@ -7726,7 +8152,7 @@
         <w:t xml:space="preserve">Identified as the right approach. Not yet prototyped.</w:t>
       </w:r>
     </w:p>
-    <w:bookmarkStart w:id="80" w:name="b.1-motivation"/>
+    <w:bookmarkStart w:id="82" w:name="b.1-motivation"/>
     <w:p>
       <w:pPr>
         <w:pStyle w:val="Heading2"/>
@@ -7774,8 +8200,8 @@
         <w:t xml:space="preserve">.</w:t>
       </w:r>
     </w:p>
-    <w:bookmarkEnd w:id="80"/>
-    <w:bookmarkStart w:id="81" w:name="b.2-candidate-approaches"/>
+    <w:bookmarkEnd w:id="82"/>
+    <w:bookmarkStart w:id="83" w:name="b.2-candidate-approaches"/>
     <w:p>
       <w:pPr>
         <w:pStyle w:val="Heading2"/>
@@ -7788,7 +8214,7 @@
       <w:pPr>
         <w:numPr>
           <w:ilvl w:val="0"/>
-          <w:numId w:val="1033"/>
+          <w:numId w:val="1034"/>
         </w:numPr>
         <w:pStyle w:val="Compact"/>
       </w:pPr>
@@ -7834,7 +8260,7 @@
       <w:pPr>
         <w:numPr>
           <w:ilvl w:val="0"/>
-          <w:numId w:val="1033"/>
+          <w:numId w:val="1034"/>
         </w:numPr>
         <w:pStyle w:val="Compact"/>
       </w:pPr>
@@ -7864,8 +8290,8 @@
         <w:t xml:space="preserve">it.</w:t>
       </w:r>
     </w:p>
-    <w:bookmarkEnd w:id="81"/>
-    <w:bookmarkStart w:id="82" w:name="b.3-trade-offs"/>
+    <w:bookmarkEnd w:id="83"/>
+    <w:bookmarkStart w:id="84" w:name="b.3-trade-offs"/>
     <w:p>
       <w:pPr>
         <w:pStyle w:val="Heading2"/>
@@ -7878,7 +8304,7 @@
       <w:pPr>
         <w:numPr>
           <w:ilvl w:val="0"/>
-          <w:numId w:val="1034"/>
+          <w:numId w:val="1035"/>
         </w:numPr>
         <w:pStyle w:val="Compact"/>
       </w:pPr>
@@ -7896,7 +8322,7 @@
       <w:pPr>
         <w:numPr>
           <w:ilvl w:val="0"/>
-          <w:numId w:val="1034"/>
+          <w:numId w:val="1035"/>
         </w:numPr>
         <w:pStyle w:val="Compact"/>
       </w:pPr>
@@ -7932,7 +8358,7 @@
       <w:pPr>
         <w:numPr>
           <w:ilvl w:val="0"/>
-          <w:numId w:val="1034"/>
+          <w:numId w:val="1035"/>
         </w:numPr>
         <w:pStyle w:val="Compact"/>
       </w:pPr>
@@ -7946,8 +8372,8 @@
         <w:t xml:space="preserve">it needs checking against a goniometer or another reference method.</w:t>
       </w:r>
     </w:p>
-    <w:bookmarkEnd w:id="82"/>
-    <w:bookmarkStart w:id="83" w:name="b.4-next-steps"/>
+    <w:bookmarkEnd w:id="84"/>
+    <w:bookmarkStart w:id="85" w:name="b.4-next-steps"/>
     <w:p>
       <w:pPr>
         <w:pStyle w:val="Heading2"/>
@@ -7960,7 +8386,7 @@
       <w:pPr>
         <w:numPr>
           <w:ilvl w:val="0"/>
-          <w:numId w:val="1035"/>
+          <w:numId w:val="1036"/>
         </w:numPr>
         <w:pStyle w:val="Compact"/>
       </w:pPr>
@@ -7978,7 +8404,7 @@
       <w:pPr>
         <w:numPr>
           <w:ilvl w:val="0"/>
-          <w:numId w:val="1035"/>
+          <w:numId w:val="1036"/>
         </w:numPr>
         <w:pStyle w:val="Compact"/>
       </w:pPr>
@@ -7992,9 +8418,9 @@
         <w:t xml:space="preserve">differences (range of motion, repetitions, gait, movement quality) are enough.</w:t>
       </w:r>
     </w:p>
-    <w:bookmarkEnd w:id="83"/>
-    <w:bookmarkEnd w:id="84"/>
-    <w:bookmarkStart w:id="89" w:name="appendix-c-wireless-bluetooth-links"/>
+    <w:bookmarkEnd w:id="85"/>
+    <w:bookmarkEnd w:id="86"/>
+    <w:bookmarkStart w:id="91" w:name="appendix-c-wireless-bluetooth-links"/>
     <w:p>
       <w:pPr>
         <w:pStyle w:val="Heading1"/>
@@ -8041,7 +8467,7 @@
         <w:t xml:space="preserve">Idea raised; not investigated in depth.</w:t>
       </w:r>
     </w:p>
-    <w:bookmarkStart w:id="85" w:name="c.1-motivation"/>
+    <w:bookmarkStart w:id="87" w:name="c.1-motivation"/>
     <w:p>
       <w:pPr>
         <w:pStyle w:val="Heading2"/>
@@ -8062,7 +8488,7 @@
       <w:pPr>
         <w:numPr>
           <w:ilvl w:val="0"/>
-          <w:numId w:val="1036"/>
+          <w:numId w:val="1037"/>
         </w:numPr>
         <w:pStyle w:val="Compact"/>
       </w:pPr>
@@ -8084,7 +8510,7 @@
       <w:pPr>
         <w:numPr>
           <w:ilvl w:val="0"/>
-          <w:numId w:val="1036"/>
+          <w:numId w:val="1037"/>
         </w:numPr>
         <w:pStyle w:val="Compact"/>
       </w:pPr>
@@ -8138,8 +8564,8 @@
         <w:t xml:space="preserve">naturally.</w:t>
       </w:r>
     </w:p>
-    <w:bookmarkEnd w:id="85"/>
-    <w:bookmarkStart w:id="86" w:name="c.2-how"/>
+    <w:bookmarkEnd w:id="87"/>
+    <w:bookmarkStart w:id="88" w:name="c.2-how"/>
     <w:p>
       <w:pPr>
         <w:pStyle w:val="Heading2"/>
@@ -8152,7 +8578,7 @@
       <w:pPr>
         <w:numPr>
           <w:ilvl w:val="0"/>
-          <w:numId w:val="1037"/>
+          <w:numId w:val="1038"/>
         </w:numPr>
         <w:pStyle w:val="Compact"/>
       </w:pPr>
@@ -8182,7 +8608,7 @@
       <w:pPr>
         <w:numPr>
           <w:ilvl w:val="0"/>
-          <w:numId w:val="1037"/>
+          <w:numId w:val="1038"/>
         </w:numPr>
         <w:pStyle w:val="Compact"/>
       </w:pPr>
@@ -8206,8 +8632,8 @@
         <w:t xml:space="preserve">board-to-board link. Link A removes the wire across the knee.</w:t>
       </w:r>
     </w:p>
-    <w:bookmarkEnd w:id="86"/>
-    <w:bookmarkStart w:id="87" w:name="c.3-things-to-watch"/>
+    <w:bookmarkEnd w:id="88"/>
+    <w:bookmarkStart w:id="89" w:name="c.3-things-to-watch"/>
     <w:p>
       <w:pPr>
         <w:pStyle w:val="Heading2"/>
@@ -8220,7 +8646,7 @@
       <w:pPr>
         <w:numPr>
           <w:ilvl w:val="0"/>
-          <w:numId w:val="1038"/>
+          <w:numId w:val="1039"/>
         </w:numPr>
         <w:pStyle w:val="Compact"/>
       </w:pPr>
@@ -8248,7 +8674,7 @@
       <w:pPr>
         <w:numPr>
           <w:ilvl w:val="0"/>
-          <w:numId w:val="1038"/>
+          <w:numId w:val="1039"/>
         </w:numPr>
         <w:pStyle w:val="Compact"/>
       </w:pPr>
@@ -8276,7 +8702,7 @@
       <w:pPr>
         <w:numPr>
           <w:ilvl w:val="0"/>
-          <w:numId w:val="1038"/>
+          <w:numId w:val="1039"/>
         </w:numPr>
         <w:pStyle w:val="Compact"/>
       </w:pPr>
@@ -8304,7 +8730,7 @@
       <w:pPr>
         <w:numPr>
           <w:ilvl w:val="0"/>
-          <w:numId w:val="1038"/>
+          <w:numId w:val="1039"/>
         </w:numPr>
         <w:pStyle w:val="Compact"/>
       </w:pPr>
@@ -8332,7 +8758,7 @@
       <w:pPr>
         <w:numPr>
           <w:ilvl w:val="0"/>
-          <w:numId w:val="1038"/>
+          <w:numId w:val="1039"/>
         </w:numPr>
         <w:pStyle w:val="Compact"/>
       </w:pPr>
@@ -8360,7 +8786,7 @@
       <w:pPr>
         <w:numPr>
           <w:ilvl w:val="0"/>
-          <w:numId w:val="1038"/>
+          <w:numId w:val="1039"/>
         </w:numPr>
         <w:pStyle w:val="Compact"/>
       </w:pPr>
@@ -8378,8 +8804,8 @@
         <w:t xml:space="preserve">from other 2.4 GHz devices, and reliable reconnection.</w:t>
       </w:r>
     </w:p>
-    <w:bookmarkEnd w:id="87"/>
-    <w:bookmarkStart w:id="88" w:name="c.4-next-steps"/>
+    <w:bookmarkEnd w:id="89"/>
+    <w:bookmarkStart w:id="90" w:name="c.4-next-steps"/>
     <w:p>
       <w:pPr>
         <w:pStyle w:val="Heading2"/>
@@ -8392,7 +8818,7 @@
       <w:pPr>
         <w:numPr>
           <w:ilvl w:val="0"/>
-          <w:numId w:val="1039"/>
+          <w:numId w:val="1040"/>
         </w:numPr>
         <w:pStyle w:val="Compact"/>
       </w:pPr>
@@ -8410,7 +8836,7 @@
       <w:pPr>
         <w:numPr>
           <w:ilvl w:val="0"/>
-          <w:numId w:val="1039"/>
+          <w:numId w:val="1040"/>
         </w:numPr>
         <w:pStyle w:val="Compact"/>
       </w:pPr>
@@ -8424,9 +8850,9 @@
         <w:t xml:space="preserve">for the planned study.</w:t>
       </w:r>
     </w:p>
-    <w:bookmarkEnd w:id="88"/>
-    <w:bookmarkEnd w:id="89"/>
-    <w:bookmarkStart w:id="94" w:name="appendix-d-more-sensors-and-joints"/>
+    <w:bookmarkEnd w:id="90"/>
+    <w:bookmarkEnd w:id="91"/>
+    <w:bookmarkStart w:id="96" w:name="appendix-d-more-sensors-and-joints"/>
     <w:p>
       <w:pPr>
         <w:pStyle w:val="Heading1"/>
@@ -8473,7 +8899,7 @@
         <w:t xml:space="preserve">Idea raised; not investigated in depth.</w:t>
       </w:r>
     </w:p>
-    <w:bookmarkStart w:id="90" w:name="d.1-motivation"/>
+    <w:bookmarkStart w:id="92" w:name="d.1-motivation"/>
     <w:p>
       <w:pPr>
         <w:pStyle w:val="Heading2"/>
@@ -8535,7 +8961,7 @@
       <w:pPr>
         <w:numPr>
           <w:ilvl w:val="0"/>
-          <w:numId w:val="1040"/>
+          <w:numId w:val="1041"/>
         </w:numPr>
         <w:pStyle w:val="Compact"/>
       </w:pPr>
@@ -8563,7 +8989,7 @@
       <w:pPr>
         <w:numPr>
           <w:ilvl w:val="0"/>
-          <w:numId w:val="1040"/>
+          <w:numId w:val="1041"/>
         </w:numPr>
         <w:pStyle w:val="Compact"/>
       </w:pPr>
@@ -8587,8 +9013,8 @@
         <w:t xml:space="preserve">joint, combined on the PC.</w:t>
       </w:r>
     </w:p>
-    <w:bookmarkEnd w:id="90"/>
-    <w:bookmarkStart w:id="91" w:name="d.2-things-to-consider"/>
+    <w:bookmarkEnd w:id="92"/>
+    <w:bookmarkStart w:id="93" w:name="d.2-things-to-consider"/>
     <w:p>
       <w:pPr>
         <w:pStyle w:val="Heading2"/>
@@ -8601,7 +9027,7 @@
       <w:pPr>
         <w:numPr>
           <w:ilvl w:val="0"/>
-          <w:numId w:val="1041"/>
+          <w:numId w:val="1042"/>
         </w:numPr>
         <w:pStyle w:val="Compact"/>
       </w:pPr>
@@ -8629,7 +9055,7 @@
       <w:pPr>
         <w:numPr>
           <w:ilvl w:val="0"/>
-          <w:numId w:val="1041"/>
+          <w:numId w:val="1042"/>
         </w:numPr>
         <w:pStyle w:val="Compact"/>
       </w:pPr>
@@ -8657,7 +9083,7 @@
       <w:pPr>
         <w:numPr>
           <w:ilvl w:val="0"/>
-          <w:numId w:val="1041"/>
+          <w:numId w:val="1042"/>
         </w:numPr>
         <w:pStyle w:val="Compact"/>
       </w:pPr>
@@ -8691,7 +9117,7 @@
       <w:pPr>
         <w:numPr>
           <w:ilvl w:val="0"/>
-          <w:numId w:val="1041"/>
+          <w:numId w:val="1042"/>
         </w:numPr>
         <w:pStyle w:val="Compact"/>
       </w:pPr>
@@ -8719,7 +9145,7 @@
       <w:pPr>
         <w:numPr>
           <w:ilvl w:val="0"/>
-          <w:numId w:val="1041"/>
+          <w:numId w:val="1042"/>
         </w:numPr>
         <w:pStyle w:val="Compact"/>
       </w:pPr>
@@ -8743,8 +9169,8 @@
         <w:t xml:space="preserve">scale with it.</w:t>
       </w:r>
     </w:p>
-    <w:bookmarkEnd w:id="91"/>
-    <w:bookmarkStart w:id="92" w:name="d.3-layout-trade-off"/>
+    <w:bookmarkEnd w:id="93"/>
+    <w:bookmarkStart w:id="94" w:name="d.3-layout-trade-off"/>
     <w:p>
       <w:pPr>
         <w:pStyle w:val="Heading2"/>
@@ -8927,8 +9353,8 @@
         </w:tc>
       </w:tr>
     </w:tbl>
-    <w:bookmarkEnd w:id="92"/>
-    <w:bookmarkStart w:id="93" w:name="d.4-next-steps"/>
+    <w:bookmarkEnd w:id="94"/>
+    <w:bookmarkStart w:id="95" w:name="d.4-next-steps"/>
     <w:p>
       <w:pPr>
         <w:pStyle w:val="Heading2"/>
@@ -8941,7 +9367,7 @@
       <w:pPr>
         <w:numPr>
           <w:ilvl w:val="0"/>
-          <w:numId w:val="1042"/>
+          <w:numId w:val="1043"/>
         </w:numPr>
         <w:pStyle w:val="Compact"/>
       </w:pPr>
@@ -8959,7 +9385,7 @@
       <w:pPr>
         <w:numPr>
           <w:ilvl w:val="0"/>
-          <w:numId w:val="1042"/>
+          <w:numId w:val="1043"/>
         </w:numPr>
         <w:pStyle w:val="Compact"/>
       </w:pPr>
@@ -8977,7 +9403,7 @@
       <w:pPr>
         <w:numPr>
           <w:ilvl w:val="0"/>
-          <w:numId w:val="1042"/>
+          <w:numId w:val="1043"/>
         </w:numPr>
         <w:pStyle w:val="Compact"/>
       </w:pPr>
@@ -8991,8 +9417,8 @@
         <w:t xml:space="preserve">independent pairs when modularity matters more.</w:t>
       </w:r>
     </w:p>
-    <w:bookmarkEnd w:id="93"/>
-    <w:bookmarkEnd w:id="94"/>
+    <w:bookmarkEnd w:id="95"/>
+    <w:bookmarkEnd w:id="96"/>
     <w:sectPr>
       <w:pgSz w:h="15840" w:w="12240"/>
       <w:pgMar w:bottom="1080" w:left="1080" w:right="1080" w:top="1080"/>
@@ -9342,6 +9768,9 @@
     <w:abstractNumId w:val="991"/>
   </w:num>
   <w:num w:numId="1008">
+    <w:abstractNumId w:val="991"/>
+  </w:num>
+  <w:num w:numId="1009">
     <w:abstractNumId w:val="99411"/>
     <w:lvlOverride w:ilvl="0">
       <w:startOverride w:val="1"/>
@@ -9371,9 +9800,6 @@
       <w:startOverride w:val="1"/>
     </w:lvlOverride>
   </w:num>
-  <w:num w:numId="1009">
-    <w:abstractNumId w:val="991"/>
-  </w:num>
   <w:num w:numId="1010">
     <w:abstractNumId w:val="991"/>
   </w:num>
@@ -9390,6 +9816,9 @@
     <w:abstractNumId w:val="991"/>
   </w:num>
   <w:num w:numId="1015">
+    <w:abstractNumId w:val="991"/>
+  </w:num>
+  <w:num w:numId="1016">
     <w:abstractNumId w:val="99411"/>
     <w:lvlOverride w:ilvl="0">
       <w:startOverride w:val="1"/>
@@ -9418,9 +9847,6 @@
     <w:lvlOverride w:ilvl="8">
       <w:startOverride w:val="1"/>
     </w:lvlOverride>
-  </w:num>
-  <w:num w:numId="1016">
-    <w:abstractNumId w:val="991"/>
   </w:num>
   <w:num w:numId="1017">
     <w:abstractNumId w:val="991"/>
@@ -9456,6 +9882,9 @@
     <w:abstractNumId w:val="991"/>
   </w:num>
   <w:num w:numId="1028">
+    <w:abstractNumId w:val="991"/>
+  </w:num>
+  <w:num w:numId="1029">
     <w:abstractNumId w:val="99411"/>
     <w:lvlOverride w:ilvl="0">
       <w:startOverride w:val="1"/>
@@ -9485,9 +9914,6 @@
       <w:startOverride w:val="1"/>
     </w:lvlOverride>
   </w:num>
-  <w:num w:numId="1029">
-    <w:abstractNumId w:val="991"/>
-  </w:num>
   <w:num w:numId="1030">
     <w:abstractNumId w:val="991"/>
   </w:num>
@@ -9495,6 +9921,9 @@
     <w:abstractNumId w:val="991"/>
   </w:num>
   <w:num w:numId="1032">
+    <w:abstractNumId w:val="991"/>
+  </w:num>
+  <w:num w:numId="1033">
     <w:abstractNumId w:val="99411"/>
     <w:lvlOverride w:ilvl="0">
       <w:startOverride w:val="1"/>
@@ -9524,9 +9953,6 @@
       <w:startOverride w:val="1"/>
     </w:lvlOverride>
   </w:num>
-  <w:num w:numId="1033">
-    <w:abstractNumId w:val="991"/>
-  </w:num>
   <w:num w:numId="1034">
     <w:abstractNumId w:val="991"/>
   </w:num>
@@ -9552,6 +9978,9 @@
     <w:abstractNumId w:val="991"/>
   </w:num>
   <w:num w:numId="1042">
+    <w:abstractNumId w:val="991"/>
+  </w:num>
+  <w:num w:numId="1043">
     <w:abstractNumId w:val="991"/>
   </w:num>
 </w:numbering>

--- a/docs/Project_Handover.docx
+++ b/docs/Project_Handover.docx
@@ -123,7 +123,7 @@
           <w:iCs/>
           <w:i/>
         </w:rPr>
-        <w:t xml:space="preserve">Version 1.0 — October 2026. Prepared by Jamie Kim.</w:t>
+        <w:t xml:space="preserve">October 2026 Ver. Prepared by Jamie Kim.</w:t>
       </w:r>
     </w:p>
     <w:bookmarkStart w:id="20" w:name="about-this-document"/>
@@ -7992,13 +7992,13 @@
       </w:r>
     </w:p>
     <w:bookmarkEnd w:id="79"/>
-    <w:bookmarkStart w:id="80" w:name="a.7-next-experiments-if-revived"/>
+    <w:bookmarkStart w:id="80" w:name="X496d03c3a6f90c4c81867d5960baaeadec31c8e"/>
     <w:p>
       <w:pPr>
         <w:pStyle w:val="Heading2"/>
       </w:pPr>
       <w:r>
-        <w:t xml:space="preserve">A.7 Next experiments (if revived)</w:t>
+        <w:t xml:space="preserve">A.7 Next experiments (if further considered)</w:t>
       </w:r>
     </w:p>
     <w:p>
@@ -8434,7 +8434,7 @@
         <w:pStyle w:val="FirstParagraph"/>
       </w:pPr>
       <w:r>
-        <w:t xml:space="preserve">The boards already have Bluetooth radios. Using them would remove the</w:t>
+        <w:t xml:space="preserve">Arduino Nano 33 BLE Rev2s already have Bluetooth radios. Using them would remove the</w:t>
       </w:r>
       <w:r>
         <w:t xml:space="preserve"> </w:t>
@@ -8717,7 +8717,13 @@
         <w:t xml:space="preserve"> </w:t>
       </w:r>
       <w:r>
-        <w:t xml:space="preserve">50 Hz is possible but with less spare room than the wire;</w:t>
+        <w:t xml:space="preserve">50 Hz may be possible with a Bluetooth dongle but with less</w:t>
+      </w:r>
+      <w:r>
+        <w:t xml:space="preserve"> </w:t>
+      </w:r>
+      <w:r>
+        <w:t xml:space="preserve">spare room than the wire;</w:t>
       </w:r>
       <w:r>
         <w:t xml:space="preserve"> </w:t>
